--- a/docs/manuals/user-guide.docx
+++ b/docs/manuals/user-guide.docx
@@ -93,7 +93,7 @@
             </w:rPr>
             <w:fldChar w:fldCharType="separate"/>
           </w:r>
-          <w:hyperlink w:anchor="__RefHeading___Toc1963_270400688">
+          <w:hyperlink w:anchor="__RefHeading___Toc1973_1520982166">
             <w:r>
               <w:rPr>
                 <w:webHidden/>
@@ -114,7 +114,7 @@
             </w:tabs>
             <w:rPr/>
           </w:pPr>
-          <w:hyperlink w:anchor="__RefHeading___Toc1965_270400688">
+          <w:hyperlink w:anchor="__RefHeading___Toc1975_1520982166">
             <w:r>
               <w:rPr>
                 <w:webHidden/>
@@ -135,7 +135,7 @@
             </w:tabs>
             <w:rPr/>
           </w:pPr>
-          <w:hyperlink w:anchor="__RefHeading___Toc1967_270400688">
+          <w:hyperlink w:anchor="__RefHeading___Toc1977_1520982166">
             <w:r>
               <w:rPr>
                 <w:webHidden/>
@@ -156,7 +156,7 @@
             </w:tabs>
             <w:rPr/>
           </w:pPr>
-          <w:hyperlink w:anchor="__RefHeading___Toc1969_270400688">
+          <w:hyperlink w:anchor="__RefHeading___Toc1979_1520982166">
             <w:r>
               <w:rPr>
                 <w:webHidden/>
@@ -177,7 +177,7 @@
             </w:tabs>
             <w:rPr/>
           </w:pPr>
-          <w:hyperlink w:anchor="__RefHeading___Toc1971_270400688">
+          <w:hyperlink w:anchor="__RefHeading___Toc1981_1520982166">
             <w:r>
               <w:rPr>
                 <w:webHidden/>
@@ -198,7 +198,7 @@
             </w:tabs>
             <w:rPr/>
           </w:pPr>
-          <w:hyperlink w:anchor="__RefHeading___Toc1973_270400688">
+          <w:hyperlink w:anchor="__RefHeading___Toc1983_1520982166">
             <w:r>
               <w:rPr>
                 <w:webHidden/>
@@ -219,7 +219,7 @@
             </w:tabs>
             <w:rPr/>
           </w:pPr>
-          <w:hyperlink w:anchor="__RefHeading___Toc1975_270400688">
+          <w:hyperlink w:anchor="__RefHeading___Toc1985_1520982166">
             <w:r>
               <w:rPr>
                 <w:webHidden/>
@@ -240,7 +240,7 @@
             </w:tabs>
             <w:rPr/>
           </w:pPr>
-          <w:hyperlink w:anchor="__RefHeading___Toc1977_270400688">
+          <w:hyperlink w:anchor="__RefHeading___Toc1987_1520982166">
             <w:r>
               <w:rPr>
                 <w:webHidden/>
@@ -261,7 +261,7 @@
             </w:tabs>
             <w:rPr/>
           </w:pPr>
-          <w:hyperlink w:anchor="__RefHeading___Toc1979_270400688">
+          <w:hyperlink w:anchor="__RefHeading___Toc1989_1520982166">
             <w:r>
               <w:rPr>
                 <w:webHidden/>
@@ -282,7 +282,7 @@
             </w:tabs>
             <w:rPr/>
           </w:pPr>
-          <w:hyperlink w:anchor="__RefHeading___Toc1981_270400688">
+          <w:hyperlink w:anchor="__RefHeading___Toc1991_1520982166">
             <w:r>
               <w:rPr>
                 <w:webHidden/>
@@ -303,7 +303,7 @@
             </w:tabs>
             <w:rPr/>
           </w:pPr>
-          <w:hyperlink w:anchor="__RefHeading___Toc1983_270400688">
+          <w:hyperlink w:anchor="__RefHeading___Toc1993_1520982166">
             <w:r>
               <w:rPr>
                 <w:webHidden/>
@@ -324,7 +324,7 @@
             </w:tabs>
             <w:rPr/>
           </w:pPr>
-          <w:hyperlink w:anchor="__RefHeading___Toc1985_270400688">
+          <w:hyperlink w:anchor="__RefHeading___Toc1995_1520982166">
             <w:r>
               <w:rPr>
                 <w:webHidden/>
@@ -345,7 +345,7 @@
             </w:tabs>
             <w:rPr/>
           </w:pPr>
-          <w:hyperlink w:anchor="__RefHeading___Toc1987_270400688">
+          <w:hyperlink w:anchor="__RefHeading___Toc1997_1520982166">
             <w:r>
               <w:rPr>
                 <w:webHidden/>
@@ -366,7 +366,7 @@
             </w:tabs>
             <w:rPr/>
           </w:pPr>
-          <w:hyperlink w:anchor="__RefHeading___Toc1989_270400688">
+          <w:hyperlink w:anchor="__RefHeading___Toc1999_1520982166">
             <w:r>
               <w:rPr>
                 <w:webHidden/>
@@ -387,7 +387,7 @@
             </w:tabs>
             <w:rPr/>
           </w:pPr>
-          <w:hyperlink w:anchor="__RefHeading___Toc1991_270400688">
+          <w:hyperlink w:anchor="__RefHeading___Toc2001_1520982166">
             <w:r>
               <w:rPr>
                 <w:webHidden/>
@@ -408,7 +408,7 @@
             </w:tabs>
             <w:rPr/>
           </w:pPr>
-          <w:hyperlink w:anchor="__RefHeading___Toc1993_270400688">
+          <w:hyperlink w:anchor="__RefHeading___Toc2003_1520982166">
             <w:r>
               <w:rPr>
                 <w:webHidden/>
@@ -429,7 +429,7 @@
             </w:tabs>
             <w:rPr/>
           </w:pPr>
-          <w:hyperlink w:anchor="__RefHeading___Toc1995_270400688">
+          <w:hyperlink w:anchor="__RefHeading___Toc2005_1520982166">
             <w:r>
               <w:rPr>
                 <w:webHidden/>
@@ -450,7 +450,7 @@
             </w:tabs>
             <w:rPr/>
           </w:pPr>
-          <w:hyperlink w:anchor="__RefHeading___Toc1997_270400688">
+          <w:hyperlink w:anchor="__RefHeading___Toc2007_1520982166">
             <w:r>
               <w:rPr>
                 <w:webHidden/>
@@ -471,7 +471,7 @@
             </w:tabs>
             <w:rPr/>
           </w:pPr>
-          <w:hyperlink w:anchor="__RefHeading___Toc1999_270400688">
+          <w:hyperlink w:anchor="__RefHeading___Toc2009_1520982166">
             <w:r>
               <w:rPr>
                 <w:webHidden/>
@@ -492,7 +492,7 @@
             </w:tabs>
             <w:rPr/>
           </w:pPr>
-          <w:hyperlink w:anchor="__RefHeading___Toc2001_270400688">
+          <w:hyperlink w:anchor="__RefHeading___Toc2011_1520982166">
             <w:r>
               <w:rPr>
                 <w:webHidden/>
@@ -513,7 +513,7 @@
             </w:tabs>
             <w:rPr/>
           </w:pPr>
-          <w:hyperlink w:anchor="__RefHeading___Toc2003_270400688">
+          <w:hyperlink w:anchor="__RefHeading___Toc2013_1520982166">
             <w:r>
               <w:rPr>
                 <w:webHidden/>
@@ -534,7 +534,7 @@
             </w:tabs>
             <w:rPr/>
           </w:pPr>
-          <w:hyperlink w:anchor="__RefHeading___Toc2005_270400688">
+          <w:hyperlink w:anchor="__RefHeading___Toc2015_1520982166">
             <w:r>
               <w:rPr>
                 <w:webHidden/>
@@ -555,7 +555,7 @@
             </w:tabs>
             <w:rPr/>
           </w:pPr>
-          <w:hyperlink w:anchor="__RefHeading___Toc2007_270400688">
+          <w:hyperlink w:anchor="__RefHeading___Toc2017_1520982166">
             <w:r>
               <w:rPr>
                 <w:webHidden/>
@@ -576,7 +576,7 @@
             </w:tabs>
             <w:rPr/>
           </w:pPr>
-          <w:hyperlink w:anchor="__RefHeading___Toc2009_270400688">
+          <w:hyperlink w:anchor="__RefHeading___Toc2019_1520982166">
             <w:r>
               <w:rPr>
                 <w:webHidden/>
@@ -597,7 +597,7 @@
             </w:tabs>
             <w:rPr/>
           </w:pPr>
-          <w:hyperlink w:anchor="__RefHeading___Toc2011_270400688">
+          <w:hyperlink w:anchor="__RefHeading___Toc2021_1520982166">
             <w:r>
               <w:rPr>
                 <w:webHidden/>
@@ -618,7 +618,7 @@
             </w:tabs>
             <w:rPr/>
           </w:pPr>
-          <w:hyperlink w:anchor="__RefHeading___Toc2013_270400688">
+          <w:hyperlink w:anchor="__RefHeading___Toc2023_1520982166">
             <w:r>
               <w:rPr>
                 <w:webHidden/>
@@ -639,7 +639,7 @@
             </w:tabs>
             <w:rPr/>
           </w:pPr>
-          <w:hyperlink w:anchor="__RefHeading___Toc2015_270400688">
+          <w:hyperlink w:anchor="__RefHeading___Toc2025_1520982166">
             <w:r>
               <w:rPr>
                 <w:webHidden/>
@@ -660,7 +660,7 @@
             </w:tabs>
             <w:rPr/>
           </w:pPr>
-          <w:hyperlink w:anchor="__RefHeading___Toc2017_270400688">
+          <w:hyperlink w:anchor="__RefHeading___Toc2027_1520982166">
             <w:r>
               <w:rPr>
                 <w:webHidden/>
@@ -681,7 +681,7 @@
             </w:tabs>
             <w:rPr/>
           </w:pPr>
-          <w:hyperlink w:anchor="__RefHeading___Toc2019_270400688">
+          <w:hyperlink w:anchor="__RefHeading___Toc2029_1520982166">
             <w:r>
               <w:rPr>
                 <w:webHidden/>
@@ -702,7 +702,7 @@
             </w:tabs>
             <w:rPr/>
           </w:pPr>
-          <w:hyperlink w:anchor="__RefHeading___Toc2021_270400688">
+          <w:hyperlink w:anchor="__RefHeading___Toc2031_1520982166">
             <w:r>
               <w:rPr>
                 <w:webHidden/>
@@ -723,7 +723,7 @@
             </w:tabs>
             <w:rPr/>
           </w:pPr>
-          <w:hyperlink w:anchor="__RefHeading___Toc2023_270400688">
+          <w:hyperlink w:anchor="__RefHeading___Toc2033_1520982166">
             <w:r>
               <w:rPr>
                 <w:webHidden/>
@@ -744,7 +744,7 @@
             </w:tabs>
             <w:rPr/>
           </w:pPr>
-          <w:hyperlink w:anchor="__RefHeading___Toc2025_270400688">
+          <w:hyperlink w:anchor="__RefHeading___Toc2035_1520982166">
             <w:r>
               <w:rPr>
                 <w:webHidden/>
@@ -765,7 +765,7 @@
             </w:tabs>
             <w:rPr/>
           </w:pPr>
-          <w:hyperlink w:anchor="__RefHeading___Toc2027_270400688">
+          <w:hyperlink w:anchor="__RefHeading___Toc2037_1520982166">
             <w:r>
               <w:rPr>
                 <w:webHidden/>
@@ -786,7 +786,7 @@
             </w:tabs>
             <w:rPr/>
           </w:pPr>
-          <w:hyperlink w:anchor="__RefHeading___Toc2029_270400688">
+          <w:hyperlink w:anchor="__RefHeading___Toc2039_1520982166">
             <w:r>
               <w:rPr>
                 <w:webHidden/>
@@ -807,7 +807,7 @@
             </w:tabs>
             <w:rPr/>
           </w:pPr>
-          <w:hyperlink w:anchor="__RefHeading___Toc2031_270400688">
+          <w:hyperlink w:anchor="__RefHeading___Toc2041_1520982166">
             <w:r>
               <w:rPr>
                 <w:webHidden/>
@@ -828,7 +828,7 @@
             </w:tabs>
             <w:rPr/>
           </w:pPr>
-          <w:hyperlink w:anchor="__RefHeading___Toc2033_270400688">
+          <w:hyperlink w:anchor="__RefHeading___Toc2043_1520982166">
             <w:r>
               <w:rPr>
                 <w:webHidden/>
@@ -849,7 +849,7 @@
             </w:tabs>
             <w:rPr/>
           </w:pPr>
-          <w:hyperlink w:anchor="__RefHeading___Toc2035_270400688">
+          <w:hyperlink w:anchor="__RefHeading___Toc2045_1520982166">
             <w:r>
               <w:rPr>
                 <w:webHidden/>
@@ -870,7 +870,7 @@
             </w:tabs>
             <w:rPr/>
           </w:pPr>
-          <w:hyperlink w:anchor="__RefHeading___Toc2037_270400688">
+          <w:hyperlink w:anchor="__RefHeading___Toc2047_1520982166">
             <w:r>
               <w:rPr>
                 <w:webHidden/>
@@ -891,7 +891,7 @@
             </w:tabs>
             <w:rPr/>
           </w:pPr>
-          <w:hyperlink w:anchor="__RefHeading___Toc2039_270400688">
+          <w:hyperlink w:anchor="__RefHeading___Toc2049_1520982166">
             <w:r>
               <w:rPr>
                 <w:webHidden/>
@@ -912,7 +912,7 @@
             </w:tabs>
             <w:rPr/>
           </w:pPr>
-          <w:hyperlink w:anchor="__RefHeading___Toc2041_270400688">
+          <w:hyperlink w:anchor="__RefHeading___Toc2051_1520982166">
             <w:r>
               <w:rPr>
                 <w:webHidden/>
@@ -933,7 +933,7 @@
             </w:tabs>
             <w:rPr/>
           </w:pPr>
-          <w:hyperlink w:anchor="__RefHeading___Toc2043_270400688">
+          <w:hyperlink w:anchor="__RefHeading___Toc2053_1520982166">
             <w:r>
               <w:rPr>
                 <w:webHidden/>
@@ -954,7 +954,7 @@
             </w:tabs>
             <w:rPr/>
           </w:pPr>
-          <w:hyperlink w:anchor="__RefHeading___Toc2045_270400688">
+          <w:hyperlink w:anchor="__RefHeading___Toc2055_1520982166">
             <w:r>
               <w:rPr>
                 <w:webHidden/>
@@ -975,7 +975,7 @@
             </w:tabs>
             <w:rPr/>
           </w:pPr>
-          <w:hyperlink w:anchor="__RefHeading___Toc2047_270400688">
+          <w:hyperlink w:anchor="__RefHeading___Toc2057_1520982166">
             <w:r>
               <w:rPr>
                 <w:webHidden/>
@@ -996,7 +996,7 @@
             </w:tabs>
             <w:rPr/>
           </w:pPr>
-          <w:hyperlink w:anchor="__RefHeading___Toc2049_270400688">
+          <w:hyperlink w:anchor="__RefHeading___Toc2059_1520982166">
             <w:r>
               <w:rPr>
                 <w:webHidden/>
@@ -1017,7 +1017,7 @@
             </w:tabs>
             <w:rPr/>
           </w:pPr>
-          <w:hyperlink w:anchor="__RefHeading___Toc2051_270400688">
+          <w:hyperlink w:anchor="__RefHeading___Toc2061_1520982166">
             <w:r>
               <w:rPr>
                 <w:webHidden/>
@@ -1038,7 +1038,7 @@
             </w:tabs>
             <w:rPr/>
           </w:pPr>
-          <w:hyperlink w:anchor="__RefHeading___Toc2053_270400688">
+          <w:hyperlink w:anchor="__RefHeading___Toc2063_1520982166">
             <w:r>
               <w:rPr>
                 <w:webHidden/>
@@ -1059,7 +1059,7 @@
             </w:tabs>
             <w:rPr/>
           </w:pPr>
-          <w:hyperlink w:anchor="__RefHeading___Toc2055_270400688">
+          <w:hyperlink w:anchor="__RefHeading___Toc2065_1520982166">
             <w:r>
               <w:rPr>
                 <w:webHidden/>
@@ -1084,7 +1084,7 @@
         <w:pStyle w:val="Heading1"/>
         <w:rPr/>
       </w:pPr>
-      <w:bookmarkStart w:id="0" w:name="__RefHeading___Toc1963_270400688"/>
+      <w:bookmarkStart w:id="0" w:name="__RefHeading___Toc1973_1520982166"/>
       <w:bookmarkEnd w:id="0"/>
       <w:r>
         <w:rPr>
@@ -1635,7 +1635,7 @@
         <w:pStyle w:val="Heading1"/>
         <w:rPr/>
       </w:pPr>
-      <w:bookmarkStart w:id="2" w:name="__RefHeading___Toc1965_270400688"/>
+      <w:bookmarkStart w:id="2" w:name="__RefHeading___Toc1975_1520982166"/>
       <w:bookmarkEnd w:id="2"/>
       <w:r>
         <w:rPr>
@@ -1654,7 +1654,7 @@
         <w:pStyle w:val="Heading2"/>
         <w:rPr/>
       </w:pPr>
-      <w:bookmarkStart w:id="3" w:name="__RefHeading___Toc1967_270400688"/>
+      <w:bookmarkStart w:id="3" w:name="__RefHeading___Toc1977_1520982166"/>
       <w:bookmarkStart w:id="4" w:name="назначение"/>
       <w:bookmarkEnd w:id="3"/>
       <w:r>
@@ -1811,7 +1811,7 @@
         <w:pStyle w:val="Heading2"/>
         <w:rPr/>
       </w:pPr>
-      <w:bookmarkStart w:id="5" w:name="__RefHeading___Toc1969_270400688"/>
+      <w:bookmarkStart w:id="5" w:name="__RefHeading___Toc1979_1520982166"/>
       <w:bookmarkEnd w:id="5"/>
       <w:r>
         <w:rPr>
@@ -2550,7 +2550,7 @@
         <w:pStyle w:val="Heading2"/>
         <w:rPr/>
       </w:pPr>
-      <w:bookmarkStart w:id="7" w:name="__RefHeading___Toc1971_270400688"/>
+      <w:bookmarkStart w:id="7" w:name="__RefHeading___Toc1981_1520982166"/>
       <w:bookmarkEnd w:id="7"/>
       <w:r>
         <w:rPr>
@@ -2683,7 +2683,7 @@
         <w:pStyle w:val="Heading2"/>
         <w:rPr/>
       </w:pPr>
-      <w:bookmarkStart w:id="8" w:name="__RefHeading___Toc1973_270400688"/>
+      <w:bookmarkStart w:id="8" w:name="__RefHeading___Toc1983_1520982166"/>
       <w:bookmarkStart w:id="9" w:name="интерфейс"/>
       <w:bookmarkEnd w:id="8"/>
       <w:r>
@@ -2793,7 +2793,7 @@
         <w:pStyle w:val="Heading2"/>
         <w:rPr/>
       </w:pPr>
-      <w:bookmarkStart w:id="11" w:name="__RefHeading___Toc1975_270400688"/>
+      <w:bookmarkStart w:id="11" w:name="__RefHeading___Toc1985_1520982166"/>
       <w:bookmarkStart w:id="12" w:name="профиль-пароль-и-фото"/>
       <w:bookmarkEnd w:id="11"/>
       <w:r>
@@ -2881,7 +2881,7 @@
         <w:pStyle w:val="Heading1"/>
         <w:rPr/>
       </w:pPr>
-      <w:bookmarkStart w:id="14" w:name="__RefHeading___Toc1977_270400688"/>
+      <w:bookmarkStart w:id="14" w:name="__RefHeading___Toc1987_1520982166"/>
       <w:bookmarkStart w:id="15" w:name="проекты"/>
       <w:bookmarkEnd w:id="14"/>
       <w:r>
@@ -2901,7 +2901,7 @@
         <w:pStyle w:val="Heading2"/>
         <w:rPr/>
       </w:pPr>
-      <w:bookmarkStart w:id="16" w:name="__RefHeading___Toc1979_270400688"/>
+      <w:bookmarkStart w:id="16" w:name="__RefHeading___Toc1989_1520982166"/>
       <w:bookmarkStart w:id="17" w:name="главная-страница"/>
       <w:bookmarkEnd w:id="16"/>
       <w:r>
@@ -3122,7 +3122,7 @@
         <w:pStyle w:val="Heading2"/>
         <w:rPr/>
       </w:pPr>
-      <w:bookmarkStart w:id="18" w:name="__RefHeading___Toc1981_270400688"/>
+      <w:bookmarkStart w:id="18" w:name="__RefHeading___Toc1991_1520982166"/>
       <w:bookmarkStart w:id="19" w:name="новый-проект"/>
       <w:bookmarkEnd w:id="18"/>
       <w:r>
@@ -3243,7 +3243,7 @@
         <w:pStyle w:val="Heading2"/>
         <w:rPr/>
       </w:pPr>
-      <w:bookmarkStart w:id="21" w:name="__RefHeading___Toc1983_270400688"/>
+      <w:bookmarkStart w:id="21" w:name="__RefHeading___Toc1993_1520982166"/>
       <w:bookmarkStart w:id="22" w:name="изменение-порядок-и-удаление"/>
       <w:bookmarkEnd w:id="21"/>
       <w:r>
@@ -3336,7 +3336,7 @@
         <w:pStyle w:val="Heading1"/>
         <w:rPr/>
       </w:pPr>
-      <w:bookmarkStart w:id="23" w:name="__RefHeading___Toc1985_270400688"/>
+      <w:bookmarkStart w:id="23" w:name="__RefHeading___Toc1995_1520982166"/>
       <w:bookmarkStart w:id="24" w:name="план-проекта"/>
       <w:bookmarkEnd w:id="23"/>
       <w:r>
@@ -3356,7 +3356,7 @@
         <w:pStyle w:val="Heading2"/>
         <w:rPr/>
       </w:pPr>
-      <w:bookmarkStart w:id="25" w:name="__RefHeading___Toc1987_270400688"/>
+      <w:bookmarkStart w:id="25" w:name="__RefHeading___Toc1997_1520982166"/>
       <w:bookmarkStart w:id="26" w:name="экран-плана"/>
       <w:bookmarkEnd w:id="25"/>
       <w:r>
@@ -3734,7 +3734,7 @@
         <w:pStyle w:val="Heading2"/>
         <w:rPr/>
       </w:pPr>
-      <w:bookmarkStart w:id="28" w:name="__RefHeading___Toc1989_270400688"/>
+      <w:bookmarkStart w:id="28" w:name="__RefHeading___Toc1999_1520982166"/>
       <w:bookmarkStart w:id="29" w:name="планы-проекта"/>
       <w:bookmarkEnd w:id="28"/>
       <w:r>
@@ -4030,7 +4030,7 @@
         <w:pStyle w:val="Heading2"/>
         <w:rPr/>
       </w:pPr>
-      <w:bookmarkStart w:id="31" w:name="__RefHeading___Toc1991_270400688"/>
+      <w:bookmarkStart w:id="31" w:name="__RefHeading___Toc2001_1520982166"/>
       <w:bookmarkStart w:id="32" w:name="шкала-и-масштаб"/>
       <w:bookmarkEnd w:id="31"/>
       <w:r>
@@ -4209,7 +4209,7 @@
         <w:pStyle w:val="Heading2"/>
         <w:rPr/>
       </w:pPr>
-      <w:bookmarkStart w:id="34" w:name="__RefHeading___Toc1993_270400688"/>
+      <w:bookmarkStart w:id="34" w:name="__RefHeading___Toc2003_1520982166"/>
       <w:bookmarkStart w:id="35" w:name="сохранение-и-совместная-работа"/>
       <w:bookmarkEnd w:id="34"/>
       <w:r>
@@ -4273,7 +4273,31 @@
       </w:pPr>
       <w:r>
         <w:rPr/>
-        <w:t>«Нет связи · 2 изменения ждут отправки» — связь пропала; правки хранятся на странице и уйдут, когда связь вернётся. Не закрывайте вкладку: при попытке закрыть система предупредит о неотправленных правках.</w:t>
+        <w:t>«Нет связи · 2 изменения ждут отправки» — связь пропала; правки хранятся на странице и уйдут, когда связь вернётся. Не закрывайте вкладку: при попытке закрыть браузер предупредит о неотправленных правках.</w:t>
+      </w:r>
+    </w:p>
+    <w:p>
+      <w:pPr>
+        <w:pStyle w:val="Compact"/>
+        <w:numPr>
+          <w:ilvl w:val="0"/>
+          <w:numId w:val="43"/>
+        </w:numPr>
+        <w:rPr/>
+      </w:pPr>
+      <w:r>
+        <w:rPr/>
+        <w:t>«Сессия истекла · 2 изменения ждут входа» — войдите снова: правки отправятся сами.</w:t>
+      </w:r>
+    </w:p>
+    <w:p>
+      <w:pPr>
+        <w:pStyle w:val="FirstParagraph"/>
+        <w:rPr/>
+      </w:pPr>
+      <w:r>
+        <w:rPr/>
+        <w:t>Переходить на другую вкладку плана, в другой проект или раздел можно сразу после правки — неотправленные изменения досылаются в фоне. Если сервер не принял какую-то правку (например, строку только что удалил коллега), система назовёт её, а остальные ваши правки сохранит.</w:t>
       </w:r>
     </w:p>
     <w:p>
@@ -4373,7 +4397,7 @@
         <w:pStyle w:val="Heading1"/>
         <w:rPr/>
       </w:pPr>
-      <w:bookmarkStart w:id="36" w:name="__RefHeading___Toc1995_270400688"/>
+      <w:bookmarkStart w:id="36" w:name="__RefHeading___Toc2005_1520982166"/>
       <w:bookmarkEnd w:id="36"/>
       <w:r>
         <w:rPr>
@@ -4392,7 +4416,7 @@
         <w:pStyle w:val="Heading2"/>
         <w:rPr/>
       </w:pPr>
-      <w:bookmarkStart w:id="37" w:name="__RefHeading___Toc1997_270400688"/>
+      <w:bookmarkStart w:id="37" w:name="__RefHeading___Toc2007_1520982166"/>
       <w:bookmarkStart w:id="38" w:name="добавление-строк"/>
       <w:bookmarkEnd w:id="37"/>
       <w:r>
@@ -4405,27 +4429,6 @@
         <w:rPr/>
         <w:tab/>
         <w:t>Добавление строк</w:t>
-      </w:r>
-    </w:p>
-    <w:p>
-      <w:pPr>
-        <w:pStyle w:val="Compact"/>
-        <w:numPr>
-          <w:ilvl w:val="0"/>
-          <w:numId w:val="43"/>
-        </w:numPr>
-        <w:rPr/>
-      </w:pPr>
-      <w:r>
-        <w:rPr>
-          <w:b/>
-          <w:bCs/>
-        </w:rPr>
-        <w:t>Задача</w:t>
-      </w:r>
-      <w:r>
-        <w:rPr/>
-        <w:t xml:space="preserve"> на панели — новая задача после выделенной строки (в выделенную группу — внутрь группы). Клавиша Insert делает то же.</w:t>
       </w:r>
     </w:p>
     <w:p>
@@ -4442,70 +4445,11 @@
           <w:b/>
           <w:bCs/>
         </w:rPr>
-        <w:t>▾</w:t>
-      </w:r>
-      <w:r>
-        <w:rPr/>
-        <w:t xml:space="preserve"> </w:t>
-      </w:r>
-      <w:r>
-        <w:rPr/>
-        <w:t xml:space="preserve">рядом с </w:t>
-      </w:r>
-      <w:r>
-        <w:rPr>
-          <w:b/>
-          <w:bCs/>
-        </w:rPr>
         <w:t>Задача</w:t>
       </w:r>
       <w:r>
         <w:rPr/>
-        <w:t xml:space="preserve">: </w:t>
-      </w:r>
-      <w:r>
-        <w:rPr>
-          <w:b/>
-          <w:bCs/>
-        </w:rPr>
-        <w:t>Задача</w:t>
-      </w:r>
-      <w:r>
-        <w:rPr/>
-        <w:t xml:space="preserve">, </w:t>
-      </w:r>
-      <w:r>
-        <w:rPr>
-          <w:b/>
-          <w:bCs/>
-        </w:rPr>
-        <w:t>Веха</w:t>
-      </w:r>
-      <w:r>
-        <w:rPr/>
-        <w:t xml:space="preserve">, </w:t>
-      </w:r>
-      <w:r>
-        <w:rPr>
-          <w:b/>
-          <w:bCs/>
-        </w:rPr>
-        <w:t>Группа</w:t>
-      </w:r>
-      <w:r>
-        <w:rPr/>
-        <w:t xml:space="preserve">, </w:t>
-      </w:r>
-      <w:r>
-        <w:rPr>
-          <w:b/>
-          <w:bCs/>
-        </w:rPr>
-        <w:t>Пометка на шкале</w:t>
-      </w:r>
-      <w:r>
-        <w:rPr/>
-        <w:t>.</w:t>
+        <w:t xml:space="preserve"> на панели — новая задача после выделенной строки (в выделенную группу — внутрь группы). Клавиша Insert делает то же.</w:t>
       </w:r>
     </w:p>
     <w:p>
@@ -4518,8 +4462,74 @@
         <w:rPr/>
       </w:pPr>
       <w:r>
-        <w:rPr/>
-        <w:t>Поле внизу таблицы «Новая задача — введите название и Enter» — быстрое добавление подряд.</w:t>
+        <w:rPr>
+          <w:b/>
+          <w:bCs/>
+        </w:rPr>
+        <w:t>▾</w:t>
+      </w:r>
+      <w:r>
+        <w:rPr/>
+        <w:t xml:space="preserve"> </w:t>
+      </w:r>
+      <w:r>
+        <w:rPr/>
+        <w:t xml:space="preserve">рядом с </w:t>
+      </w:r>
+      <w:r>
+        <w:rPr>
+          <w:b/>
+          <w:bCs/>
+        </w:rPr>
+        <w:t>Задача</w:t>
+      </w:r>
+      <w:r>
+        <w:rPr/>
+        <w:t xml:space="preserve">: </w:t>
+      </w:r>
+      <w:r>
+        <w:rPr>
+          <w:b/>
+          <w:bCs/>
+        </w:rPr>
+        <w:t>Задача</w:t>
+      </w:r>
+      <w:r>
+        <w:rPr/>
+        <w:t xml:space="preserve">, </w:t>
+      </w:r>
+      <w:r>
+        <w:rPr>
+          <w:b/>
+          <w:bCs/>
+        </w:rPr>
+        <w:t>Веха</w:t>
+      </w:r>
+      <w:r>
+        <w:rPr/>
+        <w:t xml:space="preserve">, </w:t>
+      </w:r>
+      <w:r>
+        <w:rPr>
+          <w:b/>
+          <w:bCs/>
+        </w:rPr>
+        <w:t>Группа</w:t>
+      </w:r>
+      <w:r>
+        <w:rPr/>
+        <w:t xml:space="preserve">, </w:t>
+      </w:r>
+      <w:r>
+        <w:rPr>
+          <w:b/>
+          <w:bCs/>
+        </w:rPr>
+        <w:t>Пометка на шкале</w:t>
+      </w:r>
+      <w:r>
+        <w:rPr/>
+        <w:t>.</w:t>
       </w:r>
     </w:p>
     <w:p>
@@ -4528,6 +4538,20 @@
         <w:numPr>
           <w:ilvl w:val="0"/>
           <w:numId w:val="46"/>
+        </w:numPr>
+        <w:rPr/>
+      </w:pPr>
+      <w:r>
+        <w:rPr/>
+        <w:t>Поле внизу таблицы «Новая задача — введите название и Enter» — быстрое добавление подряд.</w:t>
+      </w:r>
+    </w:p>
+    <w:p>
+      <w:pPr>
+        <w:pStyle w:val="Compact"/>
+        <w:numPr>
+          <w:ilvl w:val="0"/>
+          <w:numId w:val="47"/>
         </w:numPr>
         <w:rPr/>
       </w:pPr>
@@ -4620,7 +4644,7 @@
         <w:pStyle w:val="Heading2"/>
         <w:rPr/>
       </w:pPr>
-      <w:bookmarkStart w:id="40" w:name="__RefHeading___Toc1999_270400688"/>
+      <w:bookmarkStart w:id="40" w:name="__RefHeading___Toc2009_1520982166"/>
       <w:bookmarkStart w:id="41" w:name="карточка-строки"/>
       <w:bookmarkEnd w:id="40"/>
       <w:r>
@@ -5798,7 +5822,7 @@
         <w:pStyle w:val="Heading2"/>
         <w:rPr/>
       </w:pPr>
-      <w:bookmarkStart w:id="42" w:name="__RefHeading___Toc2001_270400688"/>
+      <w:bookmarkStart w:id="42" w:name="__RefHeading___Toc2011_1520982166"/>
       <w:bookmarkStart w:id="43" w:name="завершение-задачи"/>
       <w:bookmarkEnd w:id="42"/>
       <w:r>
@@ -5862,7 +5886,7 @@
         <w:pStyle w:val="Heading2"/>
         <w:rPr/>
       </w:pPr>
-      <w:bookmarkStart w:id="44" w:name="__RefHeading___Toc2003_270400688"/>
+      <w:bookmarkStart w:id="44" w:name="__RefHeading___Toc2013_1520982166"/>
       <w:bookmarkStart w:id="45" w:name="вехи"/>
       <w:bookmarkEnd w:id="44"/>
       <w:r>
@@ -5981,7 +6005,7 @@
         <w:pStyle w:val="Heading2"/>
         <w:rPr/>
       </w:pPr>
-      <w:bookmarkStart w:id="46" w:name="__RefHeading___Toc2005_270400688"/>
+      <w:bookmarkStart w:id="46" w:name="__RefHeading___Toc2015_1520982166"/>
       <w:bookmarkStart w:id="47" w:name="группы"/>
       <w:bookmarkEnd w:id="46"/>
       <w:r>
@@ -6023,7 +6047,7 @@
         <w:pStyle w:val="Heading2"/>
         <w:rPr/>
       </w:pPr>
-      <w:bookmarkStart w:id="48" w:name="__RefHeading___Toc2007_270400688"/>
+      <w:bookmarkStart w:id="48" w:name="__RefHeading___Toc2017_1520982166"/>
       <w:bookmarkStart w:id="49" w:name="связи-и-автосдвиг"/>
       <w:bookmarkEnd w:id="48"/>
       <w:r>
@@ -6456,7 +6480,7 @@
       </w:r>
       <w:r>
         <w:rPr/>
-        <w:t xml:space="preserve"> (настройки графика, по умолчанию включён), перенос задачи сдвигает все зависящие от неё задачи по цепочке. Если сроки каких-то задач не соответствуют связям (например, план перенесён из 1.0), над графиком появится строка «Сроки N задач не согласованы со связями» и кнопка </w:t>
+        <w:t xml:space="preserve"> (настройки графика, по умолчанию включён), перенос задачи сдвигает все зависящие от неё задачи по цепочке; правки, не касающиеся сроков (название, цвет, ответственный), ничего не сдвигают. Если сроки каких-то задач не соответствуют связям (например, план перенесён из 1.0), над графиком появится строка «Сроки N задач не согласованы со связями» и кнопка </w:t>
       </w:r>
       <w:r>
         <w:rPr>
@@ -6467,7 +6491,7 @@
       </w:r>
       <w:r>
         <w:rPr/>
-        <w:t>; выравнивание отменяется Ctrl+Z.</w:t>
+        <w:t>; выравнивание отменяется Ctrl+Z. Задачу нельзя связать с той, что сама от неё зависит, — связи не замыкаются в цикл.</w:t>
       </w:r>
     </w:p>
     <w:p>
@@ -6487,7 +6511,7 @@
         <w:pStyle w:val="Heading2"/>
         <w:rPr/>
       </w:pPr>
-      <w:bookmarkStart w:id="51" w:name="__RefHeading___Toc2009_270400688"/>
+      <w:bookmarkStart w:id="51" w:name="__RefHeading___Toc2019_1520982166"/>
       <w:bookmarkStart w:id="52" w:name="перетаскивание"/>
       <w:bookmarkEnd w:id="51"/>
       <w:r>
@@ -6500,20 +6524,6 @@
         <w:rPr/>
         <w:tab/>
         <w:t>Перетаскивание</w:t>
-      </w:r>
-    </w:p>
-    <w:p>
-      <w:pPr>
-        <w:pStyle w:val="Compact"/>
-        <w:numPr>
-          <w:ilvl w:val="0"/>
-          <w:numId w:val="47"/>
-        </w:numPr>
-        <w:rPr/>
-      </w:pPr>
-      <w:r>
-        <w:rPr/>
-        <w:t>Полоса задачи — сдвинуть сроки; край полосы — изменить начало или окончание.</w:t>
       </w:r>
     </w:p>
     <w:p>
@@ -6527,7 +6537,7 @@
       </w:pPr>
       <w:r>
         <w:rPr/>
-        <w:t>С нажатым Ctrl — копия задачи на новые даты.</w:t>
+        <w:t>Полоса задачи — сдвинуть сроки; край полосы — изменить начало или окончание.</w:t>
       </w:r>
     </w:p>
     <w:p>
@@ -6541,7 +6551,7 @@
       </w:pPr>
       <w:r>
         <w:rPr/>
-        <w:t>Полоса группы — сдвинуть всю группу с вложенными.</w:t>
+        <w:t>С нажатым Ctrl — копия задачи на новые даты.</w:t>
       </w:r>
     </w:p>
     <w:p>
@@ -6555,7 +6565,7 @@
       </w:pPr>
       <w:r>
         <w:rPr/>
-        <w:t>Ромб вехи — перенести веху.</w:t>
+        <w:t>Полоса группы — сдвинуть всю группу с вложенными.</w:t>
       </w:r>
     </w:p>
     <w:p>
@@ -6569,6 +6579,20 @@
       </w:pPr>
       <w:r>
         <w:rPr/>
+        <w:t>Ромб вехи — перенести веху.</w:t>
+      </w:r>
+    </w:p>
+    <w:p>
+      <w:pPr>
+        <w:pStyle w:val="Compact"/>
+        <w:numPr>
+          <w:ilvl w:val="0"/>
+          <w:numId w:val="52"/>
+        </w:numPr>
+        <w:rPr/>
+      </w:pPr>
+      <w:r>
+        <w:rPr/>
         <w:t>Строку в таблице — за значок ⋮⋮ слева: между строками — порядок, на группу или задачу — внутрь.</w:t>
       </w:r>
     </w:p>
@@ -6589,7 +6613,7 @@
         <w:pStyle w:val="Heading2"/>
         <w:rPr/>
       </w:pPr>
-      <w:bookmarkStart w:id="54" w:name="__RefHeading___Toc2011_270400688"/>
+      <w:bookmarkStart w:id="54" w:name="__RefHeading___Toc2021_1520982166"/>
       <w:bookmarkStart w:id="55" w:name="контекстное-меню"/>
       <w:bookmarkEnd w:id="54"/>
       <w:r>
@@ -6814,7 +6838,7 @@
         <w:pStyle w:val="Heading2"/>
         <w:rPr/>
       </w:pPr>
-      <w:bookmarkStart w:id="56" w:name="__RefHeading___Toc2013_270400688"/>
+      <w:bookmarkStart w:id="56" w:name="__RefHeading___Toc2023_1520982166"/>
       <w:bookmarkStart w:id="57" w:name="пометки"/>
       <w:bookmarkEnd w:id="56"/>
       <w:r>
@@ -6867,7 +6891,7 @@
         <w:pStyle w:val="Heading2"/>
         <w:rPr/>
       </w:pPr>
-      <w:bookmarkStart w:id="58" w:name="__RefHeading___Toc2015_270400688"/>
+      <w:bookmarkStart w:id="58" w:name="__RefHeading___Toc2025_1520982166"/>
       <w:bookmarkStart w:id="59" w:name="комментарии"/>
       <w:bookmarkEnd w:id="58"/>
       <w:r>
@@ -6966,7 +6990,7 @@
         <w:pStyle w:val="Heading2"/>
         <w:rPr/>
       </w:pPr>
-      <w:bookmarkStart w:id="61" w:name="__RefHeading___Toc2017_270400688"/>
+      <w:bookmarkStart w:id="61" w:name="__RefHeading___Toc2027_1520982166"/>
       <w:bookmarkStart w:id="62" w:name="история-строки"/>
       <w:bookmarkEnd w:id="61"/>
       <w:r>
@@ -7065,7 +7089,7 @@
         <w:pStyle w:val="Heading2"/>
         <w:rPr/>
       </w:pPr>
-      <w:bookmarkStart w:id="64" w:name="__RefHeading___Toc2019_270400688"/>
+      <w:bookmarkStart w:id="64" w:name="__RefHeading___Toc2029_1520982166"/>
       <w:bookmarkStart w:id="65" w:name="удаление-и-отмена"/>
       <w:bookmarkEnd w:id="64"/>
       <w:r>
@@ -7078,42 +7102,6 @@
         <w:rPr/>
         <w:tab/>
         <w:t>Удаление и отмена</w:t>
-      </w:r>
-    </w:p>
-    <w:p>
-      <w:pPr>
-        <w:pStyle w:val="Compact"/>
-        <w:numPr>
-          <w:ilvl w:val="0"/>
-          <w:numId w:val="52"/>
-        </w:numPr>
-        <w:rPr/>
-      </w:pPr>
-      <w:r>
-        <w:rPr/>
-        <w:t xml:space="preserve">Одна строка без вложенных удаляется сразу (Delete, </w:t>
-      </w:r>
-      <w:r>
-        <w:rPr>
-          <w:b/>
-          <w:bCs/>
-        </w:rPr>
-        <w:t>Удалить</w:t>
-      </w:r>
-      <w:r>
-        <w:rPr/>
-        <w:t xml:space="preserve"> в карточке или меню), в уведомлении — </w:t>
-      </w:r>
-      <w:r>
-        <w:rPr>
-          <w:b/>
-          <w:bCs/>
-        </w:rPr>
-        <w:t>Отменить</w:t>
-      </w:r>
-      <w:r>
-        <w:rPr/>
-        <w:t>.</w:t>
       </w:r>
     </w:p>
     <w:p>
@@ -7127,25 +7115,25 @@
       </w:pPr>
       <w:r>
         <w:rPr/>
-        <w:t xml:space="preserve">Если внутри строки есть вложенные, система спросит: </w:t>
-      </w:r>
-      <w:r>
-        <w:rPr>
-          <w:b/>
-          <w:bCs/>
-        </w:rPr>
-        <w:t>Оставить вложенные</w:t>
-      </w:r>
-      <w:r>
-        <w:rPr/>
-        <w:t xml:space="preserve"> (поднять их на уровень выше) или </w:t>
-      </w:r>
-      <w:r>
-        <w:rPr>
-          <w:b/>
-          <w:bCs/>
-        </w:rPr>
-        <w:t>Удалить всё</w:t>
+        <w:t xml:space="preserve">Одна строка без вложенных удаляется сразу (Delete, </w:t>
+      </w:r>
+      <w:r>
+        <w:rPr>
+          <w:b/>
+          <w:bCs/>
+        </w:rPr>
+        <w:t>Удалить</w:t>
+      </w:r>
+      <w:r>
+        <w:rPr/>
+        <w:t xml:space="preserve"> в карточке или меню), в уведомлении — </w:t>
+      </w:r>
+      <w:r>
+        <w:rPr>
+          <w:b/>
+          <w:bCs/>
+        </w:rPr>
+        <w:t>Отменить</w:t>
       </w:r>
       <w:r>
         <w:rPr/>
@@ -7162,26 +7150,30 @@
         <w:rPr/>
       </w:pPr>
       <w:r>
-        <w:rPr>
-          <w:b/>
-          <w:bCs/>
-        </w:rPr>
-        <w:t>Отменить</w:t>
-      </w:r>
-      <w:r>
-        <w:rPr/>
-        <w:t xml:space="preserve"> / </w:t>
-      </w:r>
-      <w:r>
-        <w:rPr>
-          <w:b/>
-          <w:bCs/>
-        </w:rPr>
-        <w:t>Повторить</w:t>
-      </w:r>
-      <w:r>
-        <w:rPr/>
-        <w:t xml:space="preserve"> на панели (Ctrl+Z / Ctrl+Shift+Z) отменяют ваши последние правки по одной.</w:t>
+        <w:rPr/>
+        <w:t xml:space="preserve">Если внутри строки есть вложенные, система спросит: </w:t>
+      </w:r>
+      <w:r>
+        <w:rPr>
+          <w:b/>
+          <w:bCs/>
+        </w:rPr>
+        <w:t>Оставить вложенные</w:t>
+      </w:r>
+      <w:r>
+        <w:rPr/>
+        <w:t xml:space="preserve"> (поднять их на уровень выше) или </w:t>
+      </w:r>
+      <w:r>
+        <w:rPr>
+          <w:b/>
+          <w:bCs/>
+        </w:rPr>
+        <w:t>Удалить всё</w:t>
+      </w:r>
+      <w:r>
+        <w:rPr/>
+        <w:t>.</w:t>
       </w:r>
     </w:p>
     <w:p>
@@ -7193,6 +7185,38 @@
         </w:numPr>
         <w:rPr/>
       </w:pPr>
+      <w:r>
+        <w:rPr>
+          <w:b/>
+          <w:bCs/>
+        </w:rPr>
+        <w:t>Отменить</w:t>
+      </w:r>
+      <w:r>
+        <w:rPr/>
+        <w:t xml:space="preserve"> / </w:t>
+      </w:r>
+      <w:r>
+        <w:rPr>
+          <w:b/>
+          <w:bCs/>
+        </w:rPr>
+        <w:t>Повторить</w:t>
+      </w:r>
+      <w:r>
+        <w:rPr/>
+        <w:t xml:space="preserve"> на панели (Ctrl+Z / Ctrl+Shift+Z) отменяют ваши последние правки по одной.</w:t>
+      </w:r>
+    </w:p>
+    <w:p>
+      <w:pPr>
+        <w:pStyle w:val="Compact"/>
+        <w:numPr>
+          <w:ilvl w:val="0"/>
+          <w:numId w:val="56"/>
+        </w:numPr>
+        <w:rPr/>
+      </w:pPr>
       <w:bookmarkStart w:id="66" w:name="удаление-и-отмена"/>
       <w:r>
         <w:rPr/>
@@ -7205,7 +7229,7 @@
         <w:pStyle w:val="Heading2"/>
         <w:rPr/>
       </w:pPr>
-      <w:bookmarkStart w:id="67" w:name="__RefHeading___Toc2021_270400688"/>
+      <w:bookmarkStart w:id="67" w:name="__RefHeading___Toc2031_1520982166"/>
       <w:bookmarkEnd w:id="67"/>
       <w:r>
         <w:rPr>
@@ -7955,7 +7979,7 @@
         <w:pStyle w:val="Heading1"/>
         <w:rPr/>
       </w:pPr>
-      <w:bookmarkStart w:id="70" w:name="__RefHeading___Toc2023_270400688"/>
+      <w:bookmarkStart w:id="70" w:name="__RefHeading___Toc2033_1520982166"/>
       <w:bookmarkEnd w:id="70"/>
       <w:r>
         <w:rPr>
@@ -7974,7 +7998,7 @@
         <w:pStyle w:val="Heading2"/>
         <w:rPr/>
       </w:pPr>
-      <w:bookmarkStart w:id="71" w:name="__RefHeading___Toc2025_270400688"/>
+      <w:bookmarkStart w:id="71" w:name="__RefHeading___Toc2035_1520982166"/>
       <w:bookmarkStart w:id="72" w:name="поиск-и-фильтры"/>
       <w:bookmarkEnd w:id="71"/>
       <w:r>
@@ -8107,7 +8131,7 @@
         <w:pStyle w:val="Heading2"/>
         <w:rPr/>
       </w:pPr>
-      <w:bookmarkStart w:id="74" w:name="__RefHeading___Toc2027_270400688"/>
+      <w:bookmarkStart w:id="74" w:name="__RefHeading___Toc2037_1520982166"/>
       <w:bookmarkStart w:id="75" w:name="колонки-и-группы"/>
       <w:bookmarkEnd w:id="74"/>
       <w:r>
@@ -8279,7 +8303,7 @@
         <w:pStyle w:val="Heading2"/>
         <w:rPr/>
       </w:pPr>
-      <w:bookmarkStart w:id="77" w:name="__RefHeading___Toc2029_270400688"/>
+      <w:bookmarkStart w:id="77" w:name="__RefHeading___Toc2039_1520982166"/>
       <w:bookmarkStart w:id="78" w:name="свой-вид-и-вид-по-умолчанию"/>
       <w:bookmarkEnd w:id="77"/>
       <w:r>
@@ -8321,7 +8345,7 @@
         <w:pStyle w:val="Heading1"/>
         <w:rPr/>
       </w:pPr>
-      <w:bookmarkStart w:id="79" w:name="__RefHeading___Toc2031_270400688"/>
+      <w:bookmarkStart w:id="79" w:name="__RefHeading___Toc2041_1520982166"/>
       <w:bookmarkEnd w:id="79"/>
       <w:r>
         <w:rPr>
@@ -9084,7 +9108,7 @@
         <w:pStyle w:val="Heading1"/>
         <w:rPr/>
       </w:pPr>
-      <w:bookmarkStart w:id="81" w:name="__RefHeading___Toc2033_270400688"/>
+      <w:bookmarkStart w:id="81" w:name="__RefHeading___Toc2043_1520982166"/>
       <w:bookmarkEnd w:id="81"/>
       <w:r>
         <w:rPr>
@@ -9186,7 +9210,7 @@
         <w:pStyle w:val="Heading1"/>
         <w:rPr/>
       </w:pPr>
-      <w:bookmarkStart w:id="82" w:name="__RefHeading___Toc2035_270400688"/>
+      <w:bookmarkStart w:id="82" w:name="__RefHeading___Toc2045_1520982166"/>
       <w:bookmarkStart w:id="83" w:name="статистика"/>
       <w:bookmarkEnd w:id="82"/>
       <w:r>
@@ -9281,7 +9305,7 @@
         <w:pStyle w:val="Heading1"/>
         <w:rPr/>
       </w:pPr>
-      <w:bookmarkStart w:id="85" w:name="__RefHeading___Toc2037_270400688"/>
+      <w:bookmarkStart w:id="85" w:name="__RefHeading___Toc2047_1520982166"/>
       <w:bookmarkStart w:id="86" w:name="история-плана-и-версии"/>
       <w:bookmarkEnd w:id="85"/>
       <w:r>
@@ -9408,38 +9432,13 @@
         <w:pStyle w:val="Compact"/>
         <w:numPr>
           <w:ilvl w:val="0"/>
-          <w:numId w:val="56"/>
-        </w:numPr>
-        <w:rPr/>
-      </w:pPr>
-      <w:r>
-        <w:rPr/>
-        <w:t>автоматические — система сохраняет состояние перед правками не чаще раза в 30 минут; хранятся все за двое суток, затем по одной в день за 60 дней и по одной в неделю;</w:t>
-      </w:r>
-    </w:p>
-    <w:p>
-      <w:pPr>
-        <w:pStyle w:val="Compact"/>
-        <w:numPr>
-          <w:ilvl w:val="0"/>
           <w:numId w:val="57"/>
         </w:numPr>
         <w:rPr/>
       </w:pPr>
       <w:r>
         <w:rPr/>
-        <w:t xml:space="preserve">ручные — </w:t>
-      </w:r>
-      <w:r>
-        <w:rPr>
-          <w:b/>
-          <w:bCs/>
-        </w:rPr>
-        <w:t>Сохранить текущую версию</w:t>
-      </w:r>
-      <w:r>
-        <w:rPr/>
-        <w:t xml:space="preserve"> с названием («Согласованный график», «Перед переносом сроков»);</w:t>
+        <w:t>автоматические — система сохраняет состояние перед правками не чаще раза в 30 минут; хранятся все за двое суток, затем по одной в день за 60 дней и по одной в неделю;</w:t>
       </w:r>
     </w:p>
     <w:p>
@@ -9448,6 +9447,31 @@
         <w:numPr>
           <w:ilvl w:val="0"/>
           <w:numId w:val="58"/>
+        </w:numPr>
+        <w:rPr/>
+      </w:pPr>
+      <w:r>
+        <w:rPr/>
+        <w:t xml:space="preserve">ручные — </w:t>
+      </w:r>
+      <w:r>
+        <w:rPr>
+          <w:b/>
+          <w:bCs/>
+        </w:rPr>
+        <w:t>Сохранить текущую версию</w:t>
+      </w:r>
+      <w:r>
+        <w:rPr/>
+        <w:t xml:space="preserve"> с названием («Согласованный график», «Перед переносом сроков»);</w:t>
+      </w:r>
+    </w:p>
+    <w:p>
+      <w:pPr>
+        <w:pStyle w:val="Compact"/>
+        <w:numPr>
+          <w:ilvl w:val="0"/>
+          <w:numId w:val="59"/>
         </w:numPr>
         <w:rPr/>
       </w:pPr>
@@ -9557,7 +9581,7 @@
         <w:pStyle w:val="Heading1"/>
         <w:rPr/>
       </w:pPr>
-      <w:bookmarkStart w:id="87" w:name="__RefHeading___Toc2039_270400688"/>
+      <w:bookmarkStart w:id="87" w:name="__RefHeading___Toc2049_1520982166"/>
       <w:bookmarkStart w:id="88" w:name="экспорт"/>
       <w:bookmarkEnd w:id="87"/>
       <w:r>
@@ -10104,7 +10128,7 @@
         <w:pStyle w:val="Heading1"/>
         <w:rPr/>
       </w:pPr>
-      <w:bookmarkStart w:id="90" w:name="__RefHeading___Toc2041_270400688"/>
+      <w:bookmarkStart w:id="90" w:name="__RefHeading___Toc2051_1520982166"/>
       <w:bookmarkStart w:id="91" w:name="только-просмотр"/>
       <w:bookmarkEnd w:id="90"/>
       <w:r>
@@ -10192,7 +10216,7 @@
         <w:pStyle w:val="Heading1"/>
         <w:rPr/>
       </w:pPr>
-      <w:bookmarkStart w:id="93" w:name="__RefHeading___Toc2043_270400688"/>
+      <w:bookmarkStart w:id="93" w:name="__RefHeading___Toc2053_1520982166"/>
       <w:bookmarkStart w:id="94" w:name="пользовательские-сценарии"/>
       <w:bookmarkEnd w:id="93"/>
       <w:r>
@@ -10212,7 +10236,7 @@
         <w:pStyle w:val="Heading2"/>
         <w:rPr/>
       </w:pPr>
-      <w:bookmarkStart w:id="95" w:name="__RefHeading___Toc2045_270400688"/>
+      <w:bookmarkStart w:id="95" w:name="__RefHeading___Toc2055_1520982166"/>
       <w:bookmarkStart w:id="96" w:name="сценарий-1.-план-нового-проекта"/>
       <w:bookmarkEnd w:id="95"/>
       <w:r>
@@ -10225,38 +10249,6 @@
         <w:rPr/>
         <w:tab/>
         <w:t>Сценарий 1. План нового проекта</w:t>
-      </w:r>
-    </w:p>
-    <w:p>
-      <w:pPr>
-        <w:pStyle w:val="Compact"/>
-        <w:numPr>
-          <w:ilvl w:val="0"/>
-          <w:numId w:val="59"/>
-        </w:numPr>
-        <w:rPr/>
-      </w:pPr>
-      <w:r>
-        <w:rPr>
-          <w:b/>
-          <w:bCs/>
-        </w:rPr>
-        <w:t>Новый проект</w:t>
-      </w:r>
-      <w:r>
-        <w:rPr/>
-        <w:t xml:space="preserve"> → название, направление → </w:t>
-      </w:r>
-      <w:r>
-        <w:rPr>
-          <w:b/>
-          <w:bCs/>
-        </w:rPr>
-        <w:t>Создать</w:t>
-      </w:r>
-      <w:r>
-        <w:rPr/>
-        <w:t>.</w:t>
       </w:r>
     </w:p>
     <w:p>
@@ -10273,11 +10265,22 @@
           <w:b/>
           <w:bCs/>
         </w:rPr>
-        <w:t>Исполнители</w:t>
-      </w:r>
-      <w:r>
-        <w:rPr/>
-        <w:t xml:space="preserve"> → добавьте участников (сотрудников и заказчика).</w:t>
+        <w:t>Новый проект</w:t>
+      </w:r>
+      <w:r>
+        <w:rPr/>
+        <w:t xml:space="preserve"> → название, направление → </w:t>
+      </w:r>
+      <w:r>
+        <w:rPr>
+          <w:b/>
+          <w:bCs/>
+        </w:rPr>
+        <w:t>Создать</w:t>
+      </w:r>
+      <w:r>
+        <w:rPr/>
+        <w:t>.</w:t>
       </w:r>
     </w:p>
     <w:p>
@@ -10294,11 +10297,11 @@
           <w:b/>
           <w:bCs/>
         </w:rPr>
-        <w:t>Задача ▾ → Группа</w:t>
-      </w:r>
-      <w:r>
-        <w:rPr/>
-        <w:t xml:space="preserve"> — этапы проекта; внутри — задачи (Insert или поле внизу таблицы).</w:t>
+        <w:t>Исполнители</w:t>
+      </w:r>
+      <w:r>
+        <w:rPr/>
+        <w:t xml:space="preserve"> → добавьте участников (сотрудников и заказчика).</w:t>
       </w:r>
     </w:p>
     <w:p>
@@ -10311,19 +10314,15 @@
         <w:rPr/>
       </w:pPr>
       <w:r>
-        <w:rPr/>
-        <w:t xml:space="preserve">В карточке задачи — сроки, ответственный, категория; для следующей задачи — контекстное меню </w:t>
-      </w:r>
-      <w:r>
-        <w:rPr>
-          <w:b/>
-          <w:bCs/>
-        </w:rPr>
-        <w:t>Следующая задача (связь)</w:t>
-      </w:r>
-      <w:r>
-        <w:rPr/>
-        <w:t>.</w:t>
+        <w:rPr>
+          <w:b/>
+          <w:bCs/>
+        </w:rPr>
+        <w:t>Задача ▾ → Группа</w:t>
+      </w:r>
+      <w:r>
+        <w:rPr/>
+        <w:t xml:space="preserve"> — этапы проекта; внутри — задачи (Insert или поле внизу таблицы).</w:t>
       </w:r>
     </w:p>
     <w:p>
@@ -10336,15 +10335,19 @@
         <w:rPr/>
       </w:pPr>
       <w:r>
-        <w:rPr>
-          <w:b/>
-          <w:bCs/>
-        </w:rPr>
-        <w:t>Задача ▾ → Веха</w:t>
-      </w:r>
-      <w:r>
-        <w:rPr/>
-        <w:t xml:space="preserve"> — ключевые даты (подписание ТЗ, приёмка, ввод в эксплуатацию).</w:t>
+        <w:rPr/>
+        <w:t xml:space="preserve">В карточке задачи — сроки, ответственный, категория; для следующей задачи — контекстное меню </w:t>
+      </w:r>
+      <w:r>
+        <w:rPr>
+          <w:b/>
+          <w:bCs/>
+        </w:rPr>
+        <w:t>Следующая задача (связь)</w:t>
+      </w:r>
+      <w:r>
+        <w:rPr/>
+        <w:t>.</w:t>
       </w:r>
     </w:p>
     <w:p>
@@ -10361,11 +10364,11 @@
           <w:b/>
           <w:bCs/>
         </w:rPr>
-        <w:t>Настройки графика → Шкала дат → По срокам задач</w:t>
-      </w:r>
-      <w:r>
-        <w:rPr/>
-        <w:t>; включите легенду.</w:t>
+        <w:t>Задача ▾ → Веха</w:t>
+      </w:r>
+      <w:r>
+        <w:rPr/>
+        <w:t xml:space="preserve"> — ключевые даты (подписание ТЗ, приёмка, ввод в эксплуатацию).</w:t>
       </w:r>
     </w:p>
     <w:p>
@@ -10382,32 +10385,11 @@
           <w:b/>
           <w:bCs/>
         </w:rPr>
-        <w:t>История → Версии → Сохранить текущую версию</w:t>
-      </w:r>
-      <w:r>
-        <w:rPr/>
-        <w:t xml:space="preserve"> «Согласованный график».</w:t>
-      </w:r>
-      <w:bookmarkEnd w:id="96"/>
-    </w:p>
-    <w:p>
-      <w:pPr>
-        <w:pStyle w:val="Heading2"/>
-        <w:rPr/>
-      </w:pPr>
-      <w:bookmarkStart w:id="97" w:name="__RefHeading___Toc2047_270400688"/>
-      <w:bookmarkStart w:id="98" w:name="сценарий-2.-еженедельный-статус"/>
-      <w:bookmarkEnd w:id="97"/>
-      <w:r>
-        <w:rPr>
-          <w:rStyle w:val="SectionNumber"/>
-        </w:rPr>
-        <w:t>13.2</w:t>
-      </w:r>
-      <w:r>
-        <w:rPr/>
-        <w:tab/>
-        <w:t>Сценарий 2. Еженедельный статус</w:t>
+        <w:t>Настройки графика → Шкала дат → По срокам задач</w:t>
+      </w:r>
+      <w:r>
+        <w:rPr/>
+        <w:t>; включите легенду.</w:t>
       </w:r>
     </w:p>
     <w:p>
@@ -10420,19 +10402,36 @@
         <w:rPr/>
       </w:pPr>
       <w:r>
-        <w:rPr/>
-        <w:t xml:space="preserve">Откройте план, </w:t>
-      </w:r>
-      <w:r>
-        <w:rPr>
-          <w:b/>
-          <w:bCs/>
-        </w:rPr>
-        <w:t>Фильтры → Статус: В работе, Заблокирована</w:t>
-      </w:r>
-      <w:r>
-        <w:rPr/>
-        <w:t>.</w:t>
+        <w:rPr>
+          <w:b/>
+          <w:bCs/>
+        </w:rPr>
+        <w:t>История → Версии → Сохранить текущую версию</w:t>
+      </w:r>
+      <w:r>
+        <w:rPr/>
+        <w:t xml:space="preserve"> «Согласованный график».</w:t>
+      </w:r>
+      <w:bookmarkEnd w:id="96"/>
+    </w:p>
+    <w:p>
+      <w:pPr>
+        <w:pStyle w:val="Heading2"/>
+        <w:rPr/>
+      </w:pPr>
+      <w:bookmarkStart w:id="97" w:name="__RefHeading___Toc2057_1520982166"/>
+      <w:bookmarkStart w:id="98" w:name="сценарий-2.-еженедельный-статус"/>
+      <w:bookmarkEnd w:id="97"/>
+      <w:r>
+        <w:rPr>
+          <w:rStyle w:val="SectionNumber"/>
+        </w:rPr>
+        <w:t>13.2</w:t>
+      </w:r>
+      <w:r>
+        <w:rPr/>
+        <w:tab/>
+        <w:t>Сценарий 2. Еженедельный статус</w:t>
       </w:r>
     </w:p>
     <w:p>
@@ -10446,7 +10445,18 @@
       </w:pPr>
       <w:r>
         <w:rPr/>
-        <w:t>Обновите прогресс и статусы в карточках; блокировку опишите в комментарии.</w:t>
+        <w:t xml:space="preserve">Откройте план, </w:t>
+      </w:r>
+      <w:r>
+        <w:rPr>
+          <w:b/>
+          <w:bCs/>
+        </w:rPr>
+        <w:t>Фильтры → Статус: В работе, Заблокирована</w:t>
+      </w:r>
+      <w:r>
+        <w:rPr/>
+        <w:t>.</w:t>
       </w:r>
     </w:p>
     <w:p>
@@ -10460,18 +10470,7 @@
       </w:pPr>
       <w:r>
         <w:rPr/>
-        <w:t xml:space="preserve">Сорвавшийся срок отметьте </w:t>
-      </w:r>
-      <w:r>
-        <w:rPr>
-          <w:b/>
-          <w:bCs/>
-        </w:rPr>
-        <w:t>временным сдвигом</w:t>
-      </w:r>
-      <w:r>
-        <w:rPr/>
-        <w:t xml:space="preserve"> — на графике появится штриховка и подпись «сдвиг +N д».</w:t>
+        <w:t>Обновите прогресс и статусы в карточках; блокировку опишите в комментарии.</w:t>
       </w:r>
     </w:p>
     <w:p>
@@ -10484,15 +10483,19 @@
         <w:rPr/>
       </w:pPr>
       <w:r>
-        <w:rPr>
-          <w:b/>
-          <w:bCs/>
-        </w:rPr>
-        <w:t>Статистика</w:t>
-      </w:r>
-      <w:r>
-        <w:rPr/>
-        <w:t xml:space="preserve"> — что просрочено и где сдвиги больше всего.</w:t>
+        <w:rPr/>
+        <w:t xml:space="preserve">Сорвавшийся срок отметьте </w:t>
+      </w:r>
+      <w:r>
+        <w:rPr>
+          <w:b/>
+          <w:bCs/>
+        </w:rPr>
+        <w:t>временным сдвигом</w:t>
+      </w:r>
+      <w:r>
+        <w:rPr/>
+        <w:t xml:space="preserve"> — на графике появится штриховка и подпись «сдвиг +N д».</w:t>
       </w:r>
     </w:p>
     <w:p>
@@ -10509,32 +10512,11 @@
           <w:b/>
           <w:bCs/>
         </w:rPr>
-        <w:t>Экспорт → PDF</w:t>
-      </w:r>
-      <w:r>
-        <w:rPr/>
-        <w:t xml:space="preserve"> — в письмо руководителю.</w:t>
-      </w:r>
-      <w:bookmarkEnd w:id="98"/>
-    </w:p>
-    <w:p>
-      <w:pPr>
-        <w:pStyle w:val="Heading2"/>
-        <w:rPr/>
-      </w:pPr>
-      <w:bookmarkStart w:id="99" w:name="__RefHeading___Toc2049_270400688"/>
-      <w:bookmarkStart w:id="100" w:name="X36ab1c7560fd642ec7fdf1e47c0ecfa54d5336f"/>
-      <w:bookmarkEnd w:id="99"/>
-      <w:r>
-        <w:rPr>
-          <w:rStyle w:val="SectionNumber"/>
-        </w:rPr>
-        <w:t>13.3</w:t>
-      </w:r>
-      <w:r>
-        <w:rPr/>
-        <w:tab/>
-        <w:t>Сценарий 3. Перенос срока с зависимыми задачами</w:t>
+        <w:t>Статистика</w:t>
+      </w:r>
+      <w:r>
+        <w:rPr/>
+        <w:t xml:space="preserve"> — что просрочено и где сдвиги больше всего.</w:t>
       </w:r>
     </w:p>
     <w:p>
@@ -10547,8 +10529,36 @@
         <w:rPr/>
       </w:pPr>
       <w:r>
-        <w:rPr/>
-        <w:t>Перетащите полосу задачи на новые даты (или измените дату в карточке).</w:t>
+        <w:rPr>
+          <w:b/>
+          <w:bCs/>
+        </w:rPr>
+        <w:t>Экспорт → PDF</w:t>
+      </w:r>
+      <w:r>
+        <w:rPr/>
+        <w:t xml:space="preserve"> — в письмо руководителю.</w:t>
+      </w:r>
+      <w:bookmarkEnd w:id="98"/>
+    </w:p>
+    <w:p>
+      <w:pPr>
+        <w:pStyle w:val="Heading2"/>
+        <w:rPr/>
+      </w:pPr>
+      <w:bookmarkStart w:id="99" w:name="__RefHeading___Toc2059_1520982166"/>
+      <w:bookmarkStart w:id="100" w:name="X36ab1c7560fd642ec7fdf1e47c0ecfa54d5336f"/>
+      <w:bookmarkEnd w:id="99"/>
+      <w:r>
+        <w:rPr>
+          <w:rStyle w:val="SectionNumber"/>
+        </w:rPr>
+        <w:t>13.3</w:t>
+      </w:r>
+      <w:r>
+        <w:rPr/>
+        <w:tab/>
+        <w:t>Сценарий 3. Перенос срока с зависимыми задачами</w:t>
       </w:r>
     </w:p>
     <w:p>
@@ -10562,7 +10572,7 @@
       </w:pPr>
       <w:r>
         <w:rPr/>
-        <w:t>Зависимые задачи сдвинутся по связям автоматически.</w:t>
+        <w:t>Перетащите полосу задачи на новые даты (или измените дату в карточке).</w:t>
       </w:r>
     </w:p>
     <w:p>
@@ -10574,31 +10584,9 @@
         </w:numPr>
         <w:rPr/>
       </w:pPr>
-      <w:bookmarkStart w:id="101" w:name="X36ab1c7560fd642ec7fdf1e47c0ecfa54d5336f"/>
-      <w:r>
-        <w:rPr/>
-        <w:t>Не тот результат — Ctrl+Z отменяет перенос вместе со сдвигом зависимых.</w:t>
-      </w:r>
-      <w:bookmarkEnd w:id="101"/>
-    </w:p>
-    <w:p>
-      <w:pPr>
-        <w:pStyle w:val="Heading2"/>
-        <w:rPr/>
-      </w:pPr>
-      <w:bookmarkStart w:id="102" w:name="__RefHeading___Toc2051_270400688"/>
-      <w:bookmarkStart w:id="103" w:name="X5fc83a2ba7eb56a277f5d246f712f80df91f461"/>
-      <w:bookmarkEnd w:id="102"/>
-      <w:r>
-        <w:rPr>
-          <w:rStyle w:val="SectionNumber"/>
-        </w:rPr>
-        <w:t>13.4</w:t>
-      </w:r>
-      <w:r>
-        <w:rPr/>
-        <w:tab/>
-        <w:t>Сценарий 4. Вариант графика для заказчика</w:t>
+      <w:r>
+        <w:rPr/>
+        <w:t>Зависимые задачи сдвинутся по связям автоматически.</w:t>
       </w:r>
     </w:p>
     <w:p>
@@ -10610,27 +10598,31 @@
         </w:numPr>
         <w:rPr/>
       </w:pPr>
-      <w:r>
-        <w:rPr>
-          <w:b/>
-          <w:bCs/>
-        </w:rPr>
-        <w:t>+</w:t>
-      </w:r>
-      <w:r>
-        <w:rPr/>
-        <w:t xml:space="preserve"> у вкладок → </w:t>
-      </w:r>
-      <w:r>
-        <w:rPr>
-          <w:b/>
-          <w:bCs/>
-        </w:rPr>
-        <w:t>Копия текущего плана</w:t>
-      </w:r>
-      <w:r>
-        <w:rPr/>
-        <w:t>, переименуйте («Вариант со сдвигом этапа 3»).</w:t>
+      <w:bookmarkStart w:id="101" w:name="X36ab1c7560fd642ec7fdf1e47c0ecfa54d5336f"/>
+      <w:r>
+        <w:rPr/>
+        <w:t>Не тот результат — Ctrl+Z отменяет перенос вместе со сдвигом зависимых.</w:t>
+      </w:r>
+      <w:bookmarkEnd w:id="101"/>
+    </w:p>
+    <w:p>
+      <w:pPr>
+        <w:pStyle w:val="Heading2"/>
+        <w:rPr/>
+      </w:pPr>
+      <w:bookmarkStart w:id="102" w:name="__RefHeading___Toc2061_1520982166"/>
+      <w:bookmarkStart w:id="103" w:name="X5fc83a2ba7eb56a277f5d246f712f80df91f461"/>
+      <w:bookmarkEnd w:id="102"/>
+      <w:r>
+        <w:rPr>
+          <w:rStyle w:val="SectionNumber"/>
+        </w:rPr>
+        <w:t>13.4</w:t>
+      </w:r>
+      <w:r>
+        <w:rPr/>
+        <w:tab/>
+        <w:t>Сценарий 4. Вариант графика для заказчика</w:t>
       </w:r>
     </w:p>
     <w:p>
@@ -10643,8 +10635,26 @@
         <w:rPr/>
       </w:pPr>
       <w:r>
-        <w:rPr/>
-        <w:t>Правьте копию — основной план не меняется.</w:t>
+        <w:rPr>
+          <w:b/>
+          <w:bCs/>
+        </w:rPr>
+        <w:t>+</w:t>
+      </w:r>
+      <w:r>
+        <w:rPr/>
+        <w:t xml:space="preserve"> у вкладок → </w:t>
+      </w:r>
+      <w:r>
+        <w:rPr>
+          <w:b/>
+          <w:bCs/>
+        </w:rPr>
+        <w:t>Копия текущего плана</w:t>
+      </w:r>
+      <w:r>
+        <w:rPr/>
+        <w:t>, переименуйте («Вариант со сдвигом этапа 3»).</w:t>
       </w:r>
     </w:p>
     <w:p>
@@ -10657,36 +10667,8 @@
         <w:rPr/>
       </w:pPr>
       <w:r>
-        <w:rPr>
-          <w:b/>
-          <w:bCs/>
-        </w:rPr>
-        <w:t>Экспорт → PDF</w:t>
-      </w:r>
-      <w:r>
-        <w:rPr/>
-        <w:t xml:space="preserve"> для заказчика; после согласования уберите ненужный вариант в архив.</w:t>
-      </w:r>
-      <w:bookmarkEnd w:id="103"/>
-    </w:p>
-    <w:p>
-      <w:pPr>
-        <w:pStyle w:val="Heading2"/>
-        <w:rPr/>
-      </w:pPr>
-      <w:bookmarkStart w:id="104" w:name="__RefHeading___Toc2053_270400688"/>
-      <w:bookmarkStart w:id="105" w:name="сценарий-5.-ошибочная-правка"/>
-      <w:bookmarkEnd w:id="104"/>
-      <w:r>
-        <w:rPr>
-          <w:rStyle w:val="SectionNumber"/>
-        </w:rPr>
-        <w:t>13.5</w:t>
-      </w:r>
-      <w:r>
-        <w:rPr/>
-        <w:tab/>
-        <w:t>Сценарий 5. Ошибочная правка</w:t>
+        <w:rPr/>
+        <w:t>Правьте копию — основной план не меняется.</w:t>
       </w:r>
     </w:p>
     <w:p>
@@ -10699,19 +10681,36 @@
         <w:rPr/>
       </w:pPr>
       <w:r>
-        <w:rPr/>
-        <w:t xml:space="preserve">Только что — Ctrl+Z или </w:t>
-      </w:r>
-      <w:r>
-        <w:rPr>
-          <w:b/>
-          <w:bCs/>
-        </w:rPr>
-        <w:t>Отменить</w:t>
-      </w:r>
-      <w:r>
-        <w:rPr/>
-        <w:t xml:space="preserve"> в уведомлении.</w:t>
+        <w:rPr>
+          <w:b/>
+          <w:bCs/>
+        </w:rPr>
+        <w:t>Экспорт → PDF</w:t>
+      </w:r>
+      <w:r>
+        <w:rPr/>
+        <w:t xml:space="preserve"> для заказчика; после согласования уберите ненужный вариант в архив.</w:t>
+      </w:r>
+      <w:bookmarkEnd w:id="103"/>
+    </w:p>
+    <w:p>
+      <w:pPr>
+        <w:pStyle w:val="Heading2"/>
+        <w:rPr/>
+      </w:pPr>
+      <w:bookmarkStart w:id="104" w:name="__RefHeading___Toc2063_1520982166"/>
+      <w:bookmarkStart w:id="105" w:name="сценарий-5.-ошибочная-правка"/>
+      <w:bookmarkEnd w:id="104"/>
+      <w:r>
+        <w:rPr>
+          <w:rStyle w:val="SectionNumber"/>
+        </w:rPr>
+        <w:t>13.5</w:t>
+      </w:r>
+      <w:r>
+        <w:rPr/>
+        <w:tab/>
+        <w:t>Сценарий 5. Ошибочная правка</w:t>
       </w:r>
     </w:p>
     <w:p>
@@ -10725,18 +10724,18 @@
       </w:pPr>
       <w:r>
         <w:rPr/>
-        <w:t xml:space="preserve">Давно или не вашу — </w:t>
-      </w:r>
-      <w:r>
-        <w:rPr>
-          <w:b/>
-          <w:bCs/>
-        </w:rPr>
-        <w:t>История → Журнал изменений</w:t>
-      </w:r>
-      <w:r>
-        <w:rPr/>
-        <w:t>: найдите, кто и что поменял.</w:t>
+        <w:t xml:space="preserve">Только что — Ctrl+Z или </w:t>
+      </w:r>
+      <w:r>
+        <w:rPr>
+          <w:b/>
+          <w:bCs/>
+        </w:rPr>
+        <w:t>Отменить</w:t>
+      </w:r>
+      <w:r>
+        <w:rPr/>
+        <w:t xml:space="preserve"> в уведомлении.</w:t>
       </w:r>
     </w:p>
     <w:p>
@@ -10749,6 +10748,31 @@
         <w:rPr/>
       </w:pPr>
       <w:r>
+        <w:rPr/>
+        <w:t xml:space="preserve">Давно или не вашу — </w:t>
+      </w:r>
+      <w:r>
+        <w:rPr>
+          <w:b/>
+          <w:bCs/>
+        </w:rPr>
+        <w:t>История → Журнал изменений</w:t>
+      </w:r>
+      <w:r>
+        <w:rPr/>
+        <w:t>: найдите, кто и что поменял.</w:t>
+      </w:r>
+    </w:p>
+    <w:p>
+      <w:pPr>
+        <w:pStyle w:val="Compact"/>
+        <w:numPr>
+          <w:ilvl w:val="0"/>
+          <w:numId w:val="80"/>
+        </w:numPr>
+        <w:rPr/>
+      </w:pPr>
+      <w:r>
         <w:rPr>
           <w:b/>
           <w:bCs/>
@@ -10789,7 +10813,7 @@
         <w:pStyle w:val="Heading1"/>
         <w:rPr/>
       </w:pPr>
-      <w:bookmarkStart w:id="106" w:name="__RefHeading___Toc2055_270400688"/>
+      <w:bookmarkStart w:id="106" w:name="__RefHeading___Toc2065_1520982166"/>
       <w:bookmarkStart w:id="107" w:name="частые-вопросы"/>
       <w:bookmarkEnd w:id="106"/>
       <w:r>
@@ -13565,13 +13589,13 @@
     <w:abstractNumId w:val="1"/>
   </w:num>
   <w:num w:numId="59">
+    <w:abstractNumId w:val="1"/>
+  </w:num>
+  <w:num w:numId="60">
     <w:abstractNumId w:val="5"/>
     <w:lvlOverride w:ilvl="0">
       <w:startOverride w:val="1"/>
     </w:lvlOverride>
-  </w:num>
-  <w:num w:numId="60">
-    <w:abstractNumId w:val="5"/>
   </w:num>
   <w:num w:numId="61">
     <w:abstractNumId w:val="5"/>
@@ -13590,12 +13614,12 @@
   </w:num>
   <w:num w:numId="66">
     <w:abstractNumId w:val="5"/>
+  </w:num>
+  <w:num w:numId="67">
+    <w:abstractNumId w:val="5"/>
     <w:lvlOverride w:ilvl="0">
       <w:startOverride w:val="1"/>
     </w:lvlOverride>
-  </w:num>
-  <w:num w:numId="67">
-    <w:abstractNumId w:val="5"/>
   </w:num>
   <w:num w:numId="68">
     <w:abstractNumId w:val="5"/>
@@ -13608,38 +13632,41 @@
   </w:num>
   <w:num w:numId="71">
     <w:abstractNumId w:val="5"/>
+  </w:num>
+  <w:num w:numId="72">
+    <w:abstractNumId w:val="5"/>
     <w:lvlOverride w:ilvl="0">
       <w:startOverride w:val="1"/>
     </w:lvlOverride>
-  </w:num>
-  <w:num w:numId="72">
-    <w:abstractNumId w:val="5"/>
   </w:num>
   <w:num w:numId="73">
     <w:abstractNumId w:val="5"/>
   </w:num>
   <w:num w:numId="74">
     <w:abstractNumId w:val="5"/>
+  </w:num>
+  <w:num w:numId="75">
+    <w:abstractNumId w:val="5"/>
     <w:lvlOverride w:ilvl="0">
       <w:startOverride w:val="1"/>
     </w:lvlOverride>
-  </w:num>
-  <w:num w:numId="75">
-    <w:abstractNumId w:val="5"/>
   </w:num>
   <w:num w:numId="76">
     <w:abstractNumId w:val="5"/>
   </w:num>
   <w:num w:numId="77">
     <w:abstractNumId w:val="5"/>
+  </w:num>
+  <w:num w:numId="78">
+    <w:abstractNumId w:val="5"/>
     <w:lvlOverride w:ilvl="0">
       <w:startOverride w:val="1"/>
     </w:lvlOverride>
   </w:num>
-  <w:num w:numId="78">
+  <w:num w:numId="79">
     <w:abstractNumId w:val="5"/>
   </w:num>
-  <w:num w:numId="79">
+  <w:num w:numId="80">
     <w:abstractNumId w:val="5"/>
   </w:num>
 </w:numbering>

--- a/docs/manuals/user-guide.docx
+++ b/docs/manuals/user-guide.docx
@@ -23,7 +23,7 @@
       </w:pPr>
       <w:r>
         <w:rPr/>
-        <w:t>Версия 0.2.0</w:t>
+        <w:t>Версия 0.2.1</w:t>
       </w:r>
     </w:p>
     <w:p>
@@ -93,7 +93,7 @@
             </w:rPr>
             <w:fldChar w:fldCharType="separate"/>
           </w:r>
-          <w:hyperlink w:anchor="__RefHeading___Toc1973_1520982166">
+          <w:hyperlink w:anchor="__RefHeading___Toc2063_4016826874">
             <w:r>
               <w:rPr>
                 <w:webHidden/>
@@ -114,7 +114,7 @@
             </w:tabs>
             <w:rPr/>
           </w:pPr>
-          <w:hyperlink w:anchor="__RefHeading___Toc1975_1520982166">
+          <w:hyperlink w:anchor="__RefHeading___Toc2065_4016826874">
             <w:r>
               <w:rPr>
                 <w:webHidden/>
@@ -135,7 +135,7 @@
             </w:tabs>
             <w:rPr/>
           </w:pPr>
-          <w:hyperlink w:anchor="__RefHeading___Toc1977_1520982166">
+          <w:hyperlink w:anchor="__RefHeading___Toc2067_4016826874">
             <w:r>
               <w:rPr>
                 <w:webHidden/>
@@ -156,7 +156,7 @@
             </w:tabs>
             <w:rPr/>
           </w:pPr>
-          <w:hyperlink w:anchor="__RefHeading___Toc1979_1520982166">
+          <w:hyperlink w:anchor="__RefHeading___Toc2069_4016826874">
             <w:r>
               <w:rPr>
                 <w:webHidden/>
@@ -177,7 +177,7 @@
             </w:tabs>
             <w:rPr/>
           </w:pPr>
-          <w:hyperlink w:anchor="__RefHeading___Toc1981_1520982166">
+          <w:hyperlink w:anchor="__RefHeading___Toc2071_4016826874">
             <w:r>
               <w:rPr>
                 <w:webHidden/>
@@ -198,7 +198,7 @@
             </w:tabs>
             <w:rPr/>
           </w:pPr>
-          <w:hyperlink w:anchor="__RefHeading___Toc1983_1520982166">
+          <w:hyperlink w:anchor="__RefHeading___Toc2073_4016826874">
             <w:r>
               <w:rPr>
                 <w:webHidden/>
@@ -219,7 +219,7 @@
             </w:tabs>
             <w:rPr/>
           </w:pPr>
-          <w:hyperlink w:anchor="__RefHeading___Toc1985_1520982166">
+          <w:hyperlink w:anchor="__RefHeading___Toc2075_4016826874">
             <w:r>
               <w:rPr>
                 <w:webHidden/>
@@ -240,7 +240,7 @@
             </w:tabs>
             <w:rPr/>
           </w:pPr>
-          <w:hyperlink w:anchor="__RefHeading___Toc1987_1520982166">
+          <w:hyperlink w:anchor="__RefHeading___Toc2077_4016826874">
             <w:r>
               <w:rPr>
                 <w:webHidden/>
@@ -261,7 +261,7 @@
             </w:tabs>
             <w:rPr/>
           </w:pPr>
-          <w:hyperlink w:anchor="__RefHeading___Toc1989_1520982166">
+          <w:hyperlink w:anchor="__RefHeading___Toc2079_4016826874">
             <w:r>
               <w:rPr>
                 <w:webHidden/>
@@ -282,7 +282,7 @@
             </w:tabs>
             <w:rPr/>
           </w:pPr>
-          <w:hyperlink w:anchor="__RefHeading___Toc1991_1520982166">
+          <w:hyperlink w:anchor="__RefHeading___Toc2081_4016826874">
             <w:r>
               <w:rPr>
                 <w:webHidden/>
@@ -303,7 +303,7 @@
             </w:tabs>
             <w:rPr/>
           </w:pPr>
-          <w:hyperlink w:anchor="__RefHeading___Toc1993_1520982166">
+          <w:hyperlink w:anchor="__RefHeading___Toc2083_4016826874">
             <w:r>
               <w:rPr>
                 <w:webHidden/>
@@ -324,7 +324,7 @@
             </w:tabs>
             <w:rPr/>
           </w:pPr>
-          <w:hyperlink w:anchor="__RefHeading___Toc1995_1520982166">
+          <w:hyperlink w:anchor="__RefHeading___Toc2085_4016826874">
             <w:r>
               <w:rPr>
                 <w:webHidden/>
@@ -345,7 +345,7 @@
             </w:tabs>
             <w:rPr/>
           </w:pPr>
-          <w:hyperlink w:anchor="__RefHeading___Toc1997_1520982166">
+          <w:hyperlink w:anchor="__RefHeading___Toc2087_4016826874">
             <w:r>
               <w:rPr>
                 <w:webHidden/>
@@ -366,7 +366,7 @@
             </w:tabs>
             <w:rPr/>
           </w:pPr>
-          <w:hyperlink w:anchor="__RefHeading___Toc1999_1520982166">
+          <w:hyperlink w:anchor="__RefHeading___Toc2089_4016826874">
             <w:r>
               <w:rPr>
                 <w:webHidden/>
@@ -387,7 +387,7 @@
             </w:tabs>
             <w:rPr/>
           </w:pPr>
-          <w:hyperlink w:anchor="__RefHeading___Toc2001_1520982166">
+          <w:hyperlink w:anchor="__RefHeading___Toc2091_4016826874">
             <w:r>
               <w:rPr>
                 <w:webHidden/>
@@ -395,7 +395,7 @@
               </w:rPr>
               <w:t>4.3 Шкала и масштаб</w:t>
               <w:tab/>
-              <w:t>11</w:t>
+              <w:t>12</w:t>
             </w:r>
           </w:hyperlink>
         </w:p>
@@ -408,7 +408,7 @@
             </w:tabs>
             <w:rPr/>
           </w:pPr>
-          <w:hyperlink w:anchor="__RefHeading___Toc2003_1520982166">
+          <w:hyperlink w:anchor="__RefHeading___Toc2093_4016826874">
             <w:r>
               <w:rPr>
                 <w:webHidden/>
@@ -429,7 +429,7 @@
             </w:tabs>
             <w:rPr/>
           </w:pPr>
-          <w:hyperlink w:anchor="__RefHeading___Toc2005_1520982166">
+          <w:hyperlink w:anchor="__RefHeading___Toc2095_4016826874">
             <w:r>
               <w:rPr>
                 <w:webHidden/>
@@ -450,7 +450,7 @@
             </w:tabs>
             <w:rPr/>
           </w:pPr>
-          <w:hyperlink w:anchor="__RefHeading___Toc2007_1520982166">
+          <w:hyperlink w:anchor="__RefHeading___Toc2097_4016826874">
             <w:r>
               <w:rPr>
                 <w:webHidden/>
@@ -471,7 +471,7 @@
             </w:tabs>
             <w:rPr/>
           </w:pPr>
-          <w:hyperlink w:anchor="__RefHeading___Toc2009_1520982166">
+          <w:hyperlink w:anchor="__RefHeading___Toc2099_4016826874">
             <w:r>
               <w:rPr>
                 <w:webHidden/>
@@ -492,7 +492,7 @@
             </w:tabs>
             <w:rPr/>
           </w:pPr>
-          <w:hyperlink w:anchor="__RefHeading___Toc2011_1520982166">
+          <w:hyperlink w:anchor="__RefHeading___Toc2101_4016826874">
             <w:r>
               <w:rPr>
                 <w:webHidden/>
@@ -513,7 +513,7 @@
             </w:tabs>
             <w:rPr/>
           </w:pPr>
-          <w:hyperlink w:anchor="__RefHeading___Toc2013_1520982166">
+          <w:hyperlink w:anchor="__RefHeading___Toc2103_4016826874">
             <w:r>
               <w:rPr>
                 <w:webHidden/>
@@ -534,7 +534,7 @@
             </w:tabs>
             <w:rPr/>
           </w:pPr>
-          <w:hyperlink w:anchor="__RefHeading___Toc2015_1520982166">
+          <w:hyperlink w:anchor="__RefHeading___Toc2105_4016826874">
             <w:r>
               <w:rPr>
                 <w:webHidden/>
@@ -555,7 +555,7 @@
             </w:tabs>
             <w:rPr/>
           </w:pPr>
-          <w:hyperlink w:anchor="__RefHeading___Toc2017_1520982166">
+          <w:hyperlink w:anchor="__RefHeading___Toc2107_4016826874">
             <w:r>
               <w:rPr>
                 <w:webHidden/>
@@ -576,7 +576,7 @@
             </w:tabs>
             <w:rPr/>
           </w:pPr>
-          <w:hyperlink w:anchor="__RefHeading___Toc2019_1520982166">
+          <w:hyperlink w:anchor="__RefHeading___Toc2109_4016826874">
             <w:r>
               <w:rPr>
                 <w:webHidden/>
@@ -597,7 +597,7 @@
             </w:tabs>
             <w:rPr/>
           </w:pPr>
-          <w:hyperlink w:anchor="__RefHeading___Toc2021_1520982166">
+          <w:hyperlink w:anchor="__RefHeading___Toc2111_4016826874">
             <w:r>
               <w:rPr>
                 <w:webHidden/>
@@ -618,7 +618,7 @@
             </w:tabs>
             <w:rPr/>
           </w:pPr>
-          <w:hyperlink w:anchor="__RefHeading___Toc2023_1520982166">
+          <w:hyperlink w:anchor="__RefHeading___Toc2113_4016826874">
             <w:r>
               <w:rPr>
                 <w:webHidden/>
@@ -639,7 +639,7 @@
             </w:tabs>
             <w:rPr/>
           </w:pPr>
-          <w:hyperlink w:anchor="__RefHeading___Toc2025_1520982166">
+          <w:hyperlink w:anchor="__RefHeading___Toc2115_4016826874">
             <w:r>
               <w:rPr>
                 <w:webHidden/>
@@ -660,7 +660,7 @@
             </w:tabs>
             <w:rPr/>
           </w:pPr>
-          <w:hyperlink w:anchor="__RefHeading___Toc2027_1520982166">
+          <w:hyperlink w:anchor="__RefHeading___Toc2117_4016826874">
             <w:r>
               <w:rPr>
                 <w:webHidden/>
@@ -681,7 +681,7 @@
             </w:tabs>
             <w:rPr/>
           </w:pPr>
-          <w:hyperlink w:anchor="__RefHeading___Toc2029_1520982166">
+          <w:hyperlink w:anchor="__RefHeading___Toc2119_4016826874">
             <w:r>
               <w:rPr>
                 <w:webHidden/>
@@ -702,7 +702,7 @@
             </w:tabs>
             <w:rPr/>
           </w:pPr>
-          <w:hyperlink w:anchor="__RefHeading___Toc2031_1520982166">
+          <w:hyperlink w:anchor="__RefHeading___Toc2121_4016826874">
             <w:r>
               <w:rPr>
                 <w:webHidden/>
@@ -723,7 +723,7 @@
             </w:tabs>
             <w:rPr/>
           </w:pPr>
-          <w:hyperlink w:anchor="__RefHeading___Toc2033_1520982166">
+          <w:hyperlink w:anchor="__RefHeading___Toc2123_4016826874">
             <w:r>
               <w:rPr>
                 <w:webHidden/>
@@ -744,7 +744,7 @@
             </w:tabs>
             <w:rPr/>
           </w:pPr>
-          <w:hyperlink w:anchor="__RefHeading___Toc2035_1520982166">
+          <w:hyperlink w:anchor="__RefHeading___Toc2125_4016826874">
             <w:r>
               <w:rPr>
                 <w:webHidden/>
@@ -765,7 +765,7 @@
             </w:tabs>
             <w:rPr/>
           </w:pPr>
-          <w:hyperlink w:anchor="__RefHeading___Toc2037_1520982166">
+          <w:hyperlink w:anchor="__RefHeading___Toc2127_4016826874">
             <w:r>
               <w:rPr>
                 <w:webHidden/>
@@ -786,7 +786,7 @@
             </w:tabs>
             <w:rPr/>
           </w:pPr>
-          <w:hyperlink w:anchor="__RefHeading___Toc2039_1520982166">
+          <w:hyperlink w:anchor="__RefHeading___Toc2129_4016826874">
             <w:r>
               <w:rPr>
                 <w:webHidden/>
@@ -807,7 +807,7 @@
             </w:tabs>
             <w:rPr/>
           </w:pPr>
-          <w:hyperlink w:anchor="__RefHeading___Toc2041_1520982166">
+          <w:hyperlink w:anchor="__RefHeading___Toc2131_4016826874">
             <w:r>
               <w:rPr>
                 <w:webHidden/>
@@ -828,7 +828,7 @@
             </w:tabs>
             <w:rPr/>
           </w:pPr>
-          <w:hyperlink w:anchor="__RefHeading___Toc2043_1520982166">
+          <w:hyperlink w:anchor="__RefHeading___Toc2133_4016826874">
             <w:r>
               <w:rPr>
                 <w:webHidden/>
@@ -849,7 +849,7 @@
             </w:tabs>
             <w:rPr/>
           </w:pPr>
-          <w:hyperlink w:anchor="__RefHeading___Toc2045_1520982166">
+          <w:hyperlink w:anchor="__RefHeading___Toc2135_4016826874">
             <w:r>
               <w:rPr>
                 <w:webHidden/>
@@ -870,7 +870,7 @@
             </w:tabs>
             <w:rPr/>
           </w:pPr>
-          <w:hyperlink w:anchor="__RefHeading___Toc2047_1520982166">
+          <w:hyperlink w:anchor="__RefHeading___Toc2137_4016826874">
             <w:r>
               <w:rPr>
                 <w:webHidden/>
@@ -891,7 +891,7 @@
             </w:tabs>
             <w:rPr/>
           </w:pPr>
-          <w:hyperlink w:anchor="__RefHeading___Toc2049_1520982166">
+          <w:hyperlink w:anchor="__RefHeading___Toc2139_4016826874">
             <w:r>
               <w:rPr>
                 <w:webHidden/>
@@ -912,7 +912,7 @@
             </w:tabs>
             <w:rPr/>
           </w:pPr>
-          <w:hyperlink w:anchor="__RefHeading___Toc2051_1520982166">
+          <w:hyperlink w:anchor="__RefHeading___Toc2141_4016826874">
             <w:r>
               <w:rPr>
                 <w:webHidden/>
@@ -933,7 +933,7 @@
             </w:tabs>
             <w:rPr/>
           </w:pPr>
-          <w:hyperlink w:anchor="__RefHeading___Toc2053_1520982166">
+          <w:hyperlink w:anchor="__RefHeading___Toc2143_4016826874">
             <w:r>
               <w:rPr>
                 <w:webHidden/>
@@ -954,7 +954,7 @@
             </w:tabs>
             <w:rPr/>
           </w:pPr>
-          <w:hyperlink w:anchor="__RefHeading___Toc2055_1520982166">
+          <w:hyperlink w:anchor="__RefHeading___Toc2145_4016826874">
             <w:r>
               <w:rPr>
                 <w:webHidden/>
@@ -975,7 +975,7 @@
             </w:tabs>
             <w:rPr/>
           </w:pPr>
-          <w:hyperlink w:anchor="__RefHeading___Toc2057_1520982166">
+          <w:hyperlink w:anchor="__RefHeading___Toc2147_4016826874">
             <w:r>
               <w:rPr>
                 <w:webHidden/>
@@ -996,7 +996,7 @@
             </w:tabs>
             <w:rPr/>
           </w:pPr>
-          <w:hyperlink w:anchor="__RefHeading___Toc2059_1520982166">
+          <w:hyperlink w:anchor="__RefHeading___Toc2149_4016826874">
             <w:r>
               <w:rPr>
                 <w:webHidden/>
@@ -1017,7 +1017,7 @@
             </w:tabs>
             <w:rPr/>
           </w:pPr>
-          <w:hyperlink w:anchor="__RefHeading___Toc2061_1520982166">
+          <w:hyperlink w:anchor="__RefHeading___Toc2151_4016826874">
             <w:r>
               <w:rPr>
                 <w:webHidden/>
@@ -1038,7 +1038,7 @@
             </w:tabs>
             <w:rPr/>
           </w:pPr>
-          <w:hyperlink w:anchor="__RefHeading___Toc2063_1520982166">
+          <w:hyperlink w:anchor="__RefHeading___Toc2153_4016826874">
             <w:r>
               <w:rPr>
                 <w:webHidden/>
@@ -1059,7 +1059,7 @@
             </w:tabs>
             <w:rPr/>
           </w:pPr>
-          <w:hyperlink w:anchor="__RefHeading___Toc2065_1520982166">
+          <w:hyperlink w:anchor="__RefHeading___Toc2155_4016826874">
             <w:r>
               <w:rPr>
                 <w:webHidden/>
@@ -1084,7 +1084,7 @@
         <w:pStyle w:val="Heading1"/>
         <w:rPr/>
       </w:pPr>
-      <w:bookmarkStart w:id="0" w:name="__RefHeading___Toc1973_1520982166"/>
+      <w:bookmarkStart w:id="0" w:name="__RefHeading___Toc2063_4016826874"/>
       <w:bookmarkEnd w:id="0"/>
       <w:r>
         <w:rPr>
@@ -1105,7 +1105,7 @@
       </w:pPr>
       <w:r>
         <w:rPr/>
-        <w:t>Руководство описывает работу в системе «Пульс Проекта» версии 0.2.0: проекты и направления, планы проекта, диаграмму Ганта (задачи, вехи, группы, связи, пометки), совместную работу, историю и сохранённые версии, фильтры, статистику и выгрузку.</w:t>
+        <w:t>Руководство описывает работу в системе «Пульс Проекта» версии 0.2.1: проекты и направления, планы проекта, диаграмму Ганта (задачи, вехи, группы, связи, пометки), совместную работу, историю и сохранённые версии, фильтры, статистику и выгрузку.</w:t>
       </w:r>
     </w:p>
     <w:p>
@@ -1635,7 +1635,7 @@
         <w:pStyle w:val="Heading1"/>
         <w:rPr/>
       </w:pPr>
-      <w:bookmarkStart w:id="2" w:name="__RefHeading___Toc1975_1520982166"/>
+      <w:bookmarkStart w:id="2" w:name="__RefHeading___Toc2065_4016826874"/>
       <w:bookmarkEnd w:id="2"/>
       <w:r>
         <w:rPr>
@@ -1654,7 +1654,7 @@
         <w:pStyle w:val="Heading2"/>
         <w:rPr/>
       </w:pPr>
-      <w:bookmarkStart w:id="3" w:name="__RefHeading___Toc1977_1520982166"/>
+      <w:bookmarkStart w:id="3" w:name="__RefHeading___Toc2067_4016826874"/>
       <w:bookmarkStart w:id="4" w:name="назначение"/>
       <w:bookmarkEnd w:id="3"/>
       <w:r>
@@ -1811,7 +1811,7 @@
         <w:pStyle w:val="Heading2"/>
         <w:rPr/>
       </w:pPr>
-      <w:bookmarkStart w:id="5" w:name="__RefHeading___Toc1979_1520982166"/>
+      <w:bookmarkStart w:id="5" w:name="__RefHeading___Toc2069_4016826874"/>
       <w:bookmarkEnd w:id="5"/>
       <w:r>
         <w:rPr>
@@ -2192,7 +2192,7 @@
                 <w:szCs w:val="24"/>
                 <w:lang w:val="ru-RU" w:eastAsia="en-US" w:bidi="ar-SA"/>
               </w:rPr>
-              <w:t>Строка с датами начала и окончания, статусом, прогрессом, ответственным</w:t>
+              <w:t>Строка с датами начала и окончания, статусом, прогрессом, исполнителем</w:t>
             </w:r>
           </w:p>
         </w:tc>
@@ -2468,7 +2468,7 @@
                 <w:szCs w:val="24"/>
                 <w:lang w:val="ru-RU" w:eastAsia="en-US" w:bidi="ar-SA"/>
               </w:rPr>
-              <w:t>Ответственный за задачу: сотрудник системы или внешний участник (например, заказчик)</w:t>
+              <w:t>Кто отвечает за задачу: сотрудник системы или внешний участник (например, заказчик)</w:t>
             </w:r>
           </w:p>
         </w:tc>
@@ -2550,7 +2550,7 @@
         <w:pStyle w:val="Heading2"/>
         <w:rPr/>
       </w:pPr>
-      <w:bookmarkStart w:id="7" w:name="__RefHeading___Toc1981_1520982166"/>
+      <w:bookmarkStart w:id="7" w:name="__RefHeading___Toc2071_4016826874"/>
       <w:bookmarkEnd w:id="7"/>
       <w:r>
         <w:rPr>
@@ -2683,7 +2683,7 @@
         <w:pStyle w:val="Heading2"/>
         <w:rPr/>
       </w:pPr>
-      <w:bookmarkStart w:id="8" w:name="__RefHeading___Toc1983_1520982166"/>
+      <w:bookmarkStart w:id="8" w:name="__RefHeading___Toc2073_4016826874"/>
       <w:bookmarkStart w:id="9" w:name="интерфейс"/>
       <w:bookmarkEnd w:id="8"/>
       <w:r>
@@ -2716,7 +2716,7 @@
       </w:r>
       <w:r>
         <w:rPr/>
-        <w:t xml:space="preserve"> слева: «Проекты», список направлений с их проектами (раскрываются щелчком), разделы администрирования (только администратору), ваш профиль, «Выйти», знак «?» — «О программе», номер версии. Кнопка </w:t>
+        <w:t xml:space="preserve"> слева: «Проекты», список направлений с их проектами (раскрываются щелчком), разделы администрирования (только администратору), ваш профиль, «Выйти», знак «?» — «О программе», номер версии (щелчок по нему открывает «Что нового» — изменения по версиям). Кнопка </w:t>
       </w:r>
       <w:r>
         <w:rPr>
@@ -2769,7 +2769,7 @@
       </w:r>
       <w:r>
         <w:rPr/>
-        <w:t xml:space="preserve"> появляются в правом нижнем углу: «Сохранено», «Строка удалена — Отменить», ошибки.</w:t>
+        <w:t xml:space="preserve"> появляются в правом верхнем углу: «Сохранено», «Строка удалена — Отменить», ошибки.</w:t>
       </w:r>
     </w:p>
     <w:p>
@@ -2781,6 +2781,38 @@
         </w:numPr>
         <w:rPr/>
       </w:pPr>
+      <w:r>
+        <w:rPr>
+          <w:b/>
+          <w:bCs/>
+        </w:rPr>
+        <w:t>На телефоне и планшете</w:t>
+      </w:r>
+      <w:r>
+        <w:rPr/>
+        <w:t xml:space="preserve"> меню открывается кнопкой </w:t>
+      </w:r>
+      <w:r>
+        <w:rPr>
+          <w:b/>
+          <w:bCs/>
+        </w:rPr>
+        <w:t>☰</w:t>
+      </w:r>
+      <w:r>
+        <w:rPr/>
+        <w:t xml:space="preserve"> в левом верхнем углу и закрывается щелчком по затемнённому фону или Esc; карточка строки на ноутбуке и планшете открывается поверх диаграммы, на телефоне — на весь экран.</w:t>
+      </w:r>
+    </w:p>
+    <w:p>
+      <w:pPr>
+        <w:pStyle w:val="Compact"/>
+        <w:numPr>
+          <w:ilvl w:val="0"/>
+          <w:numId w:val="23"/>
+        </w:numPr>
+        <w:rPr/>
+      </w:pPr>
       <w:bookmarkStart w:id="10" w:name="интерфейс"/>
       <w:r>
         <w:rPr/>
@@ -2793,7 +2825,7 @@
         <w:pStyle w:val="Heading2"/>
         <w:rPr/>
       </w:pPr>
-      <w:bookmarkStart w:id="11" w:name="__RefHeading___Toc1985_1520982166"/>
+      <w:bookmarkStart w:id="11" w:name="__RefHeading___Toc2075_4016826874"/>
       <w:bookmarkStart w:id="12" w:name="профиль-пароль-и-фото"/>
       <w:bookmarkEnd w:id="11"/>
       <w:r>
@@ -2881,7 +2913,7 @@
         <w:pStyle w:val="Heading1"/>
         <w:rPr/>
       </w:pPr>
-      <w:bookmarkStart w:id="14" w:name="__RefHeading___Toc1987_1520982166"/>
+      <w:bookmarkStart w:id="14" w:name="__RefHeading___Toc2077_4016826874"/>
       <w:bookmarkStart w:id="15" w:name="проекты"/>
       <w:bookmarkEnd w:id="14"/>
       <w:r>
@@ -2901,7 +2933,7 @@
         <w:pStyle w:val="Heading2"/>
         <w:rPr/>
       </w:pPr>
-      <w:bookmarkStart w:id="16" w:name="__RefHeading___Toc1989_1520982166"/>
+      <w:bookmarkStart w:id="16" w:name="__RefHeading___Toc2079_4016826874"/>
       <w:bookmarkStart w:id="17" w:name="главная-страница"/>
       <w:bookmarkEnd w:id="16"/>
       <w:r>
@@ -2924,20 +2956,6 @@
       <w:r>
         <w:rPr/>
         <w:t>Главная страница показывает проекты, к которым у вас есть доступ, по направлениям. На карточке проекта:</w:t>
-      </w:r>
-    </w:p>
-    <w:p>
-      <w:pPr>
-        <w:pStyle w:val="Compact"/>
-        <w:numPr>
-          <w:ilvl w:val="0"/>
-          <w:numId w:val="23"/>
-        </w:numPr>
-        <w:rPr/>
-      </w:pPr>
-      <w:r>
-        <w:rPr/>
-        <w:t>название и описание;</w:t>
       </w:r>
     </w:p>
     <w:p>
@@ -2950,15 +2968,8 @@
         <w:rPr/>
       </w:pPr>
       <w:r>
-        <w:rPr>
-          <w:b/>
-          <w:bCs/>
-        </w:rPr>
-        <w:t>прогресс</w:t>
-      </w:r>
-      <w:r>
-        <w:rPr/>
-        <w:t xml:space="preserve"> — доля завершённых задач;</w:t>
+        <w:rPr/>
+        <w:t>название и описание;</w:t>
       </w:r>
     </w:p>
     <w:p>
@@ -2971,41 +2982,15 @@
         <w:rPr/>
       </w:pPr>
       <w:r>
-        <w:rPr/>
-        <w:t xml:space="preserve">число задач, из них </w:t>
-      </w:r>
-      <w:r>
-        <w:rPr>
-          <w:b/>
-          <w:bCs/>
-        </w:rPr>
-        <w:t>в работе</w:t>
-      </w:r>
-      <w:r>
-        <w:rPr/>
-        <w:t xml:space="preserve">, </w:t>
-      </w:r>
-      <w:r>
-        <w:rPr>
-          <w:b/>
-          <w:bCs/>
-        </w:rPr>
-        <w:t>просрочено</w:t>
-      </w:r>
-      <w:r>
-        <w:rPr/>
-        <w:t xml:space="preserve"> (окончание прошло, задача не завершена) и </w:t>
-      </w:r>
-      <w:r>
-        <w:rPr>
-          <w:b/>
-          <w:bCs/>
-        </w:rPr>
-        <w:t>заблокировано</w:t>
-      </w:r>
-      <w:r>
-        <w:rPr/>
-        <w:t>;</w:t>
+        <w:rPr>
+          <w:b/>
+          <w:bCs/>
+        </w:rPr>
+        <w:t>прогресс</w:t>
+      </w:r>
+      <w:r>
+        <w:rPr/>
+        <w:t xml:space="preserve"> — доля завершённых задач;</w:t>
       </w:r>
     </w:p>
     <w:p>
@@ -3018,15 +3003,41 @@
         <w:rPr/>
       </w:pPr>
       <w:r>
-        <w:rPr>
-          <w:b/>
-          <w:bCs/>
-        </w:rPr>
-        <w:t>ближайшая веха</w:t>
-      </w:r>
-      <w:r>
-        <w:rPr/>
-        <w:t xml:space="preserve"> — дата и название;</w:t>
+        <w:rPr/>
+        <w:t xml:space="preserve">число задач, из них </w:t>
+      </w:r>
+      <w:r>
+        <w:rPr>
+          <w:b/>
+          <w:bCs/>
+        </w:rPr>
+        <w:t>в работе</w:t>
+      </w:r>
+      <w:r>
+        <w:rPr/>
+        <w:t xml:space="preserve">, </w:t>
+      </w:r>
+      <w:r>
+        <w:rPr>
+          <w:b/>
+          <w:bCs/>
+        </w:rPr>
+        <w:t>просрочено</w:t>
+      </w:r>
+      <w:r>
+        <w:rPr/>
+        <w:t xml:space="preserve"> (окончание прошло, задача не завершена) и </w:t>
+      </w:r>
+      <w:r>
+        <w:rPr>
+          <w:b/>
+          <w:bCs/>
+        </w:rPr>
+        <w:t>заблокировано</w:t>
+      </w:r>
+      <w:r>
+        <w:rPr/>
+        <w:t>;</w:t>
       </w:r>
     </w:p>
     <w:p>
@@ -3035,6 +3046,27 @@
         <w:numPr>
           <w:ilvl w:val="0"/>
           <w:numId w:val="27"/>
+        </w:numPr>
+        <w:rPr/>
+      </w:pPr>
+      <w:r>
+        <w:rPr>
+          <w:b/>
+          <w:bCs/>
+        </w:rPr>
+        <w:t>ближайшая веха</w:t>
+      </w:r>
+      <w:r>
+        <w:rPr/>
+        <w:t xml:space="preserve"> — дата и название;</w:t>
+      </w:r>
+    </w:p>
+    <w:p>
+      <w:pPr>
+        <w:pStyle w:val="Compact"/>
+        <w:numPr>
+          <w:ilvl w:val="0"/>
+          <w:numId w:val="28"/>
         </w:numPr>
         <w:rPr/>
       </w:pPr>
@@ -3122,7 +3154,7 @@
         <w:pStyle w:val="Heading2"/>
         <w:rPr/>
       </w:pPr>
-      <w:bookmarkStart w:id="18" w:name="__RefHeading___Toc1991_1520982166"/>
+      <w:bookmarkStart w:id="18" w:name="__RefHeading___Toc2081_4016826874"/>
       <w:bookmarkStart w:id="19" w:name="новый-проект"/>
       <w:bookmarkEnd w:id="18"/>
       <w:r>
@@ -3243,7 +3275,7 @@
         <w:pStyle w:val="Heading2"/>
         <w:rPr/>
       </w:pPr>
-      <w:bookmarkStart w:id="21" w:name="__RefHeading___Toc1993_1520982166"/>
+      <w:bookmarkStart w:id="21" w:name="__RefHeading___Toc2083_4016826874"/>
       <w:bookmarkStart w:id="22" w:name="изменение-порядок-и-удаление"/>
       <w:bookmarkEnd w:id="21"/>
       <w:r>
@@ -3256,42 +3288,6 @@
         <w:rPr/>
         <w:tab/>
         <w:t>Изменение, порядок и удаление</w:t>
-      </w:r>
-    </w:p>
-    <w:p>
-      <w:pPr>
-        <w:pStyle w:val="Compact"/>
-        <w:numPr>
-          <w:ilvl w:val="0"/>
-          <w:numId w:val="28"/>
-        </w:numPr>
-        <w:rPr/>
-      </w:pPr>
-      <w:r>
-        <w:rPr>
-          <w:b/>
-          <w:bCs/>
-        </w:rPr>
-        <w:t>⋯</w:t>
-      </w:r>
-      <w:r>
-        <w:rPr/>
-        <w:t xml:space="preserve"> </w:t>
-      </w:r>
-      <w:r>
-        <w:rPr/>
-        <w:t xml:space="preserve">на карточке (при полном управлении) → </w:t>
-      </w:r>
-      <w:r>
-        <w:rPr>
-          <w:b/>
-          <w:bCs/>
-        </w:rPr>
-        <w:t>Изменить</w:t>
-      </w:r>
-      <w:r>
-        <w:rPr/>
-        <w:t>: название, описание, направление.</w:t>
       </w:r>
     </w:p>
     <w:p>
@@ -3304,8 +3300,30 @@
         <w:rPr/>
       </w:pPr>
       <w:r>
-        <w:rPr/>
-        <w:t>Карточку можно перетащить в другое направление или поменять порядок внутри направления.</w:t>
+        <w:rPr>
+          <w:b/>
+          <w:bCs/>
+        </w:rPr>
+        <w:t>⋯</w:t>
+      </w:r>
+      <w:r>
+        <w:rPr/>
+        <w:t xml:space="preserve"> </w:t>
+      </w:r>
+      <w:r>
+        <w:rPr/>
+        <w:t xml:space="preserve">на карточке (при полном управлении) → </w:t>
+      </w:r>
+      <w:r>
+        <w:rPr>
+          <w:b/>
+          <w:bCs/>
+        </w:rPr>
+        <w:t>Изменить</w:t>
+      </w:r>
+      <w:r>
+        <w:rPr/>
+        <w:t>: название, описание, направление.</w:t>
       </w:r>
     </w:p>
     <w:p>
@@ -3318,6 +3336,20 @@
         <w:rPr/>
       </w:pPr>
       <w:r>
+        <w:rPr/>
+        <w:t>Карточку можно перетащить в другое направление или поменять порядок внутри направления.</w:t>
+      </w:r>
+    </w:p>
+    <w:p>
+      <w:pPr>
+        <w:pStyle w:val="Compact"/>
+        <w:numPr>
+          <w:ilvl w:val="0"/>
+          <w:numId w:val="31"/>
+        </w:numPr>
+        <w:rPr/>
+      </w:pPr>
+      <w:r>
         <w:rPr>
           <w:b/>
           <w:bCs/>
@@ -3326,7 +3358,43 @@
       </w:r>
       <w:r>
         <w:rPr/>
-        <w:t xml:space="preserve"> проект может администратор; проект попадает в корзину и восстанавливается оттуда.</w:t>
+        <w:t xml:space="preserve"> проект может администратор; проект попадает в корзину — вернуть его можно кнопкой </w:t>
+      </w:r>
+      <w:r>
+        <w:rPr>
+          <w:b/>
+          <w:bCs/>
+        </w:rPr>
+        <w:t>Отменить</w:t>
+      </w:r>
+      <w:r>
+        <w:rPr/>
+        <w:t xml:space="preserve"> в уведомлении или из корзины.</w:t>
+      </w:r>
+    </w:p>
+    <w:p>
+      <w:pPr>
+        <w:pStyle w:val="Compact"/>
+        <w:numPr>
+          <w:ilvl w:val="0"/>
+          <w:numId w:val="32"/>
+        </w:numPr>
+        <w:rPr/>
+      </w:pPr>
+      <w:r>
+        <w:rPr/>
+        <w:t xml:space="preserve">Процент на карточке — </w:t>
+      </w:r>
+      <w:r>
+        <w:rPr>
+          <w:b/>
+          <w:bCs/>
+        </w:rPr>
+        <w:t>средний прогресс задач основного плана</w:t>
+      </w:r>
+      <w:r>
+        <w:rPr/>
+        <w:t xml:space="preserve"> (первой вкладки), как «Средний прогресс» в окне «Статистика»; копии плана в других вкладках не удваивают число задач.</w:t>
       </w:r>
       <w:bookmarkEnd w:id="15"/>
       <w:bookmarkEnd w:id="22"/>
@@ -3336,7 +3404,7 @@
         <w:pStyle w:val="Heading1"/>
         <w:rPr/>
       </w:pPr>
-      <w:bookmarkStart w:id="23" w:name="__RefHeading___Toc1995_1520982166"/>
+      <w:bookmarkStart w:id="23" w:name="__RefHeading___Toc2085_4016826874"/>
       <w:bookmarkStart w:id="24" w:name="план-проекта"/>
       <w:bookmarkEnd w:id="23"/>
       <w:r>
@@ -3356,7 +3424,7 @@
         <w:pStyle w:val="Heading2"/>
         <w:rPr/>
       </w:pPr>
-      <w:bookmarkStart w:id="25" w:name="__RefHeading___Toc1997_1520982166"/>
+      <w:bookmarkStart w:id="25" w:name="__RefHeading___Toc2087_4016826874"/>
       <w:bookmarkStart w:id="26" w:name="экран-плана"/>
       <w:bookmarkEnd w:id="25"/>
       <w:r>
@@ -3442,7 +3510,7 @@
         <w:pStyle w:val="Compact"/>
         <w:numPr>
           <w:ilvl w:val="0"/>
-          <w:numId w:val="31"/>
+          <w:numId w:val="33"/>
         </w:numPr>
         <w:rPr/>
       </w:pPr>
@@ -3672,7 +3740,7 @@
       </w:r>
       <w:r>
         <w:rPr/>
-        <w:t xml:space="preserve"> слева: строки с названием, статусом, ответственным и категорией; группы сворачиваются стрелкой. Внизу — поле «Новая задача — введите название и Enter».</w:t>
+        <w:t xml:space="preserve"> слева: строки с названием, статусом, исполнителем и категорией; группы сворачиваются стрелкой. Внизу — поле «Новая задача…».</w:t>
       </w:r>
     </w:p>
     <w:p>
@@ -3714,7 +3782,18 @@
       </w:r>
       <w:r>
         <w:rPr/>
-        <w:t xml:space="preserve"> внизу (если включена в настройках графика).</w:t>
+        <w:t xml:space="preserve"> внизу (если включена в настройках графика) — в одну строку; что не поместилось, открывается кнопкой </w:t>
+      </w:r>
+      <w:r>
+        <w:rPr>
+          <w:b/>
+          <w:bCs/>
+        </w:rPr>
+        <w:t>+N</w:t>
+      </w:r>
+      <w:r>
+        <w:rPr/>
+        <w:t>.</w:t>
       </w:r>
     </w:p>
     <w:p>
@@ -3725,7 +3804,7 @@
       <w:bookmarkStart w:id="27" w:name="экран-плана"/>
       <w:r>
         <w:rPr/>
-        <w:t>Ширину таблицы можно поменять, перетащив границу между таблицей и шкалой.</w:t>
+        <w:t>Ширину таблицы можно поменять, перетащив границу между таблицей и шкалой; двойной щелчок по границе подгоняет ширину под самое длинное название. По умолчанию ширина зависит от размера экрана.</w:t>
       </w:r>
       <w:bookmarkEnd w:id="27"/>
     </w:p>
@@ -3734,7 +3813,7 @@
         <w:pStyle w:val="Heading2"/>
         <w:rPr/>
       </w:pPr>
-      <w:bookmarkStart w:id="28" w:name="__RefHeading___Toc1999_1520982166"/>
+      <w:bookmarkStart w:id="28" w:name="__RefHeading___Toc2089_4016826874"/>
       <w:bookmarkStart w:id="29" w:name="планы-проекта"/>
       <w:bookmarkEnd w:id="28"/>
       <w:r>
@@ -3820,136 +3899,53 @@
         <w:pStyle w:val="Compact"/>
         <w:numPr>
           <w:ilvl w:val="0"/>
-          <w:numId w:val="32"/>
-        </w:numPr>
-        <w:rPr/>
-      </w:pPr>
-      <w:r>
-        <w:rPr>
-          <w:b/>
-          <w:bCs/>
-        </w:rPr>
-        <w:t>+</w:t>
-      </w:r>
-      <w:r>
-        <w:rPr/>
-        <w:t xml:space="preserve"> справа от вкладок: </w:t>
-      </w:r>
-      <w:r>
-        <w:rPr>
-          <w:b/>
-          <w:bCs/>
-        </w:rPr>
-        <w:t>Новый пустой план</w:t>
-      </w:r>
-      <w:r>
-        <w:rPr/>
-        <w:t xml:space="preserve">, </w:t>
-      </w:r>
-      <w:r>
-        <w:rPr>
-          <w:b/>
-          <w:bCs/>
-        </w:rPr>
-        <w:t>Копия текущего плана</w:t>
-      </w:r>
-      <w:r>
-        <w:rPr/>
-        <w:t xml:space="preserve">, </w:t>
-      </w:r>
-      <w:r>
-        <w:rPr>
-          <w:b/>
-          <w:bCs/>
-        </w:rPr>
-        <w:t>Импорт из JSON-файла…</w:t>
-      </w:r>
-      <w:r>
-        <w:rPr/>
-        <w:t xml:space="preserve"> (в том числе файла, выгруженного из версии 1.0).</w:t>
-      </w:r>
-    </w:p>
-    <w:p>
-      <w:pPr>
-        <w:pStyle w:val="Compact"/>
-        <w:numPr>
-          <w:ilvl w:val="0"/>
-          <w:numId w:val="33"/>
-        </w:numPr>
-        <w:rPr/>
-      </w:pPr>
-      <w:r>
-        <w:rPr>
-          <w:b/>
-          <w:bCs/>
-        </w:rPr>
-        <w:t>▾</w:t>
-      </w:r>
-      <w:r>
-        <w:rPr/>
-        <w:t xml:space="preserve"> </w:t>
-      </w:r>
-      <w:r>
-        <w:rPr/>
-        <w:t xml:space="preserve">на активной вкладке или щелчок правой кнопкой по вкладке: </w:t>
-      </w:r>
-      <w:r>
-        <w:rPr>
-          <w:b/>
-          <w:bCs/>
-        </w:rPr>
-        <w:t>Переименовать</w:t>
-      </w:r>
-      <w:r>
-        <w:rPr/>
-        <w:t xml:space="preserve"> (или двойной щелчок), </w:t>
-      </w:r>
-      <w:r>
-        <w:rPr>
-          <w:b/>
-          <w:bCs/>
-        </w:rPr>
-        <w:t>Дублировать</w:t>
-      </w:r>
-      <w:r>
-        <w:rPr/>
-        <w:t xml:space="preserve">, </w:t>
-      </w:r>
-      <w:r>
-        <w:rPr>
-          <w:b/>
-          <w:bCs/>
-        </w:rPr>
-        <w:t>Экспорт JSON</w:t>
-      </w:r>
-      <w:r>
-        <w:rPr/>
-        <w:t xml:space="preserve">, </w:t>
-      </w:r>
-      <w:r>
-        <w:rPr>
-          <w:b/>
-          <w:bCs/>
-        </w:rPr>
-        <w:t>Убрать в архив</w:t>
-      </w:r>
-      <w:r>
-        <w:rPr/>
-        <w:t>.</w:t>
-      </w:r>
-    </w:p>
-    <w:p>
-      <w:pPr>
-        <w:pStyle w:val="Compact"/>
-        <w:numPr>
-          <w:ilvl w:val="0"/>
           <w:numId w:val="34"/>
         </w:numPr>
         <w:rPr/>
       </w:pPr>
       <w:r>
-        <w:rPr/>
-        <w:t>Вкладки можно перетаскивать, меняя порядок.</w:t>
+        <w:rPr>
+          <w:b/>
+          <w:bCs/>
+        </w:rPr>
+        <w:t>+</w:t>
+      </w:r>
+      <w:r>
+        <w:rPr/>
+        <w:t xml:space="preserve"> справа от вкладок: </w:t>
+      </w:r>
+      <w:r>
+        <w:rPr>
+          <w:b/>
+          <w:bCs/>
+        </w:rPr>
+        <w:t>Новый пустой план</w:t>
+      </w:r>
+      <w:r>
+        <w:rPr/>
+        <w:t xml:space="preserve">, </w:t>
+      </w:r>
+      <w:r>
+        <w:rPr>
+          <w:b/>
+          <w:bCs/>
+        </w:rPr>
+        <w:t>Копия текущего плана</w:t>
+      </w:r>
+      <w:r>
+        <w:rPr/>
+        <w:t xml:space="preserve">, </w:t>
+      </w:r>
+      <w:r>
+        <w:rPr>
+          <w:b/>
+          <w:bCs/>
+        </w:rPr>
+        <w:t>Импорт из JSON-файла…</w:t>
+      </w:r>
+      <w:r>
+        <w:rPr/>
+        <w:t xml:space="preserve"> (в том числе файла, выгруженного из версии 1.0).</w:t>
       </w:r>
     </w:p>
     <w:p>
@@ -3966,83 +3962,70 @@
           <w:b/>
           <w:bCs/>
         </w:rPr>
-        <w:t>Архив · N</w:t>
-      </w:r>
-      <w:r>
-        <w:rPr/>
-        <w:t xml:space="preserve"> справа — архивные планы: открыть для просмотра или </w:t>
-      </w:r>
-      <w:r>
-        <w:rPr>
-          <w:b/>
-          <w:bCs/>
-        </w:rPr>
-        <w:t>Вернуть во вкладки</w:t>
-      </w:r>
-      <w:r>
-        <w:rPr/>
-        <w:t>. Архивный план открывается только для просмотра.</w:t>
-      </w:r>
-    </w:p>
-    <w:p>
-      <w:pPr>
-        <w:pStyle w:val="BlockText"/>
-        <w:shd w:val="clear" w:fill="F2F5FF"/>
-        <w:rPr/>
-      </w:pPr>
-      <w:r>
-        <w:rPr>
-          <w:b/>
-          <w:bCs/>
-        </w:rPr>
-        <w:t>Совет.</w:t>
-      </w:r>
-      <w:r>
-        <w:rPr/>
-        <w:t xml:space="preserve"> Чтобы показать заказчику вариант графика, не трогая основной, сделайте </w:t>
-      </w:r>
-      <w:r>
-        <w:rPr>
-          <w:b/>
-          <w:bCs/>
-        </w:rPr>
-        <w:t>Копию текущего плана</w:t>
-      </w:r>
-      <w:r>
-        <w:rPr/>
-        <w:t xml:space="preserve"> и правьте копию. Ненужный вариант уберите в архив — он не потеряется.</w:t>
-      </w:r>
-    </w:p>
-    <w:p>
-      <w:pPr>
-        <w:pStyle w:val="FirstParagraph"/>
-        <w:rPr/>
-      </w:pPr>
-      <w:bookmarkStart w:id="30" w:name="планы-проекта"/>
-      <w:r>
-        <w:rPr/>
-        <w:t>Удалить архивный план (в корзину) может сотрудник с полным управлением проектом; удалить навсегда — только администратор.</w:t>
-      </w:r>
-      <w:bookmarkEnd w:id="30"/>
-    </w:p>
-    <w:p>
-      <w:pPr>
-        <w:pStyle w:val="Heading2"/>
-        <w:rPr/>
-      </w:pPr>
-      <w:bookmarkStart w:id="31" w:name="__RefHeading___Toc2001_1520982166"/>
-      <w:bookmarkStart w:id="32" w:name="шкала-и-масштаб"/>
-      <w:bookmarkEnd w:id="31"/>
-      <w:r>
-        <w:rPr>
-          <w:rStyle w:val="SectionNumber"/>
-        </w:rPr>
-        <w:t>4.3</w:t>
-      </w:r>
-      <w:r>
-        <w:rPr/>
-        <w:tab/>
-        <w:t>Шкала и масштаб</w:t>
+        <w:t>▾</w:t>
+      </w:r>
+      <w:r>
+        <w:rPr/>
+        <w:t xml:space="preserve"> </w:t>
+      </w:r>
+      <w:r>
+        <w:rPr/>
+        <w:t xml:space="preserve">на активной вкладке или щелчок правой кнопкой по вкладке: </w:t>
+      </w:r>
+      <w:r>
+        <w:rPr>
+          <w:b/>
+          <w:bCs/>
+        </w:rPr>
+        <w:t>Переименовать</w:t>
+      </w:r>
+      <w:r>
+        <w:rPr/>
+        <w:t xml:space="preserve"> (или двойной щелчок), </w:t>
+      </w:r>
+      <w:r>
+        <w:rPr>
+          <w:b/>
+          <w:bCs/>
+        </w:rPr>
+        <w:t>Дублировать</w:t>
+      </w:r>
+      <w:r>
+        <w:rPr/>
+        <w:t xml:space="preserve">, </w:t>
+      </w:r>
+      <w:r>
+        <w:rPr>
+          <w:b/>
+          <w:bCs/>
+        </w:rPr>
+        <w:t>Экспорт JSON</w:t>
+      </w:r>
+      <w:r>
+        <w:rPr/>
+        <w:t xml:space="preserve">, </w:t>
+      </w:r>
+      <w:r>
+        <w:rPr>
+          <w:b/>
+          <w:bCs/>
+        </w:rPr>
+        <w:t>Убрать в архив</w:t>
+      </w:r>
+      <w:r>
+        <w:rPr/>
+        <w:t xml:space="preserve">, </w:t>
+      </w:r>
+      <w:r>
+        <w:rPr>
+          <w:b/>
+          <w:bCs/>
+        </w:rPr>
+        <w:t>Удалить</w:t>
+      </w:r>
+      <w:r>
+        <w:rPr/>
+        <w:t xml:space="preserve"> (при полном управлении проектом).</w:t>
       </w:r>
     </w:p>
     <w:p>
@@ -4055,15 +4038,8 @@
         <w:rPr/>
       </w:pPr>
       <w:r>
-        <w:rPr>
-          <w:b/>
-          <w:bCs/>
-        </w:rPr>
-        <w:t>Дни / Недели / Месяцы / Кварталы</w:t>
-      </w:r>
-      <w:r>
-        <w:rPr/>
-        <w:t xml:space="preserve"> — подписи и сетка шкалы.</w:t>
+        <w:rPr/>
+        <w:t>Вкладки можно перетаскивать, меняя порядок.</w:t>
       </w:r>
     </w:p>
     <w:p>
@@ -4080,18 +4056,126 @@
           <w:b/>
           <w:bCs/>
         </w:rPr>
-        <w:t xml:space="preserve">− </w:t>
-      </w:r>
-      <w:r>
-        <w:rPr>
-          <w:b/>
-          <w:bCs/>
-        </w:rPr>
-        <w:t>100 % +</w:t>
-      </w:r>
-      <w:r>
-        <w:rPr/>
-        <w:t xml:space="preserve"> — масштаб; удобнее: Ctrl + колесо мыши над шкалой.</w:t>
+        <w:t>Архив · N</w:t>
+      </w:r>
+      <w:r>
+        <w:rPr/>
+        <w:t xml:space="preserve"> справа — архивные планы: открыть для просмотра или </w:t>
+      </w:r>
+      <w:r>
+        <w:rPr>
+          <w:b/>
+          <w:bCs/>
+        </w:rPr>
+        <w:t>Вернуть во вкладки</w:t>
+      </w:r>
+      <w:r>
+        <w:rPr/>
+        <w:t xml:space="preserve">. Архивный план открывается только для просмотра; пока он открыт, кнопка </w:t>
+      </w:r>
+      <w:r>
+        <w:rPr>
+          <w:b/>
+          <w:bCs/>
+        </w:rPr>
+        <w:t>Архив</w:t>
+      </w:r>
+      <w:r>
+        <w:rPr/>
+        <w:t xml:space="preserve"> подсвечена, а над диаграммой написано, какой план открыт.</w:t>
+      </w:r>
+    </w:p>
+    <w:p>
+      <w:pPr>
+        <w:pStyle w:val="BlockText"/>
+        <w:shd w:val="clear" w:fill="F2F5FF"/>
+        <w:rPr/>
+      </w:pPr>
+      <w:r>
+        <w:rPr>
+          <w:b/>
+          <w:bCs/>
+        </w:rPr>
+        <w:t>Совет.</w:t>
+      </w:r>
+      <w:r>
+        <w:rPr/>
+        <w:t xml:space="preserve"> Чтобы показать заказчику вариант графика, не трогая основной, сделайте </w:t>
+      </w:r>
+      <w:r>
+        <w:rPr>
+          <w:b/>
+          <w:bCs/>
+        </w:rPr>
+        <w:t>Копию текущего плана</w:t>
+      </w:r>
+      <w:r>
+        <w:rPr/>
+        <w:t xml:space="preserve"> и правьте копию. Ненужный вариант уберите в архив — он не потеряется.</w:t>
+      </w:r>
+    </w:p>
+    <w:p>
+      <w:pPr>
+        <w:pStyle w:val="FirstParagraph"/>
+        <w:rPr/>
+      </w:pPr>
+      <w:r>
+        <w:rPr/>
+        <w:t xml:space="preserve">Удалить план (в корзину) может сотрудник с полным управлением проектом — из меню вкладки или из меню </w:t>
+      </w:r>
+      <w:r>
+        <w:rPr>
+          <w:b/>
+          <w:bCs/>
+        </w:rPr>
+        <w:t>Архив</w:t>
+      </w:r>
+      <w:r>
+        <w:rPr/>
+        <w:t xml:space="preserve">; последний открытый план удалить нельзя. В уведомлении «План … в корзине» есть кнопка </w:t>
+      </w:r>
+      <w:r>
+        <w:rPr>
+          <w:b/>
+          <w:bCs/>
+        </w:rPr>
+        <w:t>Отменить</w:t>
+      </w:r>
+      <w:r>
+        <w:rPr/>
+        <w:t xml:space="preserve">. Менеджер видит удалённые планы своих проектов в разделе </w:t>
+      </w:r>
+      <w:r>
+        <w:rPr>
+          <w:b/>
+          <w:bCs/>
+        </w:rPr>
+        <w:t>Корзина</w:t>
+      </w:r>
+      <w:r>
+        <w:rPr/>
+        <w:t xml:space="preserve"> бокового меню и может их вернуть; удалить навсегда может только администратор.</w:t>
+      </w:r>
+      <w:bookmarkEnd w:id="29"/>
+    </w:p>
+    <w:p>
+      <w:pPr>
+        <w:pStyle w:val="Heading2"/>
+        <w:rPr/>
+      </w:pPr>
+      <w:bookmarkStart w:id="30" w:name="__RefHeading___Toc2091_4016826874"/>
+      <w:bookmarkStart w:id="31" w:name="шкала-и-масштаб"/>
+      <w:bookmarkEnd w:id="30"/>
+      <w:r>
+        <w:rPr>
+          <w:rStyle w:val="SectionNumber"/>
+        </w:rPr>
+        <w:t>4.3</w:t>
+      </w:r>
+      <w:r>
+        <w:rPr/>
+        <w:tab/>
+        <w:t>Шкала и масштаб</w:t>
       </w:r>
     </w:p>
     <w:p>
@@ -4108,11 +4192,11 @@
           <w:b/>
           <w:bCs/>
         </w:rPr>
-        <w:t>Весь период</w:t>
-      </w:r>
-      <w:r>
-        <w:rPr/>
-        <w:t xml:space="preserve"> (значок рамки) — весь план на ширину экрана.</w:t>
+        <w:t>Дни / Недели / Месяцы / Кварталы</w:t>
+      </w:r>
+      <w:r>
+        <w:rPr/>
+        <w:t xml:space="preserve"> — подписи и сетка шкалы.</w:t>
       </w:r>
     </w:p>
     <w:p>
@@ -4121,6 +4205,55 @@
         <w:numPr>
           <w:ilvl w:val="0"/>
           <w:numId w:val="39"/>
+        </w:numPr>
+        <w:rPr/>
+      </w:pPr>
+      <w:r>
+        <w:rPr>
+          <w:b/>
+          <w:bCs/>
+        </w:rPr>
+        <w:t xml:space="preserve">− </w:t>
+      </w:r>
+      <w:r>
+        <w:rPr>
+          <w:b/>
+          <w:bCs/>
+        </w:rPr>
+        <w:t>100 % +</w:t>
+      </w:r>
+      <w:r>
+        <w:rPr/>
+        <w:t xml:space="preserve"> — масштаб; удобнее: Ctrl + колесо мыши над шкалой.</w:t>
+      </w:r>
+    </w:p>
+    <w:p>
+      <w:pPr>
+        <w:pStyle w:val="Compact"/>
+        <w:numPr>
+          <w:ilvl w:val="0"/>
+          <w:numId w:val="40"/>
+        </w:numPr>
+        <w:rPr/>
+      </w:pPr>
+      <w:r>
+        <w:rPr>
+          <w:b/>
+          <w:bCs/>
+        </w:rPr>
+        <w:t>Весь период</w:t>
+      </w:r>
+      <w:r>
+        <w:rPr/>
+        <w:t xml:space="preserve"> (значок рамки) — весь план на ширину экрана.</w:t>
+      </w:r>
+    </w:p>
+    <w:p>
+      <w:pPr>
+        <w:pStyle w:val="Compact"/>
+        <w:numPr>
+          <w:ilvl w:val="0"/>
+          <w:numId w:val="41"/>
         </w:numPr>
         <w:rPr/>
       </w:pPr>
@@ -4197,21 +4330,21 @@
         <w:pStyle w:val="BodyText"/>
         <w:rPr/>
       </w:pPr>
-      <w:bookmarkStart w:id="33" w:name="шкала-и-масштаб"/>
+      <w:bookmarkStart w:id="32" w:name="шкала-и-масштаб"/>
       <w:r>
         <w:rPr/>
         <w:t>Выходные выделены серым, праздники — розовым по производственному календарю РФ (с переносами и рабочими субботами). Красная пунктирная линия — сегодня.</w:t>
       </w:r>
+      <w:bookmarkEnd w:id="32"/>
+    </w:p>
+    <w:p>
+      <w:pPr>
+        <w:pStyle w:val="Heading2"/>
+        <w:rPr/>
+      </w:pPr>
+      <w:bookmarkStart w:id="33" w:name="__RefHeading___Toc2093_4016826874"/>
+      <w:bookmarkStart w:id="34" w:name="сохранение-и-совместная-работа"/>
       <w:bookmarkEnd w:id="33"/>
-    </w:p>
-    <w:p>
-      <w:pPr>
-        <w:pStyle w:val="Heading2"/>
-        <w:rPr/>
-      </w:pPr>
-      <w:bookmarkStart w:id="34" w:name="__RefHeading___Toc2003_1520982166"/>
-      <w:bookmarkStart w:id="35" w:name="сохранение-и-совместная-работа"/>
-      <w:bookmarkEnd w:id="34"/>
       <w:r>
         <w:rPr>
           <w:rStyle w:val="SectionNumber"/>
@@ -4232,34 +4365,6 @@
       <w:r>
         <w:rPr/>
         <w:t>Отдельной кнопки «Сохранить» нет: каждое изменение применяется на экране сразу и отправляется на сервер. Справа в заголовке:</w:t>
-      </w:r>
-    </w:p>
-    <w:p>
-      <w:pPr>
-        <w:pStyle w:val="Compact"/>
-        <w:numPr>
-          <w:ilvl w:val="0"/>
-          <w:numId w:val="40"/>
-        </w:numPr>
-        <w:rPr/>
-      </w:pPr>
-      <w:r>
-        <w:rPr/>
-        <w:t>«Все изменения сохраняются автоматически» или «Сохранено только что» — всё отправлено;</w:t>
-      </w:r>
-    </w:p>
-    <w:p>
-      <w:pPr>
-        <w:pStyle w:val="Compact"/>
-        <w:numPr>
-          <w:ilvl w:val="0"/>
-          <w:numId w:val="41"/>
-        </w:numPr>
-        <w:rPr/>
-      </w:pPr>
-      <w:r>
-        <w:rPr/>
-        <w:t>«Сохранение…» — изменения отправляются;</w:t>
       </w:r>
     </w:p>
     <w:p>
@@ -4273,7 +4378,7 @@
       </w:pPr>
       <w:r>
         <w:rPr/>
-        <w:t>«Нет связи · 2 изменения ждут отправки» — связь пропала; правки хранятся на странице и уйдут, когда связь вернётся. Не закрывайте вкладку: при попытке закрыть браузер предупредит о неотправленных правках.</w:t>
+        <w:t>«Все изменения сохраняются автоматически» или «Сохранено только что» — всё отправлено;</w:t>
       </w:r>
     </w:p>
     <w:p>
@@ -4282,6 +4387,34 @@
         <w:numPr>
           <w:ilvl w:val="0"/>
           <w:numId w:val="43"/>
+        </w:numPr>
+        <w:rPr/>
+      </w:pPr>
+      <w:r>
+        <w:rPr/>
+        <w:t>«Сохранение…» — изменения отправляются;</w:t>
+      </w:r>
+    </w:p>
+    <w:p>
+      <w:pPr>
+        <w:pStyle w:val="Compact"/>
+        <w:numPr>
+          <w:ilvl w:val="0"/>
+          <w:numId w:val="44"/>
+        </w:numPr>
+        <w:rPr/>
+      </w:pPr>
+      <w:r>
+        <w:rPr/>
+        <w:t>«Нет связи · 2 изменения ждут отправки» — связь пропала; правки хранятся на странице и уйдут, когда связь вернётся. Не закрывайте вкладку: при попытке закрыть браузер предупредит о неотправленных правках.</w:t>
+      </w:r>
+    </w:p>
+    <w:p>
+      <w:pPr>
+        <w:pStyle w:val="Compact"/>
+        <w:numPr>
+          <w:ilvl w:val="0"/>
+          <w:numId w:val="45"/>
         </w:numPr>
         <w:rPr/>
       </w:pPr>
@@ -4390,15 +4523,16 @@
         <w:t xml:space="preserve"> Двое могут править один план: сервер применяет изменения по отдельным полям, и правка одного не стирает другую. Если вы поменяли то же поле той же строки, что коллега минутой раньше, система сообщит «Одновременная правка: … только что менял(а) строку …» — ваше значение сохранено, прежнее видно в истории строки.</w:t>
       </w:r>
       <w:bookmarkEnd w:id="24"/>
+      <w:bookmarkEnd w:id="34"/>
+    </w:p>
+    <w:p>
+      <w:pPr>
+        <w:pStyle w:val="Heading1"/>
+        <w:rPr/>
+      </w:pPr>
+      <w:bookmarkStart w:id="35" w:name="__RefHeading___Toc2095_4016826874"/>
+      <w:bookmarkStart w:id="36" w:name="строки-плана"/>
       <w:bookmarkEnd w:id="35"/>
-    </w:p>
-    <w:p>
-      <w:pPr>
-        <w:pStyle w:val="Heading1"/>
-        <w:rPr/>
-      </w:pPr>
-      <w:bookmarkStart w:id="36" w:name="__RefHeading___Toc2005_1520982166"/>
-      <w:bookmarkEnd w:id="36"/>
       <w:r>
         <w:rPr>
           <w:rStyle w:val="SectionNumber"/>
@@ -4416,7 +4550,7 @@
         <w:pStyle w:val="Heading2"/>
         <w:rPr/>
       </w:pPr>
-      <w:bookmarkStart w:id="37" w:name="__RefHeading___Toc2007_1520982166"/>
+      <w:bookmarkStart w:id="37" w:name="__RefHeading___Toc2097_4016826874"/>
       <w:bookmarkStart w:id="38" w:name="добавление-строк"/>
       <w:bookmarkEnd w:id="37"/>
       <w:r>
@@ -4429,107 +4563,6 @@
         <w:rPr/>
         <w:tab/>
         <w:t>Добавление строк</w:t>
-      </w:r>
-    </w:p>
-    <w:p>
-      <w:pPr>
-        <w:pStyle w:val="Compact"/>
-        <w:numPr>
-          <w:ilvl w:val="0"/>
-          <w:numId w:val="44"/>
-        </w:numPr>
-        <w:rPr/>
-      </w:pPr>
-      <w:r>
-        <w:rPr>
-          <w:b/>
-          <w:bCs/>
-        </w:rPr>
-        <w:t>Задача</w:t>
-      </w:r>
-      <w:r>
-        <w:rPr/>
-        <w:t xml:space="preserve"> на панели — новая задача после выделенной строки (в выделенную группу — внутрь группы). Клавиша Insert делает то же.</w:t>
-      </w:r>
-    </w:p>
-    <w:p>
-      <w:pPr>
-        <w:pStyle w:val="Compact"/>
-        <w:numPr>
-          <w:ilvl w:val="0"/>
-          <w:numId w:val="45"/>
-        </w:numPr>
-        <w:rPr/>
-      </w:pPr>
-      <w:r>
-        <w:rPr>
-          <w:b/>
-          <w:bCs/>
-        </w:rPr>
-        <w:t>▾</w:t>
-      </w:r>
-      <w:r>
-        <w:rPr/>
-        <w:t xml:space="preserve"> </w:t>
-      </w:r>
-      <w:r>
-        <w:rPr/>
-        <w:t xml:space="preserve">рядом с </w:t>
-      </w:r>
-      <w:r>
-        <w:rPr>
-          <w:b/>
-          <w:bCs/>
-        </w:rPr>
-        <w:t>Задача</w:t>
-      </w:r>
-      <w:r>
-        <w:rPr/>
-        <w:t xml:space="preserve">: </w:t>
-      </w:r>
-      <w:r>
-        <w:rPr>
-          <w:b/>
-          <w:bCs/>
-        </w:rPr>
-        <w:t>Задача</w:t>
-      </w:r>
-      <w:r>
-        <w:rPr/>
-        <w:t xml:space="preserve">, </w:t>
-      </w:r>
-      <w:r>
-        <w:rPr>
-          <w:b/>
-          <w:bCs/>
-        </w:rPr>
-        <w:t>Веха</w:t>
-      </w:r>
-      <w:r>
-        <w:rPr/>
-        <w:t xml:space="preserve">, </w:t>
-      </w:r>
-      <w:r>
-        <w:rPr>
-          <w:b/>
-          <w:bCs/>
-        </w:rPr>
-        <w:t>Группа</w:t>
-      </w:r>
-      <w:r>
-        <w:rPr/>
-        <w:t xml:space="preserve">, </w:t>
-      </w:r>
-      <w:r>
-        <w:rPr>
-          <w:b/>
-          <w:bCs/>
-        </w:rPr>
-        <w:t>Пометка на шкале</w:t>
-      </w:r>
-      <w:r>
-        <w:rPr/>
-        <w:t>.</w:t>
       </w:r>
     </w:p>
     <w:p>
@@ -4542,8 +4575,15 @@
         <w:rPr/>
       </w:pPr>
       <w:r>
-        <w:rPr/>
-        <w:t>Поле внизу таблицы «Новая задача — введите название и Enter» — быстрое добавление подряд.</w:t>
+        <w:rPr>
+          <w:b/>
+          <w:bCs/>
+        </w:rPr>
+        <w:t>Задача</w:t>
+      </w:r>
+      <w:r>
+        <w:rPr/>
+        <w:t xml:space="preserve"> на панели — новая задача после выделенной строки (в выделенную группу — внутрь группы). Клавиша Insert делает то же.</w:t>
       </w:r>
     </w:p>
     <w:p>
@@ -4552,6 +4592,100 @@
         <w:numPr>
           <w:ilvl w:val="0"/>
           <w:numId w:val="47"/>
+        </w:numPr>
+        <w:rPr/>
+      </w:pPr>
+      <w:r>
+        <w:rPr>
+          <w:b/>
+          <w:bCs/>
+        </w:rPr>
+        <w:t>▾</w:t>
+      </w:r>
+      <w:r>
+        <w:rPr/>
+        <w:t xml:space="preserve"> </w:t>
+      </w:r>
+      <w:r>
+        <w:rPr/>
+        <w:t xml:space="preserve">рядом с </w:t>
+      </w:r>
+      <w:r>
+        <w:rPr>
+          <w:b/>
+          <w:bCs/>
+        </w:rPr>
+        <w:t>Задача</w:t>
+      </w:r>
+      <w:r>
+        <w:rPr/>
+        <w:t xml:space="preserve">: </w:t>
+      </w:r>
+      <w:r>
+        <w:rPr>
+          <w:b/>
+          <w:bCs/>
+        </w:rPr>
+        <w:t>Задача</w:t>
+      </w:r>
+      <w:r>
+        <w:rPr/>
+        <w:t xml:space="preserve">, </w:t>
+      </w:r>
+      <w:r>
+        <w:rPr>
+          <w:b/>
+          <w:bCs/>
+        </w:rPr>
+        <w:t>Веха</w:t>
+      </w:r>
+      <w:r>
+        <w:rPr/>
+        <w:t xml:space="preserve">, </w:t>
+      </w:r>
+      <w:r>
+        <w:rPr>
+          <w:b/>
+          <w:bCs/>
+        </w:rPr>
+        <w:t>Группа</w:t>
+      </w:r>
+      <w:r>
+        <w:rPr/>
+        <w:t xml:space="preserve">, </w:t>
+      </w:r>
+      <w:r>
+        <w:rPr>
+          <w:b/>
+          <w:bCs/>
+        </w:rPr>
+        <w:t>Пометка на шкале</w:t>
+      </w:r>
+      <w:r>
+        <w:rPr/>
+        <w:t>.</w:t>
+      </w:r>
+    </w:p>
+    <w:p>
+      <w:pPr>
+        <w:pStyle w:val="Compact"/>
+        <w:numPr>
+          <w:ilvl w:val="0"/>
+          <w:numId w:val="48"/>
+        </w:numPr>
+        <w:rPr/>
+      </w:pPr>
+      <w:r>
+        <w:rPr/>
+        <w:t>Поле внизу таблицы «Новая задача…» — быстрое добавление подряд: введите название и нажмите Enter, задача добавится в конец плана (на верхний уровень).</w:t>
+      </w:r>
+    </w:p>
+    <w:p>
+      <w:pPr>
+        <w:pStyle w:val="Compact"/>
+        <w:numPr>
+          <w:ilvl w:val="0"/>
+          <w:numId w:val="49"/>
         </w:numPr>
         <w:rPr/>
       </w:pPr>
@@ -4644,7 +4778,7 @@
         <w:pStyle w:val="Heading2"/>
         <w:rPr/>
       </w:pPr>
-      <w:bookmarkStart w:id="40" w:name="__RefHeading___Toc2009_1520982166"/>
+      <w:bookmarkStart w:id="40" w:name="__RefHeading___Toc2099_4016826874"/>
       <w:bookmarkStart w:id="41" w:name="карточка-строки"/>
       <w:bookmarkEnd w:id="40"/>
       <w:r>
@@ -4762,8 +4896,8 @@
         <w:tblLook w:val="0020" w:noHBand="0" w:noVBand="0" w:firstColumn="0" w:lastRow="0" w:lastColumn="0" w:firstRow="1"/>
       </w:tblPr>
       <w:tblGrid>
-        <w:gridCol w:w="2092"/>
-        <w:gridCol w:w="7267"/>
+        <w:gridCol w:w="2040"/>
+        <w:gridCol w:w="7319"/>
       </w:tblGrid>
       <w:tr>
         <w:trPr>
@@ -4771,7 +4905,7 @@
         </w:trPr>
         <w:tc>
           <w:tcPr>
-            <w:tcW w:w="2092" w:type="dxa"/>
+            <w:tcW w:w="2040" w:type="dxa"/>
             <w:tcBorders>
               <w:top w:val="single" w:sz="4" w:space="0" w:color="D6DCEA"/>
               <w:left w:val="single" w:sz="4" w:space="0" w:color="D6DCEA"/>
@@ -4807,7 +4941,7 @@
         </w:tc>
         <w:tc>
           <w:tcPr>
-            <w:tcW w:w="7267" w:type="dxa"/>
+            <w:tcW w:w="7319" w:type="dxa"/>
             <w:tcBorders>
               <w:top w:val="single" w:sz="4" w:space="0" w:color="D6DCEA"/>
               <w:left w:val="single" w:sz="4" w:space="0" w:color="D6DCEA"/>
@@ -4846,7 +4980,7 @@
         <w:trPr/>
         <w:tc>
           <w:tcPr>
-            <w:tcW w:w="2092" w:type="dxa"/>
+            <w:tcW w:w="2040" w:type="dxa"/>
             <w:tcBorders>
               <w:top w:val="single" w:sz="4" w:space="0" w:color="D6DCEA"/>
               <w:left w:val="single" w:sz="4" w:space="0" w:color="D6DCEA"/>
@@ -4879,7 +5013,7 @@
         </w:tc>
         <w:tc>
           <w:tcPr>
-            <w:tcW w:w="7267" w:type="dxa"/>
+            <w:tcW w:w="7319" w:type="dxa"/>
             <w:tcBorders>
               <w:top w:val="single" w:sz="4" w:space="0" w:color="D6DCEA"/>
               <w:left w:val="single" w:sz="4" w:space="0" w:color="D6DCEA"/>
@@ -4915,7 +5049,7 @@
         <w:trPr/>
         <w:tc>
           <w:tcPr>
-            <w:tcW w:w="2092" w:type="dxa"/>
+            <w:tcW w:w="2040" w:type="dxa"/>
             <w:tcBorders>
               <w:top w:val="single" w:sz="4" w:space="0" w:color="D6DCEA"/>
               <w:left w:val="single" w:sz="4" w:space="0" w:color="D6DCEA"/>
@@ -4948,7 +5082,7 @@
         </w:tc>
         <w:tc>
           <w:tcPr>
-            <w:tcW w:w="7267" w:type="dxa"/>
+            <w:tcW w:w="7319" w:type="dxa"/>
             <w:tcBorders>
               <w:top w:val="single" w:sz="4" w:space="0" w:color="D6DCEA"/>
               <w:left w:val="single" w:sz="4" w:space="0" w:color="D6DCEA"/>
@@ -4984,7 +5118,7 @@
         <w:trPr/>
         <w:tc>
           <w:tcPr>
-            <w:tcW w:w="2092" w:type="dxa"/>
+            <w:tcW w:w="2040" w:type="dxa"/>
             <w:tcBorders>
               <w:top w:val="single" w:sz="4" w:space="0" w:color="D6DCEA"/>
               <w:left w:val="single" w:sz="4" w:space="0" w:color="D6DCEA"/>
@@ -5011,13 +5145,13 @@
                 <w:szCs w:val="24"/>
                 <w:lang w:val="ru-RU" w:eastAsia="en-US" w:bidi="ar-SA"/>
               </w:rPr>
-              <w:t>Начало, Окончание</w:t>
+              <w:t>Сроки</w:t>
             </w:r>
           </w:p>
         </w:tc>
         <w:tc>
           <w:tcPr>
-            <w:tcW w:w="7267" w:type="dxa"/>
+            <w:tcW w:w="7319" w:type="dxa"/>
             <w:tcBorders>
               <w:top w:val="single" w:sz="4" w:space="0" w:color="D6DCEA"/>
               <w:left w:val="single" w:sz="4" w:space="0" w:color="D6DCEA"/>
@@ -5044,7 +5178,7 @@
                 <w:szCs w:val="24"/>
                 <w:lang w:val="ru-RU" w:eastAsia="en-US" w:bidi="ar-SA"/>
               </w:rPr>
-              <w:t xml:space="preserve">Даты задачи. Окончание задаётся </w:t>
+              <w:t xml:space="preserve">Начало и окончание. Окончание задаётся </w:t>
             </w:r>
             <w:r>
               <w:rPr>
@@ -5055,7 +5189,7 @@
                 <w:szCs w:val="24"/>
                 <w:lang w:val="ru-RU" w:eastAsia="en-US" w:bidi="ar-SA"/>
               </w:rPr>
-              <w:t>датой</w:t>
+              <w:t>по дате</w:t>
             </w:r>
             <w:r>
               <w:rPr>
@@ -5075,7 +5209,7 @@
                 <w:szCs w:val="24"/>
                 <w:lang w:val="ru-RU" w:eastAsia="en-US" w:bidi="ar-SA"/>
               </w:rPr>
-              <w:t>длительностью</w:t>
+              <w:t>по длительности</w:t>
             </w:r>
             <w:r>
               <w:rPr>
@@ -5084,7 +5218,7 @@
                 <w:szCs w:val="24"/>
                 <w:lang w:val="ru-RU" w:eastAsia="en-US" w:bidi="ar-SA"/>
               </w:rPr>
-              <w:t xml:space="preserve"> — в календарных или рабочих днях (по производственному календарю); под полем видно и то и другое</w:t>
+              <w:t xml:space="preserve"> — в календарных или рабочих днях (по производственному календарю); под полями видно и то и другое</w:t>
             </w:r>
           </w:p>
         </w:tc>
@@ -5093,7 +5227,7 @@
         <w:trPr/>
         <w:tc>
           <w:tcPr>
-            <w:tcW w:w="2092" w:type="dxa"/>
+            <w:tcW w:w="2040" w:type="dxa"/>
             <w:tcBorders>
               <w:top w:val="single" w:sz="4" w:space="0" w:color="D6DCEA"/>
               <w:left w:val="single" w:sz="4" w:space="0" w:color="D6DCEA"/>
@@ -5126,7 +5260,7 @@
         </w:tc>
         <w:tc>
           <w:tcPr>
-            <w:tcW w:w="7267" w:type="dxa"/>
+            <w:tcW w:w="7319" w:type="dxa"/>
             <w:tcBorders>
               <w:top w:val="single" w:sz="4" w:space="0" w:color="D6DCEA"/>
               <w:left w:val="single" w:sz="4" w:space="0" w:color="D6DCEA"/>
@@ -5153,7 +5287,7 @@
                 <w:szCs w:val="24"/>
                 <w:lang w:val="ru-RU" w:eastAsia="en-US" w:bidi="ar-SA"/>
               </w:rPr>
-              <w:t>0–100 %, тёмная часть полосы</w:t>
+              <w:t>0–100 %, тёмная полоска внизу полосы</w:t>
             </w:r>
           </w:p>
         </w:tc>
@@ -5162,7 +5296,7 @@
         <w:trPr/>
         <w:tc>
           <w:tcPr>
-            <w:tcW w:w="2092" w:type="dxa"/>
+            <w:tcW w:w="2040" w:type="dxa"/>
             <w:tcBorders>
               <w:top w:val="single" w:sz="4" w:space="0" w:color="D6DCEA"/>
               <w:left w:val="single" w:sz="4" w:space="0" w:color="D6DCEA"/>
@@ -5195,7 +5329,7 @@
         </w:tc>
         <w:tc>
           <w:tcPr>
-            <w:tcW w:w="7267" w:type="dxa"/>
+            <w:tcW w:w="7319" w:type="dxa"/>
             <w:tcBorders>
               <w:top w:val="single" w:sz="4" w:space="0" w:color="D6DCEA"/>
               <w:left w:val="single" w:sz="4" w:space="0" w:color="D6DCEA"/>
@@ -5231,7 +5365,7 @@
         <w:trPr/>
         <w:tc>
           <w:tcPr>
-            <w:tcW w:w="2092" w:type="dxa"/>
+            <w:tcW w:w="2040" w:type="dxa"/>
             <w:tcBorders>
               <w:top w:val="single" w:sz="4" w:space="0" w:color="D6DCEA"/>
               <w:left w:val="single" w:sz="4" w:space="0" w:color="D6DCEA"/>
@@ -5258,13 +5392,13 @@
                 <w:szCs w:val="24"/>
                 <w:lang w:val="ru-RU" w:eastAsia="en-US" w:bidi="ar-SA"/>
               </w:rPr>
-              <w:t>Ответственный</w:t>
+              <w:t>Исполнитель</w:t>
             </w:r>
           </w:p>
         </w:tc>
         <w:tc>
           <w:tcPr>
-            <w:tcW w:w="7267" w:type="dxa"/>
+            <w:tcW w:w="7319" w:type="dxa"/>
             <w:tcBorders>
               <w:top w:val="single" w:sz="4" w:space="0" w:color="D6DCEA"/>
               <w:left w:val="single" w:sz="4" w:space="0" w:color="D6DCEA"/>
@@ -5291,7 +5425,7 @@
                 <w:szCs w:val="24"/>
                 <w:lang w:val="ru-RU" w:eastAsia="en-US" w:bidi="ar-SA"/>
               </w:rPr>
-              <w:t>Исполнитель плана (см. «Исполнители плана»)</w:t>
+              <w:t>Кто отвечает за задачу — из списка «Исполнители плана»</w:t>
             </w:r>
           </w:p>
         </w:tc>
@@ -5300,7 +5434,7 @@
         <w:trPr/>
         <w:tc>
           <w:tcPr>
-            <w:tcW w:w="2092" w:type="dxa"/>
+            <w:tcW w:w="2040" w:type="dxa"/>
             <w:tcBorders>
               <w:top w:val="single" w:sz="4" w:space="0" w:color="D6DCEA"/>
               <w:left w:val="single" w:sz="4" w:space="0" w:color="D6DCEA"/>
@@ -5333,7 +5467,7 @@
         </w:tc>
         <w:tc>
           <w:tcPr>
-            <w:tcW w:w="7267" w:type="dxa"/>
+            <w:tcW w:w="7319" w:type="dxa"/>
             <w:tcBorders>
               <w:top w:val="single" w:sz="4" w:space="0" w:color="D6DCEA"/>
               <w:left w:val="single" w:sz="4" w:space="0" w:color="D6DCEA"/>
@@ -5369,7 +5503,7 @@
         <w:trPr/>
         <w:tc>
           <w:tcPr>
-            <w:tcW w:w="2092" w:type="dxa"/>
+            <w:tcW w:w="2040" w:type="dxa"/>
             <w:tcBorders>
               <w:top w:val="single" w:sz="4" w:space="0" w:color="D6DCEA"/>
               <w:left w:val="single" w:sz="4" w:space="0" w:color="D6DCEA"/>
@@ -5402,7 +5536,7 @@
         </w:tc>
         <w:tc>
           <w:tcPr>
-            <w:tcW w:w="7267" w:type="dxa"/>
+            <w:tcW w:w="7319" w:type="dxa"/>
             <w:tcBorders>
               <w:top w:val="single" w:sz="4" w:space="0" w:color="D6DCEA"/>
               <w:left w:val="single" w:sz="4" w:space="0" w:color="D6DCEA"/>
@@ -5438,7 +5572,7 @@
         <w:trPr/>
         <w:tc>
           <w:tcPr>
-            <w:tcW w:w="2092" w:type="dxa"/>
+            <w:tcW w:w="2040" w:type="dxa"/>
             <w:tcBorders>
               <w:top w:val="single" w:sz="4" w:space="0" w:color="D6DCEA"/>
               <w:left w:val="single" w:sz="4" w:space="0" w:color="D6DCEA"/>
@@ -5471,7 +5605,7 @@
         </w:tc>
         <w:tc>
           <w:tcPr>
-            <w:tcW w:w="7267" w:type="dxa"/>
+            <w:tcW w:w="7319" w:type="dxa"/>
             <w:tcBorders>
               <w:top w:val="single" w:sz="4" w:space="0" w:color="D6DCEA"/>
               <w:left w:val="single" w:sz="4" w:space="0" w:color="D6DCEA"/>
@@ -5507,7 +5641,7 @@
         <w:trPr/>
         <w:tc>
           <w:tcPr>
-            <w:tcW w:w="2092" w:type="dxa"/>
+            <w:tcW w:w="2040" w:type="dxa"/>
             <w:tcBorders>
               <w:top w:val="single" w:sz="4" w:space="0" w:color="D6DCEA"/>
               <w:left w:val="single" w:sz="4" w:space="0" w:color="D6DCEA"/>
@@ -5540,7 +5674,7 @@
         </w:tc>
         <w:tc>
           <w:tcPr>
-            <w:tcW w:w="7267" w:type="dxa"/>
+            <w:tcW w:w="7319" w:type="dxa"/>
             <w:tcBorders>
               <w:top w:val="single" w:sz="4" w:space="0" w:color="D6DCEA"/>
               <w:left w:val="single" w:sz="4" w:space="0" w:color="D6DCEA"/>
@@ -5576,7 +5710,7 @@
         <w:trPr/>
         <w:tc>
           <w:tcPr>
-            <w:tcW w:w="2092" w:type="dxa"/>
+            <w:tcW w:w="2040" w:type="dxa"/>
             <w:tcBorders>
               <w:top w:val="single" w:sz="4" w:space="0" w:color="D6DCEA"/>
               <w:left w:val="single" w:sz="4" w:space="0" w:color="D6DCEA"/>
@@ -5609,7 +5743,7 @@
         </w:tc>
         <w:tc>
           <w:tcPr>
-            <w:tcW w:w="7267" w:type="dxa"/>
+            <w:tcW w:w="7319" w:type="dxa"/>
             <w:tcBorders>
               <w:top w:val="single" w:sz="4" w:space="0" w:color="D6DCEA"/>
               <w:left w:val="single" w:sz="4" w:space="0" w:color="D6DCEA"/>
@@ -5664,7 +5798,7 @@
         <w:trPr/>
         <w:tc>
           <w:tcPr>
-            <w:tcW w:w="2092" w:type="dxa"/>
+            <w:tcW w:w="2040" w:type="dxa"/>
             <w:tcBorders>
               <w:top w:val="single" w:sz="4" w:space="0" w:color="D6DCEA"/>
               <w:left w:val="single" w:sz="4" w:space="0" w:color="D6DCEA"/>
@@ -5697,7 +5831,7 @@
         </w:tc>
         <w:tc>
           <w:tcPr>
-            <w:tcW w:w="7267" w:type="dxa"/>
+            <w:tcW w:w="7319" w:type="dxa"/>
             <w:tcBorders>
               <w:top w:val="single" w:sz="4" w:space="0" w:color="D6DCEA"/>
               <w:left w:val="single" w:sz="4" w:space="0" w:color="D6DCEA"/>
@@ -5822,7 +5956,7 @@
         <w:pStyle w:val="Heading2"/>
         <w:rPr/>
       </w:pPr>
-      <w:bookmarkStart w:id="42" w:name="__RefHeading___Toc2011_1520982166"/>
+      <w:bookmarkStart w:id="42" w:name="__RefHeading___Toc2101_4016826874"/>
       <w:bookmarkStart w:id="43" w:name="завершение-задачи"/>
       <w:bookmarkEnd w:id="42"/>
       <w:r>
@@ -5886,7 +6020,7 @@
         <w:pStyle w:val="Heading2"/>
         <w:rPr/>
       </w:pPr>
-      <w:bookmarkStart w:id="44" w:name="__RefHeading___Toc2013_1520982166"/>
+      <w:bookmarkStart w:id="44" w:name="__RefHeading___Toc2103_4016826874"/>
       <w:bookmarkStart w:id="45" w:name="вехи"/>
       <w:bookmarkEnd w:id="44"/>
       <w:r>
@@ -5996,7 +6130,7 @@
       </w:r>
       <w:r>
         <w:rPr/>
-        <w:t xml:space="preserve"> (по умолчанию — название вехи), ответственный, группа. Подписи вех над шкалой раскладываются по ярусам и не накладываются.</w:t>
+        <w:t xml:space="preserve"> (по умолчанию — название вехи), исполнитель, группа. Подписи вех над шкалой раскладываются по ярусам и не накладываются.</w:t>
       </w:r>
       <w:bookmarkEnd w:id="45"/>
     </w:p>
@@ -6005,7 +6139,7 @@
         <w:pStyle w:val="Heading2"/>
         <w:rPr/>
       </w:pPr>
-      <w:bookmarkStart w:id="46" w:name="__RefHeading___Toc2015_1520982166"/>
+      <w:bookmarkStart w:id="46" w:name="__RefHeading___Toc2105_4016826874"/>
       <w:bookmarkStart w:id="47" w:name="группы"/>
       <w:bookmarkEnd w:id="46"/>
       <w:r>
@@ -6047,7 +6181,7 @@
         <w:pStyle w:val="Heading2"/>
         <w:rPr/>
       </w:pPr>
-      <w:bookmarkStart w:id="48" w:name="__RefHeading___Toc2017_1520982166"/>
+      <w:bookmarkStart w:id="48" w:name="__RefHeading___Toc2107_4016826874"/>
       <w:bookmarkStart w:id="49" w:name="связи-и-автосдвиг"/>
       <w:bookmarkEnd w:id="48"/>
       <w:r>
@@ -6480,7 +6614,7 @@
       </w:r>
       <w:r>
         <w:rPr/>
-        <w:t xml:space="preserve"> (настройки графика, по умолчанию включён), перенос задачи сдвигает все зависящие от неё задачи по цепочке; правки, не касающиеся сроков (название, цвет, ответственный), ничего не сдвигают. Если сроки каких-то задач не соответствуют связям (например, план перенесён из 1.0), над графиком появится строка «Сроки N задач не согласованы со связями» и кнопка </w:t>
+        <w:t xml:space="preserve"> (настройки графика, по умолчанию включён), перенос задачи сдвигает все зависящие от неё задачи по цепочке; правки, не касающиеся сроков (название, цвет, исполнитель), ничего не сдвигают. Если сроки каких-то задач не соответствуют связям (например, план перенесён из 1.0), над графиком появится строка «Сроки N задач не согласованы со связями» и кнопка </w:t>
       </w:r>
       <w:r>
         <w:rPr>
@@ -6511,7 +6645,7 @@
         <w:pStyle w:val="Heading2"/>
         <w:rPr/>
       </w:pPr>
-      <w:bookmarkStart w:id="51" w:name="__RefHeading___Toc2019_1520982166"/>
+      <w:bookmarkStart w:id="51" w:name="__RefHeading___Toc2109_4016826874"/>
       <w:bookmarkStart w:id="52" w:name="перетаскивание"/>
       <w:bookmarkEnd w:id="51"/>
       <w:r>
@@ -6524,34 +6658,6 @@
         <w:rPr/>
         <w:tab/>
         <w:t>Перетаскивание</w:t>
-      </w:r>
-    </w:p>
-    <w:p>
-      <w:pPr>
-        <w:pStyle w:val="Compact"/>
-        <w:numPr>
-          <w:ilvl w:val="0"/>
-          <w:numId w:val="48"/>
-        </w:numPr>
-        <w:rPr/>
-      </w:pPr>
-      <w:r>
-        <w:rPr/>
-        <w:t>Полоса задачи — сдвинуть сроки; край полосы — изменить начало или окончание.</w:t>
-      </w:r>
-    </w:p>
-    <w:p>
-      <w:pPr>
-        <w:pStyle w:val="Compact"/>
-        <w:numPr>
-          <w:ilvl w:val="0"/>
-          <w:numId w:val="49"/>
-        </w:numPr>
-        <w:rPr/>
-      </w:pPr>
-      <w:r>
-        <w:rPr/>
-        <w:t>С нажатым Ctrl — копия задачи на новые даты.</w:t>
       </w:r>
     </w:p>
     <w:p>
@@ -6565,7 +6671,7 @@
       </w:pPr>
       <w:r>
         <w:rPr/>
-        <w:t>Полоса группы — сдвинуть всю группу с вложенными.</w:t>
+        <w:t>Полоса задачи — сдвинуть сроки; край полосы — изменить начало или окончание.</w:t>
       </w:r>
     </w:p>
     <w:p>
@@ -6579,7 +6685,7 @@
       </w:pPr>
       <w:r>
         <w:rPr/>
-        <w:t>Ромб вехи — перенести веху.</w:t>
+        <w:t>С нажатым Ctrl — копия задачи на новые даты.</w:t>
       </w:r>
     </w:p>
     <w:p>
@@ -6593,6 +6699,34 @@
       </w:pPr>
       <w:r>
         <w:rPr/>
+        <w:t>Полоса группы — сдвинуть всю группу с вложенными.</w:t>
+      </w:r>
+    </w:p>
+    <w:p>
+      <w:pPr>
+        <w:pStyle w:val="Compact"/>
+        <w:numPr>
+          <w:ilvl w:val="0"/>
+          <w:numId w:val="53"/>
+        </w:numPr>
+        <w:rPr/>
+      </w:pPr>
+      <w:r>
+        <w:rPr/>
+        <w:t>Ромб вехи — перенести веху.</w:t>
+      </w:r>
+    </w:p>
+    <w:p>
+      <w:pPr>
+        <w:pStyle w:val="Compact"/>
+        <w:numPr>
+          <w:ilvl w:val="0"/>
+          <w:numId w:val="54"/>
+        </w:numPr>
+        <w:rPr/>
+      </w:pPr>
+      <w:r>
+        <w:rPr/>
         <w:t>Строку в таблице — за значок ⋮⋮ слева: между строками — порядок, на группу или задачу — внутрь.</w:t>
       </w:r>
     </w:p>
@@ -6613,7 +6747,7 @@
         <w:pStyle w:val="Heading2"/>
         <w:rPr/>
       </w:pPr>
-      <w:bookmarkStart w:id="54" w:name="__RefHeading___Toc2021_1520982166"/>
+      <w:bookmarkStart w:id="54" w:name="__RefHeading___Toc2111_4016826874"/>
       <w:bookmarkStart w:id="55" w:name="контекстное-меню"/>
       <w:bookmarkEnd w:id="54"/>
       <w:r>
@@ -6838,7 +6972,7 @@
         <w:pStyle w:val="Heading2"/>
         <w:rPr/>
       </w:pPr>
-      <w:bookmarkStart w:id="56" w:name="__RefHeading___Toc2023_1520982166"/>
+      <w:bookmarkStart w:id="56" w:name="__RefHeading___Toc2113_4016826874"/>
       <w:bookmarkStart w:id="57" w:name="пометки"/>
       <w:bookmarkEnd w:id="56"/>
       <w:r>
@@ -6891,7 +7025,7 @@
         <w:pStyle w:val="Heading2"/>
         <w:rPr/>
       </w:pPr>
-      <w:bookmarkStart w:id="58" w:name="__RefHeading___Toc2025_1520982166"/>
+      <w:bookmarkStart w:id="58" w:name="__RefHeading___Toc2115_4016826874"/>
       <w:bookmarkStart w:id="59" w:name="комментарии"/>
       <w:bookmarkEnd w:id="58"/>
       <w:r>
@@ -6990,7 +7124,7 @@
         <w:pStyle w:val="Heading2"/>
         <w:rPr/>
       </w:pPr>
-      <w:bookmarkStart w:id="61" w:name="__RefHeading___Toc2027_1520982166"/>
+      <w:bookmarkStart w:id="61" w:name="__RefHeading___Toc2117_4016826874"/>
       <w:bookmarkStart w:id="62" w:name="история-строки"/>
       <w:bookmarkEnd w:id="61"/>
       <w:r>
@@ -7089,7 +7223,7 @@
         <w:pStyle w:val="Heading2"/>
         <w:rPr/>
       </w:pPr>
-      <w:bookmarkStart w:id="64" w:name="__RefHeading___Toc2029_1520982166"/>
+      <w:bookmarkStart w:id="64" w:name="__RefHeading___Toc2119_4016826874"/>
       <w:bookmarkStart w:id="65" w:name="удаление-и-отмена"/>
       <w:bookmarkEnd w:id="64"/>
       <w:r>
@@ -7102,78 +7236,6 @@
         <w:rPr/>
         <w:tab/>
         <w:t>Удаление и отмена</w:t>
-      </w:r>
-    </w:p>
-    <w:p>
-      <w:pPr>
-        <w:pStyle w:val="Compact"/>
-        <w:numPr>
-          <w:ilvl w:val="0"/>
-          <w:numId w:val="53"/>
-        </w:numPr>
-        <w:rPr/>
-      </w:pPr>
-      <w:r>
-        <w:rPr/>
-        <w:t xml:space="preserve">Одна строка без вложенных удаляется сразу (Delete, </w:t>
-      </w:r>
-      <w:r>
-        <w:rPr>
-          <w:b/>
-          <w:bCs/>
-        </w:rPr>
-        <w:t>Удалить</w:t>
-      </w:r>
-      <w:r>
-        <w:rPr/>
-        <w:t xml:space="preserve"> в карточке или меню), в уведомлении — </w:t>
-      </w:r>
-      <w:r>
-        <w:rPr>
-          <w:b/>
-          <w:bCs/>
-        </w:rPr>
-        <w:t>Отменить</w:t>
-      </w:r>
-      <w:r>
-        <w:rPr/>
-        <w:t>.</w:t>
-      </w:r>
-    </w:p>
-    <w:p>
-      <w:pPr>
-        <w:pStyle w:val="Compact"/>
-        <w:numPr>
-          <w:ilvl w:val="0"/>
-          <w:numId w:val="54"/>
-        </w:numPr>
-        <w:rPr/>
-      </w:pPr>
-      <w:r>
-        <w:rPr/>
-        <w:t xml:space="preserve">Если внутри строки есть вложенные, система спросит: </w:t>
-      </w:r>
-      <w:r>
-        <w:rPr>
-          <w:b/>
-          <w:bCs/>
-        </w:rPr>
-        <w:t>Оставить вложенные</w:t>
-      </w:r>
-      <w:r>
-        <w:rPr/>
-        <w:t xml:space="preserve"> (поднять их на уровень выше) или </w:t>
-      </w:r>
-      <w:r>
-        <w:rPr>
-          <w:b/>
-          <w:bCs/>
-        </w:rPr>
-        <w:t>Удалить всё</w:t>
-      </w:r>
-      <w:r>
-        <w:rPr/>
-        <w:t>.</w:t>
       </w:r>
     </w:p>
     <w:p>
@@ -7186,6 +7248,21 @@
         <w:rPr/>
       </w:pPr>
       <w:r>
+        <w:rPr/>
+        <w:t xml:space="preserve">Одна строка без вложенных удаляется сразу (Delete, </w:t>
+      </w:r>
+      <w:r>
+        <w:rPr>
+          <w:b/>
+          <w:bCs/>
+        </w:rPr>
+        <w:t>Удалить</w:t>
+      </w:r>
+      <w:r>
+        <w:rPr/>
+        <w:t xml:space="preserve"> в карточке или меню), в уведомлении — </w:t>
+      </w:r>
+      <w:r>
         <w:rPr>
           <w:b/>
           <w:bCs/>
@@ -7194,18 +7271,7 @@
       </w:r>
       <w:r>
         <w:rPr/>
-        <w:t xml:space="preserve"> / </w:t>
-      </w:r>
-      <w:r>
-        <w:rPr>
-          <w:b/>
-          <w:bCs/>
-        </w:rPr>
-        <w:t>Повторить</w:t>
-      </w:r>
-      <w:r>
-        <w:rPr/>
-        <w:t xml:space="preserve"> на панели (Ctrl+Z / Ctrl+Shift+Z) отменяют ваши последние правки по одной.</w:t>
+        <w:t>.</w:t>
       </w:r>
     </w:p>
     <w:p>
@@ -7217,6 +7283,74 @@
         </w:numPr>
         <w:rPr/>
       </w:pPr>
+      <w:r>
+        <w:rPr/>
+        <w:t xml:space="preserve">Если внутри строки есть вложенные, система спросит: </w:t>
+      </w:r>
+      <w:r>
+        <w:rPr>
+          <w:b/>
+          <w:bCs/>
+        </w:rPr>
+        <w:t>Оставить вложенные</w:t>
+      </w:r>
+      <w:r>
+        <w:rPr/>
+        <w:t xml:space="preserve"> (поднять их на уровень выше) или </w:t>
+      </w:r>
+      <w:r>
+        <w:rPr>
+          <w:b/>
+          <w:bCs/>
+        </w:rPr>
+        <w:t>Удалить всё</w:t>
+      </w:r>
+      <w:r>
+        <w:rPr/>
+        <w:t>.</w:t>
+      </w:r>
+    </w:p>
+    <w:p>
+      <w:pPr>
+        <w:pStyle w:val="Compact"/>
+        <w:numPr>
+          <w:ilvl w:val="0"/>
+          <w:numId w:val="57"/>
+        </w:numPr>
+        <w:rPr/>
+      </w:pPr>
+      <w:r>
+        <w:rPr>
+          <w:b/>
+          <w:bCs/>
+        </w:rPr>
+        <w:t>Отменить</w:t>
+      </w:r>
+      <w:r>
+        <w:rPr/>
+        <w:t xml:space="preserve"> / </w:t>
+      </w:r>
+      <w:r>
+        <w:rPr>
+          <w:b/>
+          <w:bCs/>
+        </w:rPr>
+        <w:t>Повторить</w:t>
+      </w:r>
+      <w:r>
+        <w:rPr/>
+        <w:t xml:space="preserve"> на панели (Ctrl+Z / Ctrl+Shift+Z) отменяют ваши последние правки по одной.</w:t>
+      </w:r>
+    </w:p>
+    <w:p>
+      <w:pPr>
+        <w:pStyle w:val="Compact"/>
+        <w:numPr>
+          <w:ilvl w:val="0"/>
+          <w:numId w:val="58"/>
+        </w:numPr>
+        <w:rPr/>
+      </w:pPr>
       <w:bookmarkStart w:id="66" w:name="удаление-и-отмена"/>
       <w:r>
         <w:rPr/>
@@ -7229,7 +7363,8 @@
         <w:pStyle w:val="Heading2"/>
         <w:rPr/>
       </w:pPr>
-      <w:bookmarkStart w:id="67" w:name="__RefHeading___Toc2031_1520982166"/>
+      <w:bookmarkStart w:id="67" w:name="__RefHeading___Toc2121_4016826874"/>
+      <w:bookmarkStart w:id="68" w:name="клавиши"/>
       <w:bookmarkEnd w:id="67"/>
       <w:r>
         <w:rPr>
@@ -7259,8 +7394,8 @@
         <w:tblLook w:val="0020" w:noHBand="0" w:noVBand="0" w:firstColumn="0" w:lastRow="0" w:lastColumn="0" w:firstRow="1"/>
       </w:tblPr>
       <w:tblGrid>
-        <w:gridCol w:w="2339"/>
-        <w:gridCol w:w="7020"/>
+        <w:gridCol w:w="2209"/>
+        <w:gridCol w:w="7150"/>
       </w:tblGrid>
       <w:tr>
         <w:trPr>
@@ -7268,7 +7403,7 @@
         </w:trPr>
         <w:tc>
           <w:tcPr>
-            <w:tcW w:w="2339" w:type="dxa"/>
+            <w:tcW w:w="2209" w:type="dxa"/>
             <w:tcBorders>
               <w:top w:val="single" w:sz="4" w:space="0" w:color="D6DCEA"/>
               <w:left w:val="single" w:sz="4" w:space="0" w:color="D6DCEA"/>
@@ -7304,7 +7439,7 @@
         </w:tc>
         <w:tc>
           <w:tcPr>
-            <w:tcW w:w="7020" w:type="dxa"/>
+            <w:tcW w:w="7150" w:type="dxa"/>
             <w:tcBorders>
               <w:top w:val="single" w:sz="4" w:space="0" w:color="D6DCEA"/>
               <w:left w:val="single" w:sz="4" w:space="0" w:color="D6DCEA"/>
@@ -7343,7 +7478,7 @@
         <w:trPr/>
         <w:tc>
           <w:tcPr>
-            <w:tcW w:w="2339" w:type="dxa"/>
+            <w:tcW w:w="2209" w:type="dxa"/>
             <w:tcBorders>
               <w:top w:val="single" w:sz="4" w:space="0" w:color="D6DCEA"/>
               <w:left w:val="single" w:sz="4" w:space="0" w:color="D6DCEA"/>
@@ -7376,7 +7511,7 @@
         </w:tc>
         <w:tc>
           <w:tcPr>
-            <w:tcW w:w="7020" w:type="dxa"/>
+            <w:tcW w:w="7150" w:type="dxa"/>
             <w:tcBorders>
               <w:top w:val="single" w:sz="4" w:space="0" w:color="D6DCEA"/>
               <w:left w:val="single" w:sz="4" w:space="0" w:color="D6DCEA"/>
@@ -7412,7 +7547,7 @@
         <w:trPr/>
         <w:tc>
           <w:tcPr>
-            <w:tcW w:w="2339" w:type="dxa"/>
+            <w:tcW w:w="2209" w:type="dxa"/>
             <w:tcBorders>
               <w:top w:val="single" w:sz="4" w:space="0" w:color="D6DCEA"/>
               <w:left w:val="single" w:sz="4" w:space="0" w:color="D6DCEA"/>
@@ -7445,7 +7580,7 @@
         </w:tc>
         <w:tc>
           <w:tcPr>
-            <w:tcW w:w="7020" w:type="dxa"/>
+            <w:tcW w:w="7150" w:type="dxa"/>
             <w:tcBorders>
               <w:top w:val="single" w:sz="4" w:space="0" w:color="D6DCEA"/>
               <w:left w:val="single" w:sz="4" w:space="0" w:color="D6DCEA"/>
@@ -7481,7 +7616,7 @@
         <w:trPr/>
         <w:tc>
           <w:tcPr>
-            <w:tcW w:w="2339" w:type="dxa"/>
+            <w:tcW w:w="2209" w:type="dxa"/>
             <w:tcBorders>
               <w:top w:val="single" w:sz="4" w:space="0" w:color="D6DCEA"/>
               <w:left w:val="single" w:sz="4" w:space="0" w:color="D6DCEA"/>
@@ -7514,7 +7649,7 @@
         </w:tc>
         <w:tc>
           <w:tcPr>
-            <w:tcW w:w="7020" w:type="dxa"/>
+            <w:tcW w:w="7150" w:type="dxa"/>
             <w:tcBorders>
               <w:top w:val="single" w:sz="4" w:space="0" w:color="D6DCEA"/>
               <w:left w:val="single" w:sz="4" w:space="0" w:color="D6DCEA"/>
@@ -7550,7 +7685,7 @@
         <w:trPr/>
         <w:tc>
           <w:tcPr>
-            <w:tcW w:w="2339" w:type="dxa"/>
+            <w:tcW w:w="2209" w:type="dxa"/>
             <w:tcBorders>
               <w:top w:val="single" w:sz="4" w:space="0" w:color="D6DCEA"/>
               <w:left w:val="single" w:sz="4" w:space="0" w:color="D6DCEA"/>
@@ -7583,7 +7718,7 @@
         </w:tc>
         <w:tc>
           <w:tcPr>
-            <w:tcW w:w="7020" w:type="dxa"/>
+            <w:tcW w:w="7150" w:type="dxa"/>
             <w:tcBorders>
               <w:top w:val="single" w:sz="4" w:space="0" w:color="D6DCEA"/>
               <w:left w:val="single" w:sz="4" w:space="0" w:color="D6DCEA"/>
@@ -7619,7 +7754,7 @@
         <w:trPr/>
         <w:tc>
           <w:tcPr>
-            <w:tcW w:w="2339" w:type="dxa"/>
+            <w:tcW w:w="2209" w:type="dxa"/>
             <w:tcBorders>
               <w:top w:val="single" w:sz="4" w:space="0" w:color="D6DCEA"/>
               <w:left w:val="single" w:sz="4" w:space="0" w:color="D6DCEA"/>
@@ -7652,7 +7787,7 @@
         </w:tc>
         <w:tc>
           <w:tcPr>
-            <w:tcW w:w="7020" w:type="dxa"/>
+            <w:tcW w:w="7150" w:type="dxa"/>
             <w:tcBorders>
               <w:top w:val="single" w:sz="4" w:space="0" w:color="D6DCEA"/>
               <w:left w:val="single" w:sz="4" w:space="0" w:color="D6DCEA"/>
@@ -7688,7 +7823,7 @@
         <w:trPr/>
         <w:tc>
           <w:tcPr>
-            <w:tcW w:w="2339" w:type="dxa"/>
+            <w:tcW w:w="2209" w:type="dxa"/>
             <w:tcBorders>
               <w:top w:val="single" w:sz="4" w:space="0" w:color="D6DCEA"/>
               <w:left w:val="single" w:sz="4" w:space="0" w:color="D6DCEA"/>
@@ -7730,7 +7865,7 @@
         </w:tc>
         <w:tc>
           <w:tcPr>
-            <w:tcW w:w="7020" w:type="dxa"/>
+            <w:tcW w:w="7150" w:type="dxa"/>
             <w:tcBorders>
               <w:top w:val="single" w:sz="4" w:space="0" w:color="D6DCEA"/>
               <w:left w:val="single" w:sz="4" w:space="0" w:color="D6DCEA"/>
@@ -7766,7 +7901,7 @@
         <w:trPr/>
         <w:tc>
           <w:tcPr>
-            <w:tcW w:w="2339" w:type="dxa"/>
+            <w:tcW w:w="2209" w:type="dxa"/>
             <w:tcBorders>
               <w:top w:val="single" w:sz="4" w:space="0" w:color="D6DCEA"/>
               <w:left w:val="single" w:sz="4" w:space="0" w:color="D6DCEA"/>
@@ -7799,7 +7934,7 @@
         </w:tc>
         <w:tc>
           <w:tcPr>
-            <w:tcW w:w="7020" w:type="dxa"/>
+            <w:tcW w:w="7150" w:type="dxa"/>
             <w:tcBorders>
               <w:top w:val="single" w:sz="4" w:space="0" w:color="D6DCEA"/>
               <w:left w:val="single" w:sz="4" w:space="0" w:color="D6DCEA"/>
@@ -7826,7 +7961,7 @@
                 <w:szCs w:val="24"/>
                 <w:lang w:val="ru-RU" w:eastAsia="en-US" w:bidi="ar-SA"/>
               </w:rPr>
-              <w:t>Закрыть карточку, снять выделение, закрыть окно</w:t>
+              <w:t>Закрыть карточку, снять выделение, закрыть окно; в поле карточки — вернуть прежнее значение</w:t>
             </w:r>
           </w:p>
         </w:tc>
@@ -7835,7 +7970,7 @@
         <w:trPr/>
         <w:tc>
           <w:tcPr>
-            <w:tcW w:w="2339" w:type="dxa"/>
+            <w:tcW w:w="2209" w:type="dxa"/>
             <w:tcBorders>
               <w:top w:val="single" w:sz="4" w:space="0" w:color="D6DCEA"/>
               <w:left w:val="single" w:sz="4" w:space="0" w:color="D6DCEA"/>
@@ -7868,7 +8003,7 @@
         </w:tc>
         <w:tc>
           <w:tcPr>
-            <w:tcW w:w="7020" w:type="dxa"/>
+            <w:tcW w:w="7150" w:type="dxa"/>
             <w:tcBorders>
               <w:top w:val="single" w:sz="4" w:space="0" w:color="D6DCEA"/>
               <w:left w:val="single" w:sz="4" w:space="0" w:color="D6DCEA"/>
@@ -7904,7 +8039,7 @@
         <w:trPr/>
         <w:tc>
           <w:tcPr>
-            <w:tcW w:w="2339" w:type="dxa"/>
+            <w:tcW w:w="2209" w:type="dxa"/>
             <w:tcBorders>
               <w:top w:val="single" w:sz="4" w:space="0" w:color="D6DCEA"/>
               <w:left w:val="single" w:sz="4" w:space="0" w:color="D6DCEA"/>
@@ -7937,7 +8072,7 @@
         </w:tc>
         <w:tc>
           <w:tcPr>
-            <w:tcW w:w="7020" w:type="dxa"/>
+            <w:tcW w:w="7150" w:type="dxa"/>
             <w:tcBorders>
               <w:top w:val="single" w:sz="4" w:space="0" w:color="D6DCEA"/>
               <w:left w:val="single" w:sz="4" w:space="0" w:color="D6DCEA"/>
@@ -7966,21 +8101,190 @@
               </w:rPr>
               <w:t>Масштаб шкалы</w:t>
             </w:r>
-            <w:bookmarkStart w:id="68" w:name="строки-плана"/>
-            <w:bookmarkStart w:id="69" w:name="клавиши"/>
-            <w:bookmarkEnd w:id="68"/>
-            <w:bookmarkEnd w:id="69"/>
+          </w:p>
+        </w:tc>
+      </w:tr>
+      <w:tr>
+        <w:trPr/>
+        <w:tc>
+          <w:tcPr>
+            <w:tcW w:w="2209" w:type="dxa"/>
+            <w:tcBorders>
+              <w:top w:val="single" w:sz="4" w:space="0" w:color="D6DCEA"/>
+              <w:left w:val="single" w:sz="4" w:space="0" w:color="D6DCEA"/>
+              <w:bottom w:val="single" w:sz="4" w:space="0" w:color="D6DCEA"/>
+              <w:right w:val="single" w:sz="4" w:space="0" w:color="D6DCEA"/>
+            </w:tcBorders>
+          </w:tcPr>
+          <w:p>
+            <w:pPr>
+              <w:pStyle w:val="Compact"/>
+              <w:widowControl/>
+              <w:spacing w:before="36" w:after="40"/>
+              <w:jc w:val="left"/>
+              <w:rPr>
+                <w:kern w:val="0"/>
+                <w:szCs w:val="24"/>
+                <w:lang w:val="ru-RU" w:eastAsia="en-US" w:bidi="ar-SA"/>
+              </w:rPr>
+            </w:pPr>
+            <w:r>
+              <w:rPr>
+                <w:kern w:val="0"/>
+                <w:sz w:val="18"/>
+                <w:szCs w:val="24"/>
+                <w:lang w:val="ru-RU" w:eastAsia="en-US" w:bidi="ar-SA"/>
+              </w:rPr>
+              <w:t>Ctrl + перетаскивание полосы</w:t>
+            </w:r>
+          </w:p>
+        </w:tc>
+        <w:tc>
+          <w:tcPr>
+            <w:tcW w:w="7150" w:type="dxa"/>
+            <w:tcBorders>
+              <w:top w:val="single" w:sz="4" w:space="0" w:color="D6DCEA"/>
+              <w:left w:val="single" w:sz="4" w:space="0" w:color="D6DCEA"/>
+              <w:bottom w:val="single" w:sz="4" w:space="0" w:color="D6DCEA"/>
+              <w:right w:val="single" w:sz="4" w:space="0" w:color="D6DCEA"/>
+            </w:tcBorders>
+          </w:tcPr>
+          <w:p>
+            <w:pPr>
+              <w:pStyle w:val="Compact"/>
+              <w:widowControl/>
+              <w:spacing w:before="36" w:after="40"/>
+              <w:jc w:val="left"/>
+              <w:rPr>
+                <w:kern w:val="0"/>
+                <w:szCs w:val="24"/>
+                <w:lang w:val="ru-RU" w:eastAsia="en-US" w:bidi="ar-SA"/>
+              </w:rPr>
+            </w:pPr>
+            <w:r>
+              <w:rPr>
+                <w:kern w:val="0"/>
+                <w:sz w:val="18"/>
+                <w:szCs w:val="24"/>
+                <w:lang w:val="ru-RU" w:eastAsia="en-US" w:bidi="ar-SA"/>
+              </w:rPr>
+              <w:t>Копия задачи со сдвигом</w:t>
+            </w:r>
+          </w:p>
+        </w:tc>
+      </w:tr>
+      <w:tr>
+        <w:trPr/>
+        <w:tc>
+          <w:tcPr>
+            <w:tcW w:w="2209" w:type="dxa"/>
+            <w:tcBorders>
+              <w:top w:val="single" w:sz="4" w:space="0" w:color="D6DCEA"/>
+              <w:left w:val="single" w:sz="4" w:space="0" w:color="D6DCEA"/>
+              <w:bottom w:val="single" w:sz="4" w:space="0" w:color="D6DCEA"/>
+              <w:right w:val="single" w:sz="4" w:space="0" w:color="D6DCEA"/>
+            </w:tcBorders>
+          </w:tcPr>
+          <w:p>
+            <w:pPr>
+              <w:pStyle w:val="Compact"/>
+              <w:widowControl/>
+              <w:spacing w:before="36" w:after="40"/>
+              <w:jc w:val="left"/>
+              <w:rPr>
+                <w:kern w:val="0"/>
+                <w:szCs w:val="24"/>
+                <w:lang w:val="ru-RU" w:eastAsia="en-US" w:bidi="ar-SA"/>
+              </w:rPr>
+            </w:pPr>
+            <w:r>
+              <w:rPr>
+                <w:kern w:val="0"/>
+                <w:sz w:val="18"/>
+                <w:szCs w:val="24"/>
+                <w:lang w:val="ru-RU" w:eastAsia="en-US" w:bidi="ar-SA"/>
+              </w:rPr>
+              <w:t>?</w:t>
+            </w:r>
+          </w:p>
+        </w:tc>
+        <w:tc>
+          <w:tcPr>
+            <w:tcW w:w="7150" w:type="dxa"/>
+            <w:tcBorders>
+              <w:top w:val="single" w:sz="4" w:space="0" w:color="D6DCEA"/>
+              <w:left w:val="single" w:sz="4" w:space="0" w:color="D6DCEA"/>
+              <w:bottom w:val="single" w:sz="4" w:space="0" w:color="D6DCEA"/>
+              <w:right w:val="single" w:sz="4" w:space="0" w:color="D6DCEA"/>
+            </w:tcBorders>
+          </w:tcPr>
+          <w:p>
+            <w:pPr>
+              <w:pStyle w:val="Compact"/>
+              <w:widowControl/>
+              <w:spacing w:before="36" w:after="40"/>
+              <w:jc w:val="left"/>
+              <w:rPr>
+                <w:kern w:val="0"/>
+                <w:szCs w:val="24"/>
+                <w:lang w:val="ru-RU" w:eastAsia="en-US" w:bidi="ar-SA"/>
+              </w:rPr>
+            </w:pPr>
+            <w:r>
+              <w:rPr>
+                <w:kern w:val="0"/>
+                <w:sz w:val="18"/>
+                <w:szCs w:val="24"/>
+                <w:lang w:val="ru-RU" w:eastAsia="en-US" w:bidi="ar-SA"/>
+              </w:rPr>
+              <w:t xml:space="preserve">Подсказка по клавишам (то же — кнопка </w:t>
+            </w:r>
+            <w:r>
+              <w:rPr>
+                <w:b/>
+                <w:bCs/>
+                <w:kern w:val="0"/>
+                <w:sz w:val="18"/>
+                <w:szCs w:val="24"/>
+                <w:lang w:val="ru-RU" w:eastAsia="en-US" w:bidi="ar-SA"/>
+              </w:rPr>
+              <w:t>?</w:t>
+            </w:r>
+            <w:r>
+              <w:rPr>
+                <w:kern w:val="0"/>
+                <w:sz w:val="18"/>
+                <w:szCs w:val="24"/>
+                <w:lang w:val="ru-RU" w:eastAsia="en-US" w:bidi="ar-SA"/>
+              </w:rPr>
+              <w:t xml:space="preserve"> на панели)</w:t>
+            </w:r>
           </w:p>
         </w:tc>
       </w:tr>
     </w:tbl>
     <w:p>
       <w:pPr>
+        <w:pStyle w:val="BodyText"/>
+        <w:rPr/>
+      </w:pPr>
+      <w:bookmarkStart w:id="69" w:name="строки-плана"/>
+      <w:bookmarkStart w:id="70" w:name="клавиши"/>
+      <w:r>
+        <w:rPr/>
+        <w:t>Сочетания действуют, когда фокус на диаграмме: если он на кнопке, в меню или в карточке, Enter нажимает кнопку, а стрелки ходят по пунктам меню.</w:t>
+      </w:r>
+      <w:bookmarkEnd w:id="69"/>
+      <w:bookmarkEnd w:id="70"/>
+    </w:p>
+    <w:p>
+      <w:pPr>
         <w:pStyle w:val="Heading1"/>
         <w:rPr/>
       </w:pPr>
-      <w:bookmarkStart w:id="70" w:name="__RefHeading___Toc2033_1520982166"/>
-      <w:bookmarkEnd w:id="70"/>
+      <w:bookmarkStart w:id="71" w:name="__RefHeading___Toc2123_4016826874"/>
+      <w:bookmarkStart w:id="72" w:name="поиск-фильтры-и-вид"/>
+      <w:bookmarkEnd w:id="71"/>
       <w:r>
         <w:rPr>
           <w:rStyle w:val="SectionNumber"/>
@@ -7998,9 +8302,9 @@
         <w:pStyle w:val="Heading2"/>
         <w:rPr/>
       </w:pPr>
-      <w:bookmarkStart w:id="71" w:name="__RefHeading___Toc2035_1520982166"/>
-      <w:bookmarkStart w:id="72" w:name="поиск-и-фильтры"/>
-      <w:bookmarkEnd w:id="71"/>
+      <w:bookmarkStart w:id="73" w:name="__RefHeading___Toc2125_4016826874"/>
+      <w:bookmarkStart w:id="74" w:name="поиск-и-фильтры"/>
+      <w:bookmarkEnd w:id="73"/>
       <w:r>
         <w:rPr>
           <w:rStyle w:val="SectionNumber"/>
@@ -8119,21 +8423,21 @@
         <w:pStyle w:val="BodyText"/>
         <w:rPr/>
       </w:pPr>
-      <w:bookmarkStart w:id="73" w:name="поиск-и-фильтры"/>
+      <w:bookmarkStart w:id="75" w:name="поиск-и-фильтры"/>
       <w:r>
         <w:rPr/>
         <w:t>Фильтры и поиск — только у вас и не меняют план.</w:t>
       </w:r>
-      <w:bookmarkEnd w:id="73"/>
+      <w:bookmarkEnd w:id="75"/>
     </w:p>
     <w:p>
       <w:pPr>
         <w:pStyle w:val="Heading2"/>
         <w:rPr/>
       </w:pPr>
-      <w:bookmarkStart w:id="74" w:name="__RefHeading___Toc2037_1520982166"/>
-      <w:bookmarkStart w:id="75" w:name="колонки-и-группы"/>
-      <w:bookmarkEnd w:id="74"/>
+      <w:bookmarkStart w:id="76" w:name="__RefHeading___Toc2127_4016826874"/>
+      <w:bookmarkStart w:id="77" w:name="колонки-и-группы"/>
+      <w:bookmarkEnd w:id="76"/>
       <w:r>
         <w:rPr>
           <w:rStyle w:val="SectionNumber"/>
@@ -8200,7 +8504,7 @@
           <w:b/>
           <w:bCs/>
         </w:rPr>
-        <w:t>Ответственный</w:t>
+        <w:t>Исполнитель</w:t>
       </w:r>
       <w:r>
         <w:rPr/>
@@ -8291,21 +8595,21 @@
         <w:pStyle w:val="ImageCaption"/>
         <w:rPr/>
       </w:pPr>
-      <w:bookmarkStart w:id="76" w:name="колонки-и-группы"/>
+      <w:bookmarkStart w:id="78" w:name="колонки-и-группы"/>
       <w:r>
         <w:rPr/>
         <w:t>Меню «Вид»</w:t>
       </w:r>
-      <w:bookmarkEnd w:id="76"/>
+      <w:bookmarkEnd w:id="78"/>
     </w:p>
     <w:p>
       <w:pPr>
         <w:pStyle w:val="Heading2"/>
         <w:rPr/>
       </w:pPr>
-      <w:bookmarkStart w:id="77" w:name="__RefHeading___Toc2039_1520982166"/>
-      <w:bookmarkStart w:id="78" w:name="свой-вид-и-вид-по-умолчанию"/>
-      <w:bookmarkEnd w:id="77"/>
+      <w:bookmarkStart w:id="79" w:name="__RefHeading___Toc2129_4016826874"/>
+      <w:bookmarkStart w:id="80" w:name="свой-вид-и-вид-по-умолчанию"/>
+      <w:bookmarkEnd w:id="79"/>
       <w:r>
         <w:rPr>
           <w:rStyle w:val="SectionNumber"/>
@@ -8338,15 +8642,16 @@
         <w:rPr/>
         <w:t>.</w:t>
       </w:r>
-      <w:bookmarkEnd w:id="78"/>
+      <w:bookmarkEnd w:id="72"/>
+      <w:bookmarkEnd w:id="80"/>
     </w:p>
     <w:p>
       <w:pPr>
         <w:pStyle w:val="Heading1"/>
         <w:rPr/>
       </w:pPr>
-      <w:bookmarkStart w:id="79" w:name="__RefHeading___Toc2041_1520982166"/>
-      <w:bookmarkEnd w:id="79"/>
+      <w:bookmarkStart w:id="81" w:name="__RefHeading___Toc2131_4016826874"/>
+      <w:bookmarkEnd w:id="81"/>
       <w:r>
         <w:rPr>
           <w:rStyle w:val="SectionNumber"/>
@@ -8957,7 +9262,7 @@
                 <w:szCs w:val="24"/>
                 <w:lang w:val="ru-RU" w:eastAsia="en-US" w:bidi="ar-SA"/>
               </w:rPr>
-              <w:t>Что показывать при наведении: статус, сроки и сдвиг, прогресс, предшественник, ответственный, последнее изменение</w:t>
+              <w:t>Что показывать при наведении: статус, сроки и сдвиг, прогресс, предшественник, исполнитель, последнее изменение</w:t>
             </w:r>
           </w:p>
         </w:tc>
@@ -9097,8 +9402,8 @@
               </w:rPr>
               <w:t>Сделать ваш вид видом по умолчанию для коллег</w:t>
             </w:r>
-            <w:bookmarkStart w:id="80" w:name="настройки-графика"/>
-            <w:bookmarkEnd w:id="80"/>
+            <w:bookmarkStart w:id="82" w:name="настройки-графика"/>
+            <w:bookmarkEnd w:id="82"/>
           </w:p>
         </w:tc>
       </w:tr>
@@ -9108,8 +9413,8 @@
         <w:pStyle w:val="Heading1"/>
         <w:rPr/>
       </w:pPr>
-      <w:bookmarkStart w:id="81" w:name="__RefHeading___Toc2043_1520982166"/>
-      <w:bookmarkEnd w:id="81"/>
+      <w:bookmarkStart w:id="83" w:name="__RefHeading___Toc2133_4016826874"/>
+      <w:bookmarkEnd w:id="83"/>
       <w:r>
         <w:rPr>
           <w:rStyle w:val="SectionNumber"/>
@@ -9136,7 +9441,7 @@
       </w:r>
       <w:r>
         <w:rPr/>
-        <w:t xml:space="preserve"> (значок людей в строке вкладок) — список ответственных этого плана: ФИО, роль в проекте, цвет. Исполнителя можно связать с сотрудником системы — тогда видно его фото. Внешних участников (заказчик, подрядчик) добавляйте без связи.</w:t>
+        <w:t xml:space="preserve"> (значок людей в строке вкладок) — список исполнителей этого плана: ФИО, роль в проекте, цвет (из палитры приложения). Исполнителя можно связать с сотрудником системы — тогда видно его фото. Внешних участников (заказчик, подрядчик) добавляйте без связи.</w:t>
       </w:r>
     </w:p>
     <w:p>
@@ -9210,9 +9515,9 @@
         <w:pStyle w:val="Heading1"/>
         <w:rPr/>
       </w:pPr>
-      <w:bookmarkStart w:id="82" w:name="__RefHeading___Toc2045_1520982166"/>
-      <w:bookmarkStart w:id="83" w:name="статистика"/>
-      <w:bookmarkEnd w:id="82"/>
+      <w:bookmarkStart w:id="84" w:name="__RefHeading___Toc2135_4016826874"/>
+      <w:bookmarkStart w:id="85" w:name="статистика"/>
+      <w:bookmarkEnd w:id="84"/>
       <w:r>
         <w:rPr>
           <w:rStyle w:val="SectionNumber"/>
@@ -9293,21 +9598,21 @@
         <w:pStyle w:val="ImageCaption"/>
         <w:rPr/>
       </w:pPr>
-      <w:bookmarkStart w:id="84" w:name="статистика"/>
+      <w:bookmarkStart w:id="86" w:name="статистика"/>
       <w:r>
         <w:rPr/>
         <w:t>Статистика плана</w:t>
       </w:r>
-      <w:bookmarkEnd w:id="84"/>
+      <w:bookmarkEnd w:id="86"/>
     </w:p>
     <w:p>
       <w:pPr>
         <w:pStyle w:val="Heading1"/>
         <w:rPr/>
       </w:pPr>
-      <w:bookmarkStart w:id="85" w:name="__RefHeading___Toc2047_1520982166"/>
-      <w:bookmarkStart w:id="86" w:name="история-плана-и-версии"/>
-      <w:bookmarkEnd w:id="85"/>
+      <w:bookmarkStart w:id="87" w:name="__RefHeading___Toc2137_4016826874"/>
+      <w:bookmarkStart w:id="88" w:name="история-плана-и-версии"/>
+      <w:bookmarkEnd w:id="87"/>
       <w:r>
         <w:rPr>
           <w:rStyle w:val="SectionNumber"/>
@@ -9432,7 +9737,7 @@
         <w:pStyle w:val="Compact"/>
         <w:numPr>
           <w:ilvl w:val="0"/>
-          <w:numId w:val="57"/>
+          <w:numId w:val="59"/>
         </w:numPr>
         <w:rPr/>
       </w:pPr>
@@ -9446,7 +9751,7 @@
         <w:pStyle w:val="Compact"/>
         <w:numPr>
           <w:ilvl w:val="0"/>
-          <w:numId w:val="58"/>
+          <w:numId w:val="60"/>
         </w:numPr>
         <w:rPr/>
       </w:pPr>
@@ -9471,7 +9776,7 @@
         <w:pStyle w:val="Compact"/>
         <w:numPr>
           <w:ilvl w:val="0"/>
-          <w:numId w:val="59"/>
+          <w:numId w:val="61"/>
         </w:numPr>
         <w:rPr/>
       </w:pPr>
@@ -9574,16 +9879,16 @@
         <w:rPr/>
         <w:t xml:space="preserve"> — вернуть план к этому состоянию; текущее состояние перед этим сохраняется как версия «Перед восстановлением», так что восстановление тоже можно отменить.</w:t>
       </w:r>
-      <w:bookmarkEnd w:id="86"/>
+      <w:bookmarkEnd w:id="88"/>
     </w:p>
     <w:p>
       <w:pPr>
         <w:pStyle w:val="Heading1"/>
         <w:rPr/>
       </w:pPr>
-      <w:bookmarkStart w:id="87" w:name="__RefHeading___Toc2049_1520982166"/>
-      <w:bookmarkStart w:id="88" w:name="экспорт"/>
-      <w:bookmarkEnd w:id="87"/>
+      <w:bookmarkStart w:id="89" w:name="__RefHeading___Toc2139_4016826874"/>
+      <w:bookmarkStart w:id="90" w:name="экспорт"/>
+      <w:bookmarkEnd w:id="89"/>
       <w:r>
         <w:rPr>
           <w:rStyle w:val="SectionNumber"/>
@@ -10036,7 +10341,7 @@
                 <w:szCs w:val="24"/>
                 <w:lang w:val="ru-RU" w:eastAsia="en-US" w:bidi="ar-SA"/>
               </w:rPr>
-              <w:t>Строки плана с датами, статусами, ответственными</w:t>
+              <w:t>Строки плана с датами, статусами, исполнителями</w:t>
             </w:r>
           </w:p>
         </w:tc>
@@ -10116,21 +10421,21 @@
         <w:pStyle w:val="BodyText"/>
         <w:rPr/>
       </w:pPr>
-      <w:bookmarkStart w:id="89" w:name="экспорт"/>
+      <w:bookmarkStart w:id="91" w:name="экспорт"/>
       <w:r>
         <w:rPr/>
         <w:t>Выгружается то, что видно: с учётом фильтров, свёрнутых групп, шкалы и легенды.</w:t>
       </w:r>
-      <w:bookmarkEnd w:id="89"/>
+      <w:bookmarkEnd w:id="91"/>
     </w:p>
     <w:p>
       <w:pPr>
         <w:pStyle w:val="Heading1"/>
         <w:rPr/>
       </w:pPr>
-      <w:bookmarkStart w:id="90" w:name="__RefHeading___Toc2051_1520982166"/>
-      <w:bookmarkStart w:id="91" w:name="только-просмотр"/>
-      <w:bookmarkEnd w:id="90"/>
+      <w:bookmarkStart w:id="92" w:name="__RefHeading___Toc2141_4016826874"/>
+      <w:bookmarkStart w:id="93" w:name="только-просмотр"/>
+      <w:bookmarkEnd w:id="92"/>
       <w:r>
         <w:rPr>
           <w:rStyle w:val="SectionNumber"/>
@@ -10204,21 +10509,21 @@
         <w:pStyle w:val="ImageCaption"/>
         <w:rPr/>
       </w:pPr>
-      <w:bookmarkStart w:id="92" w:name="только-просмотр"/>
+      <w:bookmarkStart w:id="94" w:name="только-просмотр"/>
       <w:r>
         <w:rPr/>
         <w:t>План в режиме просмотра</w:t>
       </w:r>
-      <w:bookmarkEnd w:id="92"/>
+      <w:bookmarkEnd w:id="94"/>
     </w:p>
     <w:p>
       <w:pPr>
         <w:pStyle w:val="Heading1"/>
         <w:rPr/>
       </w:pPr>
-      <w:bookmarkStart w:id="93" w:name="__RefHeading___Toc2053_1520982166"/>
-      <w:bookmarkStart w:id="94" w:name="пользовательские-сценарии"/>
-      <w:bookmarkEnd w:id="93"/>
+      <w:bookmarkStart w:id="95" w:name="__RefHeading___Toc2143_4016826874"/>
+      <w:bookmarkStart w:id="96" w:name="пользовательские-сценарии"/>
+      <w:bookmarkEnd w:id="95"/>
       <w:r>
         <w:rPr>
           <w:rStyle w:val="SectionNumber"/>
@@ -10236,9 +10541,9 @@
         <w:pStyle w:val="Heading2"/>
         <w:rPr/>
       </w:pPr>
-      <w:bookmarkStart w:id="95" w:name="__RefHeading___Toc2055_1520982166"/>
-      <w:bookmarkStart w:id="96" w:name="сценарий-1.-план-нового-проекта"/>
-      <w:bookmarkEnd w:id="95"/>
+      <w:bookmarkStart w:id="97" w:name="__RefHeading___Toc2145_4016826874"/>
+      <w:bookmarkStart w:id="98" w:name="сценарий-1.-план-нового-проекта"/>
+      <w:bookmarkEnd w:id="97"/>
       <w:r>
         <w:rPr>
           <w:rStyle w:val="SectionNumber"/>
@@ -10249,59 +10554,6 @@
         <w:rPr/>
         <w:tab/>
         <w:t>Сценарий 1. План нового проекта</w:t>
-      </w:r>
-    </w:p>
-    <w:p>
-      <w:pPr>
-        <w:pStyle w:val="Compact"/>
-        <w:numPr>
-          <w:ilvl w:val="0"/>
-          <w:numId w:val="60"/>
-        </w:numPr>
-        <w:rPr/>
-      </w:pPr>
-      <w:r>
-        <w:rPr>
-          <w:b/>
-          <w:bCs/>
-        </w:rPr>
-        <w:t>Новый проект</w:t>
-      </w:r>
-      <w:r>
-        <w:rPr/>
-        <w:t xml:space="preserve"> → название, направление → </w:t>
-      </w:r>
-      <w:r>
-        <w:rPr>
-          <w:b/>
-          <w:bCs/>
-        </w:rPr>
-        <w:t>Создать</w:t>
-      </w:r>
-      <w:r>
-        <w:rPr/>
-        <w:t>.</w:t>
-      </w:r>
-    </w:p>
-    <w:p>
-      <w:pPr>
-        <w:pStyle w:val="Compact"/>
-        <w:numPr>
-          <w:ilvl w:val="0"/>
-          <w:numId w:val="61"/>
-        </w:numPr>
-        <w:rPr/>
-      </w:pPr>
-      <w:r>
-        <w:rPr>
-          <w:b/>
-          <w:bCs/>
-        </w:rPr>
-        <w:t>Исполнители</w:t>
-      </w:r>
-      <w:r>
-        <w:rPr/>
-        <w:t xml:space="preserve"> → добавьте участников (сотрудников и заказчика).</w:t>
       </w:r>
     </w:p>
     <w:p>
@@ -10318,11 +10570,22 @@
           <w:b/>
           <w:bCs/>
         </w:rPr>
-        <w:t>Задача ▾ → Группа</w:t>
-      </w:r>
-      <w:r>
-        <w:rPr/>
-        <w:t xml:space="preserve"> — этапы проекта; внутри — задачи (Insert или поле внизу таблицы).</w:t>
+        <w:t>Новый проект</w:t>
+      </w:r>
+      <w:r>
+        <w:rPr/>
+        <w:t xml:space="preserve"> → название, направление → </w:t>
+      </w:r>
+      <w:r>
+        <w:rPr>
+          <w:b/>
+          <w:bCs/>
+        </w:rPr>
+        <w:t>Создать</w:t>
+      </w:r>
+      <w:r>
+        <w:rPr/>
+        <w:t>.</w:t>
       </w:r>
     </w:p>
     <w:p>
@@ -10335,19 +10598,15 @@
         <w:rPr/>
       </w:pPr>
       <w:r>
-        <w:rPr/>
-        <w:t xml:space="preserve">В карточке задачи — сроки, ответственный, категория; для следующей задачи — контекстное меню </w:t>
-      </w:r>
-      <w:r>
-        <w:rPr>
-          <w:b/>
-          <w:bCs/>
-        </w:rPr>
-        <w:t>Следующая задача (связь)</w:t>
-      </w:r>
-      <w:r>
-        <w:rPr/>
-        <w:t>.</w:t>
+        <w:rPr>
+          <w:b/>
+          <w:bCs/>
+        </w:rPr>
+        <w:t>Исполнители</w:t>
+      </w:r>
+      <w:r>
+        <w:rPr/>
+        <w:t xml:space="preserve"> → добавьте участников (сотрудников и заказчика).</w:t>
       </w:r>
     </w:p>
     <w:p>
@@ -10364,11 +10623,11 @@
           <w:b/>
           <w:bCs/>
         </w:rPr>
-        <w:t>Задача ▾ → Веха</w:t>
-      </w:r>
-      <w:r>
-        <w:rPr/>
-        <w:t xml:space="preserve"> — ключевые даты (подписание ТЗ, приёмка, ввод в эксплуатацию).</w:t>
+        <w:t>Задача ▾ → Группа</w:t>
+      </w:r>
+      <w:r>
+        <w:rPr/>
+        <w:t xml:space="preserve"> — этапы проекта; внутри — задачи (Insert или поле внизу таблицы).</w:t>
       </w:r>
     </w:p>
     <w:p>
@@ -10381,15 +10640,19 @@
         <w:rPr/>
       </w:pPr>
       <w:r>
-        <w:rPr>
-          <w:b/>
-          <w:bCs/>
-        </w:rPr>
-        <w:t>Настройки графика → Шкала дат → По срокам задач</w:t>
-      </w:r>
-      <w:r>
-        <w:rPr/>
-        <w:t>; включите легенду.</w:t>
+        <w:rPr/>
+        <w:t xml:space="preserve">В карточке задачи — сроки, исполнитель, категория; для следующей задачи — контекстное меню </w:t>
+      </w:r>
+      <w:r>
+        <w:rPr>
+          <w:b/>
+          <w:bCs/>
+        </w:rPr>
+        <w:t>Следующая задача (связь)</w:t>
+      </w:r>
+      <w:r>
+        <w:rPr/>
+        <w:t>.</w:t>
       </w:r>
     </w:p>
     <w:p>
@@ -10406,32 +10669,11 @@
           <w:b/>
           <w:bCs/>
         </w:rPr>
-        <w:t>История → Версии → Сохранить текущую версию</w:t>
-      </w:r>
-      <w:r>
-        <w:rPr/>
-        <w:t xml:space="preserve"> «Согласованный график».</w:t>
-      </w:r>
-      <w:bookmarkEnd w:id="96"/>
-    </w:p>
-    <w:p>
-      <w:pPr>
-        <w:pStyle w:val="Heading2"/>
-        <w:rPr/>
-      </w:pPr>
-      <w:bookmarkStart w:id="97" w:name="__RefHeading___Toc2057_1520982166"/>
-      <w:bookmarkStart w:id="98" w:name="сценарий-2.-еженедельный-статус"/>
-      <w:bookmarkEnd w:id="97"/>
-      <w:r>
-        <w:rPr>
-          <w:rStyle w:val="SectionNumber"/>
-        </w:rPr>
-        <w:t>13.2</w:t>
-      </w:r>
-      <w:r>
-        <w:rPr/>
-        <w:tab/>
-        <w:t>Сценарий 2. Еженедельный статус</w:t>
+        <w:t>Задача ▾ → Веха</w:t>
+      </w:r>
+      <w:r>
+        <w:rPr/>
+        <w:t xml:space="preserve"> — ключевые даты (подписание ТЗ, приёмка, ввод в эксплуатацию).</w:t>
       </w:r>
     </w:p>
     <w:p>
@@ -10444,19 +10686,15 @@
         <w:rPr/>
       </w:pPr>
       <w:r>
-        <w:rPr/>
-        <w:t xml:space="preserve">Откройте план, </w:t>
-      </w:r>
-      <w:r>
-        <w:rPr>
-          <w:b/>
-          <w:bCs/>
-        </w:rPr>
-        <w:t>Фильтры → Статус: В работе, Заблокирована</w:t>
-      </w:r>
-      <w:r>
-        <w:rPr/>
-        <w:t>.</w:t>
+        <w:rPr>
+          <w:b/>
+          <w:bCs/>
+        </w:rPr>
+        <w:t>Настройки графика → Шкала дат → По срокам задач</w:t>
+      </w:r>
+      <w:r>
+        <w:rPr/>
+        <w:t>; включите легенду.</w:t>
       </w:r>
     </w:p>
     <w:p>
@@ -10469,8 +10707,36 @@
         <w:rPr/>
       </w:pPr>
       <w:r>
-        <w:rPr/>
-        <w:t>Обновите прогресс и статусы в карточках; блокировку опишите в комментарии.</w:t>
+        <w:rPr>
+          <w:b/>
+          <w:bCs/>
+        </w:rPr>
+        <w:t>История → Версии → Сохранить текущую версию</w:t>
+      </w:r>
+      <w:r>
+        <w:rPr/>
+        <w:t xml:space="preserve"> «Согласованный график».</w:t>
+      </w:r>
+      <w:bookmarkEnd w:id="98"/>
+    </w:p>
+    <w:p>
+      <w:pPr>
+        <w:pStyle w:val="Heading2"/>
+        <w:rPr/>
+      </w:pPr>
+      <w:bookmarkStart w:id="99" w:name="__RefHeading___Toc2147_4016826874"/>
+      <w:bookmarkStart w:id="100" w:name="сценарий-2.-еженедельный-статус"/>
+      <w:bookmarkEnd w:id="99"/>
+      <w:r>
+        <w:rPr>
+          <w:rStyle w:val="SectionNumber"/>
+        </w:rPr>
+        <w:t>13.2</w:t>
+      </w:r>
+      <w:r>
+        <w:rPr/>
+        <w:tab/>
+        <w:t>Сценарий 2. Еженедельный статус</w:t>
       </w:r>
     </w:p>
     <w:p>
@@ -10484,18 +10750,18 @@
       </w:pPr>
       <w:r>
         <w:rPr/>
-        <w:t xml:space="preserve">Сорвавшийся срок отметьте </w:t>
-      </w:r>
-      <w:r>
-        <w:rPr>
-          <w:b/>
-          <w:bCs/>
-        </w:rPr>
-        <w:t>временным сдвигом</w:t>
-      </w:r>
-      <w:r>
-        <w:rPr/>
-        <w:t xml:space="preserve"> — на графике появится штриховка и подпись «сдвиг +N д».</w:t>
+        <w:t xml:space="preserve">Откройте план, </w:t>
+      </w:r>
+      <w:r>
+        <w:rPr>
+          <w:b/>
+          <w:bCs/>
+        </w:rPr>
+        <w:t>Фильтры → Статус: В работе, Заблокирована</w:t>
+      </w:r>
+      <w:r>
+        <w:rPr/>
+        <w:t>.</w:t>
       </w:r>
     </w:p>
     <w:p>
@@ -10508,15 +10774,8 @@
         <w:rPr/>
       </w:pPr>
       <w:r>
-        <w:rPr>
-          <w:b/>
-          <w:bCs/>
-        </w:rPr>
-        <w:t>Статистика</w:t>
-      </w:r>
-      <w:r>
-        <w:rPr/>
-        <w:t xml:space="preserve"> — что просрочено и где сдвиги больше всего.</w:t>
+        <w:rPr/>
+        <w:t>Обновите прогресс и статусы в карточках; блокировку опишите в комментарии.</w:t>
       </w:r>
     </w:p>
     <w:p>
@@ -10529,36 +10788,19 @@
         <w:rPr/>
       </w:pPr>
       <w:r>
-        <w:rPr>
-          <w:b/>
-          <w:bCs/>
-        </w:rPr>
-        <w:t>Экспорт → PDF</w:t>
-      </w:r>
-      <w:r>
-        <w:rPr/>
-        <w:t xml:space="preserve"> — в письмо руководителю.</w:t>
-      </w:r>
-      <w:bookmarkEnd w:id="98"/>
-    </w:p>
-    <w:p>
-      <w:pPr>
-        <w:pStyle w:val="Heading2"/>
-        <w:rPr/>
-      </w:pPr>
-      <w:bookmarkStart w:id="99" w:name="__RefHeading___Toc2059_1520982166"/>
-      <w:bookmarkStart w:id="100" w:name="X36ab1c7560fd642ec7fdf1e47c0ecfa54d5336f"/>
-      <w:bookmarkEnd w:id="99"/>
-      <w:r>
-        <w:rPr>
-          <w:rStyle w:val="SectionNumber"/>
-        </w:rPr>
-        <w:t>13.3</w:t>
-      </w:r>
-      <w:r>
-        <w:rPr/>
-        <w:tab/>
-        <w:t>Сценарий 3. Перенос срока с зависимыми задачами</w:t>
+        <w:rPr/>
+        <w:t xml:space="preserve">Сорвавшийся срок отметьте </w:t>
+      </w:r>
+      <w:r>
+        <w:rPr>
+          <w:b/>
+          <w:bCs/>
+        </w:rPr>
+        <w:t>временным сдвигом</w:t>
+      </w:r>
+      <w:r>
+        <w:rPr/>
+        <w:t xml:space="preserve"> — на графике появится штриховка и подпись «сдвиг +N д».</w:t>
       </w:r>
     </w:p>
     <w:p>
@@ -10571,8 +10813,15 @@
         <w:rPr/>
       </w:pPr>
       <w:r>
-        <w:rPr/>
-        <w:t>Перетащите полосу задачи на новые даты (или измените дату в карточке).</w:t>
+        <w:rPr>
+          <w:b/>
+          <w:bCs/>
+        </w:rPr>
+        <w:t>Статистика</w:t>
+      </w:r>
+      <w:r>
+        <w:rPr/>
+        <w:t xml:space="preserve"> — что просрочено и где сдвиги больше всего.</w:t>
       </w:r>
     </w:p>
     <w:p>
@@ -10585,8 +10834,36 @@
         <w:rPr/>
       </w:pPr>
       <w:r>
-        <w:rPr/>
-        <w:t>Зависимые задачи сдвинутся по связям автоматически.</w:t>
+        <w:rPr>
+          <w:b/>
+          <w:bCs/>
+        </w:rPr>
+        <w:t>Экспорт → PDF</w:t>
+      </w:r>
+      <w:r>
+        <w:rPr/>
+        <w:t xml:space="preserve"> — в письмо руководителю.</w:t>
+      </w:r>
+      <w:bookmarkEnd w:id="100"/>
+    </w:p>
+    <w:p>
+      <w:pPr>
+        <w:pStyle w:val="Heading2"/>
+        <w:rPr/>
+      </w:pPr>
+      <w:bookmarkStart w:id="101" w:name="__RefHeading___Toc2149_4016826874"/>
+      <w:bookmarkStart w:id="102" w:name="X36ab1c7560fd642ec7fdf1e47c0ecfa54d5336f"/>
+      <w:bookmarkEnd w:id="101"/>
+      <w:r>
+        <w:rPr>
+          <w:rStyle w:val="SectionNumber"/>
+        </w:rPr>
+        <w:t>13.3</w:t>
+      </w:r>
+      <w:r>
+        <w:rPr/>
+        <w:tab/>
+        <w:t>Сценарий 3. Перенос срока с зависимыми задачами</w:t>
       </w:r>
     </w:p>
     <w:p>
@@ -10598,31 +10875,9 @@
         </w:numPr>
         <w:rPr/>
       </w:pPr>
-      <w:bookmarkStart w:id="101" w:name="X36ab1c7560fd642ec7fdf1e47c0ecfa54d5336f"/>
-      <w:r>
-        <w:rPr/>
-        <w:t>Не тот результат — Ctrl+Z отменяет перенос вместе со сдвигом зависимых.</w:t>
-      </w:r>
-      <w:bookmarkEnd w:id="101"/>
-    </w:p>
-    <w:p>
-      <w:pPr>
-        <w:pStyle w:val="Heading2"/>
-        <w:rPr/>
-      </w:pPr>
-      <w:bookmarkStart w:id="102" w:name="__RefHeading___Toc2061_1520982166"/>
-      <w:bookmarkStart w:id="103" w:name="X5fc83a2ba7eb56a277f5d246f712f80df91f461"/>
-      <w:bookmarkEnd w:id="102"/>
-      <w:r>
-        <w:rPr>
-          <w:rStyle w:val="SectionNumber"/>
-        </w:rPr>
-        <w:t>13.4</w:t>
-      </w:r>
-      <w:r>
-        <w:rPr/>
-        <w:tab/>
-        <w:t>Сценарий 4. Вариант графика для заказчика</w:t>
+      <w:r>
+        <w:rPr/>
+        <w:t>Перетащите полосу задачи на новые даты (или измените дату в карточке).</w:t>
       </w:r>
     </w:p>
     <w:p>
@@ -10635,26 +10890,8 @@
         <w:rPr/>
       </w:pPr>
       <w:r>
-        <w:rPr>
-          <w:b/>
-          <w:bCs/>
-        </w:rPr>
-        <w:t>+</w:t>
-      </w:r>
-      <w:r>
-        <w:rPr/>
-        <w:t xml:space="preserve"> у вкладок → </w:t>
-      </w:r>
-      <w:r>
-        <w:rPr>
-          <w:b/>
-          <w:bCs/>
-        </w:rPr>
-        <w:t>Копия текущего плана</w:t>
-      </w:r>
-      <w:r>
-        <w:rPr/>
-        <w:t>, переименуйте («Вариант со сдвигом этапа 3»).</w:t>
+        <w:rPr/>
+        <w:t>Зависимые задачи сдвинутся по связям автоматически.</w:t>
       </w:r>
     </w:p>
     <w:p>
@@ -10666,9 +10903,31 @@
         </w:numPr>
         <w:rPr/>
       </w:pPr>
-      <w:r>
-        <w:rPr/>
-        <w:t>Правьте копию — основной план не меняется.</w:t>
+      <w:bookmarkStart w:id="103" w:name="X36ab1c7560fd642ec7fdf1e47c0ecfa54d5336f"/>
+      <w:r>
+        <w:rPr/>
+        <w:t>Не тот результат — Ctrl+Z отменяет перенос вместе со сдвигом зависимых.</w:t>
+      </w:r>
+      <w:bookmarkEnd w:id="103"/>
+    </w:p>
+    <w:p>
+      <w:pPr>
+        <w:pStyle w:val="Heading2"/>
+        <w:rPr/>
+      </w:pPr>
+      <w:bookmarkStart w:id="104" w:name="__RefHeading___Toc2151_4016826874"/>
+      <w:bookmarkStart w:id="105" w:name="X5fc83a2ba7eb56a277f5d246f712f80df91f461"/>
+      <w:bookmarkEnd w:id="104"/>
+      <w:r>
+        <w:rPr>
+          <w:rStyle w:val="SectionNumber"/>
+        </w:rPr>
+        <w:t>13.4</w:t>
+      </w:r>
+      <w:r>
+        <w:rPr/>
+        <w:tab/>
+        <w:t>Сценарий 4. Вариант графика для заказчика</w:t>
       </w:r>
     </w:p>
     <w:p>
@@ -10685,32 +10944,22 @@
           <w:b/>
           <w:bCs/>
         </w:rPr>
-        <w:t>Экспорт → PDF</w:t>
-      </w:r>
-      <w:r>
-        <w:rPr/>
-        <w:t xml:space="preserve"> для заказчика; после согласования уберите ненужный вариант в архив.</w:t>
-      </w:r>
-      <w:bookmarkEnd w:id="103"/>
-    </w:p>
-    <w:p>
-      <w:pPr>
-        <w:pStyle w:val="Heading2"/>
-        <w:rPr/>
-      </w:pPr>
-      <w:bookmarkStart w:id="104" w:name="__RefHeading___Toc2063_1520982166"/>
-      <w:bookmarkStart w:id="105" w:name="сценарий-5.-ошибочная-правка"/>
-      <w:bookmarkEnd w:id="104"/>
-      <w:r>
-        <w:rPr>
-          <w:rStyle w:val="SectionNumber"/>
-        </w:rPr>
-        <w:t>13.5</w:t>
-      </w:r>
-      <w:r>
-        <w:rPr/>
-        <w:tab/>
-        <w:t>Сценарий 5. Ошибочная правка</w:t>
+        <w:t>+</w:t>
+      </w:r>
+      <w:r>
+        <w:rPr/>
+        <w:t xml:space="preserve"> у вкладок → </w:t>
+      </w:r>
+      <w:r>
+        <w:rPr>
+          <w:b/>
+          <w:bCs/>
+        </w:rPr>
+        <w:t>Копия текущего плана</w:t>
+      </w:r>
+      <w:r>
+        <w:rPr/>
+        <w:t>, переименуйте («Вариант со сдвигом этапа 3»).</w:t>
       </w:r>
     </w:p>
     <w:p>
@@ -10724,18 +10973,7 @@
       </w:pPr>
       <w:r>
         <w:rPr/>
-        <w:t xml:space="preserve">Только что — Ctrl+Z или </w:t>
-      </w:r>
-      <w:r>
-        <w:rPr>
-          <w:b/>
-          <w:bCs/>
-        </w:rPr>
-        <w:t>Отменить</w:t>
-      </w:r>
-      <w:r>
-        <w:rPr/>
-        <w:t xml:space="preserve"> в уведомлении.</w:t>
+        <w:t>Правьте копию — основной план не меняется.</w:t>
       </w:r>
     </w:p>
     <w:p>
@@ -10748,19 +10986,36 @@
         <w:rPr/>
       </w:pPr>
       <w:r>
-        <w:rPr/>
-        <w:t xml:space="preserve">Давно или не вашу — </w:t>
-      </w:r>
-      <w:r>
-        <w:rPr>
-          <w:b/>
-          <w:bCs/>
-        </w:rPr>
-        <w:t>История → Журнал изменений</w:t>
-      </w:r>
-      <w:r>
-        <w:rPr/>
-        <w:t>: найдите, кто и что поменял.</w:t>
+        <w:rPr>
+          <w:b/>
+          <w:bCs/>
+        </w:rPr>
+        <w:t>Экспорт → PDF</w:t>
+      </w:r>
+      <w:r>
+        <w:rPr/>
+        <w:t xml:space="preserve"> для заказчика; после согласования уберите ненужный вариант в архив.</w:t>
+      </w:r>
+      <w:bookmarkEnd w:id="105"/>
+    </w:p>
+    <w:p>
+      <w:pPr>
+        <w:pStyle w:val="Heading2"/>
+        <w:rPr/>
+      </w:pPr>
+      <w:bookmarkStart w:id="106" w:name="__RefHeading___Toc2153_4016826874"/>
+      <w:bookmarkStart w:id="107" w:name="сценарий-5.-ошибочная-правка"/>
+      <w:bookmarkEnd w:id="106"/>
+      <w:r>
+        <w:rPr>
+          <w:rStyle w:val="SectionNumber"/>
+        </w:rPr>
+        <w:t>13.5</w:t>
+      </w:r>
+      <w:r>
+        <w:rPr/>
+        <w:tab/>
+        <w:t>Сценарий 5. Ошибочная правка</w:t>
       </w:r>
     </w:p>
     <w:p>
@@ -10773,6 +11028,56 @@
         <w:rPr/>
       </w:pPr>
       <w:r>
+        <w:rPr/>
+        <w:t xml:space="preserve">Только что — Ctrl+Z или </w:t>
+      </w:r>
+      <w:r>
+        <w:rPr>
+          <w:b/>
+          <w:bCs/>
+        </w:rPr>
+        <w:t>Отменить</w:t>
+      </w:r>
+      <w:r>
+        <w:rPr/>
+        <w:t xml:space="preserve"> в уведомлении.</w:t>
+      </w:r>
+    </w:p>
+    <w:p>
+      <w:pPr>
+        <w:pStyle w:val="Compact"/>
+        <w:numPr>
+          <w:ilvl w:val="0"/>
+          <w:numId w:val="81"/>
+        </w:numPr>
+        <w:rPr/>
+      </w:pPr>
+      <w:r>
+        <w:rPr/>
+        <w:t xml:space="preserve">Давно или не вашу — </w:t>
+      </w:r>
+      <w:r>
+        <w:rPr>
+          <w:b/>
+          <w:bCs/>
+        </w:rPr>
+        <w:t>История → Журнал изменений</w:t>
+      </w:r>
+      <w:r>
+        <w:rPr/>
+        <w:t>: найдите, кто и что поменял.</w:t>
+      </w:r>
+    </w:p>
+    <w:p>
+      <w:pPr>
+        <w:pStyle w:val="Compact"/>
+        <w:numPr>
+          <w:ilvl w:val="0"/>
+          <w:numId w:val="82"/>
+        </w:numPr>
+        <w:rPr/>
+      </w:pPr>
+      <w:r>
         <w:rPr>
           <w:b/>
           <w:bCs/>
@@ -10805,17 +11110,17 @@
         <w:rPr/>
         <w:t>.</w:t>
       </w:r>
-      <w:bookmarkEnd w:id="94"/>
-      <w:bookmarkEnd w:id="105"/>
+      <w:bookmarkEnd w:id="96"/>
+      <w:bookmarkEnd w:id="107"/>
     </w:p>
     <w:p>
       <w:pPr>
         <w:pStyle w:val="Heading1"/>
         <w:rPr/>
       </w:pPr>
-      <w:bookmarkStart w:id="106" w:name="__RefHeading___Toc2065_1520982166"/>
-      <w:bookmarkStart w:id="107" w:name="частые-вопросы"/>
-      <w:bookmarkEnd w:id="106"/>
+      <w:bookmarkStart w:id="108" w:name="__RefHeading___Toc2155_4016826874"/>
+      <w:bookmarkStart w:id="109" w:name="частые-вопросы"/>
+      <w:bookmarkEnd w:id="108"/>
       <w:r>
         <w:rPr>
           <w:rStyle w:val="SectionNumber"/>
@@ -10969,7 +11274,7 @@
         <w:rPr/>
         <w:t>.</w:t>
       </w:r>
-      <w:bookmarkEnd w:id="107"/>
+      <w:bookmarkEnd w:id="109"/>
     </w:p>
     <w:sectPr>
       <w:footerReference w:type="even" r:id="rId25"/>
@@ -11015,7 +11320,7 @@
         <w:color w:val="8A92A6"/>
         <w:sz w:val="16"/>
       </w:rPr>
-      <w:t xml:space="preserve">Пульс Проекта 0.2.0 · стр. </w:t>
+      <w:t xml:space="preserve">Пульс Проекта 0.2.1 · стр. </w:t>
     </w:r>
     <w:r>
       <w:rPr/>
@@ -11054,7 +11359,7 @@
         <w:color w:val="8A92A6"/>
         <w:sz w:val="16"/>
       </w:rPr>
-      <w:t xml:space="preserve">Пульс Проекта 0.2.0 · стр. </w:t>
+      <w:t xml:space="preserve">Пульс Проекта 0.2.1 · стр. </w:t>
     </w:r>
     <w:r>
       <w:rPr/>
@@ -13502,16 +13807,16 @@
     <w:abstractNumId w:val="1"/>
   </w:num>
   <w:num w:numId="31">
-    <w:abstractNumId w:val="5"/>
-    <w:lvlOverride w:ilvl="0">
-      <w:startOverride w:val="1"/>
-    </w:lvlOverride>
+    <w:abstractNumId w:val="1"/>
   </w:num>
   <w:num w:numId="32">
     <w:abstractNumId w:val="1"/>
   </w:num>
   <w:num w:numId="33">
-    <w:abstractNumId w:val="1"/>
+    <w:abstractNumId w:val="5"/>
+    <w:lvlOverride w:ilvl="0">
+      <w:startOverride w:val="1"/>
+    </w:lvlOverride>
   </w:num>
   <w:num w:numId="34">
     <w:abstractNumId w:val="1"/>
@@ -13592,16 +13897,16 @@
     <w:abstractNumId w:val="1"/>
   </w:num>
   <w:num w:numId="60">
+    <w:abstractNumId w:val="1"/>
+  </w:num>
+  <w:num w:numId="61">
+    <w:abstractNumId w:val="1"/>
+  </w:num>
+  <w:num w:numId="62">
     <w:abstractNumId w:val="5"/>
     <w:lvlOverride w:ilvl="0">
       <w:startOverride w:val="1"/>
     </w:lvlOverride>
-  </w:num>
-  <w:num w:numId="61">
-    <w:abstractNumId w:val="5"/>
-  </w:num>
-  <w:num w:numId="62">
-    <w:abstractNumId w:val="5"/>
   </w:num>
   <w:num w:numId="63">
     <w:abstractNumId w:val="5"/>
@@ -13617,15 +13922,15 @@
   </w:num>
   <w:num w:numId="67">
     <w:abstractNumId w:val="5"/>
-    <w:lvlOverride w:ilvl="0">
-      <w:startOverride w:val="1"/>
-    </w:lvlOverride>
   </w:num>
   <w:num w:numId="68">
     <w:abstractNumId w:val="5"/>
   </w:num>
   <w:num w:numId="69">
     <w:abstractNumId w:val="5"/>
+    <w:lvlOverride w:ilvl="0">
+      <w:startOverride w:val="1"/>
+    </w:lvlOverride>
   </w:num>
   <w:num w:numId="70">
     <w:abstractNumId w:val="5"/>
@@ -13635,38 +13940,44 @@
   </w:num>
   <w:num w:numId="72">
     <w:abstractNumId w:val="5"/>
-    <w:lvlOverride w:ilvl="0">
-      <w:startOverride w:val="1"/>
-    </w:lvlOverride>
   </w:num>
   <w:num w:numId="73">
     <w:abstractNumId w:val="5"/>
   </w:num>
   <w:num w:numId="74">
     <w:abstractNumId w:val="5"/>
+    <w:lvlOverride w:ilvl="0">
+      <w:startOverride w:val="1"/>
+    </w:lvlOverride>
   </w:num>
   <w:num w:numId="75">
     <w:abstractNumId w:val="5"/>
-    <w:lvlOverride w:ilvl="0">
-      <w:startOverride w:val="1"/>
-    </w:lvlOverride>
   </w:num>
   <w:num w:numId="76">
     <w:abstractNumId w:val="5"/>
   </w:num>
   <w:num w:numId="77">
     <w:abstractNumId w:val="5"/>
+    <w:lvlOverride w:ilvl="0">
+      <w:startOverride w:val="1"/>
+    </w:lvlOverride>
   </w:num>
   <w:num w:numId="78">
+    <w:abstractNumId w:val="5"/>
+  </w:num>
+  <w:num w:numId="79">
+    <w:abstractNumId w:val="5"/>
+  </w:num>
+  <w:num w:numId="80">
     <w:abstractNumId w:val="5"/>
     <w:lvlOverride w:ilvl="0">
       <w:startOverride w:val="1"/>
     </w:lvlOverride>
   </w:num>
-  <w:num w:numId="79">
+  <w:num w:numId="81">
     <w:abstractNumId w:val="5"/>
   </w:num>
-  <w:num w:numId="80">
+  <w:num w:numId="82">
     <w:abstractNumId w:val="5"/>
   </w:num>
 </w:numbering>

--- a/docs/manuals/user-guide.docx
+++ b/docs/manuals/user-guide.docx
@@ -23,7 +23,7 @@
       </w:pPr>
       <w:r>
         <w:rPr/>
-        <w:t>Версия 0.2.1</w:t>
+        <w:t>Версия 0.3.0</w:t>
       </w:r>
     </w:p>
     <w:p>
@@ -93,7 +93,7 @@
             </w:rPr>
             <w:fldChar w:fldCharType="separate"/>
           </w:r>
-          <w:hyperlink w:anchor="__RefHeading___Toc2063_4016826874">
+          <w:hyperlink w:anchor="__RefHeading___Toc2390_817899775">
             <w:r>
               <w:rPr>
                 <w:webHidden/>
@@ -114,7 +114,7 @@
             </w:tabs>
             <w:rPr/>
           </w:pPr>
-          <w:hyperlink w:anchor="__RefHeading___Toc2065_4016826874">
+          <w:hyperlink w:anchor="__RefHeading___Toc2392_817899775">
             <w:r>
               <w:rPr>
                 <w:webHidden/>
@@ -135,7 +135,7 @@
             </w:tabs>
             <w:rPr/>
           </w:pPr>
-          <w:hyperlink w:anchor="__RefHeading___Toc2067_4016826874">
+          <w:hyperlink w:anchor="__RefHeading___Toc2394_817899775">
             <w:r>
               <w:rPr>
                 <w:webHidden/>
@@ -156,7 +156,7 @@
             </w:tabs>
             <w:rPr/>
           </w:pPr>
-          <w:hyperlink w:anchor="__RefHeading___Toc2069_4016826874">
+          <w:hyperlink w:anchor="__RefHeading___Toc2396_817899775">
             <w:r>
               <w:rPr>
                 <w:webHidden/>
@@ -177,7 +177,7 @@
             </w:tabs>
             <w:rPr/>
           </w:pPr>
-          <w:hyperlink w:anchor="__RefHeading___Toc2071_4016826874">
+          <w:hyperlink w:anchor="__RefHeading___Toc2398_817899775">
             <w:r>
               <w:rPr>
                 <w:webHidden/>
@@ -198,7 +198,7 @@
             </w:tabs>
             <w:rPr/>
           </w:pPr>
-          <w:hyperlink w:anchor="__RefHeading___Toc2073_4016826874">
+          <w:hyperlink w:anchor="__RefHeading___Toc2400_817899775">
             <w:r>
               <w:rPr>
                 <w:webHidden/>
@@ -219,7 +219,7 @@
             </w:tabs>
             <w:rPr/>
           </w:pPr>
-          <w:hyperlink w:anchor="__RefHeading___Toc2075_4016826874">
+          <w:hyperlink w:anchor="__RefHeading___Toc2402_817899775">
             <w:r>
               <w:rPr>
                 <w:webHidden/>
@@ -227,7 +227,28 @@
               </w:rPr>
               <w:t>2.5 Профиль, пароль и фото</w:t>
               <w:tab/>
-              <w:t>6</w:t>
+              <w:t>7</w:t>
+            </w:r>
+          </w:hyperlink>
+        </w:p>
+        <w:p>
+          <w:pPr>
+            <w:pStyle w:val="TOC2"/>
+            <w:tabs>
+              <w:tab w:val="clear" w:pos="9077"/>
+              <w:tab w:val="right" w:pos="9359" w:leader="dot"/>
+            </w:tabs>
+            <w:rPr/>
+          </w:pPr>
+          <w:hyperlink w:anchor="__RefHeading___Toc2404_817899775">
+            <w:r>
+              <w:rPr>
+                <w:webHidden/>
+                <w:rStyle w:val="IndexLink"/>
+              </w:rPr>
+              <w:t>2.6 Справка в приложении</w:t>
+              <w:tab/>
+              <w:t>7</w:t>
             </w:r>
           </w:hyperlink>
         </w:p>
@@ -240,7 +261,7 @@
             </w:tabs>
             <w:rPr/>
           </w:pPr>
-          <w:hyperlink w:anchor="__RefHeading___Toc2077_4016826874">
+          <w:hyperlink w:anchor="__RefHeading___Toc2406_817899775">
             <w:r>
               <w:rPr>
                 <w:webHidden/>
@@ -261,7 +282,7 @@
             </w:tabs>
             <w:rPr/>
           </w:pPr>
-          <w:hyperlink w:anchor="__RefHeading___Toc2079_4016826874">
+          <w:hyperlink w:anchor="__RefHeading___Toc2408_817899775">
             <w:r>
               <w:rPr>
                 <w:webHidden/>
@@ -282,7 +303,7 @@
             </w:tabs>
             <w:rPr/>
           </w:pPr>
-          <w:hyperlink w:anchor="__RefHeading___Toc2081_4016826874">
+          <w:hyperlink w:anchor="__RefHeading___Toc2410_817899775">
             <w:r>
               <w:rPr>
                 <w:webHidden/>
@@ -303,7 +324,7 @@
             </w:tabs>
             <w:rPr/>
           </w:pPr>
-          <w:hyperlink w:anchor="__RefHeading___Toc2083_4016826874">
+          <w:hyperlink w:anchor="__RefHeading___Toc2412_817899775">
             <w:r>
               <w:rPr>
                 <w:webHidden/>
@@ -324,7 +345,7 @@
             </w:tabs>
             <w:rPr/>
           </w:pPr>
-          <w:hyperlink w:anchor="__RefHeading___Toc2085_4016826874">
+          <w:hyperlink w:anchor="__RefHeading___Toc2414_817899775">
             <w:r>
               <w:rPr>
                 <w:webHidden/>
@@ -345,7 +366,7 @@
             </w:tabs>
             <w:rPr/>
           </w:pPr>
-          <w:hyperlink w:anchor="__RefHeading___Toc2087_4016826874">
+          <w:hyperlink w:anchor="__RefHeading___Toc2416_817899775">
             <w:r>
               <w:rPr>
                 <w:webHidden/>
@@ -366,7 +387,7 @@
             </w:tabs>
             <w:rPr/>
           </w:pPr>
-          <w:hyperlink w:anchor="__RefHeading___Toc2089_4016826874">
+          <w:hyperlink w:anchor="__RefHeading___Toc2418_817899775">
             <w:r>
               <w:rPr>
                 <w:webHidden/>
@@ -387,7 +408,7 @@
             </w:tabs>
             <w:rPr/>
           </w:pPr>
-          <w:hyperlink w:anchor="__RefHeading___Toc2091_4016826874">
+          <w:hyperlink w:anchor="__RefHeading___Toc2420_817899775">
             <w:r>
               <w:rPr>
                 <w:webHidden/>
@@ -408,7 +429,7 @@
             </w:tabs>
             <w:rPr/>
           </w:pPr>
-          <w:hyperlink w:anchor="__RefHeading___Toc2093_4016826874">
+          <w:hyperlink w:anchor="__RefHeading___Toc2422_817899775">
             <w:r>
               <w:rPr>
                 <w:webHidden/>
@@ -429,7 +450,7 @@
             </w:tabs>
             <w:rPr/>
           </w:pPr>
-          <w:hyperlink w:anchor="__RefHeading___Toc2095_4016826874">
+          <w:hyperlink w:anchor="__RefHeading___Toc2424_817899775">
             <w:r>
               <w:rPr>
                 <w:webHidden/>
@@ -450,7 +471,7 @@
             </w:tabs>
             <w:rPr/>
           </w:pPr>
-          <w:hyperlink w:anchor="__RefHeading___Toc2097_4016826874">
+          <w:hyperlink w:anchor="__RefHeading___Toc2426_817899775">
             <w:r>
               <w:rPr>
                 <w:webHidden/>
@@ -471,7 +492,7 @@
             </w:tabs>
             <w:rPr/>
           </w:pPr>
-          <w:hyperlink w:anchor="__RefHeading___Toc2099_4016826874">
+          <w:hyperlink w:anchor="__RefHeading___Toc2428_817899775">
             <w:r>
               <w:rPr>
                 <w:webHidden/>
@@ -492,7 +513,7 @@
             </w:tabs>
             <w:rPr/>
           </w:pPr>
-          <w:hyperlink w:anchor="__RefHeading___Toc2101_4016826874">
+          <w:hyperlink w:anchor="__RefHeading___Toc2430_817899775">
             <w:r>
               <w:rPr>
                 <w:webHidden/>
@@ -513,7 +534,7 @@
             </w:tabs>
             <w:rPr/>
           </w:pPr>
-          <w:hyperlink w:anchor="__RefHeading___Toc2103_4016826874">
+          <w:hyperlink w:anchor="__RefHeading___Toc2432_817899775">
             <w:r>
               <w:rPr>
                 <w:webHidden/>
@@ -534,7 +555,7 @@
             </w:tabs>
             <w:rPr/>
           </w:pPr>
-          <w:hyperlink w:anchor="__RefHeading___Toc2105_4016826874">
+          <w:hyperlink w:anchor="__RefHeading___Toc2434_817899775">
             <w:r>
               <w:rPr>
                 <w:webHidden/>
@@ -555,7 +576,7 @@
             </w:tabs>
             <w:rPr/>
           </w:pPr>
-          <w:hyperlink w:anchor="__RefHeading___Toc2107_4016826874">
+          <w:hyperlink w:anchor="__RefHeading___Toc2436_817899775">
             <w:r>
               <w:rPr>
                 <w:webHidden/>
@@ -576,7 +597,7 @@
             </w:tabs>
             <w:rPr/>
           </w:pPr>
-          <w:hyperlink w:anchor="__RefHeading___Toc2109_4016826874">
+          <w:hyperlink w:anchor="__RefHeading___Toc2438_817899775">
             <w:r>
               <w:rPr>
                 <w:webHidden/>
@@ -597,7 +618,7 @@
             </w:tabs>
             <w:rPr/>
           </w:pPr>
-          <w:hyperlink w:anchor="__RefHeading___Toc2111_4016826874">
+          <w:hyperlink w:anchor="__RefHeading___Toc2440_817899775">
             <w:r>
               <w:rPr>
                 <w:webHidden/>
@@ -618,7 +639,7 @@
             </w:tabs>
             <w:rPr/>
           </w:pPr>
-          <w:hyperlink w:anchor="__RefHeading___Toc2113_4016826874">
+          <w:hyperlink w:anchor="__RefHeading___Toc2442_817899775">
             <w:r>
               <w:rPr>
                 <w:webHidden/>
@@ -639,7 +660,7 @@
             </w:tabs>
             <w:rPr/>
           </w:pPr>
-          <w:hyperlink w:anchor="__RefHeading___Toc2115_4016826874">
+          <w:hyperlink w:anchor="__RefHeading___Toc2444_817899775">
             <w:r>
               <w:rPr>
                 <w:webHidden/>
@@ -660,7 +681,7 @@
             </w:tabs>
             <w:rPr/>
           </w:pPr>
-          <w:hyperlink w:anchor="__RefHeading___Toc2117_4016826874">
+          <w:hyperlink w:anchor="__RefHeading___Toc2446_817899775">
             <w:r>
               <w:rPr>
                 <w:webHidden/>
@@ -681,7 +702,7 @@
             </w:tabs>
             <w:rPr/>
           </w:pPr>
-          <w:hyperlink w:anchor="__RefHeading___Toc2119_4016826874">
+          <w:hyperlink w:anchor="__RefHeading___Toc2448_817899775">
             <w:r>
               <w:rPr>
                 <w:webHidden/>
@@ -702,7 +723,7 @@
             </w:tabs>
             <w:rPr/>
           </w:pPr>
-          <w:hyperlink w:anchor="__RefHeading___Toc2121_4016826874">
+          <w:hyperlink w:anchor="__RefHeading___Toc2450_817899775">
             <w:r>
               <w:rPr>
                 <w:webHidden/>
@@ -723,7 +744,7 @@
             </w:tabs>
             <w:rPr/>
           </w:pPr>
-          <w:hyperlink w:anchor="__RefHeading___Toc2123_4016826874">
+          <w:hyperlink w:anchor="__RefHeading___Toc2452_817899775">
             <w:r>
               <w:rPr>
                 <w:webHidden/>
@@ -744,7 +765,7 @@
             </w:tabs>
             <w:rPr/>
           </w:pPr>
-          <w:hyperlink w:anchor="__RefHeading___Toc2125_4016826874">
+          <w:hyperlink w:anchor="__RefHeading___Toc2454_817899775">
             <w:r>
               <w:rPr>
                 <w:webHidden/>
@@ -765,7 +786,7 @@
             </w:tabs>
             <w:rPr/>
           </w:pPr>
-          <w:hyperlink w:anchor="__RefHeading___Toc2127_4016826874">
+          <w:hyperlink w:anchor="__RefHeading___Toc2456_817899775">
             <w:r>
               <w:rPr>
                 <w:webHidden/>
@@ -786,7 +807,7 @@
             </w:tabs>
             <w:rPr/>
           </w:pPr>
-          <w:hyperlink w:anchor="__RefHeading___Toc2129_4016826874">
+          <w:hyperlink w:anchor="__RefHeading___Toc2458_817899775">
             <w:r>
               <w:rPr>
                 <w:webHidden/>
@@ -807,7 +828,7 @@
             </w:tabs>
             <w:rPr/>
           </w:pPr>
-          <w:hyperlink w:anchor="__RefHeading___Toc2131_4016826874">
+          <w:hyperlink w:anchor="__RefHeading___Toc2460_817899775">
             <w:r>
               <w:rPr>
                 <w:webHidden/>
@@ -828,7 +849,7 @@
             </w:tabs>
             <w:rPr/>
           </w:pPr>
-          <w:hyperlink w:anchor="__RefHeading___Toc2133_4016826874">
+          <w:hyperlink w:anchor="__RefHeading___Toc2462_817899775">
             <w:r>
               <w:rPr>
                 <w:webHidden/>
@@ -849,7 +870,7 @@
             </w:tabs>
             <w:rPr/>
           </w:pPr>
-          <w:hyperlink w:anchor="__RefHeading___Toc2135_4016826874">
+          <w:hyperlink w:anchor="__RefHeading___Toc2464_817899775">
             <w:r>
               <w:rPr>
                 <w:webHidden/>
@@ -870,7 +891,7 @@
             </w:tabs>
             <w:rPr/>
           </w:pPr>
-          <w:hyperlink w:anchor="__RefHeading___Toc2137_4016826874">
+          <w:hyperlink w:anchor="__RefHeading___Toc2466_817899775">
             <w:r>
               <w:rPr>
                 <w:webHidden/>
@@ -891,7 +912,7 @@
             </w:tabs>
             <w:rPr/>
           </w:pPr>
-          <w:hyperlink w:anchor="__RefHeading___Toc2139_4016826874">
+          <w:hyperlink w:anchor="__RefHeading___Toc2468_817899775">
             <w:r>
               <w:rPr>
                 <w:webHidden/>
@@ -912,15 +933,78 @@
             </w:tabs>
             <w:rPr/>
           </w:pPr>
-          <w:hyperlink w:anchor="__RefHeading___Toc2141_4016826874">
+          <w:hyperlink w:anchor="__RefHeading___Toc2470_817899775">
             <w:r>
               <w:rPr>
                 <w:webHidden/>
                 <w:rStyle w:val="IndexLink"/>
               </w:rPr>
-              <w:t>12 Только просмотр</w:t>
+              <w:t>12 Задачи Jira</w:t>
               <w:tab/>
               <w:t>29</w:t>
+            </w:r>
+          </w:hyperlink>
+        </w:p>
+        <w:p>
+          <w:pPr>
+            <w:pStyle w:val="TOC2"/>
+            <w:tabs>
+              <w:tab w:val="clear" w:pos="9077"/>
+              <w:tab w:val="right" w:pos="9359" w:leader="dot"/>
+            </w:tabs>
+            <w:rPr/>
+          </w:pPr>
+          <w:hyperlink w:anchor="__RefHeading___Toc2472_817899775">
+            <w:r>
+              <w:rPr>
+                <w:webHidden/>
+                <w:rStyle w:val="IndexLink"/>
+              </w:rPr>
+              <w:t>12.1 Привязка строки</w:t>
+              <w:tab/>
+              <w:t>29</w:t>
+            </w:r>
+          </w:hyperlink>
+        </w:p>
+        <w:p>
+          <w:pPr>
+            <w:pStyle w:val="TOC2"/>
+            <w:tabs>
+              <w:tab w:val="clear" w:pos="9077"/>
+              <w:tab w:val="right" w:pos="9359" w:leader="dot"/>
+            </w:tabs>
+            <w:rPr/>
+          </w:pPr>
+          <w:hyperlink w:anchor="__RefHeading___Toc2474_817899775">
+            <w:r>
+              <w:rPr>
+                <w:webHidden/>
+                <w:rStyle w:val="IndexLink"/>
+              </w:rPr>
+              <w:t>12.2 Сверка с Jira</w:t>
+              <w:tab/>
+              <w:t>30</w:t>
+            </w:r>
+          </w:hyperlink>
+        </w:p>
+        <w:p>
+          <w:pPr>
+            <w:pStyle w:val="TOC2"/>
+            <w:tabs>
+              <w:tab w:val="clear" w:pos="9077"/>
+              <w:tab w:val="right" w:pos="9359" w:leader="dot"/>
+            </w:tabs>
+            <w:rPr/>
+          </w:pPr>
+          <w:hyperlink w:anchor="__RefHeading___Toc2476_817899775">
+            <w:r>
+              <w:rPr>
+                <w:webHidden/>
+                <w:rStyle w:val="IndexLink"/>
+              </w:rPr>
+              <w:t>12.3 Задачи из Jira</w:t>
+              <w:tab/>
+              <w:t>30</w:t>
             </w:r>
           </w:hyperlink>
         </w:p>
@@ -933,15 +1017,57 @@
             </w:tabs>
             <w:rPr/>
           </w:pPr>
-          <w:hyperlink w:anchor="__RefHeading___Toc2143_4016826874">
+          <w:hyperlink w:anchor="__RefHeading___Toc2478_817899775">
             <w:r>
               <w:rPr>
                 <w:webHidden/>
                 <w:rStyle w:val="IndexLink"/>
               </w:rPr>
-              <w:t>13 Пользовательские сценарии</w:t>
+              <w:t>13 Структура компании</w:t>
               <w:tab/>
-              <w:t>30</w:t>
+              <w:t>32</w:t>
+            </w:r>
+          </w:hyperlink>
+        </w:p>
+        <w:p>
+          <w:pPr>
+            <w:pStyle w:val="TOC1"/>
+            <w:tabs>
+              <w:tab w:val="clear" w:pos="9360"/>
+              <w:tab w:val="right" w:pos="9359" w:leader="dot"/>
+            </w:tabs>
+            <w:rPr/>
+          </w:pPr>
+          <w:hyperlink w:anchor="__RefHeading___Toc2480_817899775">
+            <w:r>
+              <w:rPr>
+                <w:webHidden/>
+                <w:rStyle w:val="IndexLink"/>
+              </w:rPr>
+              <w:t>14 Только просмотр</w:t>
+              <w:tab/>
+              <w:t>33</w:t>
+            </w:r>
+          </w:hyperlink>
+        </w:p>
+        <w:p>
+          <w:pPr>
+            <w:pStyle w:val="TOC1"/>
+            <w:tabs>
+              <w:tab w:val="clear" w:pos="9360"/>
+              <w:tab w:val="right" w:pos="9359" w:leader="dot"/>
+            </w:tabs>
+            <w:rPr/>
+          </w:pPr>
+          <w:hyperlink w:anchor="__RefHeading___Toc2482_817899775">
+            <w:r>
+              <w:rPr>
+                <w:webHidden/>
+                <w:rStyle w:val="IndexLink"/>
+              </w:rPr>
+              <w:t>15 Пользовательские сценарии</w:t>
+              <w:tab/>
+              <w:t>34</w:t>
             </w:r>
           </w:hyperlink>
         </w:p>
@@ -954,15 +1080,15 @@
             </w:tabs>
             <w:rPr/>
           </w:pPr>
-          <w:hyperlink w:anchor="__RefHeading___Toc2145_4016826874">
+          <w:hyperlink w:anchor="__RefHeading___Toc2484_817899775">
             <w:r>
               <w:rPr>
                 <w:webHidden/>
                 <w:rStyle w:val="IndexLink"/>
               </w:rPr>
-              <w:t>13.1 Сценарий 1. План нового проекта</w:t>
+              <w:t>15.1 Сценарий 1. План нового проекта</w:t>
               <w:tab/>
-              <w:t>30</w:t>
+              <w:t>34</w:t>
             </w:r>
           </w:hyperlink>
         </w:p>
@@ -975,15 +1101,15 @@
             </w:tabs>
             <w:rPr/>
           </w:pPr>
-          <w:hyperlink w:anchor="__RefHeading___Toc2147_4016826874">
+          <w:hyperlink w:anchor="__RefHeading___Toc2486_817899775">
             <w:r>
               <w:rPr>
                 <w:webHidden/>
                 <w:rStyle w:val="IndexLink"/>
               </w:rPr>
-              <w:t>13.2 Сценарий 2. Еженедельный статус</w:t>
+              <w:t>15.2 Сценарий 2. Еженедельный статус</w:t>
               <w:tab/>
-              <w:t>30</w:t>
+              <w:t>34</w:t>
             </w:r>
           </w:hyperlink>
         </w:p>
@@ -996,15 +1122,15 @@
             </w:tabs>
             <w:rPr/>
           </w:pPr>
-          <w:hyperlink w:anchor="__RefHeading___Toc2149_4016826874">
+          <w:hyperlink w:anchor="__RefHeading___Toc2488_817899775">
             <w:r>
               <w:rPr>
                 <w:webHidden/>
                 <w:rStyle w:val="IndexLink"/>
               </w:rPr>
-              <w:t>13.3 Сценарий 3. Перенос срока с зависимыми задачами</w:t>
+              <w:t>15.3 Сценарий 3. Перенос срока с зависимыми задачами</w:t>
               <w:tab/>
-              <w:t>30</w:t>
+              <w:t>34</w:t>
             </w:r>
           </w:hyperlink>
         </w:p>
@@ -1017,15 +1143,15 @@
             </w:tabs>
             <w:rPr/>
           </w:pPr>
-          <w:hyperlink w:anchor="__RefHeading___Toc2151_4016826874">
+          <w:hyperlink w:anchor="__RefHeading___Toc2490_817899775">
             <w:r>
               <w:rPr>
                 <w:webHidden/>
                 <w:rStyle w:val="IndexLink"/>
               </w:rPr>
-              <w:t>13.4 Сценарий 4. Вариант графика для заказчика</w:t>
+              <w:t>15.4 Сценарий 4. Вариант графика для заказчика</w:t>
               <w:tab/>
-              <w:t>30</w:t>
+              <w:t>34</w:t>
             </w:r>
           </w:hyperlink>
         </w:p>
@@ -1038,15 +1164,36 @@
             </w:tabs>
             <w:rPr/>
           </w:pPr>
-          <w:hyperlink w:anchor="__RefHeading___Toc2153_4016826874">
+          <w:hyperlink w:anchor="__RefHeading___Toc2492_817899775">
             <w:r>
               <w:rPr>
                 <w:webHidden/>
                 <w:rStyle w:val="IndexLink"/>
               </w:rPr>
-              <w:t>13.5 Сценарий 5. Ошибочная правка</w:t>
+              <w:t>15.5 Сценарий 5. Ошибочная правка</w:t>
               <w:tab/>
-              <w:t>30</w:t>
+              <w:t>34</w:t>
+            </w:r>
+          </w:hyperlink>
+        </w:p>
+        <w:p>
+          <w:pPr>
+            <w:pStyle w:val="TOC2"/>
+            <w:tabs>
+              <w:tab w:val="clear" w:pos="9077"/>
+              <w:tab w:val="right" w:pos="9359" w:leader="dot"/>
+            </w:tabs>
+            <w:rPr/>
+          </w:pPr>
+          <w:hyperlink w:anchor="__RefHeading___Toc2494_817899775">
+            <w:r>
+              <w:rPr>
+                <w:webHidden/>
+                <w:rStyle w:val="IndexLink"/>
+              </w:rPr>
+              <w:t>15.6 Сценарий 6. Статус плана по задачам Jira</w:t>
+              <w:tab/>
+              <w:t>35</w:t>
             </w:r>
           </w:hyperlink>
         </w:p>
@@ -1059,15 +1206,15 @@
             </w:tabs>
             <w:rPr/>
           </w:pPr>
-          <w:hyperlink w:anchor="__RefHeading___Toc2155_4016826874">
+          <w:hyperlink w:anchor="__RefHeading___Toc2496_817899775">
             <w:r>
               <w:rPr>
                 <w:webHidden/>
                 <w:rStyle w:val="IndexLink"/>
               </w:rPr>
-              <w:t>14 Частые вопросы</w:t>
+              <w:t>16 Частые вопросы</w:t>
               <w:tab/>
-              <w:t>31</w:t>
+              <w:t>36</w:t>
             </w:r>
           </w:hyperlink>
           <w:r>
@@ -1084,7 +1231,7 @@
         <w:pStyle w:val="Heading1"/>
         <w:rPr/>
       </w:pPr>
-      <w:bookmarkStart w:id="0" w:name="__RefHeading___Toc2063_4016826874"/>
+      <w:bookmarkStart w:id="0" w:name="__RefHeading___Toc2390_817899775"/>
       <w:bookmarkEnd w:id="0"/>
       <w:r>
         <w:rPr>
@@ -1105,7 +1252,7 @@
       </w:pPr>
       <w:r>
         <w:rPr/>
-        <w:t>Руководство описывает работу в системе «Пульс Проекта» версии 0.2.1: проекты и направления, планы проекта, диаграмму Ганта (задачи, вехи, группы, связи, пометки), совместную работу, историю и сохранённые версии, фильтры, статистику и выгрузку.</w:t>
+        <w:t>Руководство описывает работу в системе «Пульс Проекта» версии 0.3.0: проекты и направления, планы проекта, диаграмму Ганта (задачи, вехи, группы, связи, пометки), совместную работу, историю и сохранённые версии, фильтры, статистику и выгрузку.</w:t>
       </w:r>
     </w:p>
     <w:p>
@@ -1125,18 +1272,18 @@
       </w:pPr>
       <w:r>
         <w:rPr/>
-        <w:t xml:space="preserve">Руководство открывается и из системы: знак «?» внизу бокового меню → «О программе» → </w:t>
-      </w:r>
-      <w:r>
-        <w:rPr>
-          <w:b/>
-          <w:bCs/>
-        </w:rPr>
-        <w:t>Руководство пользователя (PDF)</w:t>
-      </w:r>
-      <w:r>
-        <w:rPr/>
-        <w:t>.</w:t>
+        <w:t xml:space="preserve">Руководство открывается и из системы — пункт </w:t>
+      </w:r>
+      <w:r>
+        <w:rPr>
+          <w:b/>
+          <w:bCs/>
+        </w:rPr>
+        <w:t>Руководство</w:t>
+      </w:r>
+      <w:r>
+        <w:rPr/>
+        <w:t xml:space="preserve"> внизу бокового меню (см. «Справка в приложении»).</w:t>
       </w:r>
     </w:p>
     <w:p>
@@ -1635,7 +1782,7 @@
         <w:pStyle w:val="Heading1"/>
         <w:rPr/>
       </w:pPr>
-      <w:bookmarkStart w:id="2" w:name="__RefHeading___Toc2065_4016826874"/>
+      <w:bookmarkStart w:id="2" w:name="__RefHeading___Toc2392_817899775"/>
       <w:bookmarkEnd w:id="2"/>
       <w:r>
         <w:rPr>
@@ -1654,7 +1801,7 @@
         <w:pStyle w:val="Heading2"/>
         <w:rPr/>
       </w:pPr>
-      <w:bookmarkStart w:id="3" w:name="__RefHeading___Toc2067_4016826874"/>
+      <w:bookmarkStart w:id="3" w:name="__RefHeading___Toc2394_817899775"/>
       <w:bookmarkStart w:id="4" w:name="назначение"/>
       <w:bookmarkEnd w:id="3"/>
       <w:r>
@@ -1811,7 +1958,7 @@
         <w:pStyle w:val="Heading2"/>
         <w:rPr/>
       </w:pPr>
-      <w:bookmarkStart w:id="5" w:name="__RefHeading___Toc2069_4016826874"/>
+      <w:bookmarkStart w:id="5" w:name="__RefHeading___Toc2396_817899775"/>
       <w:bookmarkEnd w:id="5"/>
       <w:r>
         <w:rPr>
@@ -2550,7 +2697,7 @@
         <w:pStyle w:val="Heading2"/>
         <w:rPr/>
       </w:pPr>
-      <w:bookmarkStart w:id="7" w:name="__RefHeading___Toc2071_4016826874"/>
+      <w:bookmarkStart w:id="7" w:name="__RefHeading___Toc2398_817899775"/>
       <w:bookmarkEnd w:id="7"/>
       <w:r>
         <w:rPr>
@@ -2683,7 +2830,7 @@
         <w:pStyle w:val="Heading2"/>
         <w:rPr/>
       </w:pPr>
-      <w:bookmarkStart w:id="8" w:name="__RefHeading___Toc2073_4016826874"/>
+      <w:bookmarkStart w:id="8" w:name="__RefHeading___Toc2400_817899775"/>
       <w:bookmarkStart w:id="9" w:name="интерфейс"/>
       <w:bookmarkEnd w:id="8"/>
       <w:r>
@@ -2696,80 +2843,6 @@
         <w:rPr/>
         <w:tab/>
         <w:t>Интерфейс</w:t>
-      </w:r>
-    </w:p>
-    <w:p>
-      <w:pPr>
-        <w:pStyle w:val="Compact"/>
-        <w:numPr>
-          <w:ilvl w:val="0"/>
-          <w:numId w:val="19"/>
-        </w:numPr>
-        <w:rPr/>
-      </w:pPr>
-      <w:r>
-        <w:rPr>
-          <w:b/>
-          <w:bCs/>
-        </w:rPr>
-        <w:t>Боковое меню</w:t>
-      </w:r>
-      <w:r>
-        <w:rPr/>
-        <w:t xml:space="preserve"> слева: «Проекты», список направлений с их проектами (раскрываются щелчком), разделы администрирования (только администратору), ваш профиль, «Выйти», знак «?» — «О программе», номер версии (щелчок по нему открывает «Что нового» — изменения по версиям). Кнопка </w:t>
-      </w:r>
-      <w:r>
-        <w:rPr>
-          <w:b/>
-          <w:bCs/>
-        </w:rPr>
-        <w:t>‹</w:t>
-      </w:r>
-      <w:r>
-        <w:rPr/>
-        <w:t xml:space="preserve"> сворачивает меню.</w:t>
-      </w:r>
-    </w:p>
-    <w:p>
-      <w:pPr>
-        <w:pStyle w:val="Compact"/>
-        <w:numPr>
-          <w:ilvl w:val="0"/>
-          <w:numId w:val="20"/>
-        </w:numPr>
-        <w:rPr/>
-      </w:pPr>
-      <w:r>
-        <w:rPr>
-          <w:b/>
-          <w:bCs/>
-        </w:rPr>
-        <w:t>Рабочая область</w:t>
-      </w:r>
-      <w:r>
-        <w:rPr/>
-        <w:t xml:space="preserve"> справа: главная страница с проектами или экран проекта.</w:t>
-      </w:r>
-    </w:p>
-    <w:p>
-      <w:pPr>
-        <w:pStyle w:val="Compact"/>
-        <w:numPr>
-          <w:ilvl w:val="0"/>
-          <w:numId w:val="21"/>
-        </w:numPr>
-        <w:rPr/>
-      </w:pPr>
-      <w:r>
-        <w:rPr>
-          <w:b/>
-          <w:bCs/>
-        </w:rPr>
-        <w:t>Уведомления</w:t>
-      </w:r>
-      <w:r>
-        <w:rPr/>
-        <w:t xml:space="preserve"> появляются в правом верхнем углу: «Сохранено», «Строка удалена — Отменить», ошибки.</w:t>
       </w:r>
     </w:p>
     <w:p>
@@ -2786,22 +2859,22 @@
           <w:b/>
           <w:bCs/>
         </w:rPr>
-        <w:t>На телефоне и планшете</w:t>
-      </w:r>
-      <w:r>
-        <w:rPr/>
-        <w:t xml:space="preserve"> меню открывается кнопкой </w:t>
-      </w:r>
-      <w:r>
-        <w:rPr>
-          <w:b/>
-          <w:bCs/>
-        </w:rPr>
-        <w:t>☰</w:t>
-      </w:r>
-      <w:r>
-        <w:rPr/>
-        <w:t xml:space="preserve"> в левом верхнем углу и закрывается щелчком по затемнённому фону или Esc; карточка строки на ноутбуке и планшете открывается поверх диаграммы, на телефоне — на весь экран.</w:t>
+        <w:t>Боковое меню</w:t>
+      </w:r>
+      <w:r>
+        <w:rPr/>
+        <w:t xml:space="preserve"> слева: «Проекты», «Структура компании», список направлений с их проектами (раскрываются щелчком), разделы администрирования (только администратору), «Руководство», ваш профиль, «Выйти», знак «?» — «О программе», номер версии (щелчок по нему открывает «Что нового» — изменения по версиям). Кнопка </w:t>
+      </w:r>
+      <w:r>
+        <w:rPr>
+          <w:b/>
+          <w:bCs/>
+        </w:rPr>
+        <w:t>‹</w:t>
+      </w:r>
+      <w:r>
+        <w:rPr/>
+        <w:t xml:space="preserve"> сворачивает меню.</w:t>
       </w:r>
     </w:p>
     <w:p>
@@ -2813,6 +2886,80 @@
         </w:numPr>
         <w:rPr/>
       </w:pPr>
+      <w:r>
+        <w:rPr>
+          <w:b/>
+          <w:bCs/>
+        </w:rPr>
+        <w:t>Рабочая область</w:t>
+      </w:r>
+      <w:r>
+        <w:rPr/>
+        <w:t xml:space="preserve"> справа: главная страница с проектами или экран проекта.</w:t>
+      </w:r>
+    </w:p>
+    <w:p>
+      <w:pPr>
+        <w:pStyle w:val="Compact"/>
+        <w:numPr>
+          <w:ilvl w:val="0"/>
+          <w:numId w:val="24"/>
+        </w:numPr>
+        <w:rPr/>
+      </w:pPr>
+      <w:r>
+        <w:rPr>
+          <w:b/>
+          <w:bCs/>
+        </w:rPr>
+        <w:t>Уведомления</w:t>
+      </w:r>
+      <w:r>
+        <w:rPr/>
+        <w:t xml:space="preserve"> появляются в правом верхнем углу: «Сохранено», «Строка удалена — Отменить», ошибки.</w:t>
+      </w:r>
+    </w:p>
+    <w:p>
+      <w:pPr>
+        <w:pStyle w:val="Compact"/>
+        <w:numPr>
+          <w:ilvl w:val="0"/>
+          <w:numId w:val="25"/>
+        </w:numPr>
+        <w:rPr/>
+      </w:pPr>
+      <w:r>
+        <w:rPr>
+          <w:b/>
+          <w:bCs/>
+        </w:rPr>
+        <w:t>На телефоне и планшете</w:t>
+      </w:r>
+      <w:r>
+        <w:rPr/>
+        <w:t xml:space="preserve"> меню открывается кнопкой </w:t>
+      </w:r>
+      <w:r>
+        <w:rPr>
+          <w:b/>
+          <w:bCs/>
+        </w:rPr>
+        <w:t>☰</w:t>
+      </w:r>
+      <w:r>
+        <w:rPr/>
+        <w:t xml:space="preserve"> в левом верхнем углу и закрывается щелчком по затемнённому фону или Esc; карточка строки на ноутбуке и планшете открывается поверх диаграммы, на телефоне — на весь экран.</w:t>
+      </w:r>
+    </w:p>
+    <w:p>
+      <w:pPr>
+        <w:pStyle w:val="Compact"/>
+        <w:numPr>
+          <w:ilvl w:val="0"/>
+          <w:numId w:val="26"/>
+        </w:numPr>
+        <w:rPr/>
+      </w:pPr>
       <w:bookmarkStart w:id="10" w:name="интерфейс"/>
       <w:r>
         <w:rPr/>
@@ -2825,7 +2972,7 @@
         <w:pStyle w:val="Heading2"/>
         <w:rPr/>
       </w:pPr>
-      <w:bookmarkStart w:id="11" w:name="__RefHeading___Toc2075_4016826874"/>
+      <w:bookmarkStart w:id="11" w:name="__RefHeading___Toc2402_817899775"/>
       <w:bookmarkStart w:id="12" w:name="профиль-пароль-и-фото"/>
       <w:bookmarkEnd w:id="11"/>
       <w:r>
@@ -2910,12 +3057,108 @@
     </w:p>
     <w:p>
       <w:pPr>
+        <w:pStyle w:val="Heading2"/>
+        <w:rPr/>
+      </w:pPr>
+      <w:bookmarkStart w:id="14" w:name="__RefHeading___Toc2404_817899775"/>
+      <w:bookmarkStart w:id="15" w:name="справка-в-приложении"/>
+      <w:bookmarkEnd w:id="14"/>
+      <w:r>
+        <w:rPr>
+          <w:rStyle w:val="SectionNumber"/>
+        </w:rPr>
+        <w:t>2.6</w:t>
+      </w:r>
+      <w:r>
+        <w:rPr/>
+        <w:tab/>
+        <w:t>Справка в приложении</w:t>
+      </w:r>
+    </w:p>
+    <w:p>
+      <w:pPr>
+        <w:pStyle w:val="FirstParagraph"/>
+        <w:rPr/>
+      </w:pPr>
+      <w:r>
+        <w:rPr/>
+        <w:t xml:space="preserve">Пункт </w:t>
+      </w:r>
+      <w:r>
+        <w:rPr>
+          <w:b/>
+          <w:bCs/>
+        </w:rPr>
+        <w:t>Руководство</w:t>
+      </w:r>
+      <w:r>
+        <w:rPr/>
+        <w:t xml:space="preserve"> в боковом меню открывает это руководство прямо в системе: содержание слева, поиск по тексту разделов, снимки экрана увеличиваются щелчком. Адрес страницы ведёт к открытому разделу — его можно скопировать и отправить коллеге. Кнопки вверху — </w:t>
+      </w:r>
+      <w:r>
+        <w:rPr>
+          <w:b/>
+          <w:bCs/>
+        </w:rPr>
+        <w:t>Открыть PDF</w:t>
+      </w:r>
+      <w:r>
+        <w:rPr/>
+        <w:t xml:space="preserve">, </w:t>
+      </w:r>
+      <w:r>
+        <w:rPr>
+          <w:b/>
+          <w:bCs/>
+        </w:rPr>
+        <w:t>Скачать PDF</w:t>
+      </w:r>
+      <w:r>
+        <w:rPr/>
+        <w:t xml:space="preserve"> и </w:t>
+      </w:r>
+      <w:r>
+        <w:rPr>
+          <w:b/>
+          <w:bCs/>
+        </w:rPr>
+        <w:t>Скачать DOCX</w:t>
+      </w:r>
+      <w:r>
+        <w:rPr/>
+        <w:t>; те же ссылки есть на странице «О программе». Администратору там же доступно «Руководство администратора».</w:t>
+      </w:r>
+    </w:p>
+    <w:p>
+      <w:pPr>
+        <w:pStyle w:val="BodyText"/>
+        <w:rPr/>
+      </w:pPr>
+      <w:r>
+        <w:rPr/>
+        <w:t xml:space="preserve">Значок </w:t>
+      </w:r>
+      <w:r>
+        <w:rPr>
+          <w:b/>
+          <w:bCs/>
+        </w:rPr>
+        <w:t>?</w:t>
+      </w:r>
+      <w:r>
+        <w:rPr/>
+        <w:t xml:space="preserve"> рядом с инструментами — на панели плана, в карточке строки, в окнах настроек графика, исполнителей, статистики и истории, в разделах администрирования — открывает в новой вкладке раздел руководства о том, что перед вами.</w:t>
+      </w:r>
+      <w:bookmarkEnd w:id="15"/>
+    </w:p>
+    <w:p>
+      <w:pPr>
         <w:pStyle w:val="Heading1"/>
         <w:rPr/>
       </w:pPr>
-      <w:bookmarkStart w:id="14" w:name="__RefHeading___Toc2077_4016826874"/>
-      <w:bookmarkStart w:id="15" w:name="проекты"/>
-      <w:bookmarkEnd w:id="14"/>
+      <w:bookmarkStart w:id="16" w:name="__RefHeading___Toc2406_817899775"/>
+      <w:bookmarkStart w:id="17" w:name="проекты"/>
+      <w:bookmarkEnd w:id="16"/>
       <w:r>
         <w:rPr>
           <w:rStyle w:val="SectionNumber"/>
@@ -2933,9 +3176,9 @@
         <w:pStyle w:val="Heading2"/>
         <w:rPr/>
       </w:pPr>
-      <w:bookmarkStart w:id="16" w:name="__RefHeading___Toc2079_4016826874"/>
-      <w:bookmarkStart w:id="17" w:name="главная-страница"/>
-      <w:bookmarkEnd w:id="16"/>
+      <w:bookmarkStart w:id="18" w:name="__RefHeading___Toc2408_817899775"/>
+      <w:bookmarkStart w:id="19" w:name="главная-страница"/>
+      <w:bookmarkEnd w:id="18"/>
       <w:r>
         <w:rPr>
           <w:rStyle w:val="SectionNumber"/>
@@ -2956,88 +3199,6 @@
       <w:r>
         <w:rPr/>
         <w:t>Главная страница показывает проекты, к которым у вас есть доступ, по направлениям. На карточке проекта:</w:t>
-      </w:r>
-    </w:p>
-    <w:p>
-      <w:pPr>
-        <w:pStyle w:val="Compact"/>
-        <w:numPr>
-          <w:ilvl w:val="0"/>
-          <w:numId w:val="24"/>
-        </w:numPr>
-        <w:rPr/>
-      </w:pPr>
-      <w:r>
-        <w:rPr/>
-        <w:t>название и описание;</w:t>
-      </w:r>
-    </w:p>
-    <w:p>
-      <w:pPr>
-        <w:pStyle w:val="Compact"/>
-        <w:numPr>
-          <w:ilvl w:val="0"/>
-          <w:numId w:val="25"/>
-        </w:numPr>
-        <w:rPr/>
-      </w:pPr>
-      <w:r>
-        <w:rPr>
-          <w:b/>
-          <w:bCs/>
-        </w:rPr>
-        <w:t>прогресс</w:t>
-      </w:r>
-      <w:r>
-        <w:rPr/>
-        <w:t xml:space="preserve"> — доля завершённых задач;</w:t>
-      </w:r>
-    </w:p>
-    <w:p>
-      <w:pPr>
-        <w:pStyle w:val="Compact"/>
-        <w:numPr>
-          <w:ilvl w:val="0"/>
-          <w:numId w:val="26"/>
-        </w:numPr>
-        <w:rPr/>
-      </w:pPr>
-      <w:r>
-        <w:rPr/>
-        <w:t xml:space="preserve">число задач, из них </w:t>
-      </w:r>
-      <w:r>
-        <w:rPr>
-          <w:b/>
-          <w:bCs/>
-        </w:rPr>
-        <w:t>в работе</w:t>
-      </w:r>
-      <w:r>
-        <w:rPr/>
-        <w:t xml:space="preserve">, </w:t>
-      </w:r>
-      <w:r>
-        <w:rPr>
-          <w:b/>
-          <w:bCs/>
-        </w:rPr>
-        <w:t>просрочено</w:t>
-      </w:r>
-      <w:r>
-        <w:rPr/>
-        <w:t xml:space="preserve"> (окончание прошло, задача не завершена) и </w:t>
-      </w:r>
-      <w:r>
-        <w:rPr>
-          <w:b/>
-          <w:bCs/>
-        </w:rPr>
-        <w:t>заблокировано</w:t>
-      </w:r>
-      <w:r>
-        <w:rPr/>
-        <w:t>;</w:t>
       </w:r>
     </w:p>
     <w:p>
@@ -3050,15 +3211,8 @@
         <w:rPr/>
       </w:pPr>
       <w:r>
-        <w:rPr>
-          <w:b/>
-          <w:bCs/>
-        </w:rPr>
-        <w:t>ближайшая веха</w:t>
-      </w:r>
-      <w:r>
-        <w:rPr/>
-        <w:t xml:space="preserve"> — дата и название;</w:t>
+        <w:rPr/>
+        <w:t>название и описание;</w:t>
       </w:r>
     </w:p>
     <w:p>
@@ -3067,6 +3221,95 @@
         <w:numPr>
           <w:ilvl w:val="0"/>
           <w:numId w:val="28"/>
+        </w:numPr>
+        <w:rPr/>
+      </w:pPr>
+      <w:r>
+        <w:rPr>
+          <w:b/>
+          <w:bCs/>
+        </w:rPr>
+        <w:t>прогресс</w:t>
+      </w:r>
+      <w:r>
+        <w:rPr/>
+        <w:t xml:space="preserve"> — доля завершённых задач;</w:t>
+      </w:r>
+    </w:p>
+    <w:p>
+      <w:pPr>
+        <w:pStyle w:val="Compact"/>
+        <w:numPr>
+          <w:ilvl w:val="0"/>
+          <w:numId w:val="29"/>
+        </w:numPr>
+        <w:rPr/>
+      </w:pPr>
+      <w:r>
+        <w:rPr/>
+        <w:t xml:space="preserve">число задач, из них </w:t>
+      </w:r>
+      <w:r>
+        <w:rPr>
+          <w:b/>
+          <w:bCs/>
+        </w:rPr>
+        <w:t>в работе</w:t>
+      </w:r>
+      <w:r>
+        <w:rPr/>
+        <w:t xml:space="preserve">, </w:t>
+      </w:r>
+      <w:r>
+        <w:rPr>
+          <w:b/>
+          <w:bCs/>
+        </w:rPr>
+        <w:t>просрочено</w:t>
+      </w:r>
+      <w:r>
+        <w:rPr/>
+        <w:t xml:space="preserve"> (окончание прошло, задача не завершена) и </w:t>
+      </w:r>
+      <w:r>
+        <w:rPr>
+          <w:b/>
+          <w:bCs/>
+        </w:rPr>
+        <w:t>заблокировано</w:t>
+      </w:r>
+      <w:r>
+        <w:rPr/>
+        <w:t>;</w:t>
+      </w:r>
+    </w:p>
+    <w:p>
+      <w:pPr>
+        <w:pStyle w:val="Compact"/>
+        <w:numPr>
+          <w:ilvl w:val="0"/>
+          <w:numId w:val="30"/>
+        </w:numPr>
+        <w:rPr/>
+      </w:pPr>
+      <w:r>
+        <w:rPr>
+          <w:b/>
+          <w:bCs/>
+        </w:rPr>
+        <w:t>ближайшая веха</w:t>
+      </w:r>
+      <w:r>
+        <w:rPr/>
+        <w:t xml:space="preserve"> — дата и название;</w:t>
+      </w:r>
+    </w:p>
+    <w:p>
+      <w:pPr>
+        <w:pStyle w:val="Compact"/>
+        <w:numPr>
+          <w:ilvl w:val="0"/>
+          <w:numId w:val="31"/>
         </w:numPr>
         <w:rPr/>
       </w:pPr>
@@ -3147,16 +3390,16 @@
         <w:rPr/>
         <w:t xml:space="preserve"> — поле вверху справа. Щелчок по карточке открывает проект.</w:t>
       </w:r>
-      <w:bookmarkEnd w:id="17"/>
+      <w:bookmarkEnd w:id="19"/>
     </w:p>
     <w:p>
       <w:pPr>
         <w:pStyle w:val="Heading2"/>
         <w:rPr/>
       </w:pPr>
-      <w:bookmarkStart w:id="18" w:name="__RefHeading___Toc2081_4016826874"/>
-      <w:bookmarkStart w:id="19" w:name="новый-проект"/>
-      <w:bookmarkEnd w:id="18"/>
+      <w:bookmarkStart w:id="20" w:name="__RefHeading___Toc2410_817899775"/>
+      <w:bookmarkStart w:id="21" w:name="новый-проект"/>
+      <w:bookmarkEnd w:id="20"/>
       <w:r>
         <w:rPr>
           <w:rStyle w:val="SectionNumber"/>
@@ -3263,21 +3506,21 @@
         <w:pStyle w:val="ImageCaption"/>
         <w:rPr/>
       </w:pPr>
-      <w:bookmarkStart w:id="20" w:name="новый-проект"/>
+      <w:bookmarkStart w:id="22" w:name="новый-проект"/>
       <w:r>
         <w:rPr/>
         <w:t>Новый проект</w:t>
       </w:r>
-      <w:bookmarkEnd w:id="20"/>
+      <w:bookmarkEnd w:id="22"/>
     </w:p>
     <w:p>
       <w:pPr>
         <w:pStyle w:val="Heading2"/>
         <w:rPr/>
       </w:pPr>
-      <w:bookmarkStart w:id="21" w:name="__RefHeading___Toc2083_4016826874"/>
-      <w:bookmarkStart w:id="22" w:name="изменение-порядок-и-удаление"/>
-      <w:bookmarkEnd w:id="21"/>
+      <w:bookmarkStart w:id="23" w:name="__RefHeading___Toc2412_817899775"/>
+      <w:bookmarkStart w:id="24" w:name="изменение-порядок-и-удаление"/>
+      <w:bookmarkEnd w:id="23"/>
       <w:r>
         <w:rPr>
           <w:rStyle w:val="SectionNumber"/>
@@ -3288,88 +3531,6 @@
         <w:rPr/>
         <w:tab/>
         <w:t>Изменение, порядок и удаление</w:t>
-      </w:r>
-    </w:p>
-    <w:p>
-      <w:pPr>
-        <w:pStyle w:val="Compact"/>
-        <w:numPr>
-          <w:ilvl w:val="0"/>
-          <w:numId w:val="29"/>
-        </w:numPr>
-        <w:rPr/>
-      </w:pPr>
-      <w:r>
-        <w:rPr>
-          <w:b/>
-          <w:bCs/>
-        </w:rPr>
-        <w:t>⋯</w:t>
-      </w:r>
-      <w:r>
-        <w:rPr/>
-        <w:t xml:space="preserve"> </w:t>
-      </w:r>
-      <w:r>
-        <w:rPr/>
-        <w:t xml:space="preserve">на карточке (при полном управлении) → </w:t>
-      </w:r>
-      <w:r>
-        <w:rPr>
-          <w:b/>
-          <w:bCs/>
-        </w:rPr>
-        <w:t>Изменить</w:t>
-      </w:r>
-      <w:r>
-        <w:rPr/>
-        <w:t>: название, описание, направление.</w:t>
-      </w:r>
-    </w:p>
-    <w:p>
-      <w:pPr>
-        <w:pStyle w:val="Compact"/>
-        <w:numPr>
-          <w:ilvl w:val="0"/>
-          <w:numId w:val="30"/>
-        </w:numPr>
-        <w:rPr/>
-      </w:pPr>
-      <w:r>
-        <w:rPr/>
-        <w:t>Карточку можно перетащить в другое направление или поменять порядок внутри направления.</w:t>
-      </w:r>
-    </w:p>
-    <w:p>
-      <w:pPr>
-        <w:pStyle w:val="Compact"/>
-        <w:numPr>
-          <w:ilvl w:val="0"/>
-          <w:numId w:val="31"/>
-        </w:numPr>
-        <w:rPr/>
-      </w:pPr>
-      <w:r>
-        <w:rPr>
-          <w:b/>
-          <w:bCs/>
-        </w:rPr>
-        <w:t>Удалить</w:t>
-      </w:r>
-      <w:r>
-        <w:rPr/>
-        <w:t xml:space="preserve"> проект может администратор; проект попадает в корзину — вернуть его можно кнопкой </w:t>
-      </w:r>
-      <w:r>
-        <w:rPr>
-          <w:b/>
-          <w:bCs/>
-        </w:rPr>
-        <w:t>Отменить</w:t>
-      </w:r>
-      <w:r>
-        <w:rPr/>
-        <w:t xml:space="preserve"> в уведомлении или из корзины.</w:t>
       </w:r>
     </w:p>
     <w:p>
@@ -3382,6 +3543,88 @@
         <w:rPr/>
       </w:pPr>
       <w:r>
+        <w:rPr>
+          <w:b/>
+          <w:bCs/>
+        </w:rPr>
+        <w:t>⋯</w:t>
+      </w:r>
+      <w:r>
+        <w:rPr/>
+        <w:t xml:space="preserve"> </w:t>
+      </w:r>
+      <w:r>
+        <w:rPr/>
+        <w:t xml:space="preserve">на карточке (при полном управлении) → </w:t>
+      </w:r>
+      <w:r>
+        <w:rPr>
+          <w:b/>
+          <w:bCs/>
+        </w:rPr>
+        <w:t>Изменить</w:t>
+      </w:r>
+      <w:r>
+        <w:rPr/>
+        <w:t>: название, описание, направление.</w:t>
+      </w:r>
+    </w:p>
+    <w:p>
+      <w:pPr>
+        <w:pStyle w:val="Compact"/>
+        <w:numPr>
+          <w:ilvl w:val="0"/>
+          <w:numId w:val="33"/>
+        </w:numPr>
+        <w:rPr/>
+      </w:pPr>
+      <w:r>
+        <w:rPr/>
+        <w:t>Карточку можно перетащить в другое направление или поменять порядок внутри направления.</w:t>
+      </w:r>
+    </w:p>
+    <w:p>
+      <w:pPr>
+        <w:pStyle w:val="Compact"/>
+        <w:numPr>
+          <w:ilvl w:val="0"/>
+          <w:numId w:val="34"/>
+        </w:numPr>
+        <w:rPr/>
+      </w:pPr>
+      <w:r>
+        <w:rPr>
+          <w:b/>
+          <w:bCs/>
+        </w:rPr>
+        <w:t>Удалить</w:t>
+      </w:r>
+      <w:r>
+        <w:rPr/>
+        <w:t xml:space="preserve"> проект может администратор; проект попадает в корзину — вернуть его можно кнопкой </w:t>
+      </w:r>
+      <w:r>
+        <w:rPr>
+          <w:b/>
+          <w:bCs/>
+        </w:rPr>
+        <w:t>Отменить</w:t>
+      </w:r>
+      <w:r>
+        <w:rPr/>
+        <w:t xml:space="preserve"> в уведомлении или из корзины.</w:t>
+      </w:r>
+    </w:p>
+    <w:p>
+      <w:pPr>
+        <w:pStyle w:val="Compact"/>
+        <w:numPr>
+          <w:ilvl w:val="0"/>
+          <w:numId w:val="35"/>
+        </w:numPr>
+        <w:rPr/>
+      </w:pPr>
+      <w:r>
         <w:rPr/>
         <w:t xml:space="preserve">Процент на карточке — </w:t>
       </w:r>
@@ -3396,17 +3639,17 @@
         <w:rPr/>
         <w:t xml:space="preserve"> (первой вкладки), как «Средний прогресс» в окне «Статистика»; копии плана в других вкладках не удваивают число задач.</w:t>
       </w:r>
-      <w:bookmarkEnd w:id="15"/>
-      <w:bookmarkEnd w:id="22"/>
+      <w:bookmarkEnd w:id="17"/>
+      <w:bookmarkEnd w:id="24"/>
     </w:p>
     <w:p>
       <w:pPr>
         <w:pStyle w:val="Heading1"/>
         <w:rPr/>
       </w:pPr>
-      <w:bookmarkStart w:id="23" w:name="__RefHeading___Toc2085_4016826874"/>
-      <w:bookmarkStart w:id="24" w:name="план-проекта"/>
-      <w:bookmarkEnd w:id="23"/>
+      <w:bookmarkStart w:id="25" w:name="__RefHeading___Toc2414_817899775"/>
+      <w:bookmarkStart w:id="26" w:name="план-проекта"/>
+      <w:bookmarkEnd w:id="25"/>
       <w:r>
         <w:rPr>
           <w:rStyle w:val="SectionNumber"/>
@@ -3424,9 +3667,9 @@
         <w:pStyle w:val="Heading2"/>
         <w:rPr/>
       </w:pPr>
-      <w:bookmarkStart w:id="25" w:name="__RefHeading___Toc2087_4016826874"/>
-      <w:bookmarkStart w:id="26" w:name="экран-плана"/>
-      <w:bookmarkEnd w:id="25"/>
+      <w:bookmarkStart w:id="27" w:name="__RefHeading___Toc2416_817899775"/>
+      <w:bookmarkStart w:id="28" w:name="экран-плана"/>
+      <w:bookmarkEnd w:id="27"/>
       <w:r>
         <w:rPr>
           <w:rStyle w:val="SectionNumber"/>
@@ -3510,7 +3753,7 @@
         <w:pStyle w:val="Compact"/>
         <w:numPr>
           <w:ilvl w:val="0"/>
-          <w:numId w:val="33"/>
+          <w:numId w:val="36"/>
         </w:numPr>
         <w:rPr/>
       </w:pPr>
@@ -3801,21 +4044,21 @@
         <w:pStyle w:val="FirstParagraph"/>
         <w:rPr/>
       </w:pPr>
-      <w:bookmarkStart w:id="27" w:name="экран-плана"/>
+      <w:bookmarkStart w:id="29" w:name="экран-плана"/>
       <w:r>
         <w:rPr/>
         <w:t>Ширину таблицы можно поменять, перетащив границу между таблицей и шкалой; двойной щелчок по границе подгоняет ширину под самое длинное название. По умолчанию ширина зависит от размера экрана.</w:t>
       </w:r>
-      <w:bookmarkEnd w:id="27"/>
+      <w:bookmarkEnd w:id="29"/>
     </w:p>
     <w:p>
       <w:pPr>
         <w:pStyle w:val="Heading2"/>
         <w:rPr/>
       </w:pPr>
-      <w:bookmarkStart w:id="28" w:name="__RefHeading___Toc2089_4016826874"/>
-      <w:bookmarkStart w:id="29" w:name="планы-проекта"/>
-      <w:bookmarkEnd w:id="28"/>
+      <w:bookmarkStart w:id="30" w:name="__RefHeading___Toc2418_817899775"/>
+      <w:bookmarkStart w:id="31" w:name="планы-проекта"/>
+      <w:bookmarkEnd w:id="30"/>
       <w:r>
         <w:rPr>
           <w:rStyle w:val="SectionNumber"/>
@@ -3899,154 +4142,6 @@
         <w:pStyle w:val="Compact"/>
         <w:numPr>
           <w:ilvl w:val="0"/>
-          <w:numId w:val="34"/>
-        </w:numPr>
-        <w:rPr/>
-      </w:pPr>
-      <w:r>
-        <w:rPr>
-          <w:b/>
-          <w:bCs/>
-        </w:rPr>
-        <w:t>+</w:t>
-      </w:r>
-      <w:r>
-        <w:rPr/>
-        <w:t xml:space="preserve"> справа от вкладок: </w:t>
-      </w:r>
-      <w:r>
-        <w:rPr>
-          <w:b/>
-          <w:bCs/>
-        </w:rPr>
-        <w:t>Новый пустой план</w:t>
-      </w:r>
-      <w:r>
-        <w:rPr/>
-        <w:t xml:space="preserve">, </w:t>
-      </w:r>
-      <w:r>
-        <w:rPr>
-          <w:b/>
-          <w:bCs/>
-        </w:rPr>
-        <w:t>Копия текущего плана</w:t>
-      </w:r>
-      <w:r>
-        <w:rPr/>
-        <w:t xml:space="preserve">, </w:t>
-      </w:r>
-      <w:r>
-        <w:rPr>
-          <w:b/>
-          <w:bCs/>
-        </w:rPr>
-        <w:t>Импорт из JSON-файла…</w:t>
-      </w:r>
-      <w:r>
-        <w:rPr/>
-        <w:t xml:space="preserve"> (в том числе файла, выгруженного из версии 1.0).</w:t>
-      </w:r>
-    </w:p>
-    <w:p>
-      <w:pPr>
-        <w:pStyle w:val="Compact"/>
-        <w:numPr>
-          <w:ilvl w:val="0"/>
-          <w:numId w:val="35"/>
-        </w:numPr>
-        <w:rPr/>
-      </w:pPr>
-      <w:r>
-        <w:rPr>
-          <w:b/>
-          <w:bCs/>
-        </w:rPr>
-        <w:t>▾</w:t>
-      </w:r>
-      <w:r>
-        <w:rPr/>
-        <w:t xml:space="preserve"> </w:t>
-      </w:r>
-      <w:r>
-        <w:rPr/>
-        <w:t xml:space="preserve">на активной вкладке или щелчок правой кнопкой по вкладке: </w:t>
-      </w:r>
-      <w:r>
-        <w:rPr>
-          <w:b/>
-          <w:bCs/>
-        </w:rPr>
-        <w:t>Переименовать</w:t>
-      </w:r>
-      <w:r>
-        <w:rPr/>
-        <w:t xml:space="preserve"> (или двойной щелчок), </w:t>
-      </w:r>
-      <w:r>
-        <w:rPr>
-          <w:b/>
-          <w:bCs/>
-        </w:rPr>
-        <w:t>Дублировать</w:t>
-      </w:r>
-      <w:r>
-        <w:rPr/>
-        <w:t xml:space="preserve">, </w:t>
-      </w:r>
-      <w:r>
-        <w:rPr>
-          <w:b/>
-          <w:bCs/>
-        </w:rPr>
-        <w:t>Экспорт JSON</w:t>
-      </w:r>
-      <w:r>
-        <w:rPr/>
-        <w:t xml:space="preserve">, </w:t>
-      </w:r>
-      <w:r>
-        <w:rPr>
-          <w:b/>
-          <w:bCs/>
-        </w:rPr>
-        <w:t>Убрать в архив</w:t>
-      </w:r>
-      <w:r>
-        <w:rPr/>
-        <w:t xml:space="preserve">, </w:t>
-      </w:r>
-      <w:r>
-        <w:rPr>
-          <w:b/>
-          <w:bCs/>
-        </w:rPr>
-        <w:t>Удалить</w:t>
-      </w:r>
-      <w:r>
-        <w:rPr/>
-        <w:t xml:space="preserve"> (при полном управлении проектом).</w:t>
-      </w:r>
-    </w:p>
-    <w:p>
-      <w:pPr>
-        <w:pStyle w:val="Compact"/>
-        <w:numPr>
-          <w:ilvl w:val="0"/>
-          <w:numId w:val="36"/>
-        </w:numPr>
-        <w:rPr/>
-      </w:pPr>
-      <w:r>
-        <w:rPr/>
-        <w:t>Вкладки можно перетаскивать, меняя порядок.</w:t>
-      </w:r>
-    </w:p>
-    <w:p>
-      <w:pPr>
-        <w:pStyle w:val="Compact"/>
-        <w:numPr>
-          <w:ilvl w:val="0"/>
           <w:numId w:val="37"/>
         </w:numPr>
         <w:rPr/>
@@ -4056,126 +4151,44 @@
           <w:b/>
           <w:bCs/>
         </w:rPr>
-        <w:t>Архив · N</w:t>
-      </w:r>
-      <w:r>
-        <w:rPr/>
-        <w:t xml:space="preserve"> справа — архивные планы: открыть для просмотра или </w:t>
-      </w:r>
-      <w:r>
-        <w:rPr>
-          <w:b/>
-          <w:bCs/>
-        </w:rPr>
-        <w:t>Вернуть во вкладки</w:t>
-      </w:r>
-      <w:r>
-        <w:rPr/>
-        <w:t xml:space="preserve">. Архивный план открывается только для просмотра; пока он открыт, кнопка </w:t>
-      </w:r>
-      <w:r>
-        <w:rPr>
-          <w:b/>
-          <w:bCs/>
-        </w:rPr>
-        <w:t>Архив</w:t>
-      </w:r>
-      <w:r>
-        <w:rPr/>
-        <w:t xml:space="preserve"> подсвечена, а над диаграммой написано, какой план открыт.</w:t>
-      </w:r>
-    </w:p>
-    <w:p>
-      <w:pPr>
-        <w:pStyle w:val="BlockText"/>
-        <w:shd w:val="clear" w:fill="F2F5FF"/>
-        <w:rPr/>
-      </w:pPr>
-      <w:r>
-        <w:rPr>
-          <w:b/>
-          <w:bCs/>
-        </w:rPr>
-        <w:t>Совет.</w:t>
-      </w:r>
-      <w:r>
-        <w:rPr/>
-        <w:t xml:space="preserve"> Чтобы показать заказчику вариант графика, не трогая основной, сделайте </w:t>
-      </w:r>
-      <w:r>
-        <w:rPr>
-          <w:b/>
-          <w:bCs/>
-        </w:rPr>
-        <w:t>Копию текущего плана</w:t>
-      </w:r>
-      <w:r>
-        <w:rPr/>
-        <w:t xml:space="preserve"> и правьте копию. Ненужный вариант уберите в архив — он не потеряется.</w:t>
-      </w:r>
-    </w:p>
-    <w:p>
-      <w:pPr>
-        <w:pStyle w:val="FirstParagraph"/>
-        <w:rPr/>
-      </w:pPr>
-      <w:r>
-        <w:rPr/>
-        <w:t xml:space="preserve">Удалить план (в корзину) может сотрудник с полным управлением проектом — из меню вкладки или из меню </w:t>
-      </w:r>
-      <w:r>
-        <w:rPr>
-          <w:b/>
-          <w:bCs/>
-        </w:rPr>
-        <w:t>Архив</w:t>
-      </w:r>
-      <w:r>
-        <w:rPr/>
-        <w:t xml:space="preserve">; последний открытый план удалить нельзя. В уведомлении «План … в корзине» есть кнопка </w:t>
-      </w:r>
-      <w:r>
-        <w:rPr>
-          <w:b/>
-          <w:bCs/>
-        </w:rPr>
-        <w:t>Отменить</w:t>
-      </w:r>
-      <w:r>
-        <w:rPr/>
-        <w:t xml:space="preserve">. Менеджер видит удалённые планы своих проектов в разделе </w:t>
-      </w:r>
-      <w:r>
-        <w:rPr>
-          <w:b/>
-          <w:bCs/>
-        </w:rPr>
-        <w:t>Корзина</w:t>
-      </w:r>
-      <w:r>
-        <w:rPr/>
-        <w:t xml:space="preserve"> бокового меню и может их вернуть; удалить навсегда может только администратор.</w:t>
-      </w:r>
-      <w:bookmarkEnd w:id="29"/>
-    </w:p>
-    <w:p>
-      <w:pPr>
-        <w:pStyle w:val="Heading2"/>
-        <w:rPr/>
-      </w:pPr>
-      <w:bookmarkStart w:id="30" w:name="__RefHeading___Toc2091_4016826874"/>
-      <w:bookmarkStart w:id="31" w:name="шкала-и-масштаб"/>
-      <w:bookmarkEnd w:id="30"/>
-      <w:r>
-        <w:rPr>
-          <w:rStyle w:val="SectionNumber"/>
-        </w:rPr>
-        <w:t>4.3</w:t>
-      </w:r>
-      <w:r>
-        <w:rPr/>
-        <w:tab/>
-        <w:t>Шкала и масштаб</w:t>
+        <w:t>+</w:t>
+      </w:r>
+      <w:r>
+        <w:rPr/>
+        <w:t xml:space="preserve"> справа от вкладок: </w:t>
+      </w:r>
+      <w:r>
+        <w:rPr>
+          <w:b/>
+          <w:bCs/>
+        </w:rPr>
+        <w:t>Новый пустой план</w:t>
+      </w:r>
+      <w:r>
+        <w:rPr/>
+        <w:t xml:space="preserve">, </w:t>
+      </w:r>
+      <w:r>
+        <w:rPr>
+          <w:b/>
+          <w:bCs/>
+        </w:rPr>
+        <w:t>Копия текущего плана</w:t>
+      </w:r>
+      <w:r>
+        <w:rPr/>
+        <w:t xml:space="preserve">, </w:t>
+      </w:r>
+      <w:r>
+        <w:rPr>
+          <w:b/>
+          <w:bCs/>
+        </w:rPr>
+        <w:t>Импорт из JSON-файла…</w:t>
+      </w:r>
+      <w:r>
+        <w:rPr/>
+        <w:t xml:space="preserve"> (в том числе файла, выгруженного из версии 1.0).</w:t>
       </w:r>
     </w:p>
     <w:p>
@@ -4192,11 +4205,70 @@
           <w:b/>
           <w:bCs/>
         </w:rPr>
-        <w:t>Дни / Недели / Месяцы / Кварталы</w:t>
-      </w:r>
-      <w:r>
-        <w:rPr/>
-        <w:t xml:space="preserve"> — подписи и сетка шкалы.</w:t>
+        <w:t>▾</w:t>
+      </w:r>
+      <w:r>
+        <w:rPr/>
+        <w:t xml:space="preserve"> </w:t>
+      </w:r>
+      <w:r>
+        <w:rPr/>
+        <w:t xml:space="preserve">на активной вкладке или щелчок правой кнопкой по вкладке: </w:t>
+      </w:r>
+      <w:r>
+        <w:rPr>
+          <w:b/>
+          <w:bCs/>
+        </w:rPr>
+        <w:t>Переименовать</w:t>
+      </w:r>
+      <w:r>
+        <w:rPr/>
+        <w:t xml:space="preserve"> (или двойной щелчок), </w:t>
+      </w:r>
+      <w:r>
+        <w:rPr>
+          <w:b/>
+          <w:bCs/>
+        </w:rPr>
+        <w:t>Дублировать</w:t>
+      </w:r>
+      <w:r>
+        <w:rPr/>
+        <w:t xml:space="preserve">, </w:t>
+      </w:r>
+      <w:r>
+        <w:rPr>
+          <w:b/>
+          <w:bCs/>
+        </w:rPr>
+        <w:t>Экспорт JSON</w:t>
+      </w:r>
+      <w:r>
+        <w:rPr/>
+        <w:t xml:space="preserve">, </w:t>
+      </w:r>
+      <w:r>
+        <w:rPr>
+          <w:b/>
+          <w:bCs/>
+        </w:rPr>
+        <w:t>Убрать в архив</w:t>
+      </w:r>
+      <w:r>
+        <w:rPr/>
+        <w:t xml:space="preserve">, </w:t>
+      </w:r>
+      <w:r>
+        <w:rPr>
+          <w:b/>
+          <w:bCs/>
+        </w:rPr>
+        <w:t>Удалить</w:t>
+      </w:r>
+      <w:r>
+        <w:rPr/>
+        <w:t xml:space="preserve"> (при полном управлении проектом).</w:t>
       </w:r>
     </w:p>
     <w:p>
@@ -4209,22 +4281,8 @@
         <w:rPr/>
       </w:pPr>
       <w:r>
-        <w:rPr>
-          <w:b/>
-          <w:bCs/>
-        </w:rPr>
-        <w:t xml:space="preserve">− </w:t>
-      </w:r>
-      <w:r>
-        <w:rPr>
-          <w:b/>
-          <w:bCs/>
-        </w:rPr>
-        <w:t>100 % +</w:t>
-      </w:r>
-      <w:r>
-        <w:rPr/>
-        <w:t xml:space="preserve"> — масштаб; удобнее: Ctrl + колесо мыши над шкалой.</w:t>
+        <w:rPr/>
+        <w:t>Вкладки можно перетаскивать, меняя порядок.</w:t>
       </w:r>
     </w:p>
     <w:p>
@@ -4241,11 +4299,126 @@
           <w:b/>
           <w:bCs/>
         </w:rPr>
-        <w:t>Весь период</w:t>
-      </w:r>
-      <w:r>
-        <w:rPr/>
-        <w:t xml:space="preserve"> (значок рамки) — весь план на ширину экрана.</w:t>
+        <w:t>Архив · N</w:t>
+      </w:r>
+      <w:r>
+        <w:rPr/>
+        <w:t xml:space="preserve"> справа — архивные планы: открыть для просмотра или </w:t>
+      </w:r>
+      <w:r>
+        <w:rPr>
+          <w:b/>
+          <w:bCs/>
+        </w:rPr>
+        <w:t>Вернуть во вкладки</w:t>
+      </w:r>
+      <w:r>
+        <w:rPr/>
+        <w:t xml:space="preserve">. Архивный план открывается только для просмотра; пока он открыт, кнопка </w:t>
+      </w:r>
+      <w:r>
+        <w:rPr>
+          <w:b/>
+          <w:bCs/>
+        </w:rPr>
+        <w:t>Архив</w:t>
+      </w:r>
+      <w:r>
+        <w:rPr/>
+        <w:t xml:space="preserve"> подсвечена, а над диаграммой написано, какой план открыт.</w:t>
+      </w:r>
+    </w:p>
+    <w:p>
+      <w:pPr>
+        <w:pStyle w:val="BlockText"/>
+        <w:shd w:val="clear" w:fill="F2F5FF"/>
+        <w:rPr/>
+      </w:pPr>
+      <w:r>
+        <w:rPr>
+          <w:b/>
+          <w:bCs/>
+        </w:rPr>
+        <w:t>Совет.</w:t>
+      </w:r>
+      <w:r>
+        <w:rPr/>
+        <w:t xml:space="preserve"> Чтобы показать заказчику вариант графика, не трогая основной, сделайте </w:t>
+      </w:r>
+      <w:r>
+        <w:rPr>
+          <w:b/>
+          <w:bCs/>
+        </w:rPr>
+        <w:t>Копию текущего плана</w:t>
+      </w:r>
+      <w:r>
+        <w:rPr/>
+        <w:t xml:space="preserve"> и правьте копию. Ненужный вариант уберите в архив — он не потеряется.</w:t>
+      </w:r>
+    </w:p>
+    <w:p>
+      <w:pPr>
+        <w:pStyle w:val="FirstParagraph"/>
+        <w:rPr/>
+      </w:pPr>
+      <w:r>
+        <w:rPr/>
+        <w:t xml:space="preserve">Удалить план (в корзину) может сотрудник с полным управлением проектом — из меню вкладки или из меню </w:t>
+      </w:r>
+      <w:r>
+        <w:rPr>
+          <w:b/>
+          <w:bCs/>
+        </w:rPr>
+        <w:t>Архив</w:t>
+      </w:r>
+      <w:r>
+        <w:rPr/>
+        <w:t xml:space="preserve">; последний открытый план удалить нельзя. В уведомлении «План … в корзине» есть кнопка </w:t>
+      </w:r>
+      <w:r>
+        <w:rPr>
+          <w:b/>
+          <w:bCs/>
+        </w:rPr>
+        <w:t>Отменить</w:t>
+      </w:r>
+      <w:r>
+        <w:rPr/>
+        <w:t xml:space="preserve">. Менеджер видит удалённые планы своих проектов в разделе </w:t>
+      </w:r>
+      <w:r>
+        <w:rPr>
+          <w:b/>
+          <w:bCs/>
+        </w:rPr>
+        <w:t>Корзина</w:t>
+      </w:r>
+      <w:r>
+        <w:rPr/>
+        <w:t xml:space="preserve"> бокового меню и может их вернуть; удалить навсегда может только администратор.</w:t>
+      </w:r>
+      <w:bookmarkEnd w:id="31"/>
+    </w:p>
+    <w:p>
+      <w:pPr>
+        <w:pStyle w:val="Heading2"/>
+        <w:rPr/>
+      </w:pPr>
+      <w:bookmarkStart w:id="32" w:name="__RefHeading___Toc2420_817899775"/>
+      <w:bookmarkStart w:id="33" w:name="шкала-и-масштаб"/>
+      <w:bookmarkEnd w:id="32"/>
+      <w:r>
+        <w:rPr>
+          <w:rStyle w:val="SectionNumber"/>
+        </w:rPr>
+        <w:t>4.3</w:t>
+      </w:r>
+      <w:r>
+        <w:rPr/>
+        <w:tab/>
+        <w:t>Шкала и масштаб</w:t>
       </w:r>
     </w:p>
     <w:p>
@@ -4254,6 +4427,76 @@
         <w:numPr>
           <w:ilvl w:val="0"/>
           <w:numId w:val="41"/>
+        </w:numPr>
+        <w:rPr/>
+      </w:pPr>
+      <w:r>
+        <w:rPr>
+          <w:b/>
+          <w:bCs/>
+        </w:rPr>
+        <w:t>Дни / Недели / Месяцы / Кварталы</w:t>
+      </w:r>
+      <w:r>
+        <w:rPr/>
+        <w:t xml:space="preserve"> — подписи и сетка шкалы.</w:t>
+      </w:r>
+    </w:p>
+    <w:p>
+      <w:pPr>
+        <w:pStyle w:val="Compact"/>
+        <w:numPr>
+          <w:ilvl w:val="0"/>
+          <w:numId w:val="42"/>
+        </w:numPr>
+        <w:rPr/>
+      </w:pPr>
+      <w:r>
+        <w:rPr>
+          <w:b/>
+          <w:bCs/>
+        </w:rPr>
+        <w:t xml:space="preserve">− </w:t>
+      </w:r>
+      <w:r>
+        <w:rPr>
+          <w:b/>
+          <w:bCs/>
+        </w:rPr>
+        <w:t>100 % +</w:t>
+      </w:r>
+      <w:r>
+        <w:rPr/>
+        <w:t xml:space="preserve"> — масштаб; удобнее: Ctrl + колесо мыши над шкалой.</w:t>
+      </w:r>
+    </w:p>
+    <w:p>
+      <w:pPr>
+        <w:pStyle w:val="Compact"/>
+        <w:numPr>
+          <w:ilvl w:val="0"/>
+          <w:numId w:val="43"/>
+        </w:numPr>
+        <w:rPr/>
+      </w:pPr>
+      <w:r>
+        <w:rPr>
+          <w:b/>
+          <w:bCs/>
+        </w:rPr>
+        <w:t>Весь период</w:t>
+      </w:r>
+      <w:r>
+        <w:rPr/>
+        <w:t xml:space="preserve"> (значок рамки) — весь план на ширину экрана.</w:t>
+      </w:r>
+    </w:p>
+    <w:p>
+      <w:pPr>
+        <w:pStyle w:val="Compact"/>
+        <w:numPr>
+          <w:ilvl w:val="0"/>
+          <w:numId w:val="44"/>
         </w:numPr>
         <w:rPr/>
       </w:pPr>
@@ -4330,21 +4573,21 @@
         <w:pStyle w:val="BodyText"/>
         <w:rPr/>
       </w:pPr>
-      <w:bookmarkStart w:id="32" w:name="шкала-и-масштаб"/>
+      <w:bookmarkStart w:id="34" w:name="шкала-и-масштаб"/>
       <w:r>
         <w:rPr/>
         <w:t>Выходные выделены серым, праздники — розовым по производственному календарю РФ (с переносами и рабочими субботами). Красная пунктирная линия — сегодня.</w:t>
       </w:r>
-      <w:bookmarkEnd w:id="32"/>
+      <w:bookmarkEnd w:id="34"/>
     </w:p>
     <w:p>
       <w:pPr>
         <w:pStyle w:val="Heading2"/>
         <w:rPr/>
       </w:pPr>
-      <w:bookmarkStart w:id="33" w:name="__RefHeading___Toc2093_4016826874"/>
-      <w:bookmarkStart w:id="34" w:name="сохранение-и-совместная-работа"/>
-      <w:bookmarkEnd w:id="33"/>
+      <w:bookmarkStart w:id="35" w:name="__RefHeading___Toc2422_817899775"/>
+      <w:bookmarkStart w:id="36" w:name="сохранение-и-совместная-работа"/>
+      <w:bookmarkEnd w:id="35"/>
       <w:r>
         <w:rPr>
           <w:rStyle w:val="SectionNumber"/>
@@ -4365,48 +4608,6 @@
       <w:r>
         <w:rPr/>
         <w:t>Отдельной кнопки «Сохранить» нет: каждое изменение применяется на экране сразу и отправляется на сервер. Справа в заголовке:</w:t>
-      </w:r>
-    </w:p>
-    <w:p>
-      <w:pPr>
-        <w:pStyle w:val="Compact"/>
-        <w:numPr>
-          <w:ilvl w:val="0"/>
-          <w:numId w:val="42"/>
-        </w:numPr>
-        <w:rPr/>
-      </w:pPr>
-      <w:r>
-        <w:rPr/>
-        <w:t>«Все изменения сохраняются автоматически» или «Сохранено только что» — всё отправлено;</w:t>
-      </w:r>
-    </w:p>
-    <w:p>
-      <w:pPr>
-        <w:pStyle w:val="Compact"/>
-        <w:numPr>
-          <w:ilvl w:val="0"/>
-          <w:numId w:val="43"/>
-        </w:numPr>
-        <w:rPr/>
-      </w:pPr>
-      <w:r>
-        <w:rPr/>
-        <w:t>«Сохранение…» — изменения отправляются;</w:t>
-      </w:r>
-    </w:p>
-    <w:p>
-      <w:pPr>
-        <w:pStyle w:val="Compact"/>
-        <w:numPr>
-          <w:ilvl w:val="0"/>
-          <w:numId w:val="44"/>
-        </w:numPr>
-        <w:rPr/>
-      </w:pPr>
-      <w:r>
-        <w:rPr/>
-        <w:t>«Нет связи · 2 изменения ждут отправки» — связь пропала; правки хранятся на странице и уйдут, когда связь вернётся. Не закрывайте вкладку: при попытке закрыть браузер предупредит о неотправленных правках.</w:t>
       </w:r>
     </w:p>
     <w:p>
@@ -4415,6 +4616,48 @@
         <w:numPr>
           <w:ilvl w:val="0"/>
           <w:numId w:val="45"/>
+        </w:numPr>
+        <w:rPr/>
+      </w:pPr>
+      <w:r>
+        <w:rPr/>
+        <w:t>«Все изменения сохраняются автоматически» или «Сохранено только что» — всё отправлено;</w:t>
+      </w:r>
+    </w:p>
+    <w:p>
+      <w:pPr>
+        <w:pStyle w:val="Compact"/>
+        <w:numPr>
+          <w:ilvl w:val="0"/>
+          <w:numId w:val="46"/>
+        </w:numPr>
+        <w:rPr/>
+      </w:pPr>
+      <w:r>
+        <w:rPr/>
+        <w:t>«Сохранение…» — изменения отправляются;</w:t>
+      </w:r>
+    </w:p>
+    <w:p>
+      <w:pPr>
+        <w:pStyle w:val="Compact"/>
+        <w:numPr>
+          <w:ilvl w:val="0"/>
+          <w:numId w:val="47"/>
+        </w:numPr>
+        <w:rPr/>
+      </w:pPr>
+      <w:r>
+        <w:rPr/>
+        <w:t>«Нет связи · 2 изменения ждут отправки» — связь пропала; правки хранятся на странице и уйдут, когда связь вернётся. Не закрывайте вкладку: при попытке закрыть браузер предупредит о неотправленных правках.</w:t>
+      </w:r>
+    </w:p>
+    <w:p>
+      <w:pPr>
+        <w:pStyle w:val="Compact"/>
+        <w:numPr>
+          <w:ilvl w:val="0"/>
+          <w:numId w:val="48"/>
         </w:numPr>
         <w:rPr/>
       </w:pPr>
@@ -4522,17 +4765,17 @@
         <w:rPr/>
         <w:t xml:space="preserve"> Двое могут править один план: сервер применяет изменения по отдельным полям, и правка одного не стирает другую. Если вы поменяли то же поле той же строки, что коллега минутой раньше, система сообщит «Одновременная правка: … только что менял(а) строку …» — ваше значение сохранено, прежнее видно в истории строки.</w:t>
       </w:r>
-      <w:bookmarkEnd w:id="24"/>
-      <w:bookmarkEnd w:id="34"/>
+      <w:bookmarkEnd w:id="26"/>
+      <w:bookmarkEnd w:id="36"/>
     </w:p>
     <w:p>
       <w:pPr>
         <w:pStyle w:val="Heading1"/>
         <w:rPr/>
       </w:pPr>
-      <w:bookmarkStart w:id="35" w:name="__RefHeading___Toc2095_4016826874"/>
-      <w:bookmarkStart w:id="36" w:name="строки-плана"/>
-      <w:bookmarkEnd w:id="35"/>
+      <w:bookmarkStart w:id="37" w:name="__RefHeading___Toc2424_817899775"/>
+      <w:bookmarkStart w:id="38" w:name="строки-плана"/>
+      <w:bookmarkEnd w:id="37"/>
       <w:r>
         <w:rPr>
           <w:rStyle w:val="SectionNumber"/>
@@ -4550,9 +4793,9 @@
         <w:pStyle w:val="Heading2"/>
         <w:rPr/>
       </w:pPr>
-      <w:bookmarkStart w:id="37" w:name="__RefHeading___Toc2097_4016826874"/>
-      <w:bookmarkStart w:id="38" w:name="добавление-строк"/>
-      <w:bookmarkEnd w:id="37"/>
+      <w:bookmarkStart w:id="39" w:name="__RefHeading___Toc2426_817899775"/>
+      <w:bookmarkStart w:id="40" w:name="добавление-строк"/>
+      <w:bookmarkEnd w:id="39"/>
       <w:r>
         <w:rPr>
           <w:rStyle w:val="SectionNumber"/>
@@ -4563,121 +4806,6 @@
         <w:rPr/>
         <w:tab/>
         <w:t>Добавление строк</w:t>
-      </w:r>
-    </w:p>
-    <w:p>
-      <w:pPr>
-        <w:pStyle w:val="Compact"/>
-        <w:numPr>
-          <w:ilvl w:val="0"/>
-          <w:numId w:val="46"/>
-        </w:numPr>
-        <w:rPr/>
-      </w:pPr>
-      <w:r>
-        <w:rPr>
-          <w:b/>
-          <w:bCs/>
-        </w:rPr>
-        <w:t>Задача</w:t>
-      </w:r>
-      <w:r>
-        <w:rPr/>
-        <w:t xml:space="preserve"> на панели — новая задача после выделенной строки (в выделенную группу — внутрь группы). Клавиша Insert делает то же.</w:t>
-      </w:r>
-    </w:p>
-    <w:p>
-      <w:pPr>
-        <w:pStyle w:val="Compact"/>
-        <w:numPr>
-          <w:ilvl w:val="0"/>
-          <w:numId w:val="47"/>
-        </w:numPr>
-        <w:rPr/>
-      </w:pPr>
-      <w:r>
-        <w:rPr>
-          <w:b/>
-          <w:bCs/>
-        </w:rPr>
-        <w:t>▾</w:t>
-      </w:r>
-      <w:r>
-        <w:rPr/>
-        <w:t xml:space="preserve"> </w:t>
-      </w:r>
-      <w:r>
-        <w:rPr/>
-        <w:t xml:space="preserve">рядом с </w:t>
-      </w:r>
-      <w:r>
-        <w:rPr>
-          <w:b/>
-          <w:bCs/>
-        </w:rPr>
-        <w:t>Задача</w:t>
-      </w:r>
-      <w:r>
-        <w:rPr/>
-        <w:t xml:space="preserve">: </w:t>
-      </w:r>
-      <w:r>
-        <w:rPr>
-          <w:b/>
-          <w:bCs/>
-        </w:rPr>
-        <w:t>Задача</w:t>
-      </w:r>
-      <w:r>
-        <w:rPr/>
-        <w:t xml:space="preserve">, </w:t>
-      </w:r>
-      <w:r>
-        <w:rPr>
-          <w:b/>
-          <w:bCs/>
-        </w:rPr>
-        <w:t>Веха</w:t>
-      </w:r>
-      <w:r>
-        <w:rPr/>
-        <w:t xml:space="preserve">, </w:t>
-      </w:r>
-      <w:r>
-        <w:rPr>
-          <w:b/>
-          <w:bCs/>
-        </w:rPr>
-        <w:t>Группа</w:t>
-      </w:r>
-      <w:r>
-        <w:rPr/>
-        <w:t xml:space="preserve">, </w:t>
-      </w:r>
-      <w:r>
-        <w:rPr>
-          <w:b/>
-          <w:bCs/>
-        </w:rPr>
-        <w:t>Пометка на шкале</w:t>
-      </w:r>
-      <w:r>
-        <w:rPr/>
-        <w:t>.</w:t>
-      </w:r>
-    </w:p>
-    <w:p>
-      <w:pPr>
-        <w:pStyle w:val="Compact"/>
-        <w:numPr>
-          <w:ilvl w:val="0"/>
-          <w:numId w:val="48"/>
-        </w:numPr>
-        <w:rPr/>
-      </w:pPr>
-      <w:r>
-        <w:rPr/>
-        <w:t>Поле внизу таблицы «Новая задача…» — быстрое добавление подряд: введите название и нажмите Enter, задача добавится в конец плана (на верхний уровень).</w:t>
       </w:r>
     </w:p>
     <w:p>
@@ -4686,6 +4814,121 @@
         <w:numPr>
           <w:ilvl w:val="0"/>
           <w:numId w:val="49"/>
+        </w:numPr>
+        <w:rPr/>
+      </w:pPr>
+      <w:r>
+        <w:rPr>
+          <w:b/>
+          <w:bCs/>
+        </w:rPr>
+        <w:t>Задача</w:t>
+      </w:r>
+      <w:r>
+        <w:rPr/>
+        <w:t xml:space="preserve"> на панели — новая задача после выделенной строки (в выделенную группу — внутрь группы). Клавиша Insert делает то же.</w:t>
+      </w:r>
+    </w:p>
+    <w:p>
+      <w:pPr>
+        <w:pStyle w:val="Compact"/>
+        <w:numPr>
+          <w:ilvl w:val="0"/>
+          <w:numId w:val="50"/>
+        </w:numPr>
+        <w:rPr/>
+      </w:pPr>
+      <w:r>
+        <w:rPr>
+          <w:b/>
+          <w:bCs/>
+        </w:rPr>
+        <w:t>▾</w:t>
+      </w:r>
+      <w:r>
+        <w:rPr/>
+        <w:t xml:space="preserve"> </w:t>
+      </w:r>
+      <w:r>
+        <w:rPr/>
+        <w:t xml:space="preserve">рядом с </w:t>
+      </w:r>
+      <w:r>
+        <w:rPr>
+          <w:b/>
+          <w:bCs/>
+        </w:rPr>
+        <w:t>Задача</w:t>
+      </w:r>
+      <w:r>
+        <w:rPr/>
+        <w:t xml:space="preserve">: </w:t>
+      </w:r>
+      <w:r>
+        <w:rPr>
+          <w:b/>
+          <w:bCs/>
+        </w:rPr>
+        <w:t>Задача</w:t>
+      </w:r>
+      <w:r>
+        <w:rPr/>
+        <w:t xml:space="preserve">, </w:t>
+      </w:r>
+      <w:r>
+        <w:rPr>
+          <w:b/>
+          <w:bCs/>
+        </w:rPr>
+        <w:t>Веха</w:t>
+      </w:r>
+      <w:r>
+        <w:rPr/>
+        <w:t xml:space="preserve">, </w:t>
+      </w:r>
+      <w:r>
+        <w:rPr>
+          <w:b/>
+          <w:bCs/>
+        </w:rPr>
+        <w:t>Группа</w:t>
+      </w:r>
+      <w:r>
+        <w:rPr/>
+        <w:t xml:space="preserve">, </w:t>
+      </w:r>
+      <w:r>
+        <w:rPr>
+          <w:b/>
+          <w:bCs/>
+        </w:rPr>
+        <w:t>Пометка на шкале</w:t>
+      </w:r>
+      <w:r>
+        <w:rPr/>
+        <w:t>.</w:t>
+      </w:r>
+    </w:p>
+    <w:p>
+      <w:pPr>
+        <w:pStyle w:val="Compact"/>
+        <w:numPr>
+          <w:ilvl w:val="0"/>
+          <w:numId w:val="51"/>
+        </w:numPr>
+        <w:rPr/>
+      </w:pPr>
+      <w:r>
+        <w:rPr/>
+        <w:t>Поле внизу таблицы «Новая задача…» — быстрое добавление подряд: введите название и нажмите Enter, задача добавится в конец плана (на верхний уровень).</w:t>
+      </w:r>
+    </w:p>
+    <w:p>
+      <w:pPr>
+        <w:pStyle w:val="Compact"/>
+        <w:numPr>
+          <w:ilvl w:val="0"/>
+          <w:numId w:val="52"/>
         </w:numPr>
         <w:rPr/>
       </w:pPr>
@@ -4766,21 +5009,21 @@
         <w:pStyle w:val="BodyText"/>
         <w:rPr/>
       </w:pPr>
-      <w:bookmarkStart w:id="39" w:name="добавление-строк"/>
+      <w:bookmarkStart w:id="41" w:name="добавление-строк"/>
       <w:r>
         <w:rPr/>
         <w:t>Новая строка сразу открывается в карточке.</w:t>
       </w:r>
-      <w:bookmarkEnd w:id="39"/>
+      <w:bookmarkEnd w:id="41"/>
     </w:p>
     <w:p>
       <w:pPr>
         <w:pStyle w:val="Heading2"/>
         <w:rPr/>
       </w:pPr>
-      <w:bookmarkStart w:id="40" w:name="__RefHeading___Toc2099_4016826874"/>
-      <w:bookmarkStart w:id="41" w:name="карточка-строки"/>
-      <w:bookmarkEnd w:id="40"/>
+      <w:bookmarkStart w:id="42" w:name="__RefHeading___Toc2428_817899775"/>
+      <w:bookmarkStart w:id="43" w:name="карточка-строки"/>
+      <w:bookmarkEnd w:id="42"/>
       <w:r>
         <w:rPr>
           <w:rStyle w:val="SectionNumber"/>
@@ -5770,7 +6013,7 @@
                 <w:szCs w:val="24"/>
                 <w:lang w:val="ru-RU" w:eastAsia="en-US" w:bidi="ar-SA"/>
               </w:rPr>
-              <w:t xml:space="preserve">Ссылка </w:t>
+              <w:t xml:space="preserve">Ключ задачи (ABC-123) или ссылка </w:t>
             </w:r>
             <w:r>
               <w:rPr>
@@ -5789,7 +6032,7 @@
                 <w:szCs w:val="24"/>
                 <w:lang w:val="ru-RU" w:eastAsia="en-US" w:bidi="ar-SA"/>
               </w:rPr>
-              <w:t>; кнопка рядом открывает задачу</w:t>
+              <w:t>; кнопка рядом открывает задачу (см. «Задачи Jira»)</w:t>
             </w:r>
           </w:p>
         </w:tc>
@@ -5949,16 +6192,16 @@
         <w:rPr/>
         <w:t xml:space="preserve"> (Esc).</w:t>
       </w:r>
-      <w:bookmarkEnd w:id="41"/>
+      <w:bookmarkEnd w:id="43"/>
     </w:p>
     <w:p>
       <w:pPr>
         <w:pStyle w:val="Heading2"/>
         <w:rPr/>
       </w:pPr>
-      <w:bookmarkStart w:id="42" w:name="__RefHeading___Toc2101_4016826874"/>
-      <w:bookmarkStart w:id="43" w:name="завершение-задачи"/>
-      <w:bookmarkEnd w:id="42"/>
+      <w:bookmarkStart w:id="44" w:name="__RefHeading___Toc2430_817899775"/>
+      <w:bookmarkStart w:id="45" w:name="завершение-задачи"/>
+      <w:bookmarkEnd w:id="44"/>
       <w:r>
         <w:rPr>
           <w:rStyle w:val="SectionNumber"/>
@@ -6013,16 +6256,16 @@
         <w:rPr/>
         <w:t xml:space="preserve"> или любую другую. Если задача завершена позже или раньше плана, сдвиг рассчитывается от планового окончания автоматически.</w:t>
       </w:r>
-      <w:bookmarkEnd w:id="43"/>
+      <w:bookmarkEnd w:id="45"/>
     </w:p>
     <w:p>
       <w:pPr>
         <w:pStyle w:val="Heading2"/>
         <w:rPr/>
       </w:pPr>
-      <w:bookmarkStart w:id="44" w:name="__RefHeading___Toc2103_4016826874"/>
-      <w:bookmarkStart w:id="45" w:name="вехи"/>
-      <w:bookmarkEnd w:id="44"/>
+      <w:bookmarkStart w:id="46" w:name="__RefHeading___Toc2432_817899775"/>
+      <w:bookmarkStart w:id="47" w:name="вехи"/>
+      <w:bookmarkEnd w:id="46"/>
       <w:r>
         <w:rPr>
           <w:rStyle w:val="SectionNumber"/>
@@ -6132,16 +6375,16 @@
         <w:rPr/>
         <w:t xml:space="preserve"> (по умолчанию — название вехи), исполнитель, группа. Подписи вех над шкалой раскладываются по ярусам и не накладываются.</w:t>
       </w:r>
-      <w:bookmarkEnd w:id="45"/>
+      <w:bookmarkEnd w:id="47"/>
     </w:p>
     <w:p>
       <w:pPr>
         <w:pStyle w:val="Heading2"/>
         <w:rPr/>
       </w:pPr>
-      <w:bookmarkStart w:id="46" w:name="__RefHeading___Toc2105_4016826874"/>
-      <w:bookmarkStart w:id="47" w:name="группы"/>
-      <w:bookmarkEnd w:id="46"/>
+      <w:bookmarkStart w:id="48" w:name="__RefHeading___Toc2434_817899775"/>
+      <w:bookmarkStart w:id="49" w:name="группы"/>
+      <w:bookmarkEnd w:id="48"/>
       <w:r>
         <w:rPr>
           <w:rStyle w:val="SectionNumber"/>
@@ -6174,16 +6417,16 @@
         <w:rPr/>
         <w:t>. Группы можно вкладывать друг в друга.</w:t>
       </w:r>
-      <w:bookmarkEnd w:id="47"/>
+      <w:bookmarkEnd w:id="49"/>
     </w:p>
     <w:p>
       <w:pPr>
         <w:pStyle w:val="Heading2"/>
         <w:rPr/>
       </w:pPr>
-      <w:bookmarkStart w:id="48" w:name="__RefHeading___Toc2107_4016826874"/>
-      <w:bookmarkStart w:id="49" w:name="связи-и-автосдвиг"/>
-      <w:bookmarkEnd w:id="48"/>
+      <w:bookmarkStart w:id="50" w:name="__RefHeading___Toc2436_817899775"/>
+      <w:bookmarkStart w:id="51" w:name="связи-и-автосдвиг"/>
+      <w:bookmarkEnd w:id="50"/>
       <w:r>
         <w:rPr>
           <w:rStyle w:val="SectionNumber"/>
@@ -6633,21 +6876,21 @@
         <w:pStyle w:val="BodyText"/>
         <w:rPr/>
       </w:pPr>
-      <w:bookmarkStart w:id="50" w:name="связи-и-автосдвиг"/>
+      <w:bookmarkStart w:id="52" w:name="связи-и-автосдвиг"/>
       <w:r>
         <w:rPr/>
         <w:t>Стрелки связей на шкале можно скрыть в настройках графика.</w:t>
       </w:r>
-      <w:bookmarkEnd w:id="50"/>
+      <w:bookmarkEnd w:id="52"/>
     </w:p>
     <w:p>
       <w:pPr>
         <w:pStyle w:val="Heading2"/>
         <w:rPr/>
       </w:pPr>
-      <w:bookmarkStart w:id="51" w:name="__RefHeading___Toc2109_4016826874"/>
-      <w:bookmarkStart w:id="52" w:name="перетаскивание"/>
-      <w:bookmarkEnd w:id="51"/>
+      <w:bookmarkStart w:id="53" w:name="__RefHeading___Toc2438_817899775"/>
+      <w:bookmarkStart w:id="54" w:name="перетаскивание"/>
+      <w:bookmarkEnd w:id="53"/>
       <w:r>
         <w:rPr>
           <w:rStyle w:val="SectionNumber"/>
@@ -6658,48 +6901,6 @@
         <w:rPr/>
         <w:tab/>
         <w:t>Перетаскивание</w:t>
-      </w:r>
-    </w:p>
-    <w:p>
-      <w:pPr>
-        <w:pStyle w:val="Compact"/>
-        <w:numPr>
-          <w:ilvl w:val="0"/>
-          <w:numId w:val="50"/>
-        </w:numPr>
-        <w:rPr/>
-      </w:pPr>
-      <w:r>
-        <w:rPr/>
-        <w:t>Полоса задачи — сдвинуть сроки; край полосы — изменить начало или окончание.</w:t>
-      </w:r>
-    </w:p>
-    <w:p>
-      <w:pPr>
-        <w:pStyle w:val="Compact"/>
-        <w:numPr>
-          <w:ilvl w:val="0"/>
-          <w:numId w:val="51"/>
-        </w:numPr>
-        <w:rPr/>
-      </w:pPr>
-      <w:r>
-        <w:rPr/>
-        <w:t>С нажатым Ctrl — копия задачи на новые даты.</w:t>
-      </w:r>
-    </w:p>
-    <w:p>
-      <w:pPr>
-        <w:pStyle w:val="Compact"/>
-        <w:numPr>
-          <w:ilvl w:val="0"/>
-          <w:numId w:val="52"/>
-        </w:numPr>
-        <w:rPr/>
-      </w:pPr>
-      <w:r>
-        <w:rPr/>
-        <w:t>Полоса группы — сдвинуть всю группу с вложенными.</w:t>
       </w:r>
     </w:p>
     <w:p>
@@ -6713,7 +6914,7 @@
       </w:pPr>
       <w:r>
         <w:rPr/>
-        <w:t>Ромб вехи — перенести веху.</w:t>
+        <w:t>Полоса задачи — сдвинуть сроки; край полосы — изменить начало или окончание.</w:t>
       </w:r>
     </w:p>
     <w:p>
@@ -6727,6 +6928,48 @@
       </w:pPr>
       <w:r>
         <w:rPr/>
+        <w:t>С нажатым Ctrl — копия задачи на новые даты.</w:t>
+      </w:r>
+    </w:p>
+    <w:p>
+      <w:pPr>
+        <w:pStyle w:val="Compact"/>
+        <w:numPr>
+          <w:ilvl w:val="0"/>
+          <w:numId w:val="55"/>
+        </w:numPr>
+        <w:rPr/>
+      </w:pPr>
+      <w:r>
+        <w:rPr/>
+        <w:t>Полоса группы — сдвинуть всю группу с вложенными.</w:t>
+      </w:r>
+    </w:p>
+    <w:p>
+      <w:pPr>
+        <w:pStyle w:val="Compact"/>
+        <w:numPr>
+          <w:ilvl w:val="0"/>
+          <w:numId w:val="56"/>
+        </w:numPr>
+        <w:rPr/>
+      </w:pPr>
+      <w:r>
+        <w:rPr/>
+        <w:t>Ромб вехи — перенести веху.</w:t>
+      </w:r>
+    </w:p>
+    <w:p>
+      <w:pPr>
+        <w:pStyle w:val="Compact"/>
+        <w:numPr>
+          <w:ilvl w:val="0"/>
+          <w:numId w:val="57"/>
+        </w:numPr>
+        <w:rPr/>
+      </w:pPr>
+      <w:r>
+        <w:rPr/>
         <w:t>Строку в таблице — за значок ⋮⋮ слева: между строками — порядок, на группу или задачу — внутрь.</w:t>
       </w:r>
     </w:p>
@@ -6735,21 +6978,21 @@
         <w:pStyle w:val="FirstParagraph"/>
         <w:rPr/>
       </w:pPr>
-      <w:bookmarkStart w:id="53" w:name="перетаскивание"/>
+      <w:bookmarkStart w:id="55" w:name="перетаскивание"/>
       <w:r>
         <w:rPr/>
         <w:t>Во время перетаскивания подсказка показывает новые даты. Отмена — Ctrl+Z.</w:t>
       </w:r>
-      <w:bookmarkEnd w:id="53"/>
+      <w:bookmarkEnd w:id="55"/>
     </w:p>
     <w:p>
       <w:pPr>
         <w:pStyle w:val="Heading2"/>
         <w:rPr/>
       </w:pPr>
-      <w:bookmarkStart w:id="54" w:name="__RefHeading___Toc2111_4016826874"/>
-      <w:bookmarkStart w:id="55" w:name="контекстное-меню"/>
-      <w:bookmarkEnd w:id="54"/>
+      <w:bookmarkStart w:id="56" w:name="__RefHeading___Toc2440_817899775"/>
+      <w:bookmarkStart w:id="57" w:name="контекстное-меню"/>
+      <w:bookmarkEnd w:id="56"/>
       <w:r>
         <w:rPr>
           <w:rStyle w:val="SectionNumber"/>
@@ -6965,16 +7208,16 @@
         <w:rPr/>
         <w:t>.</w:t>
       </w:r>
-      <w:bookmarkEnd w:id="55"/>
+      <w:bookmarkEnd w:id="57"/>
     </w:p>
     <w:p>
       <w:pPr>
         <w:pStyle w:val="Heading2"/>
         <w:rPr/>
       </w:pPr>
-      <w:bookmarkStart w:id="56" w:name="__RefHeading___Toc2113_4016826874"/>
-      <w:bookmarkStart w:id="57" w:name="пометки"/>
-      <w:bookmarkEnd w:id="56"/>
+      <w:bookmarkStart w:id="58" w:name="__RefHeading___Toc2442_817899775"/>
+      <w:bookmarkStart w:id="59" w:name="пометки"/>
+      <w:bookmarkEnd w:id="58"/>
       <w:r>
         <w:rPr>
           <w:rStyle w:val="SectionNumber"/>
@@ -7018,16 +7261,16 @@
         <w:rPr/>
         <w:t xml:space="preserve"> в контекстном меню; изменить или удалить — щелчок по флажку. Пометки можно скрыть в настройках графика.</w:t>
       </w:r>
-      <w:bookmarkEnd w:id="57"/>
+      <w:bookmarkEnd w:id="59"/>
     </w:p>
     <w:p>
       <w:pPr>
         <w:pStyle w:val="Heading2"/>
         <w:rPr/>
       </w:pPr>
-      <w:bookmarkStart w:id="58" w:name="__RefHeading___Toc2115_4016826874"/>
-      <w:bookmarkStart w:id="59" w:name="комментарии"/>
-      <w:bookmarkEnd w:id="58"/>
+      <w:bookmarkStart w:id="60" w:name="__RefHeading___Toc2444_817899775"/>
+      <w:bookmarkStart w:id="61" w:name="комментарии"/>
+      <w:bookmarkEnd w:id="60"/>
       <w:r>
         <w:rPr>
           <w:rStyle w:val="SectionNumber"/>
@@ -7112,21 +7355,21 @@
         <w:pStyle w:val="ImageCaption"/>
         <w:rPr/>
       </w:pPr>
-      <w:bookmarkStart w:id="60" w:name="комментарии"/>
+      <w:bookmarkStart w:id="62" w:name="комментарии"/>
       <w:r>
         <w:rPr/>
         <w:t>Комментарии к задаче</w:t>
       </w:r>
-      <w:bookmarkEnd w:id="60"/>
+      <w:bookmarkEnd w:id="62"/>
     </w:p>
     <w:p>
       <w:pPr>
         <w:pStyle w:val="Heading2"/>
         <w:rPr/>
       </w:pPr>
-      <w:bookmarkStart w:id="61" w:name="__RefHeading___Toc2117_4016826874"/>
-      <w:bookmarkStart w:id="62" w:name="история-строки"/>
-      <w:bookmarkEnd w:id="61"/>
+      <w:bookmarkStart w:id="63" w:name="__RefHeading___Toc2446_817899775"/>
+      <w:bookmarkStart w:id="64" w:name="история-строки"/>
+      <w:bookmarkEnd w:id="63"/>
       <w:r>
         <w:rPr>
           <w:rStyle w:val="SectionNumber"/>
@@ -7211,21 +7454,21 @@
         <w:pStyle w:val="ImageCaption"/>
         <w:rPr/>
       </w:pPr>
-      <w:bookmarkStart w:id="63" w:name="история-строки"/>
+      <w:bookmarkStart w:id="65" w:name="история-строки"/>
       <w:r>
         <w:rPr/>
         <w:t>История строки</w:t>
       </w:r>
-      <w:bookmarkEnd w:id="63"/>
+      <w:bookmarkEnd w:id="65"/>
     </w:p>
     <w:p>
       <w:pPr>
         <w:pStyle w:val="Heading2"/>
         <w:rPr/>
       </w:pPr>
-      <w:bookmarkStart w:id="64" w:name="__RefHeading___Toc2119_4016826874"/>
-      <w:bookmarkStart w:id="65" w:name="удаление-и-отмена"/>
-      <w:bookmarkEnd w:id="64"/>
+      <w:bookmarkStart w:id="66" w:name="__RefHeading___Toc2448_817899775"/>
+      <w:bookmarkStart w:id="67" w:name="удаление-и-отмена"/>
+      <w:bookmarkEnd w:id="66"/>
       <w:r>
         <w:rPr>
           <w:rStyle w:val="SectionNumber"/>
@@ -7236,110 +7479,6 @@
         <w:rPr/>
         <w:tab/>
         <w:t>Удаление и отмена</w:t>
-      </w:r>
-    </w:p>
-    <w:p>
-      <w:pPr>
-        <w:pStyle w:val="Compact"/>
-        <w:numPr>
-          <w:ilvl w:val="0"/>
-          <w:numId w:val="55"/>
-        </w:numPr>
-        <w:rPr/>
-      </w:pPr>
-      <w:r>
-        <w:rPr/>
-        <w:t xml:space="preserve">Одна строка без вложенных удаляется сразу (Delete, </w:t>
-      </w:r>
-      <w:r>
-        <w:rPr>
-          <w:b/>
-          <w:bCs/>
-        </w:rPr>
-        <w:t>Удалить</w:t>
-      </w:r>
-      <w:r>
-        <w:rPr/>
-        <w:t xml:space="preserve"> в карточке или меню), в уведомлении — </w:t>
-      </w:r>
-      <w:r>
-        <w:rPr>
-          <w:b/>
-          <w:bCs/>
-        </w:rPr>
-        <w:t>Отменить</w:t>
-      </w:r>
-      <w:r>
-        <w:rPr/>
-        <w:t>.</w:t>
-      </w:r>
-    </w:p>
-    <w:p>
-      <w:pPr>
-        <w:pStyle w:val="Compact"/>
-        <w:numPr>
-          <w:ilvl w:val="0"/>
-          <w:numId w:val="56"/>
-        </w:numPr>
-        <w:rPr/>
-      </w:pPr>
-      <w:r>
-        <w:rPr/>
-        <w:t xml:space="preserve">Если внутри строки есть вложенные, система спросит: </w:t>
-      </w:r>
-      <w:r>
-        <w:rPr>
-          <w:b/>
-          <w:bCs/>
-        </w:rPr>
-        <w:t>Оставить вложенные</w:t>
-      </w:r>
-      <w:r>
-        <w:rPr/>
-        <w:t xml:space="preserve"> (поднять их на уровень выше) или </w:t>
-      </w:r>
-      <w:r>
-        <w:rPr>
-          <w:b/>
-          <w:bCs/>
-        </w:rPr>
-        <w:t>Удалить всё</w:t>
-      </w:r>
-      <w:r>
-        <w:rPr/>
-        <w:t>.</w:t>
-      </w:r>
-    </w:p>
-    <w:p>
-      <w:pPr>
-        <w:pStyle w:val="Compact"/>
-        <w:numPr>
-          <w:ilvl w:val="0"/>
-          <w:numId w:val="57"/>
-        </w:numPr>
-        <w:rPr/>
-      </w:pPr>
-      <w:r>
-        <w:rPr>
-          <w:b/>
-          <w:bCs/>
-        </w:rPr>
-        <w:t>Отменить</w:t>
-      </w:r>
-      <w:r>
-        <w:rPr/>
-        <w:t xml:space="preserve"> / </w:t>
-      </w:r>
-      <w:r>
-        <w:rPr>
-          <w:b/>
-          <w:bCs/>
-        </w:rPr>
-        <w:t>Повторить</w:t>
-      </w:r>
-      <w:r>
-        <w:rPr/>
-        <w:t xml:space="preserve"> на панели (Ctrl+Z / Ctrl+Shift+Z) отменяют ваши последние правки по одной.</w:t>
       </w:r>
     </w:p>
     <w:p>
@@ -7351,21 +7490,125 @@
         </w:numPr>
         <w:rPr/>
       </w:pPr>
-      <w:bookmarkStart w:id="66" w:name="удаление-и-отмена"/>
+      <w:r>
+        <w:rPr/>
+        <w:t xml:space="preserve">Одна строка без вложенных удаляется сразу (Delete, </w:t>
+      </w:r>
+      <w:r>
+        <w:rPr>
+          <w:b/>
+          <w:bCs/>
+        </w:rPr>
+        <w:t>Удалить</w:t>
+      </w:r>
+      <w:r>
+        <w:rPr/>
+        <w:t xml:space="preserve"> в карточке или меню), в уведомлении — </w:t>
+      </w:r>
+      <w:r>
+        <w:rPr>
+          <w:b/>
+          <w:bCs/>
+        </w:rPr>
+        <w:t>Отменить</w:t>
+      </w:r>
+      <w:r>
+        <w:rPr/>
+        <w:t>.</w:t>
+      </w:r>
+    </w:p>
+    <w:p>
+      <w:pPr>
+        <w:pStyle w:val="Compact"/>
+        <w:numPr>
+          <w:ilvl w:val="0"/>
+          <w:numId w:val="59"/>
+        </w:numPr>
+        <w:rPr/>
+      </w:pPr>
+      <w:r>
+        <w:rPr/>
+        <w:t xml:space="preserve">Если внутри строки есть вложенные, система спросит: </w:t>
+      </w:r>
+      <w:r>
+        <w:rPr>
+          <w:b/>
+          <w:bCs/>
+        </w:rPr>
+        <w:t>Оставить вложенные</w:t>
+      </w:r>
+      <w:r>
+        <w:rPr/>
+        <w:t xml:space="preserve"> (поднять их на уровень выше) или </w:t>
+      </w:r>
+      <w:r>
+        <w:rPr>
+          <w:b/>
+          <w:bCs/>
+        </w:rPr>
+        <w:t>Удалить всё</w:t>
+      </w:r>
+      <w:r>
+        <w:rPr/>
+        <w:t>.</w:t>
+      </w:r>
+    </w:p>
+    <w:p>
+      <w:pPr>
+        <w:pStyle w:val="Compact"/>
+        <w:numPr>
+          <w:ilvl w:val="0"/>
+          <w:numId w:val="60"/>
+        </w:numPr>
+        <w:rPr/>
+      </w:pPr>
+      <w:r>
+        <w:rPr>
+          <w:b/>
+          <w:bCs/>
+        </w:rPr>
+        <w:t>Отменить</w:t>
+      </w:r>
+      <w:r>
+        <w:rPr/>
+        <w:t xml:space="preserve"> / </w:t>
+      </w:r>
+      <w:r>
+        <w:rPr>
+          <w:b/>
+          <w:bCs/>
+        </w:rPr>
+        <w:t>Повторить</w:t>
+      </w:r>
+      <w:r>
+        <w:rPr/>
+        <w:t xml:space="preserve"> на панели (Ctrl+Z / Ctrl+Shift+Z) отменяют ваши последние правки по одной.</w:t>
+      </w:r>
+    </w:p>
+    <w:p>
+      <w:pPr>
+        <w:pStyle w:val="Compact"/>
+        <w:numPr>
+          <w:ilvl w:val="0"/>
+          <w:numId w:val="61"/>
+        </w:numPr>
+        <w:rPr/>
+      </w:pPr>
+      <w:bookmarkStart w:id="68" w:name="удаление-и-отмена"/>
       <w:r>
         <w:rPr/>
         <w:t>Любое прежнее состояние плана — в «Истории плана» (см. ниже).</w:t>
       </w:r>
-      <w:bookmarkEnd w:id="66"/>
+      <w:bookmarkEnd w:id="68"/>
     </w:p>
     <w:p>
       <w:pPr>
         <w:pStyle w:val="Heading2"/>
         <w:rPr/>
       </w:pPr>
-      <w:bookmarkStart w:id="67" w:name="__RefHeading___Toc2121_4016826874"/>
-      <w:bookmarkStart w:id="68" w:name="клавиши"/>
-      <w:bookmarkEnd w:id="67"/>
+      <w:bookmarkStart w:id="69" w:name="__RefHeading___Toc2450_817899775"/>
+      <w:bookmarkStart w:id="70" w:name="клавиши"/>
+      <w:bookmarkEnd w:id="69"/>
       <w:r>
         <w:rPr>
           <w:rStyle w:val="SectionNumber"/>
@@ -8268,23 +8511,23 @@
         <w:pStyle w:val="BodyText"/>
         <w:rPr/>
       </w:pPr>
-      <w:bookmarkStart w:id="69" w:name="строки-плана"/>
-      <w:bookmarkStart w:id="70" w:name="клавиши"/>
+      <w:bookmarkStart w:id="71" w:name="строки-плана"/>
+      <w:bookmarkStart w:id="72" w:name="клавиши"/>
       <w:r>
         <w:rPr/>
         <w:t>Сочетания действуют, когда фокус на диаграмме: если он на кнопке, в меню или в карточке, Enter нажимает кнопку, а стрелки ходят по пунктам меню.</w:t>
       </w:r>
-      <w:bookmarkEnd w:id="69"/>
-      <w:bookmarkEnd w:id="70"/>
+      <w:bookmarkEnd w:id="71"/>
+      <w:bookmarkEnd w:id="72"/>
     </w:p>
     <w:p>
       <w:pPr>
         <w:pStyle w:val="Heading1"/>
         <w:rPr/>
       </w:pPr>
-      <w:bookmarkStart w:id="71" w:name="__RefHeading___Toc2123_4016826874"/>
-      <w:bookmarkStart w:id="72" w:name="поиск-фильтры-и-вид"/>
-      <w:bookmarkEnd w:id="71"/>
+      <w:bookmarkStart w:id="73" w:name="__RefHeading___Toc2452_817899775"/>
+      <w:bookmarkStart w:id="74" w:name="поиск-фильтры-и-вид"/>
+      <w:bookmarkEnd w:id="73"/>
       <w:r>
         <w:rPr>
           <w:rStyle w:val="SectionNumber"/>
@@ -8302,9 +8545,9 @@
         <w:pStyle w:val="Heading2"/>
         <w:rPr/>
       </w:pPr>
-      <w:bookmarkStart w:id="73" w:name="__RefHeading___Toc2125_4016826874"/>
-      <w:bookmarkStart w:id="74" w:name="поиск-и-фильтры"/>
-      <w:bookmarkEnd w:id="73"/>
+      <w:bookmarkStart w:id="75" w:name="__RefHeading___Toc2454_817899775"/>
+      <w:bookmarkStart w:id="76" w:name="поиск-и-фильтры"/>
+      <w:bookmarkEnd w:id="75"/>
       <w:r>
         <w:rPr>
           <w:rStyle w:val="SectionNumber"/>
@@ -8423,21 +8666,21 @@
         <w:pStyle w:val="BodyText"/>
         <w:rPr/>
       </w:pPr>
-      <w:bookmarkStart w:id="75" w:name="поиск-и-фильтры"/>
+      <w:bookmarkStart w:id="77" w:name="поиск-и-фильтры"/>
       <w:r>
         <w:rPr/>
         <w:t>Фильтры и поиск — только у вас и не меняют план.</w:t>
       </w:r>
-      <w:bookmarkEnd w:id="75"/>
+      <w:bookmarkEnd w:id="77"/>
     </w:p>
     <w:p>
       <w:pPr>
         <w:pStyle w:val="Heading2"/>
         <w:rPr/>
       </w:pPr>
-      <w:bookmarkStart w:id="76" w:name="__RefHeading___Toc2127_4016826874"/>
-      <w:bookmarkStart w:id="77" w:name="колонки-и-группы"/>
-      <w:bookmarkEnd w:id="76"/>
+      <w:bookmarkStart w:id="78" w:name="__RefHeading___Toc2456_817899775"/>
+      <w:bookmarkStart w:id="79" w:name="колонки-и-группы"/>
+      <w:bookmarkEnd w:id="78"/>
       <w:r>
         <w:rPr>
           <w:rStyle w:val="SectionNumber"/>
@@ -8595,21 +8838,21 @@
         <w:pStyle w:val="ImageCaption"/>
         <w:rPr/>
       </w:pPr>
-      <w:bookmarkStart w:id="78" w:name="колонки-и-группы"/>
+      <w:bookmarkStart w:id="80" w:name="колонки-и-группы"/>
       <w:r>
         <w:rPr/>
         <w:t>Меню «Вид»</w:t>
       </w:r>
-      <w:bookmarkEnd w:id="78"/>
+      <w:bookmarkEnd w:id="80"/>
     </w:p>
     <w:p>
       <w:pPr>
         <w:pStyle w:val="Heading2"/>
         <w:rPr/>
       </w:pPr>
-      <w:bookmarkStart w:id="79" w:name="__RefHeading___Toc2129_4016826874"/>
-      <w:bookmarkStart w:id="80" w:name="свой-вид-и-вид-по-умолчанию"/>
-      <w:bookmarkEnd w:id="79"/>
+      <w:bookmarkStart w:id="81" w:name="__RefHeading___Toc2458_817899775"/>
+      <w:bookmarkStart w:id="82" w:name="свой-вид-и-вид-по-умолчанию"/>
+      <w:bookmarkEnd w:id="81"/>
       <w:r>
         <w:rPr>
           <w:rStyle w:val="SectionNumber"/>
@@ -8642,16 +8885,16 @@
         <w:rPr/>
         <w:t>.</w:t>
       </w:r>
-      <w:bookmarkEnd w:id="72"/>
-      <w:bookmarkEnd w:id="80"/>
+      <w:bookmarkEnd w:id="74"/>
+      <w:bookmarkEnd w:id="82"/>
     </w:p>
     <w:p>
       <w:pPr>
         <w:pStyle w:val="Heading1"/>
         <w:rPr/>
       </w:pPr>
-      <w:bookmarkStart w:id="81" w:name="__RefHeading___Toc2131_4016826874"/>
-      <w:bookmarkEnd w:id="81"/>
+      <w:bookmarkStart w:id="83" w:name="__RefHeading___Toc2460_817899775"/>
+      <w:bookmarkEnd w:id="83"/>
       <w:r>
         <w:rPr>
           <w:rStyle w:val="SectionNumber"/>
@@ -9402,8 +9645,8 @@
               </w:rPr>
               <w:t>Сделать ваш вид видом по умолчанию для коллег</w:t>
             </w:r>
-            <w:bookmarkStart w:id="82" w:name="настройки-графика"/>
-            <w:bookmarkEnd w:id="82"/>
+            <w:bookmarkStart w:id="84" w:name="настройки-графика"/>
+            <w:bookmarkEnd w:id="84"/>
           </w:p>
         </w:tc>
       </w:tr>
@@ -9413,8 +9656,8 @@
         <w:pStyle w:val="Heading1"/>
         <w:rPr/>
       </w:pPr>
-      <w:bookmarkStart w:id="83" w:name="__RefHeading___Toc2133_4016826874"/>
-      <w:bookmarkEnd w:id="83"/>
+      <w:bookmarkStart w:id="85" w:name="__RefHeading___Toc2462_817899775"/>
+      <w:bookmarkEnd w:id="85"/>
       <w:r>
         <w:rPr>
           <w:rStyle w:val="SectionNumber"/>
@@ -9515,9 +9758,9 @@
         <w:pStyle w:val="Heading1"/>
         <w:rPr/>
       </w:pPr>
-      <w:bookmarkStart w:id="84" w:name="__RefHeading___Toc2135_4016826874"/>
-      <w:bookmarkStart w:id="85" w:name="статистика"/>
-      <w:bookmarkEnd w:id="84"/>
+      <w:bookmarkStart w:id="86" w:name="__RefHeading___Toc2464_817899775"/>
+      <w:bookmarkStart w:id="87" w:name="статистика"/>
+      <w:bookmarkEnd w:id="86"/>
       <w:r>
         <w:rPr>
           <w:rStyle w:val="SectionNumber"/>
@@ -9598,21 +9841,21 @@
         <w:pStyle w:val="ImageCaption"/>
         <w:rPr/>
       </w:pPr>
-      <w:bookmarkStart w:id="86" w:name="статистика"/>
+      <w:bookmarkStart w:id="88" w:name="статистика"/>
       <w:r>
         <w:rPr/>
         <w:t>Статистика плана</w:t>
       </w:r>
-      <w:bookmarkEnd w:id="86"/>
+      <w:bookmarkEnd w:id="88"/>
     </w:p>
     <w:p>
       <w:pPr>
         <w:pStyle w:val="Heading1"/>
         <w:rPr/>
       </w:pPr>
-      <w:bookmarkStart w:id="87" w:name="__RefHeading___Toc2137_4016826874"/>
-      <w:bookmarkStart w:id="88" w:name="история-плана-и-версии"/>
-      <w:bookmarkEnd w:id="87"/>
+      <w:bookmarkStart w:id="89" w:name="__RefHeading___Toc2466_817899775"/>
+      <w:bookmarkStart w:id="90" w:name="история-плана-и-версии"/>
+      <w:bookmarkEnd w:id="89"/>
       <w:r>
         <w:rPr>
           <w:rStyle w:val="SectionNumber"/>
@@ -9737,7 +9980,7 @@
         <w:pStyle w:val="Compact"/>
         <w:numPr>
           <w:ilvl w:val="0"/>
-          <w:numId w:val="59"/>
+          <w:numId w:val="62"/>
         </w:numPr>
         <w:rPr/>
       </w:pPr>
@@ -9751,7 +9994,7 @@
         <w:pStyle w:val="Compact"/>
         <w:numPr>
           <w:ilvl w:val="0"/>
-          <w:numId w:val="60"/>
+          <w:numId w:val="63"/>
         </w:numPr>
         <w:rPr/>
       </w:pPr>
@@ -9776,7 +10019,7 @@
         <w:pStyle w:val="Compact"/>
         <w:numPr>
           <w:ilvl w:val="0"/>
-          <w:numId w:val="61"/>
+          <w:numId w:val="64"/>
         </w:numPr>
         <w:rPr/>
       </w:pPr>
@@ -9879,16 +10122,16 @@
         <w:rPr/>
         <w:t xml:space="preserve"> — вернуть план к этому состоянию; текущее состояние перед этим сохраняется как версия «Перед восстановлением», так что восстановление тоже можно отменить.</w:t>
       </w:r>
-      <w:bookmarkEnd w:id="88"/>
+      <w:bookmarkEnd w:id="90"/>
     </w:p>
     <w:p>
       <w:pPr>
         <w:pStyle w:val="Heading1"/>
         <w:rPr/>
       </w:pPr>
-      <w:bookmarkStart w:id="89" w:name="__RefHeading___Toc2139_4016826874"/>
-      <w:bookmarkStart w:id="90" w:name="экспорт"/>
-      <w:bookmarkEnd w:id="89"/>
+      <w:bookmarkStart w:id="91" w:name="__RefHeading___Toc2468_817899775"/>
+      <w:bookmarkStart w:id="92" w:name="экспорт"/>
+      <w:bookmarkEnd w:id="91"/>
       <w:r>
         <w:rPr>
           <w:rStyle w:val="SectionNumber"/>
@@ -10421,21 +10664,21 @@
         <w:pStyle w:val="BodyText"/>
         <w:rPr/>
       </w:pPr>
-      <w:bookmarkStart w:id="91" w:name="экспорт"/>
+      <w:bookmarkStart w:id="93" w:name="экспорт"/>
       <w:r>
         <w:rPr/>
         <w:t>Выгружается то, что видно: с учётом фильтров, свёрнутых групп, шкалы и легенды.</w:t>
       </w:r>
-      <w:bookmarkEnd w:id="91"/>
+      <w:bookmarkEnd w:id="93"/>
     </w:p>
     <w:p>
       <w:pPr>
         <w:pStyle w:val="Heading1"/>
         <w:rPr/>
       </w:pPr>
-      <w:bookmarkStart w:id="92" w:name="__RefHeading___Toc2141_4016826874"/>
-      <w:bookmarkStart w:id="93" w:name="только-просмотр"/>
-      <w:bookmarkEnd w:id="92"/>
+      <w:bookmarkStart w:id="94" w:name="__RefHeading___Toc2470_817899775"/>
+      <w:bookmarkStart w:id="95" w:name="задачи-jira"/>
+      <w:bookmarkEnd w:id="94"/>
       <w:r>
         <w:rPr>
           <w:rStyle w:val="SectionNumber"/>
@@ -10445,7 +10688,7 @@
       <w:r>
         <w:rPr/>
         <w:tab/>
-        <w:t>Только просмотр</w:t>
+        <w:t>Задачи Jira</w:t>
       </w:r>
     </w:p>
     <w:p>
@@ -10455,7 +10698,58 @@
       </w:pPr>
       <w:r>
         <w:rPr/>
-        <w:t>Если у вас доступ «Просмотр» (или роль «Наблюдатель»), план открывается без инструментов правки, а над графиком — пояснение. Можно смотреть, искать, фильтровать, менять шкалу и масштаб, открывать карточки, историю, версии и статистику, выгружать.</w:t>
+        <w:t>Если администратор подключил Jira, строку плана можно связать с задачей Jira и видеть её статус, исполнителя и сроки прямо в плане. Данные из Jira в план сами не переносятся: вы видите, что отличается, и переносите нужное — одной правкой, которую можно отменить (Ctrl+Z).</w:t>
+      </w:r>
+    </w:p>
+    <w:p>
+      <w:pPr>
+        <w:pStyle w:val="Heading2"/>
+        <w:rPr/>
+      </w:pPr>
+      <w:bookmarkStart w:id="96" w:name="__RefHeading___Toc2472_817899775"/>
+      <w:bookmarkStart w:id="97" w:name="привязка-строки"/>
+      <w:bookmarkEnd w:id="96"/>
+      <w:r>
+        <w:rPr>
+          <w:rStyle w:val="SectionNumber"/>
+        </w:rPr>
+        <w:t>12.1</w:t>
+      </w:r>
+      <w:r>
+        <w:rPr/>
+        <w:tab/>
+        <w:t>Привязка строки</w:t>
+      </w:r>
+    </w:p>
+    <w:p>
+      <w:pPr>
+        <w:pStyle w:val="FirstParagraph"/>
+        <w:rPr/>
+      </w:pPr>
+      <w:r>
+        <w:rPr/>
+        <w:t xml:space="preserve">В карточке задачи в поле </w:t>
+      </w:r>
+      <w:r>
+        <w:rPr>
+          <w:b/>
+          <w:bCs/>
+        </w:rPr>
+        <w:t>Задача в Jira</w:t>
+      </w:r>
+      <w:r>
+        <w:rPr/>
+        <w:t xml:space="preserve"> введите ключ задачи, например </w:t>
+      </w:r>
+      <w:r>
+        <w:rPr>
+          <w:rStyle w:val="VerbatimChar"/>
+        </w:rPr>
+        <w:t>ABC-123</w:t>
+      </w:r>
+      <w:r>
+        <w:rPr/>
+        <w:t>, — он превратится в ссылку на вашу Jira. Можно вставить и ссылку целиком. Под статусом строки появится карточка задачи Jira: статус, исполнитель, начало и срок, дата решения, трудозатраты и прогресс по ним.</w:t>
       </w:r>
     </w:p>
     <w:p>
@@ -10469,7 +10763,7 @@
           <wp:inline distT="0" distB="0" distL="0" distR="0">
             <wp:extent cx="5334000" cy="3333750"/>
             <wp:effectExtent l="0" t="0" r="0" b="0"/>
-            <wp:docPr id="23" name="Image23" descr="План в режиме просмотра"/>
+            <wp:docPr id="23" name="Image23" descr="Задача Jira в карточке строки"/>
             <wp:cNvGraphicFramePr>
               <a:graphicFrameLocks xmlns:a="http://schemas.openxmlformats.org/drawingml/2006/main" noChangeAspect="1"/>
             </wp:cNvGraphicFramePr>
@@ -10477,7 +10771,7 @@
               <a:graphicData uri="http://schemas.openxmlformats.org/drawingml/2006/picture">
                 <pic:pic xmlns:pic="http://schemas.openxmlformats.org/drawingml/2006/picture">
                   <pic:nvPicPr>
-                    <pic:cNvPr id="23" name="Image23" descr="План в режиме просмотра"/>
+                    <pic:cNvPr id="23" name="Image23" descr="Задача Jira в карточке строки"/>
                     <pic:cNvPicPr>
                       <a:picLocks noChangeAspect="1" noChangeArrowheads="1"/>
                     </pic:cNvPicPr>
@@ -10509,125 +10803,637 @@
         <w:pStyle w:val="ImageCaption"/>
         <w:rPr/>
       </w:pPr>
-      <w:bookmarkStart w:id="94" w:name="только-просмотр"/>
-      <w:r>
-        <w:rPr/>
-        <w:t>План в режиме просмотра</w:t>
-      </w:r>
-      <w:bookmarkEnd w:id="94"/>
-    </w:p>
-    <w:p>
-      <w:pPr>
-        <w:pStyle w:val="Heading1"/>
-        <w:rPr/>
-      </w:pPr>
-      <w:bookmarkStart w:id="95" w:name="__RefHeading___Toc2143_4016826874"/>
-      <w:bookmarkStart w:id="96" w:name="пользовательские-сценарии"/>
-      <w:bookmarkEnd w:id="95"/>
+      <w:r>
+        <w:rPr/>
+        <w:t>Задача Jira в карточке строки</w:t>
+      </w:r>
+    </w:p>
+    <w:p>
+      <w:pPr>
+        <w:pStyle w:val="BodyText"/>
+        <w:rPr/>
+      </w:pPr>
+      <w:r>
+        <w:rPr/>
+        <w:t xml:space="preserve">Если данные в Jira отличаются от строки, карточка покажет </w:t>
+      </w:r>
+      <w:r>
+        <w:rPr>
+          <w:b/>
+          <w:bCs/>
+        </w:rPr>
+        <w:t>В Jira иначе</w:t>
+      </w:r>
+      <w:r>
+        <w:rPr/>
+        <w:t xml:space="preserve"> — что именно и как: название, статус, сроки, прогресс. </w:t>
+      </w:r>
+      <w:r>
+        <w:rPr>
+          <w:b/>
+          <w:bCs/>
+        </w:rPr>
+        <w:t>Перенести</w:t>
+      </w:r>
+      <w:r>
+        <w:rPr/>
+        <w:t xml:space="preserve"> рядом с полем переносит одно поле, </w:t>
+      </w:r>
+      <w:r>
+        <w:rPr>
+          <w:b/>
+          <w:bCs/>
+        </w:rPr>
+        <w:t>Перенести всё</w:t>
+      </w:r>
+      <w:r>
+        <w:rPr/>
+        <w:t xml:space="preserve"> — все сразу.</w:t>
+      </w:r>
+    </w:p>
+    <w:tbl>
+      <w:tblPr>
+        <w:tblStyle w:val="Table"/>
+        <w:tblW w:w="5000" w:type="pct"/>
+        <w:jc w:val="center"/>
+        <w:tblInd w:w="0" w:type="dxa"/>
+        <w:tblLayout w:type="fixed"/>
+        <w:tblCellMar>
+          <w:top w:w="0" w:type="dxa"/>
+          <w:left w:w="108" w:type="dxa"/>
+          <w:bottom w:w="0" w:type="dxa"/>
+          <w:right w:w="108" w:type="dxa"/>
+        </w:tblCellMar>
+        <w:tblLook w:val="0020" w:noHBand="0" w:noVBand="0" w:firstColumn="0" w:lastRow="0" w:lastColumn="0" w:firstRow="1"/>
+      </w:tblPr>
+      <w:tblGrid>
+        <w:gridCol w:w="3770"/>
+        <w:gridCol w:w="5589"/>
+      </w:tblGrid>
+      <w:tr>
+        <w:trPr>
+          <w:tblHeader w:val="true"/>
+        </w:trPr>
+        <w:tc>
+          <w:tcPr>
+            <w:tcW w:w="3770" w:type="dxa"/>
+            <w:tcBorders>
+              <w:top w:val="single" w:sz="4" w:space="0" w:color="D6DCEA"/>
+              <w:left w:val="single" w:sz="4" w:space="0" w:color="D6DCEA"/>
+              <w:bottom w:val="single" w:sz="6" w:space="0" w:color="000000"/>
+              <w:right w:val="single" w:sz="4" w:space="0" w:color="D6DCEA"/>
+            </w:tcBorders>
+            <w:shd w:color="auto" w:fill="EEF2FB" w:val="clear"/>
+            <w:vAlign w:val="bottom"/>
+          </w:tcPr>
+          <w:p>
+            <w:pPr>
+              <w:pStyle w:val="Compact"/>
+              <w:widowControl/>
+              <w:spacing w:before="36" w:after="40"/>
+              <w:jc w:val="left"/>
+              <w:rPr>
+                <w:kern w:val="0"/>
+                <w:szCs w:val="24"/>
+                <w:lang w:val="ru-RU" w:eastAsia="en-US" w:bidi="ar-SA"/>
+              </w:rPr>
+            </w:pPr>
+            <w:r>
+              <w:rPr>
+                <w:b/>
+                <w:kern w:val="0"/>
+                <w:sz w:val="18"/>
+                <w:szCs w:val="24"/>
+                <w:lang w:val="ru-RU" w:eastAsia="en-US" w:bidi="ar-SA"/>
+              </w:rPr>
+              <w:t>В Jira</w:t>
+            </w:r>
+          </w:p>
+        </w:tc>
+        <w:tc>
+          <w:tcPr>
+            <w:tcW w:w="5589" w:type="dxa"/>
+            <w:tcBorders>
+              <w:top w:val="single" w:sz="4" w:space="0" w:color="D6DCEA"/>
+              <w:left w:val="single" w:sz="4" w:space="0" w:color="D6DCEA"/>
+              <w:bottom w:val="single" w:sz="6" w:space="0" w:color="000000"/>
+              <w:right w:val="single" w:sz="4" w:space="0" w:color="D6DCEA"/>
+            </w:tcBorders>
+            <w:shd w:color="auto" w:fill="EEF2FB" w:val="clear"/>
+            <w:vAlign w:val="bottom"/>
+          </w:tcPr>
+          <w:p>
+            <w:pPr>
+              <w:pStyle w:val="Compact"/>
+              <w:widowControl/>
+              <w:spacing w:before="36" w:after="40"/>
+              <w:jc w:val="left"/>
+              <w:rPr>
+                <w:kern w:val="0"/>
+                <w:szCs w:val="24"/>
+                <w:lang w:val="ru-RU" w:eastAsia="en-US" w:bidi="ar-SA"/>
+              </w:rPr>
+            </w:pPr>
+            <w:r>
+              <w:rPr>
+                <w:b/>
+                <w:kern w:val="0"/>
+                <w:sz w:val="18"/>
+                <w:szCs w:val="24"/>
+                <w:lang w:val="ru-RU" w:eastAsia="en-US" w:bidi="ar-SA"/>
+              </w:rPr>
+              <w:t>В строке плана</w:t>
+            </w:r>
+          </w:p>
+        </w:tc>
+      </w:tr>
+      <w:tr>
+        <w:trPr/>
+        <w:tc>
+          <w:tcPr>
+            <w:tcW w:w="3770" w:type="dxa"/>
+            <w:tcBorders>
+              <w:top w:val="single" w:sz="4" w:space="0" w:color="D6DCEA"/>
+              <w:left w:val="single" w:sz="4" w:space="0" w:color="D6DCEA"/>
+              <w:bottom w:val="single" w:sz="4" w:space="0" w:color="D6DCEA"/>
+              <w:right w:val="single" w:sz="4" w:space="0" w:color="D6DCEA"/>
+            </w:tcBorders>
+          </w:tcPr>
+          <w:p>
+            <w:pPr>
+              <w:pStyle w:val="Compact"/>
+              <w:widowControl/>
+              <w:spacing w:before="36" w:after="40"/>
+              <w:jc w:val="left"/>
+              <w:rPr>
+                <w:kern w:val="0"/>
+                <w:szCs w:val="24"/>
+                <w:lang w:val="ru-RU" w:eastAsia="en-US" w:bidi="ar-SA"/>
+              </w:rPr>
+            </w:pPr>
+            <w:r>
+              <w:rPr>
+                <w:kern w:val="0"/>
+                <w:sz w:val="18"/>
+                <w:szCs w:val="24"/>
+                <w:lang w:val="ru-RU" w:eastAsia="en-US" w:bidi="ar-SA"/>
+              </w:rPr>
+              <w:t>Тема</w:t>
+            </w:r>
+          </w:p>
+        </w:tc>
+        <w:tc>
+          <w:tcPr>
+            <w:tcW w:w="5589" w:type="dxa"/>
+            <w:tcBorders>
+              <w:top w:val="single" w:sz="4" w:space="0" w:color="D6DCEA"/>
+              <w:left w:val="single" w:sz="4" w:space="0" w:color="D6DCEA"/>
+              <w:bottom w:val="single" w:sz="4" w:space="0" w:color="D6DCEA"/>
+              <w:right w:val="single" w:sz="4" w:space="0" w:color="D6DCEA"/>
+            </w:tcBorders>
+          </w:tcPr>
+          <w:p>
+            <w:pPr>
+              <w:pStyle w:val="Compact"/>
+              <w:widowControl/>
+              <w:spacing w:before="36" w:after="40"/>
+              <w:jc w:val="left"/>
+              <w:rPr>
+                <w:kern w:val="0"/>
+                <w:szCs w:val="24"/>
+                <w:lang w:val="ru-RU" w:eastAsia="en-US" w:bidi="ar-SA"/>
+              </w:rPr>
+            </w:pPr>
+            <w:r>
+              <w:rPr>
+                <w:kern w:val="0"/>
+                <w:sz w:val="18"/>
+                <w:szCs w:val="24"/>
+                <w:lang w:val="ru-RU" w:eastAsia="en-US" w:bidi="ar-SA"/>
+              </w:rPr>
+              <w:t>Название</w:t>
+            </w:r>
+          </w:p>
+        </w:tc>
+      </w:tr>
+      <w:tr>
+        <w:trPr/>
+        <w:tc>
+          <w:tcPr>
+            <w:tcW w:w="3770" w:type="dxa"/>
+            <w:tcBorders>
+              <w:top w:val="single" w:sz="4" w:space="0" w:color="D6DCEA"/>
+              <w:left w:val="single" w:sz="4" w:space="0" w:color="D6DCEA"/>
+              <w:bottom w:val="single" w:sz="4" w:space="0" w:color="D6DCEA"/>
+              <w:right w:val="single" w:sz="4" w:space="0" w:color="D6DCEA"/>
+            </w:tcBorders>
+          </w:tcPr>
+          <w:p>
+            <w:pPr>
+              <w:pStyle w:val="Compact"/>
+              <w:widowControl/>
+              <w:spacing w:before="36" w:after="40"/>
+              <w:jc w:val="left"/>
+              <w:rPr>
+                <w:kern w:val="0"/>
+                <w:szCs w:val="24"/>
+                <w:lang w:val="ru-RU" w:eastAsia="en-US" w:bidi="ar-SA"/>
+              </w:rPr>
+            </w:pPr>
+            <w:r>
+              <w:rPr>
+                <w:kern w:val="0"/>
+                <w:sz w:val="18"/>
+                <w:szCs w:val="24"/>
+                <w:lang w:val="ru-RU" w:eastAsia="en-US" w:bidi="ar-SA"/>
+              </w:rPr>
+              <w:t>Статус категории «К выполнению»</w:t>
+            </w:r>
+          </w:p>
+        </w:tc>
+        <w:tc>
+          <w:tcPr>
+            <w:tcW w:w="5589" w:type="dxa"/>
+            <w:tcBorders>
+              <w:top w:val="single" w:sz="4" w:space="0" w:color="D6DCEA"/>
+              <w:left w:val="single" w:sz="4" w:space="0" w:color="D6DCEA"/>
+              <w:bottom w:val="single" w:sz="4" w:space="0" w:color="D6DCEA"/>
+              <w:right w:val="single" w:sz="4" w:space="0" w:color="D6DCEA"/>
+            </w:tcBorders>
+          </w:tcPr>
+          <w:p>
+            <w:pPr>
+              <w:pStyle w:val="Compact"/>
+              <w:widowControl/>
+              <w:spacing w:before="36" w:after="40"/>
+              <w:jc w:val="left"/>
+              <w:rPr>
+                <w:kern w:val="0"/>
+                <w:szCs w:val="24"/>
+                <w:lang w:val="ru-RU" w:eastAsia="en-US" w:bidi="ar-SA"/>
+              </w:rPr>
+            </w:pPr>
+            <w:r>
+              <w:rPr>
+                <w:kern w:val="0"/>
+                <w:sz w:val="18"/>
+                <w:szCs w:val="24"/>
+                <w:lang w:val="ru-RU" w:eastAsia="en-US" w:bidi="ar-SA"/>
+              </w:rPr>
+              <w:t>Новая</w:t>
+            </w:r>
+          </w:p>
+        </w:tc>
+      </w:tr>
+      <w:tr>
+        <w:trPr/>
+        <w:tc>
+          <w:tcPr>
+            <w:tcW w:w="3770" w:type="dxa"/>
+            <w:tcBorders>
+              <w:top w:val="single" w:sz="4" w:space="0" w:color="D6DCEA"/>
+              <w:left w:val="single" w:sz="4" w:space="0" w:color="D6DCEA"/>
+              <w:bottom w:val="single" w:sz="4" w:space="0" w:color="D6DCEA"/>
+              <w:right w:val="single" w:sz="4" w:space="0" w:color="D6DCEA"/>
+            </w:tcBorders>
+          </w:tcPr>
+          <w:p>
+            <w:pPr>
+              <w:pStyle w:val="Compact"/>
+              <w:widowControl/>
+              <w:spacing w:before="36" w:after="40"/>
+              <w:jc w:val="left"/>
+              <w:rPr>
+                <w:kern w:val="0"/>
+                <w:szCs w:val="24"/>
+                <w:lang w:val="ru-RU" w:eastAsia="en-US" w:bidi="ar-SA"/>
+              </w:rPr>
+            </w:pPr>
+            <w:r>
+              <w:rPr>
+                <w:kern w:val="0"/>
+                <w:sz w:val="18"/>
+                <w:szCs w:val="24"/>
+                <w:lang w:val="ru-RU" w:eastAsia="en-US" w:bidi="ar-SA"/>
+              </w:rPr>
+              <w:t>Статус категории «В работе»</w:t>
+            </w:r>
+          </w:p>
+        </w:tc>
+        <w:tc>
+          <w:tcPr>
+            <w:tcW w:w="5589" w:type="dxa"/>
+            <w:tcBorders>
+              <w:top w:val="single" w:sz="4" w:space="0" w:color="D6DCEA"/>
+              <w:left w:val="single" w:sz="4" w:space="0" w:color="D6DCEA"/>
+              <w:bottom w:val="single" w:sz="4" w:space="0" w:color="D6DCEA"/>
+              <w:right w:val="single" w:sz="4" w:space="0" w:color="D6DCEA"/>
+            </w:tcBorders>
+          </w:tcPr>
+          <w:p>
+            <w:pPr>
+              <w:pStyle w:val="Compact"/>
+              <w:widowControl/>
+              <w:spacing w:before="36" w:after="40"/>
+              <w:jc w:val="left"/>
+              <w:rPr>
+                <w:kern w:val="0"/>
+                <w:szCs w:val="24"/>
+                <w:lang w:val="ru-RU" w:eastAsia="en-US" w:bidi="ar-SA"/>
+              </w:rPr>
+            </w:pPr>
+            <w:r>
+              <w:rPr>
+                <w:kern w:val="0"/>
+                <w:sz w:val="18"/>
+                <w:szCs w:val="24"/>
+                <w:lang w:val="ru-RU" w:eastAsia="en-US" w:bidi="ar-SA"/>
+              </w:rPr>
+              <w:t>В работе («Заблокирована» не меняется)</w:t>
+            </w:r>
+          </w:p>
+        </w:tc>
+      </w:tr>
+      <w:tr>
+        <w:trPr/>
+        <w:tc>
+          <w:tcPr>
+            <w:tcW w:w="3770" w:type="dxa"/>
+            <w:tcBorders>
+              <w:top w:val="single" w:sz="4" w:space="0" w:color="D6DCEA"/>
+              <w:left w:val="single" w:sz="4" w:space="0" w:color="D6DCEA"/>
+              <w:bottom w:val="single" w:sz="4" w:space="0" w:color="D6DCEA"/>
+              <w:right w:val="single" w:sz="4" w:space="0" w:color="D6DCEA"/>
+            </w:tcBorders>
+          </w:tcPr>
+          <w:p>
+            <w:pPr>
+              <w:pStyle w:val="Compact"/>
+              <w:widowControl/>
+              <w:spacing w:before="36" w:after="40"/>
+              <w:jc w:val="left"/>
+              <w:rPr>
+                <w:kern w:val="0"/>
+                <w:szCs w:val="24"/>
+                <w:lang w:val="ru-RU" w:eastAsia="en-US" w:bidi="ar-SA"/>
+              </w:rPr>
+            </w:pPr>
+            <w:r>
+              <w:rPr>
+                <w:kern w:val="0"/>
+                <w:sz w:val="18"/>
+                <w:szCs w:val="24"/>
+                <w:lang w:val="ru-RU" w:eastAsia="en-US" w:bidi="ar-SA"/>
+              </w:rPr>
+              <w:t>Статус категории «Готово»</w:t>
+            </w:r>
+          </w:p>
+        </w:tc>
+        <w:tc>
+          <w:tcPr>
+            <w:tcW w:w="5589" w:type="dxa"/>
+            <w:tcBorders>
+              <w:top w:val="single" w:sz="4" w:space="0" w:color="D6DCEA"/>
+              <w:left w:val="single" w:sz="4" w:space="0" w:color="D6DCEA"/>
+              <w:bottom w:val="single" w:sz="4" w:space="0" w:color="D6DCEA"/>
+              <w:right w:val="single" w:sz="4" w:space="0" w:color="D6DCEA"/>
+            </w:tcBorders>
+          </w:tcPr>
+          <w:p>
+            <w:pPr>
+              <w:pStyle w:val="Compact"/>
+              <w:widowControl/>
+              <w:spacing w:before="36" w:after="40"/>
+              <w:jc w:val="left"/>
+              <w:rPr>
+                <w:kern w:val="0"/>
+                <w:szCs w:val="24"/>
+                <w:lang w:val="ru-RU" w:eastAsia="en-US" w:bidi="ar-SA"/>
+              </w:rPr>
+            </w:pPr>
+            <w:r>
+              <w:rPr>
+                <w:kern w:val="0"/>
+                <w:sz w:val="18"/>
+                <w:szCs w:val="24"/>
+                <w:lang w:val="ru-RU" w:eastAsia="en-US" w:bidi="ar-SA"/>
+              </w:rPr>
+              <w:t>Завершена — с датой решения задачи, прогресс 100 %</w:t>
+            </w:r>
+          </w:p>
+        </w:tc>
+      </w:tr>
+      <w:tr>
+        <w:trPr/>
+        <w:tc>
+          <w:tcPr>
+            <w:tcW w:w="3770" w:type="dxa"/>
+            <w:tcBorders>
+              <w:top w:val="single" w:sz="4" w:space="0" w:color="D6DCEA"/>
+              <w:left w:val="single" w:sz="4" w:space="0" w:color="D6DCEA"/>
+              <w:bottom w:val="single" w:sz="4" w:space="0" w:color="D6DCEA"/>
+              <w:right w:val="single" w:sz="4" w:space="0" w:color="D6DCEA"/>
+            </w:tcBorders>
+          </w:tcPr>
+          <w:p>
+            <w:pPr>
+              <w:pStyle w:val="Compact"/>
+              <w:widowControl/>
+              <w:spacing w:before="36" w:after="40"/>
+              <w:jc w:val="left"/>
+              <w:rPr>
+                <w:kern w:val="0"/>
+                <w:szCs w:val="24"/>
+                <w:lang w:val="ru-RU" w:eastAsia="en-US" w:bidi="ar-SA"/>
+              </w:rPr>
+            </w:pPr>
+            <w:r>
+              <w:rPr>
+                <w:kern w:val="0"/>
+                <w:sz w:val="18"/>
+                <w:szCs w:val="24"/>
+                <w:lang w:val="ru-RU" w:eastAsia="en-US" w:bidi="ar-SA"/>
+              </w:rPr>
+              <w:t>Начало и срок</w:t>
+            </w:r>
+          </w:p>
+        </w:tc>
+        <w:tc>
+          <w:tcPr>
+            <w:tcW w:w="5589" w:type="dxa"/>
+            <w:tcBorders>
+              <w:top w:val="single" w:sz="4" w:space="0" w:color="D6DCEA"/>
+              <w:left w:val="single" w:sz="4" w:space="0" w:color="D6DCEA"/>
+              <w:bottom w:val="single" w:sz="4" w:space="0" w:color="D6DCEA"/>
+              <w:right w:val="single" w:sz="4" w:space="0" w:color="D6DCEA"/>
+            </w:tcBorders>
+          </w:tcPr>
+          <w:p>
+            <w:pPr>
+              <w:pStyle w:val="Compact"/>
+              <w:widowControl/>
+              <w:spacing w:before="36" w:after="40"/>
+              <w:jc w:val="left"/>
+              <w:rPr>
+                <w:kern w:val="0"/>
+                <w:szCs w:val="24"/>
+                <w:lang w:val="ru-RU" w:eastAsia="en-US" w:bidi="ar-SA"/>
+              </w:rPr>
+            </w:pPr>
+            <w:r>
+              <w:rPr>
+                <w:kern w:val="0"/>
+                <w:sz w:val="18"/>
+                <w:szCs w:val="24"/>
+                <w:lang w:val="ru-RU" w:eastAsia="en-US" w:bidi="ar-SA"/>
+              </w:rPr>
+              <w:t>Начало и окончание (если в Jira есть даты и начало не позже срока)</w:t>
+            </w:r>
+          </w:p>
+        </w:tc>
+      </w:tr>
+      <w:tr>
+        <w:trPr/>
+        <w:tc>
+          <w:tcPr>
+            <w:tcW w:w="3770" w:type="dxa"/>
+            <w:tcBorders>
+              <w:top w:val="single" w:sz="4" w:space="0" w:color="D6DCEA"/>
+              <w:left w:val="single" w:sz="4" w:space="0" w:color="D6DCEA"/>
+              <w:bottom w:val="single" w:sz="4" w:space="0" w:color="D6DCEA"/>
+              <w:right w:val="single" w:sz="4" w:space="0" w:color="D6DCEA"/>
+            </w:tcBorders>
+          </w:tcPr>
+          <w:p>
+            <w:pPr>
+              <w:pStyle w:val="Compact"/>
+              <w:widowControl/>
+              <w:spacing w:before="36" w:after="40"/>
+              <w:jc w:val="left"/>
+              <w:rPr>
+                <w:kern w:val="0"/>
+                <w:szCs w:val="24"/>
+                <w:lang w:val="ru-RU" w:eastAsia="en-US" w:bidi="ar-SA"/>
+              </w:rPr>
+            </w:pPr>
+            <w:r>
+              <w:rPr>
+                <w:kern w:val="0"/>
+                <w:sz w:val="18"/>
+                <w:szCs w:val="24"/>
+                <w:lang w:val="ru-RU" w:eastAsia="en-US" w:bidi="ar-SA"/>
+              </w:rPr>
+              <w:t>Затрачено и осталось</w:t>
+            </w:r>
+          </w:p>
+        </w:tc>
+        <w:tc>
+          <w:tcPr>
+            <w:tcW w:w="5589" w:type="dxa"/>
+            <w:tcBorders>
+              <w:top w:val="single" w:sz="4" w:space="0" w:color="D6DCEA"/>
+              <w:left w:val="single" w:sz="4" w:space="0" w:color="D6DCEA"/>
+              <w:bottom w:val="single" w:sz="4" w:space="0" w:color="D6DCEA"/>
+              <w:right w:val="single" w:sz="4" w:space="0" w:color="D6DCEA"/>
+            </w:tcBorders>
+          </w:tcPr>
+          <w:p>
+            <w:pPr>
+              <w:pStyle w:val="Compact"/>
+              <w:widowControl/>
+              <w:spacing w:before="36" w:after="40"/>
+              <w:jc w:val="left"/>
+              <w:rPr>
+                <w:kern w:val="0"/>
+                <w:szCs w:val="24"/>
+                <w:lang w:val="ru-RU" w:eastAsia="en-US" w:bidi="ar-SA"/>
+              </w:rPr>
+            </w:pPr>
+            <w:r>
+              <w:rPr>
+                <w:kern w:val="0"/>
+                <w:sz w:val="18"/>
+                <w:szCs w:val="24"/>
+                <w:lang w:val="ru-RU" w:eastAsia="en-US" w:bidi="ar-SA"/>
+              </w:rPr>
+              <w:t>Прогресс</w:t>
+            </w:r>
+          </w:p>
+        </w:tc>
+      </w:tr>
+    </w:tbl>
+    <w:p>
+      <w:pPr>
+        <w:pStyle w:val="BodyText"/>
+        <w:rPr/>
+      </w:pPr>
+      <w:r>
+        <w:rPr/>
+        <w:t xml:space="preserve">Статус задачи Jira виден и на графике: под названием строки, в подсказке над полосой и в колонке </w:t>
+      </w:r>
+      <w:r>
+        <w:rPr>
+          <w:b/>
+          <w:bCs/>
+        </w:rPr>
+        <w:t>Jira</w:t>
+      </w:r>
+      <w:r>
+        <w:rPr/>
+        <w:t xml:space="preserve"> (меню </w:t>
+      </w:r>
+      <w:r>
+        <w:rPr>
+          <w:b/>
+          <w:bCs/>
+        </w:rPr>
+        <w:t>Вид → Колонки слева</w:t>
+      </w:r>
+      <w:r>
+        <w:rPr/>
+        <w:t>). Значок ссылки на полосе окрашен по категории статуса.</w:t>
+      </w:r>
+      <w:bookmarkEnd w:id="97"/>
+    </w:p>
+    <w:p>
+      <w:pPr>
+        <w:pStyle w:val="Heading2"/>
+        <w:rPr/>
+      </w:pPr>
+      <w:bookmarkStart w:id="98" w:name="__RefHeading___Toc2474_817899775"/>
+      <w:bookmarkStart w:id="99" w:name="сверка-с-jira"/>
+      <w:bookmarkEnd w:id="98"/>
       <w:r>
         <w:rPr>
           <w:rStyle w:val="SectionNumber"/>
         </w:rPr>
-        <w:t>13</w:t>
+        <w:t>12.2</w:t>
       </w:r>
       <w:r>
         <w:rPr/>
         <w:tab/>
-        <w:t>Пользовательские сценарии</w:t>
-      </w:r>
-    </w:p>
-    <w:p>
-      <w:pPr>
-        <w:pStyle w:val="Heading2"/>
-        <w:rPr/>
-      </w:pPr>
-      <w:bookmarkStart w:id="97" w:name="__RefHeading___Toc2145_4016826874"/>
-      <w:bookmarkStart w:id="98" w:name="сценарий-1.-план-нового-проекта"/>
-      <w:bookmarkEnd w:id="97"/>
-      <w:r>
-        <w:rPr>
-          <w:rStyle w:val="SectionNumber"/>
-        </w:rPr>
-        <w:t>13.1</w:t>
-      </w:r>
-      <w:r>
-        <w:rPr/>
-        <w:tab/>
-        <w:t>Сценарий 1. План нового проекта</w:t>
-      </w:r>
-    </w:p>
-    <w:p>
-      <w:pPr>
-        <w:pStyle w:val="Compact"/>
-        <w:numPr>
-          <w:ilvl w:val="0"/>
-          <w:numId w:val="62"/>
-        </w:numPr>
-        <w:rPr/>
-      </w:pPr>
-      <w:r>
-        <w:rPr>
-          <w:b/>
-          <w:bCs/>
-        </w:rPr>
-        <w:t>Новый проект</w:t>
-      </w:r>
-      <w:r>
-        <w:rPr/>
-        <w:t xml:space="preserve"> → название, направление → </w:t>
-      </w:r>
-      <w:r>
-        <w:rPr>
-          <w:b/>
-          <w:bCs/>
-        </w:rPr>
-        <w:t>Создать</w:t>
-      </w:r>
-      <w:r>
-        <w:rPr/>
-        <w:t>.</w:t>
-      </w:r>
-    </w:p>
-    <w:p>
-      <w:pPr>
-        <w:pStyle w:val="Compact"/>
-        <w:numPr>
-          <w:ilvl w:val="0"/>
-          <w:numId w:val="63"/>
-        </w:numPr>
-        <w:rPr/>
-      </w:pPr>
-      <w:r>
-        <w:rPr>
-          <w:b/>
-          <w:bCs/>
-        </w:rPr>
-        <w:t>Исполнители</w:t>
-      </w:r>
-      <w:r>
-        <w:rPr/>
-        <w:t xml:space="preserve"> → добавьте участников (сотрудников и заказчика).</w:t>
-      </w:r>
-    </w:p>
-    <w:p>
-      <w:pPr>
-        <w:pStyle w:val="Compact"/>
-        <w:numPr>
-          <w:ilvl w:val="0"/>
-          <w:numId w:val="64"/>
-        </w:numPr>
-        <w:rPr/>
-      </w:pPr>
-      <w:r>
-        <w:rPr>
-          <w:b/>
-          <w:bCs/>
-        </w:rPr>
-        <w:t>Задача ▾ → Группа</w:t>
-      </w:r>
-      <w:r>
-        <w:rPr/>
-        <w:t xml:space="preserve"> — этапы проекта; внутри — задачи (Insert или поле внизу таблицы).</w:t>
+        <w:t>Сверка с Jira</w:t>
+      </w:r>
+    </w:p>
+    <w:p>
+      <w:pPr>
+        <w:pStyle w:val="FirstParagraph"/>
+        <w:rPr/>
+      </w:pPr>
+      <w:r>
+        <w:rPr/>
+        <w:t xml:space="preserve">Кнопка </w:t>
+      </w:r>
+      <w:r>
+        <w:rPr>
+          <w:b/>
+          <w:bCs/>
+        </w:rPr>
+        <w:t>J</w:t>
+      </w:r>
+      <w:r>
+        <w:rPr/>
+        <w:t xml:space="preserve"> в строке вкладок открывает меню Jira; число на кнопке — сколько строк расходится с Jira.</w:t>
       </w:r>
     </w:p>
     <w:p>
@@ -10640,19 +11446,15 @@
         <w:rPr/>
       </w:pPr>
       <w:r>
-        <w:rPr/>
-        <w:t xml:space="preserve">В карточке задачи — сроки, исполнитель, категория; для следующей задачи — контекстное меню </w:t>
-      </w:r>
-      <w:r>
-        <w:rPr>
-          <w:b/>
-          <w:bCs/>
-        </w:rPr>
-        <w:t>Следующая задача (связь)</w:t>
-      </w:r>
-      <w:r>
-        <w:rPr/>
-        <w:t>.</w:t>
+        <w:rPr>
+          <w:b/>
+          <w:bCs/>
+        </w:rPr>
+        <w:t>Обновить из Jira</w:t>
+      </w:r>
+      <w:r>
+        <w:rPr/>
+        <w:t xml:space="preserve"> — перечитать все задачи плана (обычно данные обновляются сами при открытии плана, если им больше пяти минут).</w:t>
       </w:r>
     </w:p>
     <w:p>
@@ -10669,11 +11471,22 @@
           <w:b/>
           <w:bCs/>
         </w:rPr>
-        <w:t>Задача ▾ → Веха</w:t>
-      </w:r>
-      <w:r>
-        <w:rPr/>
-        <w:t xml:space="preserve"> — ключевые даты (подписание ТЗ, приёмка, ввод в эксплуатацию).</w:t>
+        <w:t>Сверка с Jira</w:t>
+      </w:r>
+      <w:r>
+        <w:rPr/>
+        <w:t xml:space="preserve"> — все строки, у которых в Jira другое название, статус, сроки или прогресс. Отметьте, какие поля и строки перенести, и нажмите </w:t>
+      </w:r>
+      <w:r>
+        <w:rPr>
+          <w:b/>
+          <w:bCs/>
+        </w:rPr>
+        <w:t>Перенести выбранное</w:t>
+      </w:r>
+      <w:r>
+        <w:rPr/>
+        <w:t xml:space="preserve"> — всё переносится одной правкой.</w:t>
       </w:r>
     </w:p>
     <w:p>
@@ -10690,11 +11503,322 @@
           <w:b/>
           <w:bCs/>
         </w:rPr>
-        <w:t>Настройки графика → Шкала дат → По срокам задач</w:t>
-      </w:r>
-      <w:r>
-        <w:rPr/>
-        <w:t>; включите легенду.</w:t>
+        <w:t>Задачи из Jira</w:t>
+      </w:r>
+      <w:r>
+        <w:rPr/>
+        <w:t xml:space="preserve"> — добавить строки по задачам Jira.</w:t>
+      </w:r>
+    </w:p>
+    <w:p>
+      <w:pPr>
+        <w:pStyle w:val="CaptionedFigure"/>
+        <w:rPr/>
+      </w:pPr>
+      <w:r>
+        <w:rPr/>
+        <w:drawing>
+          <wp:inline distT="0" distB="0" distL="0" distR="0">
+            <wp:extent cx="5334000" cy="3333750"/>
+            <wp:effectExtent l="0" t="0" r="0" b="0"/>
+            <wp:docPr id="24" name="Image24" descr="Сверка с Jira"/>
+            <wp:cNvGraphicFramePr>
+              <a:graphicFrameLocks xmlns:a="http://schemas.openxmlformats.org/drawingml/2006/main" noChangeAspect="1"/>
+            </wp:cNvGraphicFramePr>
+            <a:graphic xmlns:a="http://schemas.openxmlformats.org/drawingml/2006/main">
+              <a:graphicData uri="http://schemas.openxmlformats.org/drawingml/2006/picture">
+                <pic:pic xmlns:pic="http://schemas.openxmlformats.org/drawingml/2006/picture">
+                  <pic:nvPicPr>
+                    <pic:cNvPr id="24" name="Image24" descr="Сверка с Jira"/>
+                    <pic:cNvPicPr>
+                      <a:picLocks noChangeAspect="1" noChangeArrowheads="1"/>
+                    </pic:cNvPicPr>
+                  </pic:nvPicPr>
+                  <pic:blipFill>
+                    <a:blip r:embed="rId25"/>
+                    <a:stretch>
+                      <a:fillRect/>
+                    </a:stretch>
+                  </pic:blipFill>
+                  <pic:spPr bwMode="auto">
+                    <a:xfrm>
+                      <a:off x="0" y="0"/>
+                      <a:ext cx="5334000" cy="3333750"/>
+                    </a:xfrm>
+                    <a:prstGeom prst="rect">
+                      <a:avLst/>
+                    </a:prstGeom>
+                  </pic:spPr>
+                </pic:pic>
+              </a:graphicData>
+            </a:graphic>
+          </wp:inline>
+        </w:drawing>
+      </w:r>
+    </w:p>
+    <w:p>
+      <w:pPr>
+        <w:pStyle w:val="ImageCaption"/>
+        <w:rPr/>
+      </w:pPr>
+      <w:bookmarkStart w:id="100" w:name="сверка-с-jira"/>
+      <w:r>
+        <w:rPr/>
+        <w:t>Сверка с Jira</w:t>
+      </w:r>
+      <w:bookmarkEnd w:id="100"/>
+    </w:p>
+    <w:p>
+      <w:pPr>
+        <w:pStyle w:val="Heading2"/>
+        <w:rPr/>
+      </w:pPr>
+      <w:bookmarkStart w:id="101" w:name="__RefHeading___Toc2476_817899775"/>
+      <w:bookmarkStart w:id="102" w:name="задачи-из-jira"/>
+      <w:bookmarkEnd w:id="101"/>
+      <w:r>
+        <w:rPr>
+          <w:rStyle w:val="SectionNumber"/>
+        </w:rPr>
+        <w:t>12.3</w:t>
+      </w:r>
+      <w:r>
+        <w:rPr/>
+        <w:tab/>
+        <w:t>Задачи из Jira</w:t>
+      </w:r>
+    </w:p>
+    <w:p>
+      <w:pPr>
+        <w:pStyle w:val="FirstParagraph"/>
+        <w:rPr/>
+      </w:pPr>
+      <w:r>
+        <w:rPr>
+          <w:b/>
+          <w:bCs/>
+        </w:rPr>
+        <w:t>Задачи из Jira</w:t>
+      </w:r>
+      <w:r>
+        <w:rPr/>
+        <w:t xml:space="preserve"> есть в меню Jira и в меню </w:t>
+      </w:r>
+      <w:r>
+        <w:rPr>
+          <w:b/>
+          <w:bCs/>
+        </w:rPr>
+        <w:t>Добавить</w:t>
+      </w:r>
+      <w:r>
+        <w:rPr/>
+        <w:t xml:space="preserve"> рядом с кнопкой </w:t>
+      </w:r>
+      <w:r>
+        <w:rPr>
+          <w:b/>
+          <w:bCs/>
+        </w:rPr>
+        <w:t>Задача</w:t>
+      </w:r>
+      <w:r>
+        <w:rPr/>
+        <w:t xml:space="preserve">. Найдите задачи по ключам (через запятую, пробел или с новой строки) или запросом JQL — как в поиске Jira, до 200 задач. Отметьте нужные, выберите, куда добавить (в конец плана или в группу), и нажмите </w:t>
+      </w:r>
+      <w:r>
+        <w:rPr>
+          <w:b/>
+          <w:bCs/>
+        </w:rPr>
+        <w:t>Добавить</w:t>
+      </w:r>
+      <w:r>
+        <w:rPr/>
+        <w:t xml:space="preserve">. Задачи, которые уже есть в плане, отмечены </w:t>
+      </w:r>
+      <w:r>
+        <w:rPr>
+          <w:b/>
+          <w:bCs/>
+        </w:rPr>
+        <w:t>уже в плане</w:t>
+      </w:r>
+      <w:r>
+        <w:rPr/>
+        <w:t xml:space="preserve"> и не выбраны.</w:t>
+      </w:r>
+    </w:p>
+    <w:p>
+      <w:pPr>
+        <w:pStyle w:val="CaptionedFigure"/>
+        <w:rPr/>
+      </w:pPr>
+      <w:r>
+        <w:rPr/>
+        <w:drawing>
+          <wp:inline distT="0" distB="0" distL="0" distR="0">
+            <wp:extent cx="5334000" cy="3333750"/>
+            <wp:effectExtent l="0" t="0" r="0" b="0"/>
+            <wp:docPr id="25" name="Image25" descr="Задачи из Jira"/>
+            <wp:cNvGraphicFramePr>
+              <a:graphicFrameLocks xmlns:a="http://schemas.openxmlformats.org/drawingml/2006/main" noChangeAspect="1"/>
+            </wp:cNvGraphicFramePr>
+            <a:graphic xmlns:a="http://schemas.openxmlformats.org/drawingml/2006/main">
+              <a:graphicData uri="http://schemas.openxmlformats.org/drawingml/2006/picture">
+                <pic:pic xmlns:pic="http://schemas.openxmlformats.org/drawingml/2006/picture">
+                  <pic:nvPicPr>
+                    <pic:cNvPr id="25" name="Image25" descr="Задачи из Jira"/>
+                    <pic:cNvPicPr>
+                      <a:picLocks noChangeAspect="1" noChangeArrowheads="1"/>
+                    </pic:cNvPicPr>
+                  </pic:nvPicPr>
+                  <pic:blipFill>
+                    <a:blip r:embed="rId26"/>
+                    <a:stretch>
+                      <a:fillRect/>
+                    </a:stretch>
+                  </pic:blipFill>
+                  <pic:spPr bwMode="auto">
+                    <a:xfrm>
+                      <a:off x="0" y="0"/>
+                      <a:ext cx="5334000" cy="3333750"/>
+                    </a:xfrm>
+                    <a:prstGeom prst="rect">
+                      <a:avLst/>
+                    </a:prstGeom>
+                  </pic:spPr>
+                </pic:pic>
+              </a:graphicData>
+            </a:graphic>
+          </wp:inline>
+        </w:drawing>
+      </w:r>
+    </w:p>
+    <w:p>
+      <w:pPr>
+        <w:pStyle w:val="ImageCaption"/>
+        <w:rPr/>
+      </w:pPr>
+      <w:r>
+        <w:rPr/>
+        <w:t>Задачи из Jira</w:t>
+      </w:r>
+    </w:p>
+    <w:p>
+      <w:pPr>
+        <w:pStyle w:val="BodyText"/>
+        <w:rPr/>
+      </w:pPr>
+      <w:r>
+        <w:rPr/>
+        <w:t xml:space="preserve">Новые строки получают название, статус, сроки и прогресс из Jira и ссылку на задачу. Без срока в Jira строка начинается сегодня и длится пять дней. Добавление отменяется целиком одной кнопкой </w:t>
+      </w:r>
+      <w:r>
+        <w:rPr>
+          <w:b/>
+          <w:bCs/>
+        </w:rPr>
+        <w:t>Отменить</w:t>
+      </w:r>
+      <w:r>
+        <w:rPr/>
+        <w:t>.</w:t>
+      </w:r>
+      <w:bookmarkEnd w:id="95"/>
+      <w:bookmarkEnd w:id="102"/>
+    </w:p>
+    <w:p>
+      <w:pPr>
+        <w:pStyle w:val="Heading1"/>
+        <w:rPr/>
+      </w:pPr>
+      <w:bookmarkStart w:id="103" w:name="__RefHeading___Toc2478_817899775"/>
+      <w:bookmarkStart w:id="104" w:name="структура-компании"/>
+      <w:bookmarkEnd w:id="103"/>
+      <w:r>
+        <w:rPr>
+          <w:rStyle w:val="SectionNumber"/>
+        </w:rPr>
+        <w:t>13</w:t>
+      </w:r>
+      <w:r>
+        <w:rPr/>
+        <w:tab/>
+        <w:t>Структура компании</w:t>
+      </w:r>
+    </w:p>
+    <w:p>
+      <w:pPr>
+        <w:pStyle w:val="FirstParagraph"/>
+        <w:rPr/>
+      </w:pPr>
+      <w:r>
+        <w:rPr>
+          <w:b/>
+          <w:bCs/>
+        </w:rPr>
+        <w:t>Структура компании</w:t>
+      </w:r>
+      <w:r>
+        <w:rPr/>
+        <w:t xml:space="preserve"> в главном меню — подразделения компании, их руководители и сотрудники. Её ведёт администратор; та же структура используется в «По Делу».</w:t>
+      </w:r>
+    </w:p>
+    <w:p>
+      <w:pPr>
+        <w:pStyle w:val="CaptionedFigure"/>
+        <w:rPr/>
+      </w:pPr>
+      <w:r>
+        <w:rPr/>
+        <w:drawing>
+          <wp:inline distT="0" distB="0" distL="0" distR="0">
+            <wp:extent cx="5334000" cy="3333750"/>
+            <wp:effectExtent l="0" t="0" r="0" b="0"/>
+            <wp:docPr id="26" name="Image26" descr="Структура компании"/>
+            <wp:cNvGraphicFramePr>
+              <a:graphicFrameLocks xmlns:a="http://schemas.openxmlformats.org/drawingml/2006/main" noChangeAspect="1"/>
+            </wp:cNvGraphicFramePr>
+            <a:graphic xmlns:a="http://schemas.openxmlformats.org/drawingml/2006/main">
+              <a:graphicData uri="http://schemas.openxmlformats.org/drawingml/2006/picture">
+                <pic:pic xmlns:pic="http://schemas.openxmlformats.org/drawingml/2006/picture">
+                  <pic:nvPicPr>
+                    <pic:cNvPr id="26" name="Image26" descr="Структура компании"/>
+                    <pic:cNvPicPr>
+                      <a:picLocks noChangeAspect="1" noChangeArrowheads="1"/>
+                    </pic:cNvPicPr>
+                  </pic:nvPicPr>
+                  <pic:blipFill>
+                    <a:blip r:embed="rId27"/>
+                    <a:stretch>
+                      <a:fillRect/>
+                    </a:stretch>
+                  </pic:blipFill>
+                  <pic:spPr bwMode="auto">
+                    <a:xfrm>
+                      <a:off x="0" y="0"/>
+                      <a:ext cx="5334000" cy="3333750"/>
+                    </a:xfrm>
+                    <a:prstGeom prst="rect">
+                      <a:avLst/>
+                    </a:prstGeom>
+                  </pic:spPr>
+                </pic:pic>
+              </a:graphicData>
+            </a:graphic>
+          </wp:inline>
+        </w:drawing>
+      </w:r>
+    </w:p>
+    <w:p>
+      <w:pPr>
+        <w:pStyle w:val="ImageCaption"/>
+        <w:rPr/>
+      </w:pPr>
+      <w:r>
+        <w:rPr/>
+        <w:t>Структура компании</w:t>
       </w:r>
     </w:p>
     <w:p>
@@ -10707,36 +11831,8 @@
         <w:rPr/>
       </w:pPr>
       <w:r>
-        <w:rPr>
-          <w:b/>
-          <w:bCs/>
-        </w:rPr>
-        <w:t>История → Версии → Сохранить текущую версию</w:t>
-      </w:r>
-      <w:r>
-        <w:rPr/>
-        <w:t xml:space="preserve"> «Согласованный график».</w:t>
-      </w:r>
-      <w:bookmarkEnd w:id="98"/>
-    </w:p>
-    <w:p>
-      <w:pPr>
-        <w:pStyle w:val="Heading2"/>
-        <w:rPr/>
-      </w:pPr>
-      <w:bookmarkStart w:id="99" w:name="__RefHeading___Toc2147_4016826874"/>
-      <w:bookmarkStart w:id="100" w:name="сценарий-2.-еженедельный-статус"/>
-      <w:bookmarkEnd w:id="99"/>
-      <w:r>
-        <w:rPr>
-          <w:rStyle w:val="SectionNumber"/>
-        </w:rPr>
-        <w:t>13.2</w:t>
-      </w:r>
-      <w:r>
-        <w:rPr/>
-        <w:tab/>
-        <w:t>Сценарий 2. Еженедельный статус</w:t>
+        <w:rPr/>
+        <w:t>Слева — дерево подразделений с числом сотрудников во всей ветке; поиск находит и подразделения, и людей.</w:t>
       </w:r>
     </w:p>
     <w:p>
@@ -10750,18 +11846,7 @@
       </w:pPr>
       <w:r>
         <w:rPr/>
-        <w:t xml:space="preserve">Откройте план, </w:t>
-      </w:r>
-      <w:r>
-        <w:rPr>
-          <w:b/>
-          <w:bCs/>
-        </w:rPr>
-        <w:t>Фильтры → Статус: В работе, Заблокирована</w:t>
-      </w:r>
-      <w:r>
-        <w:rPr/>
-        <w:t>.</w:t>
+        <w:t>Карточка подразделения: путь от компании, руководитель (основной отмечен, если их несколько), вложенные подразделения и сотрудники.</w:t>
       </w:r>
     </w:p>
     <w:p>
@@ -10775,7 +11860,169 @@
       </w:pPr>
       <w:r>
         <w:rPr/>
-        <w:t>Обновите прогресс и статусы в карточках; блокировку опишите в комментарии.</w:t>
+        <w:t xml:space="preserve">Карточка сотрудника: должность, подразделение, руководитель и откуда он — </w:t>
+      </w:r>
+      <w:r>
+        <w:rPr>
+          <w:b/>
+          <w:bCs/>
+        </w:rPr>
+        <w:t>по структуре</w:t>
+      </w:r>
+      <w:r>
+        <w:rPr/>
+        <w:t xml:space="preserve"> (руководитель подразделения или вышестоящего) или </w:t>
+      </w:r>
+      <w:r>
+        <w:rPr>
+          <w:b/>
+          <w:bCs/>
+        </w:rPr>
+        <w:t>назначен явно</w:t>
+      </w:r>
+      <w:r>
+        <w:rPr/>
+        <w:t>, цепочка подчинения, подразделения, которыми сотрудник руководит, и подчинённые.</w:t>
+      </w:r>
+    </w:p>
+    <w:p>
+      <w:pPr>
+        <w:pStyle w:val="FirstParagraph"/>
+        <w:rPr/>
+      </w:pPr>
+      <w:bookmarkStart w:id="105" w:name="структура-компании"/>
+      <w:r>
+        <w:rPr/>
+        <w:t>Ссылку на подразделение или сотрудника можно скопировать из адресной строки и отправить коллеге.</w:t>
+      </w:r>
+      <w:bookmarkEnd w:id="105"/>
+    </w:p>
+    <w:p>
+      <w:pPr>
+        <w:pStyle w:val="Heading1"/>
+        <w:rPr/>
+      </w:pPr>
+      <w:bookmarkStart w:id="106" w:name="__RefHeading___Toc2480_817899775"/>
+      <w:bookmarkStart w:id="107" w:name="только-просмотр"/>
+      <w:bookmarkEnd w:id="106"/>
+      <w:r>
+        <w:rPr>
+          <w:rStyle w:val="SectionNumber"/>
+        </w:rPr>
+        <w:t>14</w:t>
+      </w:r>
+      <w:r>
+        <w:rPr/>
+        <w:tab/>
+        <w:t>Только просмотр</w:t>
+      </w:r>
+    </w:p>
+    <w:p>
+      <w:pPr>
+        <w:pStyle w:val="FirstParagraph"/>
+        <w:rPr/>
+      </w:pPr>
+      <w:r>
+        <w:rPr/>
+        <w:t>Если у вас доступ «Просмотр» (или роль «Наблюдатель»), план открывается без инструментов правки, а над графиком — пояснение. Можно смотреть, искать, фильтровать, менять шкалу и масштаб, открывать карточки, историю, версии и статистику, выгружать.</w:t>
+      </w:r>
+    </w:p>
+    <w:p>
+      <w:pPr>
+        <w:pStyle w:val="CaptionedFigure"/>
+        <w:rPr/>
+      </w:pPr>
+      <w:r>
+        <w:rPr/>
+        <w:drawing>
+          <wp:inline distT="0" distB="0" distL="0" distR="0">
+            <wp:extent cx="5334000" cy="3333750"/>
+            <wp:effectExtent l="0" t="0" r="0" b="0"/>
+            <wp:docPr id="27" name="Image27" descr="План в режиме просмотра"/>
+            <wp:cNvGraphicFramePr>
+              <a:graphicFrameLocks xmlns:a="http://schemas.openxmlformats.org/drawingml/2006/main" noChangeAspect="1"/>
+            </wp:cNvGraphicFramePr>
+            <a:graphic xmlns:a="http://schemas.openxmlformats.org/drawingml/2006/main">
+              <a:graphicData uri="http://schemas.openxmlformats.org/drawingml/2006/picture">
+                <pic:pic xmlns:pic="http://schemas.openxmlformats.org/drawingml/2006/picture">
+                  <pic:nvPicPr>
+                    <pic:cNvPr id="27" name="Image27" descr="План в режиме просмотра"/>
+                    <pic:cNvPicPr>
+                      <a:picLocks noChangeAspect="1" noChangeArrowheads="1"/>
+                    </pic:cNvPicPr>
+                  </pic:nvPicPr>
+                  <pic:blipFill>
+                    <a:blip r:embed="rId28"/>
+                    <a:stretch>
+                      <a:fillRect/>
+                    </a:stretch>
+                  </pic:blipFill>
+                  <pic:spPr bwMode="auto">
+                    <a:xfrm>
+                      <a:off x="0" y="0"/>
+                      <a:ext cx="5334000" cy="3333750"/>
+                    </a:xfrm>
+                    <a:prstGeom prst="rect">
+                      <a:avLst/>
+                    </a:prstGeom>
+                  </pic:spPr>
+                </pic:pic>
+              </a:graphicData>
+            </a:graphic>
+          </wp:inline>
+        </w:drawing>
+      </w:r>
+    </w:p>
+    <w:p>
+      <w:pPr>
+        <w:pStyle w:val="ImageCaption"/>
+        <w:rPr/>
+      </w:pPr>
+      <w:bookmarkStart w:id="108" w:name="только-просмотр"/>
+      <w:r>
+        <w:rPr/>
+        <w:t>План в режиме просмотра</w:t>
+      </w:r>
+      <w:bookmarkEnd w:id="108"/>
+    </w:p>
+    <w:p>
+      <w:pPr>
+        <w:pStyle w:val="Heading1"/>
+        <w:rPr/>
+      </w:pPr>
+      <w:bookmarkStart w:id="109" w:name="__RefHeading___Toc2482_817899775"/>
+      <w:bookmarkStart w:id="110" w:name="пользовательские-сценарии"/>
+      <w:bookmarkEnd w:id="109"/>
+      <w:r>
+        <w:rPr>
+          <w:rStyle w:val="SectionNumber"/>
+        </w:rPr>
+        <w:t>15</w:t>
+      </w:r>
+      <w:r>
+        <w:rPr/>
+        <w:tab/>
+        <w:t>Пользовательские сценарии</w:t>
+      </w:r>
+    </w:p>
+    <w:p>
+      <w:pPr>
+        <w:pStyle w:val="Heading2"/>
+        <w:rPr/>
+      </w:pPr>
+      <w:bookmarkStart w:id="111" w:name="__RefHeading___Toc2484_817899775"/>
+      <w:bookmarkStart w:id="112" w:name="сценарий-1.-план-нового-проекта"/>
+      <w:bookmarkEnd w:id="111"/>
+      <w:r>
+        <w:rPr>
+          <w:rStyle w:val="SectionNumber"/>
+        </w:rPr>
+        <w:t>15.1</w:t>
+      </w:r>
+      <w:r>
+        <w:rPr/>
+        <w:tab/>
+        <w:t>Сценарий 1. План нового проекта</w:t>
       </w:r>
     </w:p>
     <w:p>
@@ -10788,19 +12035,26 @@
         <w:rPr/>
       </w:pPr>
       <w:r>
-        <w:rPr/>
-        <w:t xml:space="preserve">Сорвавшийся срок отметьте </w:t>
-      </w:r>
-      <w:r>
-        <w:rPr>
-          <w:b/>
-          <w:bCs/>
-        </w:rPr>
-        <w:t>временным сдвигом</w:t>
-      </w:r>
-      <w:r>
-        <w:rPr/>
-        <w:t xml:space="preserve"> — на графике появится штриховка и подпись «сдвиг +N д».</w:t>
+        <w:rPr>
+          <w:b/>
+          <w:bCs/>
+        </w:rPr>
+        <w:t>Новый проект</w:t>
+      </w:r>
+      <w:r>
+        <w:rPr/>
+        <w:t xml:space="preserve"> → название, направление → </w:t>
+      </w:r>
+      <w:r>
+        <w:rPr>
+          <w:b/>
+          <w:bCs/>
+        </w:rPr>
+        <w:t>Создать</w:t>
+      </w:r>
+      <w:r>
+        <w:rPr/>
+        <w:t>.</w:t>
       </w:r>
     </w:p>
     <w:p>
@@ -10817,11 +12071,11 @@
           <w:b/>
           <w:bCs/>
         </w:rPr>
-        <w:t>Статистика</w:t>
-      </w:r>
-      <w:r>
-        <w:rPr/>
-        <w:t xml:space="preserve"> — что просрочено и где сдвиги больше всего.</w:t>
+        <w:t>Исполнители</w:t>
+      </w:r>
+      <w:r>
+        <w:rPr/>
+        <w:t xml:space="preserve"> → добавьте участников (сотрудников и заказчика).</w:t>
       </w:r>
     </w:p>
     <w:p>
@@ -10838,32 +12092,11 @@
           <w:b/>
           <w:bCs/>
         </w:rPr>
-        <w:t>Экспорт → PDF</w:t>
-      </w:r>
-      <w:r>
-        <w:rPr/>
-        <w:t xml:space="preserve"> — в письмо руководителю.</w:t>
-      </w:r>
-      <w:bookmarkEnd w:id="100"/>
-    </w:p>
-    <w:p>
-      <w:pPr>
-        <w:pStyle w:val="Heading2"/>
-        <w:rPr/>
-      </w:pPr>
-      <w:bookmarkStart w:id="101" w:name="__RefHeading___Toc2149_4016826874"/>
-      <w:bookmarkStart w:id="102" w:name="X36ab1c7560fd642ec7fdf1e47c0ecfa54d5336f"/>
-      <w:bookmarkEnd w:id="101"/>
-      <w:r>
-        <w:rPr>
-          <w:rStyle w:val="SectionNumber"/>
-        </w:rPr>
-        <w:t>13.3</w:t>
-      </w:r>
-      <w:r>
-        <w:rPr/>
-        <w:tab/>
-        <w:t>Сценарий 3. Перенос срока с зависимыми задачами</w:t>
+        <w:t>Задача ▾ → Группа</w:t>
+      </w:r>
+      <w:r>
+        <w:rPr/>
+        <w:t xml:space="preserve"> — этапы проекта; внутри — задачи (Insert или поле внизу таблицы).</w:t>
       </w:r>
     </w:p>
     <w:p>
@@ -10877,7 +12110,18 @@
       </w:pPr>
       <w:r>
         <w:rPr/>
-        <w:t>Перетащите полосу задачи на новые даты (или измените дату в карточке).</w:t>
+        <w:t xml:space="preserve">В карточке задачи — сроки, исполнитель, категория; для следующей задачи — контекстное меню </w:t>
+      </w:r>
+      <w:r>
+        <w:rPr>
+          <w:b/>
+          <w:bCs/>
+        </w:rPr>
+        <w:t>Следующая задача (связь)</w:t>
+      </w:r>
+      <w:r>
+        <w:rPr/>
+        <w:t>.</w:t>
       </w:r>
     </w:p>
     <w:p>
@@ -10890,8 +12134,15 @@
         <w:rPr/>
       </w:pPr>
       <w:r>
-        <w:rPr/>
-        <w:t>Зависимые задачи сдвинутся по связям автоматически.</w:t>
+        <w:rPr>
+          <w:b/>
+          <w:bCs/>
+        </w:rPr>
+        <w:t>Задача ▾ → Веха</w:t>
+      </w:r>
+      <w:r>
+        <w:rPr/>
+        <w:t xml:space="preserve"> — ключевые даты (подписание ТЗ, приёмка, ввод в эксплуатацию).</w:t>
       </w:r>
     </w:p>
     <w:p>
@@ -10903,31 +12154,16 @@
         </w:numPr>
         <w:rPr/>
       </w:pPr>
-      <w:bookmarkStart w:id="103" w:name="X36ab1c7560fd642ec7fdf1e47c0ecfa54d5336f"/>
-      <w:r>
-        <w:rPr/>
-        <w:t>Не тот результат — Ctrl+Z отменяет перенос вместе со сдвигом зависимых.</w:t>
-      </w:r>
-      <w:bookmarkEnd w:id="103"/>
-    </w:p>
-    <w:p>
-      <w:pPr>
-        <w:pStyle w:val="Heading2"/>
-        <w:rPr/>
-      </w:pPr>
-      <w:bookmarkStart w:id="104" w:name="__RefHeading___Toc2151_4016826874"/>
-      <w:bookmarkStart w:id="105" w:name="X5fc83a2ba7eb56a277f5d246f712f80df91f461"/>
-      <w:bookmarkEnd w:id="104"/>
-      <w:r>
-        <w:rPr>
-          <w:rStyle w:val="SectionNumber"/>
-        </w:rPr>
-        <w:t>13.4</w:t>
-      </w:r>
-      <w:r>
-        <w:rPr/>
-        <w:tab/>
-        <w:t>Сценарий 4. Вариант графика для заказчика</w:t>
+      <w:r>
+        <w:rPr>
+          <w:b/>
+          <w:bCs/>
+        </w:rPr>
+        <w:t>Настройки графика → Шкала дат → По срокам задач</w:t>
+      </w:r>
+      <w:r>
+        <w:rPr/>
+        <w:t>; включите легенду.</w:t>
       </w:r>
     </w:p>
     <w:p>
@@ -10944,22 +12180,32 @@
           <w:b/>
           <w:bCs/>
         </w:rPr>
-        <w:t>+</w:t>
-      </w:r>
-      <w:r>
-        <w:rPr/>
-        <w:t xml:space="preserve"> у вкладок → </w:t>
-      </w:r>
-      <w:r>
-        <w:rPr>
-          <w:b/>
-          <w:bCs/>
-        </w:rPr>
-        <w:t>Копия текущего плана</w:t>
-      </w:r>
-      <w:r>
-        <w:rPr/>
-        <w:t>, переименуйте («Вариант со сдвигом этапа 3»).</w:t>
+        <w:t>История → Версии → Сохранить текущую версию</w:t>
+      </w:r>
+      <w:r>
+        <w:rPr/>
+        <w:t xml:space="preserve"> «Согласованный график».</w:t>
+      </w:r>
+      <w:bookmarkEnd w:id="112"/>
+    </w:p>
+    <w:p>
+      <w:pPr>
+        <w:pStyle w:val="Heading2"/>
+        <w:rPr/>
+      </w:pPr>
+      <w:bookmarkStart w:id="113" w:name="__RefHeading___Toc2486_817899775"/>
+      <w:bookmarkStart w:id="114" w:name="сценарий-2.-еженедельный-статус"/>
+      <w:bookmarkEnd w:id="113"/>
+      <w:r>
+        <w:rPr>
+          <w:rStyle w:val="SectionNumber"/>
+        </w:rPr>
+        <w:t>15.2</w:t>
+      </w:r>
+      <w:r>
+        <w:rPr/>
+        <w:tab/>
+        <w:t>Сценарий 2. Еженедельный статус</w:t>
       </w:r>
     </w:p>
     <w:p>
@@ -10973,7 +12219,18 @@
       </w:pPr>
       <w:r>
         <w:rPr/>
-        <w:t>Правьте копию — основной план не меняется.</w:t>
+        <w:t xml:space="preserve">Откройте план, </w:t>
+      </w:r>
+      <w:r>
+        <w:rPr>
+          <w:b/>
+          <w:bCs/>
+        </w:rPr>
+        <w:t>Фильтры → Статус: В работе, Заблокирована</w:t>
+      </w:r>
+      <w:r>
+        <w:rPr/>
+        <w:t>.</w:t>
       </w:r>
     </w:p>
     <w:p>
@@ -10986,36 +12243,8 @@
         <w:rPr/>
       </w:pPr>
       <w:r>
-        <w:rPr>
-          <w:b/>
-          <w:bCs/>
-        </w:rPr>
-        <w:t>Экспорт → PDF</w:t>
-      </w:r>
-      <w:r>
-        <w:rPr/>
-        <w:t xml:space="preserve"> для заказчика; после согласования уберите ненужный вариант в архив.</w:t>
-      </w:r>
-      <w:bookmarkEnd w:id="105"/>
-    </w:p>
-    <w:p>
-      <w:pPr>
-        <w:pStyle w:val="Heading2"/>
-        <w:rPr/>
-      </w:pPr>
-      <w:bookmarkStart w:id="106" w:name="__RefHeading___Toc2153_4016826874"/>
-      <w:bookmarkStart w:id="107" w:name="сценарий-5.-ошибочная-правка"/>
-      <w:bookmarkEnd w:id="106"/>
-      <w:r>
-        <w:rPr>
-          <w:rStyle w:val="SectionNumber"/>
-        </w:rPr>
-        <w:t>13.5</w:t>
-      </w:r>
-      <w:r>
-        <w:rPr/>
-        <w:tab/>
-        <w:t>Сценарий 5. Ошибочная правка</w:t>
+        <w:rPr/>
+        <w:t>Обновите прогресс и статусы в карточках; блокировку опишите в комментарии.</w:t>
       </w:r>
     </w:p>
     <w:p>
@@ -11029,18 +12258,18 @@
       </w:pPr>
       <w:r>
         <w:rPr/>
-        <w:t xml:space="preserve">Только что — Ctrl+Z или </w:t>
-      </w:r>
-      <w:r>
-        <w:rPr>
-          <w:b/>
-          <w:bCs/>
-        </w:rPr>
-        <w:t>Отменить</w:t>
-      </w:r>
-      <w:r>
-        <w:rPr/>
-        <w:t xml:space="preserve"> в уведомлении.</w:t>
+        <w:t xml:space="preserve">Сорвавшийся срок отметьте </w:t>
+      </w:r>
+      <w:r>
+        <w:rPr>
+          <w:b/>
+          <w:bCs/>
+        </w:rPr>
+        <w:t>временным сдвигом</w:t>
+      </w:r>
+      <w:r>
+        <w:rPr/>
+        <w:t xml:space="preserve"> — на графике появится штриховка и подпись «сдвиг +N д».</w:t>
       </w:r>
     </w:p>
     <w:p>
@@ -11053,19 +12282,15 @@
         <w:rPr/>
       </w:pPr>
       <w:r>
-        <w:rPr/>
-        <w:t xml:space="preserve">Давно или не вашу — </w:t>
-      </w:r>
-      <w:r>
-        <w:rPr>
-          <w:b/>
-          <w:bCs/>
-        </w:rPr>
-        <w:t>История → Журнал изменений</w:t>
-      </w:r>
-      <w:r>
-        <w:rPr/>
-        <w:t>: найдите, кто и что поменял.</w:t>
+        <w:rPr>
+          <w:b/>
+          <w:bCs/>
+        </w:rPr>
+        <w:t>Статистика</w:t>
+      </w:r>
+      <w:r>
+        <w:rPr/>
+        <w:t xml:space="preserve"> — что просрочено и где сдвиги больше всего.</w:t>
       </w:r>
     </w:p>
     <w:p>
@@ -11082,6 +12307,250 @@
           <w:b/>
           <w:bCs/>
         </w:rPr>
+        <w:t>Экспорт → PDF</w:t>
+      </w:r>
+      <w:r>
+        <w:rPr/>
+        <w:t xml:space="preserve"> — в письмо руководителю.</w:t>
+      </w:r>
+      <w:bookmarkEnd w:id="114"/>
+    </w:p>
+    <w:p>
+      <w:pPr>
+        <w:pStyle w:val="Heading2"/>
+        <w:rPr/>
+      </w:pPr>
+      <w:bookmarkStart w:id="115" w:name="__RefHeading___Toc2488_817899775"/>
+      <w:bookmarkStart w:id="116" w:name="X36ab1c7560fd642ec7fdf1e47c0ecfa54d5336f"/>
+      <w:bookmarkEnd w:id="115"/>
+      <w:r>
+        <w:rPr>
+          <w:rStyle w:val="SectionNumber"/>
+        </w:rPr>
+        <w:t>15.3</w:t>
+      </w:r>
+      <w:r>
+        <w:rPr/>
+        <w:tab/>
+        <w:t>Сценарий 3. Перенос срока с зависимыми задачами</w:t>
+      </w:r>
+    </w:p>
+    <w:p>
+      <w:pPr>
+        <w:pStyle w:val="Compact"/>
+        <w:numPr>
+          <w:ilvl w:val="0"/>
+          <w:numId w:val="83"/>
+        </w:numPr>
+        <w:rPr/>
+      </w:pPr>
+      <w:r>
+        <w:rPr/>
+        <w:t>Перетащите полосу задачи на новые даты (или измените дату в карточке).</w:t>
+      </w:r>
+    </w:p>
+    <w:p>
+      <w:pPr>
+        <w:pStyle w:val="Compact"/>
+        <w:numPr>
+          <w:ilvl w:val="0"/>
+          <w:numId w:val="84"/>
+        </w:numPr>
+        <w:rPr/>
+      </w:pPr>
+      <w:r>
+        <w:rPr/>
+        <w:t>Зависимые задачи сдвинутся по связям автоматически.</w:t>
+      </w:r>
+    </w:p>
+    <w:p>
+      <w:pPr>
+        <w:pStyle w:val="Compact"/>
+        <w:numPr>
+          <w:ilvl w:val="0"/>
+          <w:numId w:val="85"/>
+        </w:numPr>
+        <w:rPr/>
+      </w:pPr>
+      <w:bookmarkStart w:id="117" w:name="X36ab1c7560fd642ec7fdf1e47c0ecfa54d5336f"/>
+      <w:r>
+        <w:rPr/>
+        <w:t>Не тот результат — Ctrl+Z отменяет перенос вместе со сдвигом зависимых.</w:t>
+      </w:r>
+      <w:bookmarkEnd w:id="117"/>
+    </w:p>
+    <w:p>
+      <w:pPr>
+        <w:pStyle w:val="Heading2"/>
+        <w:rPr/>
+      </w:pPr>
+      <w:bookmarkStart w:id="118" w:name="__RefHeading___Toc2490_817899775"/>
+      <w:bookmarkStart w:id="119" w:name="X5fc83a2ba7eb56a277f5d246f712f80df91f461"/>
+      <w:bookmarkEnd w:id="118"/>
+      <w:r>
+        <w:rPr>
+          <w:rStyle w:val="SectionNumber"/>
+        </w:rPr>
+        <w:t>15.4</w:t>
+      </w:r>
+      <w:r>
+        <w:rPr/>
+        <w:tab/>
+        <w:t>Сценарий 4. Вариант графика для заказчика</w:t>
+      </w:r>
+    </w:p>
+    <w:p>
+      <w:pPr>
+        <w:pStyle w:val="Compact"/>
+        <w:numPr>
+          <w:ilvl w:val="0"/>
+          <w:numId w:val="86"/>
+        </w:numPr>
+        <w:rPr/>
+      </w:pPr>
+      <w:r>
+        <w:rPr>
+          <w:b/>
+          <w:bCs/>
+        </w:rPr>
+        <w:t>+</w:t>
+      </w:r>
+      <w:r>
+        <w:rPr/>
+        <w:t xml:space="preserve"> у вкладок → </w:t>
+      </w:r>
+      <w:r>
+        <w:rPr>
+          <w:b/>
+          <w:bCs/>
+        </w:rPr>
+        <w:t>Копия текущего плана</w:t>
+      </w:r>
+      <w:r>
+        <w:rPr/>
+        <w:t>, переименуйте («Вариант со сдвигом этапа 3»).</w:t>
+      </w:r>
+    </w:p>
+    <w:p>
+      <w:pPr>
+        <w:pStyle w:val="Compact"/>
+        <w:numPr>
+          <w:ilvl w:val="0"/>
+          <w:numId w:val="87"/>
+        </w:numPr>
+        <w:rPr/>
+      </w:pPr>
+      <w:r>
+        <w:rPr/>
+        <w:t>Правьте копию — основной план не меняется.</w:t>
+      </w:r>
+    </w:p>
+    <w:p>
+      <w:pPr>
+        <w:pStyle w:val="Compact"/>
+        <w:numPr>
+          <w:ilvl w:val="0"/>
+          <w:numId w:val="88"/>
+        </w:numPr>
+        <w:rPr/>
+      </w:pPr>
+      <w:r>
+        <w:rPr>
+          <w:b/>
+          <w:bCs/>
+        </w:rPr>
+        <w:t>Экспорт → PDF</w:t>
+      </w:r>
+      <w:r>
+        <w:rPr/>
+        <w:t xml:space="preserve"> для заказчика; после согласования уберите ненужный вариант в архив.</w:t>
+      </w:r>
+      <w:bookmarkEnd w:id="119"/>
+    </w:p>
+    <w:p>
+      <w:pPr>
+        <w:pStyle w:val="Heading2"/>
+        <w:rPr/>
+      </w:pPr>
+      <w:bookmarkStart w:id="120" w:name="__RefHeading___Toc2492_817899775"/>
+      <w:bookmarkStart w:id="121" w:name="сценарий-5.-ошибочная-правка"/>
+      <w:bookmarkEnd w:id="120"/>
+      <w:r>
+        <w:rPr>
+          <w:rStyle w:val="SectionNumber"/>
+        </w:rPr>
+        <w:t>15.5</w:t>
+      </w:r>
+      <w:r>
+        <w:rPr/>
+        <w:tab/>
+        <w:t>Сценарий 5. Ошибочная правка</w:t>
+      </w:r>
+    </w:p>
+    <w:p>
+      <w:pPr>
+        <w:pStyle w:val="Compact"/>
+        <w:numPr>
+          <w:ilvl w:val="0"/>
+          <w:numId w:val="89"/>
+        </w:numPr>
+        <w:rPr/>
+      </w:pPr>
+      <w:r>
+        <w:rPr/>
+        <w:t xml:space="preserve">Только что — Ctrl+Z или </w:t>
+      </w:r>
+      <w:r>
+        <w:rPr>
+          <w:b/>
+          <w:bCs/>
+        </w:rPr>
+        <w:t>Отменить</w:t>
+      </w:r>
+      <w:r>
+        <w:rPr/>
+        <w:t xml:space="preserve"> в уведомлении.</w:t>
+      </w:r>
+    </w:p>
+    <w:p>
+      <w:pPr>
+        <w:pStyle w:val="Compact"/>
+        <w:numPr>
+          <w:ilvl w:val="0"/>
+          <w:numId w:val="90"/>
+        </w:numPr>
+        <w:rPr/>
+      </w:pPr>
+      <w:r>
+        <w:rPr/>
+        <w:t xml:space="preserve">Давно или не вашу — </w:t>
+      </w:r>
+      <w:r>
+        <w:rPr>
+          <w:b/>
+          <w:bCs/>
+        </w:rPr>
+        <w:t>История → Журнал изменений</w:t>
+      </w:r>
+      <w:r>
+        <w:rPr/>
+        <w:t>: найдите, кто и что поменял.</w:t>
+      </w:r>
+    </w:p>
+    <w:p>
+      <w:pPr>
+        <w:pStyle w:val="Compact"/>
+        <w:numPr>
+          <w:ilvl w:val="0"/>
+          <w:numId w:val="91"/>
+        </w:numPr>
+        <w:rPr/>
+      </w:pPr>
+      <w:r>
+        <w:rPr>
+          <w:b/>
+          <w:bCs/>
+        </w:rPr>
         <w:t>История → Версии</w:t>
       </w:r>
       <w:r>
@@ -11110,22 +12579,144 @@
         <w:rPr/>
         <w:t>.</w:t>
       </w:r>
-      <w:bookmarkEnd w:id="96"/>
-      <w:bookmarkEnd w:id="107"/>
+      <w:bookmarkEnd w:id="121"/>
+    </w:p>
+    <w:p>
+      <w:pPr>
+        <w:pStyle w:val="Heading2"/>
+        <w:rPr/>
+      </w:pPr>
+      <w:bookmarkStart w:id="122" w:name="__RefHeading___Toc2494_817899775"/>
+      <w:bookmarkStart w:id="123" w:name="сценарий-6.-статус-плана-по-задачам-jira"/>
+      <w:bookmarkEnd w:id="122"/>
+      <w:r>
+        <w:rPr>
+          <w:rStyle w:val="SectionNumber"/>
+        </w:rPr>
+        <w:t>15.6</w:t>
+      </w:r>
+      <w:r>
+        <w:rPr/>
+        <w:tab/>
+        <w:t>Сценарий 6. Статус плана по задачам Jira</w:t>
+      </w:r>
+    </w:p>
+    <w:p>
+      <w:pPr>
+        <w:pStyle w:val="Compact"/>
+        <w:numPr>
+          <w:ilvl w:val="0"/>
+          <w:numId w:val="92"/>
+        </w:numPr>
+        <w:rPr/>
+      </w:pPr>
+      <w:r>
+        <w:rPr/>
+        <w:t xml:space="preserve">Свяжите строки с задачами: в карточке строки введите ключ задачи (ABC-123) или добавьте строки через </w:t>
+      </w:r>
+      <w:r>
+        <w:rPr>
+          <w:b/>
+          <w:bCs/>
+        </w:rPr>
+        <w:t>Задачи из Jira</w:t>
+      </w:r>
+      <w:r>
+        <w:rPr/>
+        <w:t xml:space="preserve"> по запросу JQL (например, </w:t>
+      </w:r>
+      <w:r>
+        <w:rPr>
+          <w:rStyle w:val="VerbatimChar"/>
+        </w:rPr>
+        <w:t>project = ABC AND fixVersion = "Релиз 2"</w:t>
+      </w:r>
+      <w:r>
+        <w:rPr/>
+        <w:t>).</w:t>
+      </w:r>
+    </w:p>
+    <w:p>
+      <w:pPr>
+        <w:pStyle w:val="Compact"/>
+        <w:numPr>
+          <w:ilvl w:val="0"/>
+          <w:numId w:val="93"/>
+        </w:numPr>
+        <w:rPr/>
+      </w:pPr>
+      <w:r>
+        <w:rPr/>
+        <w:t xml:space="preserve">Перед еженедельной встречей откройте </w:t>
+      </w:r>
+      <w:r>
+        <w:rPr>
+          <w:b/>
+          <w:bCs/>
+        </w:rPr>
+        <w:t>J → Сверка с Jira</w:t>
+      </w:r>
+      <w:r>
+        <w:rPr/>
+        <w:t>: видно, где статус или срок в Jira уже другой.</w:t>
+      </w:r>
+    </w:p>
+    <w:p>
+      <w:pPr>
+        <w:pStyle w:val="Compact"/>
+        <w:numPr>
+          <w:ilvl w:val="0"/>
+          <w:numId w:val="94"/>
+        </w:numPr>
+        <w:rPr/>
+      </w:pPr>
+      <w:r>
+        <w:rPr/>
+        <w:t xml:space="preserve">Отметьте, что перенести (например, только статусы и сроки), — </w:t>
+      </w:r>
+      <w:r>
+        <w:rPr>
+          <w:b/>
+          <w:bCs/>
+        </w:rPr>
+        <w:t>Перенести выбранное</w:t>
+      </w:r>
+      <w:r>
+        <w:rPr/>
+        <w:t>.</w:t>
+      </w:r>
+    </w:p>
+    <w:p>
+      <w:pPr>
+        <w:pStyle w:val="Compact"/>
+        <w:numPr>
+          <w:ilvl w:val="0"/>
+          <w:numId w:val="95"/>
+        </w:numPr>
+        <w:rPr/>
+      </w:pPr>
+      <w:bookmarkStart w:id="124" w:name="пользовательские-сценарии"/>
+      <w:bookmarkStart w:id="125" w:name="сценарий-6.-статус-плана-по-задачам-jira"/>
+      <w:r>
+        <w:rPr/>
+        <w:t>Сорвавшийся срок отметьте сдвигом или перенесите полосу — зависимые задачи сдвинутся по связям.</w:t>
+      </w:r>
+      <w:bookmarkEnd w:id="124"/>
+      <w:bookmarkEnd w:id="125"/>
     </w:p>
     <w:p>
       <w:pPr>
         <w:pStyle w:val="Heading1"/>
         <w:rPr/>
       </w:pPr>
-      <w:bookmarkStart w:id="108" w:name="__RefHeading___Toc2155_4016826874"/>
-      <w:bookmarkStart w:id="109" w:name="частые-вопросы"/>
-      <w:bookmarkEnd w:id="108"/>
+      <w:bookmarkStart w:id="126" w:name="__RefHeading___Toc2496_817899775"/>
+      <w:bookmarkStart w:id="127" w:name="частые-вопросы"/>
+      <w:bookmarkEnd w:id="126"/>
       <w:r>
         <w:rPr>
           <w:rStyle w:val="SectionNumber"/>
         </w:rPr>
-        <w:t>14</w:t>
+        <w:t>16</w:t>
       </w:r>
       <w:r>
         <w:rPr/>
@@ -11249,6 +12840,51 @@
     <w:p>
       <w:pPr>
         <w:pStyle w:val="BodyText"/>
+        <w:rPr/>
+      </w:pPr>
+      <w:r>
+        <w:rPr>
+          <w:b/>
+          <w:bCs/>
+        </w:rPr>
+        <w:t>Как отдать план в старую версию 1.0?</w:t>
+      </w:r>
+      <w:r>
+        <w:rPr/>
+        <w:t xml:space="preserve"> </w:t>
+      </w:r>
+      <w:r>
+        <w:rPr>
+          <w:b/>
+          <w:bCs/>
+        </w:rPr>
+        <w:t>Экспорт → JSON (открывается и в 1.0)</w:t>
+      </w:r>
+      <w:r>
+        <w:rPr/>
+        <w:t>.</w:t>
+      </w:r>
+    </w:p>
+    <w:p>
+      <w:pPr>
+        <w:pStyle w:val="BodyText"/>
+        <w:rPr/>
+      </w:pPr>
+      <w:r>
+        <w:rPr>
+          <w:b/>
+          <w:bCs/>
+        </w:rPr>
+        <w:t>Почему у строки «нет в Jira или нет доступа»?</w:t>
+      </w:r>
+      <w:r>
+        <w:rPr/>
+        <w:t xml:space="preserve"> Задача удалена, ключ указан с ошибкой или учётной записи, через которую «Пульс» читает Jira, задача недоступна. Проверьте ключ; если задача есть — сообщите администратору.</w:t>
+      </w:r>
+    </w:p>
+    <w:p>
+      <w:pPr>
+        <w:pStyle w:val="BodyText"/>
         <w:spacing w:lineRule="auto" w:line="276" w:before="180" w:after="100"/>
         <w:rPr/>
       </w:pPr>
@@ -11257,29 +12893,18 @@
           <w:b/>
           <w:bCs/>
         </w:rPr>
-        <w:t>Как отдать план в старую версию 1.0?</w:t>
-      </w:r>
-      <w:r>
-        <w:rPr/>
-        <w:t xml:space="preserve"> </w:t>
-      </w:r>
-      <w:r>
-        <w:rPr>
-          <w:b/>
-          <w:bCs/>
-        </w:rPr>
-        <w:t>Экспорт → JSON (открывается и в 1.0)</w:t>
-      </w:r>
-      <w:r>
-        <w:rPr/>
-        <w:t>.</w:t>
-      </w:r>
-      <w:bookmarkEnd w:id="109"/>
+        <w:t>Данные из Jira поменяли мой план?</w:t>
+      </w:r>
+      <w:r>
+        <w:rPr/>
+        <w:t xml:space="preserve"> Нет: из Jira в план переносится только то, что вы выбрали, и это отменяется Ctrl+Z или из истории плана.</w:t>
+      </w:r>
+      <w:bookmarkEnd w:id="127"/>
     </w:p>
     <w:sectPr>
-      <w:footerReference w:type="even" r:id="rId25"/>
-      <w:footerReference w:type="default" r:id="rId26"/>
-      <w:footerReference w:type="first" r:id="rId27"/>
+      <w:footerReference w:type="even" r:id="rId29"/>
+      <w:footerReference w:type="default" r:id="rId30"/>
+      <w:footerReference w:type="first" r:id="rId31"/>
       <w:type w:val="nextPage"/>
       <w:pgSz w:w="12240" w:h="15840"/>
       <w:pgMar w:left="1440" w:right="1440" w:gutter="0" w:header="0" w:top="1440" w:footer="720" w:bottom="1440"/>
@@ -11320,7 +12945,7 @@
         <w:color w:val="8A92A6"/>
         <w:sz w:val="16"/>
       </w:rPr>
-      <w:t xml:space="preserve">Пульс Проекта 0.2.1 · стр. </w:t>
+      <w:t xml:space="preserve">Пульс Проекта 0.3.0 · стр. </w:t>
     </w:r>
     <w:r>
       <w:rPr/>
@@ -11336,7 +12961,7 @@
     </w:r>
     <w:r>
       <w:rPr/>
-      <w:t>31</w:t>
+      <w:t>36</w:t>
     </w:r>
     <w:r>
       <w:rPr/>
@@ -11359,7 +12984,7 @@
         <w:color w:val="8A92A6"/>
         <w:sz w:val="16"/>
       </w:rPr>
-      <w:t xml:space="preserve">Пульс Проекта 0.2.1 · стр. </w:t>
+      <w:t xml:space="preserve">Пульс Проекта 0.3.0 · стр. </w:t>
     </w:r>
     <w:r>
       <w:rPr/>
@@ -11375,7 +13000,7 @@
     </w:r>
     <w:r>
       <w:rPr/>
-      <w:t>31</w:t>
+      <w:t>36</w:t>
     </w:r>
     <w:r>
       <w:rPr/>
@@ -13004,9 +14629,8 @@
   </w:abstractNum>
   <w:abstractNum w:abstractNumId="13">
     <w:lvl w:ilvl="0">
-      <w:start w:val="1"/>
-      <w:numFmt w:val="decimal"/>
-      <w:lvlText w:val="%1."/>
+      <w:numFmt w:val="bullet"/>
+      <w:lvlText w:val=""/>
       <w:lvlJc w:val="left"/>
       <w:pPr>
         <w:tabs>
@@ -13014,12 +14638,14 @@
         </w:tabs>
         <w:ind w:left="720" w:hanging="480"/>
       </w:pPr>
-      <w:rPr/>
+      <w:rPr>
+        <w:rFonts w:ascii="Symbol" w:hAnsi="Symbol" w:cs="Symbol" w:hint="default"/>
+      </w:rPr>
     </w:lvl>
     <w:lvl w:ilvl="1">
-      <w:start w:val="1"/>
-      <w:numFmt w:val="decimal"/>
-      <w:lvlText w:val="%2."/>
+      <w:start w:val="0"/>
+      <w:numFmt w:val="bullet"/>
+      <w:lvlText w:val=""/>
       <w:lvlJc w:val="left"/>
       <w:pPr>
         <w:tabs>
@@ -13027,12 +14653,14 @@
         </w:tabs>
         <w:ind w:left="1440" w:hanging="480"/>
       </w:pPr>
-      <w:rPr/>
+      <w:rPr>
+        <w:rFonts w:ascii="Symbol" w:hAnsi="Symbol" w:cs="Symbol" w:hint="default"/>
+      </w:rPr>
     </w:lvl>
     <w:lvl w:ilvl="2">
-      <w:start w:val="1"/>
-      <w:numFmt w:val="decimal"/>
-      <w:lvlText w:val="%3."/>
+      <w:start w:val="0"/>
+      <w:numFmt w:val="bullet"/>
+      <w:lvlText w:val=""/>
       <w:lvlJc w:val="left"/>
       <w:pPr>
         <w:tabs>
@@ -13040,12 +14668,14 @@
         </w:tabs>
         <w:ind w:left="2160" w:hanging="480"/>
       </w:pPr>
-      <w:rPr/>
+      <w:rPr>
+        <w:rFonts w:ascii="Symbol" w:hAnsi="Symbol" w:cs="Symbol" w:hint="default"/>
+      </w:rPr>
     </w:lvl>
     <w:lvl w:ilvl="3">
-      <w:start w:val="1"/>
-      <w:numFmt w:val="decimal"/>
-      <w:lvlText w:val="%4."/>
+      <w:start w:val="0"/>
+      <w:numFmt w:val="bullet"/>
+      <w:lvlText w:val=""/>
       <w:lvlJc w:val="left"/>
       <w:pPr>
         <w:tabs>
@@ -13053,12 +14683,14 @@
         </w:tabs>
         <w:ind w:left="2880" w:hanging="480"/>
       </w:pPr>
-      <w:rPr/>
+      <w:rPr>
+        <w:rFonts w:ascii="Symbol" w:hAnsi="Symbol" w:cs="Symbol" w:hint="default"/>
+      </w:rPr>
     </w:lvl>
     <w:lvl w:ilvl="4">
-      <w:start w:val="1"/>
-      <w:numFmt w:val="decimal"/>
-      <w:lvlText w:val="%5."/>
+      <w:start w:val="0"/>
+      <w:numFmt w:val="bullet"/>
+      <w:lvlText w:val=""/>
       <w:lvlJc w:val="left"/>
       <w:pPr>
         <w:tabs>
@@ -13066,12 +14698,14 @@
         </w:tabs>
         <w:ind w:left="3600" w:hanging="480"/>
       </w:pPr>
-      <w:rPr/>
+      <w:rPr>
+        <w:rFonts w:ascii="Symbol" w:hAnsi="Symbol" w:cs="Symbol" w:hint="default"/>
+      </w:rPr>
     </w:lvl>
     <w:lvl w:ilvl="5">
-      <w:start w:val="1"/>
-      <w:numFmt w:val="decimal"/>
-      <w:lvlText w:val="%6."/>
+      <w:start w:val="0"/>
+      <w:numFmt w:val="bullet"/>
+      <w:lvlText w:val=""/>
       <w:lvlJc w:val="left"/>
       <w:pPr>
         <w:tabs>
@@ -13079,12 +14713,14 @@
         </w:tabs>
         <w:ind w:left="4320" w:hanging="480"/>
       </w:pPr>
-      <w:rPr/>
+      <w:rPr>
+        <w:rFonts w:ascii="Symbol" w:hAnsi="Symbol" w:cs="Symbol" w:hint="default"/>
+      </w:rPr>
     </w:lvl>
     <w:lvl w:ilvl="6">
-      <w:start w:val="1"/>
-      <w:numFmt w:val="decimal"/>
-      <w:lvlText w:val="%7."/>
+      <w:start w:val="0"/>
+      <w:numFmt w:val="bullet"/>
+      <w:lvlText w:val=""/>
       <w:lvlJc w:val="left"/>
       <w:pPr>
         <w:tabs>
@@ -13092,12 +14728,14 @@
         </w:tabs>
         <w:ind w:left="5040" w:hanging="480"/>
       </w:pPr>
-      <w:rPr/>
+      <w:rPr>
+        <w:rFonts w:ascii="Symbol" w:hAnsi="Symbol" w:cs="Symbol" w:hint="default"/>
+      </w:rPr>
     </w:lvl>
     <w:lvl w:ilvl="7">
-      <w:start w:val="1"/>
-      <w:numFmt w:val="decimal"/>
-      <w:lvlText w:val="%8."/>
+      <w:start w:val="0"/>
+      <w:numFmt w:val="bullet"/>
+      <w:lvlText w:val=""/>
       <w:lvlJc w:val="left"/>
       <w:pPr>
         <w:tabs>
@@ -13105,12 +14743,14 @@
         </w:tabs>
         <w:ind w:left="5760" w:hanging="480"/>
       </w:pPr>
-      <w:rPr/>
+      <w:rPr>
+        <w:rFonts w:ascii="Symbol" w:hAnsi="Symbol" w:cs="Symbol" w:hint="default"/>
+      </w:rPr>
     </w:lvl>
     <w:lvl w:ilvl="8">
-      <w:start w:val="1"/>
-      <w:numFmt w:val="decimal"/>
-      <w:lvlText w:val="%9."/>
+      <w:start w:val="0"/>
+      <w:numFmt w:val="bullet"/>
+      <w:lvlText w:val=""/>
       <w:lvlJc w:val="left"/>
       <w:pPr>
         <w:tabs>
@@ -13118,14 +14758,15 @@
         </w:tabs>
         <w:ind w:left="6480" w:hanging="480"/>
       </w:pPr>
-      <w:rPr/>
+      <w:rPr>
+        <w:rFonts w:ascii="Symbol" w:hAnsi="Symbol" w:cs="Symbol" w:hint="default"/>
+      </w:rPr>
     </w:lvl>
   </w:abstractNum>
   <w:abstractNum w:abstractNumId="14">
     <w:lvl w:ilvl="0">
-      <w:start w:val="1"/>
-      <w:numFmt w:val="decimal"/>
-      <w:lvlText w:val="%1."/>
+      <w:numFmt w:val="bullet"/>
+      <w:lvlText w:val=""/>
       <w:lvlJc w:val="left"/>
       <w:pPr>
         <w:tabs>
@@ -13133,12 +14774,14 @@
         </w:tabs>
         <w:ind w:left="720" w:hanging="480"/>
       </w:pPr>
-      <w:rPr/>
+      <w:rPr>
+        <w:rFonts w:ascii="Symbol" w:hAnsi="Symbol" w:cs="Symbol" w:hint="default"/>
+      </w:rPr>
     </w:lvl>
     <w:lvl w:ilvl="1">
-      <w:start w:val="1"/>
-      <w:numFmt w:val="decimal"/>
-      <w:lvlText w:val="%2."/>
+      <w:start w:val="0"/>
+      <w:numFmt w:val="bullet"/>
+      <w:lvlText w:val=""/>
       <w:lvlJc w:val="left"/>
       <w:pPr>
         <w:tabs>
@@ -13146,12 +14789,14 @@
         </w:tabs>
         <w:ind w:left="1440" w:hanging="480"/>
       </w:pPr>
-      <w:rPr/>
+      <w:rPr>
+        <w:rFonts w:ascii="Symbol" w:hAnsi="Symbol" w:cs="Symbol" w:hint="default"/>
+      </w:rPr>
     </w:lvl>
     <w:lvl w:ilvl="2">
-      <w:start w:val="1"/>
-      <w:numFmt w:val="decimal"/>
-      <w:lvlText w:val="%3."/>
+      <w:start w:val="0"/>
+      <w:numFmt w:val="bullet"/>
+      <w:lvlText w:val=""/>
       <w:lvlJc w:val="left"/>
       <w:pPr>
         <w:tabs>
@@ -13159,12 +14804,14 @@
         </w:tabs>
         <w:ind w:left="2160" w:hanging="480"/>
       </w:pPr>
-      <w:rPr/>
+      <w:rPr>
+        <w:rFonts w:ascii="Symbol" w:hAnsi="Symbol" w:cs="Symbol" w:hint="default"/>
+      </w:rPr>
     </w:lvl>
     <w:lvl w:ilvl="3">
-      <w:start w:val="1"/>
-      <w:numFmt w:val="decimal"/>
-      <w:lvlText w:val="%4."/>
+      <w:start w:val="0"/>
+      <w:numFmt w:val="bullet"/>
+      <w:lvlText w:val=""/>
       <w:lvlJc w:val="left"/>
       <w:pPr>
         <w:tabs>
@@ -13172,12 +14819,14 @@
         </w:tabs>
         <w:ind w:left="2880" w:hanging="480"/>
       </w:pPr>
-      <w:rPr/>
+      <w:rPr>
+        <w:rFonts w:ascii="Symbol" w:hAnsi="Symbol" w:cs="Symbol" w:hint="default"/>
+      </w:rPr>
     </w:lvl>
     <w:lvl w:ilvl="4">
-      <w:start w:val="1"/>
-      <w:numFmt w:val="decimal"/>
-      <w:lvlText w:val="%5."/>
+      <w:start w:val="0"/>
+      <w:numFmt w:val="bullet"/>
+      <w:lvlText w:val=""/>
       <w:lvlJc w:val="left"/>
       <w:pPr>
         <w:tabs>
@@ -13185,12 +14834,14 @@
         </w:tabs>
         <w:ind w:left="3600" w:hanging="480"/>
       </w:pPr>
-      <w:rPr/>
+      <w:rPr>
+        <w:rFonts w:ascii="Symbol" w:hAnsi="Symbol" w:cs="Symbol" w:hint="default"/>
+      </w:rPr>
     </w:lvl>
     <w:lvl w:ilvl="5">
-      <w:start w:val="1"/>
-      <w:numFmt w:val="decimal"/>
-      <w:lvlText w:val="%6."/>
+      <w:start w:val="0"/>
+      <w:numFmt w:val="bullet"/>
+      <w:lvlText w:val=""/>
       <w:lvlJc w:val="left"/>
       <w:pPr>
         <w:tabs>
@@ -13198,12 +14849,14 @@
         </w:tabs>
         <w:ind w:left="4320" w:hanging="480"/>
       </w:pPr>
-      <w:rPr/>
+      <w:rPr>
+        <w:rFonts w:ascii="Symbol" w:hAnsi="Symbol" w:cs="Symbol" w:hint="default"/>
+      </w:rPr>
     </w:lvl>
     <w:lvl w:ilvl="6">
-      <w:start w:val="1"/>
-      <w:numFmt w:val="decimal"/>
-      <w:lvlText w:val="%7."/>
+      <w:start w:val="0"/>
+      <w:numFmt w:val="bullet"/>
+      <w:lvlText w:val=""/>
       <w:lvlJc w:val="left"/>
       <w:pPr>
         <w:tabs>
@@ -13211,12 +14864,14 @@
         </w:tabs>
         <w:ind w:left="5040" w:hanging="480"/>
       </w:pPr>
-      <w:rPr/>
+      <w:rPr>
+        <w:rFonts w:ascii="Symbol" w:hAnsi="Symbol" w:cs="Symbol" w:hint="default"/>
+      </w:rPr>
     </w:lvl>
     <w:lvl w:ilvl="7">
-      <w:start w:val="1"/>
-      <w:numFmt w:val="decimal"/>
-      <w:lvlText w:val="%8."/>
+      <w:start w:val="0"/>
+      <w:numFmt w:val="bullet"/>
+      <w:lvlText w:val=""/>
       <w:lvlJc w:val="left"/>
       <w:pPr>
         <w:tabs>
@@ -13224,12 +14879,14 @@
         </w:tabs>
         <w:ind w:left="5760" w:hanging="480"/>
       </w:pPr>
-      <w:rPr/>
+      <w:rPr>
+        <w:rFonts w:ascii="Symbol" w:hAnsi="Symbol" w:cs="Symbol" w:hint="default"/>
+      </w:rPr>
     </w:lvl>
     <w:lvl w:ilvl="8">
-      <w:start w:val="1"/>
-      <w:numFmt w:val="decimal"/>
-      <w:lvlText w:val="%9."/>
+      <w:start w:val="0"/>
+      <w:numFmt w:val="bullet"/>
+      <w:lvlText w:val=""/>
       <w:lvlJc w:val="left"/>
       <w:pPr>
         <w:tabs>
@@ -13237,7 +14894,9 @@
         </w:tabs>
         <w:ind w:left="6480" w:hanging="480"/>
       </w:pPr>
-      <w:rPr/>
+      <w:rPr>
+        <w:rFonts w:ascii="Symbol" w:hAnsi="Symbol" w:cs="Symbol" w:hint="default"/>
+      </w:rPr>
     </w:lvl>
   </w:abstractNum>
   <w:abstractNum w:abstractNumId="15">
@@ -13598,6 +15257,363 @@
     </w:lvl>
   </w:abstractNum>
   <w:abstractNum w:abstractNumId="18">
+    <w:lvl w:ilvl="0">
+      <w:start w:val="1"/>
+      <w:numFmt w:val="decimal"/>
+      <w:lvlText w:val="%1."/>
+      <w:lvlJc w:val="left"/>
+      <w:pPr>
+        <w:tabs>
+          <w:tab w:val="num" w:pos="0"/>
+        </w:tabs>
+        <w:ind w:left="720" w:hanging="480"/>
+      </w:pPr>
+      <w:rPr/>
+    </w:lvl>
+    <w:lvl w:ilvl="1">
+      <w:start w:val="1"/>
+      <w:numFmt w:val="decimal"/>
+      <w:lvlText w:val="%2."/>
+      <w:lvlJc w:val="left"/>
+      <w:pPr>
+        <w:tabs>
+          <w:tab w:val="num" w:pos="0"/>
+        </w:tabs>
+        <w:ind w:left="1440" w:hanging="480"/>
+      </w:pPr>
+      <w:rPr/>
+    </w:lvl>
+    <w:lvl w:ilvl="2">
+      <w:start w:val="1"/>
+      <w:numFmt w:val="decimal"/>
+      <w:lvlText w:val="%3."/>
+      <w:lvlJc w:val="left"/>
+      <w:pPr>
+        <w:tabs>
+          <w:tab w:val="num" w:pos="0"/>
+        </w:tabs>
+        <w:ind w:left="2160" w:hanging="480"/>
+      </w:pPr>
+      <w:rPr/>
+    </w:lvl>
+    <w:lvl w:ilvl="3">
+      <w:start w:val="1"/>
+      <w:numFmt w:val="decimal"/>
+      <w:lvlText w:val="%4."/>
+      <w:lvlJc w:val="left"/>
+      <w:pPr>
+        <w:tabs>
+          <w:tab w:val="num" w:pos="0"/>
+        </w:tabs>
+        <w:ind w:left="2880" w:hanging="480"/>
+      </w:pPr>
+      <w:rPr/>
+    </w:lvl>
+    <w:lvl w:ilvl="4">
+      <w:start w:val="1"/>
+      <w:numFmt w:val="decimal"/>
+      <w:lvlText w:val="%5."/>
+      <w:lvlJc w:val="left"/>
+      <w:pPr>
+        <w:tabs>
+          <w:tab w:val="num" w:pos="0"/>
+        </w:tabs>
+        <w:ind w:left="3600" w:hanging="480"/>
+      </w:pPr>
+      <w:rPr/>
+    </w:lvl>
+    <w:lvl w:ilvl="5">
+      <w:start w:val="1"/>
+      <w:numFmt w:val="decimal"/>
+      <w:lvlText w:val="%6."/>
+      <w:lvlJc w:val="left"/>
+      <w:pPr>
+        <w:tabs>
+          <w:tab w:val="num" w:pos="0"/>
+        </w:tabs>
+        <w:ind w:left="4320" w:hanging="480"/>
+      </w:pPr>
+      <w:rPr/>
+    </w:lvl>
+    <w:lvl w:ilvl="6">
+      <w:start w:val="1"/>
+      <w:numFmt w:val="decimal"/>
+      <w:lvlText w:val="%7."/>
+      <w:lvlJc w:val="left"/>
+      <w:pPr>
+        <w:tabs>
+          <w:tab w:val="num" w:pos="0"/>
+        </w:tabs>
+        <w:ind w:left="5040" w:hanging="480"/>
+      </w:pPr>
+      <w:rPr/>
+    </w:lvl>
+    <w:lvl w:ilvl="7">
+      <w:start w:val="1"/>
+      <w:numFmt w:val="decimal"/>
+      <w:lvlText w:val="%8."/>
+      <w:lvlJc w:val="left"/>
+      <w:pPr>
+        <w:tabs>
+          <w:tab w:val="num" w:pos="0"/>
+        </w:tabs>
+        <w:ind w:left="5760" w:hanging="480"/>
+      </w:pPr>
+      <w:rPr/>
+    </w:lvl>
+    <w:lvl w:ilvl="8">
+      <w:start w:val="1"/>
+      <w:numFmt w:val="decimal"/>
+      <w:lvlText w:val="%9."/>
+      <w:lvlJc w:val="left"/>
+      <w:pPr>
+        <w:tabs>
+          <w:tab w:val="num" w:pos="0"/>
+        </w:tabs>
+        <w:ind w:left="6480" w:hanging="480"/>
+      </w:pPr>
+      <w:rPr/>
+    </w:lvl>
+  </w:abstractNum>
+  <w:abstractNum w:abstractNumId="19">
+    <w:lvl w:ilvl="0">
+      <w:start w:val="1"/>
+      <w:numFmt w:val="decimal"/>
+      <w:lvlText w:val="%1."/>
+      <w:lvlJc w:val="left"/>
+      <w:pPr>
+        <w:tabs>
+          <w:tab w:val="num" w:pos="0"/>
+        </w:tabs>
+        <w:ind w:left="720" w:hanging="480"/>
+      </w:pPr>
+      <w:rPr/>
+    </w:lvl>
+    <w:lvl w:ilvl="1">
+      <w:start w:val="1"/>
+      <w:numFmt w:val="decimal"/>
+      <w:lvlText w:val="%2."/>
+      <w:lvlJc w:val="left"/>
+      <w:pPr>
+        <w:tabs>
+          <w:tab w:val="num" w:pos="0"/>
+        </w:tabs>
+        <w:ind w:left="1440" w:hanging="480"/>
+      </w:pPr>
+      <w:rPr/>
+    </w:lvl>
+    <w:lvl w:ilvl="2">
+      <w:start w:val="1"/>
+      <w:numFmt w:val="decimal"/>
+      <w:lvlText w:val="%3."/>
+      <w:lvlJc w:val="left"/>
+      <w:pPr>
+        <w:tabs>
+          <w:tab w:val="num" w:pos="0"/>
+        </w:tabs>
+        <w:ind w:left="2160" w:hanging="480"/>
+      </w:pPr>
+      <w:rPr/>
+    </w:lvl>
+    <w:lvl w:ilvl="3">
+      <w:start w:val="1"/>
+      <w:numFmt w:val="decimal"/>
+      <w:lvlText w:val="%4."/>
+      <w:lvlJc w:val="left"/>
+      <w:pPr>
+        <w:tabs>
+          <w:tab w:val="num" w:pos="0"/>
+        </w:tabs>
+        <w:ind w:left="2880" w:hanging="480"/>
+      </w:pPr>
+      <w:rPr/>
+    </w:lvl>
+    <w:lvl w:ilvl="4">
+      <w:start w:val="1"/>
+      <w:numFmt w:val="decimal"/>
+      <w:lvlText w:val="%5."/>
+      <w:lvlJc w:val="left"/>
+      <w:pPr>
+        <w:tabs>
+          <w:tab w:val="num" w:pos="0"/>
+        </w:tabs>
+        <w:ind w:left="3600" w:hanging="480"/>
+      </w:pPr>
+      <w:rPr/>
+    </w:lvl>
+    <w:lvl w:ilvl="5">
+      <w:start w:val="1"/>
+      <w:numFmt w:val="decimal"/>
+      <w:lvlText w:val="%6."/>
+      <w:lvlJc w:val="left"/>
+      <w:pPr>
+        <w:tabs>
+          <w:tab w:val="num" w:pos="0"/>
+        </w:tabs>
+        <w:ind w:left="4320" w:hanging="480"/>
+      </w:pPr>
+      <w:rPr/>
+    </w:lvl>
+    <w:lvl w:ilvl="6">
+      <w:start w:val="1"/>
+      <w:numFmt w:val="decimal"/>
+      <w:lvlText w:val="%7."/>
+      <w:lvlJc w:val="left"/>
+      <w:pPr>
+        <w:tabs>
+          <w:tab w:val="num" w:pos="0"/>
+        </w:tabs>
+        <w:ind w:left="5040" w:hanging="480"/>
+      </w:pPr>
+      <w:rPr/>
+    </w:lvl>
+    <w:lvl w:ilvl="7">
+      <w:start w:val="1"/>
+      <w:numFmt w:val="decimal"/>
+      <w:lvlText w:val="%8."/>
+      <w:lvlJc w:val="left"/>
+      <w:pPr>
+        <w:tabs>
+          <w:tab w:val="num" w:pos="0"/>
+        </w:tabs>
+        <w:ind w:left="5760" w:hanging="480"/>
+      </w:pPr>
+      <w:rPr/>
+    </w:lvl>
+    <w:lvl w:ilvl="8">
+      <w:start w:val="1"/>
+      <w:numFmt w:val="decimal"/>
+      <w:lvlText w:val="%9."/>
+      <w:lvlJc w:val="left"/>
+      <w:pPr>
+        <w:tabs>
+          <w:tab w:val="num" w:pos="0"/>
+        </w:tabs>
+        <w:ind w:left="6480" w:hanging="480"/>
+      </w:pPr>
+      <w:rPr/>
+    </w:lvl>
+  </w:abstractNum>
+  <w:abstractNum w:abstractNumId="20">
+    <w:lvl w:ilvl="0">
+      <w:start w:val="1"/>
+      <w:numFmt w:val="decimal"/>
+      <w:lvlText w:val="%1."/>
+      <w:lvlJc w:val="left"/>
+      <w:pPr>
+        <w:tabs>
+          <w:tab w:val="num" w:pos="0"/>
+        </w:tabs>
+        <w:ind w:left="720" w:hanging="480"/>
+      </w:pPr>
+      <w:rPr/>
+    </w:lvl>
+    <w:lvl w:ilvl="1">
+      <w:start w:val="1"/>
+      <w:numFmt w:val="decimal"/>
+      <w:lvlText w:val="%2."/>
+      <w:lvlJc w:val="left"/>
+      <w:pPr>
+        <w:tabs>
+          <w:tab w:val="num" w:pos="0"/>
+        </w:tabs>
+        <w:ind w:left="1440" w:hanging="480"/>
+      </w:pPr>
+      <w:rPr/>
+    </w:lvl>
+    <w:lvl w:ilvl="2">
+      <w:start w:val="1"/>
+      <w:numFmt w:val="decimal"/>
+      <w:lvlText w:val="%3."/>
+      <w:lvlJc w:val="left"/>
+      <w:pPr>
+        <w:tabs>
+          <w:tab w:val="num" w:pos="0"/>
+        </w:tabs>
+        <w:ind w:left="2160" w:hanging="480"/>
+      </w:pPr>
+      <w:rPr/>
+    </w:lvl>
+    <w:lvl w:ilvl="3">
+      <w:start w:val="1"/>
+      <w:numFmt w:val="decimal"/>
+      <w:lvlText w:val="%4."/>
+      <w:lvlJc w:val="left"/>
+      <w:pPr>
+        <w:tabs>
+          <w:tab w:val="num" w:pos="0"/>
+        </w:tabs>
+        <w:ind w:left="2880" w:hanging="480"/>
+      </w:pPr>
+      <w:rPr/>
+    </w:lvl>
+    <w:lvl w:ilvl="4">
+      <w:start w:val="1"/>
+      <w:numFmt w:val="decimal"/>
+      <w:lvlText w:val="%5."/>
+      <w:lvlJc w:val="left"/>
+      <w:pPr>
+        <w:tabs>
+          <w:tab w:val="num" w:pos="0"/>
+        </w:tabs>
+        <w:ind w:left="3600" w:hanging="480"/>
+      </w:pPr>
+      <w:rPr/>
+    </w:lvl>
+    <w:lvl w:ilvl="5">
+      <w:start w:val="1"/>
+      <w:numFmt w:val="decimal"/>
+      <w:lvlText w:val="%6."/>
+      <w:lvlJc w:val="left"/>
+      <w:pPr>
+        <w:tabs>
+          <w:tab w:val="num" w:pos="0"/>
+        </w:tabs>
+        <w:ind w:left="4320" w:hanging="480"/>
+      </w:pPr>
+      <w:rPr/>
+    </w:lvl>
+    <w:lvl w:ilvl="6">
+      <w:start w:val="1"/>
+      <w:numFmt w:val="decimal"/>
+      <w:lvlText w:val="%7."/>
+      <w:lvlJc w:val="left"/>
+      <w:pPr>
+        <w:tabs>
+          <w:tab w:val="num" w:pos="0"/>
+        </w:tabs>
+        <w:ind w:left="5040" w:hanging="480"/>
+      </w:pPr>
+      <w:rPr/>
+    </w:lvl>
+    <w:lvl w:ilvl="7">
+      <w:start w:val="1"/>
+      <w:numFmt w:val="decimal"/>
+      <w:lvlText w:val="%8."/>
+      <w:lvlJc w:val="left"/>
+      <w:pPr>
+        <w:tabs>
+          <w:tab w:val="num" w:pos="0"/>
+        </w:tabs>
+        <w:ind w:left="5760" w:hanging="480"/>
+      </w:pPr>
+      <w:rPr/>
+    </w:lvl>
+    <w:lvl w:ilvl="8">
+      <w:start w:val="1"/>
+      <w:numFmt w:val="decimal"/>
+      <w:lvlText w:val="%9."/>
+      <w:lvlJc w:val="left"/>
+      <w:pPr>
+        <w:tabs>
+          <w:tab w:val="num" w:pos="0"/>
+        </w:tabs>
+        <w:ind w:left="6480" w:hanging="480"/>
+      </w:pPr>
+      <w:rPr/>
+    </w:lvl>
+  </w:abstractNum>
+  <w:abstractNum w:abstractNumId="21">
     <w:lvl w:ilvl="0">
       <w:start w:val="1"/>
       <w:numFmt w:val="none"/>
@@ -13771,13 +15787,13 @@
     <w:abstractNumId w:val="18"/>
   </w:num>
   <w:num w:numId="19">
-    <w:abstractNumId w:val="1"/>
+    <w:abstractNumId w:val="19"/>
   </w:num>
   <w:num w:numId="20">
-    <w:abstractNumId w:val="1"/>
+    <w:abstractNumId w:val="20"/>
   </w:num>
   <w:num w:numId="21">
-    <w:abstractNumId w:val="1"/>
+    <w:abstractNumId w:val="21"/>
   </w:num>
   <w:num w:numId="22">
     <w:abstractNumId w:val="1"/>
@@ -13813,10 +15829,7 @@
     <w:abstractNumId w:val="1"/>
   </w:num>
   <w:num w:numId="33">
-    <w:abstractNumId w:val="5"/>
-    <w:lvlOverride w:ilvl="0">
-      <w:startOverride w:val="1"/>
-    </w:lvlOverride>
+    <w:abstractNumId w:val="1"/>
   </w:num>
   <w:num w:numId="34">
     <w:abstractNumId w:val="1"/>
@@ -13825,7 +15838,10 @@
     <w:abstractNumId w:val="1"/>
   </w:num>
   <w:num w:numId="36">
-    <w:abstractNumId w:val="1"/>
+    <w:abstractNumId w:val="5"/>
+    <w:lvlOverride w:ilvl="0">
+      <w:startOverride w:val="1"/>
+    </w:lvlOverride>
   </w:num>
   <w:num w:numId="37">
     <w:abstractNumId w:val="1"/>
@@ -13903,40 +15919,37 @@
     <w:abstractNumId w:val="1"/>
   </w:num>
   <w:num w:numId="62">
+    <w:abstractNumId w:val="1"/>
+  </w:num>
+  <w:num w:numId="63">
+    <w:abstractNumId w:val="1"/>
+  </w:num>
+  <w:num w:numId="64">
+    <w:abstractNumId w:val="1"/>
+  </w:num>
+  <w:num w:numId="65">
+    <w:abstractNumId w:val="1"/>
+  </w:num>
+  <w:num w:numId="66">
+    <w:abstractNumId w:val="1"/>
+  </w:num>
+  <w:num w:numId="67">
+    <w:abstractNumId w:val="1"/>
+  </w:num>
+  <w:num w:numId="68">
+    <w:abstractNumId w:val="1"/>
+  </w:num>
+  <w:num w:numId="69">
+    <w:abstractNumId w:val="1"/>
+  </w:num>
+  <w:num w:numId="70">
+    <w:abstractNumId w:val="1"/>
+  </w:num>
+  <w:num w:numId="71">
     <w:abstractNumId w:val="5"/>
     <w:lvlOverride w:ilvl="0">
       <w:startOverride w:val="1"/>
     </w:lvlOverride>
-  </w:num>
-  <w:num w:numId="63">
-    <w:abstractNumId w:val="5"/>
-  </w:num>
-  <w:num w:numId="64">
-    <w:abstractNumId w:val="5"/>
-  </w:num>
-  <w:num w:numId="65">
-    <w:abstractNumId w:val="5"/>
-  </w:num>
-  <w:num w:numId="66">
-    <w:abstractNumId w:val="5"/>
-  </w:num>
-  <w:num w:numId="67">
-    <w:abstractNumId w:val="5"/>
-  </w:num>
-  <w:num w:numId="68">
-    <w:abstractNumId w:val="5"/>
-  </w:num>
-  <w:num w:numId="69">
-    <w:abstractNumId w:val="5"/>
-    <w:lvlOverride w:ilvl="0">
-      <w:startOverride w:val="1"/>
-    </w:lvlOverride>
-  </w:num>
-  <w:num w:numId="70">
-    <w:abstractNumId w:val="5"/>
-  </w:num>
-  <w:num w:numId="71">
-    <w:abstractNumId w:val="5"/>
   </w:num>
   <w:num w:numId="72">
     <w:abstractNumId w:val="5"/>
@@ -13946,9 +15959,6 @@
   </w:num>
   <w:num w:numId="74">
     <w:abstractNumId w:val="5"/>
-    <w:lvlOverride w:ilvl="0">
-      <w:startOverride w:val="1"/>
-    </w:lvlOverride>
   </w:num>
   <w:num w:numId="75">
     <w:abstractNumId w:val="5"/>
@@ -13958,26 +15968,74 @@
   </w:num>
   <w:num w:numId="77">
     <w:abstractNumId w:val="5"/>
+  </w:num>
+  <w:num w:numId="78">
+    <w:abstractNumId w:val="5"/>
     <w:lvlOverride w:ilvl="0">
       <w:startOverride w:val="1"/>
     </w:lvlOverride>
-  </w:num>
-  <w:num w:numId="78">
-    <w:abstractNumId w:val="5"/>
   </w:num>
   <w:num w:numId="79">
     <w:abstractNumId w:val="5"/>
   </w:num>
   <w:num w:numId="80">
     <w:abstractNumId w:val="5"/>
-    <w:lvlOverride w:ilvl="0">
-      <w:startOverride w:val="1"/>
-    </w:lvlOverride>
   </w:num>
   <w:num w:numId="81">
     <w:abstractNumId w:val="5"/>
   </w:num>
   <w:num w:numId="82">
+    <w:abstractNumId w:val="5"/>
+  </w:num>
+  <w:num w:numId="83">
+    <w:abstractNumId w:val="5"/>
+    <w:lvlOverride w:ilvl="0">
+      <w:startOverride w:val="1"/>
+    </w:lvlOverride>
+  </w:num>
+  <w:num w:numId="84">
+    <w:abstractNumId w:val="5"/>
+  </w:num>
+  <w:num w:numId="85">
+    <w:abstractNumId w:val="5"/>
+  </w:num>
+  <w:num w:numId="86">
+    <w:abstractNumId w:val="5"/>
+    <w:lvlOverride w:ilvl="0">
+      <w:startOverride w:val="1"/>
+    </w:lvlOverride>
+  </w:num>
+  <w:num w:numId="87">
+    <w:abstractNumId w:val="5"/>
+  </w:num>
+  <w:num w:numId="88">
+    <w:abstractNumId w:val="5"/>
+  </w:num>
+  <w:num w:numId="89">
+    <w:abstractNumId w:val="5"/>
+    <w:lvlOverride w:ilvl="0">
+      <w:startOverride w:val="1"/>
+    </w:lvlOverride>
+  </w:num>
+  <w:num w:numId="90">
+    <w:abstractNumId w:val="5"/>
+  </w:num>
+  <w:num w:numId="91">
+    <w:abstractNumId w:val="5"/>
+  </w:num>
+  <w:num w:numId="92">
+    <w:abstractNumId w:val="5"/>
+    <w:lvlOverride w:ilvl="0">
+      <w:startOverride w:val="1"/>
+    </w:lvlOverride>
+  </w:num>
+  <w:num w:numId="93">
+    <w:abstractNumId w:val="5"/>
+  </w:num>
+  <w:num w:numId="94">
+    <w:abstractNumId w:val="5"/>
+  </w:num>
+  <w:num w:numId="95">
     <w:abstractNumId w:val="5"/>
   </w:num>
 </w:numbering>

--- a/docs/manuals/user-guide.docx
+++ b/docs/manuals/user-guide.docx
@@ -23,7 +23,7 @@
       </w:pPr>
       <w:r>
         <w:rPr/>
-        <w:t>Версия 0.3.0</w:t>
+        <w:t>Версия 0.4.0</w:t>
       </w:r>
     </w:p>
     <w:p>
@@ -93,7 +93,7 @@
             </w:rPr>
             <w:fldChar w:fldCharType="separate"/>
           </w:r>
-          <w:hyperlink w:anchor="__RefHeading___Toc2390_817899775">
+          <w:hyperlink w:anchor="__RefHeading___Toc2684_3161111101">
             <w:r>
               <w:rPr>
                 <w:webHidden/>
@@ -114,7 +114,7 @@
             </w:tabs>
             <w:rPr/>
           </w:pPr>
-          <w:hyperlink w:anchor="__RefHeading___Toc2392_817899775">
+          <w:hyperlink w:anchor="__RefHeading___Toc2686_3161111101">
             <w:r>
               <w:rPr>
                 <w:webHidden/>
@@ -135,7 +135,7 @@
             </w:tabs>
             <w:rPr/>
           </w:pPr>
-          <w:hyperlink w:anchor="__RefHeading___Toc2394_817899775">
+          <w:hyperlink w:anchor="__RefHeading___Toc2688_3161111101">
             <w:r>
               <w:rPr>
                 <w:webHidden/>
@@ -156,7 +156,7 @@
             </w:tabs>
             <w:rPr/>
           </w:pPr>
-          <w:hyperlink w:anchor="__RefHeading___Toc2396_817899775">
+          <w:hyperlink w:anchor="__RefHeading___Toc2690_3161111101">
             <w:r>
               <w:rPr>
                 <w:webHidden/>
@@ -177,7 +177,7 @@
             </w:tabs>
             <w:rPr/>
           </w:pPr>
-          <w:hyperlink w:anchor="__RefHeading___Toc2398_817899775">
+          <w:hyperlink w:anchor="__RefHeading___Toc2692_3161111101">
             <w:r>
               <w:rPr>
                 <w:webHidden/>
@@ -198,7 +198,7 @@
             </w:tabs>
             <w:rPr/>
           </w:pPr>
-          <w:hyperlink w:anchor="__RefHeading___Toc2400_817899775">
+          <w:hyperlink w:anchor="__RefHeading___Toc2694_3161111101">
             <w:r>
               <w:rPr>
                 <w:webHidden/>
@@ -219,7 +219,7 @@
             </w:tabs>
             <w:rPr/>
           </w:pPr>
-          <w:hyperlink w:anchor="__RefHeading___Toc2402_817899775">
+          <w:hyperlink w:anchor="__RefHeading___Toc2696_3161111101">
             <w:r>
               <w:rPr>
                 <w:webHidden/>
@@ -240,7 +240,7 @@
             </w:tabs>
             <w:rPr/>
           </w:pPr>
-          <w:hyperlink w:anchor="__RefHeading___Toc2404_817899775">
+          <w:hyperlink w:anchor="__RefHeading___Toc2698_3161111101">
             <w:r>
               <w:rPr>
                 <w:webHidden/>
@@ -261,7 +261,7 @@
             </w:tabs>
             <w:rPr/>
           </w:pPr>
-          <w:hyperlink w:anchor="__RefHeading___Toc2406_817899775">
+          <w:hyperlink w:anchor="__RefHeading___Toc2700_3161111101">
             <w:r>
               <w:rPr>
                 <w:webHidden/>
@@ -282,7 +282,7 @@
             </w:tabs>
             <w:rPr/>
           </w:pPr>
-          <w:hyperlink w:anchor="__RefHeading___Toc2408_817899775">
+          <w:hyperlink w:anchor="__RefHeading___Toc2702_3161111101">
             <w:r>
               <w:rPr>
                 <w:webHidden/>
@@ -303,7 +303,7 @@
             </w:tabs>
             <w:rPr/>
           </w:pPr>
-          <w:hyperlink w:anchor="__RefHeading___Toc2410_817899775">
+          <w:hyperlink w:anchor="__RefHeading___Toc2704_3161111101">
             <w:r>
               <w:rPr>
                 <w:webHidden/>
@@ -311,7 +311,7 @@
               </w:rPr>
               <w:t>3.2 Новый проект</w:t>
               <w:tab/>
-              <w:t>8</w:t>
+              <w:t>9</w:t>
             </w:r>
           </w:hyperlink>
         </w:p>
@@ -324,7 +324,7 @@
             </w:tabs>
             <w:rPr/>
           </w:pPr>
-          <w:hyperlink w:anchor="__RefHeading___Toc2412_817899775">
+          <w:hyperlink w:anchor="__RefHeading___Toc2706_3161111101">
             <w:r>
               <w:rPr>
                 <w:webHidden/>
@@ -345,7 +345,7 @@
             </w:tabs>
             <w:rPr/>
           </w:pPr>
-          <w:hyperlink w:anchor="__RefHeading___Toc2414_817899775">
+          <w:hyperlink w:anchor="__RefHeading___Toc2708_3161111101">
             <w:r>
               <w:rPr>
                 <w:webHidden/>
@@ -366,7 +366,7 @@
             </w:tabs>
             <w:rPr/>
           </w:pPr>
-          <w:hyperlink w:anchor="__RefHeading___Toc2416_817899775">
+          <w:hyperlink w:anchor="__RefHeading___Toc2710_3161111101">
             <w:r>
               <w:rPr>
                 <w:webHidden/>
@@ -387,7 +387,7 @@
             </w:tabs>
             <w:rPr/>
           </w:pPr>
-          <w:hyperlink w:anchor="__RefHeading___Toc2418_817899775">
+          <w:hyperlink w:anchor="__RefHeading___Toc2712_3161111101">
             <w:r>
               <w:rPr>
                 <w:webHidden/>
@@ -408,7 +408,7 @@
             </w:tabs>
             <w:rPr/>
           </w:pPr>
-          <w:hyperlink w:anchor="__RefHeading___Toc2420_817899775">
+          <w:hyperlink w:anchor="__RefHeading___Toc2714_3161111101">
             <w:r>
               <w:rPr>
                 <w:webHidden/>
@@ -429,7 +429,7 @@
             </w:tabs>
             <w:rPr/>
           </w:pPr>
-          <w:hyperlink w:anchor="__RefHeading___Toc2422_817899775">
+          <w:hyperlink w:anchor="__RefHeading___Toc2716_3161111101">
             <w:r>
               <w:rPr>
                 <w:webHidden/>
@@ -450,7 +450,7 @@
             </w:tabs>
             <w:rPr/>
           </w:pPr>
-          <w:hyperlink w:anchor="__RefHeading___Toc2424_817899775">
+          <w:hyperlink w:anchor="__RefHeading___Toc2718_3161111101">
             <w:r>
               <w:rPr>
                 <w:webHidden/>
@@ -471,7 +471,7 @@
             </w:tabs>
             <w:rPr/>
           </w:pPr>
-          <w:hyperlink w:anchor="__RefHeading___Toc2426_817899775">
+          <w:hyperlink w:anchor="__RefHeading___Toc2720_3161111101">
             <w:r>
               <w:rPr>
                 <w:webHidden/>
@@ -492,7 +492,7 @@
             </w:tabs>
             <w:rPr/>
           </w:pPr>
-          <w:hyperlink w:anchor="__RefHeading___Toc2428_817899775">
+          <w:hyperlink w:anchor="__RefHeading___Toc2722_3161111101">
             <w:r>
               <w:rPr>
                 <w:webHidden/>
@@ -513,7 +513,7 @@
             </w:tabs>
             <w:rPr/>
           </w:pPr>
-          <w:hyperlink w:anchor="__RefHeading___Toc2430_817899775">
+          <w:hyperlink w:anchor="__RefHeading___Toc2724_3161111101">
             <w:r>
               <w:rPr>
                 <w:webHidden/>
@@ -534,7 +534,7 @@
             </w:tabs>
             <w:rPr/>
           </w:pPr>
-          <w:hyperlink w:anchor="__RefHeading___Toc2432_817899775">
+          <w:hyperlink w:anchor="__RefHeading___Toc2726_3161111101">
             <w:r>
               <w:rPr>
                 <w:webHidden/>
@@ -555,7 +555,7 @@
             </w:tabs>
             <w:rPr/>
           </w:pPr>
-          <w:hyperlink w:anchor="__RefHeading___Toc2434_817899775">
+          <w:hyperlink w:anchor="__RefHeading___Toc2728_3161111101">
             <w:r>
               <w:rPr>
                 <w:webHidden/>
@@ -576,7 +576,7 @@
             </w:tabs>
             <w:rPr/>
           </w:pPr>
-          <w:hyperlink w:anchor="__RefHeading___Toc2436_817899775">
+          <w:hyperlink w:anchor="__RefHeading___Toc2730_3161111101">
             <w:r>
               <w:rPr>
                 <w:webHidden/>
@@ -597,7 +597,7 @@
             </w:tabs>
             <w:rPr/>
           </w:pPr>
-          <w:hyperlink w:anchor="__RefHeading___Toc2438_817899775">
+          <w:hyperlink w:anchor="__RefHeading___Toc2732_3161111101">
             <w:r>
               <w:rPr>
                 <w:webHidden/>
@@ -618,7 +618,7 @@
             </w:tabs>
             <w:rPr/>
           </w:pPr>
-          <w:hyperlink w:anchor="__RefHeading___Toc2440_817899775">
+          <w:hyperlink w:anchor="__RefHeading___Toc2734_3161111101">
             <w:r>
               <w:rPr>
                 <w:webHidden/>
@@ -639,7 +639,7 @@
             </w:tabs>
             <w:rPr/>
           </w:pPr>
-          <w:hyperlink w:anchor="__RefHeading___Toc2442_817899775">
+          <w:hyperlink w:anchor="__RefHeading___Toc2736_3161111101">
             <w:r>
               <w:rPr>
                 <w:webHidden/>
@@ -660,7 +660,7 @@
             </w:tabs>
             <w:rPr/>
           </w:pPr>
-          <w:hyperlink w:anchor="__RefHeading___Toc2444_817899775">
+          <w:hyperlink w:anchor="__RefHeading___Toc2738_3161111101">
             <w:r>
               <w:rPr>
                 <w:webHidden/>
@@ -681,7 +681,7 @@
             </w:tabs>
             <w:rPr/>
           </w:pPr>
-          <w:hyperlink w:anchor="__RefHeading___Toc2446_817899775">
+          <w:hyperlink w:anchor="__RefHeading___Toc2740_3161111101">
             <w:r>
               <w:rPr>
                 <w:webHidden/>
@@ -702,7 +702,7 @@
             </w:tabs>
             <w:rPr/>
           </w:pPr>
-          <w:hyperlink w:anchor="__RefHeading___Toc2448_817899775">
+          <w:hyperlink w:anchor="__RefHeading___Toc2742_3161111101">
             <w:r>
               <w:rPr>
                 <w:webHidden/>
@@ -723,7 +723,7 @@
             </w:tabs>
             <w:rPr/>
           </w:pPr>
-          <w:hyperlink w:anchor="__RefHeading___Toc2450_817899775">
+          <w:hyperlink w:anchor="__RefHeading___Toc2744_3161111101">
             <w:r>
               <w:rPr>
                 <w:webHidden/>
@@ -744,7 +744,7 @@
             </w:tabs>
             <w:rPr/>
           </w:pPr>
-          <w:hyperlink w:anchor="__RefHeading___Toc2452_817899775">
+          <w:hyperlink w:anchor="__RefHeading___Toc2746_3161111101">
             <w:r>
               <w:rPr>
                 <w:webHidden/>
@@ -765,7 +765,7 @@
             </w:tabs>
             <w:rPr/>
           </w:pPr>
-          <w:hyperlink w:anchor="__RefHeading___Toc2454_817899775">
+          <w:hyperlink w:anchor="__RefHeading___Toc2748_3161111101">
             <w:r>
               <w:rPr>
                 <w:webHidden/>
@@ -786,7 +786,7 @@
             </w:tabs>
             <w:rPr/>
           </w:pPr>
-          <w:hyperlink w:anchor="__RefHeading___Toc2456_817899775">
+          <w:hyperlink w:anchor="__RefHeading___Toc2750_3161111101">
             <w:r>
               <w:rPr>
                 <w:webHidden/>
@@ -794,7 +794,7 @@
               </w:rPr>
               <w:t>6.2 Колонки и группы</w:t>
               <w:tab/>
-              <w:t>21</w:t>
+              <w:t>22</w:t>
             </w:r>
           </w:hyperlink>
         </w:p>
@@ -807,7 +807,7 @@
             </w:tabs>
             <w:rPr/>
           </w:pPr>
-          <w:hyperlink w:anchor="__RefHeading___Toc2458_817899775">
+          <w:hyperlink w:anchor="__RefHeading___Toc2752_3161111101">
             <w:r>
               <w:rPr>
                 <w:webHidden/>
@@ -815,7 +815,7 @@
               </w:rPr>
               <w:t>6.3 Свой вид и вид по умолчанию</w:t>
               <w:tab/>
-              <w:t>22</w:t>
+              <w:t>23</w:t>
             </w:r>
           </w:hyperlink>
         </w:p>
@@ -828,7 +828,7 @@
             </w:tabs>
             <w:rPr/>
           </w:pPr>
-          <w:hyperlink w:anchor="__RefHeading___Toc2460_817899775">
+          <w:hyperlink w:anchor="__RefHeading___Toc2754_3161111101">
             <w:r>
               <w:rPr>
                 <w:webHidden/>
@@ -836,7 +836,7 @@
               </w:rPr>
               <w:t>7 Настройки графика</w:t>
               <w:tab/>
-              <w:t>23</w:t>
+              <w:t>24</w:t>
             </w:r>
           </w:hyperlink>
         </w:p>
@@ -849,7 +849,7 @@
             </w:tabs>
             <w:rPr/>
           </w:pPr>
-          <w:hyperlink w:anchor="__RefHeading___Toc2462_817899775">
+          <w:hyperlink w:anchor="__RefHeading___Toc2756_3161111101">
             <w:r>
               <w:rPr>
                 <w:webHidden/>
@@ -857,7 +857,7 @@
               </w:rPr>
               <w:t>8 Исполнители плана</w:t>
               <w:tab/>
-              <w:t>24</w:t>
+              <w:t>25</w:t>
             </w:r>
           </w:hyperlink>
         </w:p>
@@ -870,7 +870,7 @@
             </w:tabs>
             <w:rPr/>
           </w:pPr>
-          <w:hyperlink w:anchor="__RefHeading___Toc2464_817899775">
+          <w:hyperlink w:anchor="__RefHeading___Toc2758_3161111101">
             <w:r>
               <w:rPr>
                 <w:webHidden/>
@@ -878,7 +878,7 @@
               </w:rPr>
               <w:t>9 Статистика</w:t>
               <w:tab/>
-              <w:t>25</w:t>
+              <w:t>26</w:t>
             </w:r>
           </w:hyperlink>
         </w:p>
@@ -891,7 +891,7 @@
             </w:tabs>
             <w:rPr/>
           </w:pPr>
-          <w:hyperlink w:anchor="__RefHeading___Toc2466_817899775">
+          <w:hyperlink w:anchor="__RefHeading___Toc2760_3161111101">
             <w:r>
               <w:rPr>
                 <w:webHidden/>
@@ -899,7 +899,7 @@
               </w:rPr>
               <w:t>10 История плана и версии</w:t>
               <w:tab/>
-              <w:t>26</w:t>
+              <w:t>27</w:t>
             </w:r>
           </w:hyperlink>
         </w:p>
@@ -912,7 +912,7 @@
             </w:tabs>
             <w:rPr/>
           </w:pPr>
-          <w:hyperlink w:anchor="__RefHeading___Toc2468_817899775">
+          <w:hyperlink w:anchor="__RefHeading___Toc2762_3161111101">
             <w:r>
               <w:rPr>
                 <w:webHidden/>
@@ -920,7 +920,7 @@
               </w:rPr>
               <w:t>11 Экспорт</w:t>
               <w:tab/>
-              <w:t>28</w:t>
+              <w:t>29</w:t>
             </w:r>
           </w:hyperlink>
         </w:p>
@@ -933,7 +933,7 @@
             </w:tabs>
             <w:rPr/>
           </w:pPr>
-          <w:hyperlink w:anchor="__RefHeading___Toc2470_817899775">
+          <w:hyperlink w:anchor="__RefHeading___Toc2764_3161111101">
             <w:r>
               <w:rPr>
                 <w:webHidden/>
@@ -941,7 +941,7 @@
               </w:rPr>
               <w:t>12 Задачи Jira</w:t>
               <w:tab/>
-              <w:t>29</w:t>
+              <w:t>30</w:t>
             </w:r>
           </w:hyperlink>
         </w:p>
@@ -954,7 +954,7 @@
             </w:tabs>
             <w:rPr/>
           </w:pPr>
-          <w:hyperlink w:anchor="__RefHeading___Toc2472_817899775">
+          <w:hyperlink w:anchor="__RefHeading___Toc2766_3161111101">
             <w:r>
               <w:rPr>
                 <w:webHidden/>
@@ -962,7 +962,7 @@
               </w:rPr>
               <w:t>12.1 Привязка строки</w:t>
               <w:tab/>
-              <w:t>29</w:t>
+              <w:t>30</w:t>
             </w:r>
           </w:hyperlink>
         </w:p>
@@ -975,7 +975,7 @@
             </w:tabs>
             <w:rPr/>
           </w:pPr>
-          <w:hyperlink w:anchor="__RefHeading___Toc2474_817899775">
+          <w:hyperlink w:anchor="__RefHeading___Toc2768_3161111101">
             <w:r>
               <w:rPr>
                 <w:webHidden/>
@@ -983,7 +983,7 @@
               </w:rPr>
               <w:t>12.2 Сверка с Jira</w:t>
               <w:tab/>
-              <w:t>30</w:t>
+              <w:t>31</w:t>
             </w:r>
           </w:hyperlink>
         </w:p>
@@ -996,15 +996,36 @@
             </w:tabs>
             <w:rPr/>
           </w:pPr>
-          <w:hyperlink w:anchor="__RefHeading___Toc2476_817899775">
+          <w:hyperlink w:anchor="__RefHeading___Toc2770_3161111101">
             <w:r>
               <w:rPr>
                 <w:webHidden/>
                 <w:rStyle w:val="IndexLink"/>
               </w:rPr>
-              <w:t>12.3 Задачи из Jira</w:t>
+              <w:t>12.3 Автоперенос из Jira</w:t>
               <w:tab/>
-              <w:t>30</w:t>
+              <w:t>31</w:t>
+            </w:r>
+          </w:hyperlink>
+        </w:p>
+        <w:p>
+          <w:pPr>
+            <w:pStyle w:val="TOC2"/>
+            <w:tabs>
+              <w:tab w:val="clear" w:pos="9077"/>
+              <w:tab w:val="right" w:pos="9359" w:leader="dot"/>
+            </w:tabs>
+            <w:rPr/>
+          </w:pPr>
+          <w:hyperlink w:anchor="__RefHeading___Toc2772_3161111101">
+            <w:r>
+              <w:rPr>
+                <w:webHidden/>
+                <w:rStyle w:val="IndexLink"/>
+              </w:rPr>
+              <w:t>12.4 Задачи из Jira</w:t>
+              <w:tab/>
+              <w:t>32</w:t>
             </w:r>
           </w:hyperlink>
         </w:p>
@@ -1017,7 +1038,7 @@
             </w:tabs>
             <w:rPr/>
           </w:pPr>
-          <w:hyperlink w:anchor="__RefHeading___Toc2478_817899775">
+          <w:hyperlink w:anchor="__RefHeading___Toc2774_3161111101">
             <w:r>
               <w:rPr>
                 <w:webHidden/>
@@ -1025,7 +1046,7 @@
               </w:rPr>
               <w:t>13 Структура компании</w:t>
               <w:tab/>
-              <w:t>32</w:t>
+              <w:t>34</w:t>
             </w:r>
           </w:hyperlink>
         </w:p>
@@ -1038,7 +1059,7 @@
             </w:tabs>
             <w:rPr/>
           </w:pPr>
-          <w:hyperlink w:anchor="__RefHeading___Toc2480_817899775">
+          <w:hyperlink w:anchor="__RefHeading___Toc2776_3161111101">
             <w:r>
               <w:rPr>
                 <w:webHidden/>
@@ -1046,7 +1067,7 @@
               </w:rPr>
               <w:t>14 Только просмотр</w:t>
               <w:tab/>
-              <w:t>33</w:t>
+              <w:t>36</w:t>
             </w:r>
           </w:hyperlink>
         </w:p>
@@ -1059,7 +1080,7 @@
             </w:tabs>
             <w:rPr/>
           </w:pPr>
-          <w:hyperlink w:anchor="__RefHeading___Toc2482_817899775">
+          <w:hyperlink w:anchor="__RefHeading___Toc2778_3161111101">
             <w:r>
               <w:rPr>
                 <w:webHidden/>
@@ -1067,7 +1088,7 @@
               </w:rPr>
               <w:t>15 Пользовательские сценарии</w:t>
               <w:tab/>
-              <w:t>34</w:t>
+              <w:t>37</w:t>
             </w:r>
           </w:hyperlink>
         </w:p>
@@ -1080,7 +1101,7 @@
             </w:tabs>
             <w:rPr/>
           </w:pPr>
-          <w:hyperlink w:anchor="__RefHeading___Toc2484_817899775">
+          <w:hyperlink w:anchor="__RefHeading___Toc2780_3161111101">
             <w:r>
               <w:rPr>
                 <w:webHidden/>
@@ -1088,7 +1109,7 @@
               </w:rPr>
               <w:t>15.1 Сценарий 1. План нового проекта</w:t>
               <w:tab/>
-              <w:t>34</w:t>
+              <w:t>37</w:t>
             </w:r>
           </w:hyperlink>
         </w:p>
@@ -1101,7 +1122,7 @@
             </w:tabs>
             <w:rPr/>
           </w:pPr>
-          <w:hyperlink w:anchor="__RefHeading___Toc2486_817899775">
+          <w:hyperlink w:anchor="__RefHeading___Toc2782_3161111101">
             <w:r>
               <w:rPr>
                 <w:webHidden/>
@@ -1109,7 +1130,7 @@
               </w:rPr>
               <w:t>15.2 Сценарий 2. Еженедельный статус</w:t>
               <w:tab/>
-              <w:t>34</w:t>
+              <w:t>37</w:t>
             </w:r>
           </w:hyperlink>
         </w:p>
@@ -1122,7 +1143,7 @@
             </w:tabs>
             <w:rPr/>
           </w:pPr>
-          <w:hyperlink w:anchor="__RefHeading___Toc2488_817899775">
+          <w:hyperlink w:anchor="__RefHeading___Toc2784_3161111101">
             <w:r>
               <w:rPr>
                 <w:webHidden/>
@@ -1130,7 +1151,7 @@
               </w:rPr>
               <w:t>15.3 Сценарий 3. Перенос срока с зависимыми задачами</w:t>
               <w:tab/>
-              <w:t>34</w:t>
+              <w:t>37</w:t>
             </w:r>
           </w:hyperlink>
         </w:p>
@@ -1143,7 +1164,7 @@
             </w:tabs>
             <w:rPr/>
           </w:pPr>
-          <w:hyperlink w:anchor="__RefHeading___Toc2490_817899775">
+          <w:hyperlink w:anchor="__RefHeading___Toc2786_3161111101">
             <w:r>
               <w:rPr>
                 <w:webHidden/>
@@ -1151,7 +1172,7 @@
               </w:rPr>
               <w:t>15.4 Сценарий 4. Вариант графика для заказчика</w:t>
               <w:tab/>
-              <w:t>34</w:t>
+              <w:t>37</w:t>
             </w:r>
           </w:hyperlink>
         </w:p>
@@ -1164,7 +1185,7 @@
             </w:tabs>
             <w:rPr/>
           </w:pPr>
-          <w:hyperlink w:anchor="__RefHeading___Toc2492_817899775">
+          <w:hyperlink w:anchor="__RefHeading___Toc2788_3161111101">
             <w:r>
               <w:rPr>
                 <w:webHidden/>
@@ -1172,7 +1193,7 @@
               </w:rPr>
               <w:t>15.5 Сценарий 5. Ошибочная правка</w:t>
               <w:tab/>
-              <w:t>34</w:t>
+              <w:t>37</w:t>
             </w:r>
           </w:hyperlink>
         </w:p>
@@ -1185,7 +1206,7 @@
             </w:tabs>
             <w:rPr/>
           </w:pPr>
-          <w:hyperlink w:anchor="__RefHeading___Toc2494_817899775">
+          <w:hyperlink w:anchor="__RefHeading___Toc2790_3161111101">
             <w:r>
               <w:rPr>
                 <w:webHidden/>
@@ -1193,7 +1214,7 @@
               </w:rPr>
               <w:t>15.6 Сценарий 6. Статус плана по задачам Jira</w:t>
               <w:tab/>
-              <w:t>35</w:t>
+              <w:t>38</w:t>
             </w:r>
           </w:hyperlink>
         </w:p>
@@ -1206,7 +1227,7 @@
             </w:tabs>
             <w:rPr/>
           </w:pPr>
-          <w:hyperlink w:anchor="__RefHeading___Toc2496_817899775">
+          <w:hyperlink w:anchor="__RefHeading___Toc2792_3161111101">
             <w:r>
               <w:rPr>
                 <w:webHidden/>
@@ -1214,7 +1235,7 @@
               </w:rPr>
               <w:t>16 Частые вопросы</w:t>
               <w:tab/>
-              <w:t>36</w:t>
+              <w:t>39</w:t>
             </w:r>
           </w:hyperlink>
           <w:r>
@@ -1231,7 +1252,7 @@
         <w:pStyle w:val="Heading1"/>
         <w:rPr/>
       </w:pPr>
-      <w:bookmarkStart w:id="0" w:name="__RefHeading___Toc2390_817899775"/>
+      <w:bookmarkStart w:id="0" w:name="__RefHeading___Toc2684_3161111101"/>
       <w:bookmarkEnd w:id="0"/>
       <w:r>
         <w:rPr>
@@ -1252,7 +1273,7 @@
       </w:pPr>
       <w:r>
         <w:rPr/>
-        <w:t>Руководство описывает работу в системе «Пульс Проекта» версии 0.3.0: проекты и направления, планы проекта, диаграмму Ганта (задачи, вехи, группы, связи, пометки), совместную работу, историю и сохранённые версии, фильтры, статистику и выгрузку.</w:t>
+        <w:t>Руководство описывает работу в системе «Пульс Проекта» версии 0.4.0: проекты и направления, планы проекта, диаграмму Ганта (задачи, вехи, группы, связи, пометки), совместную работу, историю и сохранённые версии, фильтры, статистику и выгрузку.</w:t>
       </w:r>
     </w:p>
     <w:p>
@@ -1782,7 +1803,7 @@
         <w:pStyle w:val="Heading1"/>
         <w:rPr/>
       </w:pPr>
-      <w:bookmarkStart w:id="2" w:name="__RefHeading___Toc2392_817899775"/>
+      <w:bookmarkStart w:id="2" w:name="__RefHeading___Toc2686_3161111101"/>
       <w:bookmarkEnd w:id="2"/>
       <w:r>
         <w:rPr>
@@ -1801,7 +1822,7 @@
         <w:pStyle w:val="Heading2"/>
         <w:rPr/>
       </w:pPr>
-      <w:bookmarkStart w:id="3" w:name="__RefHeading___Toc2394_817899775"/>
+      <w:bookmarkStart w:id="3" w:name="__RefHeading___Toc2688_3161111101"/>
       <w:bookmarkStart w:id="4" w:name="назначение"/>
       <w:bookmarkEnd w:id="3"/>
       <w:r>
@@ -1958,7 +1979,7 @@
         <w:pStyle w:val="Heading2"/>
         <w:rPr/>
       </w:pPr>
-      <w:bookmarkStart w:id="5" w:name="__RefHeading___Toc2396_817899775"/>
+      <w:bookmarkStart w:id="5" w:name="__RefHeading___Toc2690_3161111101"/>
       <w:bookmarkEnd w:id="5"/>
       <w:r>
         <w:rPr>
@@ -2697,7 +2718,7 @@
         <w:pStyle w:val="Heading2"/>
         <w:rPr/>
       </w:pPr>
-      <w:bookmarkStart w:id="7" w:name="__RefHeading___Toc2398_817899775"/>
+      <w:bookmarkStart w:id="7" w:name="__RefHeading___Toc2692_3161111101"/>
       <w:bookmarkEnd w:id="7"/>
       <w:r>
         <w:rPr>
@@ -2830,7 +2851,7 @@
         <w:pStyle w:val="Heading2"/>
         <w:rPr/>
       </w:pPr>
-      <w:bookmarkStart w:id="8" w:name="__RefHeading___Toc2400_817899775"/>
+      <w:bookmarkStart w:id="8" w:name="__RefHeading___Toc2694_3161111101"/>
       <w:bookmarkStart w:id="9" w:name="интерфейс"/>
       <w:bookmarkEnd w:id="8"/>
       <w:r>
@@ -2843,38 +2864,6 @@
         <w:rPr/>
         <w:tab/>
         <w:t>Интерфейс</w:t>
-      </w:r>
-    </w:p>
-    <w:p>
-      <w:pPr>
-        <w:pStyle w:val="Compact"/>
-        <w:numPr>
-          <w:ilvl w:val="0"/>
-          <w:numId w:val="22"/>
-        </w:numPr>
-        <w:rPr/>
-      </w:pPr>
-      <w:r>
-        <w:rPr>
-          <w:b/>
-          <w:bCs/>
-        </w:rPr>
-        <w:t>Боковое меню</w:t>
-      </w:r>
-      <w:r>
-        <w:rPr/>
-        <w:t xml:space="preserve"> слева: «Проекты», «Структура компании», список направлений с их проектами (раскрываются щелчком), разделы администрирования (только администратору), «Руководство», ваш профиль, «Выйти», знак «?» — «О программе», номер версии (щелчок по нему открывает «Что нового» — изменения по версиям). Кнопка </w:t>
-      </w:r>
-      <w:r>
-        <w:rPr>
-          <w:b/>
-          <w:bCs/>
-        </w:rPr>
-        <w:t>‹</w:t>
-      </w:r>
-      <w:r>
-        <w:rPr/>
-        <w:t xml:space="preserve"> сворачивает меню.</w:t>
       </w:r>
     </w:p>
     <w:p>
@@ -2891,11 +2880,22 @@
           <w:b/>
           <w:bCs/>
         </w:rPr>
-        <w:t>Рабочая область</w:t>
-      </w:r>
-      <w:r>
-        <w:rPr/>
-        <w:t xml:space="preserve"> справа: главная страница с проектами или экран проекта.</w:t>
+        <w:t>Боковое меню</w:t>
+      </w:r>
+      <w:r>
+        <w:rPr/>
+        <w:t xml:space="preserve"> слева: «Проекты», «Структура компании», список направлений с их проектами (раскрываются щелчком), разделы администрирования (только администратору), «Руководство», ваш профиль, «Выйти», знак «?» — «О программе», номер версии (щелчок по нему открывает «Что нового» — изменения по версиям). Кнопка </w:t>
+      </w:r>
+      <w:r>
+        <w:rPr>
+          <w:b/>
+          <w:bCs/>
+        </w:rPr>
+        <w:t>‹</w:t>
+      </w:r>
+      <w:r>
+        <w:rPr/>
+        <w:t xml:space="preserve"> сворачивает меню.</w:t>
       </w:r>
     </w:p>
     <w:p>
@@ -2912,11 +2912,11 @@
           <w:b/>
           <w:bCs/>
         </w:rPr>
-        <w:t>Уведомления</w:t>
-      </w:r>
-      <w:r>
-        <w:rPr/>
-        <w:t xml:space="preserve"> появляются в правом верхнем углу: «Сохранено», «Строка удалена — Отменить», ошибки.</w:t>
+        <w:t>Рабочая область</w:t>
+      </w:r>
+      <w:r>
+        <w:rPr/>
+        <w:t xml:space="preserve"> справа: главная страница с проектами или экран проекта.</w:t>
       </w:r>
     </w:p>
     <w:p>
@@ -2933,22 +2933,11 @@
           <w:b/>
           <w:bCs/>
         </w:rPr>
-        <w:t>На телефоне и планшете</w:t>
-      </w:r>
-      <w:r>
-        <w:rPr/>
-        <w:t xml:space="preserve"> меню открывается кнопкой </w:t>
-      </w:r>
-      <w:r>
-        <w:rPr>
-          <w:b/>
-          <w:bCs/>
-        </w:rPr>
-        <w:t>☰</w:t>
-      </w:r>
-      <w:r>
-        <w:rPr/>
-        <w:t xml:space="preserve"> в левом верхнем углу и закрывается щелчком по затемнённому фону или Esc; карточка строки на ноутбуке и планшете открывается поверх диаграммы, на телефоне — на весь экран.</w:t>
+        <w:t>Уведомления</w:t>
+      </w:r>
+      <w:r>
+        <w:rPr/>
+        <w:t xml:space="preserve"> появляются в правом верхнем углу: «Сохранено», «Строка удалена — Отменить», ошибки.</w:t>
       </w:r>
     </w:p>
     <w:p>
@@ -2960,6 +2949,38 @@
         </w:numPr>
         <w:rPr/>
       </w:pPr>
+      <w:r>
+        <w:rPr>
+          <w:b/>
+          <w:bCs/>
+        </w:rPr>
+        <w:t>На телефоне и планшете</w:t>
+      </w:r>
+      <w:r>
+        <w:rPr/>
+        <w:t xml:space="preserve"> меню открывается кнопкой </w:t>
+      </w:r>
+      <w:r>
+        <w:rPr>
+          <w:b/>
+          <w:bCs/>
+        </w:rPr>
+        <w:t>☰</w:t>
+      </w:r>
+      <w:r>
+        <w:rPr/>
+        <w:t xml:space="preserve"> в левом верхнем углу и закрывается щелчком по затемнённому фону или Esc; карточка строки на ноутбуке и планшете открывается поверх диаграммы, на телефоне — на весь экран.</w:t>
+      </w:r>
+    </w:p>
+    <w:p>
+      <w:pPr>
+        <w:pStyle w:val="Compact"/>
+        <w:numPr>
+          <w:ilvl w:val="0"/>
+          <w:numId w:val="27"/>
+        </w:numPr>
+        <w:rPr/>
+      </w:pPr>
       <w:bookmarkStart w:id="10" w:name="интерфейс"/>
       <w:r>
         <w:rPr/>
@@ -2972,7 +2993,7 @@
         <w:pStyle w:val="Heading2"/>
         <w:rPr/>
       </w:pPr>
-      <w:bookmarkStart w:id="11" w:name="__RefHeading___Toc2402_817899775"/>
+      <w:bookmarkStart w:id="11" w:name="__RefHeading___Toc2696_3161111101"/>
       <w:bookmarkStart w:id="12" w:name="профиль-пароль-и-фото"/>
       <w:bookmarkEnd w:id="11"/>
       <w:r>
@@ -3060,7 +3081,7 @@
         <w:pStyle w:val="Heading2"/>
         <w:rPr/>
       </w:pPr>
-      <w:bookmarkStart w:id="14" w:name="__RefHeading___Toc2404_817899775"/>
+      <w:bookmarkStart w:id="14" w:name="__RefHeading___Toc2698_3161111101"/>
       <w:bookmarkStart w:id="15" w:name="справка-в-приложении"/>
       <w:bookmarkEnd w:id="14"/>
       <w:r>
@@ -3156,7 +3177,7 @@
         <w:pStyle w:val="Heading1"/>
         <w:rPr/>
       </w:pPr>
-      <w:bookmarkStart w:id="16" w:name="__RefHeading___Toc2406_817899775"/>
+      <w:bookmarkStart w:id="16" w:name="__RefHeading___Toc2700_3161111101"/>
       <w:bookmarkStart w:id="17" w:name="проекты"/>
       <w:bookmarkEnd w:id="16"/>
       <w:r>
@@ -3176,7 +3197,7 @@
         <w:pStyle w:val="Heading2"/>
         <w:rPr/>
       </w:pPr>
-      <w:bookmarkStart w:id="18" w:name="__RefHeading___Toc2408_817899775"/>
+      <w:bookmarkStart w:id="18" w:name="__RefHeading___Toc2702_3161111101"/>
       <w:bookmarkStart w:id="19" w:name="главная-страница"/>
       <w:bookmarkEnd w:id="18"/>
       <w:r>
@@ -3199,20 +3220,6 @@
       <w:r>
         <w:rPr/>
         <w:t>Главная страница показывает проекты, к которым у вас есть доступ, по направлениям. На карточке проекта:</w:t>
-      </w:r>
-    </w:p>
-    <w:p>
-      <w:pPr>
-        <w:pStyle w:val="Compact"/>
-        <w:numPr>
-          <w:ilvl w:val="0"/>
-          <w:numId w:val="27"/>
-        </w:numPr>
-        <w:rPr/>
-      </w:pPr>
-      <w:r>
-        <w:rPr/>
-        <w:t>название и описание;</w:t>
       </w:r>
     </w:p>
     <w:p>
@@ -3225,15 +3232,8 @@
         <w:rPr/>
       </w:pPr>
       <w:r>
-        <w:rPr>
-          <w:b/>
-          <w:bCs/>
-        </w:rPr>
-        <w:t>прогресс</w:t>
-      </w:r>
-      <w:r>
-        <w:rPr/>
-        <w:t xml:space="preserve"> — доля завершённых задач;</w:t>
+        <w:rPr/>
+        <w:t>название и описание;</w:t>
       </w:r>
     </w:p>
     <w:p>
@@ -3246,41 +3246,15 @@
         <w:rPr/>
       </w:pPr>
       <w:r>
-        <w:rPr/>
-        <w:t xml:space="preserve">число задач, из них </w:t>
-      </w:r>
-      <w:r>
-        <w:rPr>
-          <w:b/>
-          <w:bCs/>
-        </w:rPr>
-        <w:t>в работе</w:t>
-      </w:r>
-      <w:r>
-        <w:rPr/>
-        <w:t xml:space="preserve">, </w:t>
-      </w:r>
-      <w:r>
-        <w:rPr>
-          <w:b/>
-          <w:bCs/>
-        </w:rPr>
-        <w:t>просрочено</w:t>
-      </w:r>
-      <w:r>
-        <w:rPr/>
-        <w:t xml:space="preserve"> (окончание прошло, задача не завершена) и </w:t>
-      </w:r>
-      <w:r>
-        <w:rPr>
-          <w:b/>
-          <w:bCs/>
-        </w:rPr>
-        <w:t>заблокировано</w:t>
-      </w:r>
-      <w:r>
-        <w:rPr/>
-        <w:t>;</w:t>
+        <w:rPr>
+          <w:b/>
+          <w:bCs/>
+        </w:rPr>
+        <w:t>прогресс</w:t>
+      </w:r>
+      <w:r>
+        <w:rPr/>
+        <w:t xml:space="preserve"> — доля завершённых задач;</w:t>
       </w:r>
     </w:p>
     <w:p>
@@ -3293,15 +3267,41 @@
         <w:rPr/>
       </w:pPr>
       <w:r>
-        <w:rPr>
-          <w:b/>
-          <w:bCs/>
-        </w:rPr>
-        <w:t>ближайшая веха</w:t>
-      </w:r>
-      <w:r>
-        <w:rPr/>
-        <w:t xml:space="preserve"> — дата и название;</w:t>
+        <w:rPr/>
+        <w:t xml:space="preserve">число задач, из них </w:t>
+      </w:r>
+      <w:r>
+        <w:rPr>
+          <w:b/>
+          <w:bCs/>
+        </w:rPr>
+        <w:t>в работе</w:t>
+      </w:r>
+      <w:r>
+        <w:rPr/>
+        <w:t xml:space="preserve">, </w:t>
+      </w:r>
+      <w:r>
+        <w:rPr>
+          <w:b/>
+          <w:bCs/>
+        </w:rPr>
+        <w:t>просрочено</w:t>
+      </w:r>
+      <w:r>
+        <w:rPr/>
+        <w:t xml:space="preserve"> (окончание прошло, задача не завершена) и </w:t>
+      </w:r>
+      <w:r>
+        <w:rPr>
+          <w:b/>
+          <w:bCs/>
+        </w:rPr>
+        <w:t>заблокировано</w:t>
+      </w:r>
+      <w:r>
+        <w:rPr/>
+        <w:t>;</w:t>
       </w:r>
     </w:p>
     <w:p>
@@ -3310,6 +3310,27 @@
         <w:numPr>
           <w:ilvl w:val="0"/>
           <w:numId w:val="31"/>
+        </w:numPr>
+        <w:rPr/>
+      </w:pPr>
+      <w:r>
+        <w:rPr>
+          <w:b/>
+          <w:bCs/>
+        </w:rPr>
+        <w:t>ближайшая веха</w:t>
+      </w:r>
+      <w:r>
+        <w:rPr/>
+        <w:t xml:space="preserve"> — дата и название;</w:t>
+      </w:r>
+    </w:p>
+    <w:p>
+      <w:pPr>
+        <w:pStyle w:val="Compact"/>
+        <w:numPr>
+          <w:ilvl w:val="0"/>
+          <w:numId w:val="32"/>
         </w:numPr>
         <w:rPr/>
       </w:pPr>
@@ -3390,16 +3411,149 @@
         <w:rPr/>
         <w:t xml:space="preserve"> — поле вверху справа. Щелчок по карточке открывает проект.</w:t>
       </w:r>
-      <w:bookmarkEnd w:id="19"/>
+    </w:p>
+    <w:p>
+      <w:pPr>
+        <w:pStyle w:val="BodyText"/>
+        <w:rPr/>
+      </w:pPr>
+      <w:r>
+        <w:rPr>
+          <w:b/>
+          <w:bCs/>
+        </w:rPr>
+        <w:t>Статистика без входа в проект</w:t>
+      </w:r>
+      <w:r>
+        <w:rPr/>
+        <w:t xml:space="preserve"> — кнопка с диаграммой на карточке (и пункт </w:t>
+      </w:r>
+      <w:r>
+        <w:rPr>
+          <w:b/>
+          <w:bCs/>
+        </w:rPr>
+        <w:t>Статистика</w:t>
+      </w:r>
+      <w:r>
+        <w:rPr/>
+        <w:t xml:space="preserve"> в меню </w:t>
+      </w:r>
+      <w:r>
+        <w:rPr>
+          <w:b/>
+          <w:bCs/>
+        </w:rPr>
+        <w:t>…</w:t>
+      </w:r>
+      <w:r>
+        <w:rPr/>
+        <w:t xml:space="preserve">) открывает статистику основного плана проекта; </w:t>
+      </w:r>
+      <w:r>
+        <w:rPr>
+          <w:b/>
+          <w:bCs/>
+        </w:rPr>
+        <w:t>Открыть проект</w:t>
+      </w:r>
+      <w:r>
+        <w:rPr/>
+        <w:t xml:space="preserve"> переходит в него, а щелчок по задаче в списках статистики открывает план сразу с карточкой этой задачи.</w:t>
+      </w:r>
+    </w:p>
+    <w:p>
+      <w:pPr>
+        <w:pStyle w:val="BodyText"/>
+        <w:rPr/>
+      </w:pPr>
+      <w:r>
+        <w:rPr>
+          <w:b/>
+          <w:bCs/>
+        </w:rPr>
+        <w:t>Фильтры главной</w:t>
+      </w:r>
+      <w:r>
+        <w:rPr/>
+        <w:t xml:space="preserve"> — над карточками: по направлению, по состоянию (</w:t>
+      </w:r>
+      <w:r>
+        <w:rPr>
+          <w:b/>
+          <w:bCs/>
+        </w:rPr>
+        <w:t>Просрочены</w:t>
+      </w:r>
+      <w:r>
+        <w:rPr/>
+        <w:t xml:space="preserve"> — есть просроченные задачи, </w:t>
+      </w:r>
+      <w:r>
+        <w:rPr>
+          <w:b/>
+          <w:bCs/>
+        </w:rPr>
+        <w:t>В срок</w:t>
+      </w:r>
+      <w:r>
+        <w:rPr/>
+        <w:t xml:space="preserve">, </w:t>
+      </w:r>
+      <w:r>
+        <w:rPr>
+          <w:b/>
+          <w:bCs/>
+        </w:rPr>
+        <w:t>Завершены</w:t>
+      </w:r>
+      <w:r>
+        <w:rPr/>
+        <w:t xml:space="preserve">), </w:t>
+      </w:r>
+      <w:r>
+        <w:rPr>
+          <w:b/>
+          <w:bCs/>
+        </w:rPr>
+        <w:t>Мои</w:t>
+      </w:r>
+      <w:r>
+        <w:rPr/>
+        <w:t xml:space="preserve"> (проекты, где вы автор или можете править) и сортировка — по порядку, по названию, по прогрессу (сначала отстающие) или по сроку окончания. Выбор запоминается. Перетаскивать карточки можно в порядке </w:t>
+      </w:r>
+      <w:r>
+        <w:rPr>
+          <w:b/>
+          <w:bCs/>
+        </w:rPr>
+        <w:t>По порядку</w:t>
+      </w:r>
+      <w:r>
+        <w:rPr/>
+        <w:t xml:space="preserve"> без поиска и фильтров.</w:t>
+      </w:r>
+    </w:p>
+    <w:p>
+      <w:pPr>
+        <w:pStyle w:val="BodyText"/>
+        <w:rPr/>
+      </w:pPr>
+      <w:bookmarkStart w:id="20" w:name="главная-страница"/>
+      <w:r>
+        <w:rPr/>
+        <w:t>Направление видно, только если в нём есть хотя бы один доступный вам проект.</w:t>
+      </w:r>
+      <w:bookmarkEnd w:id="20"/>
     </w:p>
     <w:p>
       <w:pPr>
         <w:pStyle w:val="Heading2"/>
         <w:rPr/>
       </w:pPr>
-      <w:bookmarkStart w:id="20" w:name="__RefHeading___Toc2410_817899775"/>
-      <w:bookmarkStart w:id="21" w:name="новый-проект"/>
-      <w:bookmarkEnd w:id="20"/>
+      <w:bookmarkStart w:id="21" w:name="__RefHeading___Toc2704_3161111101"/>
+      <w:bookmarkStart w:id="22" w:name="новый-проект"/>
+      <w:bookmarkEnd w:id="21"/>
       <w:r>
         <w:rPr>
           <w:rStyle w:val="SectionNumber"/>
@@ -3506,21 +3660,21 @@
         <w:pStyle w:val="ImageCaption"/>
         <w:rPr/>
       </w:pPr>
-      <w:bookmarkStart w:id="22" w:name="новый-проект"/>
+      <w:bookmarkStart w:id="23" w:name="новый-проект"/>
       <w:r>
         <w:rPr/>
         <w:t>Новый проект</w:t>
       </w:r>
-      <w:bookmarkEnd w:id="22"/>
+      <w:bookmarkEnd w:id="23"/>
     </w:p>
     <w:p>
       <w:pPr>
         <w:pStyle w:val="Heading2"/>
         <w:rPr/>
       </w:pPr>
-      <w:bookmarkStart w:id="23" w:name="__RefHeading___Toc2412_817899775"/>
-      <w:bookmarkStart w:id="24" w:name="изменение-порядок-и-удаление"/>
-      <w:bookmarkEnd w:id="23"/>
+      <w:bookmarkStart w:id="24" w:name="__RefHeading___Toc2706_3161111101"/>
+      <w:bookmarkStart w:id="25" w:name="изменение-порядок-и-удаление"/>
+      <w:bookmarkEnd w:id="24"/>
       <w:r>
         <w:rPr>
           <w:rStyle w:val="SectionNumber"/>
@@ -3531,42 +3685,6 @@
         <w:rPr/>
         <w:tab/>
         <w:t>Изменение, порядок и удаление</w:t>
-      </w:r>
-    </w:p>
-    <w:p>
-      <w:pPr>
-        <w:pStyle w:val="Compact"/>
-        <w:numPr>
-          <w:ilvl w:val="0"/>
-          <w:numId w:val="32"/>
-        </w:numPr>
-        <w:rPr/>
-      </w:pPr>
-      <w:r>
-        <w:rPr>
-          <w:b/>
-          <w:bCs/>
-        </w:rPr>
-        <w:t>⋯</w:t>
-      </w:r>
-      <w:r>
-        <w:rPr/>
-        <w:t xml:space="preserve"> </w:t>
-      </w:r>
-      <w:r>
-        <w:rPr/>
-        <w:t xml:space="preserve">на карточке (при полном управлении) → </w:t>
-      </w:r>
-      <w:r>
-        <w:rPr>
-          <w:b/>
-          <w:bCs/>
-        </w:rPr>
-        <w:t>Изменить</w:t>
-      </w:r>
-      <w:r>
-        <w:rPr/>
-        <w:t>: название, описание, направление.</w:t>
       </w:r>
     </w:p>
     <w:p>
@@ -3579,8 +3697,30 @@
         <w:rPr/>
       </w:pPr>
       <w:r>
-        <w:rPr/>
-        <w:t>Карточку можно перетащить в другое направление или поменять порядок внутри направления.</w:t>
+        <w:rPr>
+          <w:b/>
+          <w:bCs/>
+        </w:rPr>
+        <w:t>⋯</w:t>
+      </w:r>
+      <w:r>
+        <w:rPr/>
+        <w:t xml:space="preserve"> </w:t>
+      </w:r>
+      <w:r>
+        <w:rPr/>
+        <w:t xml:space="preserve">на карточке (при полном управлении) → </w:t>
+      </w:r>
+      <w:r>
+        <w:rPr>
+          <w:b/>
+          <w:bCs/>
+        </w:rPr>
+        <w:t>Изменить</w:t>
+      </w:r>
+      <w:r>
+        <w:rPr/>
+        <w:t>: название, описание, направление.</w:t>
       </w:r>
     </w:p>
     <w:p>
@@ -3593,26 +3733,8 @@
         <w:rPr/>
       </w:pPr>
       <w:r>
-        <w:rPr>
-          <w:b/>
-          <w:bCs/>
-        </w:rPr>
-        <w:t>Удалить</w:t>
-      </w:r>
-      <w:r>
-        <w:rPr/>
-        <w:t xml:space="preserve"> проект может администратор; проект попадает в корзину — вернуть его можно кнопкой </w:t>
-      </w:r>
-      <w:r>
-        <w:rPr>
-          <w:b/>
-          <w:bCs/>
-        </w:rPr>
-        <w:t>Отменить</w:t>
-      </w:r>
-      <w:r>
-        <w:rPr/>
-        <w:t xml:space="preserve"> в уведомлении или из корзины.</w:t>
+        <w:rPr/>
+        <w:t>Карточку можно перетащить в другое направление или поменять порядок внутри направления.</w:t>
       </w:r>
     </w:p>
     <w:p>
@@ -3625,6 +3747,38 @@
         <w:rPr/>
       </w:pPr>
       <w:r>
+        <w:rPr>
+          <w:b/>
+          <w:bCs/>
+        </w:rPr>
+        <w:t>Удалить</w:t>
+      </w:r>
+      <w:r>
+        <w:rPr/>
+        <w:t xml:space="preserve"> проект может администратор; проект попадает в корзину — вернуть его можно кнопкой </w:t>
+      </w:r>
+      <w:r>
+        <w:rPr>
+          <w:b/>
+          <w:bCs/>
+        </w:rPr>
+        <w:t>Отменить</w:t>
+      </w:r>
+      <w:r>
+        <w:rPr/>
+        <w:t xml:space="preserve"> в уведомлении или из корзины.</w:t>
+      </w:r>
+    </w:p>
+    <w:p>
+      <w:pPr>
+        <w:pStyle w:val="Compact"/>
+        <w:numPr>
+          <w:ilvl w:val="0"/>
+          <w:numId w:val="36"/>
+        </w:numPr>
+        <w:rPr/>
+      </w:pPr>
+      <w:r>
         <w:rPr/>
         <w:t xml:space="preserve">Процент на карточке — </w:t>
       </w:r>
@@ -3640,16 +3794,16 @@
         <w:t xml:space="preserve"> (первой вкладки), как «Средний прогресс» в окне «Статистика»; копии плана в других вкладках не удваивают число задач.</w:t>
       </w:r>
       <w:bookmarkEnd w:id="17"/>
-      <w:bookmarkEnd w:id="24"/>
+      <w:bookmarkEnd w:id="25"/>
     </w:p>
     <w:p>
       <w:pPr>
         <w:pStyle w:val="Heading1"/>
         <w:rPr/>
       </w:pPr>
-      <w:bookmarkStart w:id="25" w:name="__RefHeading___Toc2414_817899775"/>
-      <w:bookmarkStart w:id="26" w:name="план-проекта"/>
-      <w:bookmarkEnd w:id="25"/>
+      <w:bookmarkStart w:id="26" w:name="__RefHeading___Toc2708_3161111101"/>
+      <w:bookmarkStart w:id="27" w:name="план-проекта"/>
+      <w:bookmarkEnd w:id="26"/>
       <w:r>
         <w:rPr>
           <w:rStyle w:val="SectionNumber"/>
@@ -3667,9 +3821,9 @@
         <w:pStyle w:val="Heading2"/>
         <w:rPr/>
       </w:pPr>
-      <w:bookmarkStart w:id="27" w:name="__RefHeading___Toc2416_817899775"/>
-      <w:bookmarkStart w:id="28" w:name="экран-плана"/>
-      <w:bookmarkEnd w:id="27"/>
+      <w:bookmarkStart w:id="28" w:name="__RefHeading___Toc2710_3161111101"/>
+      <w:bookmarkStart w:id="29" w:name="экран-плана"/>
+      <w:bookmarkEnd w:id="28"/>
       <w:r>
         <w:rPr>
           <w:rStyle w:val="SectionNumber"/>
@@ -3753,7 +3907,7 @@
         <w:pStyle w:val="Compact"/>
         <w:numPr>
           <w:ilvl w:val="0"/>
-          <w:numId w:val="36"/>
+          <w:numId w:val="37"/>
         </w:numPr>
         <w:rPr/>
       </w:pPr>
@@ -4044,21 +4198,21 @@
         <w:pStyle w:val="FirstParagraph"/>
         <w:rPr/>
       </w:pPr>
-      <w:bookmarkStart w:id="29" w:name="экран-плана"/>
+      <w:bookmarkStart w:id="30" w:name="экран-плана"/>
       <w:r>
         <w:rPr/>
         <w:t>Ширину таблицы можно поменять, перетащив границу между таблицей и шкалой; двойной щелчок по границе подгоняет ширину под самое длинное название. По умолчанию ширина зависит от размера экрана.</w:t>
       </w:r>
-      <w:bookmarkEnd w:id="29"/>
+      <w:bookmarkEnd w:id="30"/>
     </w:p>
     <w:p>
       <w:pPr>
         <w:pStyle w:val="Heading2"/>
         <w:rPr/>
       </w:pPr>
-      <w:bookmarkStart w:id="30" w:name="__RefHeading___Toc2418_817899775"/>
-      <w:bookmarkStart w:id="31" w:name="планы-проекта"/>
-      <w:bookmarkEnd w:id="30"/>
+      <w:bookmarkStart w:id="31" w:name="__RefHeading___Toc2712_3161111101"/>
+      <w:bookmarkStart w:id="32" w:name="планы-проекта"/>
+      <w:bookmarkEnd w:id="31"/>
       <w:r>
         <w:rPr>
           <w:rStyle w:val="SectionNumber"/>
@@ -4142,60 +4296,6 @@
         <w:pStyle w:val="Compact"/>
         <w:numPr>
           <w:ilvl w:val="0"/>
-          <w:numId w:val="37"/>
-        </w:numPr>
-        <w:rPr/>
-      </w:pPr>
-      <w:r>
-        <w:rPr>
-          <w:b/>
-          <w:bCs/>
-        </w:rPr>
-        <w:t>+</w:t>
-      </w:r>
-      <w:r>
-        <w:rPr/>
-        <w:t xml:space="preserve"> справа от вкладок: </w:t>
-      </w:r>
-      <w:r>
-        <w:rPr>
-          <w:b/>
-          <w:bCs/>
-        </w:rPr>
-        <w:t>Новый пустой план</w:t>
-      </w:r>
-      <w:r>
-        <w:rPr/>
-        <w:t xml:space="preserve">, </w:t>
-      </w:r>
-      <w:r>
-        <w:rPr>
-          <w:b/>
-          <w:bCs/>
-        </w:rPr>
-        <w:t>Копия текущего плана</w:t>
-      </w:r>
-      <w:r>
-        <w:rPr/>
-        <w:t xml:space="preserve">, </w:t>
-      </w:r>
-      <w:r>
-        <w:rPr>
-          <w:b/>
-          <w:bCs/>
-        </w:rPr>
-        <w:t>Импорт из JSON-файла…</w:t>
-      </w:r>
-      <w:r>
-        <w:rPr/>
-        <w:t xml:space="preserve"> (в том числе файла, выгруженного из версии 1.0).</w:t>
-      </w:r>
-    </w:p>
-    <w:p>
-      <w:pPr>
-        <w:pStyle w:val="Compact"/>
-        <w:numPr>
-          <w:ilvl w:val="0"/>
           <w:numId w:val="38"/>
         </w:numPr>
         <w:rPr/>
@@ -4205,33 +4305,18 @@
           <w:b/>
           <w:bCs/>
         </w:rPr>
-        <w:t>▾</w:t>
-      </w:r>
-      <w:r>
-        <w:rPr/>
-        <w:t xml:space="preserve"> </w:t>
-      </w:r>
-      <w:r>
-        <w:rPr/>
-        <w:t xml:space="preserve">на активной вкладке или щелчок правой кнопкой по вкладке: </w:t>
-      </w:r>
-      <w:r>
-        <w:rPr>
-          <w:b/>
-          <w:bCs/>
-        </w:rPr>
-        <w:t>Переименовать</w:t>
-      </w:r>
-      <w:r>
-        <w:rPr/>
-        <w:t xml:space="preserve"> (или двойной щелчок), </w:t>
-      </w:r>
-      <w:r>
-        <w:rPr>
-          <w:b/>
-          <w:bCs/>
-        </w:rPr>
-        <w:t>Дублировать</w:t>
+        <w:t>+</w:t>
+      </w:r>
+      <w:r>
+        <w:rPr/>
+        <w:t xml:space="preserve"> справа от вкладок: </w:t>
+      </w:r>
+      <w:r>
+        <w:rPr>
+          <w:b/>
+          <w:bCs/>
+        </w:rPr>
+        <w:t>Новый пустой план</w:t>
       </w:r>
       <w:r>
         <w:rPr/>
@@ -4242,7 +4327,7 @@
           <w:b/>
           <w:bCs/>
         </w:rPr>
-        <w:t>Экспорт JSON</w:t>
+        <w:t>Копия текущего плана</w:t>
       </w:r>
       <w:r>
         <w:rPr/>
@@ -4253,22 +4338,11 @@
           <w:b/>
           <w:bCs/>
         </w:rPr>
-        <w:t>Убрать в архив</w:t>
-      </w:r>
-      <w:r>
-        <w:rPr/>
-        <w:t xml:space="preserve">, </w:t>
-      </w:r>
-      <w:r>
-        <w:rPr>
-          <w:b/>
-          <w:bCs/>
-        </w:rPr>
-        <w:t>Удалить</w:t>
-      </w:r>
-      <w:r>
-        <w:rPr/>
-        <w:t xml:space="preserve"> (при полном управлении проектом).</w:t>
+        <w:t>Импорт из JSON-файла…</w:t>
+      </w:r>
+      <w:r>
+        <w:rPr/>
+        <w:t xml:space="preserve"> (в том числе файла, выгруженного из версии 1.0).</w:t>
       </w:r>
     </w:p>
     <w:p>
@@ -4281,8 +4355,74 @@
         <w:rPr/>
       </w:pPr>
       <w:r>
-        <w:rPr/>
-        <w:t>Вкладки можно перетаскивать, меняя порядок.</w:t>
+        <w:rPr>
+          <w:b/>
+          <w:bCs/>
+        </w:rPr>
+        <w:t>▾</w:t>
+      </w:r>
+      <w:r>
+        <w:rPr/>
+        <w:t xml:space="preserve"> </w:t>
+      </w:r>
+      <w:r>
+        <w:rPr/>
+        <w:t xml:space="preserve">на активной вкладке или щелчок правой кнопкой по вкладке: </w:t>
+      </w:r>
+      <w:r>
+        <w:rPr>
+          <w:b/>
+          <w:bCs/>
+        </w:rPr>
+        <w:t>Переименовать</w:t>
+      </w:r>
+      <w:r>
+        <w:rPr/>
+        <w:t xml:space="preserve"> (или двойной щелчок), </w:t>
+      </w:r>
+      <w:r>
+        <w:rPr>
+          <w:b/>
+          <w:bCs/>
+        </w:rPr>
+        <w:t>Дублировать</w:t>
+      </w:r>
+      <w:r>
+        <w:rPr/>
+        <w:t xml:space="preserve">, </w:t>
+      </w:r>
+      <w:r>
+        <w:rPr>
+          <w:b/>
+          <w:bCs/>
+        </w:rPr>
+        <w:t>Экспорт JSON</w:t>
+      </w:r>
+      <w:r>
+        <w:rPr/>
+        <w:t xml:space="preserve">, </w:t>
+      </w:r>
+      <w:r>
+        <w:rPr>
+          <w:b/>
+          <w:bCs/>
+        </w:rPr>
+        <w:t>Убрать в архив</w:t>
+      </w:r>
+      <w:r>
+        <w:rPr/>
+        <w:t xml:space="preserve">, </w:t>
+      </w:r>
+      <w:r>
+        <w:rPr>
+          <w:b/>
+          <w:bCs/>
+        </w:rPr>
+        <w:t>Удалить</w:t>
+      </w:r>
+      <w:r>
+        <w:rPr/>
+        <w:t xml:space="preserve"> (при полном управлении проектом).</w:t>
       </w:r>
     </w:p>
     <w:p>
@@ -4295,130 +4435,8 @@
         <w:rPr/>
       </w:pPr>
       <w:r>
-        <w:rPr>
-          <w:b/>
-          <w:bCs/>
-        </w:rPr>
-        <w:t>Архив · N</w:t>
-      </w:r>
-      <w:r>
-        <w:rPr/>
-        <w:t xml:space="preserve"> справа — архивные планы: открыть для просмотра или </w:t>
-      </w:r>
-      <w:r>
-        <w:rPr>
-          <w:b/>
-          <w:bCs/>
-        </w:rPr>
-        <w:t>Вернуть во вкладки</w:t>
-      </w:r>
-      <w:r>
-        <w:rPr/>
-        <w:t xml:space="preserve">. Архивный план открывается только для просмотра; пока он открыт, кнопка </w:t>
-      </w:r>
-      <w:r>
-        <w:rPr>
-          <w:b/>
-          <w:bCs/>
-        </w:rPr>
-        <w:t>Архив</w:t>
-      </w:r>
-      <w:r>
-        <w:rPr/>
-        <w:t xml:space="preserve"> подсвечена, а над диаграммой написано, какой план открыт.</w:t>
-      </w:r>
-    </w:p>
-    <w:p>
-      <w:pPr>
-        <w:pStyle w:val="BlockText"/>
-        <w:shd w:val="clear" w:fill="F2F5FF"/>
-        <w:rPr/>
-      </w:pPr>
-      <w:r>
-        <w:rPr>
-          <w:b/>
-          <w:bCs/>
-        </w:rPr>
-        <w:t>Совет.</w:t>
-      </w:r>
-      <w:r>
-        <w:rPr/>
-        <w:t xml:space="preserve"> Чтобы показать заказчику вариант графика, не трогая основной, сделайте </w:t>
-      </w:r>
-      <w:r>
-        <w:rPr>
-          <w:b/>
-          <w:bCs/>
-        </w:rPr>
-        <w:t>Копию текущего плана</w:t>
-      </w:r>
-      <w:r>
-        <w:rPr/>
-        <w:t xml:space="preserve"> и правьте копию. Ненужный вариант уберите в архив — он не потеряется.</w:t>
-      </w:r>
-    </w:p>
-    <w:p>
-      <w:pPr>
-        <w:pStyle w:val="FirstParagraph"/>
-        <w:rPr/>
-      </w:pPr>
-      <w:r>
-        <w:rPr/>
-        <w:t xml:space="preserve">Удалить план (в корзину) может сотрудник с полным управлением проектом — из меню вкладки или из меню </w:t>
-      </w:r>
-      <w:r>
-        <w:rPr>
-          <w:b/>
-          <w:bCs/>
-        </w:rPr>
-        <w:t>Архив</w:t>
-      </w:r>
-      <w:r>
-        <w:rPr/>
-        <w:t xml:space="preserve">; последний открытый план удалить нельзя. В уведомлении «План … в корзине» есть кнопка </w:t>
-      </w:r>
-      <w:r>
-        <w:rPr>
-          <w:b/>
-          <w:bCs/>
-        </w:rPr>
-        <w:t>Отменить</w:t>
-      </w:r>
-      <w:r>
-        <w:rPr/>
-        <w:t xml:space="preserve">. Менеджер видит удалённые планы своих проектов в разделе </w:t>
-      </w:r>
-      <w:r>
-        <w:rPr>
-          <w:b/>
-          <w:bCs/>
-        </w:rPr>
-        <w:t>Корзина</w:t>
-      </w:r>
-      <w:r>
-        <w:rPr/>
-        <w:t xml:space="preserve"> бокового меню и может их вернуть; удалить навсегда может только администратор.</w:t>
-      </w:r>
-      <w:bookmarkEnd w:id="31"/>
-    </w:p>
-    <w:p>
-      <w:pPr>
-        <w:pStyle w:val="Heading2"/>
-        <w:rPr/>
-      </w:pPr>
-      <w:bookmarkStart w:id="32" w:name="__RefHeading___Toc2420_817899775"/>
-      <w:bookmarkStart w:id="33" w:name="шкала-и-масштаб"/>
-      <w:bookmarkEnd w:id="32"/>
-      <w:r>
-        <w:rPr>
-          <w:rStyle w:val="SectionNumber"/>
-        </w:rPr>
-        <w:t>4.3</w:t>
-      </w:r>
-      <w:r>
-        <w:rPr/>
-        <w:tab/>
-        <w:t>Шкала и масштаб</w:t>
+        <w:rPr/>
+        <w:t>Вкладки можно перетаскивать, меняя порядок.</w:t>
       </w:r>
     </w:p>
     <w:p>
@@ -4435,11 +4453,126 @@
           <w:b/>
           <w:bCs/>
         </w:rPr>
-        <w:t>Дни / Недели / Месяцы / Кварталы</w:t>
-      </w:r>
-      <w:r>
-        <w:rPr/>
-        <w:t xml:space="preserve"> — подписи и сетка шкалы.</w:t>
+        <w:t>Архив · N</w:t>
+      </w:r>
+      <w:r>
+        <w:rPr/>
+        <w:t xml:space="preserve"> справа — архивные планы: открыть для просмотра или </w:t>
+      </w:r>
+      <w:r>
+        <w:rPr>
+          <w:b/>
+          <w:bCs/>
+        </w:rPr>
+        <w:t>Вернуть во вкладки</w:t>
+      </w:r>
+      <w:r>
+        <w:rPr/>
+        <w:t xml:space="preserve">. Архивный план открывается только для просмотра; пока он открыт, кнопка </w:t>
+      </w:r>
+      <w:r>
+        <w:rPr>
+          <w:b/>
+          <w:bCs/>
+        </w:rPr>
+        <w:t>Архив</w:t>
+      </w:r>
+      <w:r>
+        <w:rPr/>
+        <w:t xml:space="preserve"> подсвечена, а над диаграммой написано, какой план открыт.</w:t>
+      </w:r>
+    </w:p>
+    <w:p>
+      <w:pPr>
+        <w:pStyle w:val="BlockText"/>
+        <w:shd w:val="clear" w:fill="F2F5FF"/>
+        <w:rPr/>
+      </w:pPr>
+      <w:r>
+        <w:rPr>
+          <w:b/>
+          <w:bCs/>
+        </w:rPr>
+        <w:t>Совет.</w:t>
+      </w:r>
+      <w:r>
+        <w:rPr/>
+        <w:t xml:space="preserve"> Чтобы показать заказчику вариант графика, не трогая основной, сделайте </w:t>
+      </w:r>
+      <w:r>
+        <w:rPr>
+          <w:b/>
+          <w:bCs/>
+        </w:rPr>
+        <w:t>Копию текущего плана</w:t>
+      </w:r>
+      <w:r>
+        <w:rPr/>
+        <w:t xml:space="preserve"> и правьте копию. Ненужный вариант уберите в архив — он не потеряется.</w:t>
+      </w:r>
+    </w:p>
+    <w:p>
+      <w:pPr>
+        <w:pStyle w:val="FirstParagraph"/>
+        <w:rPr/>
+      </w:pPr>
+      <w:r>
+        <w:rPr/>
+        <w:t xml:space="preserve">Удалить план (в корзину) может сотрудник с полным управлением проектом — из меню вкладки или из меню </w:t>
+      </w:r>
+      <w:r>
+        <w:rPr>
+          <w:b/>
+          <w:bCs/>
+        </w:rPr>
+        <w:t>Архив</w:t>
+      </w:r>
+      <w:r>
+        <w:rPr/>
+        <w:t xml:space="preserve">; последний открытый план удалить нельзя. В уведомлении «План … в корзине» есть кнопка </w:t>
+      </w:r>
+      <w:r>
+        <w:rPr>
+          <w:b/>
+          <w:bCs/>
+        </w:rPr>
+        <w:t>Отменить</w:t>
+      </w:r>
+      <w:r>
+        <w:rPr/>
+        <w:t xml:space="preserve">. Менеджер видит удалённые планы своих проектов в разделе </w:t>
+      </w:r>
+      <w:r>
+        <w:rPr>
+          <w:b/>
+          <w:bCs/>
+        </w:rPr>
+        <w:t>Корзина</w:t>
+      </w:r>
+      <w:r>
+        <w:rPr/>
+        <w:t xml:space="preserve"> бокового меню и может их вернуть; удалить навсегда может только администратор.</w:t>
+      </w:r>
+      <w:bookmarkEnd w:id="32"/>
+    </w:p>
+    <w:p>
+      <w:pPr>
+        <w:pStyle w:val="Heading2"/>
+        <w:rPr/>
+      </w:pPr>
+      <w:bookmarkStart w:id="33" w:name="__RefHeading___Toc2714_3161111101"/>
+      <w:bookmarkStart w:id="34" w:name="шкала-и-масштаб"/>
+      <w:bookmarkEnd w:id="33"/>
+      <w:r>
+        <w:rPr>
+          <w:rStyle w:val="SectionNumber"/>
+        </w:rPr>
+        <w:t>4.3</w:t>
+      </w:r>
+      <w:r>
+        <w:rPr/>
+        <w:tab/>
+        <w:t>Шкала и масштаб</w:t>
       </w:r>
     </w:p>
     <w:p>
@@ -4456,18 +4589,11 @@
           <w:b/>
           <w:bCs/>
         </w:rPr>
-        <w:t xml:space="preserve">− </w:t>
-      </w:r>
-      <w:r>
-        <w:rPr>
-          <w:b/>
-          <w:bCs/>
-        </w:rPr>
-        <w:t>100 % +</w:t>
-      </w:r>
-      <w:r>
-        <w:rPr/>
-        <w:t xml:space="preserve"> — масштаб; удобнее: Ctrl + колесо мыши над шкалой.</w:t>
+        <w:t>Дни / Недели / Месяцы / Кварталы</w:t>
+      </w:r>
+      <w:r>
+        <w:rPr/>
+        <w:t xml:space="preserve"> — подписи и сетка шкалы.</w:t>
       </w:r>
     </w:p>
     <w:p>
@@ -4484,11 +4610,18 @@
           <w:b/>
           <w:bCs/>
         </w:rPr>
-        <w:t>Весь период</w:t>
-      </w:r>
-      <w:r>
-        <w:rPr/>
-        <w:t xml:space="preserve"> (значок рамки) — весь план на ширину экрана.</w:t>
+        <w:t xml:space="preserve">− </w:t>
+      </w:r>
+      <w:r>
+        <w:rPr>
+          <w:b/>
+          <w:bCs/>
+        </w:rPr>
+        <w:t>100 % +</w:t>
+      </w:r>
+      <w:r>
+        <w:rPr/>
+        <w:t xml:space="preserve"> — масштаб; удобнее: Ctrl + колесо мыши над шкалой.</w:t>
       </w:r>
     </w:p>
     <w:p>
@@ -4497,6 +4630,27 @@
         <w:numPr>
           <w:ilvl w:val="0"/>
           <w:numId w:val="44"/>
+        </w:numPr>
+        <w:rPr/>
+      </w:pPr>
+      <w:r>
+        <w:rPr>
+          <w:b/>
+          <w:bCs/>
+        </w:rPr>
+        <w:t>Весь период</w:t>
+      </w:r>
+      <w:r>
+        <w:rPr/>
+        <w:t xml:space="preserve"> (значок рамки) — весь план на ширину экрана.</w:t>
+      </w:r>
+    </w:p>
+    <w:p>
+      <w:pPr>
+        <w:pStyle w:val="Compact"/>
+        <w:numPr>
+          <w:ilvl w:val="0"/>
+          <w:numId w:val="45"/>
         </w:numPr>
         <w:rPr/>
       </w:pPr>
@@ -4573,21 +4727,21 @@
         <w:pStyle w:val="BodyText"/>
         <w:rPr/>
       </w:pPr>
-      <w:bookmarkStart w:id="34" w:name="шкала-и-масштаб"/>
+      <w:bookmarkStart w:id="35" w:name="шкала-и-масштаб"/>
       <w:r>
         <w:rPr/>
         <w:t>Выходные выделены серым, праздники — розовым по производственному календарю РФ (с переносами и рабочими субботами). Красная пунктирная линия — сегодня.</w:t>
       </w:r>
-      <w:bookmarkEnd w:id="34"/>
+      <w:bookmarkEnd w:id="35"/>
     </w:p>
     <w:p>
       <w:pPr>
         <w:pStyle w:val="Heading2"/>
         <w:rPr/>
       </w:pPr>
-      <w:bookmarkStart w:id="35" w:name="__RefHeading___Toc2422_817899775"/>
-      <w:bookmarkStart w:id="36" w:name="сохранение-и-совместная-работа"/>
-      <w:bookmarkEnd w:id="35"/>
+      <w:bookmarkStart w:id="36" w:name="__RefHeading___Toc2716_3161111101"/>
+      <w:bookmarkStart w:id="37" w:name="сохранение-и-совместная-работа"/>
+      <w:bookmarkEnd w:id="36"/>
       <w:r>
         <w:rPr>
           <w:rStyle w:val="SectionNumber"/>
@@ -4608,20 +4762,6 @@
       <w:r>
         <w:rPr/>
         <w:t>Отдельной кнопки «Сохранить» нет: каждое изменение применяется на экране сразу и отправляется на сервер. Справа в заголовке:</w:t>
-      </w:r>
-    </w:p>
-    <w:p>
-      <w:pPr>
-        <w:pStyle w:val="Compact"/>
-        <w:numPr>
-          <w:ilvl w:val="0"/>
-          <w:numId w:val="45"/>
-        </w:numPr>
-        <w:rPr/>
-      </w:pPr>
-      <w:r>
-        <w:rPr/>
-        <w:t>«Все изменения сохраняются автоматически» или «Сохранено только что» — всё отправлено;</w:t>
       </w:r>
     </w:p>
     <w:p>
@@ -4635,7 +4775,7 @@
       </w:pPr>
       <w:r>
         <w:rPr/>
-        <w:t>«Сохранение…» — изменения отправляются;</w:t>
+        <w:t>«Все изменения сохраняются автоматически» или «Сохранено только что» — всё отправлено;</w:t>
       </w:r>
     </w:p>
     <w:p>
@@ -4649,7 +4789,7 @@
       </w:pPr>
       <w:r>
         <w:rPr/>
-        <w:t>«Нет связи · 2 изменения ждут отправки» — связь пропала; правки хранятся на странице и уйдут, когда связь вернётся. Не закрывайте вкладку: при попытке закрыть браузер предупредит о неотправленных правках.</w:t>
+        <w:t>«Сохранение…» — изменения отправляются;</w:t>
       </w:r>
     </w:p>
     <w:p>
@@ -4658,6 +4798,20 @@
         <w:numPr>
           <w:ilvl w:val="0"/>
           <w:numId w:val="48"/>
+        </w:numPr>
+        <w:rPr/>
+      </w:pPr>
+      <w:r>
+        <w:rPr/>
+        <w:t>«Нет связи · 2 изменения ждут отправки» — связь пропала; правки хранятся на странице и уйдут, когда связь вернётся. Не закрывайте вкладку: при попытке закрыть браузер предупредит о неотправленных правках.</w:t>
+      </w:r>
+    </w:p>
+    <w:p>
+      <w:pPr>
+        <w:pStyle w:val="Compact"/>
+        <w:numPr>
+          <w:ilvl w:val="0"/>
+          <w:numId w:val="49"/>
         </w:numPr>
         <w:rPr/>
       </w:pPr>
@@ -4765,17 +4919,17 @@
         <w:rPr/>
         <w:t xml:space="preserve"> Двое могут править один план: сервер применяет изменения по отдельным полям, и правка одного не стирает другую. Если вы поменяли то же поле той же строки, что коллега минутой раньше, система сообщит «Одновременная правка: … только что менял(а) строку …» — ваше значение сохранено, прежнее видно в истории строки.</w:t>
       </w:r>
-      <w:bookmarkEnd w:id="26"/>
-      <w:bookmarkEnd w:id="36"/>
+      <w:bookmarkEnd w:id="27"/>
+      <w:bookmarkEnd w:id="37"/>
     </w:p>
     <w:p>
       <w:pPr>
         <w:pStyle w:val="Heading1"/>
         <w:rPr/>
       </w:pPr>
-      <w:bookmarkStart w:id="37" w:name="__RefHeading___Toc2424_817899775"/>
-      <w:bookmarkStart w:id="38" w:name="строки-плана"/>
-      <w:bookmarkEnd w:id="37"/>
+      <w:bookmarkStart w:id="38" w:name="__RefHeading___Toc2718_3161111101"/>
+      <w:bookmarkStart w:id="39" w:name="строки-плана"/>
+      <w:bookmarkEnd w:id="38"/>
       <w:r>
         <w:rPr>
           <w:rStyle w:val="SectionNumber"/>
@@ -4793,9 +4947,9 @@
         <w:pStyle w:val="Heading2"/>
         <w:rPr/>
       </w:pPr>
-      <w:bookmarkStart w:id="39" w:name="__RefHeading___Toc2426_817899775"/>
-      <w:bookmarkStart w:id="40" w:name="добавление-строк"/>
-      <w:bookmarkEnd w:id="39"/>
+      <w:bookmarkStart w:id="40" w:name="__RefHeading___Toc2720_3161111101"/>
+      <w:bookmarkStart w:id="41" w:name="добавление-строк"/>
+      <w:bookmarkEnd w:id="40"/>
       <w:r>
         <w:rPr>
           <w:rStyle w:val="SectionNumber"/>
@@ -4806,27 +4960,6 @@
         <w:rPr/>
         <w:tab/>
         <w:t>Добавление строк</w:t>
-      </w:r>
-    </w:p>
-    <w:p>
-      <w:pPr>
-        <w:pStyle w:val="Compact"/>
-        <w:numPr>
-          <w:ilvl w:val="0"/>
-          <w:numId w:val="49"/>
-        </w:numPr>
-        <w:rPr/>
-      </w:pPr>
-      <w:r>
-        <w:rPr>
-          <w:b/>
-          <w:bCs/>
-        </w:rPr>
-        <w:t>Задача</w:t>
-      </w:r>
-      <w:r>
-        <w:rPr/>
-        <w:t xml:space="preserve"> на панели — новая задача после выделенной строки (в выделенную группу — внутрь группы). Клавиша Insert делает то же.</w:t>
       </w:r>
     </w:p>
     <w:p>
@@ -4843,70 +4976,11 @@
           <w:b/>
           <w:bCs/>
         </w:rPr>
-        <w:t>▾</w:t>
-      </w:r>
-      <w:r>
-        <w:rPr/>
-        <w:t xml:space="preserve"> </w:t>
-      </w:r>
-      <w:r>
-        <w:rPr/>
-        <w:t xml:space="preserve">рядом с </w:t>
-      </w:r>
-      <w:r>
-        <w:rPr>
-          <w:b/>
-          <w:bCs/>
-        </w:rPr>
         <w:t>Задача</w:t>
       </w:r>
       <w:r>
         <w:rPr/>
-        <w:t xml:space="preserve">: </w:t>
-      </w:r>
-      <w:r>
-        <w:rPr>
-          <w:b/>
-          <w:bCs/>
-        </w:rPr>
-        <w:t>Задача</w:t>
-      </w:r>
-      <w:r>
-        <w:rPr/>
-        <w:t xml:space="preserve">, </w:t>
-      </w:r>
-      <w:r>
-        <w:rPr>
-          <w:b/>
-          <w:bCs/>
-        </w:rPr>
-        <w:t>Веха</w:t>
-      </w:r>
-      <w:r>
-        <w:rPr/>
-        <w:t xml:space="preserve">, </w:t>
-      </w:r>
-      <w:r>
-        <w:rPr>
-          <w:b/>
-          <w:bCs/>
-        </w:rPr>
-        <w:t>Группа</w:t>
-      </w:r>
-      <w:r>
-        <w:rPr/>
-        <w:t xml:space="preserve">, </w:t>
-      </w:r>
-      <w:r>
-        <w:rPr>
-          <w:b/>
-          <w:bCs/>
-        </w:rPr>
-        <w:t>Пометка на шкале</w:t>
-      </w:r>
-      <w:r>
-        <w:rPr/>
-        <w:t>.</w:t>
+        <w:t xml:space="preserve"> на панели — новая задача после выделенной строки (в выделенную группу — внутрь группы). Клавиша Insert делает то же.</w:t>
       </w:r>
     </w:p>
     <w:p>
@@ -4919,8 +4993,74 @@
         <w:rPr/>
       </w:pPr>
       <w:r>
-        <w:rPr/>
-        <w:t>Поле внизу таблицы «Новая задача…» — быстрое добавление подряд: введите название и нажмите Enter, задача добавится в конец плана (на верхний уровень).</w:t>
+        <w:rPr>
+          <w:b/>
+          <w:bCs/>
+        </w:rPr>
+        <w:t>▾</w:t>
+      </w:r>
+      <w:r>
+        <w:rPr/>
+        <w:t xml:space="preserve"> </w:t>
+      </w:r>
+      <w:r>
+        <w:rPr/>
+        <w:t xml:space="preserve">рядом с </w:t>
+      </w:r>
+      <w:r>
+        <w:rPr>
+          <w:b/>
+          <w:bCs/>
+        </w:rPr>
+        <w:t>Задача</w:t>
+      </w:r>
+      <w:r>
+        <w:rPr/>
+        <w:t xml:space="preserve">: </w:t>
+      </w:r>
+      <w:r>
+        <w:rPr>
+          <w:b/>
+          <w:bCs/>
+        </w:rPr>
+        <w:t>Задача</w:t>
+      </w:r>
+      <w:r>
+        <w:rPr/>
+        <w:t xml:space="preserve">, </w:t>
+      </w:r>
+      <w:r>
+        <w:rPr>
+          <w:b/>
+          <w:bCs/>
+        </w:rPr>
+        <w:t>Веха</w:t>
+      </w:r>
+      <w:r>
+        <w:rPr/>
+        <w:t xml:space="preserve">, </w:t>
+      </w:r>
+      <w:r>
+        <w:rPr>
+          <w:b/>
+          <w:bCs/>
+        </w:rPr>
+        <w:t>Группа</w:t>
+      </w:r>
+      <w:r>
+        <w:rPr/>
+        <w:t xml:space="preserve">, </w:t>
+      </w:r>
+      <w:r>
+        <w:rPr>
+          <w:b/>
+          <w:bCs/>
+        </w:rPr>
+        <w:t>Пометка на шкале</w:t>
+      </w:r>
+      <w:r>
+        <w:rPr/>
+        <w:t>.</w:t>
       </w:r>
     </w:p>
     <w:p>
@@ -4929,6 +5069,20 @@
         <w:numPr>
           <w:ilvl w:val="0"/>
           <w:numId w:val="52"/>
+        </w:numPr>
+        <w:rPr/>
+      </w:pPr>
+      <w:r>
+        <w:rPr/>
+        <w:t>Поле внизу таблицы «Новая задача…» — быстрое добавление подряд: введите название и нажмите Enter, задача добавится в конец плана (на верхний уровень).</w:t>
+      </w:r>
+    </w:p>
+    <w:p>
+      <w:pPr>
+        <w:pStyle w:val="Compact"/>
+        <w:numPr>
+          <w:ilvl w:val="0"/>
+          <w:numId w:val="53"/>
         </w:numPr>
         <w:rPr/>
       </w:pPr>
@@ -5009,21 +5163,21 @@
         <w:pStyle w:val="BodyText"/>
         <w:rPr/>
       </w:pPr>
-      <w:bookmarkStart w:id="41" w:name="добавление-строк"/>
+      <w:bookmarkStart w:id="42" w:name="добавление-строк"/>
       <w:r>
         <w:rPr/>
         <w:t>Новая строка сразу открывается в карточке.</w:t>
       </w:r>
-      <w:bookmarkEnd w:id="41"/>
+      <w:bookmarkEnd w:id="42"/>
     </w:p>
     <w:p>
       <w:pPr>
         <w:pStyle w:val="Heading2"/>
         <w:rPr/>
       </w:pPr>
-      <w:bookmarkStart w:id="42" w:name="__RefHeading___Toc2428_817899775"/>
-      <w:bookmarkStart w:id="43" w:name="карточка-строки"/>
-      <w:bookmarkEnd w:id="42"/>
+      <w:bookmarkStart w:id="43" w:name="__RefHeading___Toc2722_3161111101"/>
+      <w:bookmarkStart w:id="44" w:name="карточка-строки"/>
+      <w:bookmarkEnd w:id="43"/>
       <w:r>
         <w:rPr>
           <w:rStyle w:val="SectionNumber"/>
@@ -6192,16 +6346,16 @@
         <w:rPr/>
         <w:t xml:space="preserve"> (Esc).</w:t>
       </w:r>
-      <w:bookmarkEnd w:id="43"/>
+      <w:bookmarkEnd w:id="44"/>
     </w:p>
     <w:p>
       <w:pPr>
         <w:pStyle w:val="Heading2"/>
         <w:rPr/>
       </w:pPr>
-      <w:bookmarkStart w:id="44" w:name="__RefHeading___Toc2430_817899775"/>
-      <w:bookmarkStart w:id="45" w:name="завершение-задачи"/>
-      <w:bookmarkEnd w:id="44"/>
+      <w:bookmarkStart w:id="45" w:name="__RefHeading___Toc2724_3161111101"/>
+      <w:bookmarkStart w:id="46" w:name="завершение-задачи"/>
+      <w:bookmarkEnd w:id="45"/>
       <w:r>
         <w:rPr>
           <w:rStyle w:val="SectionNumber"/>
@@ -6256,16 +6410,16 @@
         <w:rPr/>
         <w:t xml:space="preserve"> или любую другую. Если задача завершена позже или раньше плана, сдвиг рассчитывается от планового окончания автоматически.</w:t>
       </w:r>
-      <w:bookmarkEnd w:id="45"/>
+      <w:bookmarkEnd w:id="46"/>
     </w:p>
     <w:p>
       <w:pPr>
         <w:pStyle w:val="Heading2"/>
         <w:rPr/>
       </w:pPr>
-      <w:bookmarkStart w:id="46" w:name="__RefHeading___Toc2432_817899775"/>
-      <w:bookmarkStart w:id="47" w:name="вехи"/>
-      <w:bookmarkEnd w:id="46"/>
+      <w:bookmarkStart w:id="47" w:name="__RefHeading___Toc2726_3161111101"/>
+      <w:bookmarkStart w:id="48" w:name="вехи"/>
+      <w:bookmarkEnd w:id="47"/>
       <w:r>
         <w:rPr>
           <w:rStyle w:val="SectionNumber"/>
@@ -6375,16 +6529,16 @@
         <w:rPr/>
         <w:t xml:space="preserve"> (по умолчанию — название вехи), исполнитель, группа. Подписи вех над шкалой раскладываются по ярусам и не накладываются.</w:t>
       </w:r>
-      <w:bookmarkEnd w:id="47"/>
+      <w:bookmarkEnd w:id="48"/>
     </w:p>
     <w:p>
       <w:pPr>
         <w:pStyle w:val="Heading2"/>
         <w:rPr/>
       </w:pPr>
-      <w:bookmarkStart w:id="48" w:name="__RefHeading___Toc2434_817899775"/>
-      <w:bookmarkStart w:id="49" w:name="группы"/>
-      <w:bookmarkEnd w:id="48"/>
+      <w:bookmarkStart w:id="49" w:name="__RefHeading___Toc2728_3161111101"/>
+      <w:bookmarkStart w:id="50" w:name="группы"/>
+      <w:bookmarkEnd w:id="49"/>
       <w:r>
         <w:rPr>
           <w:rStyle w:val="SectionNumber"/>
@@ -6417,16 +6571,16 @@
         <w:rPr/>
         <w:t>. Группы можно вкладывать друг в друга.</w:t>
       </w:r>
-      <w:bookmarkEnd w:id="49"/>
+      <w:bookmarkEnd w:id="50"/>
     </w:p>
     <w:p>
       <w:pPr>
         <w:pStyle w:val="Heading2"/>
         <w:rPr/>
       </w:pPr>
-      <w:bookmarkStart w:id="50" w:name="__RefHeading___Toc2436_817899775"/>
-      <w:bookmarkStart w:id="51" w:name="связи-и-автосдвиг"/>
-      <w:bookmarkEnd w:id="50"/>
+      <w:bookmarkStart w:id="51" w:name="__RefHeading___Toc2730_3161111101"/>
+      <w:bookmarkStart w:id="52" w:name="связи-и-автосдвиг"/>
+      <w:bookmarkEnd w:id="51"/>
       <w:r>
         <w:rPr>
           <w:rStyle w:val="SectionNumber"/>
@@ -6876,21 +7030,21 @@
         <w:pStyle w:val="BodyText"/>
         <w:rPr/>
       </w:pPr>
-      <w:bookmarkStart w:id="52" w:name="связи-и-автосдвиг"/>
+      <w:bookmarkStart w:id="53" w:name="связи-и-автосдвиг"/>
       <w:r>
         <w:rPr/>
         <w:t>Стрелки связей на шкале можно скрыть в настройках графика.</w:t>
       </w:r>
-      <w:bookmarkEnd w:id="52"/>
+      <w:bookmarkEnd w:id="53"/>
     </w:p>
     <w:p>
       <w:pPr>
         <w:pStyle w:val="Heading2"/>
         <w:rPr/>
       </w:pPr>
-      <w:bookmarkStart w:id="53" w:name="__RefHeading___Toc2438_817899775"/>
-      <w:bookmarkStart w:id="54" w:name="перетаскивание"/>
-      <w:bookmarkEnd w:id="53"/>
+      <w:bookmarkStart w:id="54" w:name="__RefHeading___Toc2732_3161111101"/>
+      <w:bookmarkStart w:id="55" w:name="перетаскивание"/>
+      <w:bookmarkEnd w:id="54"/>
       <w:r>
         <w:rPr>
           <w:rStyle w:val="SectionNumber"/>
@@ -6901,20 +7055,6 @@
         <w:rPr/>
         <w:tab/>
         <w:t>Перетаскивание</w:t>
-      </w:r>
-    </w:p>
-    <w:p>
-      <w:pPr>
-        <w:pStyle w:val="Compact"/>
-        <w:numPr>
-          <w:ilvl w:val="0"/>
-          <w:numId w:val="53"/>
-        </w:numPr>
-        <w:rPr/>
-      </w:pPr>
-      <w:r>
-        <w:rPr/>
-        <w:t>Полоса задачи — сдвинуть сроки; край полосы — изменить начало или окончание.</w:t>
       </w:r>
     </w:p>
     <w:p>
@@ -6928,7 +7068,7 @@
       </w:pPr>
       <w:r>
         <w:rPr/>
-        <w:t>С нажатым Ctrl — копия задачи на новые даты.</w:t>
+        <w:t>Полоса задачи — сдвинуть сроки; край полосы — изменить начало или окончание.</w:t>
       </w:r>
     </w:p>
     <w:p>
@@ -6942,7 +7082,7 @@
       </w:pPr>
       <w:r>
         <w:rPr/>
-        <w:t>Полоса группы — сдвинуть всю группу с вложенными.</w:t>
+        <w:t>С нажатым Ctrl — копия задачи на новые даты.</w:t>
       </w:r>
     </w:p>
     <w:p>
@@ -6956,7 +7096,7 @@
       </w:pPr>
       <w:r>
         <w:rPr/>
-        <w:t>Ромб вехи — перенести веху.</w:t>
+        <w:t>Полоса группы — сдвинуть всю группу с вложенными.</w:t>
       </w:r>
     </w:p>
     <w:p>
@@ -6970,6 +7110,20 @@
       </w:pPr>
       <w:r>
         <w:rPr/>
+        <w:t>Ромб вехи — перенести веху.</w:t>
+      </w:r>
+    </w:p>
+    <w:p>
+      <w:pPr>
+        <w:pStyle w:val="Compact"/>
+        <w:numPr>
+          <w:ilvl w:val="0"/>
+          <w:numId w:val="58"/>
+        </w:numPr>
+        <w:rPr/>
+      </w:pPr>
+      <w:r>
+        <w:rPr/>
         <w:t>Строку в таблице — за значок ⋮⋮ слева: между строками — порядок, на группу или задачу — внутрь.</w:t>
       </w:r>
     </w:p>
@@ -6978,21 +7132,21 @@
         <w:pStyle w:val="FirstParagraph"/>
         <w:rPr/>
       </w:pPr>
-      <w:bookmarkStart w:id="55" w:name="перетаскивание"/>
+      <w:bookmarkStart w:id="56" w:name="перетаскивание"/>
       <w:r>
         <w:rPr/>
         <w:t>Во время перетаскивания подсказка показывает новые даты. Отмена — Ctrl+Z.</w:t>
       </w:r>
-      <w:bookmarkEnd w:id="55"/>
+      <w:bookmarkEnd w:id="56"/>
     </w:p>
     <w:p>
       <w:pPr>
         <w:pStyle w:val="Heading2"/>
         <w:rPr/>
       </w:pPr>
-      <w:bookmarkStart w:id="56" w:name="__RefHeading___Toc2440_817899775"/>
-      <w:bookmarkStart w:id="57" w:name="контекстное-меню"/>
-      <w:bookmarkEnd w:id="56"/>
+      <w:bookmarkStart w:id="57" w:name="__RefHeading___Toc2734_3161111101"/>
+      <w:bookmarkStart w:id="58" w:name="контекстное-меню"/>
+      <w:bookmarkEnd w:id="57"/>
       <w:r>
         <w:rPr>
           <w:rStyle w:val="SectionNumber"/>
@@ -7208,16 +7362,16 @@
         <w:rPr/>
         <w:t>.</w:t>
       </w:r>
-      <w:bookmarkEnd w:id="57"/>
+      <w:bookmarkEnd w:id="58"/>
     </w:p>
     <w:p>
       <w:pPr>
         <w:pStyle w:val="Heading2"/>
         <w:rPr/>
       </w:pPr>
-      <w:bookmarkStart w:id="58" w:name="__RefHeading___Toc2442_817899775"/>
-      <w:bookmarkStart w:id="59" w:name="пометки"/>
-      <w:bookmarkEnd w:id="58"/>
+      <w:bookmarkStart w:id="59" w:name="__RefHeading___Toc2736_3161111101"/>
+      <w:bookmarkStart w:id="60" w:name="пометки"/>
+      <w:bookmarkEnd w:id="59"/>
       <w:r>
         <w:rPr>
           <w:rStyle w:val="SectionNumber"/>
@@ -7261,16 +7415,16 @@
         <w:rPr/>
         <w:t xml:space="preserve"> в контекстном меню; изменить или удалить — щелчок по флажку. Пометки можно скрыть в настройках графика.</w:t>
       </w:r>
-      <w:bookmarkEnd w:id="59"/>
+      <w:bookmarkEnd w:id="60"/>
     </w:p>
     <w:p>
       <w:pPr>
         <w:pStyle w:val="Heading2"/>
         <w:rPr/>
       </w:pPr>
-      <w:bookmarkStart w:id="60" w:name="__RefHeading___Toc2444_817899775"/>
-      <w:bookmarkStart w:id="61" w:name="комментарии"/>
-      <w:bookmarkEnd w:id="60"/>
+      <w:bookmarkStart w:id="61" w:name="__RefHeading___Toc2738_3161111101"/>
+      <w:bookmarkStart w:id="62" w:name="комментарии"/>
+      <w:bookmarkEnd w:id="61"/>
       <w:r>
         <w:rPr>
           <w:rStyle w:val="SectionNumber"/>
@@ -7355,21 +7509,21 @@
         <w:pStyle w:val="ImageCaption"/>
         <w:rPr/>
       </w:pPr>
-      <w:bookmarkStart w:id="62" w:name="комментарии"/>
+      <w:bookmarkStart w:id="63" w:name="комментарии"/>
       <w:r>
         <w:rPr/>
         <w:t>Комментарии к задаче</w:t>
       </w:r>
-      <w:bookmarkEnd w:id="62"/>
+      <w:bookmarkEnd w:id="63"/>
     </w:p>
     <w:p>
       <w:pPr>
         <w:pStyle w:val="Heading2"/>
         <w:rPr/>
       </w:pPr>
-      <w:bookmarkStart w:id="63" w:name="__RefHeading___Toc2446_817899775"/>
-      <w:bookmarkStart w:id="64" w:name="история-строки"/>
-      <w:bookmarkEnd w:id="63"/>
+      <w:bookmarkStart w:id="64" w:name="__RefHeading___Toc2740_3161111101"/>
+      <w:bookmarkStart w:id="65" w:name="история-строки"/>
+      <w:bookmarkEnd w:id="64"/>
       <w:r>
         <w:rPr>
           <w:rStyle w:val="SectionNumber"/>
@@ -7454,21 +7608,21 @@
         <w:pStyle w:val="ImageCaption"/>
         <w:rPr/>
       </w:pPr>
-      <w:bookmarkStart w:id="65" w:name="история-строки"/>
+      <w:bookmarkStart w:id="66" w:name="история-строки"/>
       <w:r>
         <w:rPr/>
         <w:t>История строки</w:t>
       </w:r>
-      <w:bookmarkEnd w:id="65"/>
+      <w:bookmarkEnd w:id="66"/>
     </w:p>
     <w:p>
       <w:pPr>
         <w:pStyle w:val="Heading2"/>
         <w:rPr/>
       </w:pPr>
-      <w:bookmarkStart w:id="66" w:name="__RefHeading___Toc2448_817899775"/>
-      <w:bookmarkStart w:id="67" w:name="удаление-и-отмена"/>
-      <w:bookmarkEnd w:id="66"/>
+      <w:bookmarkStart w:id="67" w:name="__RefHeading___Toc2742_3161111101"/>
+      <w:bookmarkStart w:id="68" w:name="удаление-и-отмена"/>
+      <w:bookmarkEnd w:id="67"/>
       <w:r>
         <w:rPr>
           <w:rStyle w:val="SectionNumber"/>
@@ -7479,42 +7633,6 @@
         <w:rPr/>
         <w:tab/>
         <w:t>Удаление и отмена</w:t>
-      </w:r>
-    </w:p>
-    <w:p>
-      <w:pPr>
-        <w:pStyle w:val="Compact"/>
-        <w:numPr>
-          <w:ilvl w:val="0"/>
-          <w:numId w:val="58"/>
-        </w:numPr>
-        <w:rPr/>
-      </w:pPr>
-      <w:r>
-        <w:rPr/>
-        <w:t xml:space="preserve">Одна строка без вложенных удаляется сразу (Delete, </w:t>
-      </w:r>
-      <w:r>
-        <w:rPr>
-          <w:b/>
-          <w:bCs/>
-        </w:rPr>
-        <w:t>Удалить</w:t>
-      </w:r>
-      <w:r>
-        <w:rPr/>
-        <w:t xml:space="preserve"> в карточке или меню), в уведомлении — </w:t>
-      </w:r>
-      <w:r>
-        <w:rPr>
-          <w:b/>
-          <w:bCs/>
-        </w:rPr>
-        <w:t>Отменить</w:t>
-      </w:r>
-      <w:r>
-        <w:rPr/>
-        <w:t>.</w:t>
       </w:r>
     </w:p>
     <w:p>
@@ -7528,25 +7646,25 @@
       </w:pPr>
       <w:r>
         <w:rPr/>
-        <w:t xml:space="preserve">Если внутри строки есть вложенные, система спросит: </w:t>
-      </w:r>
-      <w:r>
-        <w:rPr>
-          <w:b/>
-          <w:bCs/>
-        </w:rPr>
-        <w:t>Оставить вложенные</w:t>
-      </w:r>
-      <w:r>
-        <w:rPr/>
-        <w:t xml:space="preserve"> (поднять их на уровень выше) или </w:t>
-      </w:r>
-      <w:r>
-        <w:rPr>
-          <w:b/>
-          <w:bCs/>
-        </w:rPr>
-        <w:t>Удалить всё</w:t>
+        <w:t xml:space="preserve">Одна строка без вложенных удаляется сразу (Delete, </w:t>
+      </w:r>
+      <w:r>
+        <w:rPr>
+          <w:b/>
+          <w:bCs/>
+        </w:rPr>
+        <w:t>Удалить</w:t>
+      </w:r>
+      <w:r>
+        <w:rPr/>
+        <w:t xml:space="preserve"> в карточке или меню), в уведомлении — </w:t>
+      </w:r>
+      <w:r>
+        <w:rPr>
+          <w:b/>
+          <w:bCs/>
+        </w:rPr>
+        <w:t>Отменить</w:t>
       </w:r>
       <w:r>
         <w:rPr/>
@@ -7563,26 +7681,30 @@
         <w:rPr/>
       </w:pPr>
       <w:r>
-        <w:rPr>
-          <w:b/>
-          <w:bCs/>
-        </w:rPr>
-        <w:t>Отменить</w:t>
-      </w:r>
-      <w:r>
-        <w:rPr/>
-        <w:t xml:space="preserve"> / </w:t>
-      </w:r>
-      <w:r>
-        <w:rPr>
-          <w:b/>
-          <w:bCs/>
-        </w:rPr>
-        <w:t>Повторить</w:t>
-      </w:r>
-      <w:r>
-        <w:rPr/>
-        <w:t xml:space="preserve"> на панели (Ctrl+Z / Ctrl+Shift+Z) отменяют ваши последние правки по одной.</w:t>
+        <w:rPr/>
+        <w:t xml:space="preserve">Если внутри строки есть вложенные, система спросит: </w:t>
+      </w:r>
+      <w:r>
+        <w:rPr>
+          <w:b/>
+          <w:bCs/>
+        </w:rPr>
+        <w:t>Оставить вложенные</w:t>
+      </w:r>
+      <w:r>
+        <w:rPr/>
+        <w:t xml:space="preserve"> (поднять их на уровень выше) или </w:t>
+      </w:r>
+      <w:r>
+        <w:rPr>
+          <w:b/>
+          <w:bCs/>
+        </w:rPr>
+        <w:t>Удалить всё</w:t>
+      </w:r>
+      <w:r>
+        <w:rPr/>
+        <w:t>.</w:t>
       </w:r>
     </w:p>
     <w:p>
@@ -7594,21 +7716,53 @@
         </w:numPr>
         <w:rPr/>
       </w:pPr>
-      <w:bookmarkStart w:id="68" w:name="удаление-и-отмена"/>
+      <w:r>
+        <w:rPr>
+          <w:b/>
+          <w:bCs/>
+        </w:rPr>
+        <w:t>Отменить</w:t>
+      </w:r>
+      <w:r>
+        <w:rPr/>
+        <w:t xml:space="preserve"> / </w:t>
+      </w:r>
+      <w:r>
+        <w:rPr>
+          <w:b/>
+          <w:bCs/>
+        </w:rPr>
+        <w:t>Повторить</w:t>
+      </w:r>
+      <w:r>
+        <w:rPr/>
+        <w:t xml:space="preserve"> на панели (Ctrl+Z / Ctrl+Shift+Z) отменяют ваши последние правки по одной.</w:t>
+      </w:r>
+    </w:p>
+    <w:p>
+      <w:pPr>
+        <w:pStyle w:val="Compact"/>
+        <w:numPr>
+          <w:ilvl w:val="0"/>
+          <w:numId w:val="62"/>
+        </w:numPr>
+        <w:rPr/>
+      </w:pPr>
+      <w:bookmarkStart w:id="69" w:name="удаление-и-отмена"/>
       <w:r>
         <w:rPr/>
         <w:t>Любое прежнее состояние плана — в «Истории плана» (см. ниже).</w:t>
       </w:r>
-      <w:bookmarkEnd w:id="68"/>
+      <w:bookmarkEnd w:id="69"/>
     </w:p>
     <w:p>
       <w:pPr>
         <w:pStyle w:val="Heading2"/>
         <w:rPr/>
       </w:pPr>
-      <w:bookmarkStart w:id="69" w:name="__RefHeading___Toc2450_817899775"/>
-      <w:bookmarkStart w:id="70" w:name="клавиши"/>
-      <w:bookmarkEnd w:id="69"/>
+      <w:bookmarkStart w:id="70" w:name="__RefHeading___Toc2744_3161111101"/>
+      <w:bookmarkStart w:id="71" w:name="клавиши"/>
+      <w:bookmarkEnd w:id="70"/>
       <w:r>
         <w:rPr>
           <w:rStyle w:val="SectionNumber"/>
@@ -8511,23 +8665,23 @@
         <w:pStyle w:val="BodyText"/>
         <w:rPr/>
       </w:pPr>
-      <w:bookmarkStart w:id="71" w:name="строки-плана"/>
-      <w:bookmarkStart w:id="72" w:name="клавиши"/>
+      <w:bookmarkStart w:id="72" w:name="строки-плана"/>
+      <w:bookmarkStart w:id="73" w:name="клавиши"/>
       <w:r>
         <w:rPr/>
         <w:t>Сочетания действуют, когда фокус на диаграмме: если он на кнопке, в меню или в карточке, Enter нажимает кнопку, а стрелки ходят по пунктам меню.</w:t>
       </w:r>
-      <w:bookmarkEnd w:id="71"/>
       <w:bookmarkEnd w:id="72"/>
+      <w:bookmarkEnd w:id="73"/>
     </w:p>
     <w:p>
       <w:pPr>
         <w:pStyle w:val="Heading1"/>
         <w:rPr/>
       </w:pPr>
-      <w:bookmarkStart w:id="73" w:name="__RefHeading___Toc2452_817899775"/>
-      <w:bookmarkStart w:id="74" w:name="поиск-фильтры-и-вид"/>
-      <w:bookmarkEnd w:id="73"/>
+      <w:bookmarkStart w:id="74" w:name="__RefHeading___Toc2746_3161111101"/>
+      <w:bookmarkStart w:id="75" w:name="поиск-фильтры-и-вид"/>
+      <w:bookmarkEnd w:id="74"/>
       <w:r>
         <w:rPr>
           <w:rStyle w:val="SectionNumber"/>
@@ -8545,9 +8699,9 @@
         <w:pStyle w:val="Heading2"/>
         <w:rPr/>
       </w:pPr>
-      <w:bookmarkStart w:id="75" w:name="__RefHeading___Toc2454_817899775"/>
-      <w:bookmarkStart w:id="76" w:name="поиск-и-фильтры"/>
-      <w:bookmarkEnd w:id="75"/>
+      <w:bookmarkStart w:id="76" w:name="__RefHeading___Toc2748_3161111101"/>
+      <w:bookmarkStart w:id="77" w:name="поиск-и-фильтры"/>
+      <w:bookmarkEnd w:id="76"/>
       <w:r>
         <w:rPr>
           <w:rStyle w:val="SectionNumber"/>
@@ -8591,7 +8745,511 @@
       </w:r>
       <w:r>
         <w:rPr/>
-        <w:t xml:space="preserve"> — по статусу, исполнителю и категории; рядом с каждым значением — сколько задач под него подходит. Внутри одного фильтра действует «любое из отмеченного», между фильтрами — «все условия». Включённые фильтры видны строкой под панелью: × убирает значение, </w:t>
+        <w:t xml:space="preserve"> — кнопка </w:t>
+      </w:r>
+      <w:r>
+        <w:rPr>
+          <w:b/>
+          <w:bCs/>
+        </w:rPr>
+        <w:t>Фильтры</w:t>
+      </w:r>
+      <w:r>
+        <w:rPr/>
+        <w:t xml:space="preserve"> открывает окно с группами слева и значениями справа; рядом с каждым значением — сколько задач под него подходит:</w:t>
+      </w:r>
+    </w:p>
+    <w:tbl>
+      <w:tblPr>
+        <w:tblStyle w:val="Table"/>
+        <w:tblW w:w="5000" w:type="pct"/>
+        <w:jc w:val="center"/>
+        <w:tblInd w:w="0" w:type="dxa"/>
+        <w:tblLayout w:type="fixed"/>
+        <w:tblCellMar>
+          <w:top w:w="0" w:type="dxa"/>
+          <w:left w:w="108" w:type="dxa"/>
+          <w:bottom w:w="0" w:type="dxa"/>
+          <w:right w:w="108" w:type="dxa"/>
+        </w:tblCellMar>
+        <w:tblLook w:val="0020" w:noHBand="0" w:noVBand="0" w:firstColumn="0" w:lastRow="0" w:lastColumn="0" w:firstRow="1"/>
+      </w:tblPr>
+      <w:tblGrid>
+        <w:gridCol w:w="1746"/>
+        <w:gridCol w:w="7613"/>
+      </w:tblGrid>
+      <w:tr>
+        <w:trPr>
+          <w:tblHeader w:val="true"/>
+        </w:trPr>
+        <w:tc>
+          <w:tcPr>
+            <w:tcW w:w="1746" w:type="dxa"/>
+            <w:tcBorders>
+              <w:top w:val="single" w:sz="4" w:space="0" w:color="D6DCEA"/>
+              <w:left w:val="single" w:sz="4" w:space="0" w:color="D6DCEA"/>
+              <w:bottom w:val="single" w:sz="6" w:space="0" w:color="000000"/>
+              <w:right w:val="single" w:sz="4" w:space="0" w:color="D6DCEA"/>
+            </w:tcBorders>
+            <w:shd w:color="auto" w:fill="EEF2FB" w:val="clear"/>
+            <w:vAlign w:val="bottom"/>
+          </w:tcPr>
+          <w:p>
+            <w:pPr>
+              <w:pStyle w:val="Compact"/>
+              <w:widowControl/>
+              <w:spacing w:before="36" w:after="40"/>
+              <w:jc w:val="left"/>
+              <w:rPr>
+                <w:kern w:val="0"/>
+                <w:szCs w:val="24"/>
+                <w:lang w:val="ru-RU" w:eastAsia="en-US" w:bidi="ar-SA"/>
+              </w:rPr>
+            </w:pPr>
+            <w:r>
+              <w:rPr>
+                <w:b/>
+                <w:kern w:val="0"/>
+                <w:sz w:val="18"/>
+                <w:szCs w:val="24"/>
+                <w:lang w:val="ru-RU" w:eastAsia="en-US" w:bidi="ar-SA"/>
+              </w:rPr>
+              <w:t>Группа</w:t>
+            </w:r>
+          </w:p>
+        </w:tc>
+        <w:tc>
+          <w:tcPr>
+            <w:tcW w:w="7613" w:type="dxa"/>
+            <w:tcBorders>
+              <w:top w:val="single" w:sz="4" w:space="0" w:color="D6DCEA"/>
+              <w:left w:val="single" w:sz="4" w:space="0" w:color="D6DCEA"/>
+              <w:bottom w:val="single" w:sz="6" w:space="0" w:color="000000"/>
+              <w:right w:val="single" w:sz="4" w:space="0" w:color="D6DCEA"/>
+            </w:tcBorders>
+            <w:shd w:color="auto" w:fill="EEF2FB" w:val="clear"/>
+            <w:vAlign w:val="bottom"/>
+          </w:tcPr>
+          <w:p>
+            <w:pPr>
+              <w:pStyle w:val="Compact"/>
+              <w:widowControl/>
+              <w:spacing w:before="36" w:after="40"/>
+              <w:jc w:val="left"/>
+              <w:rPr>
+                <w:kern w:val="0"/>
+                <w:szCs w:val="24"/>
+                <w:lang w:val="ru-RU" w:eastAsia="en-US" w:bidi="ar-SA"/>
+              </w:rPr>
+            </w:pPr>
+            <w:r>
+              <w:rPr>
+                <w:b/>
+                <w:kern w:val="0"/>
+                <w:sz w:val="18"/>
+                <w:szCs w:val="24"/>
+                <w:lang w:val="ru-RU" w:eastAsia="en-US" w:bidi="ar-SA"/>
+              </w:rPr>
+              <w:t>Что отбирает</w:t>
+            </w:r>
+          </w:p>
+        </w:tc>
+      </w:tr>
+      <w:tr>
+        <w:trPr/>
+        <w:tc>
+          <w:tcPr>
+            <w:tcW w:w="1746" w:type="dxa"/>
+            <w:tcBorders>
+              <w:top w:val="single" w:sz="4" w:space="0" w:color="D6DCEA"/>
+              <w:left w:val="single" w:sz="4" w:space="0" w:color="D6DCEA"/>
+              <w:bottom w:val="single" w:sz="4" w:space="0" w:color="D6DCEA"/>
+              <w:right w:val="single" w:sz="4" w:space="0" w:color="D6DCEA"/>
+            </w:tcBorders>
+          </w:tcPr>
+          <w:p>
+            <w:pPr>
+              <w:pStyle w:val="Compact"/>
+              <w:widowControl/>
+              <w:spacing w:before="36" w:after="40"/>
+              <w:jc w:val="left"/>
+              <w:rPr>
+                <w:kern w:val="0"/>
+                <w:szCs w:val="24"/>
+                <w:lang w:val="ru-RU" w:eastAsia="en-US" w:bidi="ar-SA"/>
+              </w:rPr>
+            </w:pPr>
+            <w:r>
+              <w:rPr>
+                <w:kern w:val="0"/>
+                <w:sz w:val="18"/>
+                <w:szCs w:val="24"/>
+                <w:lang w:val="ru-RU" w:eastAsia="en-US" w:bidi="ar-SA"/>
+              </w:rPr>
+              <w:t>Статус, Исполнитель, Категория</w:t>
+            </w:r>
+          </w:p>
+        </w:tc>
+        <w:tc>
+          <w:tcPr>
+            <w:tcW w:w="7613" w:type="dxa"/>
+            <w:tcBorders>
+              <w:top w:val="single" w:sz="4" w:space="0" w:color="D6DCEA"/>
+              <w:left w:val="single" w:sz="4" w:space="0" w:color="D6DCEA"/>
+              <w:bottom w:val="single" w:sz="4" w:space="0" w:color="D6DCEA"/>
+              <w:right w:val="single" w:sz="4" w:space="0" w:color="D6DCEA"/>
+            </w:tcBorders>
+          </w:tcPr>
+          <w:p>
+            <w:pPr>
+              <w:pStyle w:val="Compact"/>
+              <w:widowControl/>
+              <w:spacing w:before="36" w:after="40"/>
+              <w:jc w:val="left"/>
+              <w:rPr>
+                <w:kern w:val="0"/>
+                <w:szCs w:val="24"/>
+                <w:lang w:val="ru-RU" w:eastAsia="en-US" w:bidi="ar-SA"/>
+              </w:rPr>
+            </w:pPr>
+            <w:r>
+              <w:rPr>
+                <w:kern w:val="0"/>
+                <w:sz w:val="18"/>
+                <w:szCs w:val="24"/>
+                <w:lang w:val="ru-RU" w:eastAsia="en-US" w:bidi="ar-SA"/>
+              </w:rPr>
+              <w:t>Как раньше; «Без исполнителя», «Без категории»</w:t>
+            </w:r>
+          </w:p>
+        </w:tc>
+      </w:tr>
+      <w:tr>
+        <w:trPr/>
+        <w:tc>
+          <w:tcPr>
+            <w:tcW w:w="1746" w:type="dxa"/>
+            <w:tcBorders>
+              <w:top w:val="single" w:sz="4" w:space="0" w:color="D6DCEA"/>
+              <w:left w:val="single" w:sz="4" w:space="0" w:color="D6DCEA"/>
+              <w:bottom w:val="single" w:sz="4" w:space="0" w:color="D6DCEA"/>
+              <w:right w:val="single" w:sz="4" w:space="0" w:color="D6DCEA"/>
+            </w:tcBorders>
+          </w:tcPr>
+          <w:p>
+            <w:pPr>
+              <w:pStyle w:val="Compact"/>
+              <w:widowControl/>
+              <w:spacing w:before="36" w:after="40"/>
+              <w:jc w:val="left"/>
+              <w:rPr>
+                <w:kern w:val="0"/>
+                <w:szCs w:val="24"/>
+                <w:lang w:val="ru-RU" w:eastAsia="en-US" w:bidi="ar-SA"/>
+              </w:rPr>
+            </w:pPr>
+            <w:r>
+              <w:rPr>
+                <w:kern w:val="0"/>
+                <w:sz w:val="18"/>
+                <w:szCs w:val="24"/>
+                <w:lang w:val="ru-RU" w:eastAsia="en-US" w:bidi="ar-SA"/>
+              </w:rPr>
+              <w:t>Сроки</w:t>
+            </w:r>
+          </w:p>
+        </w:tc>
+        <w:tc>
+          <w:tcPr>
+            <w:tcW w:w="7613" w:type="dxa"/>
+            <w:tcBorders>
+              <w:top w:val="single" w:sz="4" w:space="0" w:color="D6DCEA"/>
+              <w:left w:val="single" w:sz="4" w:space="0" w:color="D6DCEA"/>
+              <w:bottom w:val="single" w:sz="4" w:space="0" w:color="D6DCEA"/>
+              <w:right w:val="single" w:sz="4" w:space="0" w:color="D6DCEA"/>
+            </w:tcBorders>
+          </w:tcPr>
+          <w:p>
+            <w:pPr>
+              <w:pStyle w:val="Compact"/>
+              <w:widowControl/>
+              <w:spacing w:before="36" w:after="40"/>
+              <w:jc w:val="left"/>
+              <w:rPr>
+                <w:kern w:val="0"/>
+                <w:szCs w:val="24"/>
+                <w:lang w:val="ru-RU" w:eastAsia="en-US" w:bidi="ar-SA"/>
+              </w:rPr>
+            </w:pPr>
+            <w:r>
+              <w:rPr>
+                <w:kern w:val="0"/>
+                <w:sz w:val="18"/>
+                <w:szCs w:val="24"/>
+                <w:lang w:val="ru-RU" w:eastAsia="en-US" w:bidi="ar-SA"/>
+              </w:rPr>
+              <w:t xml:space="preserve">Задачи этой и следующей недели, этого месяца или своего периода (с — по); </w:t>
+            </w:r>
+            <w:r>
+              <w:rPr>
+                <w:b/>
+                <w:bCs/>
+                <w:kern w:val="0"/>
+                <w:sz w:val="18"/>
+                <w:szCs w:val="24"/>
+                <w:lang w:val="ru-RU" w:eastAsia="en-US" w:bidi="ar-SA"/>
+              </w:rPr>
+              <w:t>Просрочены</w:t>
+            </w:r>
+            <w:r>
+              <w:rPr>
+                <w:kern w:val="0"/>
+                <w:sz w:val="18"/>
+                <w:szCs w:val="24"/>
+                <w:lang w:val="ru-RU" w:eastAsia="en-US" w:bidi="ar-SA"/>
+              </w:rPr>
+              <w:t xml:space="preserve"> (окончание прошло, задача не завершена); </w:t>
+            </w:r>
+            <w:r>
+              <w:rPr>
+                <w:b/>
+                <w:bCs/>
+                <w:kern w:val="0"/>
+                <w:sz w:val="18"/>
+                <w:szCs w:val="24"/>
+                <w:lang w:val="ru-RU" w:eastAsia="en-US" w:bidi="ar-SA"/>
+              </w:rPr>
+              <w:t>Сроки сдвинуты</w:t>
+            </w:r>
+            <w:r>
+              <w:rPr>
+                <w:kern w:val="0"/>
+                <w:sz w:val="18"/>
+                <w:szCs w:val="24"/>
+                <w:lang w:val="ru-RU" w:eastAsia="en-US" w:bidi="ar-SA"/>
+              </w:rPr>
+              <w:t xml:space="preserve">; </w:t>
+            </w:r>
+            <w:r>
+              <w:rPr>
+                <w:b/>
+                <w:bCs/>
+                <w:kern w:val="0"/>
+                <w:sz w:val="18"/>
+                <w:szCs w:val="24"/>
+                <w:lang w:val="ru-RU" w:eastAsia="en-US" w:bidi="ar-SA"/>
+              </w:rPr>
+              <w:t>Без дат</w:t>
+            </w:r>
+          </w:p>
+        </w:tc>
+      </w:tr>
+      <w:tr>
+        <w:trPr/>
+        <w:tc>
+          <w:tcPr>
+            <w:tcW w:w="1746" w:type="dxa"/>
+            <w:tcBorders>
+              <w:top w:val="single" w:sz="4" w:space="0" w:color="D6DCEA"/>
+              <w:left w:val="single" w:sz="4" w:space="0" w:color="D6DCEA"/>
+              <w:bottom w:val="single" w:sz="4" w:space="0" w:color="D6DCEA"/>
+              <w:right w:val="single" w:sz="4" w:space="0" w:color="D6DCEA"/>
+            </w:tcBorders>
+          </w:tcPr>
+          <w:p>
+            <w:pPr>
+              <w:pStyle w:val="Compact"/>
+              <w:widowControl/>
+              <w:spacing w:before="36" w:after="40"/>
+              <w:jc w:val="left"/>
+              <w:rPr>
+                <w:kern w:val="0"/>
+                <w:szCs w:val="24"/>
+                <w:lang w:val="ru-RU" w:eastAsia="en-US" w:bidi="ar-SA"/>
+              </w:rPr>
+            </w:pPr>
+            <w:r>
+              <w:rPr>
+                <w:kern w:val="0"/>
+                <w:sz w:val="18"/>
+                <w:szCs w:val="24"/>
+                <w:lang w:val="ru-RU" w:eastAsia="en-US" w:bidi="ar-SA"/>
+              </w:rPr>
+              <w:t>Jira (если Jira подключена)</w:t>
+            </w:r>
+          </w:p>
+        </w:tc>
+        <w:tc>
+          <w:tcPr>
+            <w:tcW w:w="7613" w:type="dxa"/>
+            <w:tcBorders>
+              <w:top w:val="single" w:sz="4" w:space="0" w:color="D6DCEA"/>
+              <w:left w:val="single" w:sz="4" w:space="0" w:color="D6DCEA"/>
+              <w:bottom w:val="single" w:sz="4" w:space="0" w:color="D6DCEA"/>
+              <w:right w:val="single" w:sz="4" w:space="0" w:color="D6DCEA"/>
+            </w:tcBorders>
+          </w:tcPr>
+          <w:p>
+            <w:pPr>
+              <w:pStyle w:val="Compact"/>
+              <w:widowControl/>
+              <w:spacing w:before="36" w:after="40"/>
+              <w:jc w:val="left"/>
+              <w:rPr>
+                <w:kern w:val="0"/>
+                <w:szCs w:val="24"/>
+                <w:lang w:val="ru-RU" w:eastAsia="en-US" w:bidi="ar-SA"/>
+              </w:rPr>
+            </w:pPr>
+            <w:r>
+              <w:rPr>
+                <w:kern w:val="0"/>
+                <w:sz w:val="18"/>
+                <w:szCs w:val="24"/>
+                <w:lang w:val="ru-RU" w:eastAsia="en-US" w:bidi="ar-SA"/>
+              </w:rPr>
+              <w:t xml:space="preserve">Связанные и не связанные с Jira задачи, </w:t>
+            </w:r>
+            <w:r>
+              <w:rPr>
+                <w:b/>
+                <w:bCs/>
+                <w:kern w:val="0"/>
+                <w:sz w:val="18"/>
+                <w:szCs w:val="24"/>
+                <w:lang w:val="ru-RU" w:eastAsia="en-US" w:bidi="ar-SA"/>
+              </w:rPr>
+              <w:t>Расходятся с Jira</w:t>
+            </w:r>
+            <w:r>
+              <w:rPr>
+                <w:kern w:val="0"/>
+                <w:sz w:val="18"/>
+                <w:szCs w:val="24"/>
+                <w:lang w:val="ru-RU" w:eastAsia="en-US" w:bidi="ar-SA"/>
+              </w:rPr>
+              <w:t>, по статусу в Jira</w:t>
+            </w:r>
+          </w:p>
+        </w:tc>
+      </w:tr>
+      <w:tr>
+        <w:trPr/>
+        <w:tc>
+          <w:tcPr>
+            <w:tcW w:w="1746" w:type="dxa"/>
+            <w:tcBorders>
+              <w:top w:val="single" w:sz="4" w:space="0" w:color="D6DCEA"/>
+              <w:left w:val="single" w:sz="4" w:space="0" w:color="D6DCEA"/>
+              <w:bottom w:val="single" w:sz="4" w:space="0" w:color="D6DCEA"/>
+              <w:right w:val="single" w:sz="4" w:space="0" w:color="D6DCEA"/>
+            </w:tcBorders>
+          </w:tcPr>
+          <w:p>
+            <w:pPr>
+              <w:pStyle w:val="Compact"/>
+              <w:widowControl/>
+              <w:spacing w:before="36" w:after="40"/>
+              <w:jc w:val="left"/>
+              <w:rPr>
+                <w:kern w:val="0"/>
+                <w:szCs w:val="24"/>
+                <w:lang w:val="ru-RU" w:eastAsia="en-US" w:bidi="ar-SA"/>
+              </w:rPr>
+            </w:pPr>
+            <w:r>
+              <w:rPr>
+                <w:kern w:val="0"/>
+                <w:sz w:val="18"/>
+                <w:szCs w:val="24"/>
+                <w:lang w:val="ru-RU" w:eastAsia="en-US" w:bidi="ar-SA"/>
+              </w:rPr>
+              <w:t>Тип и прочее</w:t>
+            </w:r>
+          </w:p>
+        </w:tc>
+        <w:tc>
+          <w:tcPr>
+            <w:tcW w:w="7613" w:type="dxa"/>
+            <w:tcBorders>
+              <w:top w:val="single" w:sz="4" w:space="0" w:color="D6DCEA"/>
+              <w:left w:val="single" w:sz="4" w:space="0" w:color="D6DCEA"/>
+              <w:bottom w:val="single" w:sz="4" w:space="0" w:color="D6DCEA"/>
+              <w:right w:val="single" w:sz="4" w:space="0" w:color="D6DCEA"/>
+            </w:tcBorders>
+          </w:tcPr>
+          <w:p>
+            <w:pPr>
+              <w:pStyle w:val="Compact"/>
+              <w:widowControl/>
+              <w:spacing w:before="36" w:after="40"/>
+              <w:jc w:val="left"/>
+              <w:rPr>
+                <w:kern w:val="0"/>
+                <w:szCs w:val="24"/>
+                <w:lang w:val="ru-RU" w:eastAsia="en-US" w:bidi="ar-SA"/>
+              </w:rPr>
+            </w:pPr>
+            <w:r>
+              <w:rPr>
+                <w:b/>
+                <w:bCs/>
+                <w:kern w:val="0"/>
+                <w:sz w:val="18"/>
+                <w:szCs w:val="24"/>
+                <w:lang w:val="ru-RU" w:eastAsia="en-US" w:bidi="ar-SA"/>
+              </w:rPr>
+              <w:t>Только вехи</w:t>
+            </w:r>
+            <w:r>
+              <w:rPr>
+                <w:kern w:val="0"/>
+                <w:sz w:val="18"/>
+                <w:szCs w:val="24"/>
+                <w:lang w:val="ru-RU" w:eastAsia="en-US" w:bidi="ar-SA"/>
+              </w:rPr>
+              <w:t xml:space="preserve"> (вместе с другими отметками — вехи, которые им подходят: свои, с комментариями, в периоде), задачи с комментариями, задачи со связями</w:t>
+            </w:r>
+          </w:p>
+        </w:tc>
+      </w:tr>
+    </w:tbl>
+    <w:p>
+      <w:pPr>
+        <w:pStyle w:val="BodyText"/>
+        <w:rPr/>
+      </w:pPr>
+      <w:r>
+        <w:rPr>
+          <w:b/>
+          <w:bCs/>
+        </w:rPr>
+        <w:t>Только мои задачи</w:t>
+      </w:r>
+      <w:r>
+        <w:rPr/>
+        <w:t xml:space="preserve"> вверху окна — задачи, где исполнитель — вы: исполнитель плана связан с вашей учётной записью в окне </w:t>
+      </w:r>
+      <w:r>
+        <w:rPr>
+          <w:b/>
+          <w:bCs/>
+        </w:rPr>
+        <w:t>Исполнители</w:t>
+      </w:r>
+      <w:r>
+        <w:rPr/>
+        <w:t xml:space="preserve"> или совпадает ваше ФИО.</w:t>
+      </w:r>
+    </w:p>
+    <w:p>
+      <w:pPr>
+        <w:pStyle w:val="BodyText"/>
+        <w:rPr/>
+      </w:pPr>
+      <w:r>
+        <w:rPr/>
+        <w:t xml:space="preserve">Внутри одной группы действует «любое из отмеченного», между группами — «все условия»; строки найденных задач видны вместе с группами, в которых лежат. Включённые фильтры видны строкой под панелью: × убирает значение, </w:t>
       </w:r>
       <w:r>
         <w:rPr>
@@ -8603,6 +9261,45 @@
       <w:r>
         <w:rPr/>
         <w:t xml:space="preserve"> — все.</w:t>
+      </w:r>
+    </w:p>
+    <w:p>
+      <w:pPr>
+        <w:pStyle w:val="BodyText"/>
+        <w:rPr/>
+      </w:pPr>
+      <w:r>
+        <w:rPr>
+          <w:b/>
+          <w:bCs/>
+        </w:rPr>
+        <w:t>Сохранённые фильтры</w:t>
+      </w:r>
+      <w:r>
+        <w:rPr/>
+        <w:t xml:space="preserve">: </w:t>
+      </w:r>
+      <w:r>
+        <w:rPr>
+          <w:b/>
+          <w:bCs/>
+        </w:rPr>
+        <w:t>Сохранить…</w:t>
+      </w:r>
+      <w:r>
+        <w:rPr/>
+        <w:t xml:space="preserve"> запоминает сочетание отметок под именем, раздел </w:t>
+      </w:r>
+      <w:r>
+        <w:rPr>
+          <w:b/>
+          <w:bCs/>
+        </w:rPr>
+        <w:t>Сохранённые</w:t>
+      </w:r>
+      <w:r>
+        <w:rPr/>
+        <w:t xml:space="preserve"> включает его одним щелчком. Список свой у каждого сотрудника и плана. Экспорт выгружает только отобранные строки, а в PNG, PDF и SVG под заголовком перечислены включённые фильтры.</w:t>
       </w:r>
     </w:p>
     <w:p>
@@ -8666,21 +9363,21 @@
         <w:pStyle w:val="BodyText"/>
         <w:rPr/>
       </w:pPr>
-      <w:bookmarkStart w:id="77" w:name="поиск-и-фильтры"/>
+      <w:bookmarkStart w:id="78" w:name="поиск-и-фильтры"/>
       <w:r>
         <w:rPr/>
         <w:t>Фильтры и поиск — только у вас и не меняют план.</w:t>
       </w:r>
-      <w:bookmarkEnd w:id="77"/>
+      <w:bookmarkEnd w:id="78"/>
     </w:p>
     <w:p>
       <w:pPr>
         <w:pStyle w:val="Heading2"/>
         <w:rPr/>
       </w:pPr>
-      <w:bookmarkStart w:id="78" w:name="__RefHeading___Toc2456_817899775"/>
-      <w:bookmarkStart w:id="79" w:name="колонки-и-группы"/>
-      <w:bookmarkEnd w:id="78"/>
+      <w:bookmarkStart w:id="79" w:name="__RefHeading___Toc2750_3161111101"/>
+      <w:bookmarkStart w:id="80" w:name="колонки-и-группы"/>
+      <w:bookmarkEnd w:id="79"/>
       <w:r>
         <w:rPr>
           <w:rStyle w:val="SectionNumber"/>
@@ -8838,21 +9535,21 @@
         <w:pStyle w:val="ImageCaption"/>
         <w:rPr/>
       </w:pPr>
-      <w:bookmarkStart w:id="80" w:name="колонки-и-группы"/>
+      <w:bookmarkStart w:id="81" w:name="колонки-и-группы"/>
       <w:r>
         <w:rPr/>
         <w:t>Меню «Вид»</w:t>
       </w:r>
-      <w:bookmarkEnd w:id="80"/>
+      <w:bookmarkEnd w:id="81"/>
     </w:p>
     <w:p>
       <w:pPr>
         <w:pStyle w:val="Heading2"/>
         <w:rPr/>
       </w:pPr>
-      <w:bookmarkStart w:id="81" w:name="__RefHeading___Toc2458_817899775"/>
-      <w:bookmarkStart w:id="82" w:name="свой-вид-и-вид-по-умолчанию"/>
-      <w:bookmarkEnd w:id="81"/>
+      <w:bookmarkStart w:id="82" w:name="__RefHeading___Toc2752_3161111101"/>
+      <w:bookmarkStart w:id="83" w:name="свой-вид-и-вид-по-умолчанию"/>
+      <w:bookmarkEnd w:id="82"/>
       <w:r>
         <w:rPr>
           <w:rStyle w:val="SectionNumber"/>
@@ -8885,16 +9582,16 @@
         <w:rPr/>
         <w:t>.</w:t>
       </w:r>
-      <w:bookmarkEnd w:id="74"/>
-      <w:bookmarkEnd w:id="82"/>
+      <w:bookmarkEnd w:id="75"/>
+      <w:bookmarkEnd w:id="83"/>
     </w:p>
     <w:p>
       <w:pPr>
         <w:pStyle w:val="Heading1"/>
         <w:rPr/>
       </w:pPr>
-      <w:bookmarkStart w:id="83" w:name="__RefHeading___Toc2460_817899775"/>
-      <w:bookmarkEnd w:id="83"/>
+      <w:bookmarkStart w:id="84" w:name="__RefHeading___Toc2754_3161111101"/>
+      <w:bookmarkEnd w:id="84"/>
       <w:r>
         <w:rPr>
           <w:rStyle w:val="SectionNumber"/>
@@ -9645,8 +10342,8 @@
               </w:rPr>
               <w:t>Сделать ваш вид видом по умолчанию для коллег</w:t>
             </w:r>
-            <w:bookmarkStart w:id="84" w:name="настройки-графика"/>
-            <w:bookmarkEnd w:id="84"/>
+            <w:bookmarkStart w:id="85" w:name="настройки-графика"/>
+            <w:bookmarkEnd w:id="85"/>
           </w:p>
         </w:tc>
       </w:tr>
@@ -9656,8 +10353,8 @@
         <w:pStyle w:val="Heading1"/>
         <w:rPr/>
       </w:pPr>
-      <w:bookmarkStart w:id="85" w:name="__RefHeading___Toc2462_817899775"/>
-      <w:bookmarkEnd w:id="85"/>
+      <w:bookmarkStart w:id="86" w:name="__RefHeading___Toc2756_3161111101"/>
+      <w:bookmarkEnd w:id="86"/>
       <w:r>
         <w:rPr>
           <w:rStyle w:val="SectionNumber"/>
@@ -9758,9 +10455,9 @@
         <w:pStyle w:val="Heading1"/>
         <w:rPr/>
       </w:pPr>
-      <w:bookmarkStart w:id="86" w:name="__RefHeading___Toc2464_817899775"/>
-      <w:bookmarkStart w:id="87" w:name="статистика"/>
-      <w:bookmarkEnd w:id="86"/>
+      <w:bookmarkStart w:id="87" w:name="__RefHeading___Toc2758_3161111101"/>
+      <w:bookmarkStart w:id="88" w:name="статистика"/>
+      <w:bookmarkEnd w:id="87"/>
       <w:r>
         <w:rPr>
           <w:rStyle w:val="SectionNumber"/>
@@ -9841,21 +10538,21 @@
         <w:pStyle w:val="ImageCaption"/>
         <w:rPr/>
       </w:pPr>
-      <w:bookmarkStart w:id="88" w:name="статистика"/>
+      <w:bookmarkStart w:id="89" w:name="статистика"/>
       <w:r>
         <w:rPr/>
         <w:t>Статистика плана</w:t>
       </w:r>
-      <w:bookmarkEnd w:id="88"/>
+      <w:bookmarkEnd w:id="89"/>
     </w:p>
     <w:p>
       <w:pPr>
         <w:pStyle w:val="Heading1"/>
         <w:rPr/>
       </w:pPr>
-      <w:bookmarkStart w:id="89" w:name="__RefHeading___Toc2466_817899775"/>
-      <w:bookmarkStart w:id="90" w:name="история-плана-и-версии"/>
-      <w:bookmarkEnd w:id="89"/>
+      <w:bookmarkStart w:id="90" w:name="__RefHeading___Toc2760_3161111101"/>
+      <w:bookmarkStart w:id="91" w:name="история-плана-и-версии"/>
+      <w:bookmarkEnd w:id="90"/>
       <w:r>
         <w:rPr>
           <w:rStyle w:val="SectionNumber"/>
@@ -9980,38 +10677,13 @@
         <w:pStyle w:val="Compact"/>
         <w:numPr>
           <w:ilvl w:val="0"/>
-          <w:numId w:val="62"/>
-        </w:numPr>
-        <w:rPr/>
-      </w:pPr>
-      <w:r>
-        <w:rPr/>
-        <w:t>автоматические — система сохраняет состояние перед правками не чаще раза в 30 минут; хранятся все за двое суток, затем по одной в день за 60 дней и по одной в неделю;</w:t>
-      </w:r>
-    </w:p>
-    <w:p>
-      <w:pPr>
-        <w:pStyle w:val="Compact"/>
-        <w:numPr>
-          <w:ilvl w:val="0"/>
           <w:numId w:val="63"/>
         </w:numPr>
         <w:rPr/>
       </w:pPr>
       <w:r>
         <w:rPr/>
-        <w:t xml:space="preserve">ручные — </w:t>
-      </w:r>
-      <w:r>
-        <w:rPr>
-          <w:b/>
-          <w:bCs/>
-        </w:rPr>
-        <w:t>Сохранить текущую версию</w:t>
-      </w:r>
-      <w:r>
-        <w:rPr/>
-        <w:t xml:space="preserve"> с названием («Согласованный график», «Перед переносом сроков»);</w:t>
+        <w:t>автоматические — система сохраняет состояние перед правками не чаще раза в 30 минут; хранятся все за двое суток, затем по одной в день за 60 дней и по одной в неделю;</w:t>
       </w:r>
     </w:p>
     <w:p>
@@ -10020,6 +10692,31 @@
         <w:numPr>
           <w:ilvl w:val="0"/>
           <w:numId w:val="64"/>
+        </w:numPr>
+        <w:rPr/>
+      </w:pPr>
+      <w:r>
+        <w:rPr/>
+        <w:t xml:space="preserve">ручные — </w:t>
+      </w:r>
+      <w:r>
+        <w:rPr>
+          <w:b/>
+          <w:bCs/>
+        </w:rPr>
+        <w:t>Сохранить текущую версию</w:t>
+      </w:r>
+      <w:r>
+        <w:rPr/>
+        <w:t xml:space="preserve"> с названием («Согласованный график», «Перед переносом сроков»);</w:t>
+      </w:r>
+    </w:p>
+    <w:p>
+      <w:pPr>
+        <w:pStyle w:val="Compact"/>
+        <w:numPr>
+          <w:ilvl w:val="0"/>
+          <w:numId w:val="65"/>
         </w:numPr>
         <w:rPr/>
       </w:pPr>
@@ -10122,16 +10819,16 @@
         <w:rPr/>
         <w:t xml:space="preserve"> — вернуть план к этому состоянию; текущее состояние перед этим сохраняется как версия «Перед восстановлением», так что восстановление тоже можно отменить.</w:t>
       </w:r>
-      <w:bookmarkEnd w:id="90"/>
+      <w:bookmarkEnd w:id="91"/>
     </w:p>
     <w:p>
       <w:pPr>
         <w:pStyle w:val="Heading1"/>
         <w:rPr/>
       </w:pPr>
-      <w:bookmarkStart w:id="91" w:name="__RefHeading___Toc2468_817899775"/>
-      <w:bookmarkStart w:id="92" w:name="экспорт"/>
-      <w:bookmarkEnd w:id="91"/>
+      <w:bookmarkStart w:id="92" w:name="__RefHeading___Toc2762_3161111101"/>
+      <w:bookmarkStart w:id="93" w:name="экспорт"/>
+      <w:bookmarkEnd w:id="92"/>
       <w:r>
         <w:rPr>
           <w:rStyle w:val="SectionNumber"/>
@@ -10664,21 +11361,21 @@
         <w:pStyle w:val="BodyText"/>
         <w:rPr/>
       </w:pPr>
-      <w:bookmarkStart w:id="93" w:name="экспорт"/>
+      <w:bookmarkStart w:id="94" w:name="экспорт"/>
       <w:r>
         <w:rPr/>
         <w:t>Выгружается то, что видно: с учётом фильтров, свёрнутых групп, шкалы и легенды.</w:t>
       </w:r>
-      <w:bookmarkEnd w:id="93"/>
+      <w:bookmarkEnd w:id="94"/>
     </w:p>
     <w:p>
       <w:pPr>
         <w:pStyle w:val="Heading1"/>
         <w:rPr/>
       </w:pPr>
-      <w:bookmarkStart w:id="94" w:name="__RefHeading___Toc2470_817899775"/>
-      <w:bookmarkStart w:id="95" w:name="задачи-jira"/>
-      <w:bookmarkEnd w:id="94"/>
+      <w:bookmarkStart w:id="95" w:name="__RefHeading___Toc2764_3161111101"/>
+      <w:bookmarkStart w:id="96" w:name="задачи-jira"/>
+      <w:bookmarkEnd w:id="95"/>
       <w:r>
         <w:rPr>
           <w:rStyle w:val="SectionNumber"/>
@@ -10698,7 +11395,18 @@
       </w:pPr>
       <w:r>
         <w:rPr/>
-        <w:t>Если администратор подключил Jira, строку плана можно связать с задачей Jira и видеть её статус, исполнителя и сроки прямо в плане. Данные из Jira в план сами не переносятся: вы видите, что отличается, и переносите нужное — одной правкой, которую можно отменить (Ctrl+Z).</w:t>
+        <w:t xml:space="preserve">Если администратор подключил Jira, строку плана можно связать с задачей Jira и видеть её статус, исполнителя и сроки прямо в плане. Jira — источник фактов (что сделано, кто делает, к какому сроку), план — источник плана: вы видите, что отличается, и переносите нужное вручную или включаете для плана </w:t>
+      </w:r>
+      <w:r>
+        <w:rPr>
+          <w:b/>
+          <w:bCs/>
+        </w:rPr>
+        <w:t>автоперенос</w:t>
+      </w:r>
+      <w:r>
+        <w:rPr/>
+        <w:t xml:space="preserve"> — тогда выбранные поля переносятся сами. Любой перенос — одна правка, её можно отменить (Ctrl+Z).</w:t>
       </w:r>
     </w:p>
     <w:p>
@@ -10706,9 +11414,9 @@
         <w:pStyle w:val="Heading2"/>
         <w:rPr/>
       </w:pPr>
-      <w:bookmarkStart w:id="96" w:name="__RefHeading___Toc2472_817899775"/>
-      <w:bookmarkStart w:id="97" w:name="привязка-строки"/>
-      <w:bookmarkEnd w:id="96"/>
+      <w:bookmarkStart w:id="97" w:name="__RefHeading___Toc2766_3161111101"/>
+      <w:bookmarkStart w:id="98" w:name="привязка-строки"/>
+      <w:bookmarkEnd w:id="97"/>
       <w:r>
         <w:rPr>
           <w:rStyle w:val="SectionNumber"/>
@@ -11393,16 +12101,16 @@
         <w:rPr/>
         <w:t>). Значок ссылки на полосе окрашен по категории статуса.</w:t>
       </w:r>
-      <w:bookmarkEnd w:id="97"/>
+      <w:bookmarkEnd w:id="98"/>
     </w:p>
     <w:p>
       <w:pPr>
         <w:pStyle w:val="Heading2"/>
         <w:rPr/>
       </w:pPr>
-      <w:bookmarkStart w:id="98" w:name="__RefHeading___Toc2474_817899775"/>
-      <w:bookmarkStart w:id="99" w:name="сверка-с-jira"/>
-      <w:bookmarkEnd w:id="98"/>
+      <w:bookmarkStart w:id="99" w:name="__RefHeading___Toc2768_3161111101"/>
+      <w:bookmarkStart w:id="100" w:name="сверка-с-jira"/>
+      <w:bookmarkEnd w:id="99"/>
       <w:r>
         <w:rPr>
           <w:rStyle w:val="SectionNumber"/>
@@ -11434,27 +12142,6 @@
       <w:r>
         <w:rPr/>
         <w:t xml:space="preserve"> в строке вкладок открывает меню Jira; число на кнопке — сколько строк расходится с Jira.</w:t>
-      </w:r>
-    </w:p>
-    <w:p>
-      <w:pPr>
-        <w:pStyle w:val="Compact"/>
-        <w:numPr>
-          <w:ilvl w:val="0"/>
-          <w:numId w:val="65"/>
-        </w:numPr>
-        <w:rPr/>
-      </w:pPr>
-      <w:r>
-        <w:rPr>
-          <w:b/>
-          <w:bCs/>
-        </w:rPr>
-        <w:t>Обновить из Jira</w:t>
-      </w:r>
-      <w:r>
-        <w:rPr/>
-        <w:t xml:space="preserve"> — перечитать все задачи плана (обычно данные обновляются сами при открытии плана, если им больше пяти минут).</w:t>
       </w:r>
     </w:p>
     <w:p>
@@ -11471,22 +12158,11 @@
           <w:b/>
           <w:bCs/>
         </w:rPr>
-        <w:t>Сверка с Jira</w:t>
-      </w:r>
-      <w:r>
-        <w:rPr/>
-        <w:t xml:space="preserve"> — все строки, у которых в Jira другое название, статус, сроки или прогресс. Отметьте, какие поля и строки перенести, и нажмите </w:t>
-      </w:r>
-      <w:r>
-        <w:rPr>
-          <w:b/>
-          <w:bCs/>
-        </w:rPr>
-        <w:t>Перенести выбранное</w:t>
-      </w:r>
-      <w:r>
-        <w:rPr/>
-        <w:t xml:space="preserve"> — всё переносится одной правкой.</w:t>
+        <w:t>Обновить из Jira</w:t>
+      </w:r>
+      <w:r>
+        <w:rPr/>
+        <w:t xml:space="preserve"> — перечитать все задачи плана (обычно данные обновляются сами при открытии плана, если им больше пяти минут).</w:t>
       </w:r>
     </w:p>
     <w:p>
@@ -11495,6 +12171,38 @@
         <w:numPr>
           <w:ilvl w:val="0"/>
           <w:numId w:val="67"/>
+        </w:numPr>
+        <w:rPr/>
+      </w:pPr>
+      <w:r>
+        <w:rPr>
+          <w:b/>
+          <w:bCs/>
+        </w:rPr>
+        <w:t>Сверка с Jira</w:t>
+      </w:r>
+      <w:r>
+        <w:rPr/>
+        <w:t xml:space="preserve"> — все строки, у которых в Jira другое название, статус, сроки или прогресс. Отметьте, какие поля и строки перенести, и нажмите </w:t>
+      </w:r>
+      <w:r>
+        <w:rPr>
+          <w:b/>
+          <w:bCs/>
+        </w:rPr>
+        <w:t>Перенести выбранное</w:t>
+      </w:r>
+      <w:r>
+        <w:rPr/>
+        <w:t xml:space="preserve"> — всё переносится одной правкой.</w:t>
+      </w:r>
+    </w:p>
+    <w:p>
+      <w:pPr>
+        <w:pStyle w:val="Compact"/>
+        <w:numPr>
+          <w:ilvl w:val="0"/>
+          <w:numId w:val="68"/>
         </w:numPr>
         <w:rPr/>
       </w:pPr>
@@ -11561,26 +12269,208 @@
         <w:pStyle w:val="ImageCaption"/>
         <w:rPr/>
       </w:pPr>
-      <w:bookmarkStart w:id="100" w:name="сверка-с-jira"/>
+      <w:bookmarkStart w:id="101" w:name="сверка-с-jira"/>
       <w:r>
         <w:rPr/>
         <w:t>Сверка с Jira</w:t>
       </w:r>
-      <w:bookmarkEnd w:id="100"/>
+      <w:bookmarkEnd w:id="101"/>
     </w:p>
     <w:p>
       <w:pPr>
         <w:pStyle w:val="Heading2"/>
         <w:rPr/>
       </w:pPr>
-      <w:bookmarkStart w:id="101" w:name="__RefHeading___Toc2476_817899775"/>
-      <w:bookmarkStart w:id="102" w:name="задачи-из-jira"/>
-      <w:bookmarkEnd w:id="101"/>
+      <w:bookmarkStart w:id="102" w:name="__RefHeading___Toc2770_3161111101"/>
+      <w:bookmarkStart w:id="103" w:name="автоперенос-из-jira"/>
+      <w:bookmarkEnd w:id="102"/>
       <w:r>
         <w:rPr>
           <w:rStyle w:val="SectionNumber"/>
         </w:rPr>
         <w:t>12.3</w:t>
+      </w:r>
+      <w:r>
+        <w:rPr/>
+        <w:tab/>
+        <w:t>Автоперенос из Jira</w:t>
+      </w:r>
+    </w:p>
+    <w:p>
+      <w:pPr>
+        <w:pStyle w:val="FirstParagraph"/>
+        <w:rPr/>
+      </w:pPr>
+      <w:r>
+        <w:rPr/>
+        <w:t xml:space="preserve">Вверху окна </w:t>
+      </w:r>
+      <w:r>
+        <w:rPr>
+          <w:b/>
+          <w:bCs/>
+        </w:rPr>
+        <w:t>Сверка с Jira</w:t>
+      </w:r>
+      <w:r>
+        <w:rPr/>
+        <w:t xml:space="preserve"> — </w:t>
+      </w:r>
+      <w:r>
+        <w:rPr>
+          <w:b/>
+          <w:bCs/>
+        </w:rPr>
+        <w:t>Переносить из Jira автоматически</w:t>
+      </w:r>
+      <w:r>
+        <w:rPr/>
+        <w:t xml:space="preserve">: отметьте, что план берёт из Jira сам — </w:t>
+      </w:r>
+      <w:r>
+        <w:rPr>
+          <w:b/>
+          <w:bCs/>
+        </w:rPr>
+        <w:t>Статус</w:t>
+      </w:r>
+      <w:r>
+        <w:rPr/>
+        <w:t xml:space="preserve">, </w:t>
+      </w:r>
+      <w:r>
+        <w:rPr>
+          <w:b/>
+          <w:bCs/>
+        </w:rPr>
+        <w:t>Сроки</w:t>
+      </w:r>
+      <w:r>
+        <w:rPr/>
+        <w:t xml:space="preserve">, </w:t>
+      </w:r>
+      <w:r>
+        <w:rPr>
+          <w:b/>
+          <w:bCs/>
+        </w:rPr>
+        <w:t>Прогресс</w:t>
+      </w:r>
+      <w:r>
+        <w:rPr/>
+        <w:t xml:space="preserve">, </w:t>
+      </w:r>
+      <w:r>
+        <w:rPr>
+          <w:b/>
+          <w:bCs/>
+        </w:rPr>
+        <w:t>Название</w:t>
+      </w:r>
+      <w:r>
+        <w:rPr/>
+        <w:t>. Это настройка плана: она действует у всех, кто правит план.</w:t>
+      </w:r>
+    </w:p>
+    <w:p>
+      <w:pPr>
+        <w:pStyle w:val="BodyText"/>
+        <w:rPr/>
+      </w:pPr>
+      <w:r>
+        <w:rPr/>
+        <w:t xml:space="preserve">Выбранное переносится в строки само при открытии плана, по </w:t>
+      </w:r>
+      <w:r>
+        <w:rPr>
+          <w:b/>
+          <w:bCs/>
+        </w:rPr>
+        <w:t>Обновить из Jira</w:t>
+      </w:r>
+      <w:r>
+        <w:rPr/>
+        <w:t xml:space="preserve"> и сразу после привязки строки к задаче — одной правкой с подписью «Из Jira автоматически» в истории плана; появится уведомление, сколько строк обновлено. Отменённый Ctrl+Z перенос в вашем браузере больше не повторяется (и после перезагрузки), пока значение в Jira не изменится; у коллег, которые правят план, он выполнится при открытии — чтобы поле не переносилось вовсе, снимите его отметку. У сотрудников с доступом «просмотр» план не меняется. Всё, что автоперенос не берёт, остаётся в </w:t>
+      </w:r>
+      <w:r>
+        <w:rPr>
+          <w:b/>
+          <w:bCs/>
+        </w:rPr>
+        <w:t>Сверке с Jira</w:t>
+      </w:r>
+      <w:r>
+        <w:rPr/>
+        <w:t>.</w:t>
+      </w:r>
+    </w:p>
+    <w:p>
+      <w:pPr>
+        <w:pStyle w:val="BodyText"/>
+        <w:rPr/>
+      </w:pPr>
+      <w:r>
+        <w:rPr/>
+        <w:t>Сроки задачи со связью переносятся так же, как вручную: дату, которую задаёт связь (начало при «окончание → начало»), определяет предшественник, а срок из Jira сохраняется — задача растягивается или сжимается. Если в Jira задачу закрыли, связанные с ней задачи сдвигаются по дате решения, как при ручной смене статуса.</w:t>
+      </w:r>
+    </w:p>
+    <w:p>
+      <w:pPr>
+        <w:pStyle w:val="BodyText"/>
+        <w:rPr/>
+      </w:pPr>
+      <w:r>
+        <w:rPr/>
+        <w:t xml:space="preserve">Хороший выбор для плана, который ведётся по задачам Jira, — </w:t>
+      </w:r>
+      <w:r>
+        <w:rPr>
+          <w:b/>
+          <w:bCs/>
+        </w:rPr>
+        <w:t>Статус</w:t>
+      </w:r>
+      <w:r>
+        <w:rPr/>
+        <w:t xml:space="preserve">, </w:t>
+      </w:r>
+      <w:r>
+        <w:rPr>
+          <w:b/>
+          <w:bCs/>
+        </w:rPr>
+        <w:t>Сроки</w:t>
+      </w:r>
+      <w:r>
+        <w:rPr/>
+        <w:t xml:space="preserve"> и </w:t>
+      </w:r>
+      <w:r>
+        <w:rPr>
+          <w:b/>
+          <w:bCs/>
+        </w:rPr>
+        <w:t>Прогресс</w:t>
+      </w:r>
+      <w:r>
+        <w:rPr/>
+        <w:t>: название в плане часто короче темы в Jira, поэтому оно по умолчанию не переносится.</w:t>
+      </w:r>
+      <w:bookmarkEnd w:id="103"/>
+    </w:p>
+    <w:p>
+      <w:pPr>
+        <w:pStyle w:val="Heading2"/>
+        <w:rPr/>
+      </w:pPr>
+      <w:bookmarkStart w:id="104" w:name="__RefHeading___Toc2772_3161111101"/>
+      <w:bookmarkStart w:id="105" w:name="задачи-из-jira"/>
+      <w:bookmarkEnd w:id="104"/>
+      <w:r>
+        <w:rPr>
+          <w:rStyle w:val="SectionNumber"/>
+        </w:rPr>
+        <w:t>12.4</w:t>
       </w:r>
       <w:r>
         <w:rPr/>
@@ -11725,17 +12615,55 @@
         <w:rPr/>
         <w:t>.</w:t>
       </w:r>
-      <w:bookmarkEnd w:id="95"/>
-      <w:bookmarkEnd w:id="102"/>
+    </w:p>
+    <w:p>
+      <w:pPr>
+        <w:pStyle w:val="BodyText"/>
+        <w:rPr/>
+      </w:pPr>
+      <w:r>
+        <w:rPr>
+          <w:b/>
+          <w:bCs/>
+        </w:rPr>
+        <w:t>Группами по эпикам</w:t>
+      </w:r>
+      <w:r>
+        <w:rPr/>
+        <w:t xml:space="preserve"> — эпик становится группой плана, его задачи — строками внутри неё; в списке у каждой задачи виден её эпик. Если в плане уже есть группа, связанная с этим эпиком (её добавили так же раньше), задачи попадут в неё. Эпик, найденный запросом, добавляется только группой. Задачи без эпика добавляются как обычно.</w:t>
+      </w:r>
+    </w:p>
+    <w:p>
+      <w:pPr>
+        <w:pStyle w:val="BodyText"/>
+        <w:rPr/>
+      </w:pPr>
+      <w:r>
+        <w:rPr/>
+        <w:t xml:space="preserve">Если в плане ещё нет автопереноса, под списком можно отметить </w:t>
+      </w:r>
+      <w:r>
+        <w:rPr>
+          <w:b/>
+          <w:bCs/>
+        </w:rPr>
+        <w:t>Дальше переносить из Jira автоматически статус, сроки и прогресс</w:t>
+      </w:r>
+      <w:r>
+        <w:rPr/>
+        <w:t xml:space="preserve"> — новые строки будут обновляться сами.</w:t>
+      </w:r>
+      <w:bookmarkEnd w:id="96"/>
+      <w:bookmarkEnd w:id="105"/>
     </w:p>
     <w:p>
       <w:pPr>
         <w:pStyle w:val="Heading1"/>
         <w:rPr/>
       </w:pPr>
-      <w:bookmarkStart w:id="103" w:name="__RefHeading___Toc2478_817899775"/>
-      <w:bookmarkStart w:id="104" w:name="структура-компании"/>
-      <w:bookmarkEnd w:id="103"/>
+      <w:bookmarkStart w:id="106" w:name="__RefHeading___Toc2774_3161111101"/>
+      <w:bookmarkStart w:id="107" w:name="структура-компании"/>
+      <w:bookmarkEnd w:id="106"/>
       <w:r>
         <w:rPr>
           <w:rStyle w:val="SectionNumber"/>
@@ -11763,6 +12691,155 @@
       <w:r>
         <w:rPr/>
         <w:t xml:space="preserve"> в главном меню — подразделения компании, их руководители и сотрудники. Её ведёт администратор; та же структура используется в «По Делу».</w:t>
+      </w:r>
+    </w:p>
+    <w:p>
+      <w:pPr>
+        <w:pStyle w:val="BodyText"/>
+        <w:rPr/>
+      </w:pPr>
+      <w:r>
+        <w:rPr/>
+        <w:t>Структура показывается четырьмя видами — переключатель над схемой, как в «По Делу»:</w:t>
+      </w:r>
+    </w:p>
+    <w:p>
+      <w:pPr>
+        <w:pStyle w:val="Compact"/>
+        <w:numPr>
+          <w:ilvl w:val="0"/>
+          <w:numId w:val="69"/>
+        </w:numPr>
+        <w:rPr/>
+      </w:pPr>
+      <w:r>
+        <w:rPr>
+          <w:b/>
+          <w:bCs/>
+        </w:rPr>
+        <w:t>Оргсхема</w:t>
+      </w:r>
+      <w:r>
+        <w:rPr/>
+        <w:t xml:space="preserve"> — подразделения карточками с линиями подчинения. </w:t>
+      </w:r>
+      <w:r>
+        <w:rPr>
+          <w:b/>
+          <w:bCs/>
+        </w:rPr>
+        <w:t>Уровней</w:t>
+      </w:r>
+      <w:r>
+        <w:rPr/>
+        <w:t xml:space="preserve"> задаёт, сколько уровней раскрыть; стрелка на карточке раскрывает ветку, </w:t>
+      </w:r>
+      <w:r>
+        <w:rPr>
+          <w:b/>
+          <w:bCs/>
+        </w:rPr>
+        <w:t>Где я</w:t>
+      </w:r>
+      <w:r>
+        <w:rPr/>
+        <w:t xml:space="preserve"> показывает ваше подразделение, значок ярлыка включает тип подразделения, лупы и </w:t>
+      </w:r>
+      <w:r>
+        <w:rPr>
+          <w:b/>
+          <w:bCs/>
+        </w:rPr>
+        <w:t>Вписать в экран</w:t>
+      </w:r>
+      <w:r>
+        <w:rPr/>
+        <w:t xml:space="preserve"> меняют масштаб (Ctrl + колесо мыши — тоже), схему можно двигать мышью.</w:t>
+      </w:r>
+    </w:p>
+    <w:p>
+      <w:pPr>
+        <w:pStyle w:val="Compact"/>
+        <w:numPr>
+          <w:ilvl w:val="0"/>
+          <w:numId w:val="70"/>
+        </w:numPr>
+        <w:rPr/>
+      </w:pPr>
+      <w:r>
+        <w:rPr>
+          <w:b/>
+          <w:bCs/>
+        </w:rPr>
+        <w:t>Люди</w:t>
+      </w:r>
+      <w:r>
+        <w:rPr/>
+        <w:t xml:space="preserve"> — кто кому подчиняется: руководители и их команды, у каждого — сколько прямых подчинённых и сколько всего. Сотрудники без руководителя и подчинённых собраны в группу </w:t>
+      </w:r>
+      <w:r>
+        <w:rPr>
+          <w:b/>
+          <w:bCs/>
+        </w:rPr>
+        <w:t>Без руководителя</w:t>
+      </w:r>
+      <w:r>
+        <w:rPr/>
+        <w:t>.</w:t>
+      </w:r>
+    </w:p>
+    <w:p>
+      <w:pPr>
+        <w:pStyle w:val="Compact"/>
+        <w:numPr>
+          <w:ilvl w:val="0"/>
+          <w:numId w:val="71"/>
+        </w:numPr>
+        <w:rPr/>
+      </w:pPr>
+      <w:r>
+        <w:rPr>
+          <w:b/>
+          <w:bCs/>
+        </w:rPr>
+        <w:t>Дерево</w:t>
+      </w:r>
+      <w:r>
+        <w:rPr/>
+        <w:t xml:space="preserve"> — компактный список подразделений с числом сотрудников во всей ветке.</w:t>
+      </w:r>
+    </w:p>
+    <w:p>
+      <w:pPr>
+        <w:pStyle w:val="Compact"/>
+        <w:numPr>
+          <w:ilvl w:val="0"/>
+          <w:numId w:val="72"/>
+        </w:numPr>
+        <w:rPr/>
+      </w:pPr>
+      <w:r>
+        <w:rPr>
+          <w:b/>
+          <w:bCs/>
+        </w:rPr>
+        <w:t>Таблица</w:t>
+      </w:r>
+      <w:r>
+        <w:rPr/>
+        <w:t xml:space="preserve"> — все подразделения с типом, руководителем и численностью; щелчок по заголовку сортирует, </w:t>
+      </w:r>
+      <w:r>
+        <w:rPr>
+          <w:b/>
+          <w:bCs/>
+        </w:rPr>
+        <w:t>Выгрузить CSV</w:t>
+      </w:r>
+      <w:r>
+        <w:rPr/>
+        <w:t xml:space="preserve"> сохраняет таблицу для Excel.</w:t>
       </w:r>
     </w:p>
     <w:p>
@@ -11776,7 +12853,7 @@
           <wp:inline distT="0" distB="0" distL="0" distR="0">
             <wp:extent cx="5334000" cy="3333750"/>
             <wp:effectExtent l="0" t="0" r="0" b="0"/>
-            <wp:docPr id="26" name="Image26" descr="Структура компании"/>
+            <wp:docPr id="26" name="Image26" descr="Оргсхема"/>
             <wp:cNvGraphicFramePr>
               <a:graphicFrameLocks xmlns:a="http://schemas.openxmlformats.org/drawingml/2006/main" noChangeAspect="1"/>
             </wp:cNvGraphicFramePr>
@@ -11784,7 +12861,7 @@
               <a:graphicData uri="http://schemas.openxmlformats.org/drawingml/2006/picture">
                 <pic:pic xmlns:pic="http://schemas.openxmlformats.org/drawingml/2006/picture">
                   <pic:nvPicPr>
-                    <pic:cNvPr id="26" name="Image26" descr="Структура компании"/>
+                    <pic:cNvPr id="26" name="Image26" descr="Оргсхема"/>
                     <pic:cNvPicPr>
                       <a:picLocks noChangeAspect="1" noChangeArrowheads="1"/>
                     </pic:cNvPicPr>
@@ -11818,113 +12895,7 @@
       </w:pPr>
       <w:r>
         <w:rPr/>
-        <w:t>Структура компании</w:t>
-      </w:r>
-    </w:p>
-    <w:p>
-      <w:pPr>
-        <w:pStyle w:val="Compact"/>
-        <w:numPr>
-          <w:ilvl w:val="0"/>
-          <w:numId w:val="68"/>
-        </w:numPr>
-        <w:rPr/>
-      </w:pPr>
-      <w:r>
-        <w:rPr/>
-        <w:t>Слева — дерево подразделений с числом сотрудников во всей ветке; поиск находит и подразделения, и людей.</w:t>
-      </w:r>
-    </w:p>
-    <w:p>
-      <w:pPr>
-        <w:pStyle w:val="Compact"/>
-        <w:numPr>
-          <w:ilvl w:val="0"/>
-          <w:numId w:val="69"/>
-        </w:numPr>
-        <w:rPr/>
-      </w:pPr>
-      <w:r>
-        <w:rPr/>
-        <w:t>Карточка подразделения: путь от компании, руководитель (основной отмечен, если их несколько), вложенные подразделения и сотрудники.</w:t>
-      </w:r>
-    </w:p>
-    <w:p>
-      <w:pPr>
-        <w:pStyle w:val="Compact"/>
-        <w:numPr>
-          <w:ilvl w:val="0"/>
-          <w:numId w:val="70"/>
-        </w:numPr>
-        <w:rPr/>
-      </w:pPr>
-      <w:r>
-        <w:rPr/>
-        <w:t xml:space="preserve">Карточка сотрудника: должность, подразделение, руководитель и откуда он — </w:t>
-      </w:r>
-      <w:r>
-        <w:rPr>
-          <w:b/>
-          <w:bCs/>
-        </w:rPr>
-        <w:t>по структуре</w:t>
-      </w:r>
-      <w:r>
-        <w:rPr/>
-        <w:t xml:space="preserve"> (руководитель подразделения или вышестоящего) или </w:t>
-      </w:r>
-      <w:r>
-        <w:rPr>
-          <w:b/>
-          <w:bCs/>
-        </w:rPr>
-        <w:t>назначен явно</w:t>
-      </w:r>
-      <w:r>
-        <w:rPr/>
-        <w:t>, цепочка подчинения, подразделения, которыми сотрудник руководит, и подчинённые.</w:t>
-      </w:r>
-    </w:p>
-    <w:p>
-      <w:pPr>
-        <w:pStyle w:val="FirstParagraph"/>
-        <w:rPr/>
-      </w:pPr>
-      <w:bookmarkStart w:id="105" w:name="структура-компании"/>
-      <w:r>
-        <w:rPr/>
-        <w:t>Ссылку на подразделение или сотрудника можно скопировать из адресной строки и отправить коллеге.</w:t>
-      </w:r>
-      <w:bookmarkEnd w:id="105"/>
-    </w:p>
-    <w:p>
-      <w:pPr>
-        <w:pStyle w:val="Heading1"/>
-        <w:rPr/>
-      </w:pPr>
-      <w:bookmarkStart w:id="106" w:name="__RefHeading___Toc2480_817899775"/>
-      <w:bookmarkStart w:id="107" w:name="только-просмотр"/>
-      <w:bookmarkEnd w:id="106"/>
-      <w:r>
-        <w:rPr>
-          <w:rStyle w:val="SectionNumber"/>
-        </w:rPr>
-        <w:t>14</w:t>
-      </w:r>
-      <w:r>
-        <w:rPr/>
-        <w:tab/>
-        <w:t>Только просмотр</w:t>
-      </w:r>
-    </w:p>
-    <w:p>
-      <w:pPr>
-        <w:pStyle w:val="FirstParagraph"/>
-        <w:rPr/>
-      </w:pPr>
-      <w:r>
-        <w:rPr/>
-        <w:t>Если у вас доступ «Просмотр» (или роль «Наблюдатель»), план открывается без инструментов правки, а над графиком — пояснение. Можно смотреть, искать, фильтровать, менять шкалу и масштаб, открывать карточки, историю, версии и статистику, выгружать.</w:t>
+        <w:t>Оргсхема</w:t>
       </w:r>
     </w:p>
     <w:p>
@@ -11938,7 +12909,7 @@
           <wp:inline distT="0" distB="0" distL="0" distR="0">
             <wp:extent cx="5334000" cy="3333750"/>
             <wp:effectExtent l="0" t="0" r="0" b="0"/>
-            <wp:docPr id="27" name="Image27" descr="План в режиме просмотра"/>
+            <wp:docPr id="27" name="Image27" descr="Дерево и карточка сотрудника"/>
             <wp:cNvGraphicFramePr>
               <a:graphicFrameLocks xmlns:a="http://schemas.openxmlformats.org/drawingml/2006/main" noChangeAspect="1"/>
             </wp:cNvGraphicFramePr>
@@ -11946,7 +12917,7 @@
               <a:graphicData uri="http://schemas.openxmlformats.org/drawingml/2006/picture">
                 <pic:pic xmlns:pic="http://schemas.openxmlformats.org/drawingml/2006/picture">
                   <pic:nvPicPr>
-                    <pic:cNvPr id="27" name="Image27" descr="План в режиме просмотра"/>
+                    <pic:cNvPr id="27" name="Image27" descr="Дерево и карточка сотрудника"/>
                     <pic:cNvPicPr>
                       <a:picLocks noChangeAspect="1" noChangeArrowheads="1"/>
                     </pic:cNvPicPr>
@@ -11978,104 +12949,9 @@
         <w:pStyle w:val="ImageCaption"/>
         <w:rPr/>
       </w:pPr>
-      <w:bookmarkStart w:id="108" w:name="только-просмотр"/>
-      <w:r>
-        <w:rPr/>
-        <w:t>План в режиме просмотра</w:t>
-      </w:r>
-      <w:bookmarkEnd w:id="108"/>
-    </w:p>
-    <w:p>
-      <w:pPr>
-        <w:pStyle w:val="Heading1"/>
-        <w:rPr/>
-      </w:pPr>
-      <w:bookmarkStart w:id="109" w:name="__RefHeading___Toc2482_817899775"/>
-      <w:bookmarkStart w:id="110" w:name="пользовательские-сценарии"/>
-      <w:bookmarkEnd w:id="109"/>
-      <w:r>
-        <w:rPr>
-          <w:rStyle w:val="SectionNumber"/>
-        </w:rPr>
-        <w:t>15</w:t>
-      </w:r>
-      <w:r>
-        <w:rPr/>
-        <w:tab/>
-        <w:t>Пользовательские сценарии</w:t>
-      </w:r>
-    </w:p>
-    <w:p>
-      <w:pPr>
-        <w:pStyle w:val="Heading2"/>
-        <w:rPr/>
-      </w:pPr>
-      <w:bookmarkStart w:id="111" w:name="__RefHeading___Toc2484_817899775"/>
-      <w:bookmarkStart w:id="112" w:name="сценарий-1.-план-нового-проекта"/>
-      <w:bookmarkEnd w:id="111"/>
-      <w:r>
-        <w:rPr>
-          <w:rStyle w:val="SectionNumber"/>
-        </w:rPr>
-        <w:t>15.1</w:t>
-      </w:r>
-      <w:r>
-        <w:rPr/>
-        <w:tab/>
-        <w:t>Сценарий 1. План нового проекта</w:t>
-      </w:r>
-    </w:p>
-    <w:p>
-      <w:pPr>
-        <w:pStyle w:val="Compact"/>
-        <w:numPr>
-          <w:ilvl w:val="0"/>
-          <w:numId w:val="71"/>
-        </w:numPr>
-        <w:rPr/>
-      </w:pPr>
-      <w:r>
-        <w:rPr>
-          <w:b/>
-          <w:bCs/>
-        </w:rPr>
-        <w:t>Новый проект</w:t>
-      </w:r>
-      <w:r>
-        <w:rPr/>
-        <w:t xml:space="preserve"> → название, направление → </w:t>
-      </w:r>
-      <w:r>
-        <w:rPr>
-          <w:b/>
-          <w:bCs/>
-        </w:rPr>
-        <w:t>Создать</w:t>
-      </w:r>
-      <w:r>
-        <w:rPr/>
-        <w:t>.</w:t>
-      </w:r>
-    </w:p>
-    <w:p>
-      <w:pPr>
-        <w:pStyle w:val="Compact"/>
-        <w:numPr>
-          <w:ilvl w:val="0"/>
-          <w:numId w:val="72"/>
-        </w:numPr>
-        <w:rPr/>
-      </w:pPr>
-      <w:r>
-        <w:rPr>
-          <w:b/>
-          <w:bCs/>
-        </w:rPr>
-        <w:t>Исполнители</w:t>
-      </w:r>
-      <w:r>
-        <w:rPr/>
-        <w:t xml:space="preserve"> → добавьте участников (сотрудников и заказчика).</w:t>
+      <w:r>
+        <w:rPr/>
+        <w:t>Дерево и карточка сотрудника</w:t>
       </w:r>
     </w:p>
     <w:p>
@@ -12088,15 +12964,8 @@
         <w:rPr/>
       </w:pPr>
       <w:r>
-        <w:rPr>
-          <w:b/>
-          <w:bCs/>
-        </w:rPr>
-        <w:t>Задача ▾ → Группа</w:t>
-      </w:r>
-      <w:r>
-        <w:rPr/>
-        <w:t xml:space="preserve"> — этапы проекта; внутри — задачи (Insert или поле внизу таблицы).</w:t>
+        <w:rPr/>
+        <w:t>Поиск находит и подразделения, и людей в любом виде; щелчок по карточке, строке или результату поиска открывает карточку подразделения или сотрудника.</w:t>
       </w:r>
     </w:p>
     <w:p>
@@ -12110,18 +12979,7 @@
       </w:pPr>
       <w:r>
         <w:rPr/>
-        <w:t xml:space="preserve">В карточке задачи — сроки, исполнитель, категория; для следующей задачи — контекстное меню </w:t>
-      </w:r>
-      <w:r>
-        <w:rPr>
-          <w:b/>
-          <w:bCs/>
-        </w:rPr>
-        <w:t>Следующая задача (связь)</w:t>
-      </w:r>
-      <w:r>
-        <w:rPr/>
-        <w:t>.</w:t>
+        <w:t>Карточка подразделения: путь от компании, руководитель (основной отмечен, если их несколько), вложенные подразделения и сотрудники.</w:t>
       </w:r>
     </w:p>
     <w:p>
@@ -12134,15 +12992,170 @@
         <w:rPr/>
       </w:pPr>
       <w:r>
-        <w:rPr>
-          <w:b/>
-          <w:bCs/>
-        </w:rPr>
-        <w:t>Задача ▾ → Веха</w:t>
-      </w:r>
-      <w:r>
-        <w:rPr/>
-        <w:t xml:space="preserve"> — ключевые даты (подписание ТЗ, приёмка, ввод в эксплуатацию).</w:t>
+        <w:rPr/>
+        <w:t xml:space="preserve">Карточка сотрудника: должность, подразделение, руководитель и откуда он — </w:t>
+      </w:r>
+      <w:r>
+        <w:rPr>
+          <w:b/>
+          <w:bCs/>
+        </w:rPr>
+        <w:t>по структуре</w:t>
+      </w:r>
+      <w:r>
+        <w:rPr/>
+        <w:t xml:space="preserve"> (руководитель подразделения или вышестоящего) или </w:t>
+      </w:r>
+      <w:r>
+        <w:rPr>
+          <w:b/>
+          <w:bCs/>
+        </w:rPr>
+        <w:t>назначен явно</w:t>
+      </w:r>
+      <w:r>
+        <w:rPr/>
+        <w:t>, цепочка подчинения, подразделения, которыми сотрудник руководит, и подчинённые.</w:t>
+      </w:r>
+    </w:p>
+    <w:p>
+      <w:pPr>
+        <w:pStyle w:val="FirstParagraph"/>
+        <w:rPr/>
+      </w:pPr>
+      <w:bookmarkStart w:id="108" w:name="структура-компании"/>
+      <w:r>
+        <w:rPr/>
+        <w:t>Выбранный вид запоминается. Ссылку из адресной строки можно отправить коллеге — он откроет тот же вид и то же подразделение или сотрудника.</w:t>
+      </w:r>
+      <w:bookmarkEnd w:id="108"/>
+    </w:p>
+    <w:p>
+      <w:pPr>
+        <w:pStyle w:val="Heading1"/>
+        <w:rPr/>
+      </w:pPr>
+      <w:bookmarkStart w:id="109" w:name="__RefHeading___Toc2776_3161111101"/>
+      <w:bookmarkStart w:id="110" w:name="только-просмотр"/>
+      <w:bookmarkEnd w:id="109"/>
+      <w:r>
+        <w:rPr>
+          <w:rStyle w:val="SectionNumber"/>
+        </w:rPr>
+        <w:t>14</w:t>
+      </w:r>
+      <w:r>
+        <w:rPr/>
+        <w:tab/>
+        <w:t>Только просмотр</w:t>
+      </w:r>
+    </w:p>
+    <w:p>
+      <w:pPr>
+        <w:pStyle w:val="FirstParagraph"/>
+        <w:rPr/>
+      </w:pPr>
+      <w:r>
+        <w:rPr/>
+        <w:t>Если у вас доступ «Просмотр» (или роль «Наблюдатель»), план открывается без инструментов правки, а над графиком — пояснение. Можно смотреть, искать, фильтровать, менять шкалу и масштаб, открывать карточки, историю, версии и статистику, выгружать.</w:t>
+      </w:r>
+    </w:p>
+    <w:p>
+      <w:pPr>
+        <w:pStyle w:val="CaptionedFigure"/>
+        <w:rPr/>
+      </w:pPr>
+      <w:r>
+        <w:rPr/>
+        <w:drawing>
+          <wp:inline distT="0" distB="0" distL="0" distR="0">
+            <wp:extent cx="5334000" cy="3333750"/>
+            <wp:effectExtent l="0" t="0" r="0" b="0"/>
+            <wp:docPr id="28" name="Image28" descr="План в режиме просмотра"/>
+            <wp:cNvGraphicFramePr>
+              <a:graphicFrameLocks xmlns:a="http://schemas.openxmlformats.org/drawingml/2006/main" noChangeAspect="1"/>
+            </wp:cNvGraphicFramePr>
+            <a:graphic xmlns:a="http://schemas.openxmlformats.org/drawingml/2006/main">
+              <a:graphicData uri="http://schemas.openxmlformats.org/drawingml/2006/picture">
+                <pic:pic xmlns:pic="http://schemas.openxmlformats.org/drawingml/2006/picture">
+                  <pic:nvPicPr>
+                    <pic:cNvPr id="28" name="Image28" descr="План в режиме просмотра"/>
+                    <pic:cNvPicPr>
+                      <a:picLocks noChangeAspect="1" noChangeArrowheads="1"/>
+                    </pic:cNvPicPr>
+                  </pic:nvPicPr>
+                  <pic:blipFill>
+                    <a:blip r:embed="rId29"/>
+                    <a:stretch>
+                      <a:fillRect/>
+                    </a:stretch>
+                  </pic:blipFill>
+                  <pic:spPr bwMode="auto">
+                    <a:xfrm>
+                      <a:off x="0" y="0"/>
+                      <a:ext cx="5334000" cy="3333750"/>
+                    </a:xfrm>
+                    <a:prstGeom prst="rect">
+                      <a:avLst/>
+                    </a:prstGeom>
+                  </pic:spPr>
+                </pic:pic>
+              </a:graphicData>
+            </a:graphic>
+          </wp:inline>
+        </w:drawing>
+      </w:r>
+    </w:p>
+    <w:p>
+      <w:pPr>
+        <w:pStyle w:val="ImageCaption"/>
+        <w:rPr/>
+      </w:pPr>
+      <w:bookmarkStart w:id="111" w:name="только-просмотр"/>
+      <w:r>
+        <w:rPr/>
+        <w:t>План в режиме просмотра</w:t>
+      </w:r>
+      <w:bookmarkEnd w:id="111"/>
+    </w:p>
+    <w:p>
+      <w:pPr>
+        <w:pStyle w:val="Heading1"/>
+        <w:rPr/>
+      </w:pPr>
+      <w:bookmarkStart w:id="112" w:name="__RefHeading___Toc2778_3161111101"/>
+      <w:bookmarkStart w:id="113" w:name="пользовательские-сценарии"/>
+      <w:bookmarkEnd w:id="112"/>
+      <w:r>
+        <w:rPr>
+          <w:rStyle w:val="SectionNumber"/>
+        </w:rPr>
+        <w:t>15</w:t>
+      </w:r>
+      <w:r>
+        <w:rPr/>
+        <w:tab/>
+        <w:t>Пользовательские сценарии</w:t>
+      </w:r>
+    </w:p>
+    <w:p>
+      <w:pPr>
+        <w:pStyle w:val="Heading2"/>
+        <w:rPr/>
+      </w:pPr>
+      <w:bookmarkStart w:id="114" w:name="__RefHeading___Toc2780_3161111101"/>
+      <w:bookmarkStart w:id="115" w:name="сценарий-1.-план-нового-проекта"/>
+      <w:bookmarkEnd w:id="114"/>
+      <w:r>
+        <w:rPr>
+          <w:rStyle w:val="SectionNumber"/>
+        </w:rPr>
+        <w:t>15.1</w:t>
+      </w:r>
+      <w:r>
+        <w:rPr/>
+        <w:tab/>
+        <w:t>Сценарий 1. План нового проекта</w:t>
       </w:r>
     </w:p>
     <w:p>
@@ -12159,11 +13172,22 @@
           <w:b/>
           <w:bCs/>
         </w:rPr>
-        <w:t>Настройки графика → Шкала дат → По срокам задач</w:t>
-      </w:r>
-      <w:r>
-        <w:rPr/>
-        <w:t>; включите легенду.</w:t>
+        <w:t>Новый проект</w:t>
+      </w:r>
+      <w:r>
+        <w:rPr/>
+        <w:t xml:space="preserve"> → название, направление → </w:t>
+      </w:r>
+      <w:r>
+        <w:rPr>
+          <w:b/>
+          <w:bCs/>
+        </w:rPr>
+        <w:t>Создать</w:t>
+      </w:r>
+      <w:r>
+        <w:rPr/>
+        <w:t>.</w:t>
       </w:r>
     </w:p>
     <w:p>
@@ -12180,32 +13204,11 @@
           <w:b/>
           <w:bCs/>
         </w:rPr>
-        <w:t>История → Версии → Сохранить текущую версию</w:t>
-      </w:r>
-      <w:r>
-        <w:rPr/>
-        <w:t xml:space="preserve"> «Согласованный график».</w:t>
-      </w:r>
-      <w:bookmarkEnd w:id="112"/>
-    </w:p>
-    <w:p>
-      <w:pPr>
-        <w:pStyle w:val="Heading2"/>
-        <w:rPr/>
-      </w:pPr>
-      <w:bookmarkStart w:id="113" w:name="__RefHeading___Toc2486_817899775"/>
-      <w:bookmarkStart w:id="114" w:name="сценарий-2.-еженедельный-статус"/>
-      <w:bookmarkEnd w:id="113"/>
-      <w:r>
-        <w:rPr>
-          <w:rStyle w:val="SectionNumber"/>
-        </w:rPr>
-        <w:t>15.2</w:t>
-      </w:r>
-      <w:r>
-        <w:rPr/>
-        <w:tab/>
-        <w:t>Сценарий 2. Еженедельный статус</w:t>
+        <w:t>Исполнители</w:t>
+      </w:r>
+      <w:r>
+        <w:rPr/>
+        <w:t xml:space="preserve"> → добавьте участников (сотрудников и заказчика).</w:t>
       </w:r>
     </w:p>
     <w:p>
@@ -12218,19 +13221,15 @@
         <w:rPr/>
       </w:pPr>
       <w:r>
-        <w:rPr/>
-        <w:t xml:space="preserve">Откройте план, </w:t>
-      </w:r>
-      <w:r>
-        <w:rPr>
-          <w:b/>
-          <w:bCs/>
-        </w:rPr>
-        <w:t>Фильтры → Статус: В работе, Заблокирована</w:t>
-      </w:r>
-      <w:r>
-        <w:rPr/>
-        <w:t>.</w:t>
+        <w:rPr>
+          <w:b/>
+          <w:bCs/>
+        </w:rPr>
+        <w:t>Задача ▾ → Группа</w:t>
+      </w:r>
+      <w:r>
+        <w:rPr/>
+        <w:t xml:space="preserve"> — этапы проекта; внутри — задачи (Insert или поле внизу таблицы).</w:t>
       </w:r>
     </w:p>
     <w:p>
@@ -12244,7 +13243,18 @@
       </w:pPr>
       <w:r>
         <w:rPr/>
-        <w:t>Обновите прогресс и статусы в карточках; блокировку опишите в комментарии.</w:t>
+        <w:t xml:space="preserve">В карточке задачи — сроки, исполнитель, категория; для следующей задачи — контекстное меню </w:t>
+      </w:r>
+      <w:r>
+        <w:rPr>
+          <w:b/>
+          <w:bCs/>
+        </w:rPr>
+        <w:t>Следующая задача (связь)</w:t>
+      </w:r>
+      <w:r>
+        <w:rPr/>
+        <w:t>.</w:t>
       </w:r>
     </w:p>
     <w:p>
@@ -12257,19 +13267,15 @@
         <w:rPr/>
       </w:pPr>
       <w:r>
-        <w:rPr/>
-        <w:t xml:space="preserve">Сорвавшийся срок отметьте </w:t>
-      </w:r>
-      <w:r>
-        <w:rPr>
-          <w:b/>
-          <w:bCs/>
-        </w:rPr>
-        <w:t>временным сдвигом</w:t>
-      </w:r>
-      <w:r>
-        <w:rPr/>
-        <w:t xml:space="preserve"> — на графике появится штриховка и подпись «сдвиг +N д».</w:t>
+        <w:rPr>
+          <w:b/>
+          <w:bCs/>
+        </w:rPr>
+        <w:t>Задача ▾ → Веха</w:t>
+      </w:r>
+      <w:r>
+        <w:rPr/>
+        <w:t xml:space="preserve"> — ключевые даты (подписание ТЗ, приёмка, ввод в эксплуатацию).</w:t>
       </w:r>
     </w:p>
     <w:p>
@@ -12286,11 +13292,11 @@
           <w:b/>
           <w:bCs/>
         </w:rPr>
-        <w:t>Статистика</w:t>
-      </w:r>
-      <w:r>
-        <w:rPr/>
-        <w:t xml:space="preserve"> — что просрочено и где сдвиги больше всего.</w:t>
+        <w:t>Настройки графика → Шкала дат → По срокам задач</w:t>
+      </w:r>
+      <w:r>
+        <w:rPr/>
+        <w:t>; включите легенду.</w:t>
       </w:r>
     </w:p>
     <w:p>
@@ -12307,32 +13313,32 @@
           <w:b/>
           <w:bCs/>
         </w:rPr>
-        <w:t>Экспорт → PDF</w:t>
-      </w:r>
-      <w:r>
-        <w:rPr/>
-        <w:t xml:space="preserve"> — в письмо руководителю.</w:t>
-      </w:r>
-      <w:bookmarkEnd w:id="114"/>
+        <w:t>История → Версии → Сохранить текущую версию</w:t>
+      </w:r>
+      <w:r>
+        <w:rPr/>
+        <w:t xml:space="preserve"> «Согласованный график».</w:t>
+      </w:r>
+      <w:bookmarkEnd w:id="115"/>
     </w:p>
     <w:p>
       <w:pPr>
         <w:pStyle w:val="Heading2"/>
         <w:rPr/>
       </w:pPr>
-      <w:bookmarkStart w:id="115" w:name="__RefHeading___Toc2488_817899775"/>
-      <w:bookmarkStart w:id="116" w:name="X36ab1c7560fd642ec7fdf1e47c0ecfa54d5336f"/>
-      <w:bookmarkEnd w:id="115"/>
+      <w:bookmarkStart w:id="116" w:name="__RefHeading___Toc2782_3161111101"/>
+      <w:bookmarkStart w:id="117" w:name="сценарий-2.-еженедельный-статус"/>
+      <w:bookmarkEnd w:id="116"/>
       <w:r>
         <w:rPr>
           <w:rStyle w:val="SectionNumber"/>
         </w:rPr>
-        <w:t>15.3</w:t>
+        <w:t>15.2</w:t>
       </w:r>
       <w:r>
         <w:rPr/>
         <w:tab/>
-        <w:t>Сценарий 3. Перенос срока с зависимыми задачами</w:t>
+        <w:t>Сценарий 2. Еженедельный статус</w:t>
       </w:r>
     </w:p>
     <w:p>
@@ -12346,7 +13352,18 @@
       </w:pPr>
       <w:r>
         <w:rPr/>
-        <w:t>Перетащите полосу задачи на новые даты (или измените дату в карточке).</w:t>
+        <w:t xml:space="preserve">Откройте план, </w:t>
+      </w:r>
+      <w:r>
+        <w:rPr>
+          <w:b/>
+          <w:bCs/>
+        </w:rPr>
+        <w:t>Фильтры → Статус: В работе, Заблокирована</w:t>
+      </w:r>
+      <w:r>
+        <w:rPr/>
+        <w:t>.</w:t>
       </w:r>
     </w:p>
     <w:p>
@@ -12360,7 +13377,7 @@
       </w:pPr>
       <w:r>
         <w:rPr/>
-        <w:t>Зависимые задачи сдвинутся по связям автоматически.</w:t>
+        <w:t>Обновите прогресс и статусы в карточках; блокировку опишите в комментарии.</w:t>
       </w:r>
     </w:p>
     <w:p>
@@ -12372,31 +13389,20 @@
         </w:numPr>
         <w:rPr/>
       </w:pPr>
-      <w:bookmarkStart w:id="117" w:name="X36ab1c7560fd642ec7fdf1e47c0ecfa54d5336f"/>
-      <w:r>
-        <w:rPr/>
-        <w:t>Не тот результат — Ctrl+Z отменяет перенос вместе со сдвигом зависимых.</w:t>
-      </w:r>
-      <w:bookmarkEnd w:id="117"/>
-    </w:p>
-    <w:p>
-      <w:pPr>
-        <w:pStyle w:val="Heading2"/>
-        <w:rPr/>
-      </w:pPr>
-      <w:bookmarkStart w:id="118" w:name="__RefHeading___Toc2490_817899775"/>
-      <w:bookmarkStart w:id="119" w:name="X5fc83a2ba7eb56a277f5d246f712f80df91f461"/>
-      <w:bookmarkEnd w:id="118"/>
-      <w:r>
-        <w:rPr>
-          <w:rStyle w:val="SectionNumber"/>
-        </w:rPr>
-        <w:t>15.4</w:t>
-      </w:r>
-      <w:r>
-        <w:rPr/>
-        <w:tab/>
-        <w:t>Сценарий 4. Вариант графика для заказчика</w:t>
+      <w:r>
+        <w:rPr/>
+        <w:t xml:space="preserve">Сорвавшийся срок отметьте </w:t>
+      </w:r>
+      <w:r>
+        <w:rPr>
+          <w:b/>
+          <w:bCs/>
+        </w:rPr>
+        <w:t>временным сдвигом</w:t>
+      </w:r>
+      <w:r>
+        <w:rPr/>
+        <w:t xml:space="preserve"> — на графике появится штриховка и подпись «сдвиг +N д».</w:t>
       </w:r>
     </w:p>
     <w:p>
@@ -12413,22 +13419,11 @@
           <w:b/>
           <w:bCs/>
         </w:rPr>
-        <w:t>+</w:t>
-      </w:r>
-      <w:r>
-        <w:rPr/>
-        <w:t xml:space="preserve"> у вкладок → </w:t>
-      </w:r>
-      <w:r>
-        <w:rPr>
-          <w:b/>
-          <w:bCs/>
-        </w:rPr>
-        <w:t>Копия текущего плана</w:t>
-      </w:r>
-      <w:r>
-        <w:rPr/>
-        <w:t>, переименуйте («Вариант со сдвигом этапа 3»).</w:t>
+        <w:t>Статистика</w:t>
+      </w:r>
+      <w:r>
+        <w:rPr/>
+        <w:t xml:space="preserve"> — что просрочено и где сдвиги больше всего.</w:t>
       </w:r>
     </w:p>
     <w:p>
@@ -12441,8 +13436,36 @@
         <w:rPr/>
       </w:pPr>
       <w:r>
-        <w:rPr/>
-        <w:t>Правьте копию — основной план не меняется.</w:t>
+        <w:rPr>
+          <w:b/>
+          <w:bCs/>
+        </w:rPr>
+        <w:t>Экспорт → PDF</w:t>
+      </w:r>
+      <w:r>
+        <w:rPr/>
+        <w:t xml:space="preserve"> — в письмо руководителю.</w:t>
+      </w:r>
+      <w:bookmarkEnd w:id="117"/>
+    </w:p>
+    <w:p>
+      <w:pPr>
+        <w:pStyle w:val="Heading2"/>
+        <w:rPr/>
+      </w:pPr>
+      <w:bookmarkStart w:id="118" w:name="__RefHeading___Toc2784_3161111101"/>
+      <w:bookmarkStart w:id="119" w:name="X36ab1c7560fd642ec7fdf1e47c0ecfa54d5336f"/>
+      <w:bookmarkEnd w:id="118"/>
+      <w:r>
+        <w:rPr>
+          <w:rStyle w:val="SectionNumber"/>
+        </w:rPr>
+        <w:t>15.3</w:t>
+      </w:r>
+      <w:r>
+        <w:rPr/>
+        <w:tab/>
+        <w:t>Сценарий 3. Перенос срока с зависимыми задачами</w:t>
       </w:r>
     </w:p>
     <w:p>
@@ -12455,36 +13478,8 @@
         <w:rPr/>
       </w:pPr>
       <w:r>
-        <w:rPr>
-          <w:b/>
-          <w:bCs/>
-        </w:rPr>
-        <w:t>Экспорт → PDF</w:t>
-      </w:r>
-      <w:r>
-        <w:rPr/>
-        <w:t xml:space="preserve"> для заказчика; после согласования уберите ненужный вариант в архив.</w:t>
-      </w:r>
-      <w:bookmarkEnd w:id="119"/>
-    </w:p>
-    <w:p>
-      <w:pPr>
-        <w:pStyle w:val="Heading2"/>
-        <w:rPr/>
-      </w:pPr>
-      <w:bookmarkStart w:id="120" w:name="__RefHeading___Toc2492_817899775"/>
-      <w:bookmarkStart w:id="121" w:name="сценарий-5.-ошибочная-правка"/>
-      <w:bookmarkEnd w:id="120"/>
-      <w:r>
-        <w:rPr>
-          <w:rStyle w:val="SectionNumber"/>
-        </w:rPr>
-        <w:t>15.5</w:t>
-      </w:r>
-      <w:r>
-        <w:rPr/>
-        <w:tab/>
-        <w:t>Сценарий 5. Ошибочная правка</w:t>
+        <w:rPr/>
+        <w:t>Перетащите полосу задачи на новые даты (или измените дату в карточке).</w:t>
       </w:r>
     </w:p>
     <w:p>
@@ -12498,18 +13493,7 @@
       </w:pPr>
       <w:r>
         <w:rPr/>
-        <w:t xml:space="preserve">Только что — Ctrl+Z или </w:t>
-      </w:r>
-      <w:r>
-        <w:rPr>
-          <w:b/>
-          <w:bCs/>
-        </w:rPr>
-        <w:t>Отменить</w:t>
-      </w:r>
-      <w:r>
-        <w:rPr/>
-        <w:t xml:space="preserve"> в уведомлении.</w:t>
+        <w:t>Зависимые задачи сдвинутся по связям автоматически.</w:t>
       </w:r>
     </w:p>
     <w:p>
@@ -12521,20 +13505,31 @@
         </w:numPr>
         <w:rPr/>
       </w:pPr>
-      <w:r>
-        <w:rPr/>
-        <w:t xml:space="preserve">Давно или не вашу — </w:t>
-      </w:r>
-      <w:r>
-        <w:rPr>
-          <w:b/>
-          <w:bCs/>
-        </w:rPr>
-        <w:t>История → Журнал изменений</w:t>
-      </w:r>
-      <w:r>
-        <w:rPr/>
-        <w:t>: найдите, кто и что поменял.</w:t>
+      <w:bookmarkStart w:id="120" w:name="X36ab1c7560fd642ec7fdf1e47c0ecfa54d5336f"/>
+      <w:r>
+        <w:rPr/>
+        <w:t>Не тот результат — Ctrl+Z отменяет перенос вместе со сдвигом зависимых.</w:t>
+      </w:r>
+      <w:bookmarkEnd w:id="120"/>
+    </w:p>
+    <w:p>
+      <w:pPr>
+        <w:pStyle w:val="Heading2"/>
+        <w:rPr/>
+      </w:pPr>
+      <w:bookmarkStart w:id="121" w:name="__RefHeading___Toc2786_3161111101"/>
+      <w:bookmarkStart w:id="122" w:name="X5fc83a2ba7eb56a277f5d246f712f80df91f461"/>
+      <w:bookmarkEnd w:id="121"/>
+      <w:r>
+        <w:rPr>
+          <w:rStyle w:val="SectionNumber"/>
+        </w:rPr>
+        <w:t>15.4</w:t>
+      </w:r>
+      <w:r>
+        <w:rPr/>
+        <w:tab/>
+        <w:t>Сценарий 4. Вариант графика для заказчика</w:t>
       </w:r>
     </w:p>
     <w:p>
@@ -12551,54 +13546,22 @@
           <w:b/>
           <w:bCs/>
         </w:rPr>
-        <w:t>История → Версии</w:t>
-      </w:r>
-      <w:r>
-        <w:rPr/>
-        <w:t xml:space="preserve"> → </w:t>
-      </w:r>
-      <w:r>
-        <w:rPr>
-          <w:b/>
-          <w:bCs/>
-        </w:rPr>
-        <w:t>Просмотреть</w:t>
-      </w:r>
-      <w:r>
-        <w:rPr/>
-        <w:t xml:space="preserve"> состояние до ошибки → </w:t>
-      </w:r>
-      <w:r>
-        <w:rPr>
-          <w:b/>
-          <w:bCs/>
-        </w:rPr>
-        <w:t>Восстановить</w:t>
-      </w:r>
-      <w:r>
-        <w:rPr/>
-        <w:t>.</w:t>
-      </w:r>
-      <w:bookmarkEnd w:id="121"/>
-    </w:p>
-    <w:p>
-      <w:pPr>
-        <w:pStyle w:val="Heading2"/>
-        <w:rPr/>
-      </w:pPr>
-      <w:bookmarkStart w:id="122" w:name="__RefHeading___Toc2494_817899775"/>
-      <w:bookmarkStart w:id="123" w:name="сценарий-6.-статус-плана-по-задачам-jira"/>
-      <w:bookmarkEnd w:id="122"/>
-      <w:r>
-        <w:rPr>
-          <w:rStyle w:val="SectionNumber"/>
-        </w:rPr>
-        <w:t>15.6</w:t>
-      </w:r>
-      <w:r>
-        <w:rPr/>
-        <w:tab/>
-        <w:t>Сценарий 6. Статус плана по задачам Jira</w:t>
+        <w:t>+</w:t>
+      </w:r>
+      <w:r>
+        <w:rPr/>
+        <w:t xml:space="preserve"> у вкладок → </w:t>
+      </w:r>
+      <w:r>
+        <w:rPr>
+          <w:b/>
+          <w:bCs/>
+        </w:rPr>
+        <w:t>Копия текущего плана</w:t>
+      </w:r>
+      <w:r>
+        <w:rPr/>
+        <w:t>, переименуйте («Вариант со сдвигом этапа 3»).</w:t>
       </w:r>
     </w:p>
     <w:p>
@@ -12612,28 +13575,7 @@
       </w:pPr>
       <w:r>
         <w:rPr/>
-        <w:t xml:space="preserve">Свяжите строки с задачами: в карточке строки введите ключ задачи (ABC-123) или добавьте строки через </w:t>
-      </w:r>
-      <w:r>
-        <w:rPr>
-          <w:b/>
-          <w:bCs/>
-        </w:rPr>
-        <w:t>Задачи из Jira</w:t>
-      </w:r>
-      <w:r>
-        <w:rPr/>
-        <w:t xml:space="preserve"> по запросу JQL (например, </w:t>
-      </w:r>
-      <w:r>
-        <w:rPr>
-          <w:rStyle w:val="VerbatimChar"/>
-        </w:rPr>
-        <w:t>project = ABC AND fixVersion = "Релиз 2"</w:t>
-      </w:r>
-      <w:r>
-        <w:rPr/>
-        <w:t>).</w:t>
+        <w:t>Правьте копию — основной план не меняется.</w:t>
       </w:r>
     </w:p>
     <w:p>
@@ -12646,19 +13588,36 @@
         <w:rPr/>
       </w:pPr>
       <w:r>
-        <w:rPr/>
-        <w:t xml:space="preserve">Перед еженедельной встречей откройте </w:t>
-      </w:r>
-      <w:r>
-        <w:rPr>
-          <w:b/>
-          <w:bCs/>
-        </w:rPr>
-        <w:t>J → Сверка с Jira</w:t>
-      </w:r>
-      <w:r>
-        <w:rPr/>
-        <w:t>: видно, где статус или срок в Jira уже другой.</w:t>
+        <w:rPr>
+          <w:b/>
+          <w:bCs/>
+        </w:rPr>
+        <w:t>Экспорт → PDF</w:t>
+      </w:r>
+      <w:r>
+        <w:rPr/>
+        <w:t xml:space="preserve"> для заказчика; после согласования уберите ненужный вариант в архив.</w:t>
+      </w:r>
+      <w:bookmarkEnd w:id="122"/>
+    </w:p>
+    <w:p>
+      <w:pPr>
+        <w:pStyle w:val="Heading2"/>
+        <w:rPr/>
+      </w:pPr>
+      <w:bookmarkStart w:id="123" w:name="__RefHeading___Toc2788_3161111101"/>
+      <w:bookmarkStart w:id="124" w:name="сценарий-5.-ошибочная-правка"/>
+      <w:bookmarkEnd w:id="123"/>
+      <w:r>
+        <w:rPr>
+          <w:rStyle w:val="SectionNumber"/>
+        </w:rPr>
+        <w:t>15.5</w:t>
+      </w:r>
+      <w:r>
+        <w:rPr/>
+        <w:tab/>
+        <w:t>Сценарий 5. Ошибочная правка</w:t>
       </w:r>
     </w:p>
     <w:p>
@@ -12672,18 +13631,18 @@
       </w:pPr>
       <w:r>
         <w:rPr/>
-        <w:t xml:space="preserve">Отметьте, что перенести (например, только статусы и сроки), — </w:t>
-      </w:r>
-      <w:r>
-        <w:rPr>
-          <w:b/>
-          <w:bCs/>
-        </w:rPr>
-        <w:t>Перенести выбранное</w:t>
-      </w:r>
-      <w:r>
-        <w:rPr/>
-        <w:t>.</w:t>
+        <w:t xml:space="preserve">Только что — Ctrl+Z или </w:t>
+      </w:r>
+      <w:r>
+        <w:rPr>
+          <w:b/>
+          <w:bCs/>
+        </w:rPr>
+        <w:t>Отменить</w:t>
+      </w:r>
+      <w:r>
+        <w:rPr/>
+        <w:t xml:space="preserve"> в уведомлении.</w:t>
       </w:r>
     </w:p>
     <w:p>
@@ -12695,23 +13654,208 @@
         </w:numPr>
         <w:rPr/>
       </w:pPr>
-      <w:bookmarkStart w:id="124" w:name="пользовательские-сценарии"/>
-      <w:bookmarkStart w:id="125" w:name="сценарий-6.-статус-плана-по-задачам-jira"/>
+      <w:r>
+        <w:rPr/>
+        <w:t xml:space="preserve">Давно или не вашу — </w:t>
+      </w:r>
+      <w:r>
+        <w:rPr>
+          <w:b/>
+          <w:bCs/>
+        </w:rPr>
+        <w:t>История → Журнал изменений</w:t>
+      </w:r>
+      <w:r>
+        <w:rPr/>
+        <w:t>: найдите, кто и что поменял.</w:t>
+      </w:r>
+    </w:p>
+    <w:p>
+      <w:pPr>
+        <w:pStyle w:val="Compact"/>
+        <w:numPr>
+          <w:ilvl w:val="0"/>
+          <w:numId w:val="96"/>
+        </w:numPr>
+        <w:rPr/>
+      </w:pPr>
+      <w:r>
+        <w:rPr>
+          <w:b/>
+          <w:bCs/>
+        </w:rPr>
+        <w:t>История → Версии</w:t>
+      </w:r>
+      <w:r>
+        <w:rPr/>
+        <w:t xml:space="preserve"> → </w:t>
+      </w:r>
+      <w:r>
+        <w:rPr>
+          <w:b/>
+          <w:bCs/>
+        </w:rPr>
+        <w:t>Просмотреть</w:t>
+      </w:r>
+      <w:r>
+        <w:rPr/>
+        <w:t xml:space="preserve"> состояние до ошибки → </w:t>
+      </w:r>
+      <w:r>
+        <w:rPr>
+          <w:b/>
+          <w:bCs/>
+        </w:rPr>
+        <w:t>Восстановить</w:t>
+      </w:r>
+      <w:r>
+        <w:rPr/>
+        <w:t>.</w:t>
+      </w:r>
+      <w:bookmarkEnd w:id="124"/>
+    </w:p>
+    <w:p>
+      <w:pPr>
+        <w:pStyle w:val="Heading2"/>
+        <w:rPr/>
+      </w:pPr>
+      <w:bookmarkStart w:id="125" w:name="__RefHeading___Toc2790_3161111101"/>
+      <w:bookmarkStart w:id="126" w:name="сценарий-6.-статус-плана-по-задачам-jira"/>
+      <w:bookmarkEnd w:id="125"/>
+      <w:r>
+        <w:rPr>
+          <w:rStyle w:val="SectionNumber"/>
+        </w:rPr>
+        <w:t>15.6</w:t>
+      </w:r>
+      <w:r>
+        <w:rPr/>
+        <w:tab/>
+        <w:t>Сценарий 6. Статус плана по задачам Jira</w:t>
+      </w:r>
+    </w:p>
+    <w:p>
+      <w:pPr>
+        <w:pStyle w:val="Compact"/>
+        <w:numPr>
+          <w:ilvl w:val="0"/>
+          <w:numId w:val="97"/>
+        </w:numPr>
+        <w:rPr/>
+      </w:pPr>
+      <w:r>
+        <w:rPr/>
+        <w:t xml:space="preserve">Свяжите строки с задачами: в карточке строки введите ключ задачи (ABC-123) или добавьте строки через </w:t>
+      </w:r>
+      <w:r>
+        <w:rPr>
+          <w:b/>
+          <w:bCs/>
+        </w:rPr>
+        <w:t>Задачи из Jira</w:t>
+      </w:r>
+      <w:r>
+        <w:rPr/>
+        <w:t xml:space="preserve"> по запросу JQL (например, </w:t>
+      </w:r>
+      <w:r>
+        <w:rPr>
+          <w:rStyle w:val="VerbatimChar"/>
+        </w:rPr>
+        <w:t>project = ABC AND fixVersion = "Релиз 2"</w:t>
+      </w:r>
+      <w:r>
+        <w:rPr/>
+        <w:t xml:space="preserve">), </w:t>
+      </w:r>
+      <w:r>
+        <w:rPr>
+          <w:b/>
+          <w:bCs/>
+        </w:rPr>
+        <w:t>группами по эпикам</w:t>
+      </w:r>
+      <w:r>
+        <w:rPr/>
+        <w:t>.</w:t>
+      </w:r>
+    </w:p>
+    <w:p>
+      <w:pPr>
+        <w:pStyle w:val="Compact"/>
+        <w:numPr>
+          <w:ilvl w:val="0"/>
+          <w:numId w:val="98"/>
+        </w:numPr>
+        <w:rPr/>
+      </w:pPr>
+      <w:r>
+        <w:rPr/>
+        <w:t xml:space="preserve">В </w:t>
+      </w:r>
+      <w:r>
+        <w:rPr>
+          <w:b/>
+          <w:bCs/>
+        </w:rPr>
+        <w:t>J → Сверка с Jira</w:t>
+      </w:r>
+      <w:r>
+        <w:rPr/>
+        <w:t xml:space="preserve"> включите автоперенос статуса, сроков и прогресса — план будет обновляться сам при каждом открытии.</w:t>
+      </w:r>
+    </w:p>
+    <w:p>
+      <w:pPr>
+        <w:pStyle w:val="Compact"/>
+        <w:numPr>
+          <w:ilvl w:val="0"/>
+          <w:numId w:val="99"/>
+        </w:numPr>
+        <w:rPr/>
+      </w:pPr>
+      <w:r>
+        <w:rPr/>
+        <w:t xml:space="preserve">Перед еженедельной встречей откройте </w:t>
+      </w:r>
+      <w:r>
+        <w:rPr>
+          <w:b/>
+          <w:bCs/>
+        </w:rPr>
+        <w:t>Сверку с Jira</w:t>
+      </w:r>
+      <w:r>
+        <w:rPr/>
+        <w:t>: в ней остаётся то, что автоперенос не берёт, например названия.</w:t>
+      </w:r>
+    </w:p>
+    <w:p>
+      <w:pPr>
+        <w:pStyle w:val="Compact"/>
+        <w:numPr>
+          <w:ilvl w:val="0"/>
+          <w:numId w:val="100"/>
+        </w:numPr>
+        <w:rPr/>
+      </w:pPr>
+      <w:bookmarkStart w:id="127" w:name="пользовательские-сценарии"/>
+      <w:bookmarkStart w:id="128" w:name="сценарий-6.-статус-плана-по-задачам-jira"/>
       <w:r>
         <w:rPr/>
         <w:t>Сорвавшийся срок отметьте сдвигом или перенесите полосу — зависимые задачи сдвинутся по связям.</w:t>
       </w:r>
-      <w:bookmarkEnd w:id="124"/>
-      <w:bookmarkEnd w:id="125"/>
+      <w:bookmarkEnd w:id="127"/>
+      <w:bookmarkEnd w:id="128"/>
     </w:p>
     <w:p>
       <w:pPr>
         <w:pStyle w:val="Heading1"/>
         <w:rPr/>
       </w:pPr>
-      <w:bookmarkStart w:id="126" w:name="__RefHeading___Toc2496_817899775"/>
-      <w:bookmarkStart w:id="127" w:name="частые-вопросы"/>
-      <w:bookmarkEnd w:id="126"/>
+      <w:bookmarkStart w:id="129" w:name="__RefHeading___Toc2792_3161111101"/>
+      <w:bookmarkStart w:id="130" w:name="частые-вопросы"/>
+      <w:bookmarkEnd w:id="129"/>
       <w:r>
         <w:rPr>
           <w:rStyle w:val="SectionNumber"/>
@@ -12899,12 +14043,12 @@
         <w:rPr/>
         <w:t xml:space="preserve"> Нет: из Jira в план переносится только то, что вы выбрали, и это отменяется Ctrl+Z или из истории плана.</w:t>
       </w:r>
-      <w:bookmarkEnd w:id="127"/>
+      <w:bookmarkEnd w:id="130"/>
     </w:p>
     <w:sectPr>
-      <w:footerReference w:type="even" r:id="rId29"/>
-      <w:footerReference w:type="default" r:id="rId30"/>
-      <w:footerReference w:type="first" r:id="rId31"/>
+      <w:footerReference w:type="even" r:id="rId30"/>
+      <w:footerReference w:type="default" r:id="rId31"/>
+      <w:footerReference w:type="first" r:id="rId32"/>
       <w:type w:val="nextPage"/>
       <w:pgSz w:w="12240" w:h="15840"/>
       <w:pgMar w:left="1440" w:right="1440" w:gutter="0" w:header="0" w:top="1440" w:footer="720" w:bottom="1440"/>
@@ -12945,7 +14089,7 @@
         <w:color w:val="8A92A6"/>
         <w:sz w:val="16"/>
       </w:rPr>
-      <w:t xml:space="preserve">Пульс Проекта 0.3.0 · стр. </w:t>
+      <w:t xml:space="preserve">Пульс Проекта 0.4.0 · стр. </w:t>
     </w:r>
     <w:r>
       <w:rPr/>
@@ -12961,7 +14105,7 @@
     </w:r>
     <w:r>
       <w:rPr/>
-      <w:t>36</w:t>
+      <w:t>39</w:t>
     </w:r>
     <w:r>
       <w:rPr/>
@@ -12984,7 +14128,7 @@
         <w:color w:val="8A92A6"/>
         <w:sz w:val="16"/>
       </w:rPr>
-      <w:t xml:space="preserve">Пульс Проекта 0.3.0 · стр. </w:t>
+      <w:t xml:space="preserve">Пульс Проекта 0.4.0 · стр. </w:t>
     </w:r>
     <w:r>
       <w:rPr/>
@@ -13000,7 +14144,7 @@
     </w:r>
     <w:r>
       <w:rPr/>
-      <w:t>36</w:t>
+      <w:t>39</w:t>
     </w:r>
     <w:r>
       <w:rPr/>
@@ -14901,9 +16045,8 @@
   </w:abstractNum>
   <w:abstractNum w:abstractNumId="15">
     <w:lvl w:ilvl="0">
-      <w:start w:val="1"/>
-      <w:numFmt w:val="decimal"/>
-      <w:lvlText w:val="%1."/>
+      <w:numFmt w:val="bullet"/>
+      <w:lvlText w:val=""/>
       <w:lvlJc w:val="left"/>
       <w:pPr>
         <w:tabs>
@@ -14911,12 +16054,14 @@
         </w:tabs>
         <w:ind w:left="720" w:hanging="480"/>
       </w:pPr>
-      <w:rPr/>
+      <w:rPr>
+        <w:rFonts w:ascii="Symbol" w:hAnsi="Symbol" w:cs="Symbol" w:hint="default"/>
+      </w:rPr>
     </w:lvl>
     <w:lvl w:ilvl="1">
-      <w:start w:val="1"/>
-      <w:numFmt w:val="decimal"/>
-      <w:lvlText w:val="%2."/>
+      <w:start w:val="0"/>
+      <w:numFmt w:val="bullet"/>
+      <w:lvlText w:val=""/>
       <w:lvlJc w:val="left"/>
       <w:pPr>
         <w:tabs>
@@ -14924,12 +16069,14 @@
         </w:tabs>
         <w:ind w:left="1440" w:hanging="480"/>
       </w:pPr>
-      <w:rPr/>
+      <w:rPr>
+        <w:rFonts w:ascii="Symbol" w:hAnsi="Symbol" w:cs="Symbol" w:hint="default"/>
+      </w:rPr>
     </w:lvl>
     <w:lvl w:ilvl="2">
-      <w:start w:val="1"/>
-      <w:numFmt w:val="decimal"/>
-      <w:lvlText w:val="%3."/>
+      <w:start w:val="0"/>
+      <w:numFmt w:val="bullet"/>
+      <w:lvlText w:val=""/>
       <w:lvlJc w:val="left"/>
       <w:pPr>
         <w:tabs>
@@ -14937,12 +16084,14 @@
         </w:tabs>
         <w:ind w:left="2160" w:hanging="480"/>
       </w:pPr>
-      <w:rPr/>
+      <w:rPr>
+        <w:rFonts w:ascii="Symbol" w:hAnsi="Symbol" w:cs="Symbol" w:hint="default"/>
+      </w:rPr>
     </w:lvl>
     <w:lvl w:ilvl="3">
-      <w:start w:val="1"/>
-      <w:numFmt w:val="decimal"/>
-      <w:lvlText w:val="%4."/>
+      <w:start w:val="0"/>
+      <w:numFmt w:val="bullet"/>
+      <w:lvlText w:val=""/>
       <w:lvlJc w:val="left"/>
       <w:pPr>
         <w:tabs>
@@ -14950,12 +16099,14 @@
         </w:tabs>
         <w:ind w:left="2880" w:hanging="480"/>
       </w:pPr>
-      <w:rPr/>
+      <w:rPr>
+        <w:rFonts w:ascii="Symbol" w:hAnsi="Symbol" w:cs="Symbol" w:hint="default"/>
+      </w:rPr>
     </w:lvl>
     <w:lvl w:ilvl="4">
-      <w:start w:val="1"/>
-      <w:numFmt w:val="decimal"/>
-      <w:lvlText w:val="%5."/>
+      <w:start w:val="0"/>
+      <w:numFmt w:val="bullet"/>
+      <w:lvlText w:val=""/>
       <w:lvlJc w:val="left"/>
       <w:pPr>
         <w:tabs>
@@ -14963,12 +16114,14 @@
         </w:tabs>
         <w:ind w:left="3600" w:hanging="480"/>
       </w:pPr>
-      <w:rPr/>
+      <w:rPr>
+        <w:rFonts w:ascii="Symbol" w:hAnsi="Symbol" w:cs="Symbol" w:hint="default"/>
+      </w:rPr>
     </w:lvl>
     <w:lvl w:ilvl="5">
-      <w:start w:val="1"/>
-      <w:numFmt w:val="decimal"/>
-      <w:lvlText w:val="%6."/>
+      <w:start w:val="0"/>
+      <w:numFmt w:val="bullet"/>
+      <w:lvlText w:val=""/>
       <w:lvlJc w:val="left"/>
       <w:pPr>
         <w:tabs>
@@ -14976,12 +16129,14 @@
         </w:tabs>
         <w:ind w:left="4320" w:hanging="480"/>
       </w:pPr>
-      <w:rPr/>
+      <w:rPr>
+        <w:rFonts w:ascii="Symbol" w:hAnsi="Symbol" w:cs="Symbol" w:hint="default"/>
+      </w:rPr>
     </w:lvl>
     <w:lvl w:ilvl="6">
-      <w:start w:val="1"/>
-      <w:numFmt w:val="decimal"/>
-      <w:lvlText w:val="%7."/>
+      <w:start w:val="0"/>
+      <w:numFmt w:val="bullet"/>
+      <w:lvlText w:val=""/>
       <w:lvlJc w:val="left"/>
       <w:pPr>
         <w:tabs>
@@ -14989,12 +16144,14 @@
         </w:tabs>
         <w:ind w:left="5040" w:hanging="480"/>
       </w:pPr>
-      <w:rPr/>
+      <w:rPr>
+        <w:rFonts w:ascii="Symbol" w:hAnsi="Symbol" w:cs="Symbol" w:hint="default"/>
+      </w:rPr>
     </w:lvl>
     <w:lvl w:ilvl="7">
-      <w:start w:val="1"/>
-      <w:numFmt w:val="decimal"/>
-      <w:lvlText w:val="%8."/>
+      <w:start w:val="0"/>
+      <w:numFmt w:val="bullet"/>
+      <w:lvlText w:val=""/>
       <w:lvlJc w:val="left"/>
       <w:pPr>
         <w:tabs>
@@ -15002,12 +16159,14 @@
         </w:tabs>
         <w:ind w:left="5760" w:hanging="480"/>
       </w:pPr>
-      <w:rPr/>
+      <w:rPr>
+        <w:rFonts w:ascii="Symbol" w:hAnsi="Symbol" w:cs="Symbol" w:hint="default"/>
+      </w:rPr>
     </w:lvl>
     <w:lvl w:ilvl="8">
-      <w:start w:val="1"/>
-      <w:numFmt w:val="decimal"/>
-      <w:lvlText w:val="%9."/>
+      <w:start w:val="0"/>
+      <w:numFmt w:val="bullet"/>
+      <w:lvlText w:val=""/>
       <w:lvlJc w:val="left"/>
       <w:pPr>
         <w:tabs>
@@ -15015,7 +16174,9 @@
         </w:tabs>
         <w:ind w:left="6480" w:hanging="480"/>
       </w:pPr>
-      <w:rPr/>
+      <w:rPr>
+        <w:rFonts w:ascii="Symbol" w:hAnsi="Symbol" w:cs="Symbol" w:hint="default"/>
+      </w:rPr>
     </w:lvl>
   </w:abstractNum>
   <w:abstractNum w:abstractNumId="16">
@@ -15614,6 +16775,125 @@
     </w:lvl>
   </w:abstractNum>
   <w:abstractNum w:abstractNumId="21">
+    <w:lvl w:ilvl="0">
+      <w:start w:val="1"/>
+      <w:numFmt w:val="decimal"/>
+      <w:lvlText w:val="%1."/>
+      <w:lvlJc w:val="left"/>
+      <w:pPr>
+        <w:tabs>
+          <w:tab w:val="num" w:pos="0"/>
+        </w:tabs>
+        <w:ind w:left="720" w:hanging="480"/>
+      </w:pPr>
+      <w:rPr/>
+    </w:lvl>
+    <w:lvl w:ilvl="1">
+      <w:start w:val="1"/>
+      <w:numFmt w:val="decimal"/>
+      <w:lvlText w:val="%2."/>
+      <w:lvlJc w:val="left"/>
+      <w:pPr>
+        <w:tabs>
+          <w:tab w:val="num" w:pos="0"/>
+        </w:tabs>
+        <w:ind w:left="1440" w:hanging="480"/>
+      </w:pPr>
+      <w:rPr/>
+    </w:lvl>
+    <w:lvl w:ilvl="2">
+      <w:start w:val="1"/>
+      <w:numFmt w:val="decimal"/>
+      <w:lvlText w:val="%3."/>
+      <w:lvlJc w:val="left"/>
+      <w:pPr>
+        <w:tabs>
+          <w:tab w:val="num" w:pos="0"/>
+        </w:tabs>
+        <w:ind w:left="2160" w:hanging="480"/>
+      </w:pPr>
+      <w:rPr/>
+    </w:lvl>
+    <w:lvl w:ilvl="3">
+      <w:start w:val="1"/>
+      <w:numFmt w:val="decimal"/>
+      <w:lvlText w:val="%4."/>
+      <w:lvlJc w:val="left"/>
+      <w:pPr>
+        <w:tabs>
+          <w:tab w:val="num" w:pos="0"/>
+        </w:tabs>
+        <w:ind w:left="2880" w:hanging="480"/>
+      </w:pPr>
+      <w:rPr/>
+    </w:lvl>
+    <w:lvl w:ilvl="4">
+      <w:start w:val="1"/>
+      <w:numFmt w:val="decimal"/>
+      <w:lvlText w:val="%5."/>
+      <w:lvlJc w:val="left"/>
+      <w:pPr>
+        <w:tabs>
+          <w:tab w:val="num" w:pos="0"/>
+        </w:tabs>
+        <w:ind w:left="3600" w:hanging="480"/>
+      </w:pPr>
+      <w:rPr/>
+    </w:lvl>
+    <w:lvl w:ilvl="5">
+      <w:start w:val="1"/>
+      <w:numFmt w:val="decimal"/>
+      <w:lvlText w:val="%6."/>
+      <w:lvlJc w:val="left"/>
+      <w:pPr>
+        <w:tabs>
+          <w:tab w:val="num" w:pos="0"/>
+        </w:tabs>
+        <w:ind w:left="4320" w:hanging="480"/>
+      </w:pPr>
+      <w:rPr/>
+    </w:lvl>
+    <w:lvl w:ilvl="6">
+      <w:start w:val="1"/>
+      <w:numFmt w:val="decimal"/>
+      <w:lvlText w:val="%7."/>
+      <w:lvlJc w:val="left"/>
+      <w:pPr>
+        <w:tabs>
+          <w:tab w:val="num" w:pos="0"/>
+        </w:tabs>
+        <w:ind w:left="5040" w:hanging="480"/>
+      </w:pPr>
+      <w:rPr/>
+    </w:lvl>
+    <w:lvl w:ilvl="7">
+      <w:start w:val="1"/>
+      <w:numFmt w:val="decimal"/>
+      <w:lvlText w:val="%8."/>
+      <w:lvlJc w:val="left"/>
+      <w:pPr>
+        <w:tabs>
+          <w:tab w:val="num" w:pos="0"/>
+        </w:tabs>
+        <w:ind w:left="5760" w:hanging="480"/>
+      </w:pPr>
+      <w:rPr/>
+    </w:lvl>
+    <w:lvl w:ilvl="8">
+      <w:start w:val="1"/>
+      <w:numFmt w:val="decimal"/>
+      <w:lvlText w:val="%9."/>
+      <w:lvlJc w:val="left"/>
+      <w:pPr>
+        <w:tabs>
+          <w:tab w:val="num" w:pos="0"/>
+        </w:tabs>
+        <w:ind w:left="6480" w:hanging="480"/>
+      </w:pPr>
+      <w:rPr/>
+    </w:lvl>
+  </w:abstractNum>
+  <w:abstractNum w:abstractNumId="22">
     <w:lvl w:ilvl="0">
       <w:start w:val="1"/>
       <w:numFmt w:val="none"/>
@@ -15796,7 +17076,7 @@
     <w:abstractNumId w:val="21"/>
   </w:num>
   <w:num w:numId="22">
-    <w:abstractNumId w:val="1"/>
+    <w:abstractNumId w:val="22"/>
   </w:num>
   <w:num w:numId="23">
     <w:abstractNumId w:val="1"/>
@@ -15838,13 +17118,13 @@
     <w:abstractNumId w:val="1"/>
   </w:num>
   <w:num w:numId="36">
+    <w:abstractNumId w:val="1"/>
+  </w:num>
+  <w:num w:numId="37">
     <w:abstractNumId w:val="5"/>
     <w:lvlOverride w:ilvl="0">
       <w:startOverride w:val="1"/>
     </w:lvlOverride>
-  </w:num>
-  <w:num w:numId="37">
-    <w:abstractNumId w:val="1"/>
   </w:num>
   <w:num w:numId="38">
     <w:abstractNumId w:val="1"/>
@@ -15946,34 +17226,31 @@
     <w:abstractNumId w:val="1"/>
   </w:num>
   <w:num w:numId="71">
+    <w:abstractNumId w:val="1"/>
+  </w:num>
+  <w:num w:numId="72">
+    <w:abstractNumId w:val="1"/>
+  </w:num>
+  <w:num w:numId="73">
+    <w:abstractNumId w:val="1"/>
+  </w:num>
+  <w:num w:numId="74">
+    <w:abstractNumId w:val="1"/>
+  </w:num>
+  <w:num w:numId="75">
+    <w:abstractNumId w:val="1"/>
+  </w:num>
+  <w:num w:numId="76">
     <w:abstractNumId w:val="5"/>
     <w:lvlOverride w:ilvl="0">
       <w:startOverride w:val="1"/>
     </w:lvlOverride>
-  </w:num>
-  <w:num w:numId="72">
-    <w:abstractNumId w:val="5"/>
-  </w:num>
-  <w:num w:numId="73">
-    <w:abstractNumId w:val="5"/>
-  </w:num>
-  <w:num w:numId="74">
-    <w:abstractNumId w:val="5"/>
-  </w:num>
-  <w:num w:numId="75">
-    <w:abstractNumId w:val="5"/>
-  </w:num>
-  <w:num w:numId="76">
-    <w:abstractNumId w:val="5"/>
   </w:num>
   <w:num w:numId="77">
     <w:abstractNumId w:val="5"/>
   </w:num>
   <w:num w:numId="78">
     <w:abstractNumId w:val="5"/>
-    <w:lvlOverride w:ilvl="0">
-      <w:startOverride w:val="1"/>
-    </w:lvlOverride>
   </w:num>
   <w:num w:numId="79">
     <w:abstractNumId w:val="5"/>
@@ -16001,41 +17278,59 @@
   </w:num>
   <w:num w:numId="86">
     <w:abstractNumId w:val="5"/>
-    <w:lvlOverride w:ilvl="0">
-      <w:startOverride w:val="1"/>
-    </w:lvlOverride>
   </w:num>
   <w:num w:numId="87">
     <w:abstractNumId w:val="5"/>
   </w:num>
   <w:num w:numId="88">
     <w:abstractNumId w:val="5"/>
+    <w:lvlOverride w:ilvl="0">
+      <w:startOverride w:val="1"/>
+    </w:lvlOverride>
   </w:num>
   <w:num w:numId="89">
     <w:abstractNumId w:val="5"/>
-    <w:lvlOverride w:ilvl="0">
-      <w:startOverride w:val="1"/>
-    </w:lvlOverride>
   </w:num>
   <w:num w:numId="90">
     <w:abstractNumId w:val="5"/>
   </w:num>
   <w:num w:numId="91">
     <w:abstractNumId w:val="5"/>
+    <w:lvlOverride w:ilvl="0">
+      <w:startOverride w:val="1"/>
+    </w:lvlOverride>
   </w:num>
   <w:num w:numId="92">
     <w:abstractNumId w:val="5"/>
-    <w:lvlOverride w:ilvl="0">
-      <w:startOverride w:val="1"/>
-    </w:lvlOverride>
   </w:num>
   <w:num w:numId="93">
     <w:abstractNumId w:val="5"/>
   </w:num>
   <w:num w:numId="94">
     <w:abstractNumId w:val="5"/>
+    <w:lvlOverride w:ilvl="0">
+      <w:startOverride w:val="1"/>
+    </w:lvlOverride>
   </w:num>
   <w:num w:numId="95">
+    <w:abstractNumId w:val="5"/>
+  </w:num>
+  <w:num w:numId="96">
+    <w:abstractNumId w:val="5"/>
+  </w:num>
+  <w:num w:numId="97">
+    <w:abstractNumId w:val="5"/>
+    <w:lvlOverride w:ilvl="0">
+      <w:startOverride w:val="1"/>
+    </w:lvlOverride>
+  </w:num>
+  <w:num w:numId="98">
+    <w:abstractNumId w:val="5"/>
+  </w:num>
+  <w:num w:numId="99">
+    <w:abstractNumId w:val="5"/>
+  </w:num>
+  <w:num w:numId="100">
     <w:abstractNumId w:val="5"/>
   </w:num>
 </w:numbering>

--- a/docs/manuals/user-guide.docx
+++ b/docs/manuals/user-guide.docx
@@ -23,7 +23,7 @@
       </w:pPr>
       <w:r>
         <w:rPr/>
-        <w:t>Версия 0.4.0</w:t>
+        <w:t>Версия 0.5.0</w:t>
       </w:r>
     </w:p>
     <w:p>
@@ -93,7 +93,7 @@
             </w:rPr>
             <w:fldChar w:fldCharType="separate"/>
           </w:r>
-          <w:hyperlink w:anchor="__RefHeading___Toc2684_3161111101">
+          <w:hyperlink w:anchor="__RefHeading___Toc2932_2598674696">
             <w:r>
               <w:rPr>
                 <w:webHidden/>
@@ -114,7 +114,7 @@
             </w:tabs>
             <w:rPr/>
           </w:pPr>
-          <w:hyperlink w:anchor="__RefHeading___Toc2686_3161111101">
+          <w:hyperlink w:anchor="__RefHeading___Toc2934_2598674696">
             <w:r>
               <w:rPr>
                 <w:webHidden/>
@@ -135,7 +135,7 @@
             </w:tabs>
             <w:rPr/>
           </w:pPr>
-          <w:hyperlink w:anchor="__RefHeading___Toc2688_3161111101">
+          <w:hyperlink w:anchor="__RefHeading___Toc2936_2598674696">
             <w:r>
               <w:rPr>
                 <w:webHidden/>
@@ -156,7 +156,7 @@
             </w:tabs>
             <w:rPr/>
           </w:pPr>
-          <w:hyperlink w:anchor="__RefHeading___Toc2690_3161111101">
+          <w:hyperlink w:anchor="__RefHeading___Toc2938_2598674696">
             <w:r>
               <w:rPr>
                 <w:webHidden/>
@@ -177,7 +177,7 @@
             </w:tabs>
             <w:rPr/>
           </w:pPr>
-          <w:hyperlink w:anchor="__RefHeading___Toc2692_3161111101">
+          <w:hyperlink w:anchor="__RefHeading___Toc2940_2598674696">
             <w:r>
               <w:rPr>
                 <w:webHidden/>
@@ -198,7 +198,7 @@
             </w:tabs>
             <w:rPr/>
           </w:pPr>
-          <w:hyperlink w:anchor="__RefHeading___Toc2694_3161111101">
+          <w:hyperlink w:anchor="__RefHeading___Toc2942_2598674696">
             <w:r>
               <w:rPr>
                 <w:webHidden/>
@@ -219,7 +219,7 @@
             </w:tabs>
             <w:rPr/>
           </w:pPr>
-          <w:hyperlink w:anchor="__RefHeading___Toc2696_3161111101">
+          <w:hyperlink w:anchor="__RefHeading___Toc2944_2598674696">
             <w:r>
               <w:rPr>
                 <w:webHidden/>
@@ -240,7 +240,7 @@
             </w:tabs>
             <w:rPr/>
           </w:pPr>
-          <w:hyperlink w:anchor="__RefHeading___Toc2698_3161111101">
+          <w:hyperlink w:anchor="__RefHeading___Toc2946_2598674696">
             <w:r>
               <w:rPr>
                 <w:webHidden/>
@@ -261,7 +261,7 @@
             </w:tabs>
             <w:rPr/>
           </w:pPr>
-          <w:hyperlink w:anchor="__RefHeading___Toc2700_3161111101">
+          <w:hyperlink w:anchor="__RefHeading___Toc2948_2598674696">
             <w:r>
               <w:rPr>
                 <w:webHidden/>
@@ -282,7 +282,7 @@
             </w:tabs>
             <w:rPr/>
           </w:pPr>
-          <w:hyperlink w:anchor="__RefHeading___Toc2702_3161111101">
+          <w:hyperlink w:anchor="__RefHeading___Toc2950_2598674696">
             <w:r>
               <w:rPr>
                 <w:webHidden/>
@@ -303,7 +303,7 @@
             </w:tabs>
             <w:rPr/>
           </w:pPr>
-          <w:hyperlink w:anchor="__RefHeading___Toc2704_3161111101">
+          <w:hyperlink w:anchor="__RefHeading___Toc2952_2598674696">
             <w:r>
               <w:rPr>
                 <w:webHidden/>
@@ -324,7 +324,7 @@
             </w:tabs>
             <w:rPr/>
           </w:pPr>
-          <w:hyperlink w:anchor="__RefHeading___Toc2706_3161111101">
+          <w:hyperlink w:anchor="__RefHeading___Toc2954_2598674696">
             <w:r>
               <w:rPr>
                 <w:webHidden/>
@@ -345,7 +345,7 @@
             </w:tabs>
             <w:rPr/>
           </w:pPr>
-          <w:hyperlink w:anchor="__RefHeading___Toc2708_3161111101">
+          <w:hyperlink w:anchor="__RefHeading___Toc2956_2598674696">
             <w:r>
               <w:rPr>
                 <w:webHidden/>
@@ -366,7 +366,7 @@
             </w:tabs>
             <w:rPr/>
           </w:pPr>
-          <w:hyperlink w:anchor="__RefHeading___Toc2710_3161111101">
+          <w:hyperlink w:anchor="__RefHeading___Toc2958_2598674696">
             <w:r>
               <w:rPr>
                 <w:webHidden/>
@@ -387,7 +387,7 @@
             </w:tabs>
             <w:rPr/>
           </w:pPr>
-          <w:hyperlink w:anchor="__RefHeading___Toc2712_3161111101">
+          <w:hyperlink w:anchor="__RefHeading___Toc2960_2598674696">
             <w:r>
               <w:rPr>
                 <w:webHidden/>
@@ -408,7 +408,7 @@
             </w:tabs>
             <w:rPr/>
           </w:pPr>
-          <w:hyperlink w:anchor="__RefHeading___Toc2714_3161111101">
+          <w:hyperlink w:anchor="__RefHeading___Toc2962_2598674696">
             <w:r>
               <w:rPr>
                 <w:webHidden/>
@@ -429,7 +429,7 @@
             </w:tabs>
             <w:rPr/>
           </w:pPr>
-          <w:hyperlink w:anchor="__RefHeading___Toc2716_3161111101">
+          <w:hyperlink w:anchor="__RefHeading___Toc2964_2598674696">
             <w:r>
               <w:rPr>
                 <w:webHidden/>
@@ -450,7 +450,7 @@
             </w:tabs>
             <w:rPr/>
           </w:pPr>
-          <w:hyperlink w:anchor="__RefHeading___Toc2718_3161111101">
+          <w:hyperlink w:anchor="__RefHeading___Toc2966_2598674696">
             <w:r>
               <w:rPr>
                 <w:webHidden/>
@@ -471,7 +471,7 @@
             </w:tabs>
             <w:rPr/>
           </w:pPr>
-          <w:hyperlink w:anchor="__RefHeading___Toc2720_3161111101">
+          <w:hyperlink w:anchor="__RefHeading___Toc2968_2598674696">
             <w:r>
               <w:rPr>
                 <w:webHidden/>
@@ -492,7 +492,7 @@
             </w:tabs>
             <w:rPr/>
           </w:pPr>
-          <w:hyperlink w:anchor="__RefHeading___Toc2722_3161111101">
+          <w:hyperlink w:anchor="__RefHeading___Toc2970_2598674696">
             <w:r>
               <w:rPr>
                 <w:webHidden/>
@@ -513,7 +513,7 @@
             </w:tabs>
             <w:rPr/>
           </w:pPr>
-          <w:hyperlink w:anchor="__RefHeading___Toc2724_3161111101">
+          <w:hyperlink w:anchor="__RefHeading___Toc2972_2598674696">
             <w:r>
               <w:rPr>
                 <w:webHidden/>
@@ -534,7 +534,7 @@
             </w:tabs>
             <w:rPr/>
           </w:pPr>
-          <w:hyperlink w:anchor="__RefHeading___Toc2726_3161111101">
+          <w:hyperlink w:anchor="__RefHeading___Toc2974_2598674696">
             <w:r>
               <w:rPr>
                 <w:webHidden/>
@@ -555,7 +555,7 @@
             </w:tabs>
             <w:rPr/>
           </w:pPr>
-          <w:hyperlink w:anchor="__RefHeading___Toc2728_3161111101">
+          <w:hyperlink w:anchor="__RefHeading___Toc2976_2598674696">
             <w:r>
               <w:rPr>
                 <w:webHidden/>
@@ -576,7 +576,7 @@
             </w:tabs>
             <w:rPr/>
           </w:pPr>
-          <w:hyperlink w:anchor="__RefHeading___Toc2730_3161111101">
+          <w:hyperlink w:anchor="__RefHeading___Toc2978_2598674696">
             <w:r>
               <w:rPr>
                 <w:webHidden/>
@@ -597,7 +597,7 @@
             </w:tabs>
             <w:rPr/>
           </w:pPr>
-          <w:hyperlink w:anchor="__RefHeading___Toc2732_3161111101">
+          <w:hyperlink w:anchor="__RefHeading___Toc2980_2598674696">
             <w:r>
               <w:rPr>
                 <w:webHidden/>
@@ -618,7 +618,7 @@
             </w:tabs>
             <w:rPr/>
           </w:pPr>
-          <w:hyperlink w:anchor="__RefHeading___Toc2734_3161111101">
+          <w:hyperlink w:anchor="__RefHeading___Toc2982_2598674696">
             <w:r>
               <w:rPr>
                 <w:webHidden/>
@@ -639,7 +639,7 @@
             </w:tabs>
             <w:rPr/>
           </w:pPr>
-          <w:hyperlink w:anchor="__RefHeading___Toc2736_3161111101">
+          <w:hyperlink w:anchor="__RefHeading___Toc2984_2598674696">
             <w:r>
               <w:rPr>
                 <w:webHidden/>
@@ -660,7 +660,7 @@
             </w:tabs>
             <w:rPr/>
           </w:pPr>
-          <w:hyperlink w:anchor="__RefHeading___Toc2738_3161111101">
+          <w:hyperlink w:anchor="__RefHeading___Toc2986_2598674696">
             <w:r>
               <w:rPr>
                 <w:webHidden/>
@@ -681,7 +681,7 @@
             </w:tabs>
             <w:rPr/>
           </w:pPr>
-          <w:hyperlink w:anchor="__RefHeading___Toc2740_3161111101">
+          <w:hyperlink w:anchor="__RefHeading___Toc2988_2598674696">
             <w:r>
               <w:rPr>
                 <w:webHidden/>
@@ -702,7 +702,7 @@
             </w:tabs>
             <w:rPr/>
           </w:pPr>
-          <w:hyperlink w:anchor="__RefHeading___Toc2742_3161111101">
+          <w:hyperlink w:anchor="__RefHeading___Toc2990_2598674696">
             <w:r>
               <w:rPr>
                 <w:webHidden/>
@@ -723,7 +723,7 @@
             </w:tabs>
             <w:rPr/>
           </w:pPr>
-          <w:hyperlink w:anchor="__RefHeading___Toc2744_3161111101">
+          <w:hyperlink w:anchor="__RefHeading___Toc2992_2598674696">
             <w:r>
               <w:rPr>
                 <w:webHidden/>
@@ -744,7 +744,7 @@
             </w:tabs>
             <w:rPr/>
           </w:pPr>
-          <w:hyperlink w:anchor="__RefHeading___Toc2746_3161111101">
+          <w:hyperlink w:anchor="__RefHeading___Toc2994_2598674696">
             <w:r>
               <w:rPr>
                 <w:webHidden/>
@@ -765,7 +765,7 @@
             </w:tabs>
             <w:rPr/>
           </w:pPr>
-          <w:hyperlink w:anchor="__RefHeading___Toc2748_3161111101">
+          <w:hyperlink w:anchor="__RefHeading___Toc2996_2598674696">
             <w:r>
               <w:rPr>
                 <w:webHidden/>
@@ -786,7 +786,7 @@
             </w:tabs>
             <w:rPr/>
           </w:pPr>
-          <w:hyperlink w:anchor="__RefHeading___Toc2750_3161111101">
+          <w:hyperlink w:anchor="__RefHeading___Toc2998_2598674696">
             <w:r>
               <w:rPr>
                 <w:webHidden/>
@@ -807,7 +807,7 @@
             </w:tabs>
             <w:rPr/>
           </w:pPr>
-          <w:hyperlink w:anchor="__RefHeading___Toc2752_3161111101">
+          <w:hyperlink w:anchor="__RefHeading___Toc3000_2598674696">
             <w:r>
               <w:rPr>
                 <w:webHidden/>
@@ -828,7 +828,7 @@
             </w:tabs>
             <w:rPr/>
           </w:pPr>
-          <w:hyperlink w:anchor="__RefHeading___Toc2754_3161111101">
+          <w:hyperlink w:anchor="__RefHeading___Toc3002_2598674696">
             <w:r>
               <w:rPr>
                 <w:webHidden/>
@@ -849,7 +849,7 @@
             </w:tabs>
             <w:rPr/>
           </w:pPr>
-          <w:hyperlink w:anchor="__RefHeading___Toc2756_3161111101">
+          <w:hyperlink w:anchor="__RefHeading___Toc3004_2598674696">
             <w:r>
               <w:rPr>
                 <w:webHidden/>
@@ -870,7 +870,7 @@
             </w:tabs>
             <w:rPr/>
           </w:pPr>
-          <w:hyperlink w:anchor="__RefHeading___Toc2758_3161111101">
+          <w:hyperlink w:anchor="__RefHeading___Toc3006_2598674696">
             <w:r>
               <w:rPr>
                 <w:webHidden/>
@@ -891,7 +891,7 @@
             </w:tabs>
             <w:rPr/>
           </w:pPr>
-          <w:hyperlink w:anchor="__RefHeading___Toc2760_3161111101">
+          <w:hyperlink w:anchor="__RefHeading___Toc3008_2598674696">
             <w:r>
               <w:rPr>
                 <w:webHidden/>
@@ -912,7 +912,7 @@
             </w:tabs>
             <w:rPr/>
           </w:pPr>
-          <w:hyperlink w:anchor="__RefHeading___Toc2762_3161111101">
+          <w:hyperlink w:anchor="__RefHeading___Toc3010_2598674696">
             <w:r>
               <w:rPr>
                 <w:webHidden/>
@@ -933,7 +933,7 @@
             </w:tabs>
             <w:rPr/>
           </w:pPr>
-          <w:hyperlink w:anchor="__RefHeading___Toc2764_3161111101">
+          <w:hyperlink w:anchor="__RefHeading___Toc3012_2598674696">
             <w:r>
               <w:rPr>
                 <w:webHidden/>
@@ -954,7 +954,7 @@
             </w:tabs>
             <w:rPr/>
           </w:pPr>
-          <w:hyperlink w:anchor="__RefHeading___Toc2766_3161111101">
+          <w:hyperlink w:anchor="__RefHeading___Toc3014_2598674696">
             <w:r>
               <w:rPr>
                 <w:webHidden/>
@@ -975,7 +975,7 @@
             </w:tabs>
             <w:rPr/>
           </w:pPr>
-          <w:hyperlink w:anchor="__RefHeading___Toc2768_3161111101">
+          <w:hyperlink w:anchor="__RefHeading___Toc3016_2598674696">
             <w:r>
               <w:rPr>
                 <w:webHidden/>
@@ -996,7 +996,7 @@
             </w:tabs>
             <w:rPr/>
           </w:pPr>
-          <w:hyperlink w:anchor="__RefHeading___Toc2770_3161111101">
+          <w:hyperlink w:anchor="__RefHeading___Toc3018_2598674696">
             <w:r>
               <w:rPr>
                 <w:webHidden/>
@@ -1017,7 +1017,7 @@
             </w:tabs>
             <w:rPr/>
           </w:pPr>
-          <w:hyperlink w:anchor="__RefHeading___Toc2772_3161111101">
+          <w:hyperlink w:anchor="__RefHeading___Toc3020_2598674696">
             <w:r>
               <w:rPr>
                 <w:webHidden/>
@@ -1026,6 +1026,69 @@
               <w:t>12.4 Задачи из Jira</w:t>
               <w:tab/>
               <w:t>32</w:t>
+            </w:r>
+          </w:hyperlink>
+        </w:p>
+        <w:p>
+          <w:pPr>
+            <w:pStyle w:val="TOC2"/>
+            <w:tabs>
+              <w:tab w:val="clear" w:pos="9077"/>
+              <w:tab w:val="right" w:pos="9359" w:leader="dot"/>
+            </w:tabs>
+            <w:rPr/>
+          </w:pPr>
+          <w:hyperlink w:anchor="__RefHeading___Toc3022_2598674696">
+            <w:r>
+              <w:rPr>
+                <w:webHidden/>
+                <w:rStyle w:val="IndexLink"/>
+              </w:rPr>
+              <w:t>12.5 Источник задач плана</w:t>
+              <w:tab/>
+              <w:t>34</w:t>
+            </w:r>
+          </w:hyperlink>
+        </w:p>
+        <w:p>
+          <w:pPr>
+            <w:pStyle w:val="TOC2"/>
+            <w:tabs>
+              <w:tab w:val="clear" w:pos="9077"/>
+              <w:tab w:val="right" w:pos="9359" w:leader="dot"/>
+            </w:tabs>
+            <w:rPr/>
+          </w:pPr>
+          <w:hyperlink w:anchor="__RefHeading___Toc3024_2598674696">
+            <w:r>
+              <w:rPr>
+                <w:webHidden/>
+                <w:rStyle w:val="IndexLink"/>
+              </w:rPr>
+              <w:t>12.6 Подсказки при привязке строки</w:t>
+              <w:tab/>
+              <w:t>34</w:t>
+            </w:r>
+          </w:hyperlink>
+        </w:p>
+        <w:p>
+          <w:pPr>
+            <w:pStyle w:val="TOC2"/>
+            <w:tabs>
+              <w:tab w:val="clear" w:pos="9077"/>
+              <w:tab w:val="right" w:pos="9359" w:leader="dot"/>
+            </w:tabs>
+            <w:rPr/>
+          </w:pPr>
+          <w:hyperlink w:anchor="__RefHeading___Toc3026_2598674696">
+            <w:r>
+              <w:rPr>
+                <w:webHidden/>
+                <w:rStyle w:val="IndexLink"/>
+              </w:rPr>
+              <w:t>12.7 Если задачи Jira не загружаются</w:t>
+              <w:tab/>
+              <w:t>34</w:t>
             </w:r>
           </w:hyperlink>
         </w:p>
@@ -1038,15 +1101,15 @@
             </w:tabs>
             <w:rPr/>
           </w:pPr>
-          <w:hyperlink w:anchor="__RefHeading___Toc2774_3161111101">
+          <w:hyperlink w:anchor="__RefHeading___Toc3028_2598674696">
             <w:r>
               <w:rPr>
                 <w:webHidden/>
                 <w:rStyle w:val="IndexLink"/>
               </w:rPr>
-              <w:t>13 Структура компании</w:t>
+              <w:t>13 Задачи «По Делу» в проекте</w:t>
               <w:tab/>
-              <w:t>34</w:t>
+              <w:t>35</w:t>
             </w:r>
           </w:hyperlink>
         </w:p>
@@ -1059,13 +1122,13 @@
             </w:tabs>
             <w:rPr/>
           </w:pPr>
-          <w:hyperlink w:anchor="__RefHeading___Toc2776_3161111101">
+          <w:hyperlink w:anchor="__RefHeading___Toc3030_2598674696">
             <w:r>
               <w:rPr>
                 <w:webHidden/>
                 <w:rStyle w:val="IndexLink"/>
               </w:rPr>
-              <w:t>14 Только просмотр</w:t>
+              <w:t>14 Структура компании</w:t>
               <w:tab/>
               <w:t>36</w:t>
             </w:r>
@@ -1080,15 +1143,36 @@
             </w:tabs>
             <w:rPr/>
           </w:pPr>
-          <w:hyperlink w:anchor="__RefHeading___Toc2778_3161111101">
+          <w:hyperlink w:anchor="__RefHeading___Toc3032_2598674696">
             <w:r>
               <w:rPr>
                 <w:webHidden/>
                 <w:rStyle w:val="IndexLink"/>
               </w:rPr>
-              <w:t>15 Пользовательские сценарии</w:t>
+              <w:t>15 Только просмотр</w:t>
               <w:tab/>
-              <w:t>37</w:t>
+              <w:t>38</w:t>
+            </w:r>
+          </w:hyperlink>
+        </w:p>
+        <w:p>
+          <w:pPr>
+            <w:pStyle w:val="TOC1"/>
+            <w:tabs>
+              <w:tab w:val="clear" w:pos="9360"/>
+              <w:tab w:val="right" w:pos="9359" w:leader="dot"/>
+            </w:tabs>
+            <w:rPr/>
+          </w:pPr>
+          <w:hyperlink w:anchor="__RefHeading___Toc3034_2598674696">
+            <w:r>
+              <w:rPr>
+                <w:webHidden/>
+                <w:rStyle w:val="IndexLink"/>
+              </w:rPr>
+              <w:t>16 Пользовательские сценарии</w:t>
+              <w:tab/>
+              <w:t>39</w:t>
             </w:r>
           </w:hyperlink>
         </w:p>
@@ -1101,15 +1185,15 @@
             </w:tabs>
             <w:rPr/>
           </w:pPr>
-          <w:hyperlink w:anchor="__RefHeading___Toc2780_3161111101">
+          <w:hyperlink w:anchor="__RefHeading___Toc3036_2598674696">
             <w:r>
               <w:rPr>
                 <w:webHidden/>
                 <w:rStyle w:val="IndexLink"/>
               </w:rPr>
-              <w:t>15.1 Сценарий 1. План нового проекта</w:t>
+              <w:t>16.1 Сценарий 1. План нового проекта</w:t>
               <w:tab/>
-              <w:t>37</w:t>
+              <w:t>39</w:t>
             </w:r>
           </w:hyperlink>
         </w:p>
@@ -1122,15 +1206,15 @@
             </w:tabs>
             <w:rPr/>
           </w:pPr>
-          <w:hyperlink w:anchor="__RefHeading___Toc2782_3161111101">
+          <w:hyperlink w:anchor="__RefHeading___Toc3038_2598674696">
             <w:r>
               <w:rPr>
                 <w:webHidden/>
                 <w:rStyle w:val="IndexLink"/>
               </w:rPr>
-              <w:t>15.2 Сценарий 2. Еженедельный статус</w:t>
+              <w:t>16.2 Сценарий 2. Еженедельный статус</w:t>
               <w:tab/>
-              <w:t>37</w:t>
+              <w:t>39</w:t>
             </w:r>
           </w:hyperlink>
         </w:p>
@@ -1143,15 +1227,15 @@
             </w:tabs>
             <w:rPr/>
           </w:pPr>
-          <w:hyperlink w:anchor="__RefHeading___Toc2784_3161111101">
+          <w:hyperlink w:anchor="__RefHeading___Toc3040_2598674696">
             <w:r>
               <w:rPr>
                 <w:webHidden/>
                 <w:rStyle w:val="IndexLink"/>
               </w:rPr>
-              <w:t>15.3 Сценарий 3. Перенос срока с зависимыми задачами</w:t>
+              <w:t>16.3 Сценарий 3. Перенос срока с зависимыми задачами</w:t>
               <w:tab/>
-              <w:t>37</w:t>
+              <w:t>39</w:t>
             </w:r>
           </w:hyperlink>
         </w:p>
@@ -1164,15 +1248,15 @@
             </w:tabs>
             <w:rPr/>
           </w:pPr>
-          <w:hyperlink w:anchor="__RefHeading___Toc2786_3161111101">
+          <w:hyperlink w:anchor="__RefHeading___Toc3042_2598674696">
             <w:r>
               <w:rPr>
                 <w:webHidden/>
                 <w:rStyle w:val="IndexLink"/>
               </w:rPr>
-              <w:t>15.4 Сценарий 4. Вариант графика для заказчика</w:t>
+              <w:t>16.4 Сценарий 4. Вариант графика для заказчика</w:t>
               <w:tab/>
-              <w:t>37</w:t>
+              <w:t>39</w:t>
             </w:r>
           </w:hyperlink>
         </w:p>
@@ -1185,15 +1269,15 @@
             </w:tabs>
             <w:rPr/>
           </w:pPr>
-          <w:hyperlink w:anchor="__RefHeading___Toc2788_3161111101">
+          <w:hyperlink w:anchor="__RefHeading___Toc3044_2598674696">
             <w:r>
               <w:rPr>
                 <w:webHidden/>
                 <w:rStyle w:val="IndexLink"/>
               </w:rPr>
-              <w:t>15.5 Сценарий 5. Ошибочная правка</w:t>
+              <w:t>16.5 Сценарий 5. Ошибочная правка</w:t>
               <w:tab/>
-              <w:t>37</w:t>
+              <w:t>39</w:t>
             </w:r>
           </w:hyperlink>
         </w:p>
@@ -1206,15 +1290,15 @@
             </w:tabs>
             <w:rPr/>
           </w:pPr>
-          <w:hyperlink w:anchor="__RefHeading___Toc2790_3161111101">
+          <w:hyperlink w:anchor="__RefHeading___Toc3046_2598674696">
             <w:r>
               <w:rPr>
                 <w:webHidden/>
                 <w:rStyle w:val="IndexLink"/>
               </w:rPr>
-              <w:t>15.6 Сценарий 6. Статус плана по задачам Jira</w:t>
+              <w:t>16.6 Сценарий 6. Статус плана по задачам Jira</w:t>
               <w:tab/>
-              <w:t>38</w:t>
+              <w:t>40</w:t>
             </w:r>
           </w:hyperlink>
         </w:p>
@@ -1227,15 +1311,15 @@
             </w:tabs>
             <w:rPr/>
           </w:pPr>
-          <w:hyperlink w:anchor="__RefHeading___Toc2792_3161111101">
+          <w:hyperlink w:anchor="__RefHeading___Toc3048_2598674696">
             <w:r>
               <w:rPr>
                 <w:webHidden/>
                 <w:rStyle w:val="IndexLink"/>
               </w:rPr>
-              <w:t>16 Частые вопросы</w:t>
+              <w:t>17 Частые вопросы</w:t>
               <w:tab/>
-              <w:t>39</w:t>
+              <w:t>41</w:t>
             </w:r>
           </w:hyperlink>
           <w:r>
@@ -1252,7 +1336,7 @@
         <w:pStyle w:val="Heading1"/>
         <w:rPr/>
       </w:pPr>
-      <w:bookmarkStart w:id="0" w:name="__RefHeading___Toc2684_3161111101"/>
+      <w:bookmarkStart w:id="0" w:name="__RefHeading___Toc2932_2598674696"/>
       <w:bookmarkEnd w:id="0"/>
       <w:r>
         <w:rPr>
@@ -1273,7 +1357,7 @@
       </w:pPr>
       <w:r>
         <w:rPr/>
-        <w:t>Руководство описывает работу в системе «Пульс Проекта» версии 0.4.0: проекты и направления, планы проекта, диаграмму Ганта (задачи, вехи, группы, связи, пометки), совместную работу, историю и сохранённые версии, фильтры, статистику и выгрузку.</w:t>
+        <w:t>Руководство описывает работу в системе «Пульс Проекта» версии 0.5.0: проекты и направления, планы проекта, диаграмму Ганта (задачи, вехи, группы, связи, пометки), совместную работу, историю и сохранённые версии, фильтры, статистику и выгрузку.</w:t>
       </w:r>
     </w:p>
     <w:p>
@@ -1803,7 +1887,7 @@
         <w:pStyle w:val="Heading1"/>
         <w:rPr/>
       </w:pPr>
-      <w:bookmarkStart w:id="2" w:name="__RefHeading___Toc2686_3161111101"/>
+      <w:bookmarkStart w:id="2" w:name="__RefHeading___Toc2934_2598674696"/>
       <w:bookmarkEnd w:id="2"/>
       <w:r>
         <w:rPr>
@@ -1822,7 +1906,7 @@
         <w:pStyle w:val="Heading2"/>
         <w:rPr/>
       </w:pPr>
-      <w:bookmarkStart w:id="3" w:name="__RefHeading___Toc2688_3161111101"/>
+      <w:bookmarkStart w:id="3" w:name="__RefHeading___Toc2936_2598674696"/>
       <w:bookmarkStart w:id="4" w:name="назначение"/>
       <w:bookmarkEnd w:id="3"/>
       <w:r>
@@ -1979,7 +2063,7 @@
         <w:pStyle w:val="Heading2"/>
         <w:rPr/>
       </w:pPr>
-      <w:bookmarkStart w:id="5" w:name="__RefHeading___Toc2690_3161111101"/>
+      <w:bookmarkStart w:id="5" w:name="__RefHeading___Toc2938_2598674696"/>
       <w:bookmarkEnd w:id="5"/>
       <w:r>
         <w:rPr>
@@ -2718,7 +2802,7 @@
         <w:pStyle w:val="Heading2"/>
         <w:rPr/>
       </w:pPr>
-      <w:bookmarkStart w:id="7" w:name="__RefHeading___Toc2692_3161111101"/>
+      <w:bookmarkStart w:id="7" w:name="__RefHeading___Toc2940_2598674696"/>
       <w:bookmarkEnd w:id="7"/>
       <w:r>
         <w:rPr>
@@ -2851,7 +2935,7 @@
         <w:pStyle w:val="Heading2"/>
         <w:rPr/>
       </w:pPr>
-      <w:bookmarkStart w:id="8" w:name="__RefHeading___Toc2694_3161111101"/>
+      <w:bookmarkStart w:id="8" w:name="__RefHeading___Toc2942_2598674696"/>
       <w:bookmarkStart w:id="9" w:name="интерфейс"/>
       <w:bookmarkEnd w:id="8"/>
       <w:r>
@@ -2864,112 +2948,6 @@
         <w:rPr/>
         <w:tab/>
         <w:t>Интерфейс</w:t>
-      </w:r>
-    </w:p>
-    <w:p>
-      <w:pPr>
-        <w:pStyle w:val="Compact"/>
-        <w:numPr>
-          <w:ilvl w:val="0"/>
-          <w:numId w:val="23"/>
-        </w:numPr>
-        <w:rPr/>
-      </w:pPr>
-      <w:r>
-        <w:rPr>
-          <w:b/>
-          <w:bCs/>
-        </w:rPr>
-        <w:t>Боковое меню</w:t>
-      </w:r>
-      <w:r>
-        <w:rPr/>
-        <w:t xml:space="preserve"> слева: «Проекты», «Структура компании», список направлений с их проектами (раскрываются щелчком), разделы администрирования (только администратору), «Руководство», ваш профиль, «Выйти», знак «?» — «О программе», номер версии (щелчок по нему открывает «Что нового» — изменения по версиям). Кнопка </w:t>
-      </w:r>
-      <w:r>
-        <w:rPr>
-          <w:b/>
-          <w:bCs/>
-        </w:rPr>
-        <w:t>‹</w:t>
-      </w:r>
-      <w:r>
-        <w:rPr/>
-        <w:t xml:space="preserve"> сворачивает меню.</w:t>
-      </w:r>
-    </w:p>
-    <w:p>
-      <w:pPr>
-        <w:pStyle w:val="Compact"/>
-        <w:numPr>
-          <w:ilvl w:val="0"/>
-          <w:numId w:val="24"/>
-        </w:numPr>
-        <w:rPr/>
-      </w:pPr>
-      <w:r>
-        <w:rPr>
-          <w:b/>
-          <w:bCs/>
-        </w:rPr>
-        <w:t>Рабочая область</w:t>
-      </w:r>
-      <w:r>
-        <w:rPr/>
-        <w:t xml:space="preserve"> справа: главная страница с проектами или экран проекта.</w:t>
-      </w:r>
-    </w:p>
-    <w:p>
-      <w:pPr>
-        <w:pStyle w:val="Compact"/>
-        <w:numPr>
-          <w:ilvl w:val="0"/>
-          <w:numId w:val="25"/>
-        </w:numPr>
-        <w:rPr/>
-      </w:pPr>
-      <w:r>
-        <w:rPr>
-          <w:b/>
-          <w:bCs/>
-        </w:rPr>
-        <w:t>Уведомления</w:t>
-      </w:r>
-      <w:r>
-        <w:rPr/>
-        <w:t xml:space="preserve"> появляются в правом верхнем углу: «Сохранено», «Строка удалена — Отменить», ошибки.</w:t>
-      </w:r>
-    </w:p>
-    <w:p>
-      <w:pPr>
-        <w:pStyle w:val="Compact"/>
-        <w:numPr>
-          <w:ilvl w:val="0"/>
-          <w:numId w:val="26"/>
-        </w:numPr>
-        <w:rPr/>
-      </w:pPr>
-      <w:r>
-        <w:rPr>
-          <w:b/>
-          <w:bCs/>
-        </w:rPr>
-        <w:t>На телефоне и планшете</w:t>
-      </w:r>
-      <w:r>
-        <w:rPr/>
-        <w:t xml:space="preserve"> меню открывается кнопкой </w:t>
-      </w:r>
-      <w:r>
-        <w:rPr>
-          <w:b/>
-          <w:bCs/>
-        </w:rPr>
-        <w:t>☰</w:t>
-      </w:r>
-      <w:r>
-        <w:rPr/>
-        <w:t xml:space="preserve"> в левом верхнем углу и закрывается щелчком по затемнённому фону или Esc; карточка строки на ноутбуке и планшете открывается поверх диаграммы, на телефоне — на весь экран.</w:t>
       </w:r>
     </w:p>
     <w:p>
@@ -2981,6 +2959,112 @@
         </w:numPr>
         <w:rPr/>
       </w:pPr>
+      <w:r>
+        <w:rPr>
+          <w:b/>
+          <w:bCs/>
+        </w:rPr>
+        <w:t>Боковое меню</w:t>
+      </w:r>
+      <w:r>
+        <w:rPr/>
+        <w:t xml:space="preserve"> слева: «Проекты», «Структура компании», список направлений с их проектами (раскрываются щелчком), разделы администрирования (только администратору), «Руководство», ваш профиль, «Выйти», знак «?» — «О программе», номер версии (щелчок по нему открывает «Что нового» — изменения по версиям). Кнопка </w:t>
+      </w:r>
+      <w:r>
+        <w:rPr>
+          <w:b/>
+          <w:bCs/>
+        </w:rPr>
+        <w:t>‹</w:t>
+      </w:r>
+      <w:r>
+        <w:rPr/>
+        <w:t xml:space="preserve"> сворачивает меню.</w:t>
+      </w:r>
+    </w:p>
+    <w:p>
+      <w:pPr>
+        <w:pStyle w:val="Compact"/>
+        <w:numPr>
+          <w:ilvl w:val="0"/>
+          <w:numId w:val="28"/>
+        </w:numPr>
+        <w:rPr/>
+      </w:pPr>
+      <w:r>
+        <w:rPr>
+          <w:b/>
+          <w:bCs/>
+        </w:rPr>
+        <w:t>Рабочая область</w:t>
+      </w:r>
+      <w:r>
+        <w:rPr/>
+        <w:t xml:space="preserve"> справа: главная страница с проектами или экран проекта.</w:t>
+      </w:r>
+    </w:p>
+    <w:p>
+      <w:pPr>
+        <w:pStyle w:val="Compact"/>
+        <w:numPr>
+          <w:ilvl w:val="0"/>
+          <w:numId w:val="29"/>
+        </w:numPr>
+        <w:rPr/>
+      </w:pPr>
+      <w:r>
+        <w:rPr>
+          <w:b/>
+          <w:bCs/>
+        </w:rPr>
+        <w:t>Уведомления</w:t>
+      </w:r>
+      <w:r>
+        <w:rPr/>
+        <w:t xml:space="preserve"> появляются в правом верхнем углу: «Сохранено», «Строка удалена — Отменить», ошибки.</w:t>
+      </w:r>
+    </w:p>
+    <w:p>
+      <w:pPr>
+        <w:pStyle w:val="Compact"/>
+        <w:numPr>
+          <w:ilvl w:val="0"/>
+          <w:numId w:val="30"/>
+        </w:numPr>
+        <w:rPr/>
+      </w:pPr>
+      <w:r>
+        <w:rPr>
+          <w:b/>
+          <w:bCs/>
+        </w:rPr>
+        <w:t>На телефоне и планшете</w:t>
+      </w:r>
+      <w:r>
+        <w:rPr/>
+        <w:t xml:space="preserve"> меню открывается кнопкой </w:t>
+      </w:r>
+      <w:r>
+        <w:rPr>
+          <w:b/>
+          <w:bCs/>
+        </w:rPr>
+        <w:t>☰</w:t>
+      </w:r>
+      <w:r>
+        <w:rPr/>
+        <w:t xml:space="preserve"> в левом верхнем углу и закрывается щелчком по затемнённому фону или Esc; карточка строки на ноутбуке и планшете открывается поверх диаграммы, на телефоне — на весь экран.</w:t>
+      </w:r>
+    </w:p>
+    <w:p>
+      <w:pPr>
+        <w:pStyle w:val="Compact"/>
+        <w:numPr>
+          <w:ilvl w:val="0"/>
+          <w:numId w:val="31"/>
+        </w:numPr>
+        <w:rPr/>
+      </w:pPr>
       <w:bookmarkStart w:id="10" w:name="интерфейс"/>
       <w:r>
         <w:rPr/>
@@ -2993,7 +3077,7 @@
         <w:pStyle w:val="Heading2"/>
         <w:rPr/>
       </w:pPr>
-      <w:bookmarkStart w:id="11" w:name="__RefHeading___Toc2696_3161111101"/>
+      <w:bookmarkStart w:id="11" w:name="__RefHeading___Toc2944_2598674696"/>
       <w:bookmarkStart w:id="12" w:name="профиль-пароль-и-фото"/>
       <w:bookmarkEnd w:id="11"/>
       <w:r>
@@ -3081,7 +3165,7 @@
         <w:pStyle w:val="Heading2"/>
         <w:rPr/>
       </w:pPr>
-      <w:bookmarkStart w:id="14" w:name="__RefHeading___Toc2698_3161111101"/>
+      <w:bookmarkStart w:id="14" w:name="__RefHeading___Toc2946_2598674696"/>
       <w:bookmarkStart w:id="15" w:name="справка-в-приложении"/>
       <w:bookmarkEnd w:id="14"/>
       <w:r>
@@ -3177,7 +3261,7 @@
         <w:pStyle w:val="Heading1"/>
         <w:rPr/>
       </w:pPr>
-      <w:bookmarkStart w:id="16" w:name="__RefHeading___Toc2700_3161111101"/>
+      <w:bookmarkStart w:id="16" w:name="__RefHeading___Toc2948_2598674696"/>
       <w:bookmarkStart w:id="17" w:name="проекты"/>
       <w:bookmarkEnd w:id="16"/>
       <w:r>
@@ -3197,7 +3281,7 @@
         <w:pStyle w:val="Heading2"/>
         <w:rPr/>
       </w:pPr>
-      <w:bookmarkStart w:id="18" w:name="__RefHeading___Toc2702_3161111101"/>
+      <w:bookmarkStart w:id="18" w:name="__RefHeading___Toc2950_2598674696"/>
       <w:bookmarkStart w:id="19" w:name="главная-страница"/>
       <w:bookmarkEnd w:id="18"/>
       <w:r>
@@ -3220,109 +3304,6 @@
       <w:r>
         <w:rPr/>
         <w:t>Главная страница показывает проекты, к которым у вас есть доступ, по направлениям. На карточке проекта:</w:t>
-      </w:r>
-    </w:p>
-    <w:p>
-      <w:pPr>
-        <w:pStyle w:val="Compact"/>
-        <w:numPr>
-          <w:ilvl w:val="0"/>
-          <w:numId w:val="28"/>
-        </w:numPr>
-        <w:rPr/>
-      </w:pPr>
-      <w:r>
-        <w:rPr/>
-        <w:t>название и описание;</w:t>
-      </w:r>
-    </w:p>
-    <w:p>
-      <w:pPr>
-        <w:pStyle w:val="Compact"/>
-        <w:numPr>
-          <w:ilvl w:val="0"/>
-          <w:numId w:val="29"/>
-        </w:numPr>
-        <w:rPr/>
-      </w:pPr>
-      <w:r>
-        <w:rPr>
-          <w:b/>
-          <w:bCs/>
-        </w:rPr>
-        <w:t>прогресс</w:t>
-      </w:r>
-      <w:r>
-        <w:rPr/>
-        <w:t xml:space="preserve"> — доля завершённых задач;</w:t>
-      </w:r>
-    </w:p>
-    <w:p>
-      <w:pPr>
-        <w:pStyle w:val="Compact"/>
-        <w:numPr>
-          <w:ilvl w:val="0"/>
-          <w:numId w:val="30"/>
-        </w:numPr>
-        <w:rPr/>
-      </w:pPr>
-      <w:r>
-        <w:rPr/>
-        <w:t xml:space="preserve">число задач, из них </w:t>
-      </w:r>
-      <w:r>
-        <w:rPr>
-          <w:b/>
-          <w:bCs/>
-        </w:rPr>
-        <w:t>в работе</w:t>
-      </w:r>
-      <w:r>
-        <w:rPr/>
-        <w:t xml:space="preserve">, </w:t>
-      </w:r>
-      <w:r>
-        <w:rPr>
-          <w:b/>
-          <w:bCs/>
-        </w:rPr>
-        <w:t>просрочено</w:t>
-      </w:r>
-      <w:r>
-        <w:rPr/>
-        <w:t xml:space="preserve"> (окончание прошло, задача не завершена) и </w:t>
-      </w:r>
-      <w:r>
-        <w:rPr>
-          <w:b/>
-          <w:bCs/>
-        </w:rPr>
-        <w:t>заблокировано</w:t>
-      </w:r>
-      <w:r>
-        <w:rPr/>
-        <w:t>;</w:t>
-      </w:r>
-    </w:p>
-    <w:p>
-      <w:pPr>
-        <w:pStyle w:val="Compact"/>
-        <w:numPr>
-          <w:ilvl w:val="0"/>
-          <w:numId w:val="31"/>
-        </w:numPr>
-        <w:rPr/>
-      </w:pPr>
-      <w:r>
-        <w:rPr>
-          <w:b/>
-          <w:bCs/>
-        </w:rPr>
-        <w:t>ближайшая веха</w:t>
-      </w:r>
-      <w:r>
-        <w:rPr/>
-        <w:t xml:space="preserve"> — дата и название;</w:t>
       </w:r>
     </w:p>
     <w:p>
@@ -3331,6 +3312,109 @@
         <w:numPr>
           <w:ilvl w:val="0"/>
           <w:numId w:val="32"/>
+        </w:numPr>
+        <w:rPr/>
+      </w:pPr>
+      <w:r>
+        <w:rPr/>
+        <w:t>название и описание;</w:t>
+      </w:r>
+    </w:p>
+    <w:p>
+      <w:pPr>
+        <w:pStyle w:val="Compact"/>
+        <w:numPr>
+          <w:ilvl w:val="0"/>
+          <w:numId w:val="33"/>
+        </w:numPr>
+        <w:rPr/>
+      </w:pPr>
+      <w:r>
+        <w:rPr>
+          <w:b/>
+          <w:bCs/>
+        </w:rPr>
+        <w:t>прогресс</w:t>
+      </w:r>
+      <w:r>
+        <w:rPr/>
+        <w:t xml:space="preserve"> — доля завершённых задач;</w:t>
+      </w:r>
+    </w:p>
+    <w:p>
+      <w:pPr>
+        <w:pStyle w:val="Compact"/>
+        <w:numPr>
+          <w:ilvl w:val="0"/>
+          <w:numId w:val="34"/>
+        </w:numPr>
+        <w:rPr/>
+      </w:pPr>
+      <w:r>
+        <w:rPr/>
+        <w:t xml:space="preserve">число задач, из них </w:t>
+      </w:r>
+      <w:r>
+        <w:rPr>
+          <w:b/>
+          <w:bCs/>
+        </w:rPr>
+        <w:t>в работе</w:t>
+      </w:r>
+      <w:r>
+        <w:rPr/>
+        <w:t xml:space="preserve">, </w:t>
+      </w:r>
+      <w:r>
+        <w:rPr>
+          <w:b/>
+          <w:bCs/>
+        </w:rPr>
+        <w:t>просрочено</w:t>
+      </w:r>
+      <w:r>
+        <w:rPr/>
+        <w:t xml:space="preserve"> (окончание прошло, задача не завершена) и </w:t>
+      </w:r>
+      <w:r>
+        <w:rPr>
+          <w:b/>
+          <w:bCs/>
+        </w:rPr>
+        <w:t>заблокировано</w:t>
+      </w:r>
+      <w:r>
+        <w:rPr/>
+        <w:t>;</w:t>
+      </w:r>
+    </w:p>
+    <w:p>
+      <w:pPr>
+        <w:pStyle w:val="Compact"/>
+        <w:numPr>
+          <w:ilvl w:val="0"/>
+          <w:numId w:val="35"/>
+        </w:numPr>
+        <w:rPr/>
+      </w:pPr>
+      <w:r>
+        <w:rPr>
+          <w:b/>
+          <w:bCs/>
+        </w:rPr>
+        <w:t>ближайшая веха</w:t>
+      </w:r>
+      <w:r>
+        <w:rPr/>
+        <w:t xml:space="preserve"> — дата и название;</w:t>
+      </w:r>
+    </w:p>
+    <w:p>
+      <w:pPr>
+        <w:pStyle w:val="Compact"/>
+        <w:numPr>
+          <w:ilvl w:val="0"/>
+          <w:numId w:val="36"/>
         </w:numPr>
         <w:rPr/>
       </w:pPr>
@@ -3551,7 +3635,7 @@
         <w:pStyle w:val="Heading2"/>
         <w:rPr/>
       </w:pPr>
-      <w:bookmarkStart w:id="21" w:name="__RefHeading___Toc2704_3161111101"/>
+      <w:bookmarkStart w:id="21" w:name="__RefHeading___Toc2952_2598674696"/>
       <w:bookmarkStart w:id="22" w:name="новый-проект"/>
       <w:bookmarkEnd w:id="21"/>
       <w:r>
@@ -3672,7 +3756,7 @@
         <w:pStyle w:val="Heading2"/>
         <w:rPr/>
       </w:pPr>
-      <w:bookmarkStart w:id="24" w:name="__RefHeading___Toc2706_3161111101"/>
+      <w:bookmarkStart w:id="24" w:name="__RefHeading___Toc2954_2598674696"/>
       <w:bookmarkStart w:id="25" w:name="изменение-порядок-и-удаление"/>
       <w:bookmarkEnd w:id="24"/>
       <w:r>
@@ -3692,7 +3776,7 @@
         <w:pStyle w:val="Compact"/>
         <w:numPr>
           <w:ilvl w:val="0"/>
-          <w:numId w:val="33"/>
+          <w:numId w:val="37"/>
         </w:numPr>
         <w:rPr/>
       </w:pPr>
@@ -3728,7 +3812,7 @@
         <w:pStyle w:val="Compact"/>
         <w:numPr>
           <w:ilvl w:val="0"/>
-          <w:numId w:val="34"/>
+          <w:numId w:val="38"/>
         </w:numPr>
         <w:rPr/>
       </w:pPr>
@@ -3742,7 +3826,7 @@
         <w:pStyle w:val="Compact"/>
         <w:numPr>
           <w:ilvl w:val="0"/>
-          <w:numId w:val="35"/>
+          <w:numId w:val="39"/>
         </w:numPr>
         <w:rPr/>
       </w:pPr>
@@ -3774,7 +3858,7 @@
         <w:pStyle w:val="Compact"/>
         <w:numPr>
           <w:ilvl w:val="0"/>
-          <w:numId w:val="36"/>
+          <w:numId w:val="40"/>
         </w:numPr>
         <w:rPr/>
       </w:pPr>
@@ -3801,7 +3885,7 @@
         <w:pStyle w:val="Heading1"/>
         <w:rPr/>
       </w:pPr>
-      <w:bookmarkStart w:id="26" w:name="__RefHeading___Toc2708_3161111101"/>
+      <w:bookmarkStart w:id="26" w:name="__RefHeading___Toc2956_2598674696"/>
       <w:bookmarkStart w:id="27" w:name="план-проекта"/>
       <w:bookmarkEnd w:id="26"/>
       <w:r>
@@ -3821,7 +3905,7 @@
         <w:pStyle w:val="Heading2"/>
         <w:rPr/>
       </w:pPr>
-      <w:bookmarkStart w:id="28" w:name="__RefHeading___Toc2710_3161111101"/>
+      <w:bookmarkStart w:id="28" w:name="__RefHeading___Toc2958_2598674696"/>
       <w:bookmarkStart w:id="29" w:name="экран-плана"/>
       <w:bookmarkEnd w:id="28"/>
       <w:r>
@@ -3907,7 +3991,7 @@
         <w:pStyle w:val="Compact"/>
         <w:numPr>
           <w:ilvl w:val="0"/>
-          <w:numId w:val="37"/>
+          <w:numId w:val="41"/>
         </w:numPr>
         <w:rPr/>
       </w:pPr>
@@ -4210,7 +4294,7 @@
         <w:pStyle w:val="Heading2"/>
         <w:rPr/>
       </w:pPr>
-      <w:bookmarkStart w:id="31" w:name="__RefHeading___Toc2712_3161111101"/>
+      <w:bookmarkStart w:id="31" w:name="__RefHeading___Toc2960_2598674696"/>
       <w:bookmarkStart w:id="32" w:name="планы-проекта"/>
       <w:bookmarkEnd w:id="31"/>
       <w:r>
@@ -4296,290 +4380,6 @@
         <w:pStyle w:val="Compact"/>
         <w:numPr>
           <w:ilvl w:val="0"/>
-          <w:numId w:val="38"/>
-        </w:numPr>
-        <w:rPr/>
-      </w:pPr>
-      <w:r>
-        <w:rPr>
-          <w:b/>
-          <w:bCs/>
-        </w:rPr>
-        <w:t>+</w:t>
-      </w:r>
-      <w:r>
-        <w:rPr/>
-        <w:t xml:space="preserve"> справа от вкладок: </w:t>
-      </w:r>
-      <w:r>
-        <w:rPr>
-          <w:b/>
-          <w:bCs/>
-        </w:rPr>
-        <w:t>Новый пустой план</w:t>
-      </w:r>
-      <w:r>
-        <w:rPr/>
-        <w:t xml:space="preserve">, </w:t>
-      </w:r>
-      <w:r>
-        <w:rPr>
-          <w:b/>
-          <w:bCs/>
-        </w:rPr>
-        <w:t>Копия текущего плана</w:t>
-      </w:r>
-      <w:r>
-        <w:rPr/>
-        <w:t xml:space="preserve">, </w:t>
-      </w:r>
-      <w:r>
-        <w:rPr>
-          <w:b/>
-          <w:bCs/>
-        </w:rPr>
-        <w:t>Импорт из JSON-файла…</w:t>
-      </w:r>
-      <w:r>
-        <w:rPr/>
-        <w:t xml:space="preserve"> (в том числе файла, выгруженного из версии 1.0).</w:t>
-      </w:r>
-    </w:p>
-    <w:p>
-      <w:pPr>
-        <w:pStyle w:val="Compact"/>
-        <w:numPr>
-          <w:ilvl w:val="0"/>
-          <w:numId w:val="39"/>
-        </w:numPr>
-        <w:rPr/>
-      </w:pPr>
-      <w:r>
-        <w:rPr>
-          <w:b/>
-          <w:bCs/>
-        </w:rPr>
-        <w:t>▾</w:t>
-      </w:r>
-      <w:r>
-        <w:rPr/>
-        <w:t xml:space="preserve"> </w:t>
-      </w:r>
-      <w:r>
-        <w:rPr/>
-        <w:t xml:space="preserve">на активной вкладке или щелчок правой кнопкой по вкладке: </w:t>
-      </w:r>
-      <w:r>
-        <w:rPr>
-          <w:b/>
-          <w:bCs/>
-        </w:rPr>
-        <w:t>Переименовать</w:t>
-      </w:r>
-      <w:r>
-        <w:rPr/>
-        <w:t xml:space="preserve"> (или двойной щелчок), </w:t>
-      </w:r>
-      <w:r>
-        <w:rPr>
-          <w:b/>
-          <w:bCs/>
-        </w:rPr>
-        <w:t>Дублировать</w:t>
-      </w:r>
-      <w:r>
-        <w:rPr/>
-        <w:t xml:space="preserve">, </w:t>
-      </w:r>
-      <w:r>
-        <w:rPr>
-          <w:b/>
-          <w:bCs/>
-        </w:rPr>
-        <w:t>Экспорт JSON</w:t>
-      </w:r>
-      <w:r>
-        <w:rPr/>
-        <w:t xml:space="preserve">, </w:t>
-      </w:r>
-      <w:r>
-        <w:rPr>
-          <w:b/>
-          <w:bCs/>
-        </w:rPr>
-        <w:t>Убрать в архив</w:t>
-      </w:r>
-      <w:r>
-        <w:rPr/>
-        <w:t xml:space="preserve">, </w:t>
-      </w:r>
-      <w:r>
-        <w:rPr>
-          <w:b/>
-          <w:bCs/>
-        </w:rPr>
-        <w:t>Удалить</w:t>
-      </w:r>
-      <w:r>
-        <w:rPr/>
-        <w:t xml:space="preserve"> (при полном управлении проектом).</w:t>
-      </w:r>
-    </w:p>
-    <w:p>
-      <w:pPr>
-        <w:pStyle w:val="Compact"/>
-        <w:numPr>
-          <w:ilvl w:val="0"/>
-          <w:numId w:val="40"/>
-        </w:numPr>
-        <w:rPr/>
-      </w:pPr>
-      <w:r>
-        <w:rPr/>
-        <w:t>Вкладки можно перетаскивать, меняя порядок.</w:t>
-      </w:r>
-    </w:p>
-    <w:p>
-      <w:pPr>
-        <w:pStyle w:val="Compact"/>
-        <w:numPr>
-          <w:ilvl w:val="0"/>
-          <w:numId w:val="41"/>
-        </w:numPr>
-        <w:rPr/>
-      </w:pPr>
-      <w:r>
-        <w:rPr>
-          <w:b/>
-          <w:bCs/>
-        </w:rPr>
-        <w:t>Архив · N</w:t>
-      </w:r>
-      <w:r>
-        <w:rPr/>
-        <w:t xml:space="preserve"> справа — архивные планы: открыть для просмотра или </w:t>
-      </w:r>
-      <w:r>
-        <w:rPr>
-          <w:b/>
-          <w:bCs/>
-        </w:rPr>
-        <w:t>Вернуть во вкладки</w:t>
-      </w:r>
-      <w:r>
-        <w:rPr/>
-        <w:t xml:space="preserve">. Архивный план открывается только для просмотра; пока он открыт, кнопка </w:t>
-      </w:r>
-      <w:r>
-        <w:rPr>
-          <w:b/>
-          <w:bCs/>
-        </w:rPr>
-        <w:t>Архив</w:t>
-      </w:r>
-      <w:r>
-        <w:rPr/>
-        <w:t xml:space="preserve"> подсвечена, а над диаграммой написано, какой план открыт.</w:t>
-      </w:r>
-    </w:p>
-    <w:p>
-      <w:pPr>
-        <w:pStyle w:val="BlockText"/>
-        <w:shd w:val="clear" w:fill="F2F5FF"/>
-        <w:rPr/>
-      </w:pPr>
-      <w:r>
-        <w:rPr>
-          <w:b/>
-          <w:bCs/>
-        </w:rPr>
-        <w:t>Совет.</w:t>
-      </w:r>
-      <w:r>
-        <w:rPr/>
-        <w:t xml:space="preserve"> Чтобы показать заказчику вариант графика, не трогая основной, сделайте </w:t>
-      </w:r>
-      <w:r>
-        <w:rPr>
-          <w:b/>
-          <w:bCs/>
-        </w:rPr>
-        <w:t>Копию текущего плана</w:t>
-      </w:r>
-      <w:r>
-        <w:rPr/>
-        <w:t xml:space="preserve"> и правьте копию. Ненужный вариант уберите в архив — он не потеряется.</w:t>
-      </w:r>
-    </w:p>
-    <w:p>
-      <w:pPr>
-        <w:pStyle w:val="FirstParagraph"/>
-        <w:rPr/>
-      </w:pPr>
-      <w:r>
-        <w:rPr/>
-        <w:t xml:space="preserve">Удалить план (в корзину) может сотрудник с полным управлением проектом — из меню вкладки или из меню </w:t>
-      </w:r>
-      <w:r>
-        <w:rPr>
-          <w:b/>
-          <w:bCs/>
-        </w:rPr>
-        <w:t>Архив</w:t>
-      </w:r>
-      <w:r>
-        <w:rPr/>
-        <w:t xml:space="preserve">; последний открытый план удалить нельзя. В уведомлении «План … в корзине» есть кнопка </w:t>
-      </w:r>
-      <w:r>
-        <w:rPr>
-          <w:b/>
-          <w:bCs/>
-        </w:rPr>
-        <w:t>Отменить</w:t>
-      </w:r>
-      <w:r>
-        <w:rPr/>
-        <w:t xml:space="preserve">. Менеджер видит удалённые планы своих проектов в разделе </w:t>
-      </w:r>
-      <w:r>
-        <w:rPr>
-          <w:b/>
-          <w:bCs/>
-        </w:rPr>
-        <w:t>Корзина</w:t>
-      </w:r>
-      <w:r>
-        <w:rPr/>
-        <w:t xml:space="preserve"> бокового меню и может их вернуть; удалить навсегда может только администратор.</w:t>
-      </w:r>
-      <w:bookmarkEnd w:id="32"/>
-    </w:p>
-    <w:p>
-      <w:pPr>
-        <w:pStyle w:val="Heading2"/>
-        <w:rPr/>
-      </w:pPr>
-      <w:bookmarkStart w:id="33" w:name="__RefHeading___Toc2714_3161111101"/>
-      <w:bookmarkStart w:id="34" w:name="шкала-и-масштаб"/>
-      <w:bookmarkEnd w:id="33"/>
-      <w:r>
-        <w:rPr>
-          <w:rStyle w:val="SectionNumber"/>
-        </w:rPr>
-        <w:t>4.3</w:t>
-      </w:r>
-      <w:r>
-        <w:rPr/>
-        <w:tab/>
-        <w:t>Шкала и масштаб</w:t>
-      </w:r>
-    </w:p>
-    <w:p>
-      <w:pPr>
-        <w:pStyle w:val="Compact"/>
-        <w:numPr>
-          <w:ilvl w:val="0"/>
           <w:numId w:val="42"/>
         </w:numPr>
         <w:rPr/>
@@ -4589,11 +4389,44 @@
           <w:b/>
           <w:bCs/>
         </w:rPr>
-        <w:t>Дни / Недели / Месяцы / Кварталы</w:t>
-      </w:r>
-      <w:r>
-        <w:rPr/>
-        <w:t xml:space="preserve"> — подписи и сетка шкалы.</w:t>
+        <w:t>+</w:t>
+      </w:r>
+      <w:r>
+        <w:rPr/>
+        <w:t xml:space="preserve"> справа от вкладок: </w:t>
+      </w:r>
+      <w:r>
+        <w:rPr>
+          <w:b/>
+          <w:bCs/>
+        </w:rPr>
+        <w:t>Новый пустой план</w:t>
+      </w:r>
+      <w:r>
+        <w:rPr/>
+        <w:t xml:space="preserve">, </w:t>
+      </w:r>
+      <w:r>
+        <w:rPr>
+          <w:b/>
+          <w:bCs/>
+        </w:rPr>
+        <w:t>Копия текущего плана</w:t>
+      </w:r>
+      <w:r>
+        <w:rPr/>
+        <w:t xml:space="preserve">, </w:t>
+      </w:r>
+      <w:r>
+        <w:rPr>
+          <w:b/>
+          <w:bCs/>
+        </w:rPr>
+        <w:t>Импорт из JSON-файла…</w:t>
+      </w:r>
+      <w:r>
+        <w:rPr/>
+        <w:t xml:space="preserve"> (в том числе файла, выгруженного из версии 1.0).</w:t>
       </w:r>
     </w:p>
     <w:p>
@@ -4610,18 +4443,70 @@
           <w:b/>
           <w:bCs/>
         </w:rPr>
-        <w:t xml:space="preserve">− </w:t>
-      </w:r>
-      <w:r>
-        <w:rPr>
-          <w:b/>
-          <w:bCs/>
-        </w:rPr>
-        <w:t>100 % +</w:t>
-      </w:r>
-      <w:r>
-        <w:rPr/>
-        <w:t xml:space="preserve"> — масштаб; удобнее: Ctrl + колесо мыши над шкалой.</w:t>
+        <w:t>▾</w:t>
+      </w:r>
+      <w:r>
+        <w:rPr/>
+        <w:t xml:space="preserve"> </w:t>
+      </w:r>
+      <w:r>
+        <w:rPr/>
+        <w:t xml:space="preserve">на активной вкладке или щелчок правой кнопкой по вкладке: </w:t>
+      </w:r>
+      <w:r>
+        <w:rPr>
+          <w:b/>
+          <w:bCs/>
+        </w:rPr>
+        <w:t>Переименовать</w:t>
+      </w:r>
+      <w:r>
+        <w:rPr/>
+        <w:t xml:space="preserve"> (или двойной щелчок), </w:t>
+      </w:r>
+      <w:r>
+        <w:rPr>
+          <w:b/>
+          <w:bCs/>
+        </w:rPr>
+        <w:t>Дублировать</w:t>
+      </w:r>
+      <w:r>
+        <w:rPr/>
+        <w:t xml:space="preserve">, </w:t>
+      </w:r>
+      <w:r>
+        <w:rPr>
+          <w:b/>
+          <w:bCs/>
+        </w:rPr>
+        <w:t>Экспорт JSON</w:t>
+      </w:r>
+      <w:r>
+        <w:rPr/>
+        <w:t xml:space="preserve">, </w:t>
+      </w:r>
+      <w:r>
+        <w:rPr>
+          <w:b/>
+          <w:bCs/>
+        </w:rPr>
+        <w:t>Убрать в архив</w:t>
+      </w:r>
+      <w:r>
+        <w:rPr/>
+        <w:t xml:space="preserve">, </w:t>
+      </w:r>
+      <w:r>
+        <w:rPr>
+          <w:b/>
+          <w:bCs/>
+        </w:rPr>
+        <w:t>Удалить</w:t>
+      </w:r>
+      <w:r>
+        <w:rPr/>
+        <w:t xml:space="preserve"> (при полном управлении проектом).</w:t>
       </w:r>
     </w:p>
     <w:p>
@@ -4634,15 +4519,8 @@
         <w:rPr/>
       </w:pPr>
       <w:r>
-        <w:rPr>
-          <w:b/>
-          <w:bCs/>
-        </w:rPr>
-        <w:t>Весь период</w:t>
-      </w:r>
-      <w:r>
-        <w:rPr/>
-        <w:t xml:space="preserve"> (значок рамки) — весь план на ширину экрана.</w:t>
+        <w:rPr/>
+        <w:t>Вкладки можно перетаскивать, меняя порядок.</w:t>
       </w:r>
     </w:p>
     <w:p>
@@ -4651,6 +4529,212 @@
         <w:numPr>
           <w:ilvl w:val="0"/>
           <w:numId w:val="45"/>
+        </w:numPr>
+        <w:rPr/>
+      </w:pPr>
+      <w:r>
+        <w:rPr>
+          <w:b/>
+          <w:bCs/>
+        </w:rPr>
+        <w:t>Архив · N</w:t>
+      </w:r>
+      <w:r>
+        <w:rPr/>
+        <w:t xml:space="preserve"> справа — архивные планы: открыть для просмотра или </w:t>
+      </w:r>
+      <w:r>
+        <w:rPr>
+          <w:b/>
+          <w:bCs/>
+        </w:rPr>
+        <w:t>Вернуть во вкладки</w:t>
+      </w:r>
+      <w:r>
+        <w:rPr/>
+        <w:t xml:space="preserve">. Архивный план открывается только для просмотра; пока он открыт, кнопка </w:t>
+      </w:r>
+      <w:r>
+        <w:rPr>
+          <w:b/>
+          <w:bCs/>
+        </w:rPr>
+        <w:t>Архив</w:t>
+      </w:r>
+      <w:r>
+        <w:rPr/>
+        <w:t xml:space="preserve"> подсвечена, а над диаграммой написано, какой план открыт.</w:t>
+      </w:r>
+    </w:p>
+    <w:p>
+      <w:pPr>
+        <w:pStyle w:val="BlockText"/>
+        <w:shd w:val="clear" w:fill="F2F5FF"/>
+        <w:rPr/>
+      </w:pPr>
+      <w:r>
+        <w:rPr>
+          <w:b/>
+          <w:bCs/>
+        </w:rPr>
+        <w:t>Совет.</w:t>
+      </w:r>
+      <w:r>
+        <w:rPr/>
+        <w:t xml:space="preserve"> Чтобы показать заказчику вариант графика, не трогая основной, сделайте </w:t>
+      </w:r>
+      <w:r>
+        <w:rPr>
+          <w:b/>
+          <w:bCs/>
+        </w:rPr>
+        <w:t>Копию текущего плана</w:t>
+      </w:r>
+      <w:r>
+        <w:rPr/>
+        <w:t xml:space="preserve"> и правьте копию. Ненужный вариант уберите в архив — он не потеряется.</w:t>
+      </w:r>
+    </w:p>
+    <w:p>
+      <w:pPr>
+        <w:pStyle w:val="FirstParagraph"/>
+        <w:rPr/>
+      </w:pPr>
+      <w:r>
+        <w:rPr/>
+        <w:t xml:space="preserve">Удалить план (в корзину) может сотрудник с полным управлением проектом — из меню вкладки или из меню </w:t>
+      </w:r>
+      <w:r>
+        <w:rPr>
+          <w:b/>
+          <w:bCs/>
+        </w:rPr>
+        <w:t>Архив</w:t>
+      </w:r>
+      <w:r>
+        <w:rPr/>
+        <w:t xml:space="preserve">; последний открытый план удалить нельзя. В уведомлении «План … в корзине» есть кнопка </w:t>
+      </w:r>
+      <w:r>
+        <w:rPr>
+          <w:b/>
+          <w:bCs/>
+        </w:rPr>
+        <w:t>Отменить</w:t>
+      </w:r>
+      <w:r>
+        <w:rPr/>
+        <w:t xml:space="preserve">. Менеджер видит удалённые планы своих проектов в разделе </w:t>
+      </w:r>
+      <w:r>
+        <w:rPr>
+          <w:b/>
+          <w:bCs/>
+        </w:rPr>
+        <w:t>Корзина</w:t>
+      </w:r>
+      <w:r>
+        <w:rPr/>
+        <w:t xml:space="preserve"> бокового меню и может их вернуть; удалить навсегда может только администратор.</w:t>
+      </w:r>
+      <w:bookmarkEnd w:id="32"/>
+    </w:p>
+    <w:p>
+      <w:pPr>
+        <w:pStyle w:val="Heading2"/>
+        <w:rPr/>
+      </w:pPr>
+      <w:bookmarkStart w:id="33" w:name="__RefHeading___Toc2962_2598674696"/>
+      <w:bookmarkStart w:id="34" w:name="шкала-и-масштаб"/>
+      <w:bookmarkEnd w:id="33"/>
+      <w:r>
+        <w:rPr>
+          <w:rStyle w:val="SectionNumber"/>
+        </w:rPr>
+        <w:t>4.3</w:t>
+      </w:r>
+      <w:r>
+        <w:rPr/>
+        <w:tab/>
+        <w:t>Шкала и масштаб</w:t>
+      </w:r>
+    </w:p>
+    <w:p>
+      <w:pPr>
+        <w:pStyle w:val="Compact"/>
+        <w:numPr>
+          <w:ilvl w:val="0"/>
+          <w:numId w:val="46"/>
+        </w:numPr>
+        <w:rPr/>
+      </w:pPr>
+      <w:r>
+        <w:rPr>
+          <w:b/>
+          <w:bCs/>
+        </w:rPr>
+        <w:t>Дни / Недели / Месяцы / Кварталы</w:t>
+      </w:r>
+      <w:r>
+        <w:rPr/>
+        <w:t xml:space="preserve"> — подписи и сетка шкалы.</w:t>
+      </w:r>
+    </w:p>
+    <w:p>
+      <w:pPr>
+        <w:pStyle w:val="Compact"/>
+        <w:numPr>
+          <w:ilvl w:val="0"/>
+          <w:numId w:val="47"/>
+        </w:numPr>
+        <w:rPr/>
+      </w:pPr>
+      <w:r>
+        <w:rPr>
+          <w:b/>
+          <w:bCs/>
+        </w:rPr>
+        <w:t xml:space="preserve">− </w:t>
+      </w:r>
+      <w:r>
+        <w:rPr>
+          <w:b/>
+          <w:bCs/>
+        </w:rPr>
+        <w:t>100 % +</w:t>
+      </w:r>
+      <w:r>
+        <w:rPr/>
+        <w:t xml:space="preserve"> — масштаб; удобнее: Ctrl + колесо мыши над шкалой.</w:t>
+      </w:r>
+    </w:p>
+    <w:p>
+      <w:pPr>
+        <w:pStyle w:val="Compact"/>
+        <w:numPr>
+          <w:ilvl w:val="0"/>
+          <w:numId w:val="48"/>
+        </w:numPr>
+        <w:rPr/>
+      </w:pPr>
+      <w:r>
+        <w:rPr>
+          <w:b/>
+          <w:bCs/>
+        </w:rPr>
+        <w:t>Весь период</w:t>
+      </w:r>
+      <w:r>
+        <w:rPr/>
+        <w:t xml:space="preserve"> (значок рамки) — весь план на ширину экрана.</w:t>
+      </w:r>
+    </w:p>
+    <w:p>
+      <w:pPr>
+        <w:pStyle w:val="Compact"/>
+        <w:numPr>
+          <w:ilvl w:val="0"/>
+          <w:numId w:val="49"/>
         </w:numPr>
         <w:rPr/>
       </w:pPr>
@@ -4739,7 +4823,7 @@
         <w:pStyle w:val="Heading2"/>
         <w:rPr/>
       </w:pPr>
-      <w:bookmarkStart w:id="36" w:name="__RefHeading___Toc2716_3161111101"/>
+      <w:bookmarkStart w:id="36" w:name="__RefHeading___Toc2964_2598674696"/>
       <w:bookmarkStart w:id="37" w:name="сохранение-и-совместная-работа"/>
       <w:bookmarkEnd w:id="36"/>
       <w:r>
@@ -4769,7 +4853,7 @@
         <w:pStyle w:val="Compact"/>
         <w:numPr>
           <w:ilvl w:val="0"/>
-          <w:numId w:val="46"/>
+          <w:numId w:val="50"/>
         </w:numPr>
         <w:rPr/>
       </w:pPr>
@@ -4783,7 +4867,7 @@
         <w:pStyle w:val="Compact"/>
         <w:numPr>
           <w:ilvl w:val="0"/>
-          <w:numId w:val="47"/>
+          <w:numId w:val="51"/>
         </w:numPr>
         <w:rPr/>
       </w:pPr>
@@ -4797,7 +4881,7 @@
         <w:pStyle w:val="Compact"/>
         <w:numPr>
           <w:ilvl w:val="0"/>
-          <w:numId w:val="48"/>
+          <w:numId w:val="52"/>
         </w:numPr>
         <w:rPr/>
       </w:pPr>
@@ -4811,7 +4895,7 @@
         <w:pStyle w:val="Compact"/>
         <w:numPr>
           <w:ilvl w:val="0"/>
-          <w:numId w:val="49"/>
+          <w:numId w:val="53"/>
         </w:numPr>
         <w:rPr/>
       </w:pPr>
@@ -4927,7 +5011,7 @@
         <w:pStyle w:val="Heading1"/>
         <w:rPr/>
       </w:pPr>
-      <w:bookmarkStart w:id="38" w:name="__RefHeading___Toc2718_3161111101"/>
+      <w:bookmarkStart w:id="38" w:name="__RefHeading___Toc2966_2598674696"/>
       <w:bookmarkStart w:id="39" w:name="строки-плана"/>
       <w:bookmarkEnd w:id="38"/>
       <w:r>
@@ -4947,7 +5031,7 @@
         <w:pStyle w:val="Heading2"/>
         <w:rPr/>
       </w:pPr>
-      <w:bookmarkStart w:id="40" w:name="__RefHeading___Toc2720_3161111101"/>
+      <w:bookmarkStart w:id="40" w:name="__RefHeading___Toc2968_2598674696"/>
       <w:bookmarkStart w:id="41" w:name="добавление-строк"/>
       <w:bookmarkEnd w:id="40"/>
       <w:r>
@@ -4967,7 +5051,7 @@
         <w:pStyle w:val="Compact"/>
         <w:numPr>
           <w:ilvl w:val="0"/>
-          <w:numId w:val="50"/>
+          <w:numId w:val="54"/>
         </w:numPr>
         <w:rPr/>
       </w:pPr>
@@ -4988,7 +5072,7 @@
         <w:pStyle w:val="Compact"/>
         <w:numPr>
           <w:ilvl w:val="0"/>
-          <w:numId w:val="51"/>
+          <w:numId w:val="55"/>
         </w:numPr>
         <w:rPr/>
       </w:pPr>
@@ -5068,7 +5152,7 @@
         <w:pStyle w:val="Compact"/>
         <w:numPr>
           <w:ilvl w:val="0"/>
-          <w:numId w:val="52"/>
+          <w:numId w:val="56"/>
         </w:numPr>
         <w:rPr/>
       </w:pPr>
@@ -5082,7 +5166,7 @@
         <w:pStyle w:val="Compact"/>
         <w:numPr>
           <w:ilvl w:val="0"/>
-          <w:numId w:val="53"/>
+          <w:numId w:val="57"/>
         </w:numPr>
         <w:rPr/>
       </w:pPr>
@@ -5175,7 +5259,7 @@
         <w:pStyle w:val="Heading2"/>
         <w:rPr/>
       </w:pPr>
-      <w:bookmarkStart w:id="43" w:name="__RefHeading___Toc2722_3161111101"/>
+      <w:bookmarkStart w:id="43" w:name="__RefHeading___Toc2970_2598674696"/>
       <w:bookmarkStart w:id="44" w:name="карточка-строки"/>
       <w:bookmarkEnd w:id="43"/>
       <w:r>
@@ -6353,7 +6437,7 @@
         <w:pStyle w:val="Heading2"/>
         <w:rPr/>
       </w:pPr>
-      <w:bookmarkStart w:id="45" w:name="__RefHeading___Toc2724_3161111101"/>
+      <w:bookmarkStart w:id="45" w:name="__RefHeading___Toc2972_2598674696"/>
       <w:bookmarkStart w:id="46" w:name="завершение-задачи"/>
       <w:bookmarkEnd w:id="45"/>
       <w:r>
@@ -6417,7 +6501,7 @@
         <w:pStyle w:val="Heading2"/>
         <w:rPr/>
       </w:pPr>
-      <w:bookmarkStart w:id="47" w:name="__RefHeading___Toc2726_3161111101"/>
+      <w:bookmarkStart w:id="47" w:name="__RefHeading___Toc2974_2598674696"/>
       <w:bookmarkStart w:id="48" w:name="вехи"/>
       <w:bookmarkEnd w:id="47"/>
       <w:r>
@@ -6536,7 +6620,7 @@
         <w:pStyle w:val="Heading2"/>
         <w:rPr/>
       </w:pPr>
-      <w:bookmarkStart w:id="49" w:name="__RefHeading___Toc2728_3161111101"/>
+      <w:bookmarkStart w:id="49" w:name="__RefHeading___Toc2976_2598674696"/>
       <w:bookmarkStart w:id="50" w:name="группы"/>
       <w:bookmarkEnd w:id="49"/>
       <w:r>
@@ -6578,7 +6662,7 @@
         <w:pStyle w:val="Heading2"/>
         <w:rPr/>
       </w:pPr>
-      <w:bookmarkStart w:id="51" w:name="__RefHeading___Toc2730_3161111101"/>
+      <w:bookmarkStart w:id="51" w:name="__RefHeading___Toc2978_2598674696"/>
       <w:bookmarkStart w:id="52" w:name="связи-и-автосдвиг"/>
       <w:bookmarkEnd w:id="51"/>
       <w:r>
@@ -7042,7 +7126,7 @@
         <w:pStyle w:val="Heading2"/>
         <w:rPr/>
       </w:pPr>
-      <w:bookmarkStart w:id="54" w:name="__RefHeading___Toc2732_3161111101"/>
+      <w:bookmarkStart w:id="54" w:name="__RefHeading___Toc2980_2598674696"/>
       <w:bookmarkStart w:id="55" w:name="перетаскивание"/>
       <w:bookmarkEnd w:id="54"/>
       <w:r>
@@ -7055,62 +7139,6 @@
         <w:rPr/>
         <w:tab/>
         <w:t>Перетаскивание</w:t>
-      </w:r>
-    </w:p>
-    <w:p>
-      <w:pPr>
-        <w:pStyle w:val="Compact"/>
-        <w:numPr>
-          <w:ilvl w:val="0"/>
-          <w:numId w:val="54"/>
-        </w:numPr>
-        <w:rPr/>
-      </w:pPr>
-      <w:r>
-        <w:rPr/>
-        <w:t>Полоса задачи — сдвинуть сроки; край полосы — изменить начало или окончание.</w:t>
-      </w:r>
-    </w:p>
-    <w:p>
-      <w:pPr>
-        <w:pStyle w:val="Compact"/>
-        <w:numPr>
-          <w:ilvl w:val="0"/>
-          <w:numId w:val="55"/>
-        </w:numPr>
-        <w:rPr/>
-      </w:pPr>
-      <w:r>
-        <w:rPr/>
-        <w:t>С нажатым Ctrl — копия задачи на новые даты.</w:t>
-      </w:r>
-    </w:p>
-    <w:p>
-      <w:pPr>
-        <w:pStyle w:val="Compact"/>
-        <w:numPr>
-          <w:ilvl w:val="0"/>
-          <w:numId w:val="56"/>
-        </w:numPr>
-        <w:rPr/>
-      </w:pPr>
-      <w:r>
-        <w:rPr/>
-        <w:t>Полоса группы — сдвинуть всю группу с вложенными.</w:t>
-      </w:r>
-    </w:p>
-    <w:p>
-      <w:pPr>
-        <w:pStyle w:val="Compact"/>
-        <w:numPr>
-          <w:ilvl w:val="0"/>
-          <w:numId w:val="57"/>
-        </w:numPr>
-        <w:rPr/>
-      </w:pPr>
-      <w:r>
-        <w:rPr/>
-        <w:t>Ромб вехи — перенести веху.</w:t>
       </w:r>
     </w:p>
     <w:p>
@@ -7124,6 +7152,62 @@
       </w:pPr>
       <w:r>
         <w:rPr/>
+        <w:t>Полоса задачи — сдвинуть сроки; край полосы — изменить начало или окончание.</w:t>
+      </w:r>
+    </w:p>
+    <w:p>
+      <w:pPr>
+        <w:pStyle w:val="Compact"/>
+        <w:numPr>
+          <w:ilvl w:val="0"/>
+          <w:numId w:val="59"/>
+        </w:numPr>
+        <w:rPr/>
+      </w:pPr>
+      <w:r>
+        <w:rPr/>
+        <w:t>С нажатым Ctrl — копия задачи на новые даты.</w:t>
+      </w:r>
+    </w:p>
+    <w:p>
+      <w:pPr>
+        <w:pStyle w:val="Compact"/>
+        <w:numPr>
+          <w:ilvl w:val="0"/>
+          <w:numId w:val="60"/>
+        </w:numPr>
+        <w:rPr/>
+      </w:pPr>
+      <w:r>
+        <w:rPr/>
+        <w:t>Полоса группы — сдвинуть всю группу с вложенными.</w:t>
+      </w:r>
+    </w:p>
+    <w:p>
+      <w:pPr>
+        <w:pStyle w:val="Compact"/>
+        <w:numPr>
+          <w:ilvl w:val="0"/>
+          <w:numId w:val="61"/>
+        </w:numPr>
+        <w:rPr/>
+      </w:pPr>
+      <w:r>
+        <w:rPr/>
+        <w:t>Ромб вехи — перенести веху.</w:t>
+      </w:r>
+    </w:p>
+    <w:p>
+      <w:pPr>
+        <w:pStyle w:val="Compact"/>
+        <w:numPr>
+          <w:ilvl w:val="0"/>
+          <w:numId w:val="62"/>
+        </w:numPr>
+        <w:rPr/>
+      </w:pPr>
+      <w:r>
+        <w:rPr/>
         <w:t>Строку в таблице — за значок ⋮⋮ слева: между строками — порядок, на группу или задачу — внутрь.</w:t>
       </w:r>
     </w:p>
@@ -7144,7 +7228,7 @@
         <w:pStyle w:val="Heading2"/>
         <w:rPr/>
       </w:pPr>
-      <w:bookmarkStart w:id="57" w:name="__RefHeading___Toc2734_3161111101"/>
+      <w:bookmarkStart w:id="57" w:name="__RefHeading___Toc2982_2598674696"/>
       <w:bookmarkStart w:id="58" w:name="контекстное-меню"/>
       <w:bookmarkEnd w:id="57"/>
       <w:r>
@@ -7369,7 +7453,7 @@
         <w:pStyle w:val="Heading2"/>
         <w:rPr/>
       </w:pPr>
-      <w:bookmarkStart w:id="59" w:name="__RefHeading___Toc2736_3161111101"/>
+      <w:bookmarkStart w:id="59" w:name="__RefHeading___Toc2984_2598674696"/>
       <w:bookmarkStart w:id="60" w:name="пометки"/>
       <w:bookmarkEnd w:id="59"/>
       <w:r>
@@ -7422,7 +7506,7 @@
         <w:pStyle w:val="Heading2"/>
         <w:rPr/>
       </w:pPr>
-      <w:bookmarkStart w:id="61" w:name="__RefHeading___Toc2738_3161111101"/>
+      <w:bookmarkStart w:id="61" w:name="__RefHeading___Toc2986_2598674696"/>
       <w:bookmarkStart w:id="62" w:name="комментарии"/>
       <w:bookmarkEnd w:id="61"/>
       <w:r>
@@ -7521,7 +7605,7 @@
         <w:pStyle w:val="Heading2"/>
         <w:rPr/>
       </w:pPr>
-      <w:bookmarkStart w:id="64" w:name="__RefHeading___Toc2740_3161111101"/>
+      <w:bookmarkStart w:id="64" w:name="__RefHeading___Toc2988_2598674696"/>
       <w:bookmarkStart w:id="65" w:name="история-строки"/>
       <w:bookmarkEnd w:id="64"/>
       <w:r>
@@ -7620,7 +7704,7 @@
         <w:pStyle w:val="Heading2"/>
         <w:rPr/>
       </w:pPr>
-      <w:bookmarkStart w:id="67" w:name="__RefHeading___Toc2742_3161111101"/>
+      <w:bookmarkStart w:id="67" w:name="__RefHeading___Toc2990_2598674696"/>
       <w:bookmarkStart w:id="68" w:name="удаление-и-отмена"/>
       <w:bookmarkEnd w:id="67"/>
       <w:r>
@@ -7640,7 +7724,7 @@
         <w:pStyle w:val="Compact"/>
         <w:numPr>
           <w:ilvl w:val="0"/>
-          <w:numId w:val="59"/>
+          <w:numId w:val="63"/>
         </w:numPr>
         <w:rPr/>
       </w:pPr>
@@ -7676,7 +7760,7 @@
         <w:pStyle w:val="Compact"/>
         <w:numPr>
           <w:ilvl w:val="0"/>
-          <w:numId w:val="60"/>
+          <w:numId w:val="64"/>
         </w:numPr>
         <w:rPr/>
       </w:pPr>
@@ -7712,7 +7796,7 @@
         <w:pStyle w:val="Compact"/>
         <w:numPr>
           <w:ilvl w:val="0"/>
-          <w:numId w:val="61"/>
+          <w:numId w:val="65"/>
         </w:numPr>
         <w:rPr/>
       </w:pPr>
@@ -7744,7 +7828,7 @@
         <w:pStyle w:val="Compact"/>
         <w:numPr>
           <w:ilvl w:val="0"/>
-          <w:numId w:val="62"/>
+          <w:numId w:val="66"/>
         </w:numPr>
         <w:rPr/>
       </w:pPr>
@@ -7760,7 +7844,7 @@
         <w:pStyle w:val="Heading2"/>
         <w:rPr/>
       </w:pPr>
-      <w:bookmarkStart w:id="70" w:name="__RefHeading___Toc2744_3161111101"/>
+      <w:bookmarkStart w:id="70" w:name="__RefHeading___Toc2992_2598674696"/>
       <w:bookmarkStart w:id="71" w:name="клавиши"/>
       <w:bookmarkEnd w:id="70"/>
       <w:r>
@@ -8679,7 +8763,7 @@
         <w:pStyle w:val="Heading1"/>
         <w:rPr/>
       </w:pPr>
-      <w:bookmarkStart w:id="74" w:name="__RefHeading___Toc2746_3161111101"/>
+      <w:bookmarkStart w:id="74" w:name="__RefHeading___Toc2994_2598674696"/>
       <w:bookmarkStart w:id="75" w:name="поиск-фильтры-и-вид"/>
       <w:bookmarkEnd w:id="74"/>
       <w:r>
@@ -8699,7 +8783,7 @@
         <w:pStyle w:val="Heading2"/>
         <w:rPr/>
       </w:pPr>
-      <w:bookmarkStart w:id="76" w:name="__RefHeading___Toc2748_3161111101"/>
+      <w:bookmarkStart w:id="76" w:name="__RefHeading___Toc2996_2598674696"/>
       <w:bookmarkStart w:id="77" w:name="поиск-и-фильтры"/>
       <w:bookmarkEnd w:id="76"/>
       <w:r>
@@ -9375,7 +9459,7 @@
         <w:pStyle w:val="Heading2"/>
         <w:rPr/>
       </w:pPr>
-      <w:bookmarkStart w:id="79" w:name="__RefHeading___Toc2750_3161111101"/>
+      <w:bookmarkStart w:id="79" w:name="__RefHeading___Toc2998_2598674696"/>
       <w:bookmarkStart w:id="80" w:name="колонки-и-группы"/>
       <w:bookmarkEnd w:id="79"/>
       <w:r>
@@ -9547,7 +9631,7 @@
         <w:pStyle w:val="Heading2"/>
         <w:rPr/>
       </w:pPr>
-      <w:bookmarkStart w:id="82" w:name="__RefHeading___Toc2752_3161111101"/>
+      <w:bookmarkStart w:id="82" w:name="__RefHeading___Toc3000_2598674696"/>
       <w:bookmarkStart w:id="83" w:name="свой-вид-и-вид-по-умолчанию"/>
       <w:bookmarkEnd w:id="82"/>
       <w:r>
@@ -9590,7 +9674,7 @@
         <w:pStyle w:val="Heading1"/>
         <w:rPr/>
       </w:pPr>
-      <w:bookmarkStart w:id="84" w:name="__RefHeading___Toc2754_3161111101"/>
+      <w:bookmarkStart w:id="84" w:name="__RefHeading___Toc3002_2598674696"/>
       <w:bookmarkEnd w:id="84"/>
       <w:r>
         <w:rPr>
@@ -10353,7 +10437,7 @@
         <w:pStyle w:val="Heading1"/>
         <w:rPr/>
       </w:pPr>
-      <w:bookmarkStart w:id="86" w:name="__RefHeading___Toc2756_3161111101"/>
+      <w:bookmarkStart w:id="86" w:name="__RefHeading___Toc3004_2598674696"/>
       <w:bookmarkEnd w:id="86"/>
       <w:r>
         <w:rPr>
@@ -10455,7 +10539,7 @@
         <w:pStyle w:val="Heading1"/>
         <w:rPr/>
       </w:pPr>
-      <w:bookmarkStart w:id="87" w:name="__RefHeading___Toc2758_3161111101"/>
+      <w:bookmarkStart w:id="87" w:name="__RefHeading___Toc3006_2598674696"/>
       <w:bookmarkStart w:id="88" w:name="статистика"/>
       <w:bookmarkEnd w:id="87"/>
       <w:r>
@@ -10550,7 +10634,7 @@
         <w:pStyle w:val="Heading1"/>
         <w:rPr/>
       </w:pPr>
-      <w:bookmarkStart w:id="90" w:name="__RefHeading___Toc2760_3161111101"/>
+      <w:bookmarkStart w:id="90" w:name="__RefHeading___Toc3008_2598674696"/>
       <w:bookmarkStart w:id="91" w:name="история-плана-и-версии"/>
       <w:bookmarkEnd w:id="90"/>
       <w:r>
@@ -10677,7 +10761,7 @@
         <w:pStyle w:val="Compact"/>
         <w:numPr>
           <w:ilvl w:val="0"/>
-          <w:numId w:val="63"/>
+          <w:numId w:val="67"/>
         </w:numPr>
         <w:rPr/>
       </w:pPr>
@@ -10691,7 +10775,7 @@
         <w:pStyle w:val="Compact"/>
         <w:numPr>
           <w:ilvl w:val="0"/>
-          <w:numId w:val="64"/>
+          <w:numId w:val="68"/>
         </w:numPr>
         <w:rPr/>
       </w:pPr>
@@ -10716,7 +10800,7 @@
         <w:pStyle w:val="Compact"/>
         <w:numPr>
           <w:ilvl w:val="0"/>
-          <w:numId w:val="65"/>
+          <w:numId w:val="69"/>
         </w:numPr>
         <w:rPr/>
       </w:pPr>
@@ -10826,7 +10910,7 @@
         <w:pStyle w:val="Heading1"/>
         <w:rPr/>
       </w:pPr>
-      <w:bookmarkStart w:id="92" w:name="__RefHeading___Toc2762_3161111101"/>
+      <w:bookmarkStart w:id="92" w:name="__RefHeading___Toc3010_2598674696"/>
       <w:bookmarkStart w:id="93" w:name="экспорт"/>
       <w:bookmarkEnd w:id="92"/>
       <w:r>
@@ -11373,7 +11457,7 @@
         <w:pStyle w:val="Heading1"/>
         <w:rPr/>
       </w:pPr>
-      <w:bookmarkStart w:id="95" w:name="__RefHeading___Toc2764_3161111101"/>
+      <w:bookmarkStart w:id="95" w:name="__RefHeading___Toc3012_2598674696"/>
       <w:bookmarkStart w:id="96" w:name="задачи-jira"/>
       <w:bookmarkEnd w:id="95"/>
       <w:r>
@@ -11414,7 +11498,7 @@
         <w:pStyle w:val="Heading2"/>
         <w:rPr/>
       </w:pPr>
-      <w:bookmarkStart w:id="97" w:name="__RefHeading___Toc2766_3161111101"/>
+      <w:bookmarkStart w:id="97" w:name="__RefHeading___Toc3014_2598674696"/>
       <w:bookmarkStart w:id="98" w:name="привязка-строки"/>
       <w:bookmarkEnd w:id="97"/>
       <w:r>
@@ -11457,7 +11541,7 @@
       </w:r>
       <w:r>
         <w:rPr/>
-        <w:t>, — он превратится в ссылку на вашу Jira. Можно вставить и ссылку целиком. Под статусом строки появится карточка задачи Jira: статус, исполнитель, начало и срок, дата решения, трудозатраты и прогресс по ним.</w:t>
+        <w:t>, — он превратится в ссылку на вашу Jira. Можно вставить и ссылку целиком или начать вводить слова из названия — появятся подсказки. Под статусом строки появится карточка задачи Jira: статус, исполнитель, начало и срок, дата решения, трудозатраты и прогресс по ним.</w:t>
       </w:r>
     </w:p>
     <w:p>
@@ -12108,7 +12192,7 @@
         <w:pStyle w:val="Heading2"/>
         <w:rPr/>
       </w:pPr>
-      <w:bookmarkStart w:id="99" w:name="__RefHeading___Toc2768_3161111101"/>
+      <w:bookmarkStart w:id="99" w:name="__RefHeading___Toc3016_2598674696"/>
       <w:bookmarkStart w:id="100" w:name="сверка-с-jira"/>
       <w:bookmarkEnd w:id="99"/>
       <w:r>
@@ -12149,7 +12233,7 @@
         <w:pStyle w:val="Compact"/>
         <w:numPr>
           <w:ilvl w:val="0"/>
-          <w:numId w:val="66"/>
+          <w:numId w:val="70"/>
         </w:numPr>
         <w:rPr/>
       </w:pPr>
@@ -12170,7 +12254,7 @@
         <w:pStyle w:val="Compact"/>
         <w:numPr>
           <w:ilvl w:val="0"/>
-          <w:numId w:val="67"/>
+          <w:numId w:val="71"/>
         </w:numPr>
         <w:rPr/>
       </w:pPr>
@@ -12179,7 +12263,7 @@
           <w:b/>
           <w:bCs/>
         </w:rPr>
-        <w:t>Сверка с Jira</w:t>
+        <w:t>Сверка и настройки</w:t>
       </w:r>
       <w:r>
         <w:rPr/>
@@ -12194,7 +12278,7 @@
       </w:r>
       <w:r>
         <w:rPr/>
-        <w:t xml:space="preserve"> — всё переносится одной правкой.</w:t>
+        <w:t xml:space="preserve"> — всё переносится одной правкой. Здесь же — автоперенос и источник задач плана.</w:t>
       </w:r>
     </w:p>
     <w:p>
@@ -12202,7 +12286,7 @@
         <w:pStyle w:val="Compact"/>
         <w:numPr>
           <w:ilvl w:val="0"/>
-          <w:numId w:val="68"/>
+          <w:numId w:val="72"/>
         </w:numPr>
         <w:rPr/>
       </w:pPr>
@@ -12215,7 +12299,18 @@
       </w:r>
       <w:r>
         <w:rPr/>
-        <w:t xml:space="preserve"> — добавить строки по задачам Jira.</w:t>
+        <w:t xml:space="preserve"> — добавить строки по задачам Jira; </w:t>
+      </w:r>
+      <w:r>
+        <w:rPr>
+          <w:b/>
+          <w:bCs/>
+        </w:rPr>
+        <w:t>Релизы Jira → вехи</w:t>
+      </w:r>
+      <w:r>
+        <w:rPr/>
+        <w:t xml:space="preserve"> — вехи по релизам проекта.</w:t>
       </w:r>
     </w:p>
     <w:p>
@@ -12281,7 +12376,7 @@
         <w:pStyle w:val="Heading2"/>
         <w:rPr/>
       </w:pPr>
-      <w:bookmarkStart w:id="102" w:name="__RefHeading___Toc2770_3161111101"/>
+      <w:bookmarkStart w:id="102" w:name="__RefHeading___Toc3018_2598674696"/>
       <w:bookmarkStart w:id="103" w:name="автоперенос-из-jira"/>
       <w:bookmarkEnd w:id="102"/>
       <w:r>
@@ -12310,7 +12405,7 @@
           <w:b/>
           <w:bCs/>
         </w:rPr>
-        <w:t>Сверка с Jira</w:t>
+        <w:t>Сверка и настройки Jira</w:t>
       </w:r>
       <w:r>
         <w:rPr/>
@@ -12463,7 +12558,7 @@
         <w:pStyle w:val="Heading2"/>
         <w:rPr/>
       </w:pPr>
-      <w:bookmarkStart w:id="104" w:name="__RefHeading___Toc2772_3161111101"/>
+      <w:bookmarkStart w:id="104" w:name="__RefHeading___Toc3020_2598674696"/>
       <w:bookmarkStart w:id="105" w:name="задачи-из-jira"/>
       <w:bookmarkEnd w:id="104"/>
       <w:r>
@@ -12514,7 +12609,170 @@
       </w:r>
       <w:r>
         <w:rPr/>
-        <w:t xml:space="preserve">. Найдите задачи по ключам (через запятую, пробел или с новой строки) или запросом JQL — как в поиске Jira, до 200 задач. Отметьте нужные, выберите, куда добавить (в конец плана или в группу), и нажмите </w:t>
+        <w:t xml:space="preserve">. Окно открывается на вкладке </w:t>
+      </w:r>
+      <w:r>
+        <w:rPr>
+          <w:b/>
+          <w:bCs/>
+        </w:rPr>
+        <w:t>Поиск в проекте</w:t>
+      </w:r>
+      <w:r>
+        <w:rPr/>
+        <w:t xml:space="preserve"> — JQL знать не нужно:</w:t>
+      </w:r>
+    </w:p>
+    <w:p>
+      <w:pPr>
+        <w:pStyle w:val="Compact"/>
+        <w:numPr>
+          <w:ilvl w:val="0"/>
+          <w:numId w:val="73"/>
+        </w:numPr>
+        <w:rPr/>
+      </w:pPr>
+      <w:r>
+        <w:rPr/>
+        <w:t xml:space="preserve">Выберите </w:t>
+      </w:r>
+      <w:r>
+        <w:rPr>
+          <w:b/>
+          <w:bCs/>
+        </w:rPr>
+        <w:t>Проект Jira</w:t>
+      </w:r>
+      <w:r>
+        <w:rPr/>
+        <w:t xml:space="preserve"> — в списке проекты, которые видит учётная запись подключения. Если для плана задан источник задач (см. ниже), он выбран сразу.</w:t>
+      </w:r>
+    </w:p>
+    <w:p>
+      <w:pPr>
+        <w:pStyle w:val="Compact"/>
+        <w:numPr>
+          <w:ilvl w:val="0"/>
+          <w:numId w:val="74"/>
+        </w:numPr>
+        <w:rPr/>
+      </w:pPr>
+      <w:r>
+        <w:rPr/>
+        <w:t xml:space="preserve">Уточните, какие задачи нужны: </w:t>
+      </w:r>
+      <w:r>
+        <w:rPr>
+          <w:b/>
+          <w:bCs/>
+        </w:rPr>
+        <w:t>Слова из названия или ключ</w:t>
+      </w:r>
+      <w:r>
+        <w:rPr/>
+        <w:t xml:space="preserve">, </w:t>
+      </w:r>
+      <w:r>
+        <w:rPr>
+          <w:b/>
+          <w:bCs/>
+        </w:rPr>
+        <w:t>Статус</w:t>
+      </w:r>
+      <w:r>
+        <w:rPr/>
+        <w:t xml:space="preserve"> («К выполнению», «В работе», «Готово» — по умолчанию первые два), </w:t>
+      </w:r>
+      <w:r>
+        <w:rPr>
+          <w:b/>
+          <w:bCs/>
+        </w:rPr>
+        <w:t>Тип</w:t>
+      </w:r>
+      <w:r>
+        <w:rPr/>
+        <w:t xml:space="preserve"> (задача, история, ошибка — без отметок подходят все), </w:t>
+      </w:r>
+      <w:r>
+        <w:rPr>
+          <w:b/>
+          <w:bCs/>
+        </w:rPr>
+        <w:t>Релиз</w:t>
+      </w:r>
+      <w:r>
+        <w:rPr/>
+        <w:t xml:space="preserve">, </w:t>
+      </w:r>
+      <w:r>
+        <w:rPr>
+          <w:b/>
+          <w:bCs/>
+        </w:rPr>
+        <w:t>Спринт</w:t>
+      </w:r>
+      <w:r>
+        <w:rPr/>
+        <w:t xml:space="preserve"> («Текущие и будущие» или конкретный), </w:t>
+      </w:r>
+      <w:r>
+        <w:rPr>
+          <w:b/>
+          <w:bCs/>
+        </w:rPr>
+        <w:t>Эпик</w:t>
+      </w:r>
+      <w:r>
+        <w:rPr/>
+        <w:t xml:space="preserve">, </w:t>
+      </w:r>
+      <w:r>
+        <w:rPr>
+          <w:b/>
+          <w:bCs/>
+        </w:rPr>
+        <w:t>Без исполнителя</w:t>
+      </w:r>
+      <w:r>
+        <w:rPr/>
+        <w:t xml:space="preserve">, </w:t>
+      </w:r>
+      <w:r>
+        <w:rPr>
+          <w:b/>
+          <w:bCs/>
+        </w:rPr>
+        <w:t>Порядок</w:t>
+      </w:r>
+      <w:r>
+        <w:rPr/>
+        <w:t>. Список обновляется сразу.</w:t>
+      </w:r>
+    </w:p>
+    <w:p>
+      <w:pPr>
+        <w:pStyle w:val="Compact"/>
+        <w:numPr>
+          <w:ilvl w:val="0"/>
+          <w:numId w:val="75"/>
+        </w:numPr>
+        <w:rPr/>
+      </w:pPr>
+      <w:r>
+        <w:rPr/>
+        <w:t xml:space="preserve">Отметьте задачи (или </w:t>
+      </w:r>
+      <w:r>
+        <w:rPr>
+          <w:b/>
+          <w:bCs/>
+        </w:rPr>
+        <w:t>Выбрать все</w:t>
+      </w:r>
+      <w:r>
+        <w:rPr/>
+        <w:t xml:space="preserve">), выберите, как их добавить, и нажмите </w:t>
       </w:r>
       <w:r>
         <w:rPr>
@@ -12525,18 +12783,7 @@
       </w:r>
       <w:r>
         <w:rPr/>
-        <w:t xml:space="preserve">. Задачи, которые уже есть в плане, отмечены </w:t>
-      </w:r>
-      <w:r>
-        <w:rPr>
-          <w:b/>
-          <w:bCs/>
-        </w:rPr>
-        <w:t>уже в плане</w:t>
-      </w:r>
-      <w:r>
-        <w:rPr/>
-        <w:t xml:space="preserve"> и не выбраны.</w:t>
+        <w:t>.</w:t>
       </w:r>
     </w:p>
     <w:p>
@@ -12602,18 +12849,62 @@
       </w:pPr>
       <w:r>
         <w:rPr/>
-        <w:t xml:space="preserve">Новые строки получают название, статус, сроки и прогресс из Jira и ссылку на задачу. Без срока в Jira строка начинается сегодня и длится пять дней. Добавление отменяется целиком одной кнопкой </w:t>
-      </w:r>
-      <w:r>
-        <w:rPr>
-          <w:b/>
-          <w:bCs/>
-        </w:rPr>
-        <w:t>Отменить</w:t>
-      </w:r>
-      <w:r>
-        <w:rPr/>
-        <w:t>.</w:t>
+        <w:t xml:space="preserve">Ещё три вкладки: </w:t>
+      </w:r>
+      <w:r>
+        <w:rPr>
+          <w:b/>
+          <w:bCs/>
+        </w:rPr>
+        <w:t>По ключам</w:t>
+      </w:r>
+      <w:r>
+        <w:rPr/>
+        <w:t xml:space="preserve"> — список ключей через запятую, пробел или с новой строки; </w:t>
+      </w:r>
+      <w:r>
+        <w:rPr>
+          <w:b/>
+          <w:bCs/>
+        </w:rPr>
+        <w:t>JQL</w:t>
+      </w:r>
+      <w:r>
+        <w:rPr/>
+        <w:t xml:space="preserve"> — запрос, как в поиске Jira (до 200 задач); </w:t>
+      </w:r>
+      <w:r>
+        <w:rPr>
+          <w:b/>
+          <w:bCs/>
+        </w:rPr>
+        <w:t>Релизы → вехи</w:t>
+      </w:r>
+      <w:r>
+        <w:rPr/>
+        <w:t xml:space="preserve"> — см. ниже. Ссылка </w:t>
+      </w:r>
+      <w:r>
+        <w:rPr>
+          <w:b/>
+          <w:bCs/>
+        </w:rPr>
+        <w:t>Открыть поиск в Jira</w:t>
+      </w:r>
+      <w:r>
+        <w:rPr/>
+        <w:t xml:space="preserve"> показывает тот же запрос в самой Jira. Задачи, которые уже есть в плане, отмечены </w:t>
+      </w:r>
+      <w:r>
+        <w:rPr>
+          <w:b/>
+          <w:bCs/>
+        </w:rPr>
+        <w:t>уже в плане</w:t>
+      </w:r>
+      <w:r>
+        <w:rPr/>
+        <w:t xml:space="preserve"> и не выбираются.</w:t>
       </w:r>
     </w:p>
     <w:p>
@@ -12622,85 +12913,8 @@
         <w:rPr/>
       </w:pPr>
       <w:r>
-        <w:rPr>
-          <w:b/>
-          <w:bCs/>
-        </w:rPr>
-        <w:t>Группами по эпикам</w:t>
-      </w:r>
-      <w:r>
-        <w:rPr/>
-        <w:t xml:space="preserve"> — эпик становится группой плана, его задачи — строками внутри неё; в списке у каждой задачи виден её эпик. Если в плане уже есть группа, связанная с этим эпиком (её добавили так же раньше), задачи попадут в неё. Эпик, найденный запросом, добавляется только группой. Задачи без эпика добавляются как обычно.</w:t>
-      </w:r>
-    </w:p>
-    <w:p>
-      <w:pPr>
-        <w:pStyle w:val="BodyText"/>
-        <w:rPr/>
-      </w:pPr>
-      <w:r>
-        <w:rPr/>
-        <w:t xml:space="preserve">Если в плане ещё нет автопереноса, под списком можно отметить </w:t>
-      </w:r>
-      <w:r>
-        <w:rPr>
-          <w:b/>
-          <w:bCs/>
-        </w:rPr>
-        <w:t>Дальше переносить из Jira автоматически статус, сроки и прогресс</w:t>
-      </w:r>
-      <w:r>
-        <w:rPr/>
-        <w:t xml:space="preserve"> — новые строки будут обновляться сами.</w:t>
-      </w:r>
-      <w:bookmarkEnd w:id="96"/>
-      <w:bookmarkEnd w:id="105"/>
-    </w:p>
-    <w:p>
-      <w:pPr>
-        <w:pStyle w:val="Heading1"/>
-        <w:rPr/>
-      </w:pPr>
-      <w:bookmarkStart w:id="106" w:name="__RefHeading___Toc2774_3161111101"/>
-      <w:bookmarkStart w:id="107" w:name="структура-компании"/>
-      <w:bookmarkEnd w:id="106"/>
-      <w:r>
-        <w:rPr>
-          <w:rStyle w:val="SectionNumber"/>
-        </w:rPr>
-        <w:t>13</w:t>
-      </w:r>
-      <w:r>
-        <w:rPr/>
-        <w:tab/>
-        <w:t>Структура компании</w:t>
-      </w:r>
-    </w:p>
-    <w:p>
-      <w:pPr>
-        <w:pStyle w:val="FirstParagraph"/>
-        <w:rPr/>
-      </w:pPr>
-      <w:r>
-        <w:rPr>
-          <w:b/>
-          <w:bCs/>
-        </w:rPr>
-        <w:t>Структура компании</w:t>
-      </w:r>
-      <w:r>
-        <w:rPr/>
-        <w:t xml:space="preserve"> в главном меню — подразделения компании, их руководители и сотрудники. Её ведёт администратор; та же структура используется в «По Делу».</w:t>
-      </w:r>
-    </w:p>
-    <w:p>
-      <w:pPr>
-        <w:pStyle w:val="BodyText"/>
-        <w:rPr/>
-      </w:pPr>
-      <w:r>
-        <w:rPr/>
-        <w:t>Структура показывается четырьмя видами — переключатель над схемой, как в «По Делу»:</w:t>
+        <w:rPr/>
+        <w:t>Как добавить:</w:t>
       </w:r>
     </w:p>
     <w:p>
@@ -12708,7 +12922,7 @@
         <w:pStyle w:val="Compact"/>
         <w:numPr>
           <w:ilvl w:val="0"/>
-          <w:numId w:val="69"/>
+          <w:numId w:val="76"/>
         </w:numPr>
         <w:rPr/>
       </w:pPr>
@@ -12717,44 +12931,44 @@
           <w:b/>
           <w:bCs/>
         </w:rPr>
-        <w:t>Оргсхема</w:t>
-      </w:r>
-      <w:r>
-        <w:rPr/>
-        <w:t xml:space="preserve"> — подразделения карточками с линиями подчинения. </w:t>
-      </w:r>
-      <w:r>
-        <w:rPr>
-          <w:b/>
-          <w:bCs/>
-        </w:rPr>
-        <w:t>Уровней</w:t>
-      </w:r>
-      <w:r>
-        <w:rPr/>
-        <w:t xml:space="preserve"> задаёт, сколько уровней раскрыть; стрелка на карточке раскрывает ветку, </w:t>
-      </w:r>
-      <w:r>
-        <w:rPr>
-          <w:b/>
-          <w:bCs/>
-        </w:rPr>
-        <w:t>Где я</w:t>
-      </w:r>
-      <w:r>
-        <w:rPr/>
-        <w:t xml:space="preserve"> показывает ваше подразделение, значок ярлыка включает тип подразделения, лупы и </w:t>
-      </w:r>
-      <w:r>
-        <w:rPr>
-          <w:b/>
-          <w:bCs/>
-        </w:rPr>
-        <w:t>Вписать в экран</w:t>
-      </w:r>
-      <w:r>
-        <w:rPr/>
-        <w:t xml:space="preserve"> меняют масштаб (Ctrl + колесо мыши — тоже), схему можно двигать мышью.</w:t>
+        <w:t>Группы</w:t>
+      </w:r>
+      <w:r>
+        <w:rPr/>
+        <w:t xml:space="preserve">: </w:t>
+      </w:r>
+      <w:r>
+        <w:rPr>
+          <w:b/>
+          <w:bCs/>
+        </w:rPr>
+        <w:t>Без групп</w:t>
+      </w:r>
+      <w:r>
+        <w:rPr/>
+        <w:t xml:space="preserve">; </w:t>
+      </w:r>
+      <w:r>
+        <w:rPr>
+          <w:b/>
+          <w:bCs/>
+        </w:rPr>
+        <w:t>По эпикам</w:t>
+      </w:r>
+      <w:r>
+        <w:rPr/>
+        <w:t xml:space="preserve"> — эпик становится группой плана, его задачи — строками внутри (если группа, связанная с эпиком, уже есть — задачи попадут в неё; выбранный эпик добавляется только группой); </w:t>
+      </w:r>
+      <w:r>
+        <w:rPr>
+          <w:b/>
+          <w:bCs/>
+        </w:rPr>
+        <w:t>По спринтам</w:t>
+      </w:r>
+      <w:r>
+        <w:rPr/>
+        <w:t xml:space="preserve"> — группа на каждый спринт (уже существующая группа с тем же названием используется), а задачи без срока получают сроки спринта.</w:t>
       </w:r>
     </w:p>
     <w:p>
@@ -12762,7 +12976,7 @@
         <w:pStyle w:val="Compact"/>
         <w:numPr>
           <w:ilvl w:val="0"/>
-          <w:numId w:val="70"/>
+          <w:numId w:val="77"/>
         </w:numPr>
         <w:rPr/>
       </w:pPr>
@@ -12771,22 +12985,11 @@
           <w:b/>
           <w:bCs/>
         </w:rPr>
-        <w:t>Люди</w:t>
-      </w:r>
-      <w:r>
-        <w:rPr/>
-        <w:t xml:space="preserve"> — кто кому подчиняется: руководители и их команды, у каждого — сколько прямых подчинённых и сколько всего. Сотрудники без руководителя и подчинённых собраны в группу </w:t>
-      </w:r>
-      <w:r>
-        <w:rPr>
-          <w:b/>
-          <w:bCs/>
-        </w:rPr>
-        <w:t>Без руководителя</w:t>
-      </w:r>
-      <w:r>
-        <w:rPr/>
-        <w:t>.</w:t>
+        <w:t>Связи «блокирует» — связями плана</w:t>
+      </w:r>
+      <w:r>
+        <w:rPr/>
+        <w:t xml:space="preserve"> — если задача в Jira блокируется другой задачей из списка или уже связанной строкой плана, строка получает предшественника со связью «окончание → начало», и автосдвиг сразу выстраивает сроки. Из нескольких блокирующих задач берётся та, что заканчивается позже.</w:t>
       </w:r>
     </w:p>
     <w:p>
@@ -12794,7 +12997,7 @@
         <w:pStyle w:val="Compact"/>
         <w:numPr>
           <w:ilvl w:val="0"/>
-          <w:numId w:val="71"/>
+          <w:numId w:val="78"/>
         </w:numPr>
         <w:rPr/>
       </w:pPr>
@@ -12803,11 +13006,11 @@
           <w:b/>
           <w:bCs/>
         </w:rPr>
-        <w:t>Дерево</w:t>
-      </w:r>
-      <w:r>
-        <w:rPr/>
-        <w:t xml:space="preserve"> — компактный список подразделений с числом сотрудников во всей ветке.</w:t>
+        <w:t>Куда добавить</w:t>
+      </w:r>
+      <w:r>
+        <w:rPr/>
+        <w:t xml:space="preserve"> — в конец плана или в группу.</w:t>
       </w:r>
     </w:p>
     <w:p>
@@ -12815,7 +13018,7 @@
         <w:pStyle w:val="Compact"/>
         <w:numPr>
           <w:ilvl w:val="0"/>
-          <w:numId w:val="72"/>
+          <w:numId w:val="79"/>
         </w:numPr>
         <w:rPr/>
       </w:pPr>
@@ -12824,22 +13027,514 @@
           <w:b/>
           <w:bCs/>
         </w:rPr>
-        <w:t>Таблица</w:t>
-      </w:r>
-      <w:r>
-        <w:rPr/>
-        <w:t xml:space="preserve"> — все подразделения с типом, руководителем и численностью; щелчок по заголовку сортирует, </w:t>
-      </w:r>
-      <w:r>
-        <w:rPr>
-          <w:b/>
-          <w:bCs/>
-        </w:rPr>
-        <w:t>Выгрузить CSV</w:t>
-      </w:r>
-      <w:r>
-        <w:rPr/>
-        <w:t xml:space="preserve"> сохраняет таблицу для Excel.</w:t>
+        <w:t>Дальше переносить из Jira автоматически статус, сроки и прогресс</w:t>
+      </w:r>
+      <w:r>
+        <w:rPr/>
+        <w:t xml:space="preserve"> — если в плане ещё нет автопереноса.</w:t>
+      </w:r>
+    </w:p>
+    <w:p>
+      <w:pPr>
+        <w:pStyle w:val="Compact"/>
+        <w:numPr>
+          <w:ilvl w:val="0"/>
+          <w:numId w:val="80"/>
+        </w:numPr>
+        <w:rPr/>
+      </w:pPr>
+      <w:r>
+        <w:rPr>
+          <w:b/>
+          <w:bCs/>
+        </w:rPr>
+        <w:t>Сделать проект источником задач плана</w:t>
+      </w:r>
+      <w:r>
+        <w:rPr/>
+        <w:t xml:space="preserve"> — если источник ещё не задан.</w:t>
+      </w:r>
+    </w:p>
+    <w:p>
+      <w:pPr>
+        <w:pStyle w:val="FirstParagraph"/>
+        <w:rPr/>
+      </w:pPr>
+      <w:r>
+        <w:rPr/>
+        <w:t xml:space="preserve">Новые строки получают название, статус, сроки и прогресс из Jira и ссылку на задачу. Сроки: начало и срок из Jira; без срока — сроки спринта; без них — пять дней до даты решения (для решённой задачи) или с сегодняшнего дня. Добавление отменяется целиком одной кнопкой </w:t>
+      </w:r>
+      <w:r>
+        <w:rPr>
+          <w:b/>
+          <w:bCs/>
+        </w:rPr>
+        <w:t>Отменить</w:t>
+      </w:r>
+      <w:r>
+        <w:rPr/>
+        <w:t>.</w:t>
+      </w:r>
+    </w:p>
+    <w:p>
+      <w:pPr>
+        <w:pStyle w:val="Heading3"/>
+        <w:rPr/>
+      </w:pPr>
+      <w:bookmarkStart w:id="106" w:name="релизы-вехи"/>
+      <w:r>
+        <w:rPr>
+          <w:rStyle w:val="SectionNumber"/>
+        </w:rPr>
+        <w:t>12.4.1</w:t>
+      </w:r>
+      <w:r>
+        <w:rPr/>
+        <w:tab/>
+        <w:t>Релизы → вехи</w:t>
+      </w:r>
+    </w:p>
+    <w:p>
+      <w:pPr>
+        <w:pStyle w:val="FirstParagraph"/>
+        <w:rPr/>
+      </w:pPr>
+      <w:r>
+        <w:rPr/>
+        <w:t xml:space="preserve">Вкладка </w:t>
+      </w:r>
+      <w:r>
+        <w:rPr>
+          <w:b/>
+          <w:bCs/>
+        </w:rPr>
+        <w:t>Релизы → вехи</w:t>
+      </w:r>
+      <w:r>
+        <w:rPr/>
+        <w:t xml:space="preserve"> (и пункт </w:t>
+      </w:r>
+      <w:r>
+        <w:rPr>
+          <w:b/>
+          <w:bCs/>
+        </w:rPr>
+        <w:t>Релизы Jira → вехи</w:t>
+      </w:r>
+      <w:r>
+        <w:rPr/>
+        <w:t xml:space="preserve"> в меню </w:t>
+      </w:r>
+      <w:r>
+        <w:rPr>
+          <w:b/>
+          <w:bCs/>
+        </w:rPr>
+        <w:t>J</w:t>
+      </w:r>
+      <w:r>
+        <w:rPr/>
+        <w:t xml:space="preserve">) показывает релизы (версии) выбранного проекта: название, выпущен ли, дата выпуска. Отмеченные релизы станут вехами плана на дату выпуска со ссылкой на релиз в Jira. Релизы без даты выпуска добавить нельзя; релиз, который уже есть в плане вехой, отмечен </w:t>
+      </w:r>
+      <w:r>
+        <w:rPr>
+          <w:b/>
+          <w:bCs/>
+        </w:rPr>
+        <w:t>уже в плане</w:t>
+      </w:r>
+      <w:r>
+        <w:rPr/>
+        <w:t>.</w:t>
+      </w:r>
+      <w:bookmarkEnd w:id="105"/>
+      <w:bookmarkEnd w:id="106"/>
+    </w:p>
+    <w:p>
+      <w:pPr>
+        <w:pStyle w:val="Heading2"/>
+        <w:rPr/>
+      </w:pPr>
+      <w:bookmarkStart w:id="107" w:name="__RefHeading___Toc3022_2598674696"/>
+      <w:bookmarkStart w:id="108" w:name="источник-задач-плана"/>
+      <w:bookmarkEnd w:id="107"/>
+      <w:r>
+        <w:rPr>
+          <w:rStyle w:val="SectionNumber"/>
+        </w:rPr>
+        <w:t>12.5</w:t>
+      </w:r>
+      <w:r>
+        <w:rPr/>
+        <w:tab/>
+        <w:t>Источник задач плана</w:t>
+      </w:r>
+    </w:p>
+    <w:p>
+      <w:pPr>
+        <w:pStyle w:val="FirstParagraph"/>
+        <w:rPr/>
+      </w:pPr>
+      <w:r>
+        <w:rPr/>
+        <w:t xml:space="preserve">В </w:t>
+      </w:r>
+      <w:r>
+        <w:rPr>
+          <w:b/>
+          <w:bCs/>
+        </w:rPr>
+        <w:t>J → Сверка и настройки</w:t>
+      </w:r>
+      <w:r>
+        <w:rPr/>
+        <w:t xml:space="preserve"> задайте </w:t>
+      </w:r>
+      <w:r>
+        <w:rPr>
+          <w:b/>
+          <w:bCs/>
+        </w:rPr>
+        <w:t>Источник задач плана</w:t>
+      </w:r>
+      <w:r>
+        <w:rPr/>
+        <w:t xml:space="preserve"> — проект Jira и, по желанию, уточняющее условие JQL (например, </w:t>
+      </w:r>
+      <w:r>
+        <w:rPr>
+          <w:rStyle w:val="VerbatimChar"/>
+        </w:rPr>
+        <w:t>fixVersion = "Релиз 2"</w:t>
+      </w:r>
+      <w:r>
+        <w:rPr/>
+        <w:t>). Это настройка плана для всех, кто его правит:</w:t>
+      </w:r>
+    </w:p>
+    <w:p>
+      <w:pPr>
+        <w:pStyle w:val="Compact"/>
+        <w:numPr>
+          <w:ilvl w:val="0"/>
+          <w:numId w:val="81"/>
+        </w:numPr>
+        <w:rPr/>
+      </w:pPr>
+      <w:r>
+        <w:rPr>
+          <w:b/>
+          <w:bCs/>
+        </w:rPr>
+        <w:t>Задачи из Jira</w:t>
+      </w:r>
+      <w:r>
+        <w:rPr/>
+        <w:t xml:space="preserve"> открываются сразу на этом проекте;</w:t>
+      </w:r>
+    </w:p>
+    <w:p>
+      <w:pPr>
+        <w:pStyle w:val="Compact"/>
+        <w:numPr>
+          <w:ilvl w:val="0"/>
+          <w:numId w:val="82"/>
+        </w:numPr>
+        <w:rPr/>
+      </w:pPr>
+      <w:r>
+        <w:rPr/>
+        <w:t xml:space="preserve">на кнопке </w:t>
+      </w:r>
+      <w:r>
+        <w:rPr>
+          <w:b/>
+          <w:bCs/>
+        </w:rPr>
+        <w:t>J</w:t>
+      </w:r>
+      <w:r>
+        <w:rPr/>
+        <w:t xml:space="preserve"> появляется оранжевая точка, а в меню — </w:t>
+      </w:r>
+      <w:r>
+        <w:rPr>
+          <w:b/>
+          <w:bCs/>
+        </w:rPr>
+        <w:t>Новые задачи в …</w:t>
+      </w:r>
+      <w:r>
+        <w:rPr/>
+        <w:t xml:space="preserve"> с их числом: незавершённые задачи источника (кроме эпиков), которых в плане ещё нет. Пункт открывает «Задачи из Jira», где новые задачи уже отмечены.</w:t>
+      </w:r>
+    </w:p>
+    <w:p>
+      <w:pPr>
+        <w:pStyle w:val="FirstParagraph"/>
+        <w:rPr/>
+      </w:pPr>
+      <w:bookmarkStart w:id="109" w:name="источник-задач-плана"/>
+      <w:r>
+        <w:rPr/>
+        <w:t>Число новых задач обновляется при открытии плана (не чаще раза в две минуты) и после сохранения источника.</w:t>
+      </w:r>
+      <w:bookmarkEnd w:id="109"/>
+    </w:p>
+    <w:p>
+      <w:pPr>
+        <w:pStyle w:val="Heading2"/>
+        <w:rPr/>
+      </w:pPr>
+      <w:bookmarkStart w:id="110" w:name="__RefHeading___Toc3024_2598674696"/>
+      <w:bookmarkStart w:id="111" w:name="подсказки-при-привязке-строки"/>
+      <w:bookmarkEnd w:id="110"/>
+      <w:r>
+        <w:rPr>
+          <w:rStyle w:val="SectionNumber"/>
+        </w:rPr>
+        <w:t>12.6</w:t>
+      </w:r>
+      <w:r>
+        <w:rPr/>
+        <w:tab/>
+        <w:t>Подсказки при привязке строки</w:t>
+      </w:r>
+    </w:p>
+    <w:p>
+      <w:pPr>
+        <w:pStyle w:val="FirstParagraph"/>
+        <w:rPr/>
+      </w:pPr>
+      <w:r>
+        <w:rPr/>
+        <w:t xml:space="preserve">В поле </w:t>
+      </w:r>
+      <w:r>
+        <w:rPr>
+          <w:b/>
+          <w:bCs/>
+        </w:rPr>
+        <w:t>Задача в Jira</w:t>
+      </w:r>
+      <w:r>
+        <w:rPr/>
+        <w:t xml:space="preserve"> карточки строки можно не знать ключ: начните вводить слова из названия задачи — появится список подходящих задач (сначала из проекта-источника плана). Выберите задачу — строка свяжется с ней.</w:t>
+      </w:r>
+      <w:bookmarkEnd w:id="111"/>
+    </w:p>
+    <w:p>
+      <w:pPr>
+        <w:pStyle w:val="Heading2"/>
+        <w:rPr/>
+      </w:pPr>
+      <w:bookmarkStart w:id="112" w:name="__RefHeading___Toc3026_2598674696"/>
+      <w:bookmarkStart w:id="113" w:name="если-задачи-jira-не-загружаются"/>
+      <w:bookmarkEnd w:id="112"/>
+      <w:r>
+        <w:rPr>
+          <w:rStyle w:val="SectionNumber"/>
+        </w:rPr>
+        <w:t>12.7</w:t>
+      </w:r>
+      <w:r>
+        <w:rPr/>
+        <w:tab/>
+        <w:t>Если задачи Jira не загружаются</w:t>
+      </w:r>
+    </w:p>
+    <w:p>
+      <w:pPr>
+        <w:pStyle w:val="Compact"/>
+        <w:numPr>
+          <w:ilvl w:val="0"/>
+          <w:numId w:val="83"/>
+        </w:numPr>
+        <w:rPr/>
+      </w:pPr>
+      <w:r>
+        <w:rPr/>
+        <w:t xml:space="preserve">Под полем </w:t>
+      </w:r>
+      <w:r>
+        <w:rPr>
+          <w:b/>
+          <w:bCs/>
+        </w:rPr>
+        <w:t>Задача в Jira</w:t>
+      </w:r>
+      <w:r>
+        <w:rPr/>
+        <w:t xml:space="preserve"> написано, что ссылка ведёт на другой адрес, а в меню </w:t>
+      </w:r>
+      <w:r>
+        <w:rPr>
+          <w:b/>
+          <w:bCs/>
+        </w:rPr>
+        <w:t>J</w:t>
+      </w:r>
+      <w:r>
+        <w:rPr/>
+        <w:t xml:space="preserve"> — «строк ссылаются на задачи по адресу …»: ссылки строк указывают не на ту Jira, что подключена (например, на старый домен). Если это та же Jira, попросите администратора добавить адрес в </w:t>
+      </w:r>
+      <w:r>
+        <w:rPr>
+          <w:b/>
+          <w:bCs/>
+        </w:rPr>
+        <w:t>Интеграции → Jira → Другие адреса этой Jira</w:t>
+      </w:r>
+      <w:r>
+        <w:rPr/>
+        <w:t xml:space="preserve"> — строки свяжутся с задачами без правки плана.</w:t>
+      </w:r>
+    </w:p>
+    <w:p>
+      <w:pPr>
+        <w:pStyle w:val="Compact"/>
+        <w:numPr>
+          <w:ilvl w:val="0"/>
+          <w:numId w:val="84"/>
+        </w:numPr>
+        <w:rPr/>
+      </w:pPr>
+      <w:r>
+        <w:rPr/>
+        <w:t xml:space="preserve">В карточке задачи </w:t>
+      </w:r>
+      <w:r>
+        <w:rPr>
+          <w:b/>
+          <w:bCs/>
+        </w:rPr>
+        <w:t>нет в Jira или нет доступа</w:t>
+      </w:r>
+      <w:r>
+        <w:rPr/>
+        <w:t xml:space="preserve"> — учётная запись подключения не видит задачу: её удалили или у учётной записи нет права «Просмотр проектов» в этом проекте. Администратор увидит причину в </w:t>
+      </w:r>
+      <w:r>
+        <w:rPr>
+          <w:b/>
+          <w:bCs/>
+        </w:rPr>
+        <w:t>Интеграции → Jira → Диагностика</w:t>
+      </w:r>
+      <w:r>
+        <w:rPr/>
+        <w:t>.</w:t>
+      </w:r>
+    </w:p>
+    <w:p>
+      <w:pPr>
+        <w:pStyle w:val="Compact"/>
+        <w:numPr>
+          <w:ilvl w:val="0"/>
+          <w:numId w:val="85"/>
+        </w:numPr>
+        <w:rPr/>
+      </w:pPr>
+      <w:r>
+        <w:rPr/>
+        <w:t xml:space="preserve">Кнопки </w:t>
+      </w:r>
+      <w:r>
+        <w:rPr>
+          <w:b/>
+          <w:bCs/>
+        </w:rPr>
+        <w:t>J</w:t>
+      </w:r>
+      <w:r>
+        <w:rPr/>
+        <w:t xml:space="preserve"> нет — Jira не подключена (или подключение проверено, но не сохранено).</w:t>
+      </w:r>
+      <w:bookmarkEnd w:id="96"/>
+      <w:bookmarkEnd w:id="113"/>
+    </w:p>
+    <w:p>
+      <w:pPr>
+        <w:pStyle w:val="Heading1"/>
+        <w:rPr/>
+      </w:pPr>
+      <w:bookmarkStart w:id="114" w:name="__RefHeading___Toc3028_2598674696"/>
+      <w:bookmarkStart w:id="115" w:name="задачи-по-делу-в-проекте"/>
+      <w:bookmarkEnd w:id="114"/>
+      <w:r>
+        <w:rPr>
+          <w:rStyle w:val="SectionNumber"/>
+        </w:rPr>
+        <w:t>13</w:t>
+      </w:r>
+      <w:r>
+        <w:rPr/>
+        <w:tab/>
+        <w:t>Задачи «По Делу» в проекте</w:t>
+      </w:r>
+    </w:p>
+    <w:p>
+      <w:pPr>
+        <w:pStyle w:val="FirstParagraph"/>
+        <w:rPr/>
+      </w:pPr>
+      <w:r>
+        <w:rPr/>
+        <w:t xml:space="preserve">Если администратор связал «Пульс» с «По Делу», сотрудники могут ссылаться из своих задач «По Делу» на проекты «Пульса» и на конкретные строки планов (в «По Делу» — раздел </w:t>
+      </w:r>
+      <w:r>
+        <w:rPr>
+          <w:b/>
+          <w:bCs/>
+        </w:rPr>
+        <w:t>Пульс проекта</w:t>
+      </w:r>
+      <w:r>
+        <w:rPr/>
+        <w:t xml:space="preserve"> в карточке задачи).</w:t>
+      </w:r>
+    </w:p>
+    <w:p>
+      <w:pPr>
+        <w:pStyle w:val="BodyText"/>
+        <w:rPr/>
+      </w:pPr>
+      <w:r>
+        <w:rPr/>
+        <w:t xml:space="preserve">В заголовке проекта появляется кнопка </w:t>
+      </w:r>
+      <w:r>
+        <w:rPr>
+          <w:b/>
+          <w:bCs/>
+        </w:rPr>
+        <w:t>По Делу</w:t>
+      </w:r>
+      <w:r>
+        <w:rPr/>
+        <w:t xml:space="preserve"> с числом открытых связанных задач. Она открывает список: сначала задачи, связанные с проектом целиком, затем — по строкам плана. У задачи — статус в «По Делу», название (ссылка открывает задачу в «По Делу»), исполнитель и срок; просроченный срок выделен красным. </w:t>
+      </w:r>
+      <w:r>
+        <w:rPr>
+          <w:b/>
+          <w:bCs/>
+        </w:rPr>
+        <w:t>Открытые</w:t>
+      </w:r>
+      <w:r>
+        <w:rPr/>
+        <w:t xml:space="preserve"> и </w:t>
+      </w:r>
+      <w:r>
+        <w:rPr>
+          <w:b/>
+          <w:bCs/>
+        </w:rPr>
+        <w:t>Все</w:t>
+      </w:r>
+      <w:r>
+        <w:rPr/>
+        <w:t xml:space="preserve"> переключают, показывать ли выполненные. Щелчок по названию строки переходит к ней на диаграмме.</w:t>
       </w:r>
     </w:p>
     <w:p>
@@ -12853,7 +13548,7 @@
           <wp:inline distT="0" distB="0" distL="0" distR="0">
             <wp:extent cx="5334000" cy="3333750"/>
             <wp:effectExtent l="0" t="0" r="0" b="0"/>
-            <wp:docPr id="26" name="Image26" descr="Оргсхема"/>
+            <wp:docPr id="26" name="Image26" descr="Задачи «По Делу» в проекте"/>
             <wp:cNvGraphicFramePr>
               <a:graphicFrameLocks xmlns:a="http://schemas.openxmlformats.org/drawingml/2006/main" noChangeAspect="1"/>
             </wp:cNvGraphicFramePr>
@@ -12861,7 +13556,7 @@
               <a:graphicData uri="http://schemas.openxmlformats.org/drawingml/2006/picture">
                 <pic:pic xmlns:pic="http://schemas.openxmlformats.org/drawingml/2006/picture">
                   <pic:nvPicPr>
-                    <pic:cNvPr id="26" name="Image26" descr="Оргсхема"/>
+                    <pic:cNvPr id="26" name="Image26" descr="Задачи «По Делу» в проекте"/>
                     <pic:cNvPicPr>
                       <a:picLocks noChangeAspect="1" noChangeArrowheads="1"/>
                     </pic:cNvPicPr>
@@ -12895,7 +13590,226 @@
       </w:pPr>
       <w:r>
         <w:rPr/>
+        <w:t>Задачи «По Делу» в проекте</w:t>
+      </w:r>
+    </w:p>
+    <w:p>
+      <w:pPr>
+        <w:pStyle w:val="BodyText"/>
+        <w:rPr/>
+      </w:pPr>
+      <w:r>
+        <w:rPr/>
+        <w:t xml:space="preserve">В карточке строки плана раздел </w:t>
+      </w:r>
+      <w:r>
+        <w:rPr>
+          <w:b/>
+          <w:bCs/>
+        </w:rPr>
+        <w:t>Задачи в «По Делу»</w:t>
+      </w:r>
+      <w:r>
+        <w:rPr/>
+        <w:t xml:space="preserve"> показывает задачи, связанные именно с этой строкой.</w:t>
+      </w:r>
+    </w:p>
+    <w:p>
+      <w:pPr>
+        <w:pStyle w:val="BodyText"/>
+        <w:rPr/>
+      </w:pPr>
+      <w:bookmarkStart w:id="116" w:name="задачи-по-делу-в-проекте"/>
+      <w:r>
+        <w:rPr/>
+        <w:t>Задачи видят все, у кого есть доступ к проекту в «Пульсе»: название, статус, исполнитель и срок. Сами задачи меняются только в «По Делу».</w:t>
+      </w:r>
+      <w:bookmarkEnd w:id="116"/>
+    </w:p>
+    <w:p>
+      <w:pPr>
+        <w:pStyle w:val="Heading1"/>
+        <w:rPr/>
+      </w:pPr>
+      <w:bookmarkStart w:id="117" w:name="__RefHeading___Toc3030_2598674696"/>
+      <w:bookmarkStart w:id="118" w:name="структура-компании"/>
+      <w:bookmarkEnd w:id="117"/>
+      <w:r>
+        <w:rPr>
+          <w:rStyle w:val="SectionNumber"/>
+        </w:rPr>
+        <w:t>14</w:t>
+      </w:r>
+      <w:r>
+        <w:rPr/>
+        <w:tab/>
+        <w:t>Структура компании</w:t>
+      </w:r>
+    </w:p>
+    <w:p>
+      <w:pPr>
+        <w:pStyle w:val="FirstParagraph"/>
+        <w:rPr/>
+      </w:pPr>
+      <w:r>
+        <w:rPr>
+          <w:b/>
+          <w:bCs/>
+        </w:rPr>
+        <w:t>Структура компании</w:t>
+      </w:r>
+      <w:r>
+        <w:rPr/>
+        <w:t xml:space="preserve"> в главном меню — подразделения компании, их руководители и сотрудники. Её ведёт администратор; та же структура используется в «По Делу».</w:t>
+      </w:r>
+    </w:p>
+    <w:p>
+      <w:pPr>
+        <w:pStyle w:val="BodyText"/>
+        <w:rPr/>
+      </w:pPr>
+      <w:r>
+        <w:rPr/>
+        <w:t>Структура показывается четырьмя видами — переключатель над схемой, как в «По Делу»:</w:t>
+      </w:r>
+    </w:p>
+    <w:p>
+      <w:pPr>
+        <w:pStyle w:val="Compact"/>
+        <w:numPr>
+          <w:ilvl w:val="0"/>
+          <w:numId w:val="86"/>
+        </w:numPr>
+        <w:rPr/>
+      </w:pPr>
+      <w:r>
+        <w:rPr>
+          <w:b/>
+          <w:bCs/>
+        </w:rPr>
         <w:t>Оргсхема</w:t>
+      </w:r>
+      <w:r>
+        <w:rPr/>
+        <w:t xml:space="preserve"> — подразделения карточками с линиями подчинения. </w:t>
+      </w:r>
+      <w:r>
+        <w:rPr>
+          <w:b/>
+          <w:bCs/>
+        </w:rPr>
+        <w:t>Уровней</w:t>
+      </w:r>
+      <w:r>
+        <w:rPr/>
+        <w:t xml:space="preserve"> задаёт, сколько уровней раскрыть; стрелка на карточке раскрывает ветку, </w:t>
+      </w:r>
+      <w:r>
+        <w:rPr>
+          <w:b/>
+          <w:bCs/>
+        </w:rPr>
+        <w:t>Где я</w:t>
+      </w:r>
+      <w:r>
+        <w:rPr/>
+        <w:t xml:space="preserve"> показывает ваше подразделение, значок ярлыка включает тип подразделения, лупы и </w:t>
+      </w:r>
+      <w:r>
+        <w:rPr>
+          <w:b/>
+          <w:bCs/>
+        </w:rPr>
+        <w:t>Вписать в экран</w:t>
+      </w:r>
+      <w:r>
+        <w:rPr/>
+        <w:t xml:space="preserve"> меняют масштаб (Ctrl + колесо мыши — тоже), схему можно двигать мышью.</w:t>
+      </w:r>
+    </w:p>
+    <w:p>
+      <w:pPr>
+        <w:pStyle w:val="Compact"/>
+        <w:numPr>
+          <w:ilvl w:val="0"/>
+          <w:numId w:val="87"/>
+        </w:numPr>
+        <w:rPr/>
+      </w:pPr>
+      <w:r>
+        <w:rPr>
+          <w:b/>
+          <w:bCs/>
+        </w:rPr>
+        <w:t>Люди</w:t>
+      </w:r>
+      <w:r>
+        <w:rPr/>
+        <w:t xml:space="preserve"> — кто кому подчиняется: руководители и их команды, у каждого — сколько прямых подчинённых и сколько всего. Сотрудники без руководителя и подчинённых собраны в группу </w:t>
+      </w:r>
+      <w:r>
+        <w:rPr>
+          <w:b/>
+          <w:bCs/>
+        </w:rPr>
+        <w:t>Без руководителя</w:t>
+      </w:r>
+      <w:r>
+        <w:rPr/>
+        <w:t>.</w:t>
+      </w:r>
+    </w:p>
+    <w:p>
+      <w:pPr>
+        <w:pStyle w:val="Compact"/>
+        <w:numPr>
+          <w:ilvl w:val="0"/>
+          <w:numId w:val="88"/>
+        </w:numPr>
+        <w:rPr/>
+      </w:pPr>
+      <w:r>
+        <w:rPr>
+          <w:b/>
+          <w:bCs/>
+        </w:rPr>
+        <w:t>Дерево</w:t>
+      </w:r>
+      <w:r>
+        <w:rPr/>
+        <w:t xml:space="preserve"> — компактный список подразделений с числом сотрудников во всей ветке.</w:t>
+      </w:r>
+    </w:p>
+    <w:p>
+      <w:pPr>
+        <w:pStyle w:val="Compact"/>
+        <w:numPr>
+          <w:ilvl w:val="0"/>
+          <w:numId w:val="89"/>
+        </w:numPr>
+        <w:rPr/>
+      </w:pPr>
+      <w:r>
+        <w:rPr>
+          <w:b/>
+          <w:bCs/>
+        </w:rPr>
+        <w:t>Таблица</w:t>
+      </w:r>
+      <w:r>
+        <w:rPr/>
+        <w:t xml:space="preserve"> — все подразделения с типом, руководителем и численностью; щелчок по заголовку сортирует, </w:t>
+      </w:r>
+      <w:r>
+        <w:rPr>
+          <w:b/>
+          <w:bCs/>
+        </w:rPr>
+        <w:t>Выгрузить CSV</w:t>
+      </w:r>
+      <w:r>
+        <w:rPr/>
+        <w:t xml:space="preserve"> сохраняет таблицу для Excel.</w:t>
       </w:r>
     </w:p>
     <w:p>
@@ -12909,7 +13823,7 @@
           <wp:inline distT="0" distB="0" distL="0" distR="0">
             <wp:extent cx="5334000" cy="3333750"/>
             <wp:effectExtent l="0" t="0" r="0" b="0"/>
-            <wp:docPr id="27" name="Image27" descr="Дерево и карточка сотрудника"/>
+            <wp:docPr id="27" name="Image27" descr="Оргсхема"/>
             <wp:cNvGraphicFramePr>
               <a:graphicFrameLocks xmlns:a="http://schemas.openxmlformats.org/drawingml/2006/main" noChangeAspect="1"/>
             </wp:cNvGraphicFramePr>
@@ -12917,7 +13831,7 @@
               <a:graphicData uri="http://schemas.openxmlformats.org/drawingml/2006/picture">
                 <pic:pic xmlns:pic="http://schemas.openxmlformats.org/drawingml/2006/picture">
                   <pic:nvPicPr>
-                    <pic:cNvPr id="27" name="Image27" descr="Дерево и карточка сотрудника"/>
+                    <pic:cNvPr id="27" name="Image27" descr="Оргсхема"/>
                     <pic:cNvPicPr>
                       <a:picLocks noChangeAspect="1" noChangeArrowheads="1"/>
                     </pic:cNvPicPr>
@@ -12951,113 +13865,7 @@
       </w:pPr>
       <w:r>
         <w:rPr/>
-        <w:t>Дерево и карточка сотрудника</w:t>
-      </w:r>
-    </w:p>
-    <w:p>
-      <w:pPr>
-        <w:pStyle w:val="Compact"/>
-        <w:numPr>
-          <w:ilvl w:val="0"/>
-          <w:numId w:val="73"/>
-        </w:numPr>
-        <w:rPr/>
-      </w:pPr>
-      <w:r>
-        <w:rPr/>
-        <w:t>Поиск находит и подразделения, и людей в любом виде; щелчок по карточке, строке или результату поиска открывает карточку подразделения или сотрудника.</w:t>
-      </w:r>
-    </w:p>
-    <w:p>
-      <w:pPr>
-        <w:pStyle w:val="Compact"/>
-        <w:numPr>
-          <w:ilvl w:val="0"/>
-          <w:numId w:val="74"/>
-        </w:numPr>
-        <w:rPr/>
-      </w:pPr>
-      <w:r>
-        <w:rPr/>
-        <w:t>Карточка подразделения: путь от компании, руководитель (основной отмечен, если их несколько), вложенные подразделения и сотрудники.</w:t>
-      </w:r>
-    </w:p>
-    <w:p>
-      <w:pPr>
-        <w:pStyle w:val="Compact"/>
-        <w:numPr>
-          <w:ilvl w:val="0"/>
-          <w:numId w:val="75"/>
-        </w:numPr>
-        <w:rPr/>
-      </w:pPr>
-      <w:r>
-        <w:rPr/>
-        <w:t xml:space="preserve">Карточка сотрудника: должность, подразделение, руководитель и откуда он — </w:t>
-      </w:r>
-      <w:r>
-        <w:rPr>
-          <w:b/>
-          <w:bCs/>
-        </w:rPr>
-        <w:t>по структуре</w:t>
-      </w:r>
-      <w:r>
-        <w:rPr/>
-        <w:t xml:space="preserve"> (руководитель подразделения или вышестоящего) или </w:t>
-      </w:r>
-      <w:r>
-        <w:rPr>
-          <w:b/>
-          <w:bCs/>
-        </w:rPr>
-        <w:t>назначен явно</w:t>
-      </w:r>
-      <w:r>
-        <w:rPr/>
-        <w:t>, цепочка подчинения, подразделения, которыми сотрудник руководит, и подчинённые.</w:t>
-      </w:r>
-    </w:p>
-    <w:p>
-      <w:pPr>
-        <w:pStyle w:val="FirstParagraph"/>
-        <w:rPr/>
-      </w:pPr>
-      <w:bookmarkStart w:id="108" w:name="структура-компании"/>
-      <w:r>
-        <w:rPr/>
-        <w:t>Выбранный вид запоминается. Ссылку из адресной строки можно отправить коллеге — он откроет тот же вид и то же подразделение или сотрудника.</w:t>
-      </w:r>
-      <w:bookmarkEnd w:id="108"/>
-    </w:p>
-    <w:p>
-      <w:pPr>
-        <w:pStyle w:val="Heading1"/>
-        <w:rPr/>
-      </w:pPr>
-      <w:bookmarkStart w:id="109" w:name="__RefHeading___Toc2776_3161111101"/>
-      <w:bookmarkStart w:id="110" w:name="только-просмотр"/>
-      <w:bookmarkEnd w:id="109"/>
-      <w:r>
-        <w:rPr>
-          <w:rStyle w:val="SectionNumber"/>
-        </w:rPr>
-        <w:t>14</w:t>
-      </w:r>
-      <w:r>
-        <w:rPr/>
-        <w:tab/>
-        <w:t>Только просмотр</w:t>
-      </w:r>
-    </w:p>
-    <w:p>
-      <w:pPr>
-        <w:pStyle w:val="FirstParagraph"/>
-        <w:rPr/>
-      </w:pPr>
-      <w:r>
-        <w:rPr/>
-        <w:t>Если у вас доступ «Просмотр» (или роль «Наблюдатель»), план открывается без инструментов правки, а над графиком — пояснение. Можно смотреть, искать, фильтровать, менять шкалу и масштаб, открывать карточки, историю, версии и статистику, выгружать.</w:t>
+        <w:t>Оргсхема</w:t>
       </w:r>
     </w:p>
     <w:p>
@@ -13071,7 +13879,7 @@
           <wp:inline distT="0" distB="0" distL="0" distR="0">
             <wp:extent cx="5334000" cy="3333750"/>
             <wp:effectExtent l="0" t="0" r="0" b="0"/>
-            <wp:docPr id="28" name="Image28" descr="План в режиме просмотра"/>
+            <wp:docPr id="28" name="Image28" descr="Дерево и карточка сотрудника"/>
             <wp:cNvGraphicFramePr>
               <a:graphicFrameLocks xmlns:a="http://schemas.openxmlformats.org/drawingml/2006/main" noChangeAspect="1"/>
             </wp:cNvGraphicFramePr>
@@ -13079,7 +13887,7 @@
               <a:graphicData uri="http://schemas.openxmlformats.org/drawingml/2006/picture">
                 <pic:pic xmlns:pic="http://schemas.openxmlformats.org/drawingml/2006/picture">
                   <pic:nvPicPr>
-                    <pic:cNvPr id="28" name="Image28" descr="План в режиме просмотра"/>
+                    <pic:cNvPr id="28" name="Image28" descr="Дерево и карточка сотрудника"/>
                     <pic:cNvPicPr>
                       <a:picLocks noChangeAspect="1" noChangeArrowheads="1"/>
                     </pic:cNvPicPr>
@@ -13111,389 +13919,9 @@
         <w:pStyle w:val="ImageCaption"/>
         <w:rPr/>
       </w:pPr>
-      <w:bookmarkStart w:id="111" w:name="только-просмотр"/>
-      <w:r>
-        <w:rPr/>
-        <w:t>План в режиме просмотра</w:t>
-      </w:r>
-      <w:bookmarkEnd w:id="111"/>
-    </w:p>
-    <w:p>
-      <w:pPr>
-        <w:pStyle w:val="Heading1"/>
-        <w:rPr/>
-      </w:pPr>
-      <w:bookmarkStart w:id="112" w:name="__RefHeading___Toc2778_3161111101"/>
-      <w:bookmarkStart w:id="113" w:name="пользовательские-сценарии"/>
-      <w:bookmarkEnd w:id="112"/>
-      <w:r>
-        <w:rPr>
-          <w:rStyle w:val="SectionNumber"/>
-        </w:rPr>
-        <w:t>15</w:t>
-      </w:r>
-      <w:r>
-        <w:rPr/>
-        <w:tab/>
-        <w:t>Пользовательские сценарии</w:t>
-      </w:r>
-    </w:p>
-    <w:p>
-      <w:pPr>
-        <w:pStyle w:val="Heading2"/>
-        <w:rPr/>
-      </w:pPr>
-      <w:bookmarkStart w:id="114" w:name="__RefHeading___Toc2780_3161111101"/>
-      <w:bookmarkStart w:id="115" w:name="сценарий-1.-план-нового-проекта"/>
-      <w:bookmarkEnd w:id="114"/>
-      <w:r>
-        <w:rPr>
-          <w:rStyle w:val="SectionNumber"/>
-        </w:rPr>
-        <w:t>15.1</w:t>
-      </w:r>
-      <w:r>
-        <w:rPr/>
-        <w:tab/>
-        <w:t>Сценарий 1. План нового проекта</w:t>
-      </w:r>
-    </w:p>
-    <w:p>
-      <w:pPr>
-        <w:pStyle w:val="Compact"/>
-        <w:numPr>
-          <w:ilvl w:val="0"/>
-          <w:numId w:val="76"/>
-        </w:numPr>
-        <w:rPr/>
-      </w:pPr>
-      <w:r>
-        <w:rPr>
-          <w:b/>
-          <w:bCs/>
-        </w:rPr>
-        <w:t>Новый проект</w:t>
-      </w:r>
-      <w:r>
-        <w:rPr/>
-        <w:t xml:space="preserve"> → название, направление → </w:t>
-      </w:r>
-      <w:r>
-        <w:rPr>
-          <w:b/>
-          <w:bCs/>
-        </w:rPr>
-        <w:t>Создать</w:t>
-      </w:r>
-      <w:r>
-        <w:rPr/>
-        <w:t>.</w:t>
-      </w:r>
-    </w:p>
-    <w:p>
-      <w:pPr>
-        <w:pStyle w:val="Compact"/>
-        <w:numPr>
-          <w:ilvl w:val="0"/>
-          <w:numId w:val="77"/>
-        </w:numPr>
-        <w:rPr/>
-      </w:pPr>
-      <w:r>
-        <w:rPr>
-          <w:b/>
-          <w:bCs/>
-        </w:rPr>
-        <w:t>Исполнители</w:t>
-      </w:r>
-      <w:r>
-        <w:rPr/>
-        <w:t xml:space="preserve"> → добавьте участников (сотрудников и заказчика).</w:t>
-      </w:r>
-    </w:p>
-    <w:p>
-      <w:pPr>
-        <w:pStyle w:val="Compact"/>
-        <w:numPr>
-          <w:ilvl w:val="0"/>
-          <w:numId w:val="78"/>
-        </w:numPr>
-        <w:rPr/>
-      </w:pPr>
-      <w:r>
-        <w:rPr>
-          <w:b/>
-          <w:bCs/>
-        </w:rPr>
-        <w:t>Задача ▾ → Группа</w:t>
-      </w:r>
-      <w:r>
-        <w:rPr/>
-        <w:t xml:space="preserve"> — этапы проекта; внутри — задачи (Insert или поле внизу таблицы).</w:t>
-      </w:r>
-    </w:p>
-    <w:p>
-      <w:pPr>
-        <w:pStyle w:val="Compact"/>
-        <w:numPr>
-          <w:ilvl w:val="0"/>
-          <w:numId w:val="79"/>
-        </w:numPr>
-        <w:rPr/>
-      </w:pPr>
-      <w:r>
-        <w:rPr/>
-        <w:t xml:space="preserve">В карточке задачи — сроки, исполнитель, категория; для следующей задачи — контекстное меню </w:t>
-      </w:r>
-      <w:r>
-        <w:rPr>
-          <w:b/>
-          <w:bCs/>
-        </w:rPr>
-        <w:t>Следующая задача (связь)</w:t>
-      </w:r>
-      <w:r>
-        <w:rPr/>
-        <w:t>.</w:t>
-      </w:r>
-    </w:p>
-    <w:p>
-      <w:pPr>
-        <w:pStyle w:val="Compact"/>
-        <w:numPr>
-          <w:ilvl w:val="0"/>
-          <w:numId w:val="80"/>
-        </w:numPr>
-        <w:rPr/>
-      </w:pPr>
-      <w:r>
-        <w:rPr>
-          <w:b/>
-          <w:bCs/>
-        </w:rPr>
-        <w:t>Задача ▾ → Веха</w:t>
-      </w:r>
-      <w:r>
-        <w:rPr/>
-        <w:t xml:space="preserve"> — ключевые даты (подписание ТЗ, приёмка, ввод в эксплуатацию).</w:t>
-      </w:r>
-    </w:p>
-    <w:p>
-      <w:pPr>
-        <w:pStyle w:val="Compact"/>
-        <w:numPr>
-          <w:ilvl w:val="0"/>
-          <w:numId w:val="81"/>
-        </w:numPr>
-        <w:rPr/>
-      </w:pPr>
-      <w:r>
-        <w:rPr>
-          <w:b/>
-          <w:bCs/>
-        </w:rPr>
-        <w:t>Настройки графика → Шкала дат → По срокам задач</w:t>
-      </w:r>
-      <w:r>
-        <w:rPr/>
-        <w:t>; включите легенду.</w:t>
-      </w:r>
-    </w:p>
-    <w:p>
-      <w:pPr>
-        <w:pStyle w:val="Compact"/>
-        <w:numPr>
-          <w:ilvl w:val="0"/>
-          <w:numId w:val="82"/>
-        </w:numPr>
-        <w:rPr/>
-      </w:pPr>
-      <w:r>
-        <w:rPr>
-          <w:b/>
-          <w:bCs/>
-        </w:rPr>
-        <w:t>История → Версии → Сохранить текущую версию</w:t>
-      </w:r>
-      <w:r>
-        <w:rPr/>
-        <w:t xml:space="preserve"> «Согласованный график».</w:t>
-      </w:r>
-      <w:bookmarkEnd w:id="115"/>
-    </w:p>
-    <w:p>
-      <w:pPr>
-        <w:pStyle w:val="Heading2"/>
-        <w:rPr/>
-      </w:pPr>
-      <w:bookmarkStart w:id="116" w:name="__RefHeading___Toc2782_3161111101"/>
-      <w:bookmarkStart w:id="117" w:name="сценарий-2.-еженедельный-статус"/>
-      <w:bookmarkEnd w:id="116"/>
-      <w:r>
-        <w:rPr>
-          <w:rStyle w:val="SectionNumber"/>
-        </w:rPr>
-        <w:t>15.2</w:t>
-      </w:r>
-      <w:r>
-        <w:rPr/>
-        <w:tab/>
-        <w:t>Сценарий 2. Еженедельный статус</w:t>
-      </w:r>
-    </w:p>
-    <w:p>
-      <w:pPr>
-        <w:pStyle w:val="Compact"/>
-        <w:numPr>
-          <w:ilvl w:val="0"/>
-          <w:numId w:val="83"/>
-        </w:numPr>
-        <w:rPr/>
-      </w:pPr>
-      <w:r>
-        <w:rPr/>
-        <w:t xml:space="preserve">Откройте план, </w:t>
-      </w:r>
-      <w:r>
-        <w:rPr>
-          <w:b/>
-          <w:bCs/>
-        </w:rPr>
-        <w:t>Фильтры → Статус: В работе, Заблокирована</w:t>
-      </w:r>
-      <w:r>
-        <w:rPr/>
-        <w:t>.</w:t>
-      </w:r>
-    </w:p>
-    <w:p>
-      <w:pPr>
-        <w:pStyle w:val="Compact"/>
-        <w:numPr>
-          <w:ilvl w:val="0"/>
-          <w:numId w:val="84"/>
-        </w:numPr>
-        <w:rPr/>
-      </w:pPr>
-      <w:r>
-        <w:rPr/>
-        <w:t>Обновите прогресс и статусы в карточках; блокировку опишите в комментарии.</w:t>
-      </w:r>
-    </w:p>
-    <w:p>
-      <w:pPr>
-        <w:pStyle w:val="Compact"/>
-        <w:numPr>
-          <w:ilvl w:val="0"/>
-          <w:numId w:val="85"/>
-        </w:numPr>
-        <w:rPr/>
-      </w:pPr>
-      <w:r>
-        <w:rPr/>
-        <w:t xml:space="preserve">Сорвавшийся срок отметьте </w:t>
-      </w:r>
-      <w:r>
-        <w:rPr>
-          <w:b/>
-          <w:bCs/>
-        </w:rPr>
-        <w:t>временным сдвигом</w:t>
-      </w:r>
-      <w:r>
-        <w:rPr/>
-        <w:t xml:space="preserve"> — на графике появится штриховка и подпись «сдвиг +N д».</w:t>
-      </w:r>
-    </w:p>
-    <w:p>
-      <w:pPr>
-        <w:pStyle w:val="Compact"/>
-        <w:numPr>
-          <w:ilvl w:val="0"/>
-          <w:numId w:val="86"/>
-        </w:numPr>
-        <w:rPr/>
-      </w:pPr>
-      <w:r>
-        <w:rPr>
-          <w:b/>
-          <w:bCs/>
-        </w:rPr>
-        <w:t>Статистика</w:t>
-      </w:r>
-      <w:r>
-        <w:rPr/>
-        <w:t xml:space="preserve"> — что просрочено и где сдвиги больше всего.</w:t>
-      </w:r>
-    </w:p>
-    <w:p>
-      <w:pPr>
-        <w:pStyle w:val="Compact"/>
-        <w:numPr>
-          <w:ilvl w:val="0"/>
-          <w:numId w:val="87"/>
-        </w:numPr>
-        <w:rPr/>
-      </w:pPr>
-      <w:r>
-        <w:rPr>
-          <w:b/>
-          <w:bCs/>
-        </w:rPr>
-        <w:t>Экспорт → PDF</w:t>
-      </w:r>
-      <w:r>
-        <w:rPr/>
-        <w:t xml:space="preserve"> — в письмо руководителю.</w:t>
-      </w:r>
-      <w:bookmarkEnd w:id="117"/>
-    </w:p>
-    <w:p>
-      <w:pPr>
-        <w:pStyle w:val="Heading2"/>
-        <w:rPr/>
-      </w:pPr>
-      <w:bookmarkStart w:id="118" w:name="__RefHeading___Toc2784_3161111101"/>
-      <w:bookmarkStart w:id="119" w:name="X36ab1c7560fd642ec7fdf1e47c0ecfa54d5336f"/>
-      <w:bookmarkEnd w:id="118"/>
-      <w:r>
-        <w:rPr>
-          <w:rStyle w:val="SectionNumber"/>
-        </w:rPr>
-        <w:t>15.3</w:t>
-      </w:r>
-      <w:r>
-        <w:rPr/>
-        <w:tab/>
-        <w:t>Сценарий 3. Перенос срока с зависимыми задачами</w:t>
-      </w:r>
-    </w:p>
-    <w:p>
-      <w:pPr>
-        <w:pStyle w:val="Compact"/>
-        <w:numPr>
-          <w:ilvl w:val="0"/>
-          <w:numId w:val="88"/>
-        </w:numPr>
-        <w:rPr/>
-      </w:pPr>
-      <w:r>
-        <w:rPr/>
-        <w:t>Перетащите полосу задачи на новые даты (или измените дату в карточке).</w:t>
-      </w:r>
-    </w:p>
-    <w:p>
-      <w:pPr>
-        <w:pStyle w:val="Compact"/>
-        <w:numPr>
-          <w:ilvl w:val="0"/>
-          <w:numId w:val="89"/>
-        </w:numPr>
-        <w:rPr/>
-      </w:pPr>
-      <w:r>
-        <w:rPr/>
-        <w:t>Зависимые задачи сдвинутся по связям автоматически.</w:t>
+      <w:r>
+        <w:rPr/>
+        <w:t>Дерево и карточка сотрудника</w:t>
       </w:r>
     </w:p>
     <w:p>
@@ -13505,31 +13933,9 @@
         </w:numPr>
         <w:rPr/>
       </w:pPr>
-      <w:bookmarkStart w:id="120" w:name="X36ab1c7560fd642ec7fdf1e47c0ecfa54d5336f"/>
-      <w:r>
-        <w:rPr/>
-        <w:t>Не тот результат — Ctrl+Z отменяет перенос вместе со сдвигом зависимых.</w:t>
-      </w:r>
-      <w:bookmarkEnd w:id="120"/>
-    </w:p>
-    <w:p>
-      <w:pPr>
-        <w:pStyle w:val="Heading2"/>
-        <w:rPr/>
-      </w:pPr>
-      <w:bookmarkStart w:id="121" w:name="__RefHeading___Toc2786_3161111101"/>
-      <w:bookmarkStart w:id="122" w:name="X5fc83a2ba7eb56a277f5d246f712f80df91f461"/>
-      <w:bookmarkEnd w:id="121"/>
-      <w:r>
-        <w:rPr>
-          <w:rStyle w:val="SectionNumber"/>
-        </w:rPr>
-        <w:t>15.4</w:t>
-      </w:r>
-      <w:r>
-        <w:rPr/>
-        <w:tab/>
-        <w:t>Сценарий 4. Вариант графика для заказчика</w:t>
+      <w:r>
+        <w:rPr/>
+        <w:t>Поиск находит и подразделения, и людей в любом виде; щелчок по карточке, строке или результату поиска открывает карточку подразделения или сотрудника.</w:t>
       </w:r>
     </w:p>
     <w:p>
@@ -13542,26 +13948,8 @@
         <w:rPr/>
       </w:pPr>
       <w:r>
-        <w:rPr>
-          <w:b/>
-          <w:bCs/>
-        </w:rPr>
-        <w:t>+</w:t>
-      </w:r>
-      <w:r>
-        <w:rPr/>
-        <w:t xml:space="preserve"> у вкладок → </w:t>
-      </w:r>
-      <w:r>
-        <w:rPr>
-          <w:b/>
-          <w:bCs/>
-        </w:rPr>
-        <w:t>Копия текущего плана</w:t>
-      </w:r>
-      <w:r>
-        <w:rPr/>
-        <w:t>, переименуйте («Вариант со сдвигом этапа 3»).</w:t>
+        <w:rPr/>
+        <w:t>Карточка подразделения: путь от компании, руководитель (основной отмечен, если их несколько), вложенные подразделения и сотрудники.</w:t>
       </w:r>
     </w:p>
     <w:p>
@@ -13575,7 +13963,169 @@
       </w:pPr>
       <w:r>
         <w:rPr/>
-        <w:t>Правьте копию — основной план не меняется.</w:t>
+        <w:t xml:space="preserve">Карточка сотрудника: должность, подразделение, руководитель и откуда он — </w:t>
+      </w:r>
+      <w:r>
+        <w:rPr>
+          <w:b/>
+          <w:bCs/>
+        </w:rPr>
+        <w:t>по структуре</w:t>
+      </w:r>
+      <w:r>
+        <w:rPr/>
+        <w:t xml:space="preserve"> (руководитель подразделения или вышестоящего) или </w:t>
+      </w:r>
+      <w:r>
+        <w:rPr>
+          <w:b/>
+          <w:bCs/>
+        </w:rPr>
+        <w:t>назначен явно</w:t>
+      </w:r>
+      <w:r>
+        <w:rPr/>
+        <w:t>, цепочка подчинения, подразделения, которыми сотрудник руководит, и подчинённые.</w:t>
+      </w:r>
+    </w:p>
+    <w:p>
+      <w:pPr>
+        <w:pStyle w:val="FirstParagraph"/>
+        <w:rPr/>
+      </w:pPr>
+      <w:bookmarkStart w:id="119" w:name="структура-компании"/>
+      <w:r>
+        <w:rPr/>
+        <w:t>Выбранный вид запоминается. Ссылку из адресной строки можно отправить коллеге — он откроет тот же вид и то же подразделение или сотрудника.</w:t>
+      </w:r>
+      <w:bookmarkEnd w:id="119"/>
+    </w:p>
+    <w:p>
+      <w:pPr>
+        <w:pStyle w:val="Heading1"/>
+        <w:rPr/>
+      </w:pPr>
+      <w:bookmarkStart w:id="120" w:name="__RefHeading___Toc3032_2598674696"/>
+      <w:bookmarkStart w:id="121" w:name="только-просмотр"/>
+      <w:bookmarkEnd w:id="120"/>
+      <w:r>
+        <w:rPr>
+          <w:rStyle w:val="SectionNumber"/>
+        </w:rPr>
+        <w:t>15</w:t>
+      </w:r>
+      <w:r>
+        <w:rPr/>
+        <w:tab/>
+        <w:t>Только просмотр</w:t>
+      </w:r>
+    </w:p>
+    <w:p>
+      <w:pPr>
+        <w:pStyle w:val="FirstParagraph"/>
+        <w:rPr/>
+      </w:pPr>
+      <w:r>
+        <w:rPr/>
+        <w:t>Если у вас доступ «Просмотр» (или роль «Наблюдатель»), план открывается без инструментов правки, а над графиком — пояснение. Можно смотреть, искать, фильтровать, менять шкалу и масштаб, открывать карточки, историю, версии и статистику, выгружать.</w:t>
+      </w:r>
+    </w:p>
+    <w:p>
+      <w:pPr>
+        <w:pStyle w:val="CaptionedFigure"/>
+        <w:rPr/>
+      </w:pPr>
+      <w:r>
+        <w:rPr/>
+        <w:drawing>
+          <wp:inline distT="0" distB="0" distL="0" distR="0">
+            <wp:extent cx="5334000" cy="3333750"/>
+            <wp:effectExtent l="0" t="0" r="0" b="0"/>
+            <wp:docPr id="29" name="Image29" descr="План в режиме просмотра"/>
+            <wp:cNvGraphicFramePr>
+              <a:graphicFrameLocks xmlns:a="http://schemas.openxmlformats.org/drawingml/2006/main" noChangeAspect="1"/>
+            </wp:cNvGraphicFramePr>
+            <a:graphic xmlns:a="http://schemas.openxmlformats.org/drawingml/2006/main">
+              <a:graphicData uri="http://schemas.openxmlformats.org/drawingml/2006/picture">
+                <pic:pic xmlns:pic="http://schemas.openxmlformats.org/drawingml/2006/picture">
+                  <pic:nvPicPr>
+                    <pic:cNvPr id="29" name="Image29" descr="План в режиме просмотра"/>
+                    <pic:cNvPicPr>
+                      <a:picLocks noChangeAspect="1" noChangeArrowheads="1"/>
+                    </pic:cNvPicPr>
+                  </pic:nvPicPr>
+                  <pic:blipFill>
+                    <a:blip r:embed="rId30"/>
+                    <a:stretch>
+                      <a:fillRect/>
+                    </a:stretch>
+                  </pic:blipFill>
+                  <pic:spPr bwMode="auto">
+                    <a:xfrm>
+                      <a:off x="0" y="0"/>
+                      <a:ext cx="5334000" cy="3333750"/>
+                    </a:xfrm>
+                    <a:prstGeom prst="rect">
+                      <a:avLst/>
+                    </a:prstGeom>
+                  </pic:spPr>
+                </pic:pic>
+              </a:graphicData>
+            </a:graphic>
+          </wp:inline>
+        </w:drawing>
+      </w:r>
+    </w:p>
+    <w:p>
+      <w:pPr>
+        <w:pStyle w:val="ImageCaption"/>
+        <w:rPr/>
+      </w:pPr>
+      <w:bookmarkStart w:id="122" w:name="только-просмотр"/>
+      <w:r>
+        <w:rPr/>
+        <w:t>План в режиме просмотра</w:t>
+      </w:r>
+      <w:bookmarkEnd w:id="122"/>
+    </w:p>
+    <w:p>
+      <w:pPr>
+        <w:pStyle w:val="Heading1"/>
+        <w:rPr/>
+      </w:pPr>
+      <w:bookmarkStart w:id="123" w:name="__RefHeading___Toc3034_2598674696"/>
+      <w:bookmarkStart w:id="124" w:name="пользовательские-сценарии"/>
+      <w:bookmarkEnd w:id="123"/>
+      <w:r>
+        <w:rPr>
+          <w:rStyle w:val="SectionNumber"/>
+        </w:rPr>
+        <w:t>16</w:t>
+      </w:r>
+      <w:r>
+        <w:rPr/>
+        <w:tab/>
+        <w:t>Пользовательские сценарии</w:t>
+      </w:r>
+    </w:p>
+    <w:p>
+      <w:pPr>
+        <w:pStyle w:val="Heading2"/>
+        <w:rPr/>
+      </w:pPr>
+      <w:bookmarkStart w:id="125" w:name="__RefHeading___Toc3036_2598674696"/>
+      <w:bookmarkStart w:id="126" w:name="сценарий-1.-план-нового-проекта"/>
+      <w:bookmarkEnd w:id="125"/>
+      <w:r>
+        <w:rPr>
+          <w:rStyle w:val="SectionNumber"/>
+        </w:rPr>
+        <w:t>16.1</w:t>
+      </w:r>
+      <w:r>
+        <w:rPr/>
+        <w:tab/>
+        <w:t>Сценарий 1. План нового проекта</w:t>
       </w:r>
     </w:p>
     <w:p>
@@ -13592,32 +14142,22 @@
           <w:b/>
           <w:bCs/>
         </w:rPr>
-        <w:t>Экспорт → PDF</w:t>
-      </w:r>
-      <w:r>
-        <w:rPr/>
-        <w:t xml:space="preserve"> для заказчика; после согласования уберите ненужный вариант в архив.</w:t>
-      </w:r>
-      <w:bookmarkEnd w:id="122"/>
-    </w:p>
-    <w:p>
-      <w:pPr>
-        <w:pStyle w:val="Heading2"/>
-        <w:rPr/>
-      </w:pPr>
-      <w:bookmarkStart w:id="123" w:name="__RefHeading___Toc2788_3161111101"/>
-      <w:bookmarkStart w:id="124" w:name="сценарий-5.-ошибочная-правка"/>
-      <w:bookmarkEnd w:id="123"/>
-      <w:r>
-        <w:rPr>
-          <w:rStyle w:val="SectionNumber"/>
-        </w:rPr>
-        <w:t>15.5</w:t>
-      </w:r>
-      <w:r>
-        <w:rPr/>
-        <w:tab/>
-        <w:t>Сценарий 5. Ошибочная правка</w:t>
+        <w:t>Новый проект</w:t>
+      </w:r>
+      <w:r>
+        <w:rPr/>
+        <w:t xml:space="preserve"> → название, направление → </w:t>
+      </w:r>
+      <w:r>
+        <w:rPr>
+          <w:b/>
+          <w:bCs/>
+        </w:rPr>
+        <w:t>Создать</w:t>
+      </w:r>
+      <w:r>
+        <w:rPr/>
+        <w:t>.</w:t>
       </w:r>
     </w:p>
     <w:p>
@@ -13630,19 +14170,15 @@
         <w:rPr/>
       </w:pPr>
       <w:r>
-        <w:rPr/>
-        <w:t xml:space="preserve">Только что — Ctrl+Z или </w:t>
-      </w:r>
-      <w:r>
-        <w:rPr>
-          <w:b/>
-          <w:bCs/>
-        </w:rPr>
-        <w:t>Отменить</w:t>
-      </w:r>
-      <w:r>
-        <w:rPr/>
-        <w:t xml:space="preserve"> в уведомлении.</w:t>
+        <w:rPr>
+          <w:b/>
+          <w:bCs/>
+        </w:rPr>
+        <w:t>Исполнители</w:t>
+      </w:r>
+      <w:r>
+        <w:rPr/>
+        <w:t xml:space="preserve"> → добавьте участников (сотрудников и заказчика).</w:t>
       </w:r>
     </w:p>
     <w:p>
@@ -13655,19 +14191,15 @@
         <w:rPr/>
       </w:pPr>
       <w:r>
-        <w:rPr/>
-        <w:t xml:space="preserve">Давно или не вашу — </w:t>
-      </w:r>
-      <w:r>
-        <w:rPr>
-          <w:b/>
-          <w:bCs/>
-        </w:rPr>
-        <w:t>История → Журнал изменений</w:t>
-      </w:r>
-      <w:r>
-        <w:rPr/>
-        <w:t>: найдите, кто и что поменял.</w:t>
+        <w:rPr>
+          <w:b/>
+          <w:bCs/>
+        </w:rPr>
+        <w:t>Задача ▾ → Группа</w:t>
+      </w:r>
+      <w:r>
+        <w:rPr/>
+        <w:t xml:space="preserve"> — этапы проекта; внутри — задачи (Insert или поле внизу таблицы).</w:t>
       </w:r>
     </w:p>
     <w:p>
@@ -13680,58 +14212,19 @@
         <w:rPr/>
       </w:pPr>
       <w:r>
-        <w:rPr>
-          <w:b/>
-          <w:bCs/>
-        </w:rPr>
-        <w:t>История → Версии</w:t>
-      </w:r>
-      <w:r>
-        <w:rPr/>
-        <w:t xml:space="preserve"> → </w:t>
-      </w:r>
-      <w:r>
-        <w:rPr>
-          <w:b/>
-          <w:bCs/>
-        </w:rPr>
-        <w:t>Просмотреть</w:t>
-      </w:r>
-      <w:r>
-        <w:rPr/>
-        <w:t xml:space="preserve"> состояние до ошибки → </w:t>
-      </w:r>
-      <w:r>
-        <w:rPr>
-          <w:b/>
-          <w:bCs/>
-        </w:rPr>
-        <w:t>Восстановить</w:t>
+        <w:rPr/>
+        <w:t xml:space="preserve">В карточке задачи — сроки, исполнитель, категория; для следующей задачи — контекстное меню </w:t>
+      </w:r>
+      <w:r>
+        <w:rPr>
+          <w:b/>
+          <w:bCs/>
+        </w:rPr>
+        <w:t>Следующая задача (связь)</w:t>
       </w:r>
       <w:r>
         <w:rPr/>
         <w:t>.</w:t>
-      </w:r>
-      <w:bookmarkEnd w:id="124"/>
-    </w:p>
-    <w:p>
-      <w:pPr>
-        <w:pStyle w:val="Heading2"/>
-        <w:rPr/>
-      </w:pPr>
-      <w:bookmarkStart w:id="125" w:name="__RefHeading___Toc2790_3161111101"/>
-      <w:bookmarkStart w:id="126" w:name="сценарий-6.-статус-плана-по-задачам-jira"/>
-      <w:bookmarkEnd w:id="125"/>
-      <w:r>
-        <w:rPr>
-          <w:rStyle w:val="SectionNumber"/>
-        </w:rPr>
-        <w:t>15.6</w:t>
-      </w:r>
-      <w:r>
-        <w:rPr/>
-        <w:tab/>
-        <w:t>Сценарий 6. Статус плана по задачам Jira</w:t>
       </w:r>
     </w:p>
     <w:p>
@@ -13744,40 +14237,15 @@
         <w:rPr/>
       </w:pPr>
       <w:r>
-        <w:rPr/>
-        <w:t xml:space="preserve">Свяжите строки с задачами: в карточке строки введите ключ задачи (ABC-123) или добавьте строки через </w:t>
-      </w:r>
-      <w:r>
-        <w:rPr>
-          <w:b/>
-          <w:bCs/>
-        </w:rPr>
-        <w:t>Задачи из Jira</w:t>
-      </w:r>
-      <w:r>
-        <w:rPr/>
-        <w:t xml:space="preserve"> по запросу JQL (например, </w:t>
-      </w:r>
-      <w:r>
-        <w:rPr>
-          <w:rStyle w:val="VerbatimChar"/>
-        </w:rPr>
-        <w:t>project = ABC AND fixVersion = "Релиз 2"</w:t>
-      </w:r>
-      <w:r>
-        <w:rPr/>
-        <w:t xml:space="preserve">), </w:t>
-      </w:r>
-      <w:r>
-        <w:rPr>
-          <w:b/>
-          <w:bCs/>
-        </w:rPr>
-        <w:t>группами по эпикам</w:t>
-      </w:r>
-      <w:r>
-        <w:rPr/>
-        <w:t>.</w:t>
+        <w:rPr>
+          <w:b/>
+          <w:bCs/>
+        </w:rPr>
+        <w:t>Задача ▾ → Веха</w:t>
+      </w:r>
+      <w:r>
+        <w:rPr/>
+        <w:t xml:space="preserve"> — ключевые даты (подписание ТЗ, приёмка, ввод в эксплуатацию).</w:t>
       </w:r>
     </w:p>
     <w:p>
@@ -13790,19 +14258,15 @@
         <w:rPr/>
       </w:pPr>
       <w:r>
-        <w:rPr/>
-        <w:t xml:space="preserve">В </w:t>
-      </w:r>
-      <w:r>
-        <w:rPr>
-          <w:b/>
-          <w:bCs/>
-        </w:rPr>
-        <w:t>J → Сверка с Jira</w:t>
-      </w:r>
-      <w:r>
-        <w:rPr/>
-        <w:t xml:space="preserve"> включите автоперенос статуса, сроков и прогресса — план будет обновляться сам при каждом открытии.</w:t>
+        <w:rPr>
+          <w:b/>
+          <w:bCs/>
+        </w:rPr>
+        <w:t>Настройки графика → Шкала дат → По срокам задач</w:t>
+      </w:r>
+      <w:r>
+        <w:rPr/>
+        <w:t>; включите легенду.</w:t>
       </w:r>
     </w:p>
     <w:p>
@@ -13815,19 +14279,36 @@
         <w:rPr/>
       </w:pPr>
       <w:r>
-        <w:rPr/>
-        <w:t xml:space="preserve">Перед еженедельной встречей откройте </w:t>
-      </w:r>
-      <w:r>
-        <w:rPr>
-          <w:b/>
-          <w:bCs/>
-        </w:rPr>
-        <w:t>Сверку с Jira</w:t>
-      </w:r>
-      <w:r>
-        <w:rPr/>
-        <w:t>: в ней остаётся то, что автоперенос не берёт, например названия.</w:t>
+        <w:rPr>
+          <w:b/>
+          <w:bCs/>
+        </w:rPr>
+        <w:t>История → Версии → Сохранить текущую версию</w:t>
+      </w:r>
+      <w:r>
+        <w:rPr/>
+        <w:t xml:space="preserve"> «Согласованный график».</w:t>
+      </w:r>
+      <w:bookmarkEnd w:id="126"/>
+    </w:p>
+    <w:p>
+      <w:pPr>
+        <w:pStyle w:val="Heading2"/>
+        <w:rPr/>
+      </w:pPr>
+      <w:bookmarkStart w:id="127" w:name="__RefHeading___Toc3038_2598674696"/>
+      <w:bookmarkStart w:id="128" w:name="сценарий-2.-еженедельный-статус"/>
+      <w:bookmarkEnd w:id="127"/>
+      <w:r>
+        <w:rPr>
+          <w:rStyle w:val="SectionNumber"/>
+        </w:rPr>
+        <w:t>16.2</w:t>
+      </w:r>
+      <w:r>
+        <w:rPr/>
+        <w:tab/>
+        <w:t>Сценарий 2. Еженедельный статус</w:t>
       </w:r>
     </w:p>
     <w:p>
@@ -13839,28 +14320,517 @@
         </w:numPr>
         <w:rPr/>
       </w:pPr>
-      <w:bookmarkStart w:id="127" w:name="пользовательские-сценарии"/>
-      <w:bookmarkStart w:id="128" w:name="сценарий-6.-статус-плана-по-задачам-jira"/>
+      <w:r>
+        <w:rPr/>
+        <w:t xml:space="preserve">Откройте план, </w:t>
+      </w:r>
+      <w:r>
+        <w:rPr>
+          <w:b/>
+          <w:bCs/>
+        </w:rPr>
+        <w:t>Фильтры → Статус: В работе, Заблокирована</w:t>
+      </w:r>
+      <w:r>
+        <w:rPr/>
+        <w:t>.</w:t>
+      </w:r>
+    </w:p>
+    <w:p>
+      <w:pPr>
+        <w:pStyle w:val="Compact"/>
+        <w:numPr>
+          <w:ilvl w:val="0"/>
+          <w:numId w:val="101"/>
+        </w:numPr>
+        <w:rPr/>
+      </w:pPr>
+      <w:r>
+        <w:rPr/>
+        <w:t>Обновите прогресс и статусы в карточках; блокировку опишите в комментарии.</w:t>
+      </w:r>
+    </w:p>
+    <w:p>
+      <w:pPr>
+        <w:pStyle w:val="Compact"/>
+        <w:numPr>
+          <w:ilvl w:val="0"/>
+          <w:numId w:val="102"/>
+        </w:numPr>
+        <w:rPr/>
+      </w:pPr>
+      <w:r>
+        <w:rPr/>
+        <w:t xml:space="preserve">Сорвавшийся срок отметьте </w:t>
+      </w:r>
+      <w:r>
+        <w:rPr>
+          <w:b/>
+          <w:bCs/>
+        </w:rPr>
+        <w:t>временным сдвигом</w:t>
+      </w:r>
+      <w:r>
+        <w:rPr/>
+        <w:t xml:space="preserve"> — на графике появится штриховка и подпись «сдвиг +N д».</w:t>
+      </w:r>
+    </w:p>
+    <w:p>
+      <w:pPr>
+        <w:pStyle w:val="Compact"/>
+        <w:numPr>
+          <w:ilvl w:val="0"/>
+          <w:numId w:val="103"/>
+        </w:numPr>
+        <w:rPr/>
+      </w:pPr>
+      <w:r>
+        <w:rPr>
+          <w:b/>
+          <w:bCs/>
+        </w:rPr>
+        <w:t>Статистика</w:t>
+      </w:r>
+      <w:r>
+        <w:rPr/>
+        <w:t xml:space="preserve"> — что просрочено и где сдвиги больше всего.</w:t>
+      </w:r>
+    </w:p>
+    <w:p>
+      <w:pPr>
+        <w:pStyle w:val="Compact"/>
+        <w:numPr>
+          <w:ilvl w:val="0"/>
+          <w:numId w:val="104"/>
+        </w:numPr>
+        <w:rPr/>
+      </w:pPr>
+      <w:r>
+        <w:rPr>
+          <w:b/>
+          <w:bCs/>
+        </w:rPr>
+        <w:t>Экспорт → PDF</w:t>
+      </w:r>
+      <w:r>
+        <w:rPr/>
+        <w:t xml:space="preserve"> — в письмо руководителю.</w:t>
+      </w:r>
+      <w:bookmarkEnd w:id="128"/>
+    </w:p>
+    <w:p>
+      <w:pPr>
+        <w:pStyle w:val="Heading2"/>
+        <w:rPr/>
+      </w:pPr>
+      <w:bookmarkStart w:id="129" w:name="__RefHeading___Toc3040_2598674696"/>
+      <w:bookmarkStart w:id="130" w:name="X36ab1c7560fd642ec7fdf1e47c0ecfa54d5336f"/>
+      <w:bookmarkEnd w:id="129"/>
+      <w:r>
+        <w:rPr>
+          <w:rStyle w:val="SectionNumber"/>
+        </w:rPr>
+        <w:t>16.3</w:t>
+      </w:r>
+      <w:r>
+        <w:rPr/>
+        <w:tab/>
+        <w:t>Сценарий 3. Перенос срока с зависимыми задачами</w:t>
+      </w:r>
+    </w:p>
+    <w:p>
+      <w:pPr>
+        <w:pStyle w:val="Compact"/>
+        <w:numPr>
+          <w:ilvl w:val="0"/>
+          <w:numId w:val="105"/>
+        </w:numPr>
+        <w:rPr/>
+      </w:pPr>
+      <w:r>
+        <w:rPr/>
+        <w:t>Перетащите полосу задачи на новые даты (или измените дату в карточке).</w:t>
+      </w:r>
+    </w:p>
+    <w:p>
+      <w:pPr>
+        <w:pStyle w:val="Compact"/>
+        <w:numPr>
+          <w:ilvl w:val="0"/>
+          <w:numId w:val="106"/>
+        </w:numPr>
+        <w:rPr/>
+      </w:pPr>
+      <w:r>
+        <w:rPr/>
+        <w:t>Зависимые задачи сдвинутся по связям автоматически.</w:t>
+      </w:r>
+    </w:p>
+    <w:p>
+      <w:pPr>
+        <w:pStyle w:val="Compact"/>
+        <w:numPr>
+          <w:ilvl w:val="0"/>
+          <w:numId w:val="107"/>
+        </w:numPr>
+        <w:rPr/>
+      </w:pPr>
+      <w:bookmarkStart w:id="131" w:name="X36ab1c7560fd642ec7fdf1e47c0ecfa54d5336f"/>
+      <w:r>
+        <w:rPr/>
+        <w:t>Не тот результат — Ctrl+Z отменяет перенос вместе со сдвигом зависимых.</w:t>
+      </w:r>
+      <w:bookmarkEnd w:id="131"/>
+    </w:p>
+    <w:p>
+      <w:pPr>
+        <w:pStyle w:val="Heading2"/>
+        <w:rPr/>
+      </w:pPr>
+      <w:bookmarkStart w:id="132" w:name="__RefHeading___Toc3042_2598674696"/>
+      <w:bookmarkStart w:id="133" w:name="X5fc83a2ba7eb56a277f5d246f712f80df91f461"/>
+      <w:bookmarkEnd w:id="132"/>
+      <w:r>
+        <w:rPr>
+          <w:rStyle w:val="SectionNumber"/>
+        </w:rPr>
+        <w:t>16.4</w:t>
+      </w:r>
+      <w:r>
+        <w:rPr/>
+        <w:tab/>
+        <w:t>Сценарий 4. Вариант графика для заказчика</w:t>
+      </w:r>
+    </w:p>
+    <w:p>
+      <w:pPr>
+        <w:pStyle w:val="Compact"/>
+        <w:numPr>
+          <w:ilvl w:val="0"/>
+          <w:numId w:val="108"/>
+        </w:numPr>
+        <w:rPr/>
+      </w:pPr>
+      <w:r>
+        <w:rPr>
+          <w:b/>
+          <w:bCs/>
+        </w:rPr>
+        <w:t>+</w:t>
+      </w:r>
+      <w:r>
+        <w:rPr/>
+        <w:t xml:space="preserve"> у вкладок → </w:t>
+      </w:r>
+      <w:r>
+        <w:rPr>
+          <w:b/>
+          <w:bCs/>
+        </w:rPr>
+        <w:t>Копия текущего плана</w:t>
+      </w:r>
+      <w:r>
+        <w:rPr/>
+        <w:t>, переименуйте («Вариант со сдвигом этапа 3»).</w:t>
+      </w:r>
+    </w:p>
+    <w:p>
+      <w:pPr>
+        <w:pStyle w:val="Compact"/>
+        <w:numPr>
+          <w:ilvl w:val="0"/>
+          <w:numId w:val="109"/>
+        </w:numPr>
+        <w:rPr/>
+      </w:pPr>
+      <w:r>
+        <w:rPr/>
+        <w:t>Правьте копию — основной план не меняется.</w:t>
+      </w:r>
+    </w:p>
+    <w:p>
+      <w:pPr>
+        <w:pStyle w:val="Compact"/>
+        <w:numPr>
+          <w:ilvl w:val="0"/>
+          <w:numId w:val="110"/>
+        </w:numPr>
+        <w:rPr/>
+      </w:pPr>
+      <w:r>
+        <w:rPr>
+          <w:b/>
+          <w:bCs/>
+        </w:rPr>
+        <w:t>Экспорт → PDF</w:t>
+      </w:r>
+      <w:r>
+        <w:rPr/>
+        <w:t xml:space="preserve"> для заказчика; после согласования уберите ненужный вариант в архив.</w:t>
+      </w:r>
+      <w:bookmarkEnd w:id="133"/>
+    </w:p>
+    <w:p>
+      <w:pPr>
+        <w:pStyle w:val="Heading2"/>
+        <w:rPr/>
+      </w:pPr>
+      <w:bookmarkStart w:id="134" w:name="__RefHeading___Toc3044_2598674696"/>
+      <w:bookmarkStart w:id="135" w:name="сценарий-5.-ошибочная-правка"/>
+      <w:bookmarkEnd w:id="134"/>
+      <w:r>
+        <w:rPr>
+          <w:rStyle w:val="SectionNumber"/>
+        </w:rPr>
+        <w:t>16.5</w:t>
+      </w:r>
+      <w:r>
+        <w:rPr/>
+        <w:tab/>
+        <w:t>Сценарий 5. Ошибочная правка</w:t>
+      </w:r>
+    </w:p>
+    <w:p>
+      <w:pPr>
+        <w:pStyle w:val="Compact"/>
+        <w:numPr>
+          <w:ilvl w:val="0"/>
+          <w:numId w:val="111"/>
+        </w:numPr>
+        <w:rPr/>
+      </w:pPr>
+      <w:r>
+        <w:rPr/>
+        <w:t xml:space="preserve">Только что — Ctrl+Z или </w:t>
+      </w:r>
+      <w:r>
+        <w:rPr>
+          <w:b/>
+          <w:bCs/>
+        </w:rPr>
+        <w:t>Отменить</w:t>
+      </w:r>
+      <w:r>
+        <w:rPr/>
+        <w:t xml:space="preserve"> в уведомлении.</w:t>
+      </w:r>
+    </w:p>
+    <w:p>
+      <w:pPr>
+        <w:pStyle w:val="Compact"/>
+        <w:numPr>
+          <w:ilvl w:val="0"/>
+          <w:numId w:val="112"/>
+        </w:numPr>
+        <w:rPr/>
+      </w:pPr>
+      <w:r>
+        <w:rPr/>
+        <w:t xml:space="preserve">Давно или не вашу — </w:t>
+      </w:r>
+      <w:r>
+        <w:rPr>
+          <w:b/>
+          <w:bCs/>
+        </w:rPr>
+        <w:t>История → Журнал изменений</w:t>
+      </w:r>
+      <w:r>
+        <w:rPr/>
+        <w:t>: найдите, кто и что поменял.</w:t>
+      </w:r>
+    </w:p>
+    <w:p>
+      <w:pPr>
+        <w:pStyle w:val="Compact"/>
+        <w:numPr>
+          <w:ilvl w:val="0"/>
+          <w:numId w:val="113"/>
+        </w:numPr>
+        <w:rPr/>
+      </w:pPr>
+      <w:r>
+        <w:rPr>
+          <w:b/>
+          <w:bCs/>
+        </w:rPr>
+        <w:t>История → Версии</w:t>
+      </w:r>
+      <w:r>
+        <w:rPr/>
+        <w:t xml:space="preserve"> → </w:t>
+      </w:r>
+      <w:r>
+        <w:rPr>
+          <w:b/>
+          <w:bCs/>
+        </w:rPr>
+        <w:t>Просмотреть</w:t>
+      </w:r>
+      <w:r>
+        <w:rPr/>
+        <w:t xml:space="preserve"> состояние до ошибки → </w:t>
+      </w:r>
+      <w:r>
+        <w:rPr>
+          <w:b/>
+          <w:bCs/>
+        </w:rPr>
+        <w:t>Восстановить</w:t>
+      </w:r>
+      <w:r>
+        <w:rPr/>
+        <w:t>.</w:t>
+      </w:r>
+      <w:bookmarkEnd w:id="135"/>
+    </w:p>
+    <w:p>
+      <w:pPr>
+        <w:pStyle w:val="Heading2"/>
+        <w:rPr/>
+      </w:pPr>
+      <w:bookmarkStart w:id="136" w:name="__RefHeading___Toc3046_2598674696"/>
+      <w:bookmarkStart w:id="137" w:name="сценарий-6.-статус-плана-по-задачам-jira"/>
+      <w:bookmarkEnd w:id="136"/>
+      <w:r>
+        <w:rPr>
+          <w:rStyle w:val="SectionNumber"/>
+        </w:rPr>
+        <w:t>16.6</w:t>
+      </w:r>
+      <w:r>
+        <w:rPr/>
+        <w:tab/>
+        <w:t>Сценарий 6. Статус плана по задачам Jira</w:t>
+      </w:r>
+    </w:p>
+    <w:p>
+      <w:pPr>
+        <w:pStyle w:val="Compact"/>
+        <w:numPr>
+          <w:ilvl w:val="0"/>
+          <w:numId w:val="114"/>
+        </w:numPr>
+        <w:rPr/>
+      </w:pPr>
+      <w:r>
+        <w:rPr/>
+        <w:t xml:space="preserve">Свяжите строки с задачами: в карточке строки введите ключ задачи (ABC-123) или добавьте строки через </w:t>
+      </w:r>
+      <w:r>
+        <w:rPr>
+          <w:b/>
+          <w:bCs/>
+        </w:rPr>
+        <w:t>Задачи из Jira</w:t>
+      </w:r>
+      <w:r>
+        <w:rPr/>
+        <w:t xml:space="preserve"> по запросу JQL (например, </w:t>
+      </w:r>
+      <w:r>
+        <w:rPr>
+          <w:rStyle w:val="VerbatimChar"/>
+        </w:rPr>
+        <w:t>project = ABC AND fixVersion = "Релиз 2"</w:t>
+      </w:r>
+      <w:r>
+        <w:rPr/>
+        <w:t xml:space="preserve">), </w:t>
+      </w:r>
+      <w:r>
+        <w:rPr>
+          <w:b/>
+          <w:bCs/>
+        </w:rPr>
+        <w:t>группами по эпикам</w:t>
+      </w:r>
+      <w:r>
+        <w:rPr/>
+        <w:t>.</w:t>
+      </w:r>
+    </w:p>
+    <w:p>
+      <w:pPr>
+        <w:pStyle w:val="Compact"/>
+        <w:numPr>
+          <w:ilvl w:val="0"/>
+          <w:numId w:val="115"/>
+        </w:numPr>
+        <w:rPr/>
+      </w:pPr>
+      <w:r>
+        <w:rPr/>
+        <w:t xml:space="preserve">В </w:t>
+      </w:r>
+      <w:r>
+        <w:rPr>
+          <w:b/>
+          <w:bCs/>
+        </w:rPr>
+        <w:t>J → Сверка с Jira</w:t>
+      </w:r>
+      <w:r>
+        <w:rPr/>
+        <w:t xml:space="preserve"> включите автоперенос статуса, сроков и прогресса — план будет обновляться сам при каждом открытии.</w:t>
+      </w:r>
+    </w:p>
+    <w:p>
+      <w:pPr>
+        <w:pStyle w:val="Compact"/>
+        <w:numPr>
+          <w:ilvl w:val="0"/>
+          <w:numId w:val="116"/>
+        </w:numPr>
+        <w:rPr/>
+      </w:pPr>
+      <w:r>
+        <w:rPr/>
+        <w:t xml:space="preserve">Перед еженедельной встречей откройте </w:t>
+      </w:r>
+      <w:r>
+        <w:rPr>
+          <w:b/>
+          <w:bCs/>
+        </w:rPr>
+        <w:t>Сверку с Jira</w:t>
+      </w:r>
+      <w:r>
+        <w:rPr/>
+        <w:t>: в ней остаётся то, что автоперенос не берёт, например названия.</w:t>
+      </w:r>
+    </w:p>
+    <w:p>
+      <w:pPr>
+        <w:pStyle w:val="Compact"/>
+        <w:numPr>
+          <w:ilvl w:val="0"/>
+          <w:numId w:val="117"/>
+        </w:numPr>
+        <w:rPr/>
+      </w:pPr>
+      <w:bookmarkStart w:id="138" w:name="пользовательские-сценарии"/>
+      <w:bookmarkStart w:id="139" w:name="сценарий-6.-статус-плана-по-задачам-jira"/>
       <w:r>
         <w:rPr/>
         <w:t>Сорвавшийся срок отметьте сдвигом или перенесите полосу — зависимые задачи сдвинутся по связям.</w:t>
       </w:r>
-      <w:bookmarkEnd w:id="127"/>
-      <w:bookmarkEnd w:id="128"/>
+      <w:bookmarkEnd w:id="138"/>
+      <w:bookmarkEnd w:id="139"/>
     </w:p>
     <w:p>
       <w:pPr>
         <w:pStyle w:val="Heading1"/>
         <w:rPr/>
       </w:pPr>
-      <w:bookmarkStart w:id="129" w:name="__RefHeading___Toc2792_3161111101"/>
-      <w:bookmarkStart w:id="130" w:name="частые-вопросы"/>
-      <w:bookmarkEnd w:id="129"/>
+      <w:bookmarkStart w:id="140" w:name="__RefHeading___Toc3048_2598674696"/>
+      <w:bookmarkStart w:id="141" w:name="частые-вопросы"/>
+      <w:bookmarkEnd w:id="140"/>
       <w:r>
         <w:rPr>
           <w:rStyle w:val="SectionNumber"/>
         </w:rPr>
-        <w:t>16</w:t>
+        <w:t>17</w:t>
       </w:r>
       <w:r>
         <w:rPr/>
@@ -14043,12 +15013,12 @@
         <w:rPr/>
         <w:t xml:space="preserve"> Нет: из Jira в план переносится только то, что вы выбрали, и это отменяется Ctrl+Z или из истории плана.</w:t>
       </w:r>
-      <w:bookmarkEnd w:id="130"/>
+      <w:bookmarkEnd w:id="141"/>
     </w:p>
     <w:sectPr>
-      <w:footerReference w:type="even" r:id="rId30"/>
-      <w:footerReference w:type="default" r:id="rId31"/>
-      <w:footerReference w:type="first" r:id="rId32"/>
+      <w:footerReference w:type="even" r:id="rId31"/>
+      <w:footerReference w:type="default" r:id="rId32"/>
+      <w:footerReference w:type="first" r:id="rId33"/>
       <w:type w:val="nextPage"/>
       <w:pgSz w:w="12240" w:h="15840"/>
       <w:pgMar w:left="1440" w:right="1440" w:gutter="0" w:header="0" w:top="1440" w:footer="720" w:bottom="1440"/>
@@ -14089,7 +15059,7 @@
         <w:color w:val="8A92A6"/>
         <w:sz w:val="16"/>
       </w:rPr>
-      <w:t xml:space="preserve">Пульс Проекта 0.4.0 · стр. </w:t>
+      <w:t xml:space="preserve">Пульс Проекта 0.5.0 · стр. </w:t>
     </w:r>
     <w:r>
       <w:rPr/>
@@ -14105,7 +15075,7 @@
     </w:r>
     <w:r>
       <w:rPr/>
-      <w:t>39</w:t>
+      <w:t>41</w:t>
     </w:r>
     <w:r>
       <w:rPr/>
@@ -14128,7 +15098,7 @@
         <w:color w:val="8A92A6"/>
         <w:sz w:val="16"/>
       </w:rPr>
-      <w:t xml:space="preserve">Пульс Проекта 0.4.0 · стр. </w:t>
+      <w:t xml:space="preserve">Пульс Проекта 0.5.0 · стр. </w:t>
     </w:r>
     <w:r>
       <w:rPr/>
@@ -14144,7 +15114,7 @@
     </w:r>
     <w:r>
       <w:rPr/>
-      <w:t>39</w:t>
+      <w:t>41</w:t>
     </w:r>
     <w:r>
       <w:rPr/>
@@ -15909,8 +16879,9 @@
   </w:abstractNum>
   <w:abstractNum w:abstractNumId="14">
     <w:lvl w:ilvl="0">
-      <w:numFmt w:val="bullet"/>
-      <w:lvlText w:val=""/>
+      <w:start w:val="1"/>
+      <w:numFmt w:val="decimal"/>
+      <w:lvlText w:val="%1."/>
       <w:lvlJc w:val="left"/>
       <w:pPr>
         <w:tabs>
@@ -15918,14 +16889,12 @@
         </w:tabs>
         <w:ind w:left="720" w:hanging="480"/>
       </w:pPr>
-      <w:rPr>
-        <w:rFonts w:ascii="Symbol" w:hAnsi="Symbol" w:cs="Symbol" w:hint="default"/>
-      </w:rPr>
+      <w:rPr/>
     </w:lvl>
     <w:lvl w:ilvl="1">
-      <w:start w:val="0"/>
-      <w:numFmt w:val="bullet"/>
-      <w:lvlText w:val=""/>
+      <w:start w:val="1"/>
+      <w:numFmt w:val="decimal"/>
+      <w:lvlText w:val="%2."/>
       <w:lvlJc w:val="left"/>
       <w:pPr>
         <w:tabs>
@@ -15933,14 +16902,12 @@
         </w:tabs>
         <w:ind w:left="1440" w:hanging="480"/>
       </w:pPr>
-      <w:rPr>
-        <w:rFonts w:ascii="Symbol" w:hAnsi="Symbol" w:cs="Symbol" w:hint="default"/>
-      </w:rPr>
+      <w:rPr/>
     </w:lvl>
     <w:lvl w:ilvl="2">
-      <w:start w:val="0"/>
-      <w:numFmt w:val="bullet"/>
-      <w:lvlText w:val=""/>
+      <w:start w:val="1"/>
+      <w:numFmt w:val="decimal"/>
+      <w:lvlText w:val="%3."/>
       <w:lvlJc w:val="left"/>
       <w:pPr>
         <w:tabs>
@@ -15948,14 +16915,12 @@
         </w:tabs>
         <w:ind w:left="2160" w:hanging="480"/>
       </w:pPr>
-      <w:rPr>
-        <w:rFonts w:ascii="Symbol" w:hAnsi="Symbol" w:cs="Symbol" w:hint="default"/>
-      </w:rPr>
+      <w:rPr/>
     </w:lvl>
     <w:lvl w:ilvl="3">
-      <w:start w:val="0"/>
-      <w:numFmt w:val="bullet"/>
-      <w:lvlText w:val=""/>
+      <w:start w:val="1"/>
+      <w:numFmt w:val="decimal"/>
+      <w:lvlText w:val="%4."/>
       <w:lvlJc w:val="left"/>
       <w:pPr>
         <w:tabs>
@@ -15963,14 +16928,12 @@
         </w:tabs>
         <w:ind w:left="2880" w:hanging="480"/>
       </w:pPr>
-      <w:rPr>
-        <w:rFonts w:ascii="Symbol" w:hAnsi="Symbol" w:cs="Symbol" w:hint="default"/>
-      </w:rPr>
+      <w:rPr/>
     </w:lvl>
     <w:lvl w:ilvl="4">
-      <w:start w:val="0"/>
-      <w:numFmt w:val="bullet"/>
-      <w:lvlText w:val=""/>
+      <w:start w:val="1"/>
+      <w:numFmt w:val="decimal"/>
+      <w:lvlText w:val="%5."/>
       <w:lvlJc w:val="left"/>
       <w:pPr>
         <w:tabs>
@@ -15978,14 +16941,12 @@
         </w:tabs>
         <w:ind w:left="3600" w:hanging="480"/>
       </w:pPr>
-      <w:rPr>
-        <w:rFonts w:ascii="Symbol" w:hAnsi="Symbol" w:cs="Symbol" w:hint="default"/>
-      </w:rPr>
+      <w:rPr/>
     </w:lvl>
     <w:lvl w:ilvl="5">
-      <w:start w:val="0"/>
-      <w:numFmt w:val="bullet"/>
-      <w:lvlText w:val=""/>
+      <w:start w:val="1"/>
+      <w:numFmt w:val="decimal"/>
+      <w:lvlText w:val="%6."/>
       <w:lvlJc w:val="left"/>
       <w:pPr>
         <w:tabs>
@@ -15993,14 +16954,12 @@
         </w:tabs>
         <w:ind w:left="4320" w:hanging="480"/>
       </w:pPr>
-      <w:rPr>
-        <w:rFonts w:ascii="Symbol" w:hAnsi="Symbol" w:cs="Symbol" w:hint="default"/>
-      </w:rPr>
+      <w:rPr/>
     </w:lvl>
     <w:lvl w:ilvl="6">
-      <w:start w:val="0"/>
-      <w:numFmt w:val="bullet"/>
-      <w:lvlText w:val=""/>
+      <w:start w:val="1"/>
+      <w:numFmt w:val="decimal"/>
+      <w:lvlText w:val="%7."/>
       <w:lvlJc w:val="left"/>
       <w:pPr>
         <w:tabs>
@@ -16008,14 +16967,12 @@
         </w:tabs>
         <w:ind w:left="5040" w:hanging="480"/>
       </w:pPr>
-      <w:rPr>
-        <w:rFonts w:ascii="Symbol" w:hAnsi="Symbol" w:cs="Symbol" w:hint="default"/>
-      </w:rPr>
+      <w:rPr/>
     </w:lvl>
     <w:lvl w:ilvl="7">
-      <w:start w:val="0"/>
-      <w:numFmt w:val="bullet"/>
-      <w:lvlText w:val=""/>
+      <w:start w:val="1"/>
+      <w:numFmt w:val="decimal"/>
+      <w:lvlText w:val="%8."/>
       <w:lvlJc w:val="left"/>
       <w:pPr>
         <w:tabs>
@@ -16023,14 +16980,12 @@
         </w:tabs>
         <w:ind w:left="5760" w:hanging="480"/>
       </w:pPr>
-      <w:rPr>
-        <w:rFonts w:ascii="Symbol" w:hAnsi="Symbol" w:cs="Symbol" w:hint="default"/>
-      </w:rPr>
+      <w:rPr/>
     </w:lvl>
     <w:lvl w:ilvl="8">
-      <w:start w:val="0"/>
-      <w:numFmt w:val="bullet"/>
-      <w:lvlText w:val=""/>
+      <w:start w:val="1"/>
+      <w:numFmt w:val="decimal"/>
+      <w:lvlText w:val="%9."/>
       <w:lvlJc w:val="left"/>
       <w:pPr>
         <w:tabs>
@@ -16038,9 +16993,7 @@
         </w:tabs>
         <w:ind w:left="6480" w:hanging="480"/>
       </w:pPr>
-      <w:rPr>
-        <w:rFonts w:ascii="Symbol" w:hAnsi="Symbol" w:cs="Symbol" w:hint="default"/>
-      </w:rPr>
+      <w:rPr/>
     </w:lvl>
   </w:abstractNum>
   <w:abstractNum w:abstractNumId="15">
@@ -16181,9 +17134,8 @@
   </w:abstractNum>
   <w:abstractNum w:abstractNumId="16">
     <w:lvl w:ilvl="0">
-      <w:start w:val="1"/>
-      <w:numFmt w:val="decimal"/>
-      <w:lvlText w:val="%1."/>
+      <w:numFmt w:val="bullet"/>
+      <w:lvlText w:val=""/>
       <w:lvlJc w:val="left"/>
       <w:pPr>
         <w:tabs>
@@ -16191,12 +17143,14 @@
         </w:tabs>
         <w:ind w:left="720" w:hanging="480"/>
       </w:pPr>
-      <w:rPr/>
+      <w:rPr>
+        <w:rFonts w:ascii="Symbol" w:hAnsi="Symbol" w:cs="Symbol" w:hint="default"/>
+      </w:rPr>
     </w:lvl>
     <w:lvl w:ilvl="1">
-      <w:start w:val="1"/>
-      <w:numFmt w:val="decimal"/>
-      <w:lvlText w:val="%2."/>
+      <w:start w:val="0"/>
+      <w:numFmt w:val="bullet"/>
+      <w:lvlText w:val=""/>
       <w:lvlJc w:val="left"/>
       <w:pPr>
         <w:tabs>
@@ -16204,12 +17158,14 @@
         </w:tabs>
         <w:ind w:left="1440" w:hanging="480"/>
       </w:pPr>
-      <w:rPr/>
+      <w:rPr>
+        <w:rFonts w:ascii="Symbol" w:hAnsi="Symbol" w:cs="Symbol" w:hint="default"/>
+      </w:rPr>
     </w:lvl>
     <w:lvl w:ilvl="2">
-      <w:start w:val="1"/>
-      <w:numFmt w:val="decimal"/>
-      <w:lvlText w:val="%3."/>
+      <w:start w:val="0"/>
+      <w:numFmt w:val="bullet"/>
+      <w:lvlText w:val=""/>
       <w:lvlJc w:val="left"/>
       <w:pPr>
         <w:tabs>
@@ -16217,12 +17173,14 @@
         </w:tabs>
         <w:ind w:left="2160" w:hanging="480"/>
       </w:pPr>
-      <w:rPr/>
+      <w:rPr>
+        <w:rFonts w:ascii="Symbol" w:hAnsi="Symbol" w:cs="Symbol" w:hint="default"/>
+      </w:rPr>
     </w:lvl>
     <w:lvl w:ilvl="3">
-      <w:start w:val="1"/>
-      <w:numFmt w:val="decimal"/>
-      <w:lvlText w:val="%4."/>
+      <w:start w:val="0"/>
+      <w:numFmt w:val="bullet"/>
+      <w:lvlText w:val=""/>
       <w:lvlJc w:val="left"/>
       <w:pPr>
         <w:tabs>
@@ -16230,12 +17188,14 @@
         </w:tabs>
         <w:ind w:left="2880" w:hanging="480"/>
       </w:pPr>
-      <w:rPr/>
+      <w:rPr>
+        <w:rFonts w:ascii="Symbol" w:hAnsi="Symbol" w:cs="Symbol" w:hint="default"/>
+      </w:rPr>
     </w:lvl>
     <w:lvl w:ilvl="4">
-      <w:start w:val="1"/>
-      <w:numFmt w:val="decimal"/>
-      <w:lvlText w:val="%5."/>
+      <w:start w:val="0"/>
+      <w:numFmt w:val="bullet"/>
+      <w:lvlText w:val=""/>
       <w:lvlJc w:val="left"/>
       <w:pPr>
         <w:tabs>
@@ -16243,12 +17203,14 @@
         </w:tabs>
         <w:ind w:left="3600" w:hanging="480"/>
       </w:pPr>
-      <w:rPr/>
+      <w:rPr>
+        <w:rFonts w:ascii="Symbol" w:hAnsi="Symbol" w:cs="Symbol" w:hint="default"/>
+      </w:rPr>
     </w:lvl>
     <w:lvl w:ilvl="5">
-      <w:start w:val="1"/>
-      <w:numFmt w:val="decimal"/>
-      <w:lvlText w:val="%6."/>
+      <w:start w:val="0"/>
+      <w:numFmt w:val="bullet"/>
+      <w:lvlText w:val=""/>
       <w:lvlJc w:val="left"/>
       <w:pPr>
         <w:tabs>
@@ -16256,12 +17218,14 @@
         </w:tabs>
         <w:ind w:left="4320" w:hanging="480"/>
       </w:pPr>
-      <w:rPr/>
+      <w:rPr>
+        <w:rFonts w:ascii="Symbol" w:hAnsi="Symbol" w:cs="Symbol" w:hint="default"/>
+      </w:rPr>
     </w:lvl>
     <w:lvl w:ilvl="6">
-      <w:start w:val="1"/>
-      <w:numFmt w:val="decimal"/>
-      <w:lvlText w:val="%7."/>
+      <w:start w:val="0"/>
+      <w:numFmt w:val="bullet"/>
+      <w:lvlText w:val=""/>
       <w:lvlJc w:val="left"/>
       <w:pPr>
         <w:tabs>
@@ -16269,12 +17233,14 @@
         </w:tabs>
         <w:ind w:left="5040" w:hanging="480"/>
       </w:pPr>
-      <w:rPr/>
+      <w:rPr>
+        <w:rFonts w:ascii="Symbol" w:hAnsi="Symbol" w:cs="Symbol" w:hint="default"/>
+      </w:rPr>
     </w:lvl>
     <w:lvl w:ilvl="7">
-      <w:start w:val="1"/>
-      <w:numFmt w:val="decimal"/>
-      <w:lvlText w:val="%8."/>
+      <w:start w:val="0"/>
+      <w:numFmt w:val="bullet"/>
+      <w:lvlText w:val=""/>
       <w:lvlJc w:val="left"/>
       <w:pPr>
         <w:tabs>
@@ -16282,12 +17248,14 @@
         </w:tabs>
         <w:ind w:left="5760" w:hanging="480"/>
       </w:pPr>
-      <w:rPr/>
+      <w:rPr>
+        <w:rFonts w:ascii="Symbol" w:hAnsi="Symbol" w:cs="Symbol" w:hint="default"/>
+      </w:rPr>
     </w:lvl>
     <w:lvl w:ilvl="8">
-      <w:start w:val="1"/>
-      <w:numFmt w:val="decimal"/>
-      <w:lvlText w:val="%9."/>
+      <w:start w:val="0"/>
+      <w:numFmt w:val="bullet"/>
+      <w:lvlText w:val=""/>
       <w:lvlJc w:val="left"/>
       <w:pPr>
         <w:tabs>
@@ -16295,14 +17263,15 @@
         </w:tabs>
         <w:ind w:left="6480" w:hanging="480"/>
       </w:pPr>
-      <w:rPr/>
+      <w:rPr>
+        <w:rFonts w:ascii="Symbol" w:hAnsi="Symbol" w:cs="Symbol" w:hint="default"/>
+      </w:rPr>
     </w:lvl>
   </w:abstractNum>
   <w:abstractNum w:abstractNumId="17">
     <w:lvl w:ilvl="0">
-      <w:start w:val="1"/>
-      <w:numFmt w:val="decimal"/>
-      <w:lvlText w:val="%1."/>
+      <w:numFmt w:val="bullet"/>
+      <w:lvlText w:val=""/>
       <w:lvlJc w:val="left"/>
       <w:pPr>
         <w:tabs>
@@ -16310,12 +17279,14 @@
         </w:tabs>
         <w:ind w:left="720" w:hanging="480"/>
       </w:pPr>
-      <w:rPr/>
+      <w:rPr>
+        <w:rFonts w:ascii="Symbol" w:hAnsi="Symbol" w:cs="Symbol" w:hint="default"/>
+      </w:rPr>
     </w:lvl>
     <w:lvl w:ilvl="1">
-      <w:start w:val="1"/>
-      <w:numFmt w:val="decimal"/>
-      <w:lvlText w:val="%2."/>
+      <w:start w:val="0"/>
+      <w:numFmt w:val="bullet"/>
+      <w:lvlText w:val=""/>
       <w:lvlJc w:val="left"/>
       <w:pPr>
         <w:tabs>
@@ -16323,12 +17294,14 @@
         </w:tabs>
         <w:ind w:left="1440" w:hanging="480"/>
       </w:pPr>
-      <w:rPr/>
+      <w:rPr>
+        <w:rFonts w:ascii="Symbol" w:hAnsi="Symbol" w:cs="Symbol" w:hint="default"/>
+      </w:rPr>
     </w:lvl>
     <w:lvl w:ilvl="2">
-      <w:start w:val="1"/>
-      <w:numFmt w:val="decimal"/>
-      <w:lvlText w:val="%3."/>
+      <w:start w:val="0"/>
+      <w:numFmt w:val="bullet"/>
+      <w:lvlText w:val=""/>
       <w:lvlJc w:val="left"/>
       <w:pPr>
         <w:tabs>
@@ -16336,12 +17309,14 @@
         </w:tabs>
         <w:ind w:left="2160" w:hanging="480"/>
       </w:pPr>
-      <w:rPr/>
+      <w:rPr>
+        <w:rFonts w:ascii="Symbol" w:hAnsi="Symbol" w:cs="Symbol" w:hint="default"/>
+      </w:rPr>
     </w:lvl>
     <w:lvl w:ilvl="3">
-      <w:start w:val="1"/>
-      <w:numFmt w:val="decimal"/>
-      <w:lvlText w:val="%4."/>
+      <w:start w:val="0"/>
+      <w:numFmt w:val="bullet"/>
+      <w:lvlText w:val=""/>
       <w:lvlJc w:val="left"/>
       <w:pPr>
         <w:tabs>
@@ -16349,12 +17324,14 @@
         </w:tabs>
         <w:ind w:left="2880" w:hanging="480"/>
       </w:pPr>
-      <w:rPr/>
+      <w:rPr>
+        <w:rFonts w:ascii="Symbol" w:hAnsi="Symbol" w:cs="Symbol" w:hint="default"/>
+      </w:rPr>
     </w:lvl>
     <w:lvl w:ilvl="4">
-      <w:start w:val="1"/>
-      <w:numFmt w:val="decimal"/>
-      <w:lvlText w:val="%5."/>
+      <w:start w:val="0"/>
+      <w:numFmt w:val="bullet"/>
+      <w:lvlText w:val=""/>
       <w:lvlJc w:val="left"/>
       <w:pPr>
         <w:tabs>
@@ -16362,12 +17339,14 @@
         </w:tabs>
         <w:ind w:left="3600" w:hanging="480"/>
       </w:pPr>
-      <w:rPr/>
+      <w:rPr>
+        <w:rFonts w:ascii="Symbol" w:hAnsi="Symbol" w:cs="Symbol" w:hint="default"/>
+      </w:rPr>
     </w:lvl>
     <w:lvl w:ilvl="5">
-      <w:start w:val="1"/>
-      <w:numFmt w:val="decimal"/>
-      <w:lvlText w:val="%6."/>
+      <w:start w:val="0"/>
+      <w:numFmt w:val="bullet"/>
+      <w:lvlText w:val=""/>
       <w:lvlJc w:val="left"/>
       <w:pPr>
         <w:tabs>
@@ -16375,12 +17354,14 @@
         </w:tabs>
         <w:ind w:left="4320" w:hanging="480"/>
       </w:pPr>
-      <w:rPr/>
+      <w:rPr>
+        <w:rFonts w:ascii="Symbol" w:hAnsi="Symbol" w:cs="Symbol" w:hint="default"/>
+      </w:rPr>
     </w:lvl>
     <w:lvl w:ilvl="6">
-      <w:start w:val="1"/>
-      <w:numFmt w:val="decimal"/>
-      <w:lvlText w:val="%7."/>
+      <w:start w:val="0"/>
+      <w:numFmt w:val="bullet"/>
+      <w:lvlText w:val=""/>
       <w:lvlJc w:val="left"/>
       <w:pPr>
         <w:tabs>
@@ -16388,12 +17369,14 @@
         </w:tabs>
         <w:ind w:left="5040" w:hanging="480"/>
       </w:pPr>
-      <w:rPr/>
+      <w:rPr>
+        <w:rFonts w:ascii="Symbol" w:hAnsi="Symbol" w:cs="Symbol" w:hint="default"/>
+      </w:rPr>
     </w:lvl>
     <w:lvl w:ilvl="7">
-      <w:start w:val="1"/>
-      <w:numFmt w:val="decimal"/>
-      <w:lvlText w:val="%8."/>
+      <w:start w:val="0"/>
+      <w:numFmt w:val="bullet"/>
+      <w:lvlText w:val=""/>
       <w:lvlJc w:val="left"/>
       <w:pPr>
         <w:tabs>
@@ -16401,12 +17384,14 @@
         </w:tabs>
         <w:ind w:left="5760" w:hanging="480"/>
       </w:pPr>
-      <w:rPr/>
+      <w:rPr>
+        <w:rFonts w:ascii="Symbol" w:hAnsi="Symbol" w:cs="Symbol" w:hint="default"/>
+      </w:rPr>
     </w:lvl>
     <w:lvl w:ilvl="8">
-      <w:start w:val="1"/>
-      <w:numFmt w:val="decimal"/>
-      <w:lvlText w:val="%9."/>
+      <w:start w:val="0"/>
+      <w:numFmt w:val="bullet"/>
+      <w:lvlText w:val=""/>
       <w:lvlJc w:val="left"/>
       <w:pPr>
         <w:tabs>
@@ -16414,14 +17399,15 @@
         </w:tabs>
         <w:ind w:left="6480" w:hanging="480"/>
       </w:pPr>
-      <w:rPr/>
+      <w:rPr>
+        <w:rFonts w:ascii="Symbol" w:hAnsi="Symbol" w:cs="Symbol" w:hint="default"/>
+      </w:rPr>
     </w:lvl>
   </w:abstractNum>
   <w:abstractNum w:abstractNumId="18">
     <w:lvl w:ilvl="0">
-      <w:start w:val="1"/>
-      <w:numFmt w:val="decimal"/>
-      <w:lvlText w:val="%1."/>
+      <w:numFmt w:val="bullet"/>
+      <w:lvlText w:val=""/>
       <w:lvlJc w:val="left"/>
       <w:pPr>
         <w:tabs>
@@ -16429,12 +17415,14 @@
         </w:tabs>
         <w:ind w:left="720" w:hanging="480"/>
       </w:pPr>
-      <w:rPr/>
+      <w:rPr>
+        <w:rFonts w:ascii="Symbol" w:hAnsi="Symbol" w:cs="Symbol" w:hint="default"/>
+      </w:rPr>
     </w:lvl>
     <w:lvl w:ilvl="1">
-      <w:start w:val="1"/>
-      <w:numFmt w:val="decimal"/>
-      <w:lvlText w:val="%2."/>
+      <w:start w:val="0"/>
+      <w:numFmt w:val="bullet"/>
+      <w:lvlText w:val=""/>
       <w:lvlJc w:val="left"/>
       <w:pPr>
         <w:tabs>
@@ -16442,12 +17430,14 @@
         </w:tabs>
         <w:ind w:left="1440" w:hanging="480"/>
       </w:pPr>
-      <w:rPr/>
+      <w:rPr>
+        <w:rFonts w:ascii="Symbol" w:hAnsi="Symbol" w:cs="Symbol" w:hint="default"/>
+      </w:rPr>
     </w:lvl>
     <w:lvl w:ilvl="2">
-      <w:start w:val="1"/>
-      <w:numFmt w:val="decimal"/>
-      <w:lvlText w:val="%3."/>
+      <w:start w:val="0"/>
+      <w:numFmt w:val="bullet"/>
+      <w:lvlText w:val=""/>
       <w:lvlJc w:val="left"/>
       <w:pPr>
         <w:tabs>
@@ -16455,12 +17445,14 @@
         </w:tabs>
         <w:ind w:left="2160" w:hanging="480"/>
       </w:pPr>
-      <w:rPr/>
+      <w:rPr>
+        <w:rFonts w:ascii="Symbol" w:hAnsi="Symbol" w:cs="Symbol" w:hint="default"/>
+      </w:rPr>
     </w:lvl>
     <w:lvl w:ilvl="3">
-      <w:start w:val="1"/>
-      <w:numFmt w:val="decimal"/>
-      <w:lvlText w:val="%4."/>
+      <w:start w:val="0"/>
+      <w:numFmt w:val="bullet"/>
+      <w:lvlText w:val=""/>
       <w:lvlJc w:val="left"/>
       <w:pPr>
         <w:tabs>
@@ -16468,12 +17460,14 @@
         </w:tabs>
         <w:ind w:left="2880" w:hanging="480"/>
       </w:pPr>
-      <w:rPr/>
+      <w:rPr>
+        <w:rFonts w:ascii="Symbol" w:hAnsi="Symbol" w:cs="Symbol" w:hint="default"/>
+      </w:rPr>
     </w:lvl>
     <w:lvl w:ilvl="4">
-      <w:start w:val="1"/>
-      <w:numFmt w:val="decimal"/>
-      <w:lvlText w:val="%5."/>
+      <w:start w:val="0"/>
+      <w:numFmt w:val="bullet"/>
+      <w:lvlText w:val=""/>
       <w:lvlJc w:val="left"/>
       <w:pPr>
         <w:tabs>
@@ -16481,12 +17475,14 @@
         </w:tabs>
         <w:ind w:left="3600" w:hanging="480"/>
       </w:pPr>
-      <w:rPr/>
+      <w:rPr>
+        <w:rFonts w:ascii="Symbol" w:hAnsi="Symbol" w:cs="Symbol" w:hint="default"/>
+      </w:rPr>
     </w:lvl>
     <w:lvl w:ilvl="5">
-      <w:start w:val="1"/>
-      <w:numFmt w:val="decimal"/>
-      <w:lvlText w:val="%6."/>
+      <w:start w:val="0"/>
+      <w:numFmt w:val="bullet"/>
+      <w:lvlText w:val=""/>
       <w:lvlJc w:val="left"/>
       <w:pPr>
         <w:tabs>
@@ -16494,12 +17490,14 @@
         </w:tabs>
         <w:ind w:left="4320" w:hanging="480"/>
       </w:pPr>
-      <w:rPr/>
+      <w:rPr>
+        <w:rFonts w:ascii="Symbol" w:hAnsi="Symbol" w:cs="Symbol" w:hint="default"/>
+      </w:rPr>
     </w:lvl>
     <w:lvl w:ilvl="6">
-      <w:start w:val="1"/>
-      <w:numFmt w:val="decimal"/>
-      <w:lvlText w:val="%7."/>
+      <w:start w:val="0"/>
+      <w:numFmt w:val="bullet"/>
+      <w:lvlText w:val=""/>
       <w:lvlJc w:val="left"/>
       <w:pPr>
         <w:tabs>
@@ -16507,12 +17505,14 @@
         </w:tabs>
         <w:ind w:left="5040" w:hanging="480"/>
       </w:pPr>
-      <w:rPr/>
+      <w:rPr>
+        <w:rFonts w:ascii="Symbol" w:hAnsi="Symbol" w:cs="Symbol" w:hint="default"/>
+      </w:rPr>
     </w:lvl>
     <w:lvl w:ilvl="7">
-      <w:start w:val="1"/>
-      <w:numFmt w:val="decimal"/>
-      <w:lvlText w:val="%8."/>
+      <w:start w:val="0"/>
+      <w:numFmt w:val="bullet"/>
+      <w:lvlText w:val=""/>
       <w:lvlJc w:val="left"/>
       <w:pPr>
         <w:tabs>
@@ -16520,12 +17520,14 @@
         </w:tabs>
         <w:ind w:left="5760" w:hanging="480"/>
       </w:pPr>
-      <w:rPr/>
+      <w:rPr>
+        <w:rFonts w:ascii="Symbol" w:hAnsi="Symbol" w:cs="Symbol" w:hint="default"/>
+      </w:rPr>
     </w:lvl>
     <w:lvl w:ilvl="8">
-      <w:start w:val="1"/>
-      <w:numFmt w:val="decimal"/>
-      <w:lvlText w:val="%9."/>
+      <w:start w:val="0"/>
+      <w:numFmt w:val="bullet"/>
+      <w:lvlText w:val=""/>
       <w:lvlJc w:val="left"/>
       <w:pPr>
         <w:tabs>
@@ -16533,14 +17535,15 @@
         </w:tabs>
         <w:ind w:left="6480" w:hanging="480"/>
       </w:pPr>
-      <w:rPr/>
+      <w:rPr>
+        <w:rFonts w:ascii="Symbol" w:hAnsi="Symbol" w:cs="Symbol" w:hint="default"/>
+      </w:rPr>
     </w:lvl>
   </w:abstractNum>
   <w:abstractNum w:abstractNumId="19">
     <w:lvl w:ilvl="0">
-      <w:start w:val="1"/>
-      <w:numFmt w:val="decimal"/>
-      <w:lvlText w:val="%1."/>
+      <w:numFmt w:val="bullet"/>
+      <w:lvlText w:val=""/>
       <w:lvlJc w:val="left"/>
       <w:pPr>
         <w:tabs>
@@ -16548,12 +17551,14 @@
         </w:tabs>
         <w:ind w:left="720" w:hanging="480"/>
       </w:pPr>
-      <w:rPr/>
+      <w:rPr>
+        <w:rFonts w:ascii="Symbol" w:hAnsi="Symbol" w:cs="Symbol" w:hint="default"/>
+      </w:rPr>
     </w:lvl>
     <w:lvl w:ilvl="1">
-      <w:start w:val="1"/>
-      <w:numFmt w:val="decimal"/>
-      <w:lvlText w:val="%2."/>
+      <w:start w:val="0"/>
+      <w:numFmt w:val="bullet"/>
+      <w:lvlText w:val=""/>
       <w:lvlJc w:val="left"/>
       <w:pPr>
         <w:tabs>
@@ -16561,12 +17566,14 @@
         </w:tabs>
         <w:ind w:left="1440" w:hanging="480"/>
       </w:pPr>
-      <w:rPr/>
+      <w:rPr>
+        <w:rFonts w:ascii="Symbol" w:hAnsi="Symbol" w:cs="Symbol" w:hint="default"/>
+      </w:rPr>
     </w:lvl>
     <w:lvl w:ilvl="2">
-      <w:start w:val="1"/>
-      <w:numFmt w:val="decimal"/>
-      <w:lvlText w:val="%3."/>
+      <w:start w:val="0"/>
+      <w:numFmt w:val="bullet"/>
+      <w:lvlText w:val=""/>
       <w:lvlJc w:val="left"/>
       <w:pPr>
         <w:tabs>
@@ -16574,12 +17581,14 @@
         </w:tabs>
         <w:ind w:left="2160" w:hanging="480"/>
       </w:pPr>
-      <w:rPr/>
+      <w:rPr>
+        <w:rFonts w:ascii="Symbol" w:hAnsi="Symbol" w:cs="Symbol" w:hint="default"/>
+      </w:rPr>
     </w:lvl>
     <w:lvl w:ilvl="3">
-      <w:start w:val="1"/>
-      <w:numFmt w:val="decimal"/>
-      <w:lvlText w:val="%4."/>
+      <w:start w:val="0"/>
+      <w:numFmt w:val="bullet"/>
+      <w:lvlText w:val=""/>
       <w:lvlJc w:val="left"/>
       <w:pPr>
         <w:tabs>
@@ -16587,12 +17596,14 @@
         </w:tabs>
         <w:ind w:left="2880" w:hanging="480"/>
       </w:pPr>
-      <w:rPr/>
+      <w:rPr>
+        <w:rFonts w:ascii="Symbol" w:hAnsi="Symbol" w:cs="Symbol" w:hint="default"/>
+      </w:rPr>
     </w:lvl>
     <w:lvl w:ilvl="4">
-      <w:start w:val="1"/>
-      <w:numFmt w:val="decimal"/>
-      <w:lvlText w:val="%5."/>
+      <w:start w:val="0"/>
+      <w:numFmt w:val="bullet"/>
+      <w:lvlText w:val=""/>
       <w:lvlJc w:val="left"/>
       <w:pPr>
         <w:tabs>
@@ -16600,12 +17611,14 @@
         </w:tabs>
         <w:ind w:left="3600" w:hanging="480"/>
       </w:pPr>
-      <w:rPr/>
+      <w:rPr>
+        <w:rFonts w:ascii="Symbol" w:hAnsi="Symbol" w:cs="Symbol" w:hint="default"/>
+      </w:rPr>
     </w:lvl>
     <w:lvl w:ilvl="5">
-      <w:start w:val="1"/>
-      <w:numFmt w:val="decimal"/>
-      <w:lvlText w:val="%6."/>
+      <w:start w:val="0"/>
+      <w:numFmt w:val="bullet"/>
+      <w:lvlText w:val=""/>
       <w:lvlJc w:val="left"/>
       <w:pPr>
         <w:tabs>
@@ -16613,12 +17626,14 @@
         </w:tabs>
         <w:ind w:left="4320" w:hanging="480"/>
       </w:pPr>
-      <w:rPr/>
+      <w:rPr>
+        <w:rFonts w:ascii="Symbol" w:hAnsi="Symbol" w:cs="Symbol" w:hint="default"/>
+      </w:rPr>
     </w:lvl>
     <w:lvl w:ilvl="6">
-      <w:start w:val="1"/>
-      <w:numFmt w:val="decimal"/>
-      <w:lvlText w:val="%7."/>
+      <w:start w:val="0"/>
+      <w:numFmt w:val="bullet"/>
+      <w:lvlText w:val=""/>
       <w:lvlJc w:val="left"/>
       <w:pPr>
         <w:tabs>
@@ -16626,12 +17641,14 @@
         </w:tabs>
         <w:ind w:left="5040" w:hanging="480"/>
       </w:pPr>
-      <w:rPr/>
+      <w:rPr>
+        <w:rFonts w:ascii="Symbol" w:hAnsi="Symbol" w:cs="Symbol" w:hint="default"/>
+      </w:rPr>
     </w:lvl>
     <w:lvl w:ilvl="7">
-      <w:start w:val="1"/>
-      <w:numFmt w:val="decimal"/>
-      <w:lvlText w:val="%8."/>
+      <w:start w:val="0"/>
+      <w:numFmt w:val="bullet"/>
+      <w:lvlText w:val=""/>
       <w:lvlJc w:val="left"/>
       <w:pPr>
         <w:tabs>
@@ -16639,12 +17656,14 @@
         </w:tabs>
         <w:ind w:left="5760" w:hanging="480"/>
       </w:pPr>
-      <w:rPr/>
+      <w:rPr>
+        <w:rFonts w:ascii="Symbol" w:hAnsi="Symbol" w:cs="Symbol" w:hint="default"/>
+      </w:rPr>
     </w:lvl>
     <w:lvl w:ilvl="8">
-      <w:start w:val="1"/>
-      <w:numFmt w:val="decimal"/>
-      <w:lvlText w:val="%9."/>
+      <w:start w:val="0"/>
+      <w:numFmt w:val="bullet"/>
+      <w:lvlText w:val=""/>
       <w:lvlJc w:val="left"/>
       <w:pPr>
         <w:tabs>
@@ -16652,7 +17671,9 @@
         </w:tabs>
         <w:ind w:left="6480" w:hanging="480"/>
       </w:pPr>
-      <w:rPr/>
+      <w:rPr>
+        <w:rFonts w:ascii="Symbol" w:hAnsi="Symbol" w:cs="Symbol" w:hint="default"/>
+      </w:rPr>
     </w:lvl>
   </w:abstractNum>
   <w:abstractNum w:abstractNumId="20">
@@ -16894,6 +17915,482 @@
     </w:lvl>
   </w:abstractNum>
   <w:abstractNum w:abstractNumId="22">
+    <w:lvl w:ilvl="0">
+      <w:start w:val="1"/>
+      <w:numFmt w:val="decimal"/>
+      <w:lvlText w:val="%1."/>
+      <w:lvlJc w:val="left"/>
+      <w:pPr>
+        <w:tabs>
+          <w:tab w:val="num" w:pos="0"/>
+        </w:tabs>
+        <w:ind w:left="720" w:hanging="480"/>
+      </w:pPr>
+      <w:rPr/>
+    </w:lvl>
+    <w:lvl w:ilvl="1">
+      <w:start w:val="1"/>
+      <w:numFmt w:val="decimal"/>
+      <w:lvlText w:val="%2."/>
+      <w:lvlJc w:val="left"/>
+      <w:pPr>
+        <w:tabs>
+          <w:tab w:val="num" w:pos="0"/>
+        </w:tabs>
+        <w:ind w:left="1440" w:hanging="480"/>
+      </w:pPr>
+      <w:rPr/>
+    </w:lvl>
+    <w:lvl w:ilvl="2">
+      <w:start w:val="1"/>
+      <w:numFmt w:val="decimal"/>
+      <w:lvlText w:val="%3."/>
+      <w:lvlJc w:val="left"/>
+      <w:pPr>
+        <w:tabs>
+          <w:tab w:val="num" w:pos="0"/>
+        </w:tabs>
+        <w:ind w:left="2160" w:hanging="480"/>
+      </w:pPr>
+      <w:rPr/>
+    </w:lvl>
+    <w:lvl w:ilvl="3">
+      <w:start w:val="1"/>
+      <w:numFmt w:val="decimal"/>
+      <w:lvlText w:val="%4."/>
+      <w:lvlJc w:val="left"/>
+      <w:pPr>
+        <w:tabs>
+          <w:tab w:val="num" w:pos="0"/>
+        </w:tabs>
+        <w:ind w:left="2880" w:hanging="480"/>
+      </w:pPr>
+      <w:rPr/>
+    </w:lvl>
+    <w:lvl w:ilvl="4">
+      <w:start w:val="1"/>
+      <w:numFmt w:val="decimal"/>
+      <w:lvlText w:val="%5."/>
+      <w:lvlJc w:val="left"/>
+      <w:pPr>
+        <w:tabs>
+          <w:tab w:val="num" w:pos="0"/>
+        </w:tabs>
+        <w:ind w:left="3600" w:hanging="480"/>
+      </w:pPr>
+      <w:rPr/>
+    </w:lvl>
+    <w:lvl w:ilvl="5">
+      <w:start w:val="1"/>
+      <w:numFmt w:val="decimal"/>
+      <w:lvlText w:val="%6."/>
+      <w:lvlJc w:val="left"/>
+      <w:pPr>
+        <w:tabs>
+          <w:tab w:val="num" w:pos="0"/>
+        </w:tabs>
+        <w:ind w:left="4320" w:hanging="480"/>
+      </w:pPr>
+      <w:rPr/>
+    </w:lvl>
+    <w:lvl w:ilvl="6">
+      <w:start w:val="1"/>
+      <w:numFmt w:val="decimal"/>
+      <w:lvlText w:val="%7."/>
+      <w:lvlJc w:val="left"/>
+      <w:pPr>
+        <w:tabs>
+          <w:tab w:val="num" w:pos="0"/>
+        </w:tabs>
+        <w:ind w:left="5040" w:hanging="480"/>
+      </w:pPr>
+      <w:rPr/>
+    </w:lvl>
+    <w:lvl w:ilvl="7">
+      <w:start w:val="1"/>
+      <w:numFmt w:val="decimal"/>
+      <w:lvlText w:val="%8."/>
+      <w:lvlJc w:val="left"/>
+      <w:pPr>
+        <w:tabs>
+          <w:tab w:val="num" w:pos="0"/>
+        </w:tabs>
+        <w:ind w:left="5760" w:hanging="480"/>
+      </w:pPr>
+      <w:rPr/>
+    </w:lvl>
+    <w:lvl w:ilvl="8">
+      <w:start w:val="1"/>
+      <w:numFmt w:val="decimal"/>
+      <w:lvlText w:val="%9."/>
+      <w:lvlJc w:val="left"/>
+      <w:pPr>
+        <w:tabs>
+          <w:tab w:val="num" w:pos="0"/>
+        </w:tabs>
+        <w:ind w:left="6480" w:hanging="480"/>
+      </w:pPr>
+      <w:rPr/>
+    </w:lvl>
+  </w:abstractNum>
+  <w:abstractNum w:abstractNumId="23">
+    <w:lvl w:ilvl="0">
+      <w:start w:val="1"/>
+      <w:numFmt w:val="decimal"/>
+      <w:lvlText w:val="%1."/>
+      <w:lvlJc w:val="left"/>
+      <w:pPr>
+        <w:tabs>
+          <w:tab w:val="num" w:pos="0"/>
+        </w:tabs>
+        <w:ind w:left="720" w:hanging="480"/>
+      </w:pPr>
+      <w:rPr/>
+    </w:lvl>
+    <w:lvl w:ilvl="1">
+      <w:start w:val="1"/>
+      <w:numFmt w:val="decimal"/>
+      <w:lvlText w:val="%2."/>
+      <w:lvlJc w:val="left"/>
+      <w:pPr>
+        <w:tabs>
+          <w:tab w:val="num" w:pos="0"/>
+        </w:tabs>
+        <w:ind w:left="1440" w:hanging="480"/>
+      </w:pPr>
+      <w:rPr/>
+    </w:lvl>
+    <w:lvl w:ilvl="2">
+      <w:start w:val="1"/>
+      <w:numFmt w:val="decimal"/>
+      <w:lvlText w:val="%3."/>
+      <w:lvlJc w:val="left"/>
+      <w:pPr>
+        <w:tabs>
+          <w:tab w:val="num" w:pos="0"/>
+        </w:tabs>
+        <w:ind w:left="2160" w:hanging="480"/>
+      </w:pPr>
+      <w:rPr/>
+    </w:lvl>
+    <w:lvl w:ilvl="3">
+      <w:start w:val="1"/>
+      <w:numFmt w:val="decimal"/>
+      <w:lvlText w:val="%4."/>
+      <w:lvlJc w:val="left"/>
+      <w:pPr>
+        <w:tabs>
+          <w:tab w:val="num" w:pos="0"/>
+        </w:tabs>
+        <w:ind w:left="2880" w:hanging="480"/>
+      </w:pPr>
+      <w:rPr/>
+    </w:lvl>
+    <w:lvl w:ilvl="4">
+      <w:start w:val="1"/>
+      <w:numFmt w:val="decimal"/>
+      <w:lvlText w:val="%5."/>
+      <w:lvlJc w:val="left"/>
+      <w:pPr>
+        <w:tabs>
+          <w:tab w:val="num" w:pos="0"/>
+        </w:tabs>
+        <w:ind w:left="3600" w:hanging="480"/>
+      </w:pPr>
+      <w:rPr/>
+    </w:lvl>
+    <w:lvl w:ilvl="5">
+      <w:start w:val="1"/>
+      <w:numFmt w:val="decimal"/>
+      <w:lvlText w:val="%6."/>
+      <w:lvlJc w:val="left"/>
+      <w:pPr>
+        <w:tabs>
+          <w:tab w:val="num" w:pos="0"/>
+        </w:tabs>
+        <w:ind w:left="4320" w:hanging="480"/>
+      </w:pPr>
+      <w:rPr/>
+    </w:lvl>
+    <w:lvl w:ilvl="6">
+      <w:start w:val="1"/>
+      <w:numFmt w:val="decimal"/>
+      <w:lvlText w:val="%7."/>
+      <w:lvlJc w:val="left"/>
+      <w:pPr>
+        <w:tabs>
+          <w:tab w:val="num" w:pos="0"/>
+        </w:tabs>
+        <w:ind w:left="5040" w:hanging="480"/>
+      </w:pPr>
+      <w:rPr/>
+    </w:lvl>
+    <w:lvl w:ilvl="7">
+      <w:start w:val="1"/>
+      <w:numFmt w:val="decimal"/>
+      <w:lvlText w:val="%8."/>
+      <w:lvlJc w:val="left"/>
+      <w:pPr>
+        <w:tabs>
+          <w:tab w:val="num" w:pos="0"/>
+        </w:tabs>
+        <w:ind w:left="5760" w:hanging="480"/>
+      </w:pPr>
+      <w:rPr/>
+    </w:lvl>
+    <w:lvl w:ilvl="8">
+      <w:start w:val="1"/>
+      <w:numFmt w:val="decimal"/>
+      <w:lvlText w:val="%9."/>
+      <w:lvlJc w:val="left"/>
+      <w:pPr>
+        <w:tabs>
+          <w:tab w:val="num" w:pos="0"/>
+        </w:tabs>
+        <w:ind w:left="6480" w:hanging="480"/>
+      </w:pPr>
+      <w:rPr/>
+    </w:lvl>
+  </w:abstractNum>
+  <w:abstractNum w:abstractNumId="24">
+    <w:lvl w:ilvl="0">
+      <w:start w:val="1"/>
+      <w:numFmt w:val="decimal"/>
+      <w:lvlText w:val="%1."/>
+      <w:lvlJc w:val="left"/>
+      <w:pPr>
+        <w:tabs>
+          <w:tab w:val="num" w:pos="0"/>
+        </w:tabs>
+        <w:ind w:left="720" w:hanging="480"/>
+      </w:pPr>
+      <w:rPr/>
+    </w:lvl>
+    <w:lvl w:ilvl="1">
+      <w:start w:val="1"/>
+      <w:numFmt w:val="decimal"/>
+      <w:lvlText w:val="%2."/>
+      <w:lvlJc w:val="left"/>
+      <w:pPr>
+        <w:tabs>
+          <w:tab w:val="num" w:pos="0"/>
+        </w:tabs>
+        <w:ind w:left="1440" w:hanging="480"/>
+      </w:pPr>
+      <w:rPr/>
+    </w:lvl>
+    <w:lvl w:ilvl="2">
+      <w:start w:val="1"/>
+      <w:numFmt w:val="decimal"/>
+      <w:lvlText w:val="%3."/>
+      <w:lvlJc w:val="left"/>
+      <w:pPr>
+        <w:tabs>
+          <w:tab w:val="num" w:pos="0"/>
+        </w:tabs>
+        <w:ind w:left="2160" w:hanging="480"/>
+      </w:pPr>
+      <w:rPr/>
+    </w:lvl>
+    <w:lvl w:ilvl="3">
+      <w:start w:val="1"/>
+      <w:numFmt w:val="decimal"/>
+      <w:lvlText w:val="%4."/>
+      <w:lvlJc w:val="left"/>
+      <w:pPr>
+        <w:tabs>
+          <w:tab w:val="num" w:pos="0"/>
+        </w:tabs>
+        <w:ind w:left="2880" w:hanging="480"/>
+      </w:pPr>
+      <w:rPr/>
+    </w:lvl>
+    <w:lvl w:ilvl="4">
+      <w:start w:val="1"/>
+      <w:numFmt w:val="decimal"/>
+      <w:lvlText w:val="%5."/>
+      <w:lvlJc w:val="left"/>
+      <w:pPr>
+        <w:tabs>
+          <w:tab w:val="num" w:pos="0"/>
+        </w:tabs>
+        <w:ind w:left="3600" w:hanging="480"/>
+      </w:pPr>
+      <w:rPr/>
+    </w:lvl>
+    <w:lvl w:ilvl="5">
+      <w:start w:val="1"/>
+      <w:numFmt w:val="decimal"/>
+      <w:lvlText w:val="%6."/>
+      <w:lvlJc w:val="left"/>
+      <w:pPr>
+        <w:tabs>
+          <w:tab w:val="num" w:pos="0"/>
+        </w:tabs>
+        <w:ind w:left="4320" w:hanging="480"/>
+      </w:pPr>
+      <w:rPr/>
+    </w:lvl>
+    <w:lvl w:ilvl="6">
+      <w:start w:val="1"/>
+      <w:numFmt w:val="decimal"/>
+      <w:lvlText w:val="%7."/>
+      <w:lvlJc w:val="left"/>
+      <w:pPr>
+        <w:tabs>
+          <w:tab w:val="num" w:pos="0"/>
+        </w:tabs>
+        <w:ind w:left="5040" w:hanging="480"/>
+      </w:pPr>
+      <w:rPr/>
+    </w:lvl>
+    <w:lvl w:ilvl="7">
+      <w:start w:val="1"/>
+      <w:numFmt w:val="decimal"/>
+      <w:lvlText w:val="%8."/>
+      <w:lvlJc w:val="left"/>
+      <w:pPr>
+        <w:tabs>
+          <w:tab w:val="num" w:pos="0"/>
+        </w:tabs>
+        <w:ind w:left="5760" w:hanging="480"/>
+      </w:pPr>
+      <w:rPr/>
+    </w:lvl>
+    <w:lvl w:ilvl="8">
+      <w:start w:val="1"/>
+      <w:numFmt w:val="decimal"/>
+      <w:lvlText w:val="%9."/>
+      <w:lvlJc w:val="left"/>
+      <w:pPr>
+        <w:tabs>
+          <w:tab w:val="num" w:pos="0"/>
+        </w:tabs>
+        <w:ind w:left="6480" w:hanging="480"/>
+      </w:pPr>
+      <w:rPr/>
+    </w:lvl>
+  </w:abstractNum>
+  <w:abstractNum w:abstractNumId="25">
+    <w:lvl w:ilvl="0">
+      <w:start w:val="1"/>
+      <w:numFmt w:val="decimal"/>
+      <w:lvlText w:val="%1."/>
+      <w:lvlJc w:val="left"/>
+      <w:pPr>
+        <w:tabs>
+          <w:tab w:val="num" w:pos="0"/>
+        </w:tabs>
+        <w:ind w:left="720" w:hanging="480"/>
+      </w:pPr>
+      <w:rPr/>
+    </w:lvl>
+    <w:lvl w:ilvl="1">
+      <w:start w:val="1"/>
+      <w:numFmt w:val="decimal"/>
+      <w:lvlText w:val="%2."/>
+      <w:lvlJc w:val="left"/>
+      <w:pPr>
+        <w:tabs>
+          <w:tab w:val="num" w:pos="0"/>
+        </w:tabs>
+        <w:ind w:left="1440" w:hanging="480"/>
+      </w:pPr>
+      <w:rPr/>
+    </w:lvl>
+    <w:lvl w:ilvl="2">
+      <w:start w:val="1"/>
+      <w:numFmt w:val="decimal"/>
+      <w:lvlText w:val="%3."/>
+      <w:lvlJc w:val="left"/>
+      <w:pPr>
+        <w:tabs>
+          <w:tab w:val="num" w:pos="0"/>
+        </w:tabs>
+        <w:ind w:left="2160" w:hanging="480"/>
+      </w:pPr>
+      <w:rPr/>
+    </w:lvl>
+    <w:lvl w:ilvl="3">
+      <w:start w:val="1"/>
+      <w:numFmt w:val="decimal"/>
+      <w:lvlText w:val="%4."/>
+      <w:lvlJc w:val="left"/>
+      <w:pPr>
+        <w:tabs>
+          <w:tab w:val="num" w:pos="0"/>
+        </w:tabs>
+        <w:ind w:left="2880" w:hanging="480"/>
+      </w:pPr>
+      <w:rPr/>
+    </w:lvl>
+    <w:lvl w:ilvl="4">
+      <w:start w:val="1"/>
+      <w:numFmt w:val="decimal"/>
+      <w:lvlText w:val="%5."/>
+      <w:lvlJc w:val="left"/>
+      <w:pPr>
+        <w:tabs>
+          <w:tab w:val="num" w:pos="0"/>
+        </w:tabs>
+        <w:ind w:left="3600" w:hanging="480"/>
+      </w:pPr>
+      <w:rPr/>
+    </w:lvl>
+    <w:lvl w:ilvl="5">
+      <w:start w:val="1"/>
+      <w:numFmt w:val="decimal"/>
+      <w:lvlText w:val="%6."/>
+      <w:lvlJc w:val="left"/>
+      <w:pPr>
+        <w:tabs>
+          <w:tab w:val="num" w:pos="0"/>
+        </w:tabs>
+        <w:ind w:left="4320" w:hanging="480"/>
+      </w:pPr>
+      <w:rPr/>
+    </w:lvl>
+    <w:lvl w:ilvl="6">
+      <w:start w:val="1"/>
+      <w:numFmt w:val="decimal"/>
+      <w:lvlText w:val="%7."/>
+      <w:lvlJc w:val="left"/>
+      <w:pPr>
+        <w:tabs>
+          <w:tab w:val="num" w:pos="0"/>
+        </w:tabs>
+        <w:ind w:left="5040" w:hanging="480"/>
+      </w:pPr>
+      <w:rPr/>
+    </w:lvl>
+    <w:lvl w:ilvl="7">
+      <w:start w:val="1"/>
+      <w:numFmt w:val="decimal"/>
+      <w:lvlText w:val="%8."/>
+      <w:lvlJc w:val="left"/>
+      <w:pPr>
+        <w:tabs>
+          <w:tab w:val="num" w:pos="0"/>
+        </w:tabs>
+        <w:ind w:left="5760" w:hanging="480"/>
+      </w:pPr>
+      <w:rPr/>
+    </w:lvl>
+    <w:lvl w:ilvl="8">
+      <w:start w:val="1"/>
+      <w:numFmt w:val="decimal"/>
+      <w:lvlText w:val="%9."/>
+      <w:lvlJc w:val="left"/>
+      <w:pPr>
+        <w:tabs>
+          <w:tab w:val="num" w:pos="0"/>
+        </w:tabs>
+        <w:ind w:left="6480" w:hanging="480"/>
+      </w:pPr>
+      <w:rPr/>
+    </w:lvl>
+  </w:abstractNum>
+  <w:abstractNum w:abstractNumId="26">
     <w:lvl w:ilvl="0">
       <w:start w:val="1"/>
       <w:numFmt w:val="none"/>
@@ -17079,16 +18576,16 @@
     <w:abstractNumId w:val="22"/>
   </w:num>
   <w:num w:numId="23">
-    <w:abstractNumId w:val="1"/>
+    <w:abstractNumId w:val="23"/>
   </w:num>
   <w:num w:numId="24">
-    <w:abstractNumId w:val="1"/>
+    <w:abstractNumId w:val="24"/>
   </w:num>
   <w:num w:numId="25">
-    <w:abstractNumId w:val="1"/>
+    <w:abstractNumId w:val="25"/>
   </w:num>
   <w:num w:numId="26">
-    <w:abstractNumId w:val="1"/>
+    <w:abstractNumId w:val="26"/>
   </w:num>
   <w:num w:numId="27">
     <w:abstractNumId w:val="1"/>
@@ -17121,10 +18618,7 @@
     <w:abstractNumId w:val="1"/>
   </w:num>
   <w:num w:numId="37">
-    <w:abstractNumId w:val="5"/>
-    <w:lvlOverride w:ilvl="0">
-      <w:startOverride w:val="1"/>
-    </w:lvlOverride>
+    <w:abstractNumId w:val="1"/>
   </w:num>
   <w:num w:numId="38">
     <w:abstractNumId w:val="1"/>
@@ -17136,7 +18630,10 @@
     <w:abstractNumId w:val="1"/>
   </w:num>
   <w:num w:numId="41">
-    <w:abstractNumId w:val="1"/>
+    <w:abstractNumId w:val="5"/>
+    <w:lvlOverride w:ilvl="0">
+      <w:startOverride w:val="1"/>
+    </w:lvlOverride>
   </w:num>
   <w:num w:numId="42">
     <w:abstractNumId w:val="1"/>
@@ -17232,85 +18729,76 @@
     <w:abstractNumId w:val="1"/>
   </w:num>
   <w:num w:numId="73">
-    <w:abstractNumId w:val="1"/>
-  </w:num>
-  <w:num w:numId="74">
-    <w:abstractNumId w:val="1"/>
-  </w:num>
-  <w:num w:numId="75">
-    <w:abstractNumId w:val="1"/>
-  </w:num>
-  <w:num w:numId="76">
     <w:abstractNumId w:val="5"/>
     <w:lvlOverride w:ilvl="0">
       <w:startOverride w:val="1"/>
     </w:lvlOverride>
   </w:num>
-  <w:num w:numId="77">
+  <w:num w:numId="74">
     <w:abstractNumId w:val="5"/>
   </w:num>
-  <w:num w:numId="78">
+  <w:num w:numId="75">
     <w:abstractNumId w:val="5"/>
   </w:num>
+  <w:num w:numId="76">
+    <w:abstractNumId w:val="1"/>
+  </w:num>
+  <w:num w:numId="77">
+    <w:abstractNumId w:val="1"/>
+  </w:num>
+  <w:num w:numId="78">
+    <w:abstractNumId w:val="1"/>
+  </w:num>
   <w:num w:numId="79">
-    <w:abstractNumId w:val="5"/>
+    <w:abstractNumId w:val="1"/>
   </w:num>
   <w:num w:numId="80">
-    <w:abstractNumId w:val="5"/>
+    <w:abstractNumId w:val="1"/>
   </w:num>
   <w:num w:numId="81">
-    <w:abstractNumId w:val="5"/>
+    <w:abstractNumId w:val="1"/>
   </w:num>
   <w:num w:numId="82">
-    <w:abstractNumId w:val="5"/>
+    <w:abstractNumId w:val="1"/>
   </w:num>
   <w:num w:numId="83">
+    <w:abstractNumId w:val="1"/>
+  </w:num>
+  <w:num w:numId="84">
+    <w:abstractNumId w:val="1"/>
+  </w:num>
+  <w:num w:numId="85">
+    <w:abstractNumId w:val="1"/>
+  </w:num>
+  <w:num w:numId="86">
+    <w:abstractNumId w:val="1"/>
+  </w:num>
+  <w:num w:numId="87">
+    <w:abstractNumId w:val="1"/>
+  </w:num>
+  <w:num w:numId="88">
+    <w:abstractNumId w:val="1"/>
+  </w:num>
+  <w:num w:numId="89">
+    <w:abstractNumId w:val="1"/>
+  </w:num>
+  <w:num w:numId="90">
+    <w:abstractNumId w:val="1"/>
+  </w:num>
+  <w:num w:numId="91">
+    <w:abstractNumId w:val="1"/>
+  </w:num>
+  <w:num w:numId="92">
+    <w:abstractNumId w:val="1"/>
+  </w:num>
+  <w:num w:numId="93">
     <w:abstractNumId w:val="5"/>
     <w:lvlOverride w:ilvl="0">
       <w:startOverride w:val="1"/>
     </w:lvlOverride>
   </w:num>
-  <w:num w:numId="84">
-    <w:abstractNumId w:val="5"/>
-  </w:num>
-  <w:num w:numId="85">
-    <w:abstractNumId w:val="5"/>
-  </w:num>
-  <w:num w:numId="86">
-    <w:abstractNumId w:val="5"/>
-  </w:num>
-  <w:num w:numId="87">
-    <w:abstractNumId w:val="5"/>
-  </w:num>
-  <w:num w:numId="88">
-    <w:abstractNumId w:val="5"/>
-    <w:lvlOverride w:ilvl="0">
-      <w:startOverride w:val="1"/>
-    </w:lvlOverride>
-  </w:num>
-  <w:num w:numId="89">
-    <w:abstractNumId w:val="5"/>
-  </w:num>
-  <w:num w:numId="90">
-    <w:abstractNumId w:val="5"/>
-  </w:num>
-  <w:num w:numId="91">
-    <w:abstractNumId w:val="5"/>
-    <w:lvlOverride w:ilvl="0">
-      <w:startOverride w:val="1"/>
-    </w:lvlOverride>
-  </w:num>
-  <w:num w:numId="92">
-    <w:abstractNumId w:val="5"/>
-  </w:num>
-  <w:num w:numId="93">
-    <w:abstractNumId w:val="5"/>
-  </w:num>
   <w:num w:numId="94">
     <w:abstractNumId w:val="5"/>
-    <w:lvlOverride w:ilvl="0">
-      <w:startOverride w:val="1"/>
-    </w:lvlOverride>
   </w:num>
   <w:num w:numId="95">
     <w:abstractNumId w:val="5"/>
@@ -17320,9 +18808,6 @@
   </w:num>
   <w:num w:numId="97">
     <w:abstractNumId w:val="5"/>
-    <w:lvlOverride w:ilvl="0">
-      <w:startOverride w:val="1"/>
-    </w:lvlOverride>
   </w:num>
   <w:num w:numId="98">
     <w:abstractNumId w:val="5"/>
@@ -17331,6 +18816,72 @@
     <w:abstractNumId w:val="5"/>
   </w:num>
   <w:num w:numId="100">
+    <w:abstractNumId w:val="5"/>
+    <w:lvlOverride w:ilvl="0">
+      <w:startOverride w:val="1"/>
+    </w:lvlOverride>
+  </w:num>
+  <w:num w:numId="101">
+    <w:abstractNumId w:val="5"/>
+  </w:num>
+  <w:num w:numId="102">
+    <w:abstractNumId w:val="5"/>
+  </w:num>
+  <w:num w:numId="103">
+    <w:abstractNumId w:val="5"/>
+  </w:num>
+  <w:num w:numId="104">
+    <w:abstractNumId w:val="5"/>
+  </w:num>
+  <w:num w:numId="105">
+    <w:abstractNumId w:val="5"/>
+    <w:lvlOverride w:ilvl="0">
+      <w:startOverride w:val="1"/>
+    </w:lvlOverride>
+  </w:num>
+  <w:num w:numId="106">
+    <w:abstractNumId w:val="5"/>
+  </w:num>
+  <w:num w:numId="107">
+    <w:abstractNumId w:val="5"/>
+  </w:num>
+  <w:num w:numId="108">
+    <w:abstractNumId w:val="5"/>
+    <w:lvlOverride w:ilvl="0">
+      <w:startOverride w:val="1"/>
+    </w:lvlOverride>
+  </w:num>
+  <w:num w:numId="109">
+    <w:abstractNumId w:val="5"/>
+  </w:num>
+  <w:num w:numId="110">
+    <w:abstractNumId w:val="5"/>
+  </w:num>
+  <w:num w:numId="111">
+    <w:abstractNumId w:val="5"/>
+    <w:lvlOverride w:ilvl="0">
+      <w:startOverride w:val="1"/>
+    </w:lvlOverride>
+  </w:num>
+  <w:num w:numId="112">
+    <w:abstractNumId w:val="5"/>
+  </w:num>
+  <w:num w:numId="113">
+    <w:abstractNumId w:val="5"/>
+  </w:num>
+  <w:num w:numId="114">
+    <w:abstractNumId w:val="5"/>
+    <w:lvlOverride w:ilvl="0">
+      <w:startOverride w:val="1"/>
+    </w:lvlOverride>
+  </w:num>
+  <w:num w:numId="115">
+    <w:abstractNumId w:val="5"/>
+  </w:num>
+  <w:num w:numId="116">
+    <w:abstractNumId w:val="5"/>
+  </w:num>
+  <w:num w:numId="117">
     <w:abstractNumId w:val="5"/>
   </w:num>
 </w:numbering>
